--- a/docs/diseno/INVENTRA_Analisis_Diseno_UML.docx
+++ b/docs/diseno/INVENTRA_Analisis_Diseno_UML.docx
@@ -1296,6 +1296,41 @@
       <w:r>
         <w:fldChar w:fldCharType="begin" w:dirty="true"/>
         <w:instrText xml:space="preserve">PAGEREF bm43</w:instrText>
+        <w:fldChar w:fldCharType="end"/>
+      </w:r>
+    </w:p>
+    <w:p>
+      <w:pPr>
+        <w:tabs>
+          <w:tab w:val="right" w:pos="9200" w:leader="dot"/>
+        </w:tabs>
+        <w:spacing w:after="40" w:line="252"/>
+        <w:ind w:left="360"/>
+      </w:pPr>
+      <w:hyperlink w:history="1" w:anchor="bm44">
+        <w:r>
+          <w:rPr>
+            <w:rFonts w:ascii="Arial" w:cs="Arial" w:eastAsia="Arial" w:hAnsi="Arial"/>
+            <w:b w:val="false"/>
+            <w:bCs w:val="false"/>
+            <w:color w:val="1F3864"/>
+            <w:sz w:val="20"/>
+            <w:szCs w:val="20"/>
+          </w:rPr>
+          <w:t xml:space="preserve">9.3 Módulo INV — Inventario</w:t>
+        </w:r>
+      </w:hyperlink>
+      <w:r>
+        <w:rPr>
+          <w:rFonts w:ascii="Arial" w:cs="Arial" w:eastAsia="Arial" w:hAnsi="Arial"/>
+          <w:sz w:val="20"/>
+          <w:szCs w:val="20"/>
+        </w:rPr>
+        <w:t xml:space="preserve">	</w:t>
+      </w:r>
+      <w:r>
+        <w:fldChar w:fldCharType="begin" w:dirty="true"/>
+        <w:instrText xml:space="preserve">PAGEREF bm44</w:instrText>
         <w:fldChar w:fldCharType="end"/>
       </w:r>
     </w:p>
@@ -16037,6 +16072,6826 @@
         <w:spacing w:after="140"/>
       </w:pPr>
     </w:p>
+    <w:p>
+      <w:pPr>
+        <w:pStyle w:val="Heading2"/>
+        <w:spacing w:after="80" w:before="150"/>
+      </w:pPr>
+      <w:bookmarkStart w:name="bm44" w:id="44"/>
+      <w:r>
+        <w:rPr>
+          <w:rFonts w:ascii="Arial" w:cs="Arial" w:eastAsia="Arial" w:hAnsi="Arial"/>
+          <w:b/>
+          <w:bCs/>
+          <w:color w:val="2E5496"/>
+          <w:sz w:val="23"/>
+          <w:szCs w:val="23"/>
+        </w:rPr>
+        <w:t xml:space="preserve">9.3 Módulo INV — Inventario</w:t>
+      </w:r>
+      <w:bookmarkEnd w:id="44"/>
+    </w:p>
+    <w:tbl>
+      <w:tblPr>
+        <w:tblW w:type="dxa" w:w="9360"/>
+        <w:tblBorders>
+          <w:top w:val="single" w:color="9CA3AF" w:sz="6"/>
+          <w:left w:val="single" w:color="9CA3AF" w:sz="6"/>
+          <w:bottom w:val="single" w:color="9CA3AF" w:sz="6"/>
+          <w:right w:val="single" w:color="9CA3AF" w:sz="6"/>
+          <w:insideH w:val="single" w:color="9CA3AF" w:sz="6"/>
+          <w:insideV w:val="single" w:color="9CA3AF" w:sz="6"/>
+        </w:tblBorders>
+        <w:tblLayout w:type="fixed"/>
+      </w:tblPr>
+      <w:tblGrid>
+        <w:gridCol w:w="2300"/>
+        <w:gridCol w:w="7060"/>
+      </w:tblGrid>
+      <w:tr>
+        <w:tc>
+          <w:tcPr>
+            <w:tcW w:type="dxa" w:w="9360"/>
+            <w:gridSpan w:val="2"/>
+            <w:shd w:fill="1F3864" w:val="clear"/>
+            <w:tcMar>
+              <w:top w:type="dxa" w:w="40"/>
+              <w:left w:type="dxa" w:w="70"/>
+              <w:bottom w:type="dxa" w:w="40"/>
+              <w:right w:type="dxa" w:w="70"/>
+            </w:tcMar>
+          </w:tcPr>
+          <w:p>
+            <w:pPr>
+              <w:spacing w:after="18" w:line="236"/>
+            </w:pPr>
+            <w:r>
+              <w:rPr>
+                <w:rFonts w:ascii="Arial" w:cs="Arial" w:eastAsia="Arial" w:hAnsi="Arial"/>
+                <w:b/>
+                <w:bCs/>
+                <w:color w:val="FFFFFF"/>
+                <w:sz w:val="19"/>
+                <w:szCs w:val="19"/>
+              </w:rPr>
+              <w:t xml:space="preserve">CU-INV-01 — Registrar producto</w:t>
+            </w:r>
+          </w:p>
+        </w:tc>
+      </w:tr>
+      <w:tr>
+        <w:tc>
+          <w:tcPr>
+            <w:tcW w:type="dxa" w:w="2300"/>
+            <w:shd w:fill="EAF0F8" w:val="clear"/>
+            <w:tcMar>
+              <w:top w:type="dxa" w:w="40"/>
+              <w:left w:type="dxa" w:w="70"/>
+              <w:bottom w:type="dxa" w:w="40"/>
+              <w:right w:type="dxa" w:w="70"/>
+            </w:tcMar>
+          </w:tcPr>
+          <w:p>
+            <w:pPr>
+              <w:spacing w:after="18" w:line="236"/>
+            </w:pPr>
+            <w:r>
+              <w:rPr>
+                <w:rFonts w:ascii="Arial" w:cs="Arial" w:eastAsia="Arial" w:hAnsi="Arial"/>
+                <w:b/>
+                <w:bCs/>
+                <w:sz w:val="19"/>
+                <w:szCs w:val="19"/>
+              </w:rPr>
+              <w:t xml:space="preserve">Actor(es)</w:t>
+            </w:r>
+          </w:p>
+        </w:tc>
+        <w:tc>
+          <w:tcPr>
+            <w:tcW w:type="dxa" w:w="7060"/>
+            <w:tcMar>
+              <w:top w:type="dxa" w:w="40"/>
+              <w:left w:type="dxa" w:w="70"/>
+              <w:bottom w:type="dxa" w:w="40"/>
+              <w:right w:type="dxa" w:w="70"/>
+            </w:tcMar>
+          </w:tcPr>
+          <w:p>
+            <w:pPr>
+              <w:spacing w:after="18" w:line="236"/>
+            </w:pPr>
+            <w:r>
+              <w:rPr>
+                <w:rFonts w:ascii="Arial" w:cs="Arial" w:eastAsia="Arial" w:hAnsi="Arial"/>
+                <w:sz w:val="19"/>
+                <w:szCs w:val="19"/>
+              </w:rPr>
+              <w:t xml:space="preserve">Administrador</w:t>
+            </w:r>
+          </w:p>
+        </w:tc>
+      </w:tr>
+      <w:tr>
+        <w:tc>
+          <w:tcPr>
+            <w:tcW w:type="dxa" w:w="2300"/>
+            <w:shd w:fill="EAF0F8" w:val="clear"/>
+            <w:tcMar>
+              <w:top w:type="dxa" w:w="40"/>
+              <w:left w:type="dxa" w:w="70"/>
+              <w:bottom w:type="dxa" w:w="40"/>
+              <w:right w:type="dxa" w:w="70"/>
+            </w:tcMar>
+          </w:tcPr>
+          <w:p>
+            <w:pPr>
+              <w:spacing w:after="18" w:line="236"/>
+            </w:pPr>
+            <w:r>
+              <w:rPr>
+                <w:rFonts w:ascii="Arial" w:cs="Arial" w:eastAsia="Arial" w:hAnsi="Arial"/>
+                <w:b/>
+                <w:bCs/>
+                <w:sz w:val="19"/>
+                <w:szCs w:val="19"/>
+              </w:rPr>
+              <w:t xml:space="preserve">Requisito</w:t>
+            </w:r>
+          </w:p>
+        </w:tc>
+        <w:tc>
+          <w:tcPr>
+            <w:tcW w:type="dxa" w:w="7060"/>
+            <w:tcMar>
+              <w:top w:type="dxa" w:w="40"/>
+              <w:left w:type="dxa" w:w="70"/>
+              <w:bottom w:type="dxa" w:w="40"/>
+              <w:right w:type="dxa" w:w="70"/>
+            </w:tcMar>
+          </w:tcPr>
+          <w:p>
+            <w:pPr>
+              <w:spacing w:after="18" w:line="236"/>
+            </w:pPr>
+            <w:r>
+              <w:rPr>
+                <w:rFonts w:ascii="Arial" w:cs="Arial" w:eastAsia="Arial" w:hAnsi="Arial"/>
+                <w:sz w:val="19"/>
+                <w:szCs w:val="19"/>
+              </w:rPr>
+              <w:t xml:space="preserve">RF-INV-01</w:t>
+            </w:r>
+          </w:p>
+        </w:tc>
+      </w:tr>
+      <w:tr>
+        <w:tc>
+          <w:tcPr>
+            <w:tcW w:type="dxa" w:w="2300"/>
+            <w:shd w:fill="EAF0F8" w:val="clear"/>
+            <w:tcMar>
+              <w:top w:type="dxa" w:w="40"/>
+              <w:left w:type="dxa" w:w="70"/>
+              <w:bottom w:type="dxa" w:w="40"/>
+              <w:right w:type="dxa" w:w="70"/>
+            </w:tcMar>
+          </w:tcPr>
+          <w:p>
+            <w:pPr>
+              <w:spacing w:after="18" w:line="236"/>
+            </w:pPr>
+            <w:r>
+              <w:rPr>
+                <w:rFonts w:ascii="Arial" w:cs="Arial" w:eastAsia="Arial" w:hAnsi="Arial"/>
+                <w:b/>
+                <w:bCs/>
+                <w:sz w:val="19"/>
+                <w:szCs w:val="19"/>
+              </w:rPr>
+              <w:t xml:space="preserve">Descripción</w:t>
+            </w:r>
+          </w:p>
+        </w:tc>
+        <w:tc>
+          <w:tcPr>
+            <w:tcW w:type="dxa" w:w="7060"/>
+            <w:tcMar>
+              <w:top w:type="dxa" w:w="40"/>
+              <w:left w:type="dxa" w:w="70"/>
+              <w:bottom w:type="dxa" w:w="40"/>
+              <w:right w:type="dxa" w:w="70"/>
+            </w:tcMar>
+          </w:tcPr>
+          <w:p>
+            <w:pPr>
+              <w:spacing w:after="18" w:line="236"/>
+            </w:pPr>
+            <w:r>
+              <w:rPr>
+                <w:rFonts w:ascii="Arial" w:cs="Arial" w:eastAsia="Arial" w:hAnsi="Arial"/>
+                <w:sz w:val="19"/>
+                <w:szCs w:val="19"/>
+              </w:rPr>
+              <w:t xml:space="preserve">El administrador crea un producto en el catálogo de la licorera.</w:t>
+            </w:r>
+          </w:p>
+        </w:tc>
+      </w:tr>
+      <w:tr>
+        <w:tc>
+          <w:tcPr>
+            <w:tcW w:type="dxa" w:w="2300"/>
+            <w:shd w:fill="EAF0F8" w:val="clear"/>
+            <w:tcMar>
+              <w:top w:type="dxa" w:w="40"/>
+              <w:left w:type="dxa" w:w="70"/>
+              <w:bottom w:type="dxa" w:w="40"/>
+              <w:right w:type="dxa" w:w="70"/>
+            </w:tcMar>
+          </w:tcPr>
+          <w:p>
+            <w:pPr>
+              <w:spacing w:after="18" w:line="236"/>
+            </w:pPr>
+            <w:r>
+              <w:rPr>
+                <w:rFonts w:ascii="Arial" w:cs="Arial" w:eastAsia="Arial" w:hAnsi="Arial"/>
+                <w:b/>
+                <w:bCs/>
+                <w:sz w:val="19"/>
+                <w:szCs w:val="19"/>
+              </w:rPr>
+              <w:t xml:space="preserve">Precondiciones</w:t>
+            </w:r>
+          </w:p>
+        </w:tc>
+        <w:tc>
+          <w:tcPr>
+            <w:tcW w:type="dxa" w:w="7060"/>
+            <w:tcMar>
+              <w:top w:type="dxa" w:w="40"/>
+              <w:left w:type="dxa" w:w="70"/>
+              <w:bottom w:type="dxa" w:w="40"/>
+              <w:right w:type="dxa" w:w="70"/>
+            </w:tcMar>
+          </w:tcPr>
+          <w:p>
+            <w:pPr>
+              <w:spacing w:after="18" w:line="236"/>
+            </w:pPr>
+            <w:r>
+              <w:rPr>
+                <w:rFonts w:ascii="Arial" w:cs="Arial" w:eastAsia="Arial" w:hAnsi="Arial"/>
+                <w:sz w:val="19"/>
+                <w:szCs w:val="19"/>
+              </w:rPr>
+              <w:t xml:space="preserve">El administrador está autenticado con permiso de inventario y existe al menos una categoría.</w:t>
+            </w:r>
+          </w:p>
+        </w:tc>
+      </w:tr>
+      <w:tr>
+        <w:tc>
+          <w:tcPr>
+            <w:tcW w:type="dxa" w:w="2300"/>
+            <w:shd w:fill="EAF0F8" w:val="clear"/>
+            <w:tcMar>
+              <w:top w:type="dxa" w:w="40"/>
+              <w:left w:type="dxa" w:w="70"/>
+              <w:bottom w:type="dxa" w:w="40"/>
+              <w:right w:type="dxa" w:w="70"/>
+            </w:tcMar>
+          </w:tcPr>
+          <w:p>
+            <w:pPr>
+              <w:spacing w:after="18" w:line="236"/>
+            </w:pPr>
+            <w:r>
+              <w:rPr>
+                <w:rFonts w:ascii="Arial" w:cs="Arial" w:eastAsia="Arial" w:hAnsi="Arial"/>
+                <w:b/>
+                <w:bCs/>
+                <w:sz w:val="19"/>
+                <w:szCs w:val="19"/>
+              </w:rPr>
+              <w:t xml:space="preserve">Flujo principal</w:t>
+            </w:r>
+          </w:p>
+        </w:tc>
+        <w:tc>
+          <w:tcPr>
+            <w:tcW w:type="dxa" w:w="7060"/>
+            <w:tcMar>
+              <w:top w:type="dxa" w:w="40"/>
+              <w:left w:type="dxa" w:w="70"/>
+              <w:bottom w:type="dxa" w:w="40"/>
+              <w:right w:type="dxa" w:w="70"/>
+            </w:tcMar>
+          </w:tcPr>
+          <w:p>
+            <w:pPr>
+              <w:spacing w:after="18" w:line="236"/>
+            </w:pPr>
+            <w:r>
+              <w:rPr>
+                <w:rFonts w:ascii="Arial" w:cs="Arial" w:eastAsia="Arial" w:hAnsi="Arial"/>
+                <w:sz w:val="19"/>
+                <w:szCs w:val="19"/>
+              </w:rPr>
+              <w:t xml:space="preserve">1. Abre el catálogo y elige «Registrar producto».</w:t>
+            </w:r>
+          </w:p>
+          <w:p>
+            <w:pPr>
+              <w:spacing w:after="18" w:line="236"/>
+            </w:pPr>
+            <w:r>
+              <w:rPr>
+                <w:rFonts w:ascii="Arial" w:cs="Arial" w:eastAsia="Arial" w:hAnsi="Arial"/>
+                <w:sz w:val="19"/>
+                <w:szCs w:val="19"/>
+              </w:rPr>
+              <w:t xml:space="preserve">2. Ingresa nombre, categoría, precio de venta y stock mínimo.</w:t>
+            </w:r>
+          </w:p>
+          <w:p>
+            <w:pPr>
+              <w:spacing w:after="18" w:line="236"/>
+            </w:pPr>
+            <w:r>
+              <w:rPr>
+                <w:rFonts w:ascii="Arial" w:cs="Arial" w:eastAsia="Arial" w:hAnsi="Arial"/>
+                <w:sz w:val="19"/>
+                <w:szCs w:val="19"/>
+              </w:rPr>
+              <w:t xml:space="preserve">3. El sistema valida los datos (nombre único, precio válido, categoría existente).</w:t>
+            </w:r>
+          </w:p>
+          <w:p>
+            <w:pPr>
+              <w:spacing w:after="18" w:line="236"/>
+            </w:pPr>
+            <w:r>
+              <w:rPr>
+                <w:rFonts w:ascii="Arial" w:cs="Arial" w:eastAsia="Arial" w:hAnsi="Arial"/>
+                <w:sz w:val="19"/>
+                <w:szCs w:val="19"/>
+              </w:rPr>
+              <w:t xml:space="preserve">4. El sistema crea el producto en estado activo.</w:t>
+            </w:r>
+          </w:p>
+          <w:p>
+            <w:pPr>
+              <w:spacing w:after="18" w:line="236"/>
+            </w:pPr>
+            <w:r>
+              <w:rPr>
+                <w:rFonts w:ascii="Arial" w:cs="Arial" w:eastAsia="Arial" w:hAnsi="Arial"/>
+                <w:sz w:val="19"/>
+                <w:szCs w:val="19"/>
+              </w:rPr>
+              <w:t xml:space="preserve">5. El sistema confirma y lo muestra en el listado.</w:t>
+            </w:r>
+          </w:p>
+        </w:tc>
+      </w:tr>
+      <w:tr>
+        <w:tc>
+          <w:tcPr>
+            <w:tcW w:type="dxa" w:w="2300"/>
+            <w:shd w:fill="EAF0F8" w:val="clear"/>
+            <w:tcMar>
+              <w:top w:type="dxa" w:w="40"/>
+              <w:left w:type="dxa" w:w="70"/>
+              <w:bottom w:type="dxa" w:w="40"/>
+              <w:right w:type="dxa" w:w="70"/>
+            </w:tcMar>
+          </w:tcPr>
+          <w:p>
+            <w:pPr>
+              <w:spacing w:after="18" w:line="236"/>
+            </w:pPr>
+            <w:r>
+              <w:rPr>
+                <w:rFonts w:ascii="Arial" w:cs="Arial" w:eastAsia="Arial" w:hAnsi="Arial"/>
+                <w:b/>
+                <w:bCs/>
+                <w:sz w:val="19"/>
+                <w:szCs w:val="19"/>
+              </w:rPr>
+              <w:t xml:space="preserve">Flujos alternativos</w:t>
+            </w:r>
+          </w:p>
+        </w:tc>
+        <w:tc>
+          <w:tcPr>
+            <w:tcW w:type="dxa" w:w="7060"/>
+            <w:tcMar>
+              <w:top w:type="dxa" w:w="40"/>
+              <w:left w:type="dxa" w:w="70"/>
+              <w:bottom w:type="dxa" w:w="40"/>
+              <w:right w:type="dxa" w:w="70"/>
+            </w:tcMar>
+          </w:tcPr>
+          <w:p>
+            <w:pPr>
+              <w:spacing w:after="18" w:line="236"/>
+            </w:pPr>
+            <w:r>
+              <w:rPr>
+                <w:rFonts w:ascii="Arial" w:cs="Arial" w:eastAsia="Arial" w:hAnsi="Arial"/>
+                <w:sz w:val="19"/>
+                <w:szCs w:val="19"/>
+              </w:rPr>
+              <w:t xml:space="preserve">2a. El usuario apoya la fijación del precio con la sugerencia por margen (CU-INV-11).</w:t>
+            </w:r>
+          </w:p>
+        </w:tc>
+      </w:tr>
+      <w:tr>
+        <w:tc>
+          <w:tcPr>
+            <w:tcW w:type="dxa" w:w="2300"/>
+            <w:shd w:fill="EAF0F8" w:val="clear"/>
+            <w:tcMar>
+              <w:top w:type="dxa" w:w="40"/>
+              <w:left w:type="dxa" w:w="70"/>
+              <w:bottom w:type="dxa" w:w="40"/>
+              <w:right w:type="dxa" w:w="70"/>
+            </w:tcMar>
+          </w:tcPr>
+          <w:p>
+            <w:pPr>
+              <w:spacing w:after="18" w:line="236"/>
+            </w:pPr>
+            <w:r>
+              <w:rPr>
+                <w:rFonts w:ascii="Arial" w:cs="Arial" w:eastAsia="Arial" w:hAnsi="Arial"/>
+                <w:b/>
+                <w:bCs/>
+                <w:sz w:val="19"/>
+                <w:szCs w:val="19"/>
+              </w:rPr>
+              <w:t xml:space="preserve">Excepciones</w:t>
+            </w:r>
+          </w:p>
+        </w:tc>
+        <w:tc>
+          <w:tcPr>
+            <w:tcW w:type="dxa" w:w="7060"/>
+            <w:tcMar>
+              <w:top w:type="dxa" w:w="40"/>
+              <w:left w:type="dxa" w:w="70"/>
+              <w:bottom w:type="dxa" w:w="40"/>
+              <w:right w:type="dxa" w:w="70"/>
+            </w:tcMar>
+          </w:tcPr>
+          <w:p>
+            <w:pPr>
+              <w:spacing w:after="18" w:line="236"/>
+            </w:pPr>
+            <w:r>
+              <w:rPr>
+                <w:rFonts w:ascii="Arial" w:cs="Arial" w:eastAsia="Arial" w:hAnsi="Arial"/>
+                <w:sz w:val="19"/>
+                <w:szCs w:val="19"/>
+              </w:rPr>
+              <w:t xml:space="preserve">3a. Datos inválidos o nombre duplicado: el sistema informa y no crea el producto.</w:t>
+            </w:r>
+          </w:p>
+        </w:tc>
+      </w:tr>
+      <w:tr>
+        <w:tc>
+          <w:tcPr>
+            <w:tcW w:type="dxa" w:w="2300"/>
+            <w:shd w:fill="EAF0F8" w:val="clear"/>
+            <w:tcMar>
+              <w:top w:type="dxa" w:w="40"/>
+              <w:left w:type="dxa" w:w="70"/>
+              <w:bottom w:type="dxa" w:w="40"/>
+              <w:right w:type="dxa" w:w="70"/>
+            </w:tcMar>
+          </w:tcPr>
+          <w:p>
+            <w:pPr>
+              <w:spacing w:after="18" w:line="236"/>
+            </w:pPr>
+            <w:r>
+              <w:rPr>
+                <w:rFonts w:ascii="Arial" w:cs="Arial" w:eastAsia="Arial" w:hAnsi="Arial"/>
+                <w:b/>
+                <w:bCs/>
+                <w:sz w:val="19"/>
+                <w:szCs w:val="19"/>
+              </w:rPr>
+              <w:t xml:space="preserve">Reglas y validaciones</w:t>
+            </w:r>
+          </w:p>
+        </w:tc>
+        <w:tc>
+          <w:tcPr>
+            <w:tcW w:type="dxa" w:w="7060"/>
+            <w:tcMar>
+              <w:top w:type="dxa" w:w="40"/>
+              <w:left w:type="dxa" w:w="70"/>
+              <w:bottom w:type="dxa" w:w="40"/>
+              <w:right w:type="dxa" w:w="70"/>
+            </w:tcMar>
+          </w:tcPr>
+          <w:p>
+            <w:pPr>
+              <w:spacing w:after="18" w:line="236"/>
+            </w:pPr>
+            <w:r>
+              <w:rPr>
+                <w:rFonts w:ascii="Arial" w:cs="Arial" w:eastAsia="Arial" w:hAnsi="Arial"/>
+                <w:sz w:val="19"/>
+                <w:szCs w:val="19"/>
+              </w:rPr>
+              <w:t xml:space="preserve">El nombre es único por licorera; el precio de venta es independiente del costo; el producto nace sin existencias, que ingresan por lote.</w:t>
+            </w:r>
+          </w:p>
+        </w:tc>
+      </w:tr>
+      <w:tr>
+        <w:tc>
+          <w:tcPr>
+            <w:tcW w:type="dxa" w:w="2300"/>
+            <w:shd w:fill="EAF0F8" w:val="clear"/>
+            <w:tcMar>
+              <w:top w:type="dxa" w:w="40"/>
+              <w:left w:type="dxa" w:w="70"/>
+              <w:bottom w:type="dxa" w:w="40"/>
+              <w:right w:type="dxa" w:w="70"/>
+            </w:tcMar>
+          </w:tcPr>
+          <w:p>
+            <w:pPr>
+              <w:spacing w:after="18" w:line="236"/>
+            </w:pPr>
+            <w:r>
+              <w:rPr>
+                <w:rFonts w:ascii="Arial" w:cs="Arial" w:eastAsia="Arial" w:hAnsi="Arial"/>
+                <w:b/>
+                <w:bCs/>
+                <w:sz w:val="19"/>
+                <w:szCs w:val="19"/>
+              </w:rPr>
+              <w:t xml:space="preserve">Postcondiciones</w:t>
+            </w:r>
+          </w:p>
+        </w:tc>
+        <w:tc>
+          <w:tcPr>
+            <w:tcW w:type="dxa" w:w="7060"/>
+            <w:tcMar>
+              <w:top w:type="dxa" w:w="40"/>
+              <w:left w:type="dxa" w:w="70"/>
+              <w:bottom w:type="dxa" w:w="40"/>
+              <w:right w:type="dxa" w:w="70"/>
+            </w:tcMar>
+          </w:tcPr>
+          <w:p>
+            <w:pPr>
+              <w:spacing w:after="18" w:line="236"/>
+            </w:pPr>
+            <w:r>
+              <w:rPr>
+                <w:rFonts w:ascii="Arial" w:cs="Arial" w:eastAsia="Arial" w:hAnsi="Arial"/>
+                <w:sz w:val="19"/>
+                <w:szCs w:val="19"/>
+              </w:rPr>
+              <w:t xml:space="preserve">El producto queda creado y disponible para recibir lotes y venderse.</w:t>
+            </w:r>
+          </w:p>
+        </w:tc>
+      </w:tr>
+      <w:tr>
+        <w:tc>
+          <w:tcPr>
+            <w:tcW w:type="dxa" w:w="2300"/>
+            <w:shd w:fill="EAF0F8" w:val="clear"/>
+            <w:tcMar>
+              <w:top w:type="dxa" w:w="40"/>
+              <w:left w:type="dxa" w:w="70"/>
+              <w:bottom w:type="dxa" w:w="40"/>
+              <w:right w:type="dxa" w:w="70"/>
+            </w:tcMar>
+          </w:tcPr>
+          <w:p>
+            <w:pPr>
+              <w:spacing w:after="18" w:line="236"/>
+            </w:pPr>
+            <w:r>
+              <w:rPr>
+                <w:rFonts w:ascii="Arial" w:cs="Arial" w:eastAsia="Arial" w:hAnsi="Arial"/>
+                <w:b/>
+                <w:bCs/>
+                <w:sz w:val="19"/>
+                <w:szCs w:val="19"/>
+              </w:rPr>
+              <w:t xml:space="preserve">Prioridad</w:t>
+            </w:r>
+          </w:p>
+        </w:tc>
+        <w:tc>
+          <w:tcPr>
+            <w:tcW w:type="dxa" w:w="7060"/>
+            <w:tcMar>
+              <w:top w:type="dxa" w:w="40"/>
+              <w:left w:type="dxa" w:w="70"/>
+              <w:bottom w:type="dxa" w:w="40"/>
+              <w:right w:type="dxa" w:w="70"/>
+            </w:tcMar>
+          </w:tcPr>
+          <w:p>
+            <w:pPr>
+              <w:spacing w:after="18" w:line="236"/>
+            </w:pPr>
+            <w:r>
+              <w:rPr>
+                <w:rFonts w:ascii="Arial" w:cs="Arial" w:eastAsia="Arial" w:hAnsi="Arial"/>
+                <w:sz w:val="19"/>
+                <w:szCs w:val="19"/>
+              </w:rPr>
+              <w:t xml:space="preserve">Alta</w:t>
+            </w:r>
+          </w:p>
+        </w:tc>
+      </w:tr>
+    </w:tbl>
+    <w:p>
+      <w:pPr>
+        <w:spacing w:after="140"/>
+      </w:pPr>
+    </w:p>
+    <w:tbl>
+      <w:tblPr>
+        <w:tblW w:type="dxa" w:w="9360"/>
+        <w:tblBorders>
+          <w:top w:val="single" w:color="9CA3AF" w:sz="6"/>
+          <w:left w:val="single" w:color="9CA3AF" w:sz="6"/>
+          <w:bottom w:val="single" w:color="9CA3AF" w:sz="6"/>
+          <w:right w:val="single" w:color="9CA3AF" w:sz="6"/>
+          <w:insideH w:val="single" w:color="9CA3AF" w:sz="6"/>
+          <w:insideV w:val="single" w:color="9CA3AF" w:sz="6"/>
+        </w:tblBorders>
+        <w:tblLayout w:type="fixed"/>
+      </w:tblPr>
+      <w:tblGrid>
+        <w:gridCol w:w="2300"/>
+        <w:gridCol w:w="7060"/>
+      </w:tblGrid>
+      <w:tr>
+        <w:tc>
+          <w:tcPr>
+            <w:tcW w:type="dxa" w:w="9360"/>
+            <w:gridSpan w:val="2"/>
+            <w:shd w:fill="1F3864" w:val="clear"/>
+            <w:tcMar>
+              <w:top w:type="dxa" w:w="40"/>
+              <w:left w:type="dxa" w:w="70"/>
+              <w:bottom w:type="dxa" w:w="40"/>
+              <w:right w:type="dxa" w:w="70"/>
+            </w:tcMar>
+          </w:tcPr>
+          <w:p>
+            <w:pPr>
+              <w:spacing w:after="18" w:line="236"/>
+            </w:pPr>
+            <w:r>
+              <w:rPr>
+                <w:rFonts w:ascii="Arial" w:cs="Arial" w:eastAsia="Arial" w:hAnsi="Arial"/>
+                <w:b/>
+                <w:bCs/>
+                <w:color w:val="FFFFFF"/>
+                <w:sz w:val="19"/>
+                <w:szCs w:val="19"/>
+              </w:rPr>
+              <w:t xml:space="preserve">CU-INV-02 — Consultar productos</w:t>
+            </w:r>
+          </w:p>
+        </w:tc>
+      </w:tr>
+      <w:tr>
+        <w:tc>
+          <w:tcPr>
+            <w:tcW w:type="dxa" w:w="2300"/>
+            <w:shd w:fill="EAF0F8" w:val="clear"/>
+            <w:tcMar>
+              <w:top w:type="dxa" w:w="40"/>
+              <w:left w:type="dxa" w:w="70"/>
+              <w:bottom w:type="dxa" w:w="40"/>
+              <w:right w:type="dxa" w:w="70"/>
+            </w:tcMar>
+          </w:tcPr>
+          <w:p>
+            <w:pPr>
+              <w:spacing w:after="18" w:line="236"/>
+            </w:pPr>
+            <w:r>
+              <w:rPr>
+                <w:rFonts w:ascii="Arial" w:cs="Arial" w:eastAsia="Arial" w:hAnsi="Arial"/>
+                <w:b/>
+                <w:bCs/>
+                <w:sz w:val="19"/>
+                <w:szCs w:val="19"/>
+              </w:rPr>
+              <w:t xml:space="preserve">Actor(es)</w:t>
+            </w:r>
+          </w:p>
+        </w:tc>
+        <w:tc>
+          <w:tcPr>
+            <w:tcW w:type="dxa" w:w="7060"/>
+            <w:tcMar>
+              <w:top w:type="dxa" w:w="40"/>
+              <w:left w:type="dxa" w:w="70"/>
+              <w:bottom w:type="dxa" w:w="40"/>
+              <w:right w:type="dxa" w:w="70"/>
+            </w:tcMar>
+          </w:tcPr>
+          <w:p>
+            <w:pPr>
+              <w:spacing w:after="18" w:line="236"/>
+            </w:pPr>
+            <w:r>
+              <w:rPr>
+                <w:rFonts w:ascii="Arial" w:cs="Arial" w:eastAsia="Arial" w:hAnsi="Arial"/>
+                <w:sz w:val="19"/>
+                <w:szCs w:val="19"/>
+              </w:rPr>
+              <w:t xml:space="preserve">Administrador, Vendedor</w:t>
+            </w:r>
+          </w:p>
+        </w:tc>
+      </w:tr>
+      <w:tr>
+        <w:tc>
+          <w:tcPr>
+            <w:tcW w:type="dxa" w:w="2300"/>
+            <w:shd w:fill="EAF0F8" w:val="clear"/>
+            <w:tcMar>
+              <w:top w:type="dxa" w:w="40"/>
+              <w:left w:type="dxa" w:w="70"/>
+              <w:bottom w:type="dxa" w:w="40"/>
+              <w:right w:type="dxa" w:w="70"/>
+            </w:tcMar>
+          </w:tcPr>
+          <w:p>
+            <w:pPr>
+              <w:spacing w:after="18" w:line="236"/>
+            </w:pPr>
+            <w:r>
+              <w:rPr>
+                <w:rFonts w:ascii="Arial" w:cs="Arial" w:eastAsia="Arial" w:hAnsi="Arial"/>
+                <w:b/>
+                <w:bCs/>
+                <w:sz w:val="19"/>
+                <w:szCs w:val="19"/>
+              </w:rPr>
+              <w:t xml:space="preserve">Requisito</w:t>
+            </w:r>
+          </w:p>
+        </w:tc>
+        <w:tc>
+          <w:tcPr>
+            <w:tcW w:type="dxa" w:w="7060"/>
+            <w:tcMar>
+              <w:top w:type="dxa" w:w="40"/>
+              <w:left w:type="dxa" w:w="70"/>
+              <w:bottom w:type="dxa" w:w="40"/>
+              <w:right w:type="dxa" w:w="70"/>
+            </w:tcMar>
+          </w:tcPr>
+          <w:p>
+            <w:pPr>
+              <w:spacing w:after="18" w:line="236"/>
+            </w:pPr>
+            <w:r>
+              <w:rPr>
+                <w:rFonts w:ascii="Arial" w:cs="Arial" w:eastAsia="Arial" w:hAnsi="Arial"/>
+                <w:sz w:val="19"/>
+                <w:szCs w:val="19"/>
+              </w:rPr>
+              <w:t xml:space="preserve">RF-INV-02</w:t>
+            </w:r>
+          </w:p>
+        </w:tc>
+      </w:tr>
+      <w:tr>
+        <w:tc>
+          <w:tcPr>
+            <w:tcW w:type="dxa" w:w="2300"/>
+            <w:shd w:fill="EAF0F8" w:val="clear"/>
+            <w:tcMar>
+              <w:top w:type="dxa" w:w="40"/>
+              <w:left w:type="dxa" w:w="70"/>
+              <w:bottom w:type="dxa" w:w="40"/>
+              <w:right w:type="dxa" w:w="70"/>
+            </w:tcMar>
+          </w:tcPr>
+          <w:p>
+            <w:pPr>
+              <w:spacing w:after="18" w:line="236"/>
+            </w:pPr>
+            <w:r>
+              <w:rPr>
+                <w:rFonts w:ascii="Arial" w:cs="Arial" w:eastAsia="Arial" w:hAnsi="Arial"/>
+                <w:b/>
+                <w:bCs/>
+                <w:sz w:val="19"/>
+                <w:szCs w:val="19"/>
+              </w:rPr>
+              <w:t xml:space="preserve">Descripción</w:t>
+            </w:r>
+          </w:p>
+        </w:tc>
+        <w:tc>
+          <w:tcPr>
+            <w:tcW w:type="dxa" w:w="7060"/>
+            <w:tcMar>
+              <w:top w:type="dxa" w:w="40"/>
+              <w:left w:type="dxa" w:w="70"/>
+              <w:bottom w:type="dxa" w:w="40"/>
+              <w:right w:type="dxa" w:w="70"/>
+            </w:tcMar>
+          </w:tcPr>
+          <w:p>
+            <w:pPr>
+              <w:spacing w:after="18" w:line="236"/>
+            </w:pPr>
+            <w:r>
+              <w:rPr>
+                <w:rFonts w:ascii="Arial" w:cs="Arial" w:eastAsia="Arial" w:hAnsi="Arial"/>
+                <w:sz w:val="19"/>
+                <w:szCs w:val="19"/>
+              </w:rPr>
+              <w:t xml:space="preserve">El usuario lista y busca los productos del catálogo con sus existencias.</w:t>
+            </w:r>
+          </w:p>
+        </w:tc>
+      </w:tr>
+      <w:tr>
+        <w:tc>
+          <w:tcPr>
+            <w:tcW w:type="dxa" w:w="2300"/>
+            <w:shd w:fill="EAF0F8" w:val="clear"/>
+            <w:tcMar>
+              <w:top w:type="dxa" w:w="40"/>
+              <w:left w:type="dxa" w:w="70"/>
+              <w:bottom w:type="dxa" w:w="40"/>
+              <w:right w:type="dxa" w:w="70"/>
+            </w:tcMar>
+          </w:tcPr>
+          <w:p>
+            <w:pPr>
+              <w:spacing w:after="18" w:line="236"/>
+            </w:pPr>
+            <w:r>
+              <w:rPr>
+                <w:rFonts w:ascii="Arial" w:cs="Arial" w:eastAsia="Arial" w:hAnsi="Arial"/>
+                <w:b/>
+                <w:bCs/>
+                <w:sz w:val="19"/>
+                <w:szCs w:val="19"/>
+              </w:rPr>
+              <w:t xml:space="preserve">Precondiciones</w:t>
+            </w:r>
+          </w:p>
+        </w:tc>
+        <w:tc>
+          <w:tcPr>
+            <w:tcW w:type="dxa" w:w="7060"/>
+            <w:tcMar>
+              <w:top w:type="dxa" w:w="40"/>
+              <w:left w:type="dxa" w:w="70"/>
+              <w:bottom w:type="dxa" w:w="40"/>
+              <w:right w:type="dxa" w:w="70"/>
+            </w:tcMar>
+          </w:tcPr>
+          <w:p>
+            <w:pPr>
+              <w:spacing w:after="18" w:line="236"/>
+            </w:pPr>
+            <w:r>
+              <w:rPr>
+                <w:rFonts w:ascii="Arial" w:cs="Arial" w:eastAsia="Arial" w:hAnsi="Arial"/>
+                <w:sz w:val="19"/>
+                <w:szCs w:val="19"/>
+              </w:rPr>
+              <w:t xml:space="preserve">El usuario está autenticado.</w:t>
+            </w:r>
+          </w:p>
+        </w:tc>
+      </w:tr>
+      <w:tr>
+        <w:tc>
+          <w:tcPr>
+            <w:tcW w:type="dxa" w:w="2300"/>
+            <w:shd w:fill="EAF0F8" w:val="clear"/>
+            <w:tcMar>
+              <w:top w:type="dxa" w:w="40"/>
+              <w:left w:type="dxa" w:w="70"/>
+              <w:bottom w:type="dxa" w:w="40"/>
+              <w:right w:type="dxa" w:w="70"/>
+            </w:tcMar>
+          </w:tcPr>
+          <w:p>
+            <w:pPr>
+              <w:spacing w:after="18" w:line="236"/>
+            </w:pPr>
+            <w:r>
+              <w:rPr>
+                <w:rFonts w:ascii="Arial" w:cs="Arial" w:eastAsia="Arial" w:hAnsi="Arial"/>
+                <w:b/>
+                <w:bCs/>
+                <w:sz w:val="19"/>
+                <w:szCs w:val="19"/>
+              </w:rPr>
+              <w:t xml:space="preserve">Flujo principal</w:t>
+            </w:r>
+          </w:p>
+        </w:tc>
+        <w:tc>
+          <w:tcPr>
+            <w:tcW w:type="dxa" w:w="7060"/>
+            <w:tcMar>
+              <w:top w:type="dxa" w:w="40"/>
+              <w:left w:type="dxa" w:w="70"/>
+              <w:bottom w:type="dxa" w:w="40"/>
+              <w:right w:type="dxa" w:w="70"/>
+            </w:tcMar>
+          </w:tcPr>
+          <w:p>
+            <w:pPr>
+              <w:spacing w:after="18" w:line="236"/>
+            </w:pPr>
+            <w:r>
+              <w:rPr>
+                <w:rFonts w:ascii="Arial" w:cs="Arial" w:eastAsia="Arial" w:hAnsi="Arial"/>
+                <w:sz w:val="19"/>
+                <w:szCs w:val="19"/>
+              </w:rPr>
+              <w:t xml:space="preserve">1. Abre el catálogo.</w:t>
+            </w:r>
+          </w:p>
+          <w:p>
+            <w:pPr>
+              <w:spacing w:after="18" w:line="236"/>
+            </w:pPr>
+            <w:r>
+              <w:rPr>
+                <w:rFonts w:ascii="Arial" w:cs="Arial" w:eastAsia="Arial" w:hAnsi="Arial"/>
+                <w:sz w:val="19"/>
+                <w:szCs w:val="19"/>
+              </w:rPr>
+              <w:t xml:space="preserve">2. El sistema muestra los productos con su existencia total y su estado.</w:t>
+            </w:r>
+          </w:p>
+          <w:p>
+            <w:pPr>
+              <w:spacing w:after="18" w:line="236"/>
+            </w:pPr>
+            <w:r>
+              <w:rPr>
+                <w:rFonts w:ascii="Arial" w:cs="Arial" w:eastAsia="Arial" w:hAnsi="Arial"/>
+                <w:sz w:val="19"/>
+                <w:szCs w:val="19"/>
+              </w:rPr>
+              <w:t xml:space="preserve">3. El usuario filtra o busca por nombre, categoría o estado.</w:t>
+            </w:r>
+          </w:p>
+        </w:tc>
+      </w:tr>
+      <w:tr>
+        <w:tc>
+          <w:tcPr>
+            <w:tcW w:type="dxa" w:w="2300"/>
+            <w:shd w:fill="EAF0F8" w:val="clear"/>
+            <w:tcMar>
+              <w:top w:type="dxa" w:w="40"/>
+              <w:left w:type="dxa" w:w="70"/>
+              <w:bottom w:type="dxa" w:w="40"/>
+              <w:right w:type="dxa" w:w="70"/>
+            </w:tcMar>
+          </w:tcPr>
+          <w:p>
+            <w:pPr>
+              <w:spacing w:after="18" w:line="236"/>
+            </w:pPr>
+            <w:r>
+              <w:rPr>
+                <w:rFonts w:ascii="Arial" w:cs="Arial" w:eastAsia="Arial" w:hAnsi="Arial"/>
+                <w:b/>
+                <w:bCs/>
+                <w:sz w:val="19"/>
+                <w:szCs w:val="19"/>
+              </w:rPr>
+              <w:t xml:space="preserve">Flujos alternativos</w:t>
+            </w:r>
+          </w:p>
+        </w:tc>
+        <w:tc>
+          <w:tcPr>
+            <w:tcW w:type="dxa" w:w="7060"/>
+            <w:tcMar>
+              <w:top w:type="dxa" w:w="40"/>
+              <w:left w:type="dxa" w:w="70"/>
+              <w:bottom w:type="dxa" w:w="40"/>
+              <w:right w:type="dxa" w:w="70"/>
+            </w:tcMar>
+          </w:tcPr>
+          <w:p>
+            <w:pPr>
+              <w:spacing w:after="18" w:line="236"/>
+            </w:pPr>
+            <w:r>
+              <w:rPr>
+                <w:rFonts w:ascii="Arial" w:cs="Arial" w:eastAsia="Arial" w:hAnsi="Arial"/>
+                <w:sz w:val="19"/>
+                <w:szCs w:val="19"/>
+              </w:rPr>
+              <w:t xml:space="preserve">2a. Ver el detalle de un producto (lotes, kardex y precio).</w:t>
+            </w:r>
+          </w:p>
+        </w:tc>
+      </w:tr>
+      <w:tr>
+        <w:tc>
+          <w:tcPr>
+            <w:tcW w:type="dxa" w:w="2300"/>
+            <w:shd w:fill="EAF0F8" w:val="clear"/>
+            <w:tcMar>
+              <w:top w:type="dxa" w:w="40"/>
+              <w:left w:type="dxa" w:w="70"/>
+              <w:bottom w:type="dxa" w:w="40"/>
+              <w:right w:type="dxa" w:w="70"/>
+            </w:tcMar>
+          </w:tcPr>
+          <w:p>
+            <w:pPr>
+              <w:spacing w:after="18" w:line="236"/>
+            </w:pPr>
+            <w:r>
+              <w:rPr>
+                <w:rFonts w:ascii="Arial" w:cs="Arial" w:eastAsia="Arial" w:hAnsi="Arial"/>
+                <w:b/>
+                <w:bCs/>
+                <w:sz w:val="19"/>
+                <w:szCs w:val="19"/>
+              </w:rPr>
+              <w:t xml:space="preserve">Excepciones</w:t>
+            </w:r>
+          </w:p>
+        </w:tc>
+        <w:tc>
+          <w:tcPr>
+            <w:tcW w:type="dxa" w:w="7060"/>
+            <w:tcMar>
+              <w:top w:type="dxa" w:w="40"/>
+              <w:left w:type="dxa" w:w="70"/>
+              <w:bottom w:type="dxa" w:w="40"/>
+              <w:right w:type="dxa" w:w="70"/>
+            </w:tcMar>
+          </w:tcPr>
+          <w:p>
+            <w:pPr>
+              <w:spacing w:after="18" w:line="236"/>
+            </w:pPr>
+            <w:r>
+              <w:rPr>
+                <w:rFonts w:ascii="Arial" w:cs="Arial" w:eastAsia="Arial" w:hAnsi="Arial"/>
+                <w:sz w:val="19"/>
+                <w:szCs w:val="19"/>
+              </w:rPr>
+              <w:t xml:space="preserve">*. Sin coincidencias: el sistema muestra el listado vacío.</w:t>
+            </w:r>
+          </w:p>
+        </w:tc>
+      </w:tr>
+      <w:tr>
+        <w:tc>
+          <w:tcPr>
+            <w:tcW w:type="dxa" w:w="2300"/>
+            <w:shd w:fill="EAF0F8" w:val="clear"/>
+            <w:tcMar>
+              <w:top w:type="dxa" w:w="40"/>
+              <w:left w:type="dxa" w:w="70"/>
+              <w:bottom w:type="dxa" w:w="40"/>
+              <w:right w:type="dxa" w:w="70"/>
+            </w:tcMar>
+          </w:tcPr>
+          <w:p>
+            <w:pPr>
+              <w:spacing w:after="18" w:line="236"/>
+            </w:pPr>
+            <w:r>
+              <w:rPr>
+                <w:rFonts w:ascii="Arial" w:cs="Arial" w:eastAsia="Arial" w:hAnsi="Arial"/>
+                <w:b/>
+                <w:bCs/>
+                <w:sz w:val="19"/>
+                <w:szCs w:val="19"/>
+              </w:rPr>
+              <w:t xml:space="preserve">Reglas y validaciones</w:t>
+            </w:r>
+          </w:p>
+        </w:tc>
+        <w:tc>
+          <w:tcPr>
+            <w:tcW w:type="dxa" w:w="7060"/>
+            <w:tcMar>
+              <w:top w:type="dxa" w:w="40"/>
+              <w:left w:type="dxa" w:w="70"/>
+              <w:bottom w:type="dxa" w:w="40"/>
+              <w:right w:type="dxa" w:w="70"/>
+            </w:tcMar>
+          </w:tcPr>
+          <w:p>
+            <w:pPr>
+              <w:spacing w:after="18" w:line="236"/>
+            </w:pPr>
+            <w:r>
+              <w:rPr>
+                <w:rFonts w:ascii="Arial" w:cs="Arial" w:eastAsia="Arial" w:hAnsi="Arial"/>
+                <w:sz w:val="19"/>
+                <w:szCs w:val="19"/>
+              </w:rPr>
+              <w:t xml:space="preserve">La existencia mostrada es la suma de los saldos de los lotes; el vendedor solo consulta, no edita.</w:t>
+            </w:r>
+          </w:p>
+        </w:tc>
+      </w:tr>
+      <w:tr>
+        <w:tc>
+          <w:tcPr>
+            <w:tcW w:type="dxa" w:w="2300"/>
+            <w:shd w:fill="EAF0F8" w:val="clear"/>
+            <w:tcMar>
+              <w:top w:type="dxa" w:w="40"/>
+              <w:left w:type="dxa" w:w="70"/>
+              <w:bottom w:type="dxa" w:w="40"/>
+              <w:right w:type="dxa" w:w="70"/>
+            </w:tcMar>
+          </w:tcPr>
+          <w:p>
+            <w:pPr>
+              <w:spacing w:after="18" w:line="236"/>
+            </w:pPr>
+            <w:r>
+              <w:rPr>
+                <w:rFonts w:ascii="Arial" w:cs="Arial" w:eastAsia="Arial" w:hAnsi="Arial"/>
+                <w:b/>
+                <w:bCs/>
+                <w:sz w:val="19"/>
+                <w:szCs w:val="19"/>
+              </w:rPr>
+              <w:t xml:space="preserve">Postcondiciones</w:t>
+            </w:r>
+          </w:p>
+        </w:tc>
+        <w:tc>
+          <w:tcPr>
+            <w:tcW w:type="dxa" w:w="7060"/>
+            <w:tcMar>
+              <w:top w:type="dxa" w:w="40"/>
+              <w:left w:type="dxa" w:w="70"/>
+              <w:bottom w:type="dxa" w:w="40"/>
+              <w:right w:type="dxa" w:w="70"/>
+            </w:tcMar>
+          </w:tcPr>
+          <w:p>
+            <w:pPr>
+              <w:spacing w:after="18" w:line="236"/>
+            </w:pPr>
+            <w:r>
+              <w:rPr>
+                <w:rFonts w:ascii="Arial" w:cs="Arial" w:eastAsia="Arial" w:hAnsi="Arial"/>
+                <w:sz w:val="19"/>
+                <w:szCs w:val="19"/>
+              </w:rPr>
+              <w:t xml:space="preserve">El usuario visualiza la información solicitada.</w:t>
+            </w:r>
+          </w:p>
+        </w:tc>
+      </w:tr>
+      <w:tr>
+        <w:tc>
+          <w:tcPr>
+            <w:tcW w:type="dxa" w:w="2300"/>
+            <w:shd w:fill="EAF0F8" w:val="clear"/>
+            <w:tcMar>
+              <w:top w:type="dxa" w:w="40"/>
+              <w:left w:type="dxa" w:w="70"/>
+              <w:bottom w:type="dxa" w:w="40"/>
+              <w:right w:type="dxa" w:w="70"/>
+            </w:tcMar>
+          </w:tcPr>
+          <w:p>
+            <w:pPr>
+              <w:spacing w:after="18" w:line="236"/>
+            </w:pPr>
+            <w:r>
+              <w:rPr>
+                <w:rFonts w:ascii="Arial" w:cs="Arial" w:eastAsia="Arial" w:hAnsi="Arial"/>
+                <w:b/>
+                <w:bCs/>
+                <w:sz w:val="19"/>
+                <w:szCs w:val="19"/>
+              </w:rPr>
+              <w:t xml:space="preserve">Prioridad</w:t>
+            </w:r>
+          </w:p>
+        </w:tc>
+        <w:tc>
+          <w:tcPr>
+            <w:tcW w:type="dxa" w:w="7060"/>
+            <w:tcMar>
+              <w:top w:type="dxa" w:w="40"/>
+              <w:left w:type="dxa" w:w="70"/>
+              <w:bottom w:type="dxa" w:w="40"/>
+              <w:right w:type="dxa" w:w="70"/>
+            </w:tcMar>
+          </w:tcPr>
+          <w:p>
+            <w:pPr>
+              <w:spacing w:after="18" w:line="236"/>
+            </w:pPr>
+            <w:r>
+              <w:rPr>
+                <w:rFonts w:ascii="Arial" w:cs="Arial" w:eastAsia="Arial" w:hAnsi="Arial"/>
+                <w:sz w:val="19"/>
+                <w:szCs w:val="19"/>
+              </w:rPr>
+              <w:t xml:space="preserve">Media</w:t>
+            </w:r>
+          </w:p>
+        </w:tc>
+      </w:tr>
+    </w:tbl>
+    <w:p>
+      <w:pPr>
+        <w:spacing w:after="140"/>
+      </w:pPr>
+    </w:p>
+    <w:tbl>
+      <w:tblPr>
+        <w:tblW w:type="dxa" w:w="9360"/>
+        <w:tblBorders>
+          <w:top w:val="single" w:color="9CA3AF" w:sz="6"/>
+          <w:left w:val="single" w:color="9CA3AF" w:sz="6"/>
+          <w:bottom w:val="single" w:color="9CA3AF" w:sz="6"/>
+          <w:right w:val="single" w:color="9CA3AF" w:sz="6"/>
+          <w:insideH w:val="single" w:color="9CA3AF" w:sz="6"/>
+          <w:insideV w:val="single" w:color="9CA3AF" w:sz="6"/>
+        </w:tblBorders>
+        <w:tblLayout w:type="fixed"/>
+      </w:tblPr>
+      <w:tblGrid>
+        <w:gridCol w:w="2300"/>
+        <w:gridCol w:w="7060"/>
+      </w:tblGrid>
+      <w:tr>
+        <w:tc>
+          <w:tcPr>
+            <w:tcW w:type="dxa" w:w="9360"/>
+            <w:gridSpan w:val="2"/>
+            <w:shd w:fill="1F3864" w:val="clear"/>
+            <w:tcMar>
+              <w:top w:type="dxa" w:w="40"/>
+              <w:left w:type="dxa" w:w="70"/>
+              <w:bottom w:type="dxa" w:w="40"/>
+              <w:right w:type="dxa" w:w="70"/>
+            </w:tcMar>
+          </w:tcPr>
+          <w:p>
+            <w:pPr>
+              <w:spacing w:after="18" w:line="236"/>
+            </w:pPr>
+            <w:r>
+              <w:rPr>
+                <w:rFonts w:ascii="Arial" w:cs="Arial" w:eastAsia="Arial" w:hAnsi="Arial"/>
+                <w:b/>
+                <w:bCs/>
+                <w:color w:val="FFFFFF"/>
+                <w:sz w:val="19"/>
+                <w:szCs w:val="19"/>
+              </w:rPr>
+              <w:t xml:space="preserve">CU-INV-03 — Editar producto</w:t>
+            </w:r>
+          </w:p>
+        </w:tc>
+      </w:tr>
+      <w:tr>
+        <w:tc>
+          <w:tcPr>
+            <w:tcW w:type="dxa" w:w="2300"/>
+            <w:shd w:fill="EAF0F8" w:val="clear"/>
+            <w:tcMar>
+              <w:top w:type="dxa" w:w="40"/>
+              <w:left w:type="dxa" w:w="70"/>
+              <w:bottom w:type="dxa" w:w="40"/>
+              <w:right w:type="dxa" w:w="70"/>
+            </w:tcMar>
+          </w:tcPr>
+          <w:p>
+            <w:pPr>
+              <w:spacing w:after="18" w:line="236"/>
+            </w:pPr>
+            <w:r>
+              <w:rPr>
+                <w:rFonts w:ascii="Arial" w:cs="Arial" w:eastAsia="Arial" w:hAnsi="Arial"/>
+                <w:b/>
+                <w:bCs/>
+                <w:sz w:val="19"/>
+                <w:szCs w:val="19"/>
+              </w:rPr>
+              <w:t xml:space="preserve">Actor(es)</w:t>
+            </w:r>
+          </w:p>
+        </w:tc>
+        <w:tc>
+          <w:tcPr>
+            <w:tcW w:type="dxa" w:w="7060"/>
+            <w:tcMar>
+              <w:top w:type="dxa" w:w="40"/>
+              <w:left w:type="dxa" w:w="70"/>
+              <w:bottom w:type="dxa" w:w="40"/>
+              <w:right w:type="dxa" w:w="70"/>
+            </w:tcMar>
+          </w:tcPr>
+          <w:p>
+            <w:pPr>
+              <w:spacing w:after="18" w:line="236"/>
+            </w:pPr>
+            <w:r>
+              <w:rPr>
+                <w:rFonts w:ascii="Arial" w:cs="Arial" w:eastAsia="Arial" w:hAnsi="Arial"/>
+                <w:sz w:val="19"/>
+                <w:szCs w:val="19"/>
+              </w:rPr>
+              <w:t xml:space="preserve">Administrador</w:t>
+            </w:r>
+          </w:p>
+        </w:tc>
+      </w:tr>
+      <w:tr>
+        <w:tc>
+          <w:tcPr>
+            <w:tcW w:type="dxa" w:w="2300"/>
+            <w:shd w:fill="EAF0F8" w:val="clear"/>
+            <w:tcMar>
+              <w:top w:type="dxa" w:w="40"/>
+              <w:left w:type="dxa" w:w="70"/>
+              <w:bottom w:type="dxa" w:w="40"/>
+              <w:right w:type="dxa" w:w="70"/>
+            </w:tcMar>
+          </w:tcPr>
+          <w:p>
+            <w:pPr>
+              <w:spacing w:after="18" w:line="236"/>
+            </w:pPr>
+            <w:r>
+              <w:rPr>
+                <w:rFonts w:ascii="Arial" w:cs="Arial" w:eastAsia="Arial" w:hAnsi="Arial"/>
+                <w:b/>
+                <w:bCs/>
+                <w:sz w:val="19"/>
+                <w:szCs w:val="19"/>
+              </w:rPr>
+              <w:t xml:space="preserve">Requisito</w:t>
+            </w:r>
+          </w:p>
+        </w:tc>
+        <w:tc>
+          <w:tcPr>
+            <w:tcW w:type="dxa" w:w="7060"/>
+            <w:tcMar>
+              <w:top w:type="dxa" w:w="40"/>
+              <w:left w:type="dxa" w:w="70"/>
+              <w:bottom w:type="dxa" w:w="40"/>
+              <w:right w:type="dxa" w:w="70"/>
+            </w:tcMar>
+          </w:tcPr>
+          <w:p>
+            <w:pPr>
+              <w:spacing w:after="18" w:line="236"/>
+            </w:pPr>
+            <w:r>
+              <w:rPr>
+                <w:rFonts w:ascii="Arial" w:cs="Arial" w:eastAsia="Arial" w:hAnsi="Arial"/>
+                <w:sz w:val="19"/>
+                <w:szCs w:val="19"/>
+              </w:rPr>
+              <w:t xml:space="preserve">RF-INV-03</w:t>
+            </w:r>
+          </w:p>
+        </w:tc>
+      </w:tr>
+      <w:tr>
+        <w:tc>
+          <w:tcPr>
+            <w:tcW w:type="dxa" w:w="2300"/>
+            <w:shd w:fill="EAF0F8" w:val="clear"/>
+            <w:tcMar>
+              <w:top w:type="dxa" w:w="40"/>
+              <w:left w:type="dxa" w:w="70"/>
+              <w:bottom w:type="dxa" w:w="40"/>
+              <w:right w:type="dxa" w:w="70"/>
+            </w:tcMar>
+          </w:tcPr>
+          <w:p>
+            <w:pPr>
+              <w:spacing w:after="18" w:line="236"/>
+            </w:pPr>
+            <w:r>
+              <w:rPr>
+                <w:rFonts w:ascii="Arial" w:cs="Arial" w:eastAsia="Arial" w:hAnsi="Arial"/>
+                <w:b/>
+                <w:bCs/>
+                <w:sz w:val="19"/>
+                <w:szCs w:val="19"/>
+              </w:rPr>
+              <w:t xml:space="preserve">Descripción</w:t>
+            </w:r>
+          </w:p>
+        </w:tc>
+        <w:tc>
+          <w:tcPr>
+            <w:tcW w:type="dxa" w:w="7060"/>
+            <w:tcMar>
+              <w:top w:type="dxa" w:w="40"/>
+              <w:left w:type="dxa" w:w="70"/>
+              <w:bottom w:type="dxa" w:w="40"/>
+              <w:right w:type="dxa" w:w="70"/>
+            </w:tcMar>
+          </w:tcPr>
+          <w:p>
+            <w:pPr>
+              <w:spacing w:after="18" w:line="236"/>
+            </w:pPr>
+            <w:r>
+              <w:rPr>
+                <w:rFonts w:ascii="Arial" w:cs="Arial" w:eastAsia="Arial" w:hAnsi="Arial"/>
+                <w:sz w:val="19"/>
+                <w:szCs w:val="19"/>
+              </w:rPr>
+              <w:t xml:space="preserve">El administrador modifica los datos de un producto existente.</w:t>
+            </w:r>
+          </w:p>
+        </w:tc>
+      </w:tr>
+      <w:tr>
+        <w:tc>
+          <w:tcPr>
+            <w:tcW w:type="dxa" w:w="2300"/>
+            <w:shd w:fill="EAF0F8" w:val="clear"/>
+            <w:tcMar>
+              <w:top w:type="dxa" w:w="40"/>
+              <w:left w:type="dxa" w:w="70"/>
+              <w:bottom w:type="dxa" w:w="40"/>
+              <w:right w:type="dxa" w:w="70"/>
+            </w:tcMar>
+          </w:tcPr>
+          <w:p>
+            <w:pPr>
+              <w:spacing w:after="18" w:line="236"/>
+            </w:pPr>
+            <w:r>
+              <w:rPr>
+                <w:rFonts w:ascii="Arial" w:cs="Arial" w:eastAsia="Arial" w:hAnsi="Arial"/>
+                <w:b/>
+                <w:bCs/>
+                <w:sz w:val="19"/>
+                <w:szCs w:val="19"/>
+              </w:rPr>
+              <w:t xml:space="preserve">Precondiciones</w:t>
+            </w:r>
+          </w:p>
+        </w:tc>
+        <w:tc>
+          <w:tcPr>
+            <w:tcW w:type="dxa" w:w="7060"/>
+            <w:tcMar>
+              <w:top w:type="dxa" w:w="40"/>
+              <w:left w:type="dxa" w:w="70"/>
+              <w:bottom w:type="dxa" w:w="40"/>
+              <w:right w:type="dxa" w:w="70"/>
+            </w:tcMar>
+          </w:tcPr>
+          <w:p>
+            <w:pPr>
+              <w:spacing w:after="18" w:line="236"/>
+            </w:pPr>
+            <w:r>
+              <w:rPr>
+                <w:rFonts w:ascii="Arial" w:cs="Arial" w:eastAsia="Arial" w:hAnsi="Arial"/>
+                <w:sz w:val="19"/>
+                <w:szCs w:val="19"/>
+              </w:rPr>
+              <w:t xml:space="preserve">El producto existe y el administrador tiene permiso.</w:t>
+            </w:r>
+          </w:p>
+        </w:tc>
+      </w:tr>
+      <w:tr>
+        <w:tc>
+          <w:tcPr>
+            <w:tcW w:type="dxa" w:w="2300"/>
+            <w:shd w:fill="EAF0F8" w:val="clear"/>
+            <w:tcMar>
+              <w:top w:type="dxa" w:w="40"/>
+              <w:left w:type="dxa" w:w="70"/>
+              <w:bottom w:type="dxa" w:w="40"/>
+              <w:right w:type="dxa" w:w="70"/>
+            </w:tcMar>
+          </w:tcPr>
+          <w:p>
+            <w:pPr>
+              <w:spacing w:after="18" w:line="236"/>
+            </w:pPr>
+            <w:r>
+              <w:rPr>
+                <w:rFonts w:ascii="Arial" w:cs="Arial" w:eastAsia="Arial" w:hAnsi="Arial"/>
+                <w:b/>
+                <w:bCs/>
+                <w:sz w:val="19"/>
+                <w:szCs w:val="19"/>
+              </w:rPr>
+              <w:t xml:space="preserve">Flujo principal</w:t>
+            </w:r>
+          </w:p>
+        </w:tc>
+        <w:tc>
+          <w:tcPr>
+            <w:tcW w:type="dxa" w:w="7060"/>
+            <w:tcMar>
+              <w:top w:type="dxa" w:w="40"/>
+              <w:left w:type="dxa" w:w="70"/>
+              <w:bottom w:type="dxa" w:w="40"/>
+              <w:right w:type="dxa" w:w="70"/>
+            </w:tcMar>
+          </w:tcPr>
+          <w:p>
+            <w:pPr>
+              <w:spacing w:after="18" w:line="236"/>
+            </w:pPr>
+            <w:r>
+              <w:rPr>
+                <w:rFonts w:ascii="Arial" w:cs="Arial" w:eastAsia="Arial" w:hAnsi="Arial"/>
+                <w:sz w:val="19"/>
+                <w:szCs w:val="19"/>
+              </w:rPr>
+              <w:t xml:space="preserve">1. Selecciona el producto y elige «Editar».</w:t>
+            </w:r>
+          </w:p>
+          <w:p>
+            <w:pPr>
+              <w:spacing w:after="18" w:line="236"/>
+            </w:pPr>
+            <w:r>
+              <w:rPr>
+                <w:rFonts w:ascii="Arial" w:cs="Arial" w:eastAsia="Arial" w:hAnsi="Arial"/>
+                <w:sz w:val="19"/>
+                <w:szCs w:val="19"/>
+              </w:rPr>
+              <w:t xml:space="preserve">2. Modifica los datos (nombre, categoría, precio de venta, stock mínimo).</w:t>
+            </w:r>
+          </w:p>
+          <w:p>
+            <w:pPr>
+              <w:spacing w:after="18" w:line="236"/>
+            </w:pPr>
+            <w:r>
+              <w:rPr>
+                <w:rFonts w:ascii="Arial" w:cs="Arial" w:eastAsia="Arial" w:hAnsi="Arial"/>
+                <w:sz w:val="19"/>
+                <w:szCs w:val="19"/>
+              </w:rPr>
+              <w:t xml:space="preserve">3. El sistema valida y guarda los cambios.</w:t>
+            </w:r>
+          </w:p>
+        </w:tc>
+      </w:tr>
+      <w:tr>
+        <w:tc>
+          <w:tcPr>
+            <w:tcW w:type="dxa" w:w="2300"/>
+            <w:shd w:fill="EAF0F8" w:val="clear"/>
+            <w:tcMar>
+              <w:top w:type="dxa" w:w="40"/>
+              <w:left w:type="dxa" w:w="70"/>
+              <w:bottom w:type="dxa" w:w="40"/>
+              <w:right w:type="dxa" w:w="70"/>
+            </w:tcMar>
+          </w:tcPr>
+          <w:p>
+            <w:pPr>
+              <w:spacing w:after="18" w:line="236"/>
+            </w:pPr>
+            <w:r>
+              <w:rPr>
+                <w:rFonts w:ascii="Arial" w:cs="Arial" w:eastAsia="Arial" w:hAnsi="Arial"/>
+                <w:b/>
+                <w:bCs/>
+                <w:sz w:val="19"/>
+                <w:szCs w:val="19"/>
+              </w:rPr>
+              <w:t xml:space="preserve">Flujos alternativos</w:t>
+            </w:r>
+          </w:p>
+        </w:tc>
+        <w:tc>
+          <w:tcPr>
+            <w:tcW w:type="dxa" w:w="7060"/>
+            <w:tcMar>
+              <w:top w:type="dxa" w:w="40"/>
+              <w:left w:type="dxa" w:w="70"/>
+              <w:bottom w:type="dxa" w:w="40"/>
+              <w:right w:type="dxa" w:w="70"/>
+            </w:tcMar>
+          </w:tcPr>
+          <w:p>
+            <w:pPr>
+              <w:spacing w:after="18" w:line="236"/>
+            </w:pPr>
+            <w:r>
+              <w:rPr>
+                <w:rFonts w:ascii="Arial" w:cs="Arial" w:eastAsia="Arial" w:hAnsi="Arial"/>
+                <w:sz w:val="19"/>
+                <w:szCs w:val="19"/>
+              </w:rPr>
+              <w:t xml:space="preserve">2a. Cambio del precio de venta, que aplica solo a ventas futuras.</w:t>
+            </w:r>
+          </w:p>
+        </w:tc>
+      </w:tr>
+      <w:tr>
+        <w:tc>
+          <w:tcPr>
+            <w:tcW w:type="dxa" w:w="2300"/>
+            <w:shd w:fill="EAF0F8" w:val="clear"/>
+            <w:tcMar>
+              <w:top w:type="dxa" w:w="40"/>
+              <w:left w:type="dxa" w:w="70"/>
+              <w:bottom w:type="dxa" w:w="40"/>
+              <w:right w:type="dxa" w:w="70"/>
+            </w:tcMar>
+          </w:tcPr>
+          <w:p>
+            <w:pPr>
+              <w:spacing w:after="18" w:line="236"/>
+            </w:pPr>
+            <w:r>
+              <w:rPr>
+                <w:rFonts w:ascii="Arial" w:cs="Arial" w:eastAsia="Arial" w:hAnsi="Arial"/>
+                <w:b/>
+                <w:bCs/>
+                <w:sz w:val="19"/>
+                <w:szCs w:val="19"/>
+              </w:rPr>
+              <w:t xml:space="preserve">Excepciones</w:t>
+            </w:r>
+          </w:p>
+        </w:tc>
+        <w:tc>
+          <w:tcPr>
+            <w:tcW w:type="dxa" w:w="7060"/>
+            <w:tcMar>
+              <w:top w:type="dxa" w:w="40"/>
+              <w:left w:type="dxa" w:w="70"/>
+              <w:bottom w:type="dxa" w:w="40"/>
+              <w:right w:type="dxa" w:w="70"/>
+            </w:tcMar>
+          </w:tcPr>
+          <w:p>
+            <w:pPr>
+              <w:spacing w:after="18" w:line="236"/>
+            </w:pPr>
+            <w:r>
+              <w:rPr>
+                <w:rFonts w:ascii="Arial" w:cs="Arial" w:eastAsia="Arial" w:hAnsi="Arial"/>
+                <w:sz w:val="19"/>
+                <w:szCs w:val="19"/>
+              </w:rPr>
+              <w:t xml:space="preserve">3a. Datos inválidos: el sistema informa y no guarda.</w:t>
+            </w:r>
+          </w:p>
+        </w:tc>
+      </w:tr>
+      <w:tr>
+        <w:tc>
+          <w:tcPr>
+            <w:tcW w:type="dxa" w:w="2300"/>
+            <w:shd w:fill="EAF0F8" w:val="clear"/>
+            <w:tcMar>
+              <w:top w:type="dxa" w:w="40"/>
+              <w:left w:type="dxa" w:w="70"/>
+              <w:bottom w:type="dxa" w:w="40"/>
+              <w:right w:type="dxa" w:w="70"/>
+            </w:tcMar>
+          </w:tcPr>
+          <w:p>
+            <w:pPr>
+              <w:spacing w:after="18" w:line="236"/>
+            </w:pPr>
+            <w:r>
+              <w:rPr>
+                <w:rFonts w:ascii="Arial" w:cs="Arial" w:eastAsia="Arial" w:hAnsi="Arial"/>
+                <w:b/>
+                <w:bCs/>
+                <w:sz w:val="19"/>
+                <w:szCs w:val="19"/>
+              </w:rPr>
+              <w:t xml:space="preserve">Reglas y validaciones</w:t>
+            </w:r>
+          </w:p>
+        </w:tc>
+        <w:tc>
+          <w:tcPr>
+            <w:tcW w:type="dxa" w:w="7060"/>
+            <w:tcMar>
+              <w:top w:type="dxa" w:w="40"/>
+              <w:left w:type="dxa" w:w="70"/>
+              <w:bottom w:type="dxa" w:w="40"/>
+              <w:right w:type="dxa" w:w="70"/>
+            </w:tcMar>
+          </w:tcPr>
+          <w:p>
+            <w:pPr>
+              <w:spacing w:after="18" w:line="236"/>
+            </w:pPr>
+            <w:r>
+              <w:rPr>
+                <w:rFonts w:ascii="Arial" w:cs="Arial" w:eastAsia="Arial" w:hAnsi="Arial"/>
+                <w:sz w:val="19"/>
+                <w:szCs w:val="19"/>
+              </w:rPr>
+              <w:t xml:space="preserve">Editar el precio no recalcula el costo de los lotes ni de las ventas ya registradas; el cambio rige hacia adelante.</w:t>
+            </w:r>
+          </w:p>
+        </w:tc>
+      </w:tr>
+      <w:tr>
+        <w:tc>
+          <w:tcPr>
+            <w:tcW w:type="dxa" w:w="2300"/>
+            <w:shd w:fill="EAF0F8" w:val="clear"/>
+            <w:tcMar>
+              <w:top w:type="dxa" w:w="40"/>
+              <w:left w:type="dxa" w:w="70"/>
+              <w:bottom w:type="dxa" w:w="40"/>
+              <w:right w:type="dxa" w:w="70"/>
+            </w:tcMar>
+          </w:tcPr>
+          <w:p>
+            <w:pPr>
+              <w:spacing w:after="18" w:line="236"/>
+            </w:pPr>
+            <w:r>
+              <w:rPr>
+                <w:rFonts w:ascii="Arial" w:cs="Arial" w:eastAsia="Arial" w:hAnsi="Arial"/>
+                <w:b/>
+                <w:bCs/>
+                <w:sz w:val="19"/>
+                <w:szCs w:val="19"/>
+              </w:rPr>
+              <w:t xml:space="preserve">Postcondiciones</w:t>
+            </w:r>
+          </w:p>
+        </w:tc>
+        <w:tc>
+          <w:tcPr>
+            <w:tcW w:type="dxa" w:w="7060"/>
+            <w:tcMar>
+              <w:top w:type="dxa" w:w="40"/>
+              <w:left w:type="dxa" w:w="70"/>
+              <w:bottom w:type="dxa" w:w="40"/>
+              <w:right w:type="dxa" w:w="70"/>
+            </w:tcMar>
+          </w:tcPr>
+          <w:p>
+            <w:pPr>
+              <w:spacing w:after="18" w:line="236"/>
+            </w:pPr>
+            <w:r>
+              <w:rPr>
+                <w:rFonts w:ascii="Arial" w:cs="Arial" w:eastAsia="Arial" w:hAnsi="Arial"/>
+                <w:sz w:val="19"/>
+                <w:szCs w:val="19"/>
+              </w:rPr>
+              <w:t xml:space="preserve">El producto queda actualizado.</w:t>
+            </w:r>
+          </w:p>
+        </w:tc>
+      </w:tr>
+      <w:tr>
+        <w:tc>
+          <w:tcPr>
+            <w:tcW w:type="dxa" w:w="2300"/>
+            <w:shd w:fill="EAF0F8" w:val="clear"/>
+            <w:tcMar>
+              <w:top w:type="dxa" w:w="40"/>
+              <w:left w:type="dxa" w:w="70"/>
+              <w:bottom w:type="dxa" w:w="40"/>
+              <w:right w:type="dxa" w:w="70"/>
+            </w:tcMar>
+          </w:tcPr>
+          <w:p>
+            <w:pPr>
+              <w:spacing w:after="18" w:line="236"/>
+            </w:pPr>
+            <w:r>
+              <w:rPr>
+                <w:rFonts w:ascii="Arial" w:cs="Arial" w:eastAsia="Arial" w:hAnsi="Arial"/>
+                <w:b/>
+                <w:bCs/>
+                <w:sz w:val="19"/>
+                <w:szCs w:val="19"/>
+              </w:rPr>
+              <w:t xml:space="preserve">Prioridad</w:t>
+            </w:r>
+          </w:p>
+        </w:tc>
+        <w:tc>
+          <w:tcPr>
+            <w:tcW w:type="dxa" w:w="7060"/>
+            <w:tcMar>
+              <w:top w:type="dxa" w:w="40"/>
+              <w:left w:type="dxa" w:w="70"/>
+              <w:bottom w:type="dxa" w:w="40"/>
+              <w:right w:type="dxa" w:w="70"/>
+            </w:tcMar>
+          </w:tcPr>
+          <w:p>
+            <w:pPr>
+              <w:spacing w:after="18" w:line="236"/>
+            </w:pPr>
+            <w:r>
+              <w:rPr>
+                <w:rFonts w:ascii="Arial" w:cs="Arial" w:eastAsia="Arial" w:hAnsi="Arial"/>
+                <w:sz w:val="19"/>
+                <w:szCs w:val="19"/>
+              </w:rPr>
+              <w:t xml:space="preserve">Media</w:t>
+            </w:r>
+          </w:p>
+        </w:tc>
+      </w:tr>
+    </w:tbl>
+    <w:p>
+      <w:pPr>
+        <w:spacing w:after="140"/>
+      </w:pPr>
+    </w:p>
+    <w:tbl>
+      <w:tblPr>
+        <w:tblW w:type="dxa" w:w="9360"/>
+        <w:tblBorders>
+          <w:top w:val="single" w:color="9CA3AF" w:sz="6"/>
+          <w:left w:val="single" w:color="9CA3AF" w:sz="6"/>
+          <w:bottom w:val="single" w:color="9CA3AF" w:sz="6"/>
+          <w:right w:val="single" w:color="9CA3AF" w:sz="6"/>
+          <w:insideH w:val="single" w:color="9CA3AF" w:sz="6"/>
+          <w:insideV w:val="single" w:color="9CA3AF" w:sz="6"/>
+        </w:tblBorders>
+        <w:tblLayout w:type="fixed"/>
+      </w:tblPr>
+      <w:tblGrid>
+        <w:gridCol w:w="2300"/>
+        <w:gridCol w:w="7060"/>
+      </w:tblGrid>
+      <w:tr>
+        <w:tc>
+          <w:tcPr>
+            <w:tcW w:type="dxa" w:w="9360"/>
+            <w:gridSpan w:val="2"/>
+            <w:shd w:fill="1F3864" w:val="clear"/>
+            <w:tcMar>
+              <w:top w:type="dxa" w:w="40"/>
+              <w:left w:type="dxa" w:w="70"/>
+              <w:bottom w:type="dxa" w:w="40"/>
+              <w:right w:type="dxa" w:w="70"/>
+            </w:tcMar>
+          </w:tcPr>
+          <w:p>
+            <w:pPr>
+              <w:spacing w:after="18" w:line="236"/>
+            </w:pPr>
+            <w:r>
+              <w:rPr>
+                <w:rFonts w:ascii="Arial" w:cs="Arial" w:eastAsia="Arial" w:hAnsi="Arial"/>
+                <w:b/>
+                <w:bCs/>
+                <w:color w:val="FFFFFF"/>
+                <w:sz w:val="19"/>
+                <w:szCs w:val="19"/>
+              </w:rPr>
+              <w:t xml:space="preserve">CU-INV-04 — Inactivar producto</w:t>
+            </w:r>
+          </w:p>
+        </w:tc>
+      </w:tr>
+      <w:tr>
+        <w:tc>
+          <w:tcPr>
+            <w:tcW w:type="dxa" w:w="2300"/>
+            <w:shd w:fill="EAF0F8" w:val="clear"/>
+            <w:tcMar>
+              <w:top w:type="dxa" w:w="40"/>
+              <w:left w:type="dxa" w:w="70"/>
+              <w:bottom w:type="dxa" w:w="40"/>
+              <w:right w:type="dxa" w:w="70"/>
+            </w:tcMar>
+          </w:tcPr>
+          <w:p>
+            <w:pPr>
+              <w:spacing w:after="18" w:line="236"/>
+            </w:pPr>
+            <w:r>
+              <w:rPr>
+                <w:rFonts w:ascii="Arial" w:cs="Arial" w:eastAsia="Arial" w:hAnsi="Arial"/>
+                <w:b/>
+                <w:bCs/>
+                <w:sz w:val="19"/>
+                <w:szCs w:val="19"/>
+              </w:rPr>
+              <w:t xml:space="preserve">Actor(es)</w:t>
+            </w:r>
+          </w:p>
+        </w:tc>
+        <w:tc>
+          <w:tcPr>
+            <w:tcW w:type="dxa" w:w="7060"/>
+            <w:tcMar>
+              <w:top w:type="dxa" w:w="40"/>
+              <w:left w:type="dxa" w:w="70"/>
+              <w:bottom w:type="dxa" w:w="40"/>
+              <w:right w:type="dxa" w:w="70"/>
+            </w:tcMar>
+          </w:tcPr>
+          <w:p>
+            <w:pPr>
+              <w:spacing w:after="18" w:line="236"/>
+            </w:pPr>
+            <w:r>
+              <w:rPr>
+                <w:rFonts w:ascii="Arial" w:cs="Arial" w:eastAsia="Arial" w:hAnsi="Arial"/>
+                <w:sz w:val="19"/>
+                <w:szCs w:val="19"/>
+              </w:rPr>
+              <w:t xml:space="preserve">Administrador</w:t>
+            </w:r>
+          </w:p>
+        </w:tc>
+      </w:tr>
+      <w:tr>
+        <w:tc>
+          <w:tcPr>
+            <w:tcW w:type="dxa" w:w="2300"/>
+            <w:shd w:fill="EAF0F8" w:val="clear"/>
+            <w:tcMar>
+              <w:top w:type="dxa" w:w="40"/>
+              <w:left w:type="dxa" w:w="70"/>
+              <w:bottom w:type="dxa" w:w="40"/>
+              <w:right w:type="dxa" w:w="70"/>
+            </w:tcMar>
+          </w:tcPr>
+          <w:p>
+            <w:pPr>
+              <w:spacing w:after="18" w:line="236"/>
+            </w:pPr>
+            <w:r>
+              <w:rPr>
+                <w:rFonts w:ascii="Arial" w:cs="Arial" w:eastAsia="Arial" w:hAnsi="Arial"/>
+                <w:b/>
+                <w:bCs/>
+                <w:sz w:val="19"/>
+                <w:szCs w:val="19"/>
+              </w:rPr>
+              <w:t xml:space="preserve">Requisito</w:t>
+            </w:r>
+          </w:p>
+        </w:tc>
+        <w:tc>
+          <w:tcPr>
+            <w:tcW w:type="dxa" w:w="7060"/>
+            <w:tcMar>
+              <w:top w:type="dxa" w:w="40"/>
+              <w:left w:type="dxa" w:w="70"/>
+              <w:bottom w:type="dxa" w:w="40"/>
+              <w:right w:type="dxa" w:w="70"/>
+            </w:tcMar>
+          </w:tcPr>
+          <w:p>
+            <w:pPr>
+              <w:spacing w:after="18" w:line="236"/>
+            </w:pPr>
+            <w:r>
+              <w:rPr>
+                <w:rFonts w:ascii="Arial" w:cs="Arial" w:eastAsia="Arial" w:hAnsi="Arial"/>
+                <w:sz w:val="19"/>
+                <w:szCs w:val="19"/>
+              </w:rPr>
+              <w:t xml:space="preserve">RF-INV-04</w:t>
+            </w:r>
+          </w:p>
+        </w:tc>
+      </w:tr>
+      <w:tr>
+        <w:tc>
+          <w:tcPr>
+            <w:tcW w:type="dxa" w:w="2300"/>
+            <w:shd w:fill="EAF0F8" w:val="clear"/>
+            <w:tcMar>
+              <w:top w:type="dxa" w:w="40"/>
+              <w:left w:type="dxa" w:w="70"/>
+              <w:bottom w:type="dxa" w:w="40"/>
+              <w:right w:type="dxa" w:w="70"/>
+            </w:tcMar>
+          </w:tcPr>
+          <w:p>
+            <w:pPr>
+              <w:spacing w:after="18" w:line="236"/>
+            </w:pPr>
+            <w:r>
+              <w:rPr>
+                <w:rFonts w:ascii="Arial" w:cs="Arial" w:eastAsia="Arial" w:hAnsi="Arial"/>
+                <w:b/>
+                <w:bCs/>
+                <w:sz w:val="19"/>
+                <w:szCs w:val="19"/>
+              </w:rPr>
+              <w:t xml:space="preserve">Descripción</w:t>
+            </w:r>
+          </w:p>
+        </w:tc>
+        <w:tc>
+          <w:tcPr>
+            <w:tcW w:type="dxa" w:w="7060"/>
+            <w:tcMar>
+              <w:top w:type="dxa" w:w="40"/>
+              <w:left w:type="dxa" w:w="70"/>
+              <w:bottom w:type="dxa" w:w="40"/>
+              <w:right w:type="dxa" w:w="70"/>
+            </w:tcMar>
+          </w:tcPr>
+          <w:p>
+            <w:pPr>
+              <w:spacing w:after="18" w:line="236"/>
+            </w:pPr>
+            <w:r>
+              <w:rPr>
+                <w:rFonts w:ascii="Arial" w:cs="Arial" w:eastAsia="Arial" w:hAnsi="Arial"/>
+                <w:sz w:val="19"/>
+                <w:szCs w:val="19"/>
+              </w:rPr>
+              <w:t xml:space="preserve">El administrador da de baja lógica a un producto para retirarlo de la venta, conservando su historial.</w:t>
+            </w:r>
+          </w:p>
+        </w:tc>
+      </w:tr>
+      <w:tr>
+        <w:tc>
+          <w:tcPr>
+            <w:tcW w:type="dxa" w:w="2300"/>
+            <w:shd w:fill="EAF0F8" w:val="clear"/>
+            <w:tcMar>
+              <w:top w:type="dxa" w:w="40"/>
+              <w:left w:type="dxa" w:w="70"/>
+              <w:bottom w:type="dxa" w:w="40"/>
+              <w:right w:type="dxa" w:w="70"/>
+            </w:tcMar>
+          </w:tcPr>
+          <w:p>
+            <w:pPr>
+              <w:spacing w:after="18" w:line="236"/>
+            </w:pPr>
+            <w:r>
+              <w:rPr>
+                <w:rFonts w:ascii="Arial" w:cs="Arial" w:eastAsia="Arial" w:hAnsi="Arial"/>
+                <w:b/>
+                <w:bCs/>
+                <w:sz w:val="19"/>
+                <w:szCs w:val="19"/>
+              </w:rPr>
+              <w:t xml:space="preserve">Precondiciones</w:t>
+            </w:r>
+          </w:p>
+        </w:tc>
+        <w:tc>
+          <w:tcPr>
+            <w:tcW w:type="dxa" w:w="7060"/>
+            <w:tcMar>
+              <w:top w:type="dxa" w:w="40"/>
+              <w:left w:type="dxa" w:w="70"/>
+              <w:bottom w:type="dxa" w:w="40"/>
+              <w:right w:type="dxa" w:w="70"/>
+            </w:tcMar>
+          </w:tcPr>
+          <w:p>
+            <w:pPr>
+              <w:spacing w:after="18" w:line="236"/>
+            </w:pPr>
+            <w:r>
+              <w:rPr>
+                <w:rFonts w:ascii="Arial" w:cs="Arial" w:eastAsia="Arial" w:hAnsi="Arial"/>
+                <w:sz w:val="19"/>
+                <w:szCs w:val="19"/>
+              </w:rPr>
+              <w:t xml:space="preserve">El producto existe.</w:t>
+            </w:r>
+          </w:p>
+        </w:tc>
+      </w:tr>
+      <w:tr>
+        <w:tc>
+          <w:tcPr>
+            <w:tcW w:type="dxa" w:w="2300"/>
+            <w:shd w:fill="EAF0F8" w:val="clear"/>
+            <w:tcMar>
+              <w:top w:type="dxa" w:w="40"/>
+              <w:left w:type="dxa" w:w="70"/>
+              <w:bottom w:type="dxa" w:w="40"/>
+              <w:right w:type="dxa" w:w="70"/>
+            </w:tcMar>
+          </w:tcPr>
+          <w:p>
+            <w:pPr>
+              <w:spacing w:after="18" w:line="236"/>
+            </w:pPr>
+            <w:r>
+              <w:rPr>
+                <w:rFonts w:ascii="Arial" w:cs="Arial" w:eastAsia="Arial" w:hAnsi="Arial"/>
+                <w:b/>
+                <w:bCs/>
+                <w:sz w:val="19"/>
+                <w:szCs w:val="19"/>
+              </w:rPr>
+              <w:t xml:space="preserve">Flujo principal</w:t>
+            </w:r>
+          </w:p>
+        </w:tc>
+        <w:tc>
+          <w:tcPr>
+            <w:tcW w:type="dxa" w:w="7060"/>
+            <w:tcMar>
+              <w:top w:type="dxa" w:w="40"/>
+              <w:left w:type="dxa" w:w="70"/>
+              <w:bottom w:type="dxa" w:w="40"/>
+              <w:right w:type="dxa" w:w="70"/>
+            </w:tcMar>
+          </w:tcPr>
+          <w:p>
+            <w:pPr>
+              <w:spacing w:after="18" w:line="236"/>
+            </w:pPr>
+            <w:r>
+              <w:rPr>
+                <w:rFonts w:ascii="Arial" w:cs="Arial" w:eastAsia="Arial" w:hAnsi="Arial"/>
+                <w:sz w:val="19"/>
+                <w:szCs w:val="19"/>
+              </w:rPr>
+              <w:t xml:space="preserve">1. Selecciona el producto y elige «Inactivar».</w:t>
+            </w:r>
+          </w:p>
+          <w:p>
+            <w:pPr>
+              <w:spacing w:after="18" w:line="236"/>
+            </w:pPr>
+            <w:r>
+              <w:rPr>
+                <w:rFonts w:ascii="Arial" w:cs="Arial" w:eastAsia="Arial" w:hAnsi="Arial"/>
+                <w:sz w:val="19"/>
+                <w:szCs w:val="19"/>
+              </w:rPr>
+              <w:t xml:space="preserve">2. El sistema solicita confirmación.</w:t>
+            </w:r>
+          </w:p>
+          <w:p>
+            <w:pPr>
+              <w:spacing w:after="18" w:line="236"/>
+            </w:pPr>
+            <w:r>
+              <w:rPr>
+                <w:rFonts w:ascii="Arial" w:cs="Arial" w:eastAsia="Arial" w:hAnsi="Arial"/>
+                <w:sz w:val="19"/>
+                <w:szCs w:val="19"/>
+              </w:rPr>
+              <w:t xml:space="preserve">3. El sistema marca el producto como inactivo.</w:t>
+            </w:r>
+          </w:p>
+        </w:tc>
+      </w:tr>
+      <w:tr>
+        <w:tc>
+          <w:tcPr>
+            <w:tcW w:type="dxa" w:w="2300"/>
+            <w:shd w:fill="EAF0F8" w:val="clear"/>
+            <w:tcMar>
+              <w:top w:type="dxa" w:w="40"/>
+              <w:left w:type="dxa" w:w="70"/>
+              <w:bottom w:type="dxa" w:w="40"/>
+              <w:right w:type="dxa" w:w="70"/>
+            </w:tcMar>
+          </w:tcPr>
+          <w:p>
+            <w:pPr>
+              <w:spacing w:after="18" w:line="236"/>
+            </w:pPr>
+            <w:r>
+              <w:rPr>
+                <w:rFonts w:ascii="Arial" w:cs="Arial" w:eastAsia="Arial" w:hAnsi="Arial"/>
+                <w:b/>
+                <w:bCs/>
+                <w:sz w:val="19"/>
+                <w:szCs w:val="19"/>
+              </w:rPr>
+              <w:t xml:space="preserve">Flujos alternativos</w:t>
+            </w:r>
+          </w:p>
+        </w:tc>
+        <w:tc>
+          <w:tcPr>
+            <w:tcW w:type="dxa" w:w="7060"/>
+            <w:tcMar>
+              <w:top w:type="dxa" w:w="40"/>
+              <w:left w:type="dxa" w:w="70"/>
+              <w:bottom w:type="dxa" w:w="40"/>
+              <w:right w:type="dxa" w:w="70"/>
+            </w:tcMar>
+          </w:tcPr>
+          <w:p>
+            <w:pPr>
+              <w:spacing w:after="18" w:line="236"/>
+            </w:pPr>
+            <w:r>
+              <w:rPr>
+                <w:rFonts w:ascii="Arial" w:cs="Arial" w:eastAsia="Arial" w:hAnsi="Arial"/>
+                <w:sz w:val="19"/>
+                <w:szCs w:val="19"/>
+              </w:rPr>
+              <w:t xml:space="preserve">2a. Reactivar: sobre un producto inactivo, el administrador puede volver a activarlo.</w:t>
+            </w:r>
+          </w:p>
+        </w:tc>
+      </w:tr>
+      <w:tr>
+        <w:tc>
+          <w:tcPr>
+            <w:tcW w:type="dxa" w:w="2300"/>
+            <w:shd w:fill="EAF0F8" w:val="clear"/>
+            <w:tcMar>
+              <w:top w:type="dxa" w:w="40"/>
+              <w:left w:type="dxa" w:w="70"/>
+              <w:bottom w:type="dxa" w:w="40"/>
+              <w:right w:type="dxa" w:w="70"/>
+            </w:tcMar>
+          </w:tcPr>
+          <w:p>
+            <w:pPr>
+              <w:spacing w:after="18" w:line="236"/>
+            </w:pPr>
+            <w:r>
+              <w:rPr>
+                <w:rFonts w:ascii="Arial" w:cs="Arial" w:eastAsia="Arial" w:hAnsi="Arial"/>
+                <w:b/>
+                <w:bCs/>
+                <w:sz w:val="19"/>
+                <w:szCs w:val="19"/>
+              </w:rPr>
+              <w:t xml:space="preserve">Excepciones</w:t>
+            </w:r>
+          </w:p>
+        </w:tc>
+        <w:tc>
+          <w:tcPr>
+            <w:tcW w:type="dxa" w:w="7060"/>
+            <w:tcMar>
+              <w:top w:type="dxa" w:w="40"/>
+              <w:left w:type="dxa" w:w="70"/>
+              <w:bottom w:type="dxa" w:w="40"/>
+              <w:right w:type="dxa" w:w="70"/>
+            </w:tcMar>
+          </w:tcPr>
+          <w:p>
+            <w:pPr>
+              <w:spacing w:after="18" w:line="236"/>
+            </w:pPr>
+            <w:r>
+              <w:rPr>
+                <w:rFonts w:ascii="Arial" w:cs="Arial" w:eastAsia="Arial" w:hAnsi="Arial"/>
+                <w:sz w:val="19"/>
+                <w:szCs w:val="19"/>
+              </w:rPr>
+              <w:t xml:space="preserve">*. Producto con existencias: el sistema advierte que aún tiene lotes con saldo antes de inactivar.</w:t>
+            </w:r>
+          </w:p>
+        </w:tc>
+      </w:tr>
+      <w:tr>
+        <w:tc>
+          <w:tcPr>
+            <w:tcW w:type="dxa" w:w="2300"/>
+            <w:shd w:fill="EAF0F8" w:val="clear"/>
+            <w:tcMar>
+              <w:top w:type="dxa" w:w="40"/>
+              <w:left w:type="dxa" w:w="70"/>
+              <w:bottom w:type="dxa" w:w="40"/>
+              <w:right w:type="dxa" w:w="70"/>
+            </w:tcMar>
+          </w:tcPr>
+          <w:p>
+            <w:pPr>
+              <w:spacing w:after="18" w:line="236"/>
+            </w:pPr>
+            <w:r>
+              <w:rPr>
+                <w:rFonts w:ascii="Arial" w:cs="Arial" w:eastAsia="Arial" w:hAnsi="Arial"/>
+                <w:b/>
+                <w:bCs/>
+                <w:sz w:val="19"/>
+                <w:szCs w:val="19"/>
+              </w:rPr>
+              <w:t xml:space="preserve">Reglas y validaciones</w:t>
+            </w:r>
+          </w:p>
+        </w:tc>
+        <w:tc>
+          <w:tcPr>
+            <w:tcW w:type="dxa" w:w="7060"/>
+            <w:tcMar>
+              <w:top w:type="dxa" w:w="40"/>
+              <w:left w:type="dxa" w:w="70"/>
+              <w:bottom w:type="dxa" w:w="40"/>
+              <w:right w:type="dxa" w:w="70"/>
+            </w:tcMar>
+          </w:tcPr>
+          <w:p>
+            <w:pPr>
+              <w:spacing w:after="18" w:line="236"/>
+            </w:pPr>
+            <w:r>
+              <w:rPr>
+                <w:rFonts w:ascii="Arial" w:cs="Arial" w:eastAsia="Arial" w:hAnsi="Arial"/>
+                <w:sz w:val="19"/>
+                <w:szCs w:val="19"/>
+              </w:rPr>
+              <w:t xml:space="preserve">La baja es lógica (no se elimina) para conservar el kardex y las ventas; un producto inactivo no aparece en el punto de venta.</w:t>
+            </w:r>
+          </w:p>
+        </w:tc>
+      </w:tr>
+      <w:tr>
+        <w:tc>
+          <w:tcPr>
+            <w:tcW w:type="dxa" w:w="2300"/>
+            <w:shd w:fill="EAF0F8" w:val="clear"/>
+            <w:tcMar>
+              <w:top w:type="dxa" w:w="40"/>
+              <w:left w:type="dxa" w:w="70"/>
+              <w:bottom w:type="dxa" w:w="40"/>
+              <w:right w:type="dxa" w:w="70"/>
+            </w:tcMar>
+          </w:tcPr>
+          <w:p>
+            <w:pPr>
+              <w:spacing w:after="18" w:line="236"/>
+            </w:pPr>
+            <w:r>
+              <w:rPr>
+                <w:rFonts w:ascii="Arial" w:cs="Arial" w:eastAsia="Arial" w:hAnsi="Arial"/>
+                <w:b/>
+                <w:bCs/>
+                <w:sz w:val="19"/>
+                <w:szCs w:val="19"/>
+              </w:rPr>
+              <w:t xml:space="preserve">Postcondiciones</w:t>
+            </w:r>
+          </w:p>
+        </w:tc>
+        <w:tc>
+          <w:tcPr>
+            <w:tcW w:type="dxa" w:w="7060"/>
+            <w:tcMar>
+              <w:top w:type="dxa" w:w="40"/>
+              <w:left w:type="dxa" w:w="70"/>
+              <w:bottom w:type="dxa" w:w="40"/>
+              <w:right w:type="dxa" w:w="70"/>
+            </w:tcMar>
+          </w:tcPr>
+          <w:p>
+            <w:pPr>
+              <w:spacing w:after="18" w:line="236"/>
+            </w:pPr>
+            <w:r>
+              <w:rPr>
+                <w:rFonts w:ascii="Arial" w:cs="Arial" w:eastAsia="Arial" w:hAnsi="Arial"/>
+                <w:sz w:val="19"/>
+                <w:szCs w:val="19"/>
+              </w:rPr>
+              <w:t xml:space="preserve">El producto queda inactivo y fuera del catálogo de venta.</w:t>
+            </w:r>
+          </w:p>
+        </w:tc>
+      </w:tr>
+      <w:tr>
+        <w:tc>
+          <w:tcPr>
+            <w:tcW w:type="dxa" w:w="2300"/>
+            <w:shd w:fill="EAF0F8" w:val="clear"/>
+            <w:tcMar>
+              <w:top w:type="dxa" w:w="40"/>
+              <w:left w:type="dxa" w:w="70"/>
+              <w:bottom w:type="dxa" w:w="40"/>
+              <w:right w:type="dxa" w:w="70"/>
+            </w:tcMar>
+          </w:tcPr>
+          <w:p>
+            <w:pPr>
+              <w:spacing w:after="18" w:line="236"/>
+            </w:pPr>
+            <w:r>
+              <w:rPr>
+                <w:rFonts w:ascii="Arial" w:cs="Arial" w:eastAsia="Arial" w:hAnsi="Arial"/>
+                <w:b/>
+                <w:bCs/>
+                <w:sz w:val="19"/>
+                <w:szCs w:val="19"/>
+              </w:rPr>
+              <w:t xml:space="preserve">Prioridad</w:t>
+            </w:r>
+          </w:p>
+        </w:tc>
+        <w:tc>
+          <w:tcPr>
+            <w:tcW w:type="dxa" w:w="7060"/>
+            <w:tcMar>
+              <w:top w:type="dxa" w:w="40"/>
+              <w:left w:type="dxa" w:w="70"/>
+              <w:bottom w:type="dxa" w:w="40"/>
+              <w:right w:type="dxa" w:w="70"/>
+            </w:tcMar>
+          </w:tcPr>
+          <w:p>
+            <w:pPr>
+              <w:spacing w:after="18" w:line="236"/>
+            </w:pPr>
+            <w:r>
+              <w:rPr>
+                <w:rFonts w:ascii="Arial" w:cs="Arial" w:eastAsia="Arial" w:hAnsi="Arial"/>
+                <w:sz w:val="19"/>
+                <w:szCs w:val="19"/>
+              </w:rPr>
+              <w:t xml:space="preserve">Media</w:t>
+            </w:r>
+          </w:p>
+        </w:tc>
+      </w:tr>
+    </w:tbl>
+    <w:p>
+      <w:pPr>
+        <w:spacing w:after="140"/>
+      </w:pPr>
+    </w:p>
+    <w:tbl>
+      <w:tblPr>
+        <w:tblW w:type="dxa" w:w="9360"/>
+        <w:tblBorders>
+          <w:top w:val="single" w:color="9CA3AF" w:sz="6"/>
+          <w:left w:val="single" w:color="9CA3AF" w:sz="6"/>
+          <w:bottom w:val="single" w:color="9CA3AF" w:sz="6"/>
+          <w:right w:val="single" w:color="9CA3AF" w:sz="6"/>
+          <w:insideH w:val="single" w:color="9CA3AF" w:sz="6"/>
+          <w:insideV w:val="single" w:color="9CA3AF" w:sz="6"/>
+        </w:tblBorders>
+        <w:tblLayout w:type="fixed"/>
+      </w:tblPr>
+      <w:tblGrid>
+        <w:gridCol w:w="2300"/>
+        <w:gridCol w:w="7060"/>
+      </w:tblGrid>
+      <w:tr>
+        <w:tc>
+          <w:tcPr>
+            <w:tcW w:type="dxa" w:w="9360"/>
+            <w:gridSpan w:val="2"/>
+            <w:shd w:fill="1F3864" w:val="clear"/>
+            <w:tcMar>
+              <w:top w:type="dxa" w:w="40"/>
+              <w:left w:type="dxa" w:w="70"/>
+              <w:bottom w:type="dxa" w:w="40"/>
+              <w:right w:type="dxa" w:w="70"/>
+            </w:tcMar>
+          </w:tcPr>
+          <w:p>
+            <w:pPr>
+              <w:spacing w:after="18" w:line="236"/>
+            </w:pPr>
+            <w:r>
+              <w:rPr>
+                <w:rFonts w:ascii="Arial" w:cs="Arial" w:eastAsia="Arial" w:hAnsi="Arial"/>
+                <w:b/>
+                <w:bCs/>
+                <w:color w:val="FFFFFF"/>
+                <w:sz w:val="19"/>
+                <w:szCs w:val="19"/>
+              </w:rPr>
+              <w:t xml:space="preserve">CU-INV-05 — Registrar entrada por lote</w:t>
+            </w:r>
+          </w:p>
+        </w:tc>
+      </w:tr>
+      <w:tr>
+        <w:tc>
+          <w:tcPr>
+            <w:tcW w:type="dxa" w:w="2300"/>
+            <w:shd w:fill="EAF0F8" w:val="clear"/>
+            <w:tcMar>
+              <w:top w:type="dxa" w:w="40"/>
+              <w:left w:type="dxa" w:w="70"/>
+              <w:bottom w:type="dxa" w:w="40"/>
+              <w:right w:type="dxa" w:w="70"/>
+            </w:tcMar>
+          </w:tcPr>
+          <w:p>
+            <w:pPr>
+              <w:spacing w:after="18" w:line="236"/>
+            </w:pPr>
+            <w:r>
+              <w:rPr>
+                <w:rFonts w:ascii="Arial" w:cs="Arial" w:eastAsia="Arial" w:hAnsi="Arial"/>
+                <w:b/>
+                <w:bCs/>
+                <w:sz w:val="19"/>
+                <w:szCs w:val="19"/>
+              </w:rPr>
+              <w:t xml:space="preserve">Actor(es)</w:t>
+            </w:r>
+          </w:p>
+        </w:tc>
+        <w:tc>
+          <w:tcPr>
+            <w:tcW w:type="dxa" w:w="7060"/>
+            <w:tcMar>
+              <w:top w:type="dxa" w:w="40"/>
+              <w:left w:type="dxa" w:w="70"/>
+              <w:bottom w:type="dxa" w:w="40"/>
+              <w:right w:type="dxa" w:w="70"/>
+            </w:tcMar>
+          </w:tcPr>
+          <w:p>
+            <w:pPr>
+              <w:spacing w:after="18" w:line="236"/>
+            </w:pPr>
+            <w:r>
+              <w:rPr>
+                <w:rFonts w:ascii="Arial" w:cs="Arial" w:eastAsia="Arial" w:hAnsi="Arial"/>
+                <w:sz w:val="19"/>
+                <w:szCs w:val="19"/>
+              </w:rPr>
+              <w:t xml:space="preserve">Administrador</w:t>
+            </w:r>
+          </w:p>
+        </w:tc>
+      </w:tr>
+      <w:tr>
+        <w:tc>
+          <w:tcPr>
+            <w:tcW w:type="dxa" w:w="2300"/>
+            <w:shd w:fill="EAF0F8" w:val="clear"/>
+            <w:tcMar>
+              <w:top w:type="dxa" w:w="40"/>
+              <w:left w:type="dxa" w:w="70"/>
+              <w:bottom w:type="dxa" w:w="40"/>
+              <w:right w:type="dxa" w:w="70"/>
+            </w:tcMar>
+          </w:tcPr>
+          <w:p>
+            <w:pPr>
+              <w:spacing w:after="18" w:line="236"/>
+            </w:pPr>
+            <w:r>
+              <w:rPr>
+                <w:rFonts w:ascii="Arial" w:cs="Arial" w:eastAsia="Arial" w:hAnsi="Arial"/>
+                <w:b/>
+                <w:bCs/>
+                <w:sz w:val="19"/>
+                <w:szCs w:val="19"/>
+              </w:rPr>
+              <w:t xml:space="preserve">Requisito</w:t>
+            </w:r>
+          </w:p>
+        </w:tc>
+        <w:tc>
+          <w:tcPr>
+            <w:tcW w:type="dxa" w:w="7060"/>
+            <w:tcMar>
+              <w:top w:type="dxa" w:w="40"/>
+              <w:left w:type="dxa" w:w="70"/>
+              <w:bottom w:type="dxa" w:w="40"/>
+              <w:right w:type="dxa" w:w="70"/>
+            </w:tcMar>
+          </w:tcPr>
+          <w:p>
+            <w:pPr>
+              <w:spacing w:after="18" w:line="236"/>
+            </w:pPr>
+            <w:r>
+              <w:rPr>
+                <w:rFonts w:ascii="Arial" w:cs="Arial" w:eastAsia="Arial" w:hAnsi="Arial"/>
+                <w:sz w:val="19"/>
+                <w:szCs w:val="19"/>
+              </w:rPr>
+              <w:t xml:space="preserve">RF-INV-05</w:t>
+            </w:r>
+          </w:p>
+        </w:tc>
+      </w:tr>
+      <w:tr>
+        <w:tc>
+          <w:tcPr>
+            <w:tcW w:type="dxa" w:w="2300"/>
+            <w:shd w:fill="EAF0F8" w:val="clear"/>
+            <w:tcMar>
+              <w:top w:type="dxa" w:w="40"/>
+              <w:left w:type="dxa" w:w="70"/>
+              <w:bottom w:type="dxa" w:w="40"/>
+              <w:right w:type="dxa" w:w="70"/>
+            </w:tcMar>
+          </w:tcPr>
+          <w:p>
+            <w:pPr>
+              <w:spacing w:after="18" w:line="236"/>
+            </w:pPr>
+            <w:r>
+              <w:rPr>
+                <w:rFonts w:ascii="Arial" w:cs="Arial" w:eastAsia="Arial" w:hAnsi="Arial"/>
+                <w:b/>
+                <w:bCs/>
+                <w:sz w:val="19"/>
+                <w:szCs w:val="19"/>
+              </w:rPr>
+              <w:t xml:space="preserve">Descripción</w:t>
+            </w:r>
+          </w:p>
+        </w:tc>
+        <w:tc>
+          <w:tcPr>
+            <w:tcW w:type="dxa" w:w="7060"/>
+            <w:tcMar>
+              <w:top w:type="dxa" w:w="40"/>
+              <w:left w:type="dxa" w:w="70"/>
+              <w:bottom w:type="dxa" w:w="40"/>
+              <w:right w:type="dxa" w:w="70"/>
+            </w:tcMar>
+          </w:tcPr>
+          <w:p>
+            <w:pPr>
+              <w:spacing w:after="18" w:line="236"/>
+            </w:pPr>
+            <w:r>
+              <w:rPr>
+                <w:rFonts w:ascii="Arial" w:cs="Arial" w:eastAsia="Arial" w:hAnsi="Arial"/>
+                <w:sz w:val="19"/>
+                <w:szCs w:val="19"/>
+              </w:rPr>
+              <w:t xml:space="preserve">El administrador registra una compra de mercancía como un lote, con su cantidad, costo unitario y fecha.</w:t>
+            </w:r>
+          </w:p>
+        </w:tc>
+      </w:tr>
+      <w:tr>
+        <w:tc>
+          <w:tcPr>
+            <w:tcW w:type="dxa" w:w="2300"/>
+            <w:shd w:fill="EAF0F8" w:val="clear"/>
+            <w:tcMar>
+              <w:top w:type="dxa" w:w="40"/>
+              <w:left w:type="dxa" w:w="70"/>
+              <w:bottom w:type="dxa" w:w="40"/>
+              <w:right w:type="dxa" w:w="70"/>
+            </w:tcMar>
+          </w:tcPr>
+          <w:p>
+            <w:pPr>
+              <w:spacing w:after="18" w:line="236"/>
+            </w:pPr>
+            <w:r>
+              <w:rPr>
+                <w:rFonts w:ascii="Arial" w:cs="Arial" w:eastAsia="Arial" w:hAnsi="Arial"/>
+                <w:b/>
+                <w:bCs/>
+                <w:sz w:val="19"/>
+                <w:szCs w:val="19"/>
+              </w:rPr>
+              <w:t xml:space="preserve">Precondiciones</w:t>
+            </w:r>
+          </w:p>
+        </w:tc>
+        <w:tc>
+          <w:tcPr>
+            <w:tcW w:type="dxa" w:w="7060"/>
+            <w:tcMar>
+              <w:top w:type="dxa" w:w="40"/>
+              <w:left w:type="dxa" w:w="70"/>
+              <w:bottom w:type="dxa" w:w="40"/>
+              <w:right w:type="dxa" w:w="70"/>
+            </w:tcMar>
+          </w:tcPr>
+          <w:p>
+            <w:pPr>
+              <w:spacing w:after="18" w:line="236"/>
+            </w:pPr>
+            <w:r>
+              <w:rPr>
+                <w:rFonts w:ascii="Arial" w:cs="Arial" w:eastAsia="Arial" w:hAnsi="Arial"/>
+                <w:sz w:val="19"/>
+                <w:szCs w:val="19"/>
+              </w:rPr>
+              <w:t xml:space="preserve">Existe el producto en estado activo.</w:t>
+            </w:r>
+          </w:p>
+        </w:tc>
+      </w:tr>
+      <w:tr>
+        <w:tc>
+          <w:tcPr>
+            <w:tcW w:type="dxa" w:w="2300"/>
+            <w:shd w:fill="EAF0F8" w:val="clear"/>
+            <w:tcMar>
+              <w:top w:type="dxa" w:w="40"/>
+              <w:left w:type="dxa" w:w="70"/>
+              <w:bottom w:type="dxa" w:w="40"/>
+              <w:right w:type="dxa" w:w="70"/>
+            </w:tcMar>
+          </w:tcPr>
+          <w:p>
+            <w:pPr>
+              <w:spacing w:after="18" w:line="236"/>
+            </w:pPr>
+            <w:r>
+              <w:rPr>
+                <w:rFonts w:ascii="Arial" w:cs="Arial" w:eastAsia="Arial" w:hAnsi="Arial"/>
+                <w:b/>
+                <w:bCs/>
+                <w:sz w:val="19"/>
+                <w:szCs w:val="19"/>
+              </w:rPr>
+              <w:t xml:space="preserve">Flujo principal</w:t>
+            </w:r>
+          </w:p>
+        </w:tc>
+        <w:tc>
+          <w:tcPr>
+            <w:tcW w:type="dxa" w:w="7060"/>
+            <w:tcMar>
+              <w:top w:type="dxa" w:w="40"/>
+              <w:left w:type="dxa" w:w="70"/>
+              <w:bottom w:type="dxa" w:w="40"/>
+              <w:right w:type="dxa" w:w="70"/>
+            </w:tcMar>
+          </w:tcPr>
+          <w:p>
+            <w:pPr>
+              <w:spacing w:after="18" w:line="236"/>
+            </w:pPr>
+            <w:r>
+              <w:rPr>
+                <w:rFonts w:ascii="Arial" w:cs="Arial" w:eastAsia="Arial" w:hAnsi="Arial"/>
+                <w:sz w:val="19"/>
+                <w:szCs w:val="19"/>
+              </w:rPr>
+              <w:t xml:space="preserve">1. Elige «Registrar entrada» y selecciona el producto.</w:t>
+            </w:r>
+          </w:p>
+          <w:p>
+            <w:pPr>
+              <w:spacing w:after="18" w:line="236"/>
+            </w:pPr>
+            <w:r>
+              <w:rPr>
+                <w:rFonts w:ascii="Arial" w:cs="Arial" w:eastAsia="Arial" w:hAnsi="Arial"/>
+                <w:sz w:val="19"/>
+                <w:szCs w:val="19"/>
+              </w:rPr>
+              <w:t xml:space="preserve">2. Ingresa la cantidad, el costo unitario y la fecha del lote.</w:t>
+            </w:r>
+          </w:p>
+          <w:p>
+            <w:pPr>
+              <w:spacing w:after="18" w:line="236"/>
+            </w:pPr>
+            <w:r>
+              <w:rPr>
+                <w:rFonts w:ascii="Arial" w:cs="Arial" w:eastAsia="Arial" w:hAnsi="Arial"/>
+                <w:sz w:val="19"/>
+                <w:szCs w:val="19"/>
+              </w:rPr>
+              <w:t xml:space="preserve">3. El sistema valida los datos (cantidad y costo válidos).</w:t>
+            </w:r>
+          </w:p>
+          <w:p>
+            <w:pPr>
+              <w:spacing w:after="18" w:line="236"/>
+            </w:pPr>
+            <w:r>
+              <w:rPr>
+                <w:rFonts w:ascii="Arial" w:cs="Arial" w:eastAsia="Arial" w:hAnsi="Arial"/>
+                <w:sz w:val="19"/>
+                <w:szCs w:val="19"/>
+              </w:rPr>
+              <w:t xml:space="preserve">4. El sistema crea el lote, aumenta el saldo de existencias y registra el movimiento de entrada en el kardex.</w:t>
+            </w:r>
+          </w:p>
+          <w:p>
+            <w:pPr>
+              <w:spacing w:after="18" w:line="236"/>
+            </w:pPr>
+            <w:r>
+              <w:rPr>
+                <w:rFonts w:ascii="Arial" w:cs="Arial" w:eastAsia="Arial" w:hAnsi="Arial"/>
+                <w:sz w:val="19"/>
+                <w:szCs w:val="19"/>
+              </w:rPr>
+              <w:t xml:space="preserve">5. Si el producto tenía alerta de stock bajo y el nuevo saldo supera el mínimo, la desactiva.</w:t>
+            </w:r>
+          </w:p>
+        </w:tc>
+      </w:tr>
+      <w:tr>
+        <w:tc>
+          <w:tcPr>
+            <w:tcW w:type="dxa" w:w="2300"/>
+            <w:shd w:fill="EAF0F8" w:val="clear"/>
+            <w:tcMar>
+              <w:top w:type="dxa" w:w="40"/>
+              <w:left w:type="dxa" w:w="70"/>
+              <w:bottom w:type="dxa" w:w="40"/>
+              <w:right w:type="dxa" w:w="70"/>
+            </w:tcMar>
+          </w:tcPr>
+          <w:p>
+            <w:pPr>
+              <w:spacing w:after="18" w:line="236"/>
+            </w:pPr>
+            <w:r>
+              <w:rPr>
+                <w:rFonts w:ascii="Arial" w:cs="Arial" w:eastAsia="Arial" w:hAnsi="Arial"/>
+                <w:b/>
+                <w:bCs/>
+                <w:sz w:val="19"/>
+                <w:szCs w:val="19"/>
+              </w:rPr>
+              <w:t xml:space="preserve">Flujos alternativos</w:t>
+            </w:r>
+          </w:p>
+        </w:tc>
+        <w:tc>
+          <w:tcPr>
+            <w:tcW w:type="dxa" w:w="7060"/>
+            <w:tcMar>
+              <w:top w:type="dxa" w:w="40"/>
+              <w:left w:type="dxa" w:w="70"/>
+              <w:bottom w:type="dxa" w:w="40"/>
+              <w:right w:type="dxa" w:w="70"/>
+            </w:tcMar>
+          </w:tcPr>
+          <w:p>
+            <w:pPr>
+              <w:spacing w:after="18" w:line="236"/>
+            </w:pPr>
+            <w:r>
+              <w:rPr>
+                <w:rFonts w:ascii="Arial" w:cs="Arial" w:eastAsia="Arial" w:hAnsi="Arial"/>
+                <w:sz w:val="19"/>
+                <w:szCs w:val="19"/>
+              </w:rPr>
+              <w:t xml:space="preserve">—</w:t>
+            </w:r>
+          </w:p>
+        </w:tc>
+      </w:tr>
+      <w:tr>
+        <w:tc>
+          <w:tcPr>
+            <w:tcW w:type="dxa" w:w="2300"/>
+            <w:shd w:fill="EAF0F8" w:val="clear"/>
+            <w:tcMar>
+              <w:top w:type="dxa" w:w="40"/>
+              <w:left w:type="dxa" w:w="70"/>
+              <w:bottom w:type="dxa" w:w="40"/>
+              <w:right w:type="dxa" w:w="70"/>
+            </w:tcMar>
+          </w:tcPr>
+          <w:p>
+            <w:pPr>
+              <w:spacing w:after="18" w:line="236"/>
+            </w:pPr>
+            <w:r>
+              <w:rPr>
+                <w:rFonts w:ascii="Arial" w:cs="Arial" w:eastAsia="Arial" w:hAnsi="Arial"/>
+                <w:b/>
+                <w:bCs/>
+                <w:sz w:val="19"/>
+                <w:szCs w:val="19"/>
+              </w:rPr>
+              <w:t xml:space="preserve">Excepciones</w:t>
+            </w:r>
+          </w:p>
+        </w:tc>
+        <w:tc>
+          <w:tcPr>
+            <w:tcW w:type="dxa" w:w="7060"/>
+            <w:tcMar>
+              <w:top w:type="dxa" w:w="40"/>
+              <w:left w:type="dxa" w:w="70"/>
+              <w:bottom w:type="dxa" w:w="40"/>
+              <w:right w:type="dxa" w:w="70"/>
+            </w:tcMar>
+          </w:tcPr>
+          <w:p>
+            <w:pPr>
+              <w:spacing w:after="18" w:line="236"/>
+            </w:pPr>
+            <w:r>
+              <w:rPr>
+                <w:rFonts w:ascii="Arial" w:cs="Arial" w:eastAsia="Arial" w:hAnsi="Arial"/>
+                <w:sz w:val="19"/>
+                <w:szCs w:val="19"/>
+              </w:rPr>
+              <w:t xml:space="preserve">3a. Datos inválidos: el sistema informa y no registra la entrada.</w:t>
+            </w:r>
+          </w:p>
+        </w:tc>
+      </w:tr>
+      <w:tr>
+        <w:tc>
+          <w:tcPr>
+            <w:tcW w:type="dxa" w:w="2300"/>
+            <w:shd w:fill="EAF0F8" w:val="clear"/>
+            <w:tcMar>
+              <w:top w:type="dxa" w:w="40"/>
+              <w:left w:type="dxa" w:w="70"/>
+              <w:bottom w:type="dxa" w:w="40"/>
+              <w:right w:type="dxa" w:w="70"/>
+            </w:tcMar>
+          </w:tcPr>
+          <w:p>
+            <w:pPr>
+              <w:spacing w:after="18" w:line="236"/>
+            </w:pPr>
+            <w:r>
+              <w:rPr>
+                <w:rFonts w:ascii="Arial" w:cs="Arial" w:eastAsia="Arial" w:hAnsi="Arial"/>
+                <w:b/>
+                <w:bCs/>
+                <w:sz w:val="19"/>
+                <w:szCs w:val="19"/>
+              </w:rPr>
+              <w:t xml:space="preserve">Reglas y validaciones</w:t>
+            </w:r>
+          </w:p>
+        </w:tc>
+        <w:tc>
+          <w:tcPr>
+            <w:tcW w:type="dxa" w:w="7060"/>
+            <w:tcMar>
+              <w:top w:type="dxa" w:w="40"/>
+              <w:left w:type="dxa" w:w="70"/>
+              <w:bottom w:type="dxa" w:w="40"/>
+              <w:right w:type="dxa" w:w="70"/>
+            </w:tcMar>
+          </w:tcPr>
+          <w:p>
+            <w:pPr>
+              <w:spacing w:after="18" w:line="236"/>
+            </w:pPr>
+            <w:r>
+              <w:rPr>
+                <w:rFonts w:ascii="Arial" w:cs="Arial" w:eastAsia="Arial" w:hAnsi="Arial"/>
+                <w:sz w:val="19"/>
+                <w:szCs w:val="19"/>
+              </w:rPr>
+              <w:t xml:space="preserve">Cada compra es un lote independiente con su propio costo; las existencias se derivan de los lotes; es la base del método PEPS.</w:t>
+            </w:r>
+          </w:p>
+        </w:tc>
+      </w:tr>
+      <w:tr>
+        <w:tc>
+          <w:tcPr>
+            <w:tcW w:type="dxa" w:w="2300"/>
+            <w:shd w:fill="EAF0F8" w:val="clear"/>
+            <w:tcMar>
+              <w:top w:type="dxa" w:w="40"/>
+              <w:left w:type="dxa" w:w="70"/>
+              <w:bottom w:type="dxa" w:w="40"/>
+              <w:right w:type="dxa" w:w="70"/>
+            </w:tcMar>
+          </w:tcPr>
+          <w:p>
+            <w:pPr>
+              <w:spacing w:after="18" w:line="236"/>
+            </w:pPr>
+            <w:r>
+              <w:rPr>
+                <w:rFonts w:ascii="Arial" w:cs="Arial" w:eastAsia="Arial" w:hAnsi="Arial"/>
+                <w:b/>
+                <w:bCs/>
+                <w:sz w:val="19"/>
+                <w:szCs w:val="19"/>
+              </w:rPr>
+              <w:t xml:space="preserve">Postcondiciones</w:t>
+            </w:r>
+          </w:p>
+        </w:tc>
+        <w:tc>
+          <w:tcPr>
+            <w:tcW w:type="dxa" w:w="7060"/>
+            <w:tcMar>
+              <w:top w:type="dxa" w:w="40"/>
+              <w:left w:type="dxa" w:w="70"/>
+              <w:bottom w:type="dxa" w:w="40"/>
+              <w:right w:type="dxa" w:w="70"/>
+            </w:tcMar>
+          </w:tcPr>
+          <w:p>
+            <w:pPr>
+              <w:spacing w:after="18" w:line="236"/>
+            </w:pPr>
+            <w:r>
+              <w:rPr>
+                <w:rFonts w:ascii="Arial" w:cs="Arial" w:eastAsia="Arial" w:hAnsi="Arial"/>
+                <w:sz w:val="19"/>
+                <w:szCs w:val="19"/>
+              </w:rPr>
+              <w:t xml:space="preserve">Queda creado el lote y actualizados las existencias y el kardex.</w:t>
+            </w:r>
+          </w:p>
+        </w:tc>
+      </w:tr>
+      <w:tr>
+        <w:tc>
+          <w:tcPr>
+            <w:tcW w:type="dxa" w:w="2300"/>
+            <w:shd w:fill="EAF0F8" w:val="clear"/>
+            <w:tcMar>
+              <w:top w:type="dxa" w:w="40"/>
+              <w:left w:type="dxa" w:w="70"/>
+              <w:bottom w:type="dxa" w:w="40"/>
+              <w:right w:type="dxa" w:w="70"/>
+            </w:tcMar>
+          </w:tcPr>
+          <w:p>
+            <w:pPr>
+              <w:spacing w:after="18" w:line="236"/>
+            </w:pPr>
+            <w:r>
+              <w:rPr>
+                <w:rFonts w:ascii="Arial" w:cs="Arial" w:eastAsia="Arial" w:hAnsi="Arial"/>
+                <w:b/>
+                <w:bCs/>
+                <w:sz w:val="19"/>
+                <w:szCs w:val="19"/>
+              </w:rPr>
+              <w:t xml:space="preserve">Prioridad</w:t>
+            </w:r>
+          </w:p>
+        </w:tc>
+        <w:tc>
+          <w:tcPr>
+            <w:tcW w:type="dxa" w:w="7060"/>
+            <w:tcMar>
+              <w:top w:type="dxa" w:w="40"/>
+              <w:left w:type="dxa" w:w="70"/>
+              <w:bottom w:type="dxa" w:w="40"/>
+              <w:right w:type="dxa" w:w="70"/>
+            </w:tcMar>
+          </w:tcPr>
+          <w:p>
+            <w:pPr>
+              <w:spacing w:after="18" w:line="236"/>
+            </w:pPr>
+            <w:r>
+              <w:rPr>
+                <w:rFonts w:ascii="Arial" w:cs="Arial" w:eastAsia="Arial" w:hAnsi="Arial"/>
+                <w:sz w:val="19"/>
+                <w:szCs w:val="19"/>
+              </w:rPr>
+              <w:t xml:space="preserve">Alta</w:t>
+            </w:r>
+          </w:p>
+        </w:tc>
+      </w:tr>
+    </w:tbl>
+    <w:p>
+      <w:pPr>
+        <w:spacing w:after="140"/>
+      </w:pPr>
+    </w:p>
+    <w:tbl>
+      <w:tblPr>
+        <w:tblW w:type="dxa" w:w="9360"/>
+        <w:tblBorders>
+          <w:top w:val="single" w:color="9CA3AF" w:sz="6"/>
+          <w:left w:val="single" w:color="9CA3AF" w:sz="6"/>
+          <w:bottom w:val="single" w:color="9CA3AF" w:sz="6"/>
+          <w:right w:val="single" w:color="9CA3AF" w:sz="6"/>
+          <w:insideH w:val="single" w:color="9CA3AF" w:sz="6"/>
+          <w:insideV w:val="single" w:color="9CA3AF" w:sz="6"/>
+        </w:tblBorders>
+        <w:tblLayout w:type="fixed"/>
+      </w:tblPr>
+      <w:tblGrid>
+        <w:gridCol w:w="2300"/>
+        <w:gridCol w:w="7060"/>
+      </w:tblGrid>
+      <w:tr>
+        <w:tc>
+          <w:tcPr>
+            <w:tcW w:type="dxa" w:w="9360"/>
+            <w:gridSpan w:val="2"/>
+            <w:shd w:fill="1F3864" w:val="clear"/>
+            <w:tcMar>
+              <w:top w:type="dxa" w:w="40"/>
+              <w:left w:type="dxa" w:w="70"/>
+              <w:bottom w:type="dxa" w:w="40"/>
+              <w:right w:type="dxa" w:w="70"/>
+            </w:tcMar>
+          </w:tcPr>
+          <w:p>
+            <w:pPr>
+              <w:spacing w:after="18" w:line="236"/>
+            </w:pPr>
+            <w:r>
+              <w:rPr>
+                <w:rFonts w:ascii="Arial" w:cs="Arial" w:eastAsia="Arial" w:hAnsi="Arial"/>
+                <w:b/>
+                <w:bCs/>
+                <w:color w:val="FFFFFF"/>
+                <w:sz w:val="19"/>
+                <w:szCs w:val="19"/>
+              </w:rPr>
+              <w:t xml:space="preserve">CU-INV-06 — Ajustar existencias</w:t>
+            </w:r>
+          </w:p>
+        </w:tc>
+      </w:tr>
+      <w:tr>
+        <w:tc>
+          <w:tcPr>
+            <w:tcW w:type="dxa" w:w="2300"/>
+            <w:shd w:fill="EAF0F8" w:val="clear"/>
+            <w:tcMar>
+              <w:top w:type="dxa" w:w="40"/>
+              <w:left w:type="dxa" w:w="70"/>
+              <w:bottom w:type="dxa" w:w="40"/>
+              <w:right w:type="dxa" w:w="70"/>
+            </w:tcMar>
+          </w:tcPr>
+          <w:p>
+            <w:pPr>
+              <w:spacing w:after="18" w:line="236"/>
+            </w:pPr>
+            <w:r>
+              <w:rPr>
+                <w:rFonts w:ascii="Arial" w:cs="Arial" w:eastAsia="Arial" w:hAnsi="Arial"/>
+                <w:b/>
+                <w:bCs/>
+                <w:sz w:val="19"/>
+                <w:szCs w:val="19"/>
+              </w:rPr>
+              <w:t xml:space="preserve">Actor(es)</w:t>
+            </w:r>
+          </w:p>
+        </w:tc>
+        <w:tc>
+          <w:tcPr>
+            <w:tcW w:type="dxa" w:w="7060"/>
+            <w:tcMar>
+              <w:top w:type="dxa" w:w="40"/>
+              <w:left w:type="dxa" w:w="70"/>
+              <w:bottom w:type="dxa" w:w="40"/>
+              <w:right w:type="dxa" w:w="70"/>
+            </w:tcMar>
+          </w:tcPr>
+          <w:p>
+            <w:pPr>
+              <w:spacing w:after="18" w:line="236"/>
+            </w:pPr>
+            <w:r>
+              <w:rPr>
+                <w:rFonts w:ascii="Arial" w:cs="Arial" w:eastAsia="Arial" w:hAnsi="Arial"/>
+                <w:sz w:val="19"/>
+                <w:szCs w:val="19"/>
+              </w:rPr>
+              <w:t xml:space="preserve">Administrador</w:t>
+            </w:r>
+          </w:p>
+        </w:tc>
+      </w:tr>
+      <w:tr>
+        <w:tc>
+          <w:tcPr>
+            <w:tcW w:type="dxa" w:w="2300"/>
+            <w:shd w:fill="EAF0F8" w:val="clear"/>
+            <w:tcMar>
+              <w:top w:type="dxa" w:w="40"/>
+              <w:left w:type="dxa" w:w="70"/>
+              <w:bottom w:type="dxa" w:w="40"/>
+              <w:right w:type="dxa" w:w="70"/>
+            </w:tcMar>
+          </w:tcPr>
+          <w:p>
+            <w:pPr>
+              <w:spacing w:after="18" w:line="236"/>
+            </w:pPr>
+            <w:r>
+              <w:rPr>
+                <w:rFonts w:ascii="Arial" w:cs="Arial" w:eastAsia="Arial" w:hAnsi="Arial"/>
+                <w:b/>
+                <w:bCs/>
+                <w:sz w:val="19"/>
+                <w:szCs w:val="19"/>
+              </w:rPr>
+              <w:t xml:space="preserve">Requisito</w:t>
+            </w:r>
+          </w:p>
+        </w:tc>
+        <w:tc>
+          <w:tcPr>
+            <w:tcW w:type="dxa" w:w="7060"/>
+            <w:tcMar>
+              <w:top w:type="dxa" w:w="40"/>
+              <w:left w:type="dxa" w:w="70"/>
+              <w:bottom w:type="dxa" w:w="40"/>
+              <w:right w:type="dxa" w:w="70"/>
+            </w:tcMar>
+          </w:tcPr>
+          <w:p>
+            <w:pPr>
+              <w:spacing w:after="18" w:line="236"/>
+            </w:pPr>
+            <w:r>
+              <w:rPr>
+                <w:rFonts w:ascii="Arial" w:cs="Arial" w:eastAsia="Arial" w:hAnsi="Arial"/>
+                <w:sz w:val="19"/>
+                <w:szCs w:val="19"/>
+              </w:rPr>
+              <w:t xml:space="preserve">RF-INV-06</w:t>
+            </w:r>
+          </w:p>
+        </w:tc>
+      </w:tr>
+      <w:tr>
+        <w:tc>
+          <w:tcPr>
+            <w:tcW w:type="dxa" w:w="2300"/>
+            <w:shd w:fill="EAF0F8" w:val="clear"/>
+            <w:tcMar>
+              <w:top w:type="dxa" w:w="40"/>
+              <w:left w:type="dxa" w:w="70"/>
+              <w:bottom w:type="dxa" w:w="40"/>
+              <w:right w:type="dxa" w:w="70"/>
+            </w:tcMar>
+          </w:tcPr>
+          <w:p>
+            <w:pPr>
+              <w:spacing w:after="18" w:line="236"/>
+            </w:pPr>
+            <w:r>
+              <w:rPr>
+                <w:rFonts w:ascii="Arial" w:cs="Arial" w:eastAsia="Arial" w:hAnsi="Arial"/>
+                <w:b/>
+                <w:bCs/>
+                <w:sz w:val="19"/>
+                <w:szCs w:val="19"/>
+              </w:rPr>
+              <w:t xml:space="preserve">Descripción</w:t>
+            </w:r>
+          </w:p>
+        </w:tc>
+        <w:tc>
+          <w:tcPr>
+            <w:tcW w:type="dxa" w:w="7060"/>
+            <w:tcMar>
+              <w:top w:type="dxa" w:w="40"/>
+              <w:left w:type="dxa" w:w="70"/>
+              <w:bottom w:type="dxa" w:w="40"/>
+              <w:right w:type="dxa" w:w="70"/>
+            </w:tcMar>
+          </w:tcPr>
+          <w:p>
+            <w:pPr>
+              <w:spacing w:after="18" w:line="236"/>
+            </w:pPr>
+            <w:r>
+              <w:rPr>
+                <w:rFonts w:ascii="Arial" w:cs="Arial" w:eastAsia="Arial" w:hAnsi="Arial"/>
+                <w:sz w:val="19"/>
+                <w:szCs w:val="19"/>
+              </w:rPr>
+              <w:t xml:space="preserve">El administrador corrige el saldo de existencias por diferencias de inventario (mermas, daños o conteo físico).</w:t>
+            </w:r>
+          </w:p>
+        </w:tc>
+      </w:tr>
+      <w:tr>
+        <w:tc>
+          <w:tcPr>
+            <w:tcW w:type="dxa" w:w="2300"/>
+            <w:shd w:fill="EAF0F8" w:val="clear"/>
+            <w:tcMar>
+              <w:top w:type="dxa" w:w="40"/>
+              <w:left w:type="dxa" w:w="70"/>
+              <w:bottom w:type="dxa" w:w="40"/>
+              <w:right w:type="dxa" w:w="70"/>
+            </w:tcMar>
+          </w:tcPr>
+          <w:p>
+            <w:pPr>
+              <w:spacing w:after="18" w:line="236"/>
+            </w:pPr>
+            <w:r>
+              <w:rPr>
+                <w:rFonts w:ascii="Arial" w:cs="Arial" w:eastAsia="Arial" w:hAnsi="Arial"/>
+                <w:b/>
+                <w:bCs/>
+                <w:sz w:val="19"/>
+                <w:szCs w:val="19"/>
+              </w:rPr>
+              <w:t xml:space="preserve">Precondiciones</w:t>
+            </w:r>
+          </w:p>
+        </w:tc>
+        <w:tc>
+          <w:tcPr>
+            <w:tcW w:type="dxa" w:w="7060"/>
+            <w:tcMar>
+              <w:top w:type="dxa" w:w="40"/>
+              <w:left w:type="dxa" w:w="70"/>
+              <w:bottom w:type="dxa" w:w="40"/>
+              <w:right w:type="dxa" w:w="70"/>
+            </w:tcMar>
+          </w:tcPr>
+          <w:p>
+            <w:pPr>
+              <w:spacing w:after="18" w:line="236"/>
+            </w:pPr>
+            <w:r>
+              <w:rPr>
+                <w:rFonts w:ascii="Arial" w:cs="Arial" w:eastAsia="Arial" w:hAnsi="Arial"/>
+                <w:sz w:val="19"/>
+                <w:szCs w:val="19"/>
+              </w:rPr>
+              <w:t xml:space="preserve">Existe el producto con lotes y el administrador tiene permiso.</w:t>
+            </w:r>
+          </w:p>
+        </w:tc>
+      </w:tr>
+      <w:tr>
+        <w:tc>
+          <w:tcPr>
+            <w:tcW w:type="dxa" w:w="2300"/>
+            <w:shd w:fill="EAF0F8" w:val="clear"/>
+            <w:tcMar>
+              <w:top w:type="dxa" w:w="40"/>
+              <w:left w:type="dxa" w:w="70"/>
+              <w:bottom w:type="dxa" w:w="40"/>
+              <w:right w:type="dxa" w:w="70"/>
+            </w:tcMar>
+          </w:tcPr>
+          <w:p>
+            <w:pPr>
+              <w:spacing w:after="18" w:line="236"/>
+            </w:pPr>
+            <w:r>
+              <w:rPr>
+                <w:rFonts w:ascii="Arial" w:cs="Arial" w:eastAsia="Arial" w:hAnsi="Arial"/>
+                <w:b/>
+                <w:bCs/>
+                <w:sz w:val="19"/>
+                <w:szCs w:val="19"/>
+              </w:rPr>
+              <w:t xml:space="preserve">Flujo principal</w:t>
+            </w:r>
+          </w:p>
+        </w:tc>
+        <w:tc>
+          <w:tcPr>
+            <w:tcW w:type="dxa" w:w="7060"/>
+            <w:tcMar>
+              <w:top w:type="dxa" w:w="40"/>
+              <w:left w:type="dxa" w:w="70"/>
+              <w:bottom w:type="dxa" w:w="40"/>
+              <w:right w:type="dxa" w:w="70"/>
+            </w:tcMar>
+          </w:tcPr>
+          <w:p>
+            <w:pPr>
+              <w:spacing w:after="18" w:line="236"/>
+            </w:pPr>
+            <w:r>
+              <w:rPr>
+                <w:rFonts w:ascii="Arial" w:cs="Arial" w:eastAsia="Arial" w:hAnsi="Arial"/>
+                <w:sz w:val="19"/>
+                <w:szCs w:val="19"/>
+              </w:rPr>
+              <w:t xml:space="preserve">1. Elige «Ajustar existencias» y selecciona el producto o lote.</w:t>
+            </w:r>
+          </w:p>
+          <w:p>
+            <w:pPr>
+              <w:spacing w:after="18" w:line="236"/>
+            </w:pPr>
+            <w:r>
+              <w:rPr>
+                <w:rFonts w:ascii="Arial" w:cs="Arial" w:eastAsia="Arial" w:hAnsi="Arial"/>
+                <w:sz w:val="19"/>
+                <w:szCs w:val="19"/>
+              </w:rPr>
+              <w:t xml:space="preserve">2. Ingresa la cantidad del ajuste y el motivo.</w:t>
+            </w:r>
+          </w:p>
+          <w:p>
+            <w:pPr>
+              <w:spacing w:after="18" w:line="236"/>
+            </w:pPr>
+            <w:r>
+              <w:rPr>
+                <w:rFonts w:ascii="Arial" w:cs="Arial" w:eastAsia="Arial" w:hAnsi="Arial"/>
+                <w:sz w:val="19"/>
+                <w:szCs w:val="19"/>
+              </w:rPr>
+              <w:t xml:space="preserve">3. El sistema valida y aplica el ajuste al saldo del lote.</w:t>
+            </w:r>
+          </w:p>
+          <w:p>
+            <w:pPr>
+              <w:spacing w:after="18" w:line="236"/>
+            </w:pPr>
+            <w:r>
+              <w:rPr>
+                <w:rFonts w:ascii="Arial" w:cs="Arial" w:eastAsia="Arial" w:hAnsi="Arial"/>
+                <w:sz w:val="19"/>
+                <w:szCs w:val="19"/>
+              </w:rPr>
+              <w:t xml:space="preserve">4. El sistema registra el movimiento de ajuste en el kardex.</w:t>
+            </w:r>
+          </w:p>
+        </w:tc>
+      </w:tr>
+      <w:tr>
+        <w:tc>
+          <w:tcPr>
+            <w:tcW w:type="dxa" w:w="2300"/>
+            <w:shd w:fill="EAF0F8" w:val="clear"/>
+            <w:tcMar>
+              <w:top w:type="dxa" w:w="40"/>
+              <w:left w:type="dxa" w:w="70"/>
+              <w:bottom w:type="dxa" w:w="40"/>
+              <w:right w:type="dxa" w:w="70"/>
+            </w:tcMar>
+          </w:tcPr>
+          <w:p>
+            <w:pPr>
+              <w:spacing w:after="18" w:line="236"/>
+            </w:pPr>
+            <w:r>
+              <w:rPr>
+                <w:rFonts w:ascii="Arial" w:cs="Arial" w:eastAsia="Arial" w:hAnsi="Arial"/>
+                <w:b/>
+                <w:bCs/>
+                <w:sz w:val="19"/>
+                <w:szCs w:val="19"/>
+              </w:rPr>
+              <w:t xml:space="preserve">Flujos alternativos</w:t>
+            </w:r>
+          </w:p>
+        </w:tc>
+        <w:tc>
+          <w:tcPr>
+            <w:tcW w:type="dxa" w:w="7060"/>
+            <w:tcMar>
+              <w:top w:type="dxa" w:w="40"/>
+              <w:left w:type="dxa" w:w="70"/>
+              <w:bottom w:type="dxa" w:w="40"/>
+              <w:right w:type="dxa" w:w="70"/>
+            </w:tcMar>
+          </w:tcPr>
+          <w:p>
+            <w:pPr>
+              <w:spacing w:after="18" w:line="236"/>
+            </w:pPr>
+            <w:r>
+              <w:rPr>
+                <w:rFonts w:ascii="Arial" w:cs="Arial" w:eastAsia="Arial" w:hAnsi="Arial"/>
+                <w:sz w:val="19"/>
+                <w:szCs w:val="19"/>
+              </w:rPr>
+              <w:t xml:space="preserve">2a. Ajuste positivo (sobrante) o negativo (faltante o merma).</w:t>
+            </w:r>
+          </w:p>
+        </w:tc>
+      </w:tr>
+      <w:tr>
+        <w:tc>
+          <w:tcPr>
+            <w:tcW w:type="dxa" w:w="2300"/>
+            <w:shd w:fill="EAF0F8" w:val="clear"/>
+            <w:tcMar>
+              <w:top w:type="dxa" w:w="40"/>
+              <w:left w:type="dxa" w:w="70"/>
+              <w:bottom w:type="dxa" w:w="40"/>
+              <w:right w:type="dxa" w:w="70"/>
+            </w:tcMar>
+          </w:tcPr>
+          <w:p>
+            <w:pPr>
+              <w:spacing w:after="18" w:line="236"/>
+            </w:pPr>
+            <w:r>
+              <w:rPr>
+                <w:rFonts w:ascii="Arial" w:cs="Arial" w:eastAsia="Arial" w:hAnsi="Arial"/>
+                <w:b/>
+                <w:bCs/>
+                <w:sz w:val="19"/>
+                <w:szCs w:val="19"/>
+              </w:rPr>
+              <w:t xml:space="preserve">Excepciones</w:t>
+            </w:r>
+          </w:p>
+        </w:tc>
+        <w:tc>
+          <w:tcPr>
+            <w:tcW w:type="dxa" w:w="7060"/>
+            <w:tcMar>
+              <w:top w:type="dxa" w:w="40"/>
+              <w:left w:type="dxa" w:w="70"/>
+              <w:bottom w:type="dxa" w:w="40"/>
+              <w:right w:type="dxa" w:w="70"/>
+            </w:tcMar>
+          </w:tcPr>
+          <w:p>
+            <w:pPr>
+              <w:spacing w:after="18" w:line="236"/>
+            </w:pPr>
+            <w:r>
+              <w:rPr>
+                <w:rFonts w:ascii="Arial" w:cs="Arial" w:eastAsia="Arial" w:hAnsi="Arial"/>
+                <w:sz w:val="19"/>
+                <w:szCs w:val="19"/>
+              </w:rPr>
+              <w:t xml:space="preserve">3a. Un ajuste que dejaría el saldo negativo: el sistema lo impide.</w:t>
+            </w:r>
+          </w:p>
+        </w:tc>
+      </w:tr>
+      <w:tr>
+        <w:tc>
+          <w:tcPr>
+            <w:tcW w:type="dxa" w:w="2300"/>
+            <w:shd w:fill="EAF0F8" w:val="clear"/>
+            <w:tcMar>
+              <w:top w:type="dxa" w:w="40"/>
+              <w:left w:type="dxa" w:w="70"/>
+              <w:bottom w:type="dxa" w:w="40"/>
+              <w:right w:type="dxa" w:w="70"/>
+            </w:tcMar>
+          </w:tcPr>
+          <w:p>
+            <w:pPr>
+              <w:spacing w:after="18" w:line="236"/>
+            </w:pPr>
+            <w:r>
+              <w:rPr>
+                <w:rFonts w:ascii="Arial" w:cs="Arial" w:eastAsia="Arial" w:hAnsi="Arial"/>
+                <w:b/>
+                <w:bCs/>
+                <w:sz w:val="19"/>
+                <w:szCs w:val="19"/>
+              </w:rPr>
+              <w:t xml:space="preserve">Reglas y validaciones</w:t>
+            </w:r>
+          </w:p>
+        </w:tc>
+        <w:tc>
+          <w:tcPr>
+            <w:tcW w:type="dxa" w:w="7060"/>
+            <w:tcMar>
+              <w:top w:type="dxa" w:w="40"/>
+              <w:left w:type="dxa" w:w="70"/>
+              <w:bottom w:type="dxa" w:w="40"/>
+              <w:right w:type="dxa" w:w="70"/>
+            </w:tcMar>
+          </w:tcPr>
+          <w:p>
+            <w:pPr>
+              <w:spacing w:after="18" w:line="236"/>
+            </w:pPr>
+            <w:r>
+              <w:rPr>
+                <w:rFonts w:ascii="Arial" w:cs="Arial" w:eastAsia="Arial" w:hAnsi="Arial"/>
+                <w:sz w:val="19"/>
+                <w:szCs w:val="19"/>
+              </w:rPr>
+              <w:t xml:space="preserve">Todo ajuste queda registrado con su motivo y fecha (kardex inmutable); no altera el costo de las ventas ya realizadas.</w:t>
+            </w:r>
+          </w:p>
+        </w:tc>
+      </w:tr>
+      <w:tr>
+        <w:tc>
+          <w:tcPr>
+            <w:tcW w:type="dxa" w:w="2300"/>
+            <w:shd w:fill="EAF0F8" w:val="clear"/>
+            <w:tcMar>
+              <w:top w:type="dxa" w:w="40"/>
+              <w:left w:type="dxa" w:w="70"/>
+              <w:bottom w:type="dxa" w:w="40"/>
+              <w:right w:type="dxa" w:w="70"/>
+            </w:tcMar>
+          </w:tcPr>
+          <w:p>
+            <w:pPr>
+              <w:spacing w:after="18" w:line="236"/>
+            </w:pPr>
+            <w:r>
+              <w:rPr>
+                <w:rFonts w:ascii="Arial" w:cs="Arial" w:eastAsia="Arial" w:hAnsi="Arial"/>
+                <w:b/>
+                <w:bCs/>
+                <w:sz w:val="19"/>
+                <w:szCs w:val="19"/>
+              </w:rPr>
+              <w:t xml:space="preserve">Postcondiciones</w:t>
+            </w:r>
+          </w:p>
+        </w:tc>
+        <w:tc>
+          <w:tcPr>
+            <w:tcW w:type="dxa" w:w="7060"/>
+            <w:tcMar>
+              <w:top w:type="dxa" w:w="40"/>
+              <w:left w:type="dxa" w:w="70"/>
+              <w:bottom w:type="dxa" w:w="40"/>
+              <w:right w:type="dxa" w:w="70"/>
+            </w:tcMar>
+          </w:tcPr>
+          <w:p>
+            <w:pPr>
+              <w:spacing w:after="18" w:line="236"/>
+            </w:pPr>
+            <w:r>
+              <w:rPr>
+                <w:rFonts w:ascii="Arial" w:cs="Arial" w:eastAsia="Arial" w:hAnsi="Arial"/>
+                <w:sz w:val="19"/>
+                <w:szCs w:val="19"/>
+              </w:rPr>
+              <w:t xml:space="preserve">El saldo queda corregido y el ajuste registrado.</w:t>
+            </w:r>
+          </w:p>
+        </w:tc>
+      </w:tr>
+      <w:tr>
+        <w:tc>
+          <w:tcPr>
+            <w:tcW w:type="dxa" w:w="2300"/>
+            <w:shd w:fill="EAF0F8" w:val="clear"/>
+            <w:tcMar>
+              <w:top w:type="dxa" w:w="40"/>
+              <w:left w:type="dxa" w:w="70"/>
+              <w:bottom w:type="dxa" w:w="40"/>
+              <w:right w:type="dxa" w:w="70"/>
+            </w:tcMar>
+          </w:tcPr>
+          <w:p>
+            <w:pPr>
+              <w:spacing w:after="18" w:line="236"/>
+            </w:pPr>
+            <w:r>
+              <w:rPr>
+                <w:rFonts w:ascii="Arial" w:cs="Arial" w:eastAsia="Arial" w:hAnsi="Arial"/>
+                <w:b/>
+                <w:bCs/>
+                <w:sz w:val="19"/>
+                <w:szCs w:val="19"/>
+              </w:rPr>
+              <w:t xml:space="preserve">Prioridad</w:t>
+            </w:r>
+          </w:p>
+        </w:tc>
+        <w:tc>
+          <w:tcPr>
+            <w:tcW w:type="dxa" w:w="7060"/>
+            <w:tcMar>
+              <w:top w:type="dxa" w:w="40"/>
+              <w:left w:type="dxa" w:w="70"/>
+              <w:bottom w:type="dxa" w:w="40"/>
+              <w:right w:type="dxa" w:w="70"/>
+            </w:tcMar>
+          </w:tcPr>
+          <w:p>
+            <w:pPr>
+              <w:spacing w:after="18" w:line="236"/>
+            </w:pPr>
+            <w:r>
+              <w:rPr>
+                <w:rFonts w:ascii="Arial" w:cs="Arial" w:eastAsia="Arial" w:hAnsi="Arial"/>
+                <w:sz w:val="19"/>
+                <w:szCs w:val="19"/>
+              </w:rPr>
+              <w:t xml:space="preserve">Media</w:t>
+            </w:r>
+          </w:p>
+        </w:tc>
+      </w:tr>
+    </w:tbl>
+    <w:p>
+      <w:pPr>
+        <w:spacing w:after="140"/>
+      </w:pPr>
+    </w:p>
+    <w:tbl>
+      <w:tblPr>
+        <w:tblW w:type="dxa" w:w="9360"/>
+        <w:tblBorders>
+          <w:top w:val="single" w:color="9CA3AF" w:sz="6"/>
+          <w:left w:val="single" w:color="9CA3AF" w:sz="6"/>
+          <w:bottom w:val="single" w:color="9CA3AF" w:sz="6"/>
+          <w:right w:val="single" w:color="9CA3AF" w:sz="6"/>
+          <w:insideH w:val="single" w:color="9CA3AF" w:sz="6"/>
+          <w:insideV w:val="single" w:color="9CA3AF" w:sz="6"/>
+        </w:tblBorders>
+        <w:tblLayout w:type="fixed"/>
+      </w:tblPr>
+      <w:tblGrid>
+        <w:gridCol w:w="2300"/>
+        <w:gridCol w:w="7060"/>
+      </w:tblGrid>
+      <w:tr>
+        <w:tc>
+          <w:tcPr>
+            <w:tcW w:type="dxa" w:w="9360"/>
+            <w:gridSpan w:val="2"/>
+            <w:shd w:fill="1F3864" w:val="clear"/>
+            <w:tcMar>
+              <w:top w:type="dxa" w:w="40"/>
+              <w:left w:type="dxa" w:w="70"/>
+              <w:bottom w:type="dxa" w:w="40"/>
+              <w:right w:type="dxa" w:w="70"/>
+            </w:tcMar>
+          </w:tcPr>
+          <w:p>
+            <w:pPr>
+              <w:spacing w:after="18" w:line="236"/>
+            </w:pPr>
+            <w:r>
+              <w:rPr>
+                <w:rFonts w:ascii="Arial" w:cs="Arial" w:eastAsia="Arial" w:hAnsi="Arial"/>
+                <w:b/>
+                <w:bCs/>
+                <w:color w:val="FFFFFF"/>
+                <w:sz w:val="19"/>
+                <w:szCs w:val="19"/>
+              </w:rPr>
+              <w:t xml:space="preserve">CU-INV-07 — Alertar stock bajo</w:t>
+            </w:r>
+          </w:p>
+        </w:tc>
+      </w:tr>
+      <w:tr>
+        <w:tc>
+          <w:tcPr>
+            <w:tcW w:type="dxa" w:w="2300"/>
+            <w:shd w:fill="EAF0F8" w:val="clear"/>
+            <w:tcMar>
+              <w:top w:type="dxa" w:w="40"/>
+              <w:left w:type="dxa" w:w="70"/>
+              <w:bottom w:type="dxa" w:w="40"/>
+              <w:right w:type="dxa" w:w="70"/>
+            </w:tcMar>
+          </w:tcPr>
+          <w:p>
+            <w:pPr>
+              <w:spacing w:after="18" w:line="236"/>
+            </w:pPr>
+            <w:r>
+              <w:rPr>
+                <w:rFonts w:ascii="Arial" w:cs="Arial" w:eastAsia="Arial" w:hAnsi="Arial"/>
+                <w:b/>
+                <w:bCs/>
+                <w:sz w:val="19"/>
+                <w:szCs w:val="19"/>
+              </w:rPr>
+              <w:t xml:space="preserve">Actor(es)</w:t>
+            </w:r>
+          </w:p>
+        </w:tc>
+        <w:tc>
+          <w:tcPr>
+            <w:tcW w:type="dxa" w:w="7060"/>
+            <w:tcMar>
+              <w:top w:type="dxa" w:w="40"/>
+              <w:left w:type="dxa" w:w="70"/>
+              <w:bottom w:type="dxa" w:w="40"/>
+              <w:right w:type="dxa" w:w="70"/>
+            </w:tcMar>
+          </w:tcPr>
+          <w:p>
+            <w:pPr>
+              <w:spacing w:after="18" w:line="236"/>
+            </w:pPr>
+            <w:r>
+              <w:rPr>
+                <w:rFonts w:ascii="Arial" w:cs="Arial" w:eastAsia="Arial" w:hAnsi="Arial"/>
+                <w:sz w:val="19"/>
+                <w:szCs w:val="19"/>
+              </w:rPr>
+              <w:t xml:space="preserve">Sistema</w:t>
+            </w:r>
+          </w:p>
+        </w:tc>
+      </w:tr>
+      <w:tr>
+        <w:tc>
+          <w:tcPr>
+            <w:tcW w:type="dxa" w:w="2300"/>
+            <w:shd w:fill="EAF0F8" w:val="clear"/>
+            <w:tcMar>
+              <w:top w:type="dxa" w:w="40"/>
+              <w:left w:type="dxa" w:w="70"/>
+              <w:bottom w:type="dxa" w:w="40"/>
+              <w:right w:type="dxa" w:w="70"/>
+            </w:tcMar>
+          </w:tcPr>
+          <w:p>
+            <w:pPr>
+              <w:spacing w:after="18" w:line="236"/>
+            </w:pPr>
+            <w:r>
+              <w:rPr>
+                <w:rFonts w:ascii="Arial" w:cs="Arial" w:eastAsia="Arial" w:hAnsi="Arial"/>
+                <w:b/>
+                <w:bCs/>
+                <w:sz w:val="19"/>
+                <w:szCs w:val="19"/>
+              </w:rPr>
+              <w:t xml:space="preserve">Requisito</w:t>
+            </w:r>
+          </w:p>
+        </w:tc>
+        <w:tc>
+          <w:tcPr>
+            <w:tcW w:type="dxa" w:w="7060"/>
+            <w:tcMar>
+              <w:top w:type="dxa" w:w="40"/>
+              <w:left w:type="dxa" w:w="70"/>
+              <w:bottom w:type="dxa" w:w="40"/>
+              <w:right w:type="dxa" w:w="70"/>
+            </w:tcMar>
+          </w:tcPr>
+          <w:p>
+            <w:pPr>
+              <w:spacing w:after="18" w:line="236"/>
+            </w:pPr>
+            <w:r>
+              <w:rPr>
+                <w:rFonts w:ascii="Arial" w:cs="Arial" w:eastAsia="Arial" w:hAnsi="Arial"/>
+                <w:sz w:val="19"/>
+                <w:szCs w:val="19"/>
+              </w:rPr>
+              <w:t xml:space="preserve">RF-INV-07</w:t>
+            </w:r>
+          </w:p>
+        </w:tc>
+      </w:tr>
+      <w:tr>
+        <w:tc>
+          <w:tcPr>
+            <w:tcW w:type="dxa" w:w="2300"/>
+            <w:shd w:fill="EAF0F8" w:val="clear"/>
+            <w:tcMar>
+              <w:top w:type="dxa" w:w="40"/>
+              <w:left w:type="dxa" w:w="70"/>
+              <w:bottom w:type="dxa" w:w="40"/>
+              <w:right w:type="dxa" w:w="70"/>
+            </w:tcMar>
+          </w:tcPr>
+          <w:p>
+            <w:pPr>
+              <w:spacing w:after="18" w:line="236"/>
+            </w:pPr>
+            <w:r>
+              <w:rPr>
+                <w:rFonts w:ascii="Arial" w:cs="Arial" w:eastAsia="Arial" w:hAnsi="Arial"/>
+                <w:b/>
+                <w:bCs/>
+                <w:sz w:val="19"/>
+                <w:szCs w:val="19"/>
+              </w:rPr>
+              <w:t xml:space="preserve">Descripción</w:t>
+            </w:r>
+          </w:p>
+        </w:tc>
+        <w:tc>
+          <w:tcPr>
+            <w:tcW w:type="dxa" w:w="7060"/>
+            <w:tcMar>
+              <w:top w:type="dxa" w:w="40"/>
+              <w:left w:type="dxa" w:w="70"/>
+              <w:bottom w:type="dxa" w:w="40"/>
+              <w:right w:type="dxa" w:w="70"/>
+            </w:tcMar>
+          </w:tcPr>
+          <w:p>
+            <w:pPr>
+              <w:spacing w:after="18" w:line="236"/>
+            </w:pPr>
+            <w:r>
+              <w:rPr>
+                <w:rFonts w:ascii="Arial" w:cs="Arial" w:eastAsia="Arial" w:hAnsi="Arial"/>
+                <w:sz w:val="19"/>
+                <w:szCs w:val="19"/>
+              </w:rPr>
+              <w:t xml:space="preserve">El sistema avisa cuando la existencia de un producto baja de su stock mínimo.</w:t>
+            </w:r>
+          </w:p>
+        </w:tc>
+      </w:tr>
+      <w:tr>
+        <w:tc>
+          <w:tcPr>
+            <w:tcW w:type="dxa" w:w="2300"/>
+            <w:shd w:fill="EAF0F8" w:val="clear"/>
+            <w:tcMar>
+              <w:top w:type="dxa" w:w="40"/>
+              <w:left w:type="dxa" w:w="70"/>
+              <w:bottom w:type="dxa" w:w="40"/>
+              <w:right w:type="dxa" w:w="70"/>
+            </w:tcMar>
+          </w:tcPr>
+          <w:p>
+            <w:pPr>
+              <w:spacing w:after="18" w:line="236"/>
+            </w:pPr>
+            <w:r>
+              <w:rPr>
+                <w:rFonts w:ascii="Arial" w:cs="Arial" w:eastAsia="Arial" w:hAnsi="Arial"/>
+                <w:b/>
+                <w:bCs/>
+                <w:sz w:val="19"/>
+                <w:szCs w:val="19"/>
+              </w:rPr>
+              <w:t xml:space="preserve">Precondiciones</w:t>
+            </w:r>
+          </w:p>
+        </w:tc>
+        <w:tc>
+          <w:tcPr>
+            <w:tcW w:type="dxa" w:w="7060"/>
+            <w:tcMar>
+              <w:top w:type="dxa" w:w="40"/>
+              <w:left w:type="dxa" w:w="70"/>
+              <w:bottom w:type="dxa" w:w="40"/>
+              <w:right w:type="dxa" w:w="70"/>
+            </w:tcMar>
+          </w:tcPr>
+          <w:p>
+            <w:pPr>
+              <w:spacing w:after="18" w:line="236"/>
+            </w:pPr>
+            <w:r>
+              <w:rPr>
+                <w:rFonts w:ascii="Arial" w:cs="Arial" w:eastAsia="Arial" w:hAnsi="Arial"/>
+                <w:sz w:val="19"/>
+                <w:szCs w:val="19"/>
+              </w:rPr>
+              <w:t xml:space="preserve">El producto tiene definido un stock mínimo.</w:t>
+            </w:r>
+          </w:p>
+        </w:tc>
+      </w:tr>
+      <w:tr>
+        <w:tc>
+          <w:tcPr>
+            <w:tcW w:type="dxa" w:w="2300"/>
+            <w:shd w:fill="EAF0F8" w:val="clear"/>
+            <w:tcMar>
+              <w:top w:type="dxa" w:w="40"/>
+              <w:left w:type="dxa" w:w="70"/>
+              <w:bottom w:type="dxa" w:w="40"/>
+              <w:right w:type="dxa" w:w="70"/>
+            </w:tcMar>
+          </w:tcPr>
+          <w:p>
+            <w:pPr>
+              <w:spacing w:after="18" w:line="236"/>
+            </w:pPr>
+            <w:r>
+              <w:rPr>
+                <w:rFonts w:ascii="Arial" w:cs="Arial" w:eastAsia="Arial" w:hAnsi="Arial"/>
+                <w:b/>
+                <w:bCs/>
+                <w:sz w:val="19"/>
+                <w:szCs w:val="19"/>
+              </w:rPr>
+              <w:t xml:space="preserve">Flujo principal</w:t>
+            </w:r>
+          </w:p>
+        </w:tc>
+        <w:tc>
+          <w:tcPr>
+            <w:tcW w:type="dxa" w:w="7060"/>
+            <w:tcMar>
+              <w:top w:type="dxa" w:w="40"/>
+              <w:left w:type="dxa" w:w="70"/>
+              <w:bottom w:type="dxa" w:w="40"/>
+              <w:right w:type="dxa" w:w="70"/>
+            </w:tcMar>
+          </w:tcPr>
+          <w:p>
+            <w:pPr>
+              <w:spacing w:after="18" w:line="236"/>
+            </w:pPr>
+            <w:r>
+              <w:rPr>
+                <w:rFonts w:ascii="Arial" w:cs="Arial" w:eastAsia="Arial" w:hAnsi="Arial"/>
+                <w:sz w:val="19"/>
+                <w:szCs w:val="19"/>
+              </w:rPr>
+              <w:t xml:space="preserve">1. Tras cada movimiento (venta o ajuste), el sistema compara la existencia con el stock mínimo.</w:t>
+            </w:r>
+          </w:p>
+          <w:p>
+            <w:pPr>
+              <w:spacing w:after="18" w:line="236"/>
+            </w:pPr>
+            <w:r>
+              <w:rPr>
+                <w:rFonts w:ascii="Arial" w:cs="Arial" w:eastAsia="Arial" w:hAnsi="Arial"/>
+                <w:sz w:val="19"/>
+                <w:szCs w:val="19"/>
+              </w:rPr>
+              <w:t xml:space="preserve">2. Si la existencia es igual o menor al mínimo, activa la alerta.</w:t>
+            </w:r>
+          </w:p>
+          <w:p>
+            <w:pPr>
+              <w:spacing w:after="18" w:line="236"/>
+            </w:pPr>
+            <w:r>
+              <w:rPr>
+                <w:rFonts w:ascii="Arial" w:cs="Arial" w:eastAsia="Arial" w:hAnsi="Arial"/>
+                <w:sz w:val="19"/>
+                <w:szCs w:val="19"/>
+              </w:rPr>
+              <w:t xml:space="preserve">3. Muestra el producto en el panel de alertas.</w:t>
+            </w:r>
+          </w:p>
+        </w:tc>
+      </w:tr>
+      <w:tr>
+        <w:tc>
+          <w:tcPr>
+            <w:tcW w:type="dxa" w:w="2300"/>
+            <w:shd w:fill="EAF0F8" w:val="clear"/>
+            <w:tcMar>
+              <w:top w:type="dxa" w:w="40"/>
+              <w:left w:type="dxa" w:w="70"/>
+              <w:bottom w:type="dxa" w:w="40"/>
+              <w:right w:type="dxa" w:w="70"/>
+            </w:tcMar>
+          </w:tcPr>
+          <w:p>
+            <w:pPr>
+              <w:spacing w:after="18" w:line="236"/>
+            </w:pPr>
+            <w:r>
+              <w:rPr>
+                <w:rFonts w:ascii="Arial" w:cs="Arial" w:eastAsia="Arial" w:hAnsi="Arial"/>
+                <w:b/>
+                <w:bCs/>
+                <w:sz w:val="19"/>
+                <w:szCs w:val="19"/>
+              </w:rPr>
+              <w:t xml:space="preserve">Flujos alternativos</w:t>
+            </w:r>
+          </w:p>
+        </w:tc>
+        <w:tc>
+          <w:tcPr>
+            <w:tcW w:type="dxa" w:w="7060"/>
+            <w:tcMar>
+              <w:top w:type="dxa" w:w="40"/>
+              <w:left w:type="dxa" w:w="70"/>
+              <w:bottom w:type="dxa" w:w="40"/>
+              <w:right w:type="dxa" w:w="70"/>
+            </w:tcMar>
+          </w:tcPr>
+          <w:p>
+            <w:pPr>
+              <w:spacing w:after="18" w:line="236"/>
+            </w:pPr>
+            <w:r>
+              <w:rPr>
+                <w:rFonts w:ascii="Arial" w:cs="Arial" w:eastAsia="Arial" w:hAnsi="Arial"/>
+                <w:sz w:val="19"/>
+                <w:szCs w:val="19"/>
+              </w:rPr>
+              <w:t xml:space="preserve">1a. Al reponer por lote y superar el mínimo, la alerta se desactiva (CU-INV-05).</w:t>
+            </w:r>
+          </w:p>
+        </w:tc>
+      </w:tr>
+      <w:tr>
+        <w:tc>
+          <w:tcPr>
+            <w:tcW w:type="dxa" w:w="2300"/>
+            <w:shd w:fill="EAF0F8" w:val="clear"/>
+            <w:tcMar>
+              <w:top w:type="dxa" w:w="40"/>
+              <w:left w:type="dxa" w:w="70"/>
+              <w:bottom w:type="dxa" w:w="40"/>
+              <w:right w:type="dxa" w:w="70"/>
+            </w:tcMar>
+          </w:tcPr>
+          <w:p>
+            <w:pPr>
+              <w:spacing w:after="18" w:line="236"/>
+            </w:pPr>
+            <w:r>
+              <w:rPr>
+                <w:rFonts w:ascii="Arial" w:cs="Arial" w:eastAsia="Arial" w:hAnsi="Arial"/>
+                <w:b/>
+                <w:bCs/>
+                <w:sz w:val="19"/>
+                <w:szCs w:val="19"/>
+              </w:rPr>
+              <w:t xml:space="preserve">Excepciones</w:t>
+            </w:r>
+          </w:p>
+        </w:tc>
+        <w:tc>
+          <w:tcPr>
+            <w:tcW w:type="dxa" w:w="7060"/>
+            <w:tcMar>
+              <w:top w:type="dxa" w:w="40"/>
+              <w:left w:type="dxa" w:w="70"/>
+              <w:bottom w:type="dxa" w:w="40"/>
+              <w:right w:type="dxa" w:w="70"/>
+            </w:tcMar>
+          </w:tcPr>
+          <w:p>
+            <w:pPr>
+              <w:spacing w:after="18" w:line="236"/>
+            </w:pPr>
+            <w:r>
+              <w:rPr>
+                <w:rFonts w:ascii="Arial" w:cs="Arial" w:eastAsia="Arial" w:hAnsi="Arial"/>
+                <w:sz w:val="19"/>
+                <w:szCs w:val="19"/>
+              </w:rPr>
+              <w:t xml:space="preserve">—</w:t>
+            </w:r>
+          </w:p>
+        </w:tc>
+      </w:tr>
+      <w:tr>
+        <w:tc>
+          <w:tcPr>
+            <w:tcW w:type="dxa" w:w="2300"/>
+            <w:shd w:fill="EAF0F8" w:val="clear"/>
+            <w:tcMar>
+              <w:top w:type="dxa" w:w="40"/>
+              <w:left w:type="dxa" w:w="70"/>
+              <w:bottom w:type="dxa" w:w="40"/>
+              <w:right w:type="dxa" w:w="70"/>
+            </w:tcMar>
+          </w:tcPr>
+          <w:p>
+            <w:pPr>
+              <w:spacing w:after="18" w:line="236"/>
+            </w:pPr>
+            <w:r>
+              <w:rPr>
+                <w:rFonts w:ascii="Arial" w:cs="Arial" w:eastAsia="Arial" w:hAnsi="Arial"/>
+                <w:b/>
+                <w:bCs/>
+                <w:sz w:val="19"/>
+                <w:szCs w:val="19"/>
+              </w:rPr>
+              <w:t xml:space="preserve">Reglas y validaciones</w:t>
+            </w:r>
+          </w:p>
+        </w:tc>
+        <w:tc>
+          <w:tcPr>
+            <w:tcW w:type="dxa" w:w="7060"/>
+            <w:tcMar>
+              <w:top w:type="dxa" w:w="40"/>
+              <w:left w:type="dxa" w:w="70"/>
+              <w:bottom w:type="dxa" w:w="40"/>
+              <w:right w:type="dxa" w:w="70"/>
+            </w:tcMar>
+          </w:tcPr>
+          <w:p>
+            <w:pPr>
+              <w:spacing w:after="18" w:line="236"/>
+            </w:pPr>
+            <w:r>
+              <w:rPr>
+                <w:rFonts w:ascii="Arial" w:cs="Arial" w:eastAsia="Arial" w:hAnsi="Arial"/>
+                <w:sz w:val="19"/>
+                <w:szCs w:val="19"/>
+              </w:rPr>
+              <w:t xml:space="preserve">La alerta es automática (actor Sistema); no bloquea la venta, solo notifica.</w:t>
+            </w:r>
+          </w:p>
+        </w:tc>
+      </w:tr>
+      <w:tr>
+        <w:tc>
+          <w:tcPr>
+            <w:tcW w:type="dxa" w:w="2300"/>
+            <w:shd w:fill="EAF0F8" w:val="clear"/>
+            <w:tcMar>
+              <w:top w:type="dxa" w:w="40"/>
+              <w:left w:type="dxa" w:w="70"/>
+              <w:bottom w:type="dxa" w:w="40"/>
+              <w:right w:type="dxa" w:w="70"/>
+            </w:tcMar>
+          </w:tcPr>
+          <w:p>
+            <w:pPr>
+              <w:spacing w:after="18" w:line="236"/>
+            </w:pPr>
+            <w:r>
+              <w:rPr>
+                <w:rFonts w:ascii="Arial" w:cs="Arial" w:eastAsia="Arial" w:hAnsi="Arial"/>
+                <w:b/>
+                <w:bCs/>
+                <w:sz w:val="19"/>
+                <w:szCs w:val="19"/>
+              </w:rPr>
+              <w:t xml:space="preserve">Postcondiciones</w:t>
+            </w:r>
+          </w:p>
+        </w:tc>
+        <w:tc>
+          <w:tcPr>
+            <w:tcW w:type="dxa" w:w="7060"/>
+            <w:tcMar>
+              <w:top w:type="dxa" w:w="40"/>
+              <w:left w:type="dxa" w:w="70"/>
+              <w:bottom w:type="dxa" w:w="40"/>
+              <w:right w:type="dxa" w:w="70"/>
+            </w:tcMar>
+          </w:tcPr>
+          <w:p>
+            <w:pPr>
+              <w:spacing w:after="18" w:line="236"/>
+            </w:pPr>
+            <w:r>
+              <w:rPr>
+                <w:rFonts w:ascii="Arial" w:cs="Arial" w:eastAsia="Arial" w:hAnsi="Arial"/>
+                <w:sz w:val="19"/>
+                <w:szCs w:val="19"/>
+              </w:rPr>
+              <w:t xml:space="preserve">El administrador visualiza los productos por debajo del mínimo.</w:t>
+            </w:r>
+          </w:p>
+        </w:tc>
+      </w:tr>
+      <w:tr>
+        <w:tc>
+          <w:tcPr>
+            <w:tcW w:type="dxa" w:w="2300"/>
+            <w:shd w:fill="EAF0F8" w:val="clear"/>
+            <w:tcMar>
+              <w:top w:type="dxa" w:w="40"/>
+              <w:left w:type="dxa" w:w="70"/>
+              <w:bottom w:type="dxa" w:w="40"/>
+              <w:right w:type="dxa" w:w="70"/>
+            </w:tcMar>
+          </w:tcPr>
+          <w:p>
+            <w:pPr>
+              <w:spacing w:after="18" w:line="236"/>
+            </w:pPr>
+            <w:r>
+              <w:rPr>
+                <w:rFonts w:ascii="Arial" w:cs="Arial" w:eastAsia="Arial" w:hAnsi="Arial"/>
+                <w:b/>
+                <w:bCs/>
+                <w:sz w:val="19"/>
+                <w:szCs w:val="19"/>
+              </w:rPr>
+              <w:t xml:space="preserve">Prioridad</w:t>
+            </w:r>
+          </w:p>
+        </w:tc>
+        <w:tc>
+          <w:tcPr>
+            <w:tcW w:type="dxa" w:w="7060"/>
+            <w:tcMar>
+              <w:top w:type="dxa" w:w="40"/>
+              <w:left w:type="dxa" w:w="70"/>
+              <w:bottom w:type="dxa" w:w="40"/>
+              <w:right w:type="dxa" w:w="70"/>
+            </w:tcMar>
+          </w:tcPr>
+          <w:p>
+            <w:pPr>
+              <w:spacing w:after="18" w:line="236"/>
+            </w:pPr>
+            <w:r>
+              <w:rPr>
+                <w:rFonts w:ascii="Arial" w:cs="Arial" w:eastAsia="Arial" w:hAnsi="Arial"/>
+                <w:sz w:val="19"/>
+                <w:szCs w:val="19"/>
+              </w:rPr>
+              <w:t xml:space="preserve">Media</w:t>
+            </w:r>
+          </w:p>
+        </w:tc>
+      </w:tr>
+    </w:tbl>
+    <w:p>
+      <w:pPr>
+        <w:spacing w:after="140"/>
+      </w:pPr>
+    </w:p>
+    <w:tbl>
+      <w:tblPr>
+        <w:tblW w:type="dxa" w:w="9360"/>
+        <w:tblBorders>
+          <w:top w:val="single" w:color="9CA3AF" w:sz="6"/>
+          <w:left w:val="single" w:color="9CA3AF" w:sz="6"/>
+          <w:bottom w:val="single" w:color="9CA3AF" w:sz="6"/>
+          <w:right w:val="single" w:color="9CA3AF" w:sz="6"/>
+          <w:insideH w:val="single" w:color="9CA3AF" w:sz="6"/>
+          <w:insideV w:val="single" w:color="9CA3AF" w:sz="6"/>
+        </w:tblBorders>
+        <w:tblLayout w:type="fixed"/>
+      </w:tblPr>
+      <w:tblGrid>
+        <w:gridCol w:w="2300"/>
+        <w:gridCol w:w="7060"/>
+      </w:tblGrid>
+      <w:tr>
+        <w:tc>
+          <w:tcPr>
+            <w:tcW w:type="dxa" w:w="9360"/>
+            <w:gridSpan w:val="2"/>
+            <w:shd w:fill="1F3864" w:val="clear"/>
+            <w:tcMar>
+              <w:top w:type="dxa" w:w="40"/>
+              <w:left w:type="dxa" w:w="70"/>
+              <w:bottom w:type="dxa" w:w="40"/>
+              <w:right w:type="dxa" w:w="70"/>
+            </w:tcMar>
+          </w:tcPr>
+          <w:p>
+            <w:pPr>
+              <w:spacing w:after="18" w:line="236"/>
+            </w:pPr>
+            <w:r>
+              <w:rPr>
+                <w:rFonts w:ascii="Arial" w:cs="Arial" w:eastAsia="Arial" w:hAnsi="Arial"/>
+                <w:b/>
+                <w:bCs/>
+                <w:color w:val="FFFFFF"/>
+                <w:sz w:val="19"/>
+                <w:szCs w:val="19"/>
+              </w:rPr>
+              <w:t xml:space="preserve">CU-INV-08 — Alertar baja rotación</w:t>
+            </w:r>
+          </w:p>
+        </w:tc>
+      </w:tr>
+      <w:tr>
+        <w:tc>
+          <w:tcPr>
+            <w:tcW w:type="dxa" w:w="2300"/>
+            <w:shd w:fill="EAF0F8" w:val="clear"/>
+            <w:tcMar>
+              <w:top w:type="dxa" w:w="40"/>
+              <w:left w:type="dxa" w:w="70"/>
+              <w:bottom w:type="dxa" w:w="40"/>
+              <w:right w:type="dxa" w:w="70"/>
+            </w:tcMar>
+          </w:tcPr>
+          <w:p>
+            <w:pPr>
+              <w:spacing w:after="18" w:line="236"/>
+            </w:pPr>
+            <w:r>
+              <w:rPr>
+                <w:rFonts w:ascii="Arial" w:cs="Arial" w:eastAsia="Arial" w:hAnsi="Arial"/>
+                <w:b/>
+                <w:bCs/>
+                <w:sz w:val="19"/>
+                <w:szCs w:val="19"/>
+              </w:rPr>
+              <w:t xml:space="preserve">Actor(es)</w:t>
+            </w:r>
+          </w:p>
+        </w:tc>
+        <w:tc>
+          <w:tcPr>
+            <w:tcW w:type="dxa" w:w="7060"/>
+            <w:tcMar>
+              <w:top w:type="dxa" w:w="40"/>
+              <w:left w:type="dxa" w:w="70"/>
+              <w:bottom w:type="dxa" w:w="40"/>
+              <w:right w:type="dxa" w:w="70"/>
+            </w:tcMar>
+          </w:tcPr>
+          <w:p>
+            <w:pPr>
+              <w:spacing w:after="18" w:line="236"/>
+            </w:pPr>
+            <w:r>
+              <w:rPr>
+                <w:rFonts w:ascii="Arial" w:cs="Arial" w:eastAsia="Arial" w:hAnsi="Arial"/>
+                <w:sz w:val="19"/>
+                <w:szCs w:val="19"/>
+              </w:rPr>
+              <w:t xml:space="preserve">Sistema</w:t>
+            </w:r>
+          </w:p>
+        </w:tc>
+      </w:tr>
+      <w:tr>
+        <w:tc>
+          <w:tcPr>
+            <w:tcW w:type="dxa" w:w="2300"/>
+            <w:shd w:fill="EAF0F8" w:val="clear"/>
+            <w:tcMar>
+              <w:top w:type="dxa" w:w="40"/>
+              <w:left w:type="dxa" w:w="70"/>
+              <w:bottom w:type="dxa" w:w="40"/>
+              <w:right w:type="dxa" w:w="70"/>
+            </w:tcMar>
+          </w:tcPr>
+          <w:p>
+            <w:pPr>
+              <w:spacing w:after="18" w:line="236"/>
+            </w:pPr>
+            <w:r>
+              <w:rPr>
+                <w:rFonts w:ascii="Arial" w:cs="Arial" w:eastAsia="Arial" w:hAnsi="Arial"/>
+                <w:b/>
+                <w:bCs/>
+                <w:sz w:val="19"/>
+                <w:szCs w:val="19"/>
+              </w:rPr>
+              <w:t xml:space="preserve">Requisito</w:t>
+            </w:r>
+          </w:p>
+        </w:tc>
+        <w:tc>
+          <w:tcPr>
+            <w:tcW w:type="dxa" w:w="7060"/>
+            <w:tcMar>
+              <w:top w:type="dxa" w:w="40"/>
+              <w:left w:type="dxa" w:w="70"/>
+              <w:bottom w:type="dxa" w:w="40"/>
+              <w:right w:type="dxa" w:w="70"/>
+            </w:tcMar>
+          </w:tcPr>
+          <w:p>
+            <w:pPr>
+              <w:spacing w:after="18" w:line="236"/>
+            </w:pPr>
+            <w:r>
+              <w:rPr>
+                <w:rFonts w:ascii="Arial" w:cs="Arial" w:eastAsia="Arial" w:hAnsi="Arial"/>
+                <w:sz w:val="19"/>
+                <w:szCs w:val="19"/>
+              </w:rPr>
+              <w:t xml:space="preserve">RF-INV-08</w:t>
+            </w:r>
+          </w:p>
+        </w:tc>
+      </w:tr>
+      <w:tr>
+        <w:tc>
+          <w:tcPr>
+            <w:tcW w:type="dxa" w:w="2300"/>
+            <w:shd w:fill="EAF0F8" w:val="clear"/>
+            <w:tcMar>
+              <w:top w:type="dxa" w:w="40"/>
+              <w:left w:type="dxa" w:w="70"/>
+              <w:bottom w:type="dxa" w:w="40"/>
+              <w:right w:type="dxa" w:w="70"/>
+            </w:tcMar>
+          </w:tcPr>
+          <w:p>
+            <w:pPr>
+              <w:spacing w:after="18" w:line="236"/>
+            </w:pPr>
+            <w:r>
+              <w:rPr>
+                <w:rFonts w:ascii="Arial" w:cs="Arial" w:eastAsia="Arial" w:hAnsi="Arial"/>
+                <w:b/>
+                <w:bCs/>
+                <w:sz w:val="19"/>
+                <w:szCs w:val="19"/>
+              </w:rPr>
+              <w:t xml:space="preserve">Descripción</w:t>
+            </w:r>
+          </w:p>
+        </w:tc>
+        <w:tc>
+          <w:tcPr>
+            <w:tcW w:type="dxa" w:w="7060"/>
+            <w:tcMar>
+              <w:top w:type="dxa" w:w="40"/>
+              <w:left w:type="dxa" w:w="70"/>
+              <w:bottom w:type="dxa" w:w="40"/>
+              <w:right w:type="dxa" w:w="70"/>
+            </w:tcMar>
+          </w:tcPr>
+          <w:p>
+            <w:pPr>
+              <w:spacing w:after="18" w:line="236"/>
+            </w:pPr>
+            <w:r>
+              <w:rPr>
+                <w:rFonts w:ascii="Arial" w:cs="Arial" w:eastAsia="Arial" w:hAnsi="Arial"/>
+                <w:sz w:val="19"/>
+                <w:szCs w:val="19"/>
+              </w:rPr>
+              <w:t xml:space="preserve">El sistema identifica los productos con poca o nula venta en un periodo.</w:t>
+            </w:r>
+          </w:p>
+        </w:tc>
+      </w:tr>
+      <w:tr>
+        <w:tc>
+          <w:tcPr>
+            <w:tcW w:type="dxa" w:w="2300"/>
+            <w:shd w:fill="EAF0F8" w:val="clear"/>
+            <w:tcMar>
+              <w:top w:type="dxa" w:w="40"/>
+              <w:left w:type="dxa" w:w="70"/>
+              <w:bottom w:type="dxa" w:w="40"/>
+              <w:right w:type="dxa" w:w="70"/>
+            </w:tcMar>
+          </w:tcPr>
+          <w:p>
+            <w:pPr>
+              <w:spacing w:after="18" w:line="236"/>
+            </w:pPr>
+            <w:r>
+              <w:rPr>
+                <w:rFonts w:ascii="Arial" w:cs="Arial" w:eastAsia="Arial" w:hAnsi="Arial"/>
+                <w:b/>
+                <w:bCs/>
+                <w:sz w:val="19"/>
+                <w:szCs w:val="19"/>
+              </w:rPr>
+              <w:t xml:space="preserve">Precondiciones</w:t>
+            </w:r>
+          </w:p>
+        </w:tc>
+        <w:tc>
+          <w:tcPr>
+            <w:tcW w:type="dxa" w:w="7060"/>
+            <w:tcMar>
+              <w:top w:type="dxa" w:w="40"/>
+              <w:left w:type="dxa" w:w="70"/>
+              <w:bottom w:type="dxa" w:w="40"/>
+              <w:right w:type="dxa" w:w="70"/>
+            </w:tcMar>
+          </w:tcPr>
+          <w:p>
+            <w:pPr>
+              <w:spacing w:after="18" w:line="236"/>
+            </w:pPr>
+            <w:r>
+              <w:rPr>
+                <w:rFonts w:ascii="Arial" w:cs="Arial" w:eastAsia="Arial" w:hAnsi="Arial"/>
+                <w:sz w:val="19"/>
+                <w:szCs w:val="19"/>
+              </w:rPr>
+              <w:t xml:space="preserve">Existen ventas registradas y un periodo de referencia configurado.</w:t>
+            </w:r>
+          </w:p>
+        </w:tc>
+      </w:tr>
+      <w:tr>
+        <w:tc>
+          <w:tcPr>
+            <w:tcW w:type="dxa" w:w="2300"/>
+            <w:shd w:fill="EAF0F8" w:val="clear"/>
+            <w:tcMar>
+              <w:top w:type="dxa" w:w="40"/>
+              <w:left w:type="dxa" w:w="70"/>
+              <w:bottom w:type="dxa" w:w="40"/>
+              <w:right w:type="dxa" w:w="70"/>
+            </w:tcMar>
+          </w:tcPr>
+          <w:p>
+            <w:pPr>
+              <w:spacing w:after="18" w:line="236"/>
+            </w:pPr>
+            <w:r>
+              <w:rPr>
+                <w:rFonts w:ascii="Arial" w:cs="Arial" w:eastAsia="Arial" w:hAnsi="Arial"/>
+                <w:b/>
+                <w:bCs/>
+                <w:sz w:val="19"/>
+                <w:szCs w:val="19"/>
+              </w:rPr>
+              <w:t xml:space="preserve">Flujo principal</w:t>
+            </w:r>
+          </w:p>
+        </w:tc>
+        <w:tc>
+          <w:tcPr>
+            <w:tcW w:type="dxa" w:w="7060"/>
+            <w:tcMar>
+              <w:top w:type="dxa" w:w="40"/>
+              <w:left w:type="dxa" w:w="70"/>
+              <w:bottom w:type="dxa" w:w="40"/>
+              <w:right w:type="dxa" w:w="70"/>
+            </w:tcMar>
+          </w:tcPr>
+          <w:p>
+            <w:pPr>
+              <w:spacing w:after="18" w:line="236"/>
+            </w:pPr>
+            <w:r>
+              <w:rPr>
+                <w:rFonts w:ascii="Arial" w:cs="Arial" w:eastAsia="Arial" w:hAnsi="Arial"/>
+                <w:sz w:val="19"/>
+                <w:szCs w:val="19"/>
+              </w:rPr>
+              <w:t xml:space="preserve">1. El sistema evalúa periódicamente las ventas por producto.</w:t>
+            </w:r>
+          </w:p>
+          <w:p>
+            <w:pPr>
+              <w:spacing w:after="18" w:line="236"/>
+            </w:pPr>
+            <w:r>
+              <w:rPr>
+                <w:rFonts w:ascii="Arial" w:cs="Arial" w:eastAsia="Arial" w:hAnsi="Arial"/>
+                <w:sz w:val="19"/>
+                <w:szCs w:val="19"/>
+              </w:rPr>
+              <w:t xml:space="preserve">2. Marca los productos cuya rotación está por debajo del umbral.</w:t>
+            </w:r>
+          </w:p>
+          <w:p>
+            <w:pPr>
+              <w:spacing w:after="18" w:line="236"/>
+            </w:pPr>
+            <w:r>
+              <w:rPr>
+                <w:rFonts w:ascii="Arial" w:cs="Arial" w:eastAsia="Arial" w:hAnsi="Arial"/>
+                <w:sz w:val="19"/>
+                <w:szCs w:val="19"/>
+              </w:rPr>
+              <w:t xml:space="preserve">3. Los muestra en el panel de alertas y en el reporte de rotación.</w:t>
+            </w:r>
+          </w:p>
+        </w:tc>
+      </w:tr>
+      <w:tr>
+        <w:tc>
+          <w:tcPr>
+            <w:tcW w:type="dxa" w:w="2300"/>
+            <w:shd w:fill="EAF0F8" w:val="clear"/>
+            <w:tcMar>
+              <w:top w:type="dxa" w:w="40"/>
+              <w:left w:type="dxa" w:w="70"/>
+              <w:bottom w:type="dxa" w:w="40"/>
+              <w:right w:type="dxa" w:w="70"/>
+            </w:tcMar>
+          </w:tcPr>
+          <w:p>
+            <w:pPr>
+              <w:spacing w:after="18" w:line="236"/>
+            </w:pPr>
+            <w:r>
+              <w:rPr>
+                <w:rFonts w:ascii="Arial" w:cs="Arial" w:eastAsia="Arial" w:hAnsi="Arial"/>
+                <w:b/>
+                <w:bCs/>
+                <w:sz w:val="19"/>
+                <w:szCs w:val="19"/>
+              </w:rPr>
+              <w:t xml:space="preserve">Flujos alternativos</w:t>
+            </w:r>
+          </w:p>
+        </w:tc>
+        <w:tc>
+          <w:tcPr>
+            <w:tcW w:type="dxa" w:w="7060"/>
+            <w:tcMar>
+              <w:top w:type="dxa" w:w="40"/>
+              <w:left w:type="dxa" w:w="70"/>
+              <w:bottom w:type="dxa" w:w="40"/>
+              <w:right w:type="dxa" w:w="70"/>
+            </w:tcMar>
+          </w:tcPr>
+          <w:p>
+            <w:pPr>
+              <w:spacing w:after="18" w:line="236"/>
+            </w:pPr>
+            <w:r>
+              <w:rPr>
+                <w:rFonts w:ascii="Arial" w:cs="Arial" w:eastAsia="Arial" w:hAnsi="Arial"/>
+                <w:sz w:val="19"/>
+                <w:szCs w:val="19"/>
+              </w:rPr>
+              <w:t xml:space="preserve">—</w:t>
+            </w:r>
+          </w:p>
+        </w:tc>
+      </w:tr>
+      <w:tr>
+        <w:tc>
+          <w:tcPr>
+            <w:tcW w:type="dxa" w:w="2300"/>
+            <w:shd w:fill="EAF0F8" w:val="clear"/>
+            <w:tcMar>
+              <w:top w:type="dxa" w:w="40"/>
+              <w:left w:type="dxa" w:w="70"/>
+              <w:bottom w:type="dxa" w:w="40"/>
+              <w:right w:type="dxa" w:w="70"/>
+            </w:tcMar>
+          </w:tcPr>
+          <w:p>
+            <w:pPr>
+              <w:spacing w:after="18" w:line="236"/>
+            </w:pPr>
+            <w:r>
+              <w:rPr>
+                <w:rFonts w:ascii="Arial" w:cs="Arial" w:eastAsia="Arial" w:hAnsi="Arial"/>
+                <w:b/>
+                <w:bCs/>
+                <w:sz w:val="19"/>
+                <w:szCs w:val="19"/>
+              </w:rPr>
+              <w:t xml:space="preserve">Excepciones</w:t>
+            </w:r>
+          </w:p>
+        </w:tc>
+        <w:tc>
+          <w:tcPr>
+            <w:tcW w:type="dxa" w:w="7060"/>
+            <w:tcMar>
+              <w:top w:type="dxa" w:w="40"/>
+              <w:left w:type="dxa" w:w="70"/>
+              <w:bottom w:type="dxa" w:w="40"/>
+              <w:right w:type="dxa" w:w="70"/>
+            </w:tcMar>
+          </w:tcPr>
+          <w:p>
+            <w:pPr>
+              <w:spacing w:after="18" w:line="236"/>
+            </w:pPr>
+            <w:r>
+              <w:rPr>
+                <w:rFonts w:ascii="Arial" w:cs="Arial" w:eastAsia="Arial" w:hAnsi="Arial"/>
+                <w:sz w:val="19"/>
+                <w:szCs w:val="19"/>
+              </w:rPr>
+              <w:t xml:space="preserve">*. Producto nuevo sin historial suficiente: no se evalúa hasta cumplir el periodo.</w:t>
+            </w:r>
+          </w:p>
+        </w:tc>
+      </w:tr>
+      <w:tr>
+        <w:tc>
+          <w:tcPr>
+            <w:tcW w:type="dxa" w:w="2300"/>
+            <w:shd w:fill="EAF0F8" w:val="clear"/>
+            <w:tcMar>
+              <w:top w:type="dxa" w:w="40"/>
+              <w:left w:type="dxa" w:w="70"/>
+              <w:bottom w:type="dxa" w:w="40"/>
+              <w:right w:type="dxa" w:w="70"/>
+            </w:tcMar>
+          </w:tcPr>
+          <w:p>
+            <w:pPr>
+              <w:spacing w:after="18" w:line="236"/>
+            </w:pPr>
+            <w:r>
+              <w:rPr>
+                <w:rFonts w:ascii="Arial" w:cs="Arial" w:eastAsia="Arial" w:hAnsi="Arial"/>
+                <w:b/>
+                <w:bCs/>
+                <w:sz w:val="19"/>
+                <w:szCs w:val="19"/>
+              </w:rPr>
+              <w:t xml:space="preserve">Reglas y validaciones</w:t>
+            </w:r>
+          </w:p>
+        </w:tc>
+        <w:tc>
+          <w:tcPr>
+            <w:tcW w:type="dxa" w:w="7060"/>
+            <w:tcMar>
+              <w:top w:type="dxa" w:w="40"/>
+              <w:left w:type="dxa" w:w="70"/>
+              <w:bottom w:type="dxa" w:w="40"/>
+              <w:right w:type="dxa" w:w="70"/>
+            </w:tcMar>
+          </w:tcPr>
+          <w:p>
+            <w:pPr>
+              <w:spacing w:after="18" w:line="236"/>
+            </w:pPr>
+            <w:r>
+              <w:rPr>
+                <w:rFonts w:ascii="Arial" w:cs="Arial" w:eastAsia="Arial" w:hAnsi="Arial"/>
+                <w:sz w:val="19"/>
+                <w:szCs w:val="19"/>
+              </w:rPr>
+              <w:t xml:space="preserve">El cálculo es automático (actor Sistema); apoya las decisiones de compra y de promociones.</w:t>
+            </w:r>
+          </w:p>
+        </w:tc>
+      </w:tr>
+      <w:tr>
+        <w:tc>
+          <w:tcPr>
+            <w:tcW w:type="dxa" w:w="2300"/>
+            <w:shd w:fill="EAF0F8" w:val="clear"/>
+            <w:tcMar>
+              <w:top w:type="dxa" w:w="40"/>
+              <w:left w:type="dxa" w:w="70"/>
+              <w:bottom w:type="dxa" w:w="40"/>
+              <w:right w:type="dxa" w:w="70"/>
+            </w:tcMar>
+          </w:tcPr>
+          <w:p>
+            <w:pPr>
+              <w:spacing w:after="18" w:line="236"/>
+            </w:pPr>
+            <w:r>
+              <w:rPr>
+                <w:rFonts w:ascii="Arial" w:cs="Arial" w:eastAsia="Arial" w:hAnsi="Arial"/>
+                <w:b/>
+                <w:bCs/>
+                <w:sz w:val="19"/>
+                <w:szCs w:val="19"/>
+              </w:rPr>
+              <w:t xml:space="preserve">Postcondiciones</w:t>
+            </w:r>
+          </w:p>
+        </w:tc>
+        <w:tc>
+          <w:tcPr>
+            <w:tcW w:type="dxa" w:w="7060"/>
+            <w:tcMar>
+              <w:top w:type="dxa" w:w="40"/>
+              <w:left w:type="dxa" w:w="70"/>
+              <w:bottom w:type="dxa" w:w="40"/>
+              <w:right w:type="dxa" w:w="70"/>
+            </w:tcMar>
+          </w:tcPr>
+          <w:p>
+            <w:pPr>
+              <w:spacing w:after="18" w:line="236"/>
+            </w:pPr>
+            <w:r>
+              <w:rPr>
+                <w:rFonts w:ascii="Arial" w:cs="Arial" w:eastAsia="Arial" w:hAnsi="Arial"/>
+                <w:sz w:val="19"/>
+                <w:szCs w:val="19"/>
+              </w:rPr>
+              <w:t xml:space="preserve">El administrador visualiza los productos de baja rotación.</w:t>
+            </w:r>
+          </w:p>
+        </w:tc>
+      </w:tr>
+      <w:tr>
+        <w:tc>
+          <w:tcPr>
+            <w:tcW w:type="dxa" w:w="2300"/>
+            <w:shd w:fill="EAF0F8" w:val="clear"/>
+            <w:tcMar>
+              <w:top w:type="dxa" w:w="40"/>
+              <w:left w:type="dxa" w:w="70"/>
+              <w:bottom w:type="dxa" w:w="40"/>
+              <w:right w:type="dxa" w:w="70"/>
+            </w:tcMar>
+          </w:tcPr>
+          <w:p>
+            <w:pPr>
+              <w:spacing w:after="18" w:line="236"/>
+            </w:pPr>
+            <w:r>
+              <w:rPr>
+                <w:rFonts w:ascii="Arial" w:cs="Arial" w:eastAsia="Arial" w:hAnsi="Arial"/>
+                <w:b/>
+                <w:bCs/>
+                <w:sz w:val="19"/>
+                <w:szCs w:val="19"/>
+              </w:rPr>
+              <w:t xml:space="preserve">Prioridad</w:t>
+            </w:r>
+          </w:p>
+        </w:tc>
+        <w:tc>
+          <w:tcPr>
+            <w:tcW w:type="dxa" w:w="7060"/>
+            <w:tcMar>
+              <w:top w:type="dxa" w:w="40"/>
+              <w:left w:type="dxa" w:w="70"/>
+              <w:bottom w:type="dxa" w:w="40"/>
+              <w:right w:type="dxa" w:w="70"/>
+            </w:tcMar>
+          </w:tcPr>
+          <w:p>
+            <w:pPr>
+              <w:spacing w:after="18" w:line="236"/>
+            </w:pPr>
+            <w:r>
+              <w:rPr>
+                <w:rFonts w:ascii="Arial" w:cs="Arial" w:eastAsia="Arial" w:hAnsi="Arial"/>
+                <w:sz w:val="19"/>
+                <w:szCs w:val="19"/>
+              </w:rPr>
+              <w:t xml:space="preserve">Baja</w:t>
+            </w:r>
+          </w:p>
+        </w:tc>
+      </w:tr>
+    </w:tbl>
+    <w:p>
+      <w:pPr>
+        <w:spacing w:after="140"/>
+      </w:pPr>
+    </w:p>
+    <w:tbl>
+      <w:tblPr>
+        <w:tblW w:type="dxa" w:w="9360"/>
+        <w:tblBorders>
+          <w:top w:val="single" w:color="9CA3AF" w:sz="6"/>
+          <w:left w:val="single" w:color="9CA3AF" w:sz="6"/>
+          <w:bottom w:val="single" w:color="9CA3AF" w:sz="6"/>
+          <w:right w:val="single" w:color="9CA3AF" w:sz="6"/>
+          <w:insideH w:val="single" w:color="9CA3AF" w:sz="6"/>
+          <w:insideV w:val="single" w:color="9CA3AF" w:sz="6"/>
+        </w:tblBorders>
+        <w:tblLayout w:type="fixed"/>
+      </w:tblPr>
+      <w:tblGrid>
+        <w:gridCol w:w="2300"/>
+        <w:gridCol w:w="7060"/>
+      </w:tblGrid>
+      <w:tr>
+        <w:tc>
+          <w:tcPr>
+            <w:tcW w:type="dxa" w:w="9360"/>
+            <w:gridSpan w:val="2"/>
+            <w:shd w:fill="1F3864" w:val="clear"/>
+            <w:tcMar>
+              <w:top w:type="dxa" w:w="40"/>
+              <w:left w:type="dxa" w:w="70"/>
+              <w:bottom w:type="dxa" w:w="40"/>
+              <w:right w:type="dxa" w:w="70"/>
+            </w:tcMar>
+          </w:tcPr>
+          <w:p>
+            <w:pPr>
+              <w:spacing w:after="18" w:line="236"/>
+            </w:pPr>
+            <w:r>
+              <w:rPr>
+                <w:rFonts w:ascii="Arial" w:cs="Arial" w:eastAsia="Arial" w:hAnsi="Arial"/>
+                <w:b/>
+                <w:bCs/>
+                <w:color w:val="FFFFFF"/>
+                <w:sz w:val="19"/>
+                <w:szCs w:val="19"/>
+              </w:rPr>
+              <w:t xml:space="preserve">CU-INV-09 — Consultar kardex</w:t>
+            </w:r>
+          </w:p>
+        </w:tc>
+      </w:tr>
+      <w:tr>
+        <w:tc>
+          <w:tcPr>
+            <w:tcW w:type="dxa" w:w="2300"/>
+            <w:shd w:fill="EAF0F8" w:val="clear"/>
+            <w:tcMar>
+              <w:top w:type="dxa" w:w="40"/>
+              <w:left w:type="dxa" w:w="70"/>
+              <w:bottom w:type="dxa" w:w="40"/>
+              <w:right w:type="dxa" w:w="70"/>
+            </w:tcMar>
+          </w:tcPr>
+          <w:p>
+            <w:pPr>
+              <w:spacing w:after="18" w:line="236"/>
+            </w:pPr>
+            <w:r>
+              <w:rPr>
+                <w:rFonts w:ascii="Arial" w:cs="Arial" w:eastAsia="Arial" w:hAnsi="Arial"/>
+                <w:b/>
+                <w:bCs/>
+                <w:sz w:val="19"/>
+                <w:szCs w:val="19"/>
+              </w:rPr>
+              <w:t xml:space="preserve">Actor(es)</w:t>
+            </w:r>
+          </w:p>
+        </w:tc>
+        <w:tc>
+          <w:tcPr>
+            <w:tcW w:type="dxa" w:w="7060"/>
+            <w:tcMar>
+              <w:top w:type="dxa" w:w="40"/>
+              <w:left w:type="dxa" w:w="70"/>
+              <w:bottom w:type="dxa" w:w="40"/>
+              <w:right w:type="dxa" w:w="70"/>
+            </w:tcMar>
+          </w:tcPr>
+          <w:p>
+            <w:pPr>
+              <w:spacing w:after="18" w:line="236"/>
+            </w:pPr>
+            <w:r>
+              <w:rPr>
+                <w:rFonts w:ascii="Arial" w:cs="Arial" w:eastAsia="Arial" w:hAnsi="Arial"/>
+                <w:sz w:val="19"/>
+                <w:szCs w:val="19"/>
+              </w:rPr>
+              <w:t xml:space="preserve">Administrador</w:t>
+            </w:r>
+          </w:p>
+        </w:tc>
+      </w:tr>
+      <w:tr>
+        <w:tc>
+          <w:tcPr>
+            <w:tcW w:type="dxa" w:w="2300"/>
+            <w:shd w:fill="EAF0F8" w:val="clear"/>
+            <w:tcMar>
+              <w:top w:type="dxa" w:w="40"/>
+              <w:left w:type="dxa" w:w="70"/>
+              <w:bottom w:type="dxa" w:w="40"/>
+              <w:right w:type="dxa" w:w="70"/>
+            </w:tcMar>
+          </w:tcPr>
+          <w:p>
+            <w:pPr>
+              <w:spacing w:after="18" w:line="236"/>
+            </w:pPr>
+            <w:r>
+              <w:rPr>
+                <w:rFonts w:ascii="Arial" w:cs="Arial" w:eastAsia="Arial" w:hAnsi="Arial"/>
+                <w:b/>
+                <w:bCs/>
+                <w:sz w:val="19"/>
+                <w:szCs w:val="19"/>
+              </w:rPr>
+              <w:t xml:space="preserve">Requisito</w:t>
+            </w:r>
+          </w:p>
+        </w:tc>
+        <w:tc>
+          <w:tcPr>
+            <w:tcW w:type="dxa" w:w="7060"/>
+            <w:tcMar>
+              <w:top w:type="dxa" w:w="40"/>
+              <w:left w:type="dxa" w:w="70"/>
+              <w:bottom w:type="dxa" w:w="40"/>
+              <w:right w:type="dxa" w:w="70"/>
+            </w:tcMar>
+          </w:tcPr>
+          <w:p>
+            <w:pPr>
+              <w:spacing w:after="18" w:line="236"/>
+            </w:pPr>
+            <w:r>
+              <w:rPr>
+                <w:rFonts w:ascii="Arial" w:cs="Arial" w:eastAsia="Arial" w:hAnsi="Arial"/>
+                <w:sz w:val="19"/>
+                <w:szCs w:val="19"/>
+              </w:rPr>
+              <w:t xml:space="preserve">RF-INV-09</w:t>
+            </w:r>
+          </w:p>
+        </w:tc>
+      </w:tr>
+      <w:tr>
+        <w:tc>
+          <w:tcPr>
+            <w:tcW w:type="dxa" w:w="2300"/>
+            <w:shd w:fill="EAF0F8" w:val="clear"/>
+            <w:tcMar>
+              <w:top w:type="dxa" w:w="40"/>
+              <w:left w:type="dxa" w:w="70"/>
+              <w:bottom w:type="dxa" w:w="40"/>
+              <w:right w:type="dxa" w:w="70"/>
+            </w:tcMar>
+          </w:tcPr>
+          <w:p>
+            <w:pPr>
+              <w:spacing w:after="18" w:line="236"/>
+            </w:pPr>
+            <w:r>
+              <w:rPr>
+                <w:rFonts w:ascii="Arial" w:cs="Arial" w:eastAsia="Arial" w:hAnsi="Arial"/>
+                <w:b/>
+                <w:bCs/>
+                <w:sz w:val="19"/>
+                <w:szCs w:val="19"/>
+              </w:rPr>
+              <w:t xml:space="preserve">Descripción</w:t>
+            </w:r>
+          </w:p>
+        </w:tc>
+        <w:tc>
+          <w:tcPr>
+            <w:tcW w:type="dxa" w:w="7060"/>
+            <w:tcMar>
+              <w:top w:type="dxa" w:w="40"/>
+              <w:left w:type="dxa" w:w="70"/>
+              <w:bottom w:type="dxa" w:w="40"/>
+              <w:right w:type="dxa" w:w="70"/>
+            </w:tcMar>
+          </w:tcPr>
+          <w:p>
+            <w:pPr>
+              <w:spacing w:after="18" w:line="236"/>
+            </w:pPr>
+            <w:r>
+              <w:rPr>
+                <w:rFonts w:ascii="Arial" w:cs="Arial" w:eastAsia="Arial" w:hAnsi="Arial"/>
+                <w:sz w:val="19"/>
+                <w:szCs w:val="19"/>
+              </w:rPr>
+              <w:t xml:space="preserve">El administrador consulta el historial de movimientos de un producto (entradas, salidas y ajustes) con su costo.</w:t>
+            </w:r>
+          </w:p>
+        </w:tc>
+      </w:tr>
+      <w:tr>
+        <w:tc>
+          <w:tcPr>
+            <w:tcW w:type="dxa" w:w="2300"/>
+            <w:shd w:fill="EAF0F8" w:val="clear"/>
+            <w:tcMar>
+              <w:top w:type="dxa" w:w="40"/>
+              <w:left w:type="dxa" w:w="70"/>
+              <w:bottom w:type="dxa" w:w="40"/>
+              <w:right w:type="dxa" w:w="70"/>
+            </w:tcMar>
+          </w:tcPr>
+          <w:p>
+            <w:pPr>
+              <w:spacing w:after="18" w:line="236"/>
+            </w:pPr>
+            <w:r>
+              <w:rPr>
+                <w:rFonts w:ascii="Arial" w:cs="Arial" w:eastAsia="Arial" w:hAnsi="Arial"/>
+                <w:b/>
+                <w:bCs/>
+                <w:sz w:val="19"/>
+                <w:szCs w:val="19"/>
+              </w:rPr>
+              <w:t xml:space="preserve">Precondiciones</w:t>
+            </w:r>
+          </w:p>
+        </w:tc>
+        <w:tc>
+          <w:tcPr>
+            <w:tcW w:type="dxa" w:w="7060"/>
+            <w:tcMar>
+              <w:top w:type="dxa" w:w="40"/>
+              <w:left w:type="dxa" w:w="70"/>
+              <w:bottom w:type="dxa" w:w="40"/>
+              <w:right w:type="dxa" w:w="70"/>
+            </w:tcMar>
+          </w:tcPr>
+          <w:p>
+            <w:pPr>
+              <w:spacing w:after="18" w:line="236"/>
+            </w:pPr>
+            <w:r>
+              <w:rPr>
+                <w:rFonts w:ascii="Arial" w:cs="Arial" w:eastAsia="Arial" w:hAnsi="Arial"/>
+                <w:sz w:val="19"/>
+                <w:szCs w:val="19"/>
+              </w:rPr>
+              <w:t xml:space="preserve">El producto existe.</w:t>
+            </w:r>
+          </w:p>
+        </w:tc>
+      </w:tr>
+      <w:tr>
+        <w:tc>
+          <w:tcPr>
+            <w:tcW w:type="dxa" w:w="2300"/>
+            <w:shd w:fill="EAF0F8" w:val="clear"/>
+            <w:tcMar>
+              <w:top w:type="dxa" w:w="40"/>
+              <w:left w:type="dxa" w:w="70"/>
+              <w:bottom w:type="dxa" w:w="40"/>
+              <w:right w:type="dxa" w:w="70"/>
+            </w:tcMar>
+          </w:tcPr>
+          <w:p>
+            <w:pPr>
+              <w:spacing w:after="18" w:line="236"/>
+            </w:pPr>
+            <w:r>
+              <w:rPr>
+                <w:rFonts w:ascii="Arial" w:cs="Arial" w:eastAsia="Arial" w:hAnsi="Arial"/>
+                <w:b/>
+                <w:bCs/>
+                <w:sz w:val="19"/>
+                <w:szCs w:val="19"/>
+              </w:rPr>
+              <w:t xml:space="preserve">Flujo principal</w:t>
+            </w:r>
+          </w:p>
+        </w:tc>
+        <w:tc>
+          <w:tcPr>
+            <w:tcW w:type="dxa" w:w="7060"/>
+            <w:tcMar>
+              <w:top w:type="dxa" w:w="40"/>
+              <w:left w:type="dxa" w:w="70"/>
+              <w:bottom w:type="dxa" w:w="40"/>
+              <w:right w:type="dxa" w:w="70"/>
+            </w:tcMar>
+          </w:tcPr>
+          <w:p>
+            <w:pPr>
+              <w:spacing w:after="18" w:line="236"/>
+            </w:pPr>
+            <w:r>
+              <w:rPr>
+                <w:rFonts w:ascii="Arial" w:cs="Arial" w:eastAsia="Arial" w:hAnsi="Arial"/>
+                <w:sz w:val="19"/>
+                <w:szCs w:val="19"/>
+              </w:rPr>
+              <w:t xml:space="preserve">1. Selecciona el producto y elige «Kardex».</w:t>
+            </w:r>
+          </w:p>
+          <w:p>
+            <w:pPr>
+              <w:spacing w:after="18" w:line="236"/>
+            </w:pPr>
+            <w:r>
+              <w:rPr>
+                <w:rFonts w:ascii="Arial" w:cs="Arial" w:eastAsia="Arial" w:hAnsi="Arial"/>
+                <w:sz w:val="19"/>
+                <w:szCs w:val="19"/>
+              </w:rPr>
+              <w:t xml:space="preserve">2. El sistema muestra los movimientos en orden cronológico con cantidad, costo y saldo.</w:t>
+            </w:r>
+          </w:p>
+          <w:p>
+            <w:pPr>
+              <w:spacing w:after="18" w:line="236"/>
+            </w:pPr>
+            <w:r>
+              <w:rPr>
+                <w:rFonts w:ascii="Arial" w:cs="Arial" w:eastAsia="Arial" w:hAnsi="Arial"/>
+                <w:sz w:val="19"/>
+                <w:szCs w:val="19"/>
+              </w:rPr>
+              <w:t xml:space="preserve">3. El usuario filtra por fecha o por tipo de movimiento.</w:t>
+            </w:r>
+          </w:p>
+        </w:tc>
+      </w:tr>
+      <w:tr>
+        <w:tc>
+          <w:tcPr>
+            <w:tcW w:type="dxa" w:w="2300"/>
+            <w:shd w:fill="EAF0F8" w:val="clear"/>
+            <w:tcMar>
+              <w:top w:type="dxa" w:w="40"/>
+              <w:left w:type="dxa" w:w="70"/>
+              <w:bottom w:type="dxa" w:w="40"/>
+              <w:right w:type="dxa" w:w="70"/>
+            </w:tcMar>
+          </w:tcPr>
+          <w:p>
+            <w:pPr>
+              <w:spacing w:after="18" w:line="236"/>
+            </w:pPr>
+            <w:r>
+              <w:rPr>
+                <w:rFonts w:ascii="Arial" w:cs="Arial" w:eastAsia="Arial" w:hAnsi="Arial"/>
+                <w:b/>
+                <w:bCs/>
+                <w:sz w:val="19"/>
+                <w:szCs w:val="19"/>
+              </w:rPr>
+              <w:t xml:space="preserve">Flujos alternativos</w:t>
+            </w:r>
+          </w:p>
+        </w:tc>
+        <w:tc>
+          <w:tcPr>
+            <w:tcW w:type="dxa" w:w="7060"/>
+            <w:tcMar>
+              <w:top w:type="dxa" w:w="40"/>
+              <w:left w:type="dxa" w:w="70"/>
+              <w:bottom w:type="dxa" w:w="40"/>
+              <w:right w:type="dxa" w:w="70"/>
+            </w:tcMar>
+          </w:tcPr>
+          <w:p>
+            <w:pPr>
+              <w:spacing w:after="18" w:line="236"/>
+            </w:pPr>
+            <w:r>
+              <w:rPr>
+                <w:rFonts w:ascii="Arial" w:cs="Arial" w:eastAsia="Arial" w:hAnsi="Arial"/>
+                <w:sz w:val="19"/>
+                <w:szCs w:val="19"/>
+              </w:rPr>
+              <w:t xml:space="preserve">2a. Exportar el kardex desde el módulo de reportes.</w:t>
+            </w:r>
+          </w:p>
+        </w:tc>
+      </w:tr>
+      <w:tr>
+        <w:tc>
+          <w:tcPr>
+            <w:tcW w:type="dxa" w:w="2300"/>
+            <w:shd w:fill="EAF0F8" w:val="clear"/>
+            <w:tcMar>
+              <w:top w:type="dxa" w:w="40"/>
+              <w:left w:type="dxa" w:w="70"/>
+              <w:bottom w:type="dxa" w:w="40"/>
+              <w:right w:type="dxa" w:w="70"/>
+            </w:tcMar>
+          </w:tcPr>
+          <w:p>
+            <w:pPr>
+              <w:spacing w:after="18" w:line="236"/>
+            </w:pPr>
+            <w:r>
+              <w:rPr>
+                <w:rFonts w:ascii="Arial" w:cs="Arial" w:eastAsia="Arial" w:hAnsi="Arial"/>
+                <w:b/>
+                <w:bCs/>
+                <w:sz w:val="19"/>
+                <w:szCs w:val="19"/>
+              </w:rPr>
+              <w:t xml:space="preserve">Excepciones</w:t>
+            </w:r>
+          </w:p>
+        </w:tc>
+        <w:tc>
+          <w:tcPr>
+            <w:tcW w:type="dxa" w:w="7060"/>
+            <w:tcMar>
+              <w:top w:type="dxa" w:w="40"/>
+              <w:left w:type="dxa" w:w="70"/>
+              <w:bottom w:type="dxa" w:w="40"/>
+              <w:right w:type="dxa" w:w="70"/>
+            </w:tcMar>
+          </w:tcPr>
+          <w:p>
+            <w:pPr>
+              <w:spacing w:after="18" w:line="236"/>
+            </w:pPr>
+            <w:r>
+              <w:rPr>
+                <w:rFonts w:ascii="Arial" w:cs="Arial" w:eastAsia="Arial" w:hAnsi="Arial"/>
+                <w:sz w:val="19"/>
+                <w:szCs w:val="19"/>
+              </w:rPr>
+              <w:t xml:space="preserve">*. Sin movimientos: el sistema muestra el kardex vacío.</w:t>
+            </w:r>
+          </w:p>
+        </w:tc>
+      </w:tr>
+      <w:tr>
+        <w:tc>
+          <w:tcPr>
+            <w:tcW w:type="dxa" w:w="2300"/>
+            <w:shd w:fill="EAF0F8" w:val="clear"/>
+            <w:tcMar>
+              <w:top w:type="dxa" w:w="40"/>
+              <w:left w:type="dxa" w:w="70"/>
+              <w:bottom w:type="dxa" w:w="40"/>
+              <w:right w:type="dxa" w:w="70"/>
+            </w:tcMar>
+          </w:tcPr>
+          <w:p>
+            <w:pPr>
+              <w:spacing w:after="18" w:line="236"/>
+            </w:pPr>
+            <w:r>
+              <w:rPr>
+                <w:rFonts w:ascii="Arial" w:cs="Arial" w:eastAsia="Arial" w:hAnsi="Arial"/>
+                <w:b/>
+                <w:bCs/>
+                <w:sz w:val="19"/>
+                <w:szCs w:val="19"/>
+              </w:rPr>
+              <w:t xml:space="preserve">Reglas y validaciones</w:t>
+            </w:r>
+          </w:p>
+        </w:tc>
+        <w:tc>
+          <w:tcPr>
+            <w:tcW w:type="dxa" w:w="7060"/>
+            <w:tcMar>
+              <w:top w:type="dxa" w:w="40"/>
+              <w:left w:type="dxa" w:w="70"/>
+              <w:bottom w:type="dxa" w:w="40"/>
+              <w:right w:type="dxa" w:w="70"/>
+            </w:tcMar>
+          </w:tcPr>
+          <w:p>
+            <w:pPr>
+              <w:spacing w:after="18" w:line="236"/>
+            </w:pPr>
+            <w:r>
+              <w:rPr>
+                <w:rFonts w:ascii="Arial" w:cs="Arial" w:eastAsia="Arial" w:hAnsi="Arial"/>
+                <w:sz w:val="19"/>
+                <w:szCs w:val="19"/>
+              </w:rPr>
+              <w:t xml:space="preserve">El kardex es inmutable (no se edita ni se borra) y refleja el costo real según PEPS.</w:t>
+            </w:r>
+          </w:p>
+        </w:tc>
+      </w:tr>
+      <w:tr>
+        <w:tc>
+          <w:tcPr>
+            <w:tcW w:type="dxa" w:w="2300"/>
+            <w:shd w:fill="EAF0F8" w:val="clear"/>
+            <w:tcMar>
+              <w:top w:type="dxa" w:w="40"/>
+              <w:left w:type="dxa" w:w="70"/>
+              <w:bottom w:type="dxa" w:w="40"/>
+              <w:right w:type="dxa" w:w="70"/>
+            </w:tcMar>
+          </w:tcPr>
+          <w:p>
+            <w:pPr>
+              <w:spacing w:after="18" w:line="236"/>
+            </w:pPr>
+            <w:r>
+              <w:rPr>
+                <w:rFonts w:ascii="Arial" w:cs="Arial" w:eastAsia="Arial" w:hAnsi="Arial"/>
+                <w:b/>
+                <w:bCs/>
+                <w:sz w:val="19"/>
+                <w:szCs w:val="19"/>
+              </w:rPr>
+              <w:t xml:space="preserve">Postcondiciones</w:t>
+            </w:r>
+          </w:p>
+        </w:tc>
+        <w:tc>
+          <w:tcPr>
+            <w:tcW w:type="dxa" w:w="7060"/>
+            <w:tcMar>
+              <w:top w:type="dxa" w:w="40"/>
+              <w:left w:type="dxa" w:w="70"/>
+              <w:bottom w:type="dxa" w:w="40"/>
+              <w:right w:type="dxa" w:w="70"/>
+            </w:tcMar>
+          </w:tcPr>
+          <w:p>
+            <w:pPr>
+              <w:spacing w:after="18" w:line="236"/>
+            </w:pPr>
+            <w:r>
+              <w:rPr>
+                <w:rFonts w:ascii="Arial" w:cs="Arial" w:eastAsia="Arial" w:hAnsi="Arial"/>
+                <w:sz w:val="19"/>
+                <w:szCs w:val="19"/>
+              </w:rPr>
+              <w:t xml:space="preserve">El usuario visualiza el historial del producto.</w:t>
+            </w:r>
+          </w:p>
+        </w:tc>
+      </w:tr>
+      <w:tr>
+        <w:tc>
+          <w:tcPr>
+            <w:tcW w:type="dxa" w:w="2300"/>
+            <w:shd w:fill="EAF0F8" w:val="clear"/>
+            <w:tcMar>
+              <w:top w:type="dxa" w:w="40"/>
+              <w:left w:type="dxa" w:w="70"/>
+              <w:bottom w:type="dxa" w:w="40"/>
+              <w:right w:type="dxa" w:w="70"/>
+            </w:tcMar>
+          </w:tcPr>
+          <w:p>
+            <w:pPr>
+              <w:spacing w:after="18" w:line="236"/>
+            </w:pPr>
+            <w:r>
+              <w:rPr>
+                <w:rFonts w:ascii="Arial" w:cs="Arial" w:eastAsia="Arial" w:hAnsi="Arial"/>
+                <w:b/>
+                <w:bCs/>
+                <w:sz w:val="19"/>
+                <w:szCs w:val="19"/>
+              </w:rPr>
+              <w:t xml:space="preserve">Prioridad</w:t>
+            </w:r>
+          </w:p>
+        </w:tc>
+        <w:tc>
+          <w:tcPr>
+            <w:tcW w:type="dxa" w:w="7060"/>
+            <w:tcMar>
+              <w:top w:type="dxa" w:w="40"/>
+              <w:left w:type="dxa" w:w="70"/>
+              <w:bottom w:type="dxa" w:w="40"/>
+              <w:right w:type="dxa" w:w="70"/>
+            </w:tcMar>
+          </w:tcPr>
+          <w:p>
+            <w:pPr>
+              <w:spacing w:after="18" w:line="236"/>
+            </w:pPr>
+            <w:r>
+              <w:rPr>
+                <w:rFonts w:ascii="Arial" w:cs="Arial" w:eastAsia="Arial" w:hAnsi="Arial"/>
+                <w:sz w:val="19"/>
+                <w:szCs w:val="19"/>
+              </w:rPr>
+              <w:t xml:space="preserve">Media</w:t>
+            </w:r>
+          </w:p>
+        </w:tc>
+      </w:tr>
+    </w:tbl>
+    <w:p>
+      <w:pPr>
+        <w:spacing w:after="140"/>
+      </w:pPr>
+    </w:p>
+    <w:tbl>
+      <w:tblPr>
+        <w:tblW w:type="dxa" w:w="9360"/>
+        <w:tblBorders>
+          <w:top w:val="single" w:color="9CA3AF" w:sz="6"/>
+          <w:left w:val="single" w:color="9CA3AF" w:sz="6"/>
+          <w:bottom w:val="single" w:color="9CA3AF" w:sz="6"/>
+          <w:right w:val="single" w:color="9CA3AF" w:sz="6"/>
+          <w:insideH w:val="single" w:color="9CA3AF" w:sz="6"/>
+          <w:insideV w:val="single" w:color="9CA3AF" w:sz="6"/>
+        </w:tblBorders>
+        <w:tblLayout w:type="fixed"/>
+      </w:tblPr>
+      <w:tblGrid>
+        <w:gridCol w:w="2300"/>
+        <w:gridCol w:w="7060"/>
+      </w:tblGrid>
+      <w:tr>
+        <w:tc>
+          <w:tcPr>
+            <w:tcW w:type="dxa" w:w="9360"/>
+            <w:gridSpan w:val="2"/>
+            <w:shd w:fill="1F3864" w:val="clear"/>
+            <w:tcMar>
+              <w:top w:type="dxa" w:w="40"/>
+              <w:left w:type="dxa" w:w="70"/>
+              <w:bottom w:type="dxa" w:w="40"/>
+              <w:right w:type="dxa" w:w="70"/>
+            </w:tcMar>
+          </w:tcPr>
+          <w:p>
+            <w:pPr>
+              <w:spacing w:after="18" w:line="236"/>
+            </w:pPr>
+            <w:r>
+              <w:rPr>
+                <w:rFonts w:ascii="Arial" w:cs="Arial" w:eastAsia="Arial" w:hAnsi="Arial"/>
+                <w:b/>
+                <w:bCs/>
+                <w:color w:val="FFFFFF"/>
+                <w:sz w:val="19"/>
+                <w:szCs w:val="19"/>
+              </w:rPr>
+              <w:t xml:space="preserve">CU-INV-10 — Valorar inventario (PEPS)</w:t>
+            </w:r>
+          </w:p>
+        </w:tc>
+      </w:tr>
+      <w:tr>
+        <w:tc>
+          <w:tcPr>
+            <w:tcW w:type="dxa" w:w="2300"/>
+            <w:shd w:fill="EAF0F8" w:val="clear"/>
+            <w:tcMar>
+              <w:top w:type="dxa" w:w="40"/>
+              <w:left w:type="dxa" w:w="70"/>
+              <w:bottom w:type="dxa" w:w="40"/>
+              <w:right w:type="dxa" w:w="70"/>
+            </w:tcMar>
+          </w:tcPr>
+          <w:p>
+            <w:pPr>
+              <w:spacing w:after="18" w:line="236"/>
+            </w:pPr>
+            <w:r>
+              <w:rPr>
+                <w:rFonts w:ascii="Arial" w:cs="Arial" w:eastAsia="Arial" w:hAnsi="Arial"/>
+                <w:b/>
+                <w:bCs/>
+                <w:sz w:val="19"/>
+                <w:szCs w:val="19"/>
+              </w:rPr>
+              <w:t xml:space="preserve">Actor(es)</w:t>
+            </w:r>
+          </w:p>
+        </w:tc>
+        <w:tc>
+          <w:tcPr>
+            <w:tcW w:type="dxa" w:w="7060"/>
+            <w:tcMar>
+              <w:top w:type="dxa" w:w="40"/>
+              <w:left w:type="dxa" w:w="70"/>
+              <w:bottom w:type="dxa" w:w="40"/>
+              <w:right w:type="dxa" w:w="70"/>
+            </w:tcMar>
+          </w:tcPr>
+          <w:p>
+            <w:pPr>
+              <w:spacing w:after="18" w:line="236"/>
+            </w:pPr>
+            <w:r>
+              <w:rPr>
+                <w:rFonts w:ascii="Arial" w:cs="Arial" w:eastAsia="Arial" w:hAnsi="Arial"/>
+                <w:sz w:val="19"/>
+                <w:szCs w:val="19"/>
+              </w:rPr>
+              <w:t xml:space="preserve">Administrador</w:t>
+            </w:r>
+          </w:p>
+        </w:tc>
+      </w:tr>
+      <w:tr>
+        <w:tc>
+          <w:tcPr>
+            <w:tcW w:type="dxa" w:w="2300"/>
+            <w:shd w:fill="EAF0F8" w:val="clear"/>
+            <w:tcMar>
+              <w:top w:type="dxa" w:w="40"/>
+              <w:left w:type="dxa" w:w="70"/>
+              <w:bottom w:type="dxa" w:w="40"/>
+              <w:right w:type="dxa" w:w="70"/>
+            </w:tcMar>
+          </w:tcPr>
+          <w:p>
+            <w:pPr>
+              <w:spacing w:after="18" w:line="236"/>
+            </w:pPr>
+            <w:r>
+              <w:rPr>
+                <w:rFonts w:ascii="Arial" w:cs="Arial" w:eastAsia="Arial" w:hAnsi="Arial"/>
+                <w:b/>
+                <w:bCs/>
+                <w:sz w:val="19"/>
+                <w:szCs w:val="19"/>
+              </w:rPr>
+              <w:t xml:space="preserve">Requisito</w:t>
+            </w:r>
+          </w:p>
+        </w:tc>
+        <w:tc>
+          <w:tcPr>
+            <w:tcW w:type="dxa" w:w="7060"/>
+            <w:tcMar>
+              <w:top w:type="dxa" w:w="40"/>
+              <w:left w:type="dxa" w:w="70"/>
+              <w:bottom w:type="dxa" w:w="40"/>
+              <w:right w:type="dxa" w:w="70"/>
+            </w:tcMar>
+          </w:tcPr>
+          <w:p>
+            <w:pPr>
+              <w:spacing w:after="18" w:line="236"/>
+            </w:pPr>
+            <w:r>
+              <w:rPr>
+                <w:rFonts w:ascii="Arial" w:cs="Arial" w:eastAsia="Arial" w:hAnsi="Arial"/>
+                <w:sz w:val="19"/>
+                <w:szCs w:val="19"/>
+              </w:rPr>
+              <w:t xml:space="preserve">RF-INV-10</w:t>
+            </w:r>
+          </w:p>
+        </w:tc>
+      </w:tr>
+      <w:tr>
+        <w:tc>
+          <w:tcPr>
+            <w:tcW w:type="dxa" w:w="2300"/>
+            <w:shd w:fill="EAF0F8" w:val="clear"/>
+            <w:tcMar>
+              <w:top w:type="dxa" w:w="40"/>
+              <w:left w:type="dxa" w:w="70"/>
+              <w:bottom w:type="dxa" w:w="40"/>
+              <w:right w:type="dxa" w:w="70"/>
+            </w:tcMar>
+          </w:tcPr>
+          <w:p>
+            <w:pPr>
+              <w:spacing w:after="18" w:line="236"/>
+            </w:pPr>
+            <w:r>
+              <w:rPr>
+                <w:rFonts w:ascii="Arial" w:cs="Arial" w:eastAsia="Arial" w:hAnsi="Arial"/>
+                <w:b/>
+                <w:bCs/>
+                <w:sz w:val="19"/>
+                <w:szCs w:val="19"/>
+              </w:rPr>
+              <w:t xml:space="preserve">Descripción</w:t>
+            </w:r>
+          </w:p>
+        </w:tc>
+        <w:tc>
+          <w:tcPr>
+            <w:tcW w:type="dxa" w:w="7060"/>
+            <w:tcMar>
+              <w:top w:type="dxa" w:w="40"/>
+              <w:left w:type="dxa" w:w="70"/>
+              <w:bottom w:type="dxa" w:w="40"/>
+              <w:right w:type="dxa" w:w="70"/>
+            </w:tcMar>
+          </w:tcPr>
+          <w:p>
+            <w:pPr>
+              <w:spacing w:after="18" w:line="236"/>
+            </w:pPr>
+            <w:r>
+              <w:rPr>
+                <w:rFonts w:ascii="Arial" w:cs="Arial" w:eastAsia="Arial" w:hAnsi="Arial"/>
+                <w:sz w:val="19"/>
+                <w:szCs w:val="19"/>
+              </w:rPr>
+              <w:t xml:space="preserve">El administrador calcula el valor del inventario según el costo de los lotes por el método PEPS.</w:t>
+            </w:r>
+          </w:p>
+        </w:tc>
+      </w:tr>
+      <w:tr>
+        <w:tc>
+          <w:tcPr>
+            <w:tcW w:type="dxa" w:w="2300"/>
+            <w:shd w:fill="EAF0F8" w:val="clear"/>
+            <w:tcMar>
+              <w:top w:type="dxa" w:w="40"/>
+              <w:left w:type="dxa" w:w="70"/>
+              <w:bottom w:type="dxa" w:w="40"/>
+              <w:right w:type="dxa" w:w="70"/>
+            </w:tcMar>
+          </w:tcPr>
+          <w:p>
+            <w:pPr>
+              <w:spacing w:after="18" w:line="236"/>
+            </w:pPr>
+            <w:r>
+              <w:rPr>
+                <w:rFonts w:ascii="Arial" w:cs="Arial" w:eastAsia="Arial" w:hAnsi="Arial"/>
+                <w:b/>
+                <w:bCs/>
+                <w:sz w:val="19"/>
+                <w:szCs w:val="19"/>
+              </w:rPr>
+              <w:t xml:space="preserve">Precondiciones</w:t>
+            </w:r>
+          </w:p>
+        </w:tc>
+        <w:tc>
+          <w:tcPr>
+            <w:tcW w:type="dxa" w:w="7060"/>
+            <w:tcMar>
+              <w:top w:type="dxa" w:w="40"/>
+              <w:left w:type="dxa" w:w="70"/>
+              <w:bottom w:type="dxa" w:w="40"/>
+              <w:right w:type="dxa" w:w="70"/>
+            </w:tcMar>
+          </w:tcPr>
+          <w:p>
+            <w:pPr>
+              <w:spacing w:after="18" w:line="236"/>
+            </w:pPr>
+            <w:r>
+              <w:rPr>
+                <w:rFonts w:ascii="Arial" w:cs="Arial" w:eastAsia="Arial" w:hAnsi="Arial"/>
+                <w:sz w:val="19"/>
+                <w:szCs w:val="19"/>
+              </w:rPr>
+              <w:t xml:space="preserve">Existen lotes con saldo.</w:t>
+            </w:r>
+          </w:p>
+        </w:tc>
+      </w:tr>
+      <w:tr>
+        <w:tc>
+          <w:tcPr>
+            <w:tcW w:type="dxa" w:w="2300"/>
+            <w:shd w:fill="EAF0F8" w:val="clear"/>
+            <w:tcMar>
+              <w:top w:type="dxa" w:w="40"/>
+              <w:left w:type="dxa" w:w="70"/>
+              <w:bottom w:type="dxa" w:w="40"/>
+              <w:right w:type="dxa" w:w="70"/>
+            </w:tcMar>
+          </w:tcPr>
+          <w:p>
+            <w:pPr>
+              <w:spacing w:after="18" w:line="236"/>
+            </w:pPr>
+            <w:r>
+              <w:rPr>
+                <w:rFonts w:ascii="Arial" w:cs="Arial" w:eastAsia="Arial" w:hAnsi="Arial"/>
+                <w:b/>
+                <w:bCs/>
+                <w:sz w:val="19"/>
+                <w:szCs w:val="19"/>
+              </w:rPr>
+              <w:t xml:space="preserve">Flujo principal</w:t>
+            </w:r>
+          </w:p>
+        </w:tc>
+        <w:tc>
+          <w:tcPr>
+            <w:tcW w:type="dxa" w:w="7060"/>
+            <w:tcMar>
+              <w:top w:type="dxa" w:w="40"/>
+              <w:left w:type="dxa" w:w="70"/>
+              <w:bottom w:type="dxa" w:w="40"/>
+              <w:right w:type="dxa" w:w="70"/>
+            </w:tcMar>
+          </w:tcPr>
+          <w:p>
+            <w:pPr>
+              <w:spacing w:after="18" w:line="236"/>
+            </w:pPr>
+            <w:r>
+              <w:rPr>
+                <w:rFonts w:ascii="Arial" w:cs="Arial" w:eastAsia="Arial" w:hAnsi="Arial"/>
+                <w:sz w:val="19"/>
+                <w:szCs w:val="19"/>
+              </w:rPr>
+              <w:t xml:space="preserve">1. Elige «Valorar inventario».</w:t>
+            </w:r>
+          </w:p>
+          <w:p>
+            <w:pPr>
+              <w:spacing w:after="18" w:line="236"/>
+            </w:pPr>
+            <w:r>
+              <w:rPr>
+                <w:rFonts w:ascii="Arial" w:cs="Arial" w:eastAsia="Arial" w:hAnsi="Arial"/>
+                <w:sz w:val="19"/>
+                <w:szCs w:val="19"/>
+              </w:rPr>
+              <w:t xml:space="preserve">2. El sistema toma los saldos de los lotes con su costo unitario.</w:t>
+            </w:r>
+          </w:p>
+          <w:p>
+            <w:pPr>
+              <w:spacing w:after="18" w:line="236"/>
+            </w:pPr>
+            <w:r>
+              <w:rPr>
+                <w:rFonts w:ascii="Arial" w:cs="Arial" w:eastAsia="Arial" w:hAnsi="Arial"/>
+                <w:sz w:val="19"/>
+                <w:szCs w:val="19"/>
+              </w:rPr>
+              <w:t xml:space="preserve">3. Calcula el valor por producto y el valor total aplicando PEPS.</w:t>
+            </w:r>
+          </w:p>
+          <w:p>
+            <w:pPr>
+              <w:spacing w:after="18" w:line="236"/>
+            </w:pPr>
+            <w:r>
+              <w:rPr>
+                <w:rFonts w:ascii="Arial" w:cs="Arial" w:eastAsia="Arial" w:hAnsi="Arial"/>
+                <w:sz w:val="19"/>
+                <w:szCs w:val="19"/>
+              </w:rPr>
+              <w:t xml:space="preserve">4. Muestra el inventario valorizado.</w:t>
+            </w:r>
+          </w:p>
+        </w:tc>
+      </w:tr>
+      <w:tr>
+        <w:tc>
+          <w:tcPr>
+            <w:tcW w:type="dxa" w:w="2300"/>
+            <w:shd w:fill="EAF0F8" w:val="clear"/>
+            <w:tcMar>
+              <w:top w:type="dxa" w:w="40"/>
+              <w:left w:type="dxa" w:w="70"/>
+              <w:bottom w:type="dxa" w:w="40"/>
+              <w:right w:type="dxa" w:w="70"/>
+            </w:tcMar>
+          </w:tcPr>
+          <w:p>
+            <w:pPr>
+              <w:spacing w:after="18" w:line="236"/>
+            </w:pPr>
+            <w:r>
+              <w:rPr>
+                <w:rFonts w:ascii="Arial" w:cs="Arial" w:eastAsia="Arial" w:hAnsi="Arial"/>
+                <w:b/>
+                <w:bCs/>
+                <w:sz w:val="19"/>
+                <w:szCs w:val="19"/>
+              </w:rPr>
+              <w:t xml:space="preserve">Flujos alternativos</w:t>
+            </w:r>
+          </w:p>
+        </w:tc>
+        <w:tc>
+          <w:tcPr>
+            <w:tcW w:type="dxa" w:w="7060"/>
+            <w:tcMar>
+              <w:top w:type="dxa" w:w="40"/>
+              <w:left w:type="dxa" w:w="70"/>
+              <w:bottom w:type="dxa" w:w="40"/>
+              <w:right w:type="dxa" w:w="70"/>
+            </w:tcMar>
+          </w:tcPr>
+          <w:p>
+            <w:pPr>
+              <w:spacing w:after="18" w:line="236"/>
+            </w:pPr>
+            <w:r>
+              <w:rPr>
+                <w:rFonts w:ascii="Arial" w:cs="Arial" w:eastAsia="Arial" w:hAnsi="Arial"/>
+                <w:sz w:val="19"/>
+                <w:szCs w:val="19"/>
+              </w:rPr>
+              <w:t xml:space="preserve">2a. Valorar a una fecha de corte determinada.</w:t>
+            </w:r>
+          </w:p>
+        </w:tc>
+      </w:tr>
+      <w:tr>
+        <w:tc>
+          <w:tcPr>
+            <w:tcW w:type="dxa" w:w="2300"/>
+            <w:shd w:fill="EAF0F8" w:val="clear"/>
+            <w:tcMar>
+              <w:top w:type="dxa" w:w="40"/>
+              <w:left w:type="dxa" w:w="70"/>
+              <w:bottom w:type="dxa" w:w="40"/>
+              <w:right w:type="dxa" w:w="70"/>
+            </w:tcMar>
+          </w:tcPr>
+          <w:p>
+            <w:pPr>
+              <w:spacing w:after="18" w:line="236"/>
+            </w:pPr>
+            <w:r>
+              <w:rPr>
+                <w:rFonts w:ascii="Arial" w:cs="Arial" w:eastAsia="Arial" w:hAnsi="Arial"/>
+                <w:b/>
+                <w:bCs/>
+                <w:sz w:val="19"/>
+                <w:szCs w:val="19"/>
+              </w:rPr>
+              <w:t xml:space="preserve">Excepciones</w:t>
+            </w:r>
+          </w:p>
+        </w:tc>
+        <w:tc>
+          <w:tcPr>
+            <w:tcW w:type="dxa" w:w="7060"/>
+            <w:tcMar>
+              <w:top w:type="dxa" w:w="40"/>
+              <w:left w:type="dxa" w:w="70"/>
+              <w:bottom w:type="dxa" w:w="40"/>
+              <w:right w:type="dxa" w:w="70"/>
+            </w:tcMar>
+          </w:tcPr>
+          <w:p>
+            <w:pPr>
+              <w:spacing w:after="18" w:line="236"/>
+            </w:pPr>
+            <w:r>
+              <w:rPr>
+                <w:rFonts w:ascii="Arial" w:cs="Arial" w:eastAsia="Arial" w:hAnsi="Arial"/>
+                <w:sz w:val="19"/>
+                <w:szCs w:val="19"/>
+              </w:rPr>
+              <w:t xml:space="preserve">*. Sin existencias: el valor es cero.</w:t>
+            </w:r>
+          </w:p>
+        </w:tc>
+      </w:tr>
+      <w:tr>
+        <w:tc>
+          <w:tcPr>
+            <w:tcW w:type="dxa" w:w="2300"/>
+            <w:shd w:fill="EAF0F8" w:val="clear"/>
+            <w:tcMar>
+              <w:top w:type="dxa" w:w="40"/>
+              <w:left w:type="dxa" w:w="70"/>
+              <w:bottom w:type="dxa" w:w="40"/>
+              <w:right w:type="dxa" w:w="70"/>
+            </w:tcMar>
+          </w:tcPr>
+          <w:p>
+            <w:pPr>
+              <w:spacing w:after="18" w:line="236"/>
+            </w:pPr>
+            <w:r>
+              <w:rPr>
+                <w:rFonts w:ascii="Arial" w:cs="Arial" w:eastAsia="Arial" w:hAnsi="Arial"/>
+                <w:b/>
+                <w:bCs/>
+                <w:sz w:val="19"/>
+                <w:szCs w:val="19"/>
+              </w:rPr>
+              <w:t xml:space="preserve">Reglas y validaciones</w:t>
+            </w:r>
+          </w:p>
+        </w:tc>
+        <w:tc>
+          <w:tcPr>
+            <w:tcW w:type="dxa" w:w="7060"/>
+            <w:tcMar>
+              <w:top w:type="dxa" w:w="40"/>
+              <w:left w:type="dxa" w:w="70"/>
+              <w:bottom w:type="dxa" w:w="40"/>
+              <w:right w:type="dxa" w:w="70"/>
+            </w:tcMar>
+          </w:tcPr>
+          <w:p>
+            <w:pPr>
+              <w:spacing w:after="18" w:line="236"/>
+            </w:pPr>
+            <w:r>
+              <w:rPr>
+                <w:rFonts w:ascii="Arial" w:cs="Arial" w:eastAsia="Arial" w:hAnsi="Arial"/>
+                <w:sz w:val="19"/>
+                <w:szCs w:val="19"/>
+              </w:rPr>
+              <w:t xml:space="preserve">La valoración usa el costo real de cada lote (primeras entradas, primeras salidas), no el precio de venta.</w:t>
+            </w:r>
+          </w:p>
+        </w:tc>
+      </w:tr>
+      <w:tr>
+        <w:tc>
+          <w:tcPr>
+            <w:tcW w:type="dxa" w:w="2300"/>
+            <w:shd w:fill="EAF0F8" w:val="clear"/>
+            <w:tcMar>
+              <w:top w:type="dxa" w:w="40"/>
+              <w:left w:type="dxa" w:w="70"/>
+              <w:bottom w:type="dxa" w:w="40"/>
+              <w:right w:type="dxa" w:w="70"/>
+            </w:tcMar>
+          </w:tcPr>
+          <w:p>
+            <w:pPr>
+              <w:spacing w:after="18" w:line="236"/>
+            </w:pPr>
+            <w:r>
+              <w:rPr>
+                <w:rFonts w:ascii="Arial" w:cs="Arial" w:eastAsia="Arial" w:hAnsi="Arial"/>
+                <w:b/>
+                <w:bCs/>
+                <w:sz w:val="19"/>
+                <w:szCs w:val="19"/>
+              </w:rPr>
+              <w:t xml:space="preserve">Postcondiciones</w:t>
+            </w:r>
+          </w:p>
+        </w:tc>
+        <w:tc>
+          <w:tcPr>
+            <w:tcW w:type="dxa" w:w="7060"/>
+            <w:tcMar>
+              <w:top w:type="dxa" w:w="40"/>
+              <w:left w:type="dxa" w:w="70"/>
+              <w:bottom w:type="dxa" w:w="40"/>
+              <w:right w:type="dxa" w:w="70"/>
+            </w:tcMar>
+          </w:tcPr>
+          <w:p>
+            <w:pPr>
+              <w:spacing w:after="18" w:line="236"/>
+            </w:pPr>
+            <w:r>
+              <w:rPr>
+                <w:rFonts w:ascii="Arial" w:cs="Arial" w:eastAsia="Arial" w:hAnsi="Arial"/>
+                <w:sz w:val="19"/>
+                <w:szCs w:val="19"/>
+              </w:rPr>
+              <w:t xml:space="preserve">El administrador obtiene el valor del inventario.</w:t>
+            </w:r>
+          </w:p>
+        </w:tc>
+      </w:tr>
+      <w:tr>
+        <w:tc>
+          <w:tcPr>
+            <w:tcW w:type="dxa" w:w="2300"/>
+            <w:shd w:fill="EAF0F8" w:val="clear"/>
+            <w:tcMar>
+              <w:top w:type="dxa" w:w="40"/>
+              <w:left w:type="dxa" w:w="70"/>
+              <w:bottom w:type="dxa" w:w="40"/>
+              <w:right w:type="dxa" w:w="70"/>
+            </w:tcMar>
+          </w:tcPr>
+          <w:p>
+            <w:pPr>
+              <w:spacing w:after="18" w:line="236"/>
+            </w:pPr>
+            <w:r>
+              <w:rPr>
+                <w:rFonts w:ascii="Arial" w:cs="Arial" w:eastAsia="Arial" w:hAnsi="Arial"/>
+                <w:b/>
+                <w:bCs/>
+                <w:sz w:val="19"/>
+                <w:szCs w:val="19"/>
+              </w:rPr>
+              <w:t xml:space="preserve">Prioridad</w:t>
+            </w:r>
+          </w:p>
+        </w:tc>
+        <w:tc>
+          <w:tcPr>
+            <w:tcW w:type="dxa" w:w="7060"/>
+            <w:tcMar>
+              <w:top w:type="dxa" w:w="40"/>
+              <w:left w:type="dxa" w:w="70"/>
+              <w:bottom w:type="dxa" w:w="40"/>
+              <w:right w:type="dxa" w:w="70"/>
+            </w:tcMar>
+          </w:tcPr>
+          <w:p>
+            <w:pPr>
+              <w:spacing w:after="18" w:line="236"/>
+            </w:pPr>
+            <w:r>
+              <w:rPr>
+                <w:rFonts w:ascii="Arial" w:cs="Arial" w:eastAsia="Arial" w:hAnsi="Arial"/>
+                <w:sz w:val="19"/>
+                <w:szCs w:val="19"/>
+              </w:rPr>
+              <w:t xml:space="preserve">Media</w:t>
+            </w:r>
+          </w:p>
+        </w:tc>
+      </w:tr>
+    </w:tbl>
+    <w:p>
+      <w:pPr>
+        <w:spacing w:after="140"/>
+      </w:pPr>
+    </w:p>
+    <w:tbl>
+      <w:tblPr>
+        <w:tblW w:type="dxa" w:w="9360"/>
+        <w:tblBorders>
+          <w:top w:val="single" w:color="9CA3AF" w:sz="6"/>
+          <w:left w:val="single" w:color="9CA3AF" w:sz="6"/>
+          <w:bottom w:val="single" w:color="9CA3AF" w:sz="6"/>
+          <w:right w:val="single" w:color="9CA3AF" w:sz="6"/>
+          <w:insideH w:val="single" w:color="9CA3AF" w:sz="6"/>
+          <w:insideV w:val="single" w:color="9CA3AF" w:sz="6"/>
+        </w:tblBorders>
+        <w:tblLayout w:type="fixed"/>
+      </w:tblPr>
+      <w:tblGrid>
+        <w:gridCol w:w="2300"/>
+        <w:gridCol w:w="7060"/>
+      </w:tblGrid>
+      <w:tr>
+        <w:tc>
+          <w:tcPr>
+            <w:tcW w:type="dxa" w:w="9360"/>
+            <w:gridSpan w:val="2"/>
+            <w:shd w:fill="1F3864" w:val="clear"/>
+            <w:tcMar>
+              <w:top w:type="dxa" w:w="40"/>
+              <w:left w:type="dxa" w:w="70"/>
+              <w:bottom w:type="dxa" w:w="40"/>
+              <w:right w:type="dxa" w:w="70"/>
+            </w:tcMar>
+          </w:tcPr>
+          <w:p>
+            <w:pPr>
+              <w:spacing w:after="18" w:line="236"/>
+            </w:pPr>
+            <w:r>
+              <w:rPr>
+                <w:rFonts w:ascii="Arial" w:cs="Arial" w:eastAsia="Arial" w:hAnsi="Arial"/>
+                <w:b/>
+                <w:bCs/>
+                <w:color w:val="FFFFFF"/>
+                <w:sz w:val="19"/>
+                <w:szCs w:val="19"/>
+              </w:rPr>
+              <w:t xml:space="preserve">CU-INV-11 — Sugerir precio por margen</w:t>
+            </w:r>
+          </w:p>
+        </w:tc>
+      </w:tr>
+      <w:tr>
+        <w:tc>
+          <w:tcPr>
+            <w:tcW w:type="dxa" w:w="2300"/>
+            <w:shd w:fill="EAF0F8" w:val="clear"/>
+            <w:tcMar>
+              <w:top w:type="dxa" w:w="40"/>
+              <w:left w:type="dxa" w:w="70"/>
+              <w:bottom w:type="dxa" w:w="40"/>
+              <w:right w:type="dxa" w:w="70"/>
+            </w:tcMar>
+          </w:tcPr>
+          <w:p>
+            <w:pPr>
+              <w:spacing w:after="18" w:line="236"/>
+            </w:pPr>
+            <w:r>
+              <w:rPr>
+                <w:rFonts w:ascii="Arial" w:cs="Arial" w:eastAsia="Arial" w:hAnsi="Arial"/>
+                <w:b/>
+                <w:bCs/>
+                <w:sz w:val="19"/>
+                <w:szCs w:val="19"/>
+              </w:rPr>
+              <w:t xml:space="preserve">Actor(es)</w:t>
+            </w:r>
+          </w:p>
+        </w:tc>
+        <w:tc>
+          <w:tcPr>
+            <w:tcW w:type="dxa" w:w="7060"/>
+            <w:tcMar>
+              <w:top w:type="dxa" w:w="40"/>
+              <w:left w:type="dxa" w:w="70"/>
+              <w:bottom w:type="dxa" w:w="40"/>
+              <w:right w:type="dxa" w:w="70"/>
+            </w:tcMar>
+          </w:tcPr>
+          <w:p>
+            <w:pPr>
+              <w:spacing w:after="18" w:line="236"/>
+            </w:pPr>
+            <w:r>
+              <w:rPr>
+                <w:rFonts w:ascii="Arial" w:cs="Arial" w:eastAsia="Arial" w:hAnsi="Arial"/>
+                <w:sz w:val="19"/>
+                <w:szCs w:val="19"/>
+              </w:rPr>
+              <w:t xml:space="preserve">Administrador</w:t>
+            </w:r>
+          </w:p>
+        </w:tc>
+      </w:tr>
+      <w:tr>
+        <w:tc>
+          <w:tcPr>
+            <w:tcW w:type="dxa" w:w="2300"/>
+            <w:shd w:fill="EAF0F8" w:val="clear"/>
+            <w:tcMar>
+              <w:top w:type="dxa" w:w="40"/>
+              <w:left w:type="dxa" w:w="70"/>
+              <w:bottom w:type="dxa" w:w="40"/>
+              <w:right w:type="dxa" w:w="70"/>
+            </w:tcMar>
+          </w:tcPr>
+          <w:p>
+            <w:pPr>
+              <w:spacing w:after="18" w:line="236"/>
+            </w:pPr>
+            <w:r>
+              <w:rPr>
+                <w:rFonts w:ascii="Arial" w:cs="Arial" w:eastAsia="Arial" w:hAnsi="Arial"/>
+                <w:b/>
+                <w:bCs/>
+                <w:sz w:val="19"/>
+                <w:szCs w:val="19"/>
+              </w:rPr>
+              <w:t xml:space="preserve">Requisito</w:t>
+            </w:r>
+          </w:p>
+        </w:tc>
+        <w:tc>
+          <w:tcPr>
+            <w:tcW w:type="dxa" w:w="7060"/>
+            <w:tcMar>
+              <w:top w:type="dxa" w:w="40"/>
+              <w:left w:type="dxa" w:w="70"/>
+              <w:bottom w:type="dxa" w:w="40"/>
+              <w:right w:type="dxa" w:w="70"/>
+            </w:tcMar>
+          </w:tcPr>
+          <w:p>
+            <w:pPr>
+              <w:spacing w:after="18" w:line="236"/>
+            </w:pPr>
+            <w:r>
+              <w:rPr>
+                <w:rFonts w:ascii="Arial" w:cs="Arial" w:eastAsia="Arial" w:hAnsi="Arial"/>
+                <w:sz w:val="19"/>
+                <w:szCs w:val="19"/>
+              </w:rPr>
+              <w:t xml:space="preserve">RF-INV-11</w:t>
+            </w:r>
+          </w:p>
+        </w:tc>
+      </w:tr>
+      <w:tr>
+        <w:tc>
+          <w:tcPr>
+            <w:tcW w:type="dxa" w:w="2300"/>
+            <w:shd w:fill="EAF0F8" w:val="clear"/>
+            <w:tcMar>
+              <w:top w:type="dxa" w:w="40"/>
+              <w:left w:type="dxa" w:w="70"/>
+              <w:bottom w:type="dxa" w:w="40"/>
+              <w:right w:type="dxa" w:w="70"/>
+            </w:tcMar>
+          </w:tcPr>
+          <w:p>
+            <w:pPr>
+              <w:spacing w:after="18" w:line="236"/>
+            </w:pPr>
+            <w:r>
+              <w:rPr>
+                <w:rFonts w:ascii="Arial" w:cs="Arial" w:eastAsia="Arial" w:hAnsi="Arial"/>
+                <w:b/>
+                <w:bCs/>
+                <w:sz w:val="19"/>
+                <w:szCs w:val="19"/>
+              </w:rPr>
+              <w:t xml:space="preserve">Descripción</w:t>
+            </w:r>
+          </w:p>
+        </w:tc>
+        <w:tc>
+          <w:tcPr>
+            <w:tcW w:type="dxa" w:w="7060"/>
+            <w:tcMar>
+              <w:top w:type="dxa" w:w="40"/>
+              <w:left w:type="dxa" w:w="70"/>
+              <w:bottom w:type="dxa" w:w="40"/>
+              <w:right w:type="dxa" w:w="70"/>
+            </w:tcMar>
+          </w:tcPr>
+          <w:p>
+            <w:pPr>
+              <w:spacing w:after="18" w:line="236"/>
+            </w:pPr>
+            <w:r>
+              <w:rPr>
+                <w:rFonts w:ascii="Arial" w:cs="Arial" w:eastAsia="Arial" w:hAnsi="Arial"/>
+                <w:sz w:val="19"/>
+                <w:szCs w:val="19"/>
+              </w:rPr>
+              <w:t xml:space="preserve">El sistema calcula un precio de venta sugerido a partir del costo y de un margen deseado.</w:t>
+            </w:r>
+          </w:p>
+        </w:tc>
+      </w:tr>
+      <w:tr>
+        <w:tc>
+          <w:tcPr>
+            <w:tcW w:type="dxa" w:w="2300"/>
+            <w:shd w:fill="EAF0F8" w:val="clear"/>
+            <w:tcMar>
+              <w:top w:type="dxa" w:w="40"/>
+              <w:left w:type="dxa" w:w="70"/>
+              <w:bottom w:type="dxa" w:w="40"/>
+              <w:right w:type="dxa" w:w="70"/>
+            </w:tcMar>
+          </w:tcPr>
+          <w:p>
+            <w:pPr>
+              <w:spacing w:after="18" w:line="236"/>
+            </w:pPr>
+            <w:r>
+              <w:rPr>
+                <w:rFonts w:ascii="Arial" w:cs="Arial" w:eastAsia="Arial" w:hAnsi="Arial"/>
+                <w:b/>
+                <w:bCs/>
+                <w:sz w:val="19"/>
+                <w:szCs w:val="19"/>
+              </w:rPr>
+              <w:t xml:space="preserve">Precondiciones</w:t>
+            </w:r>
+          </w:p>
+        </w:tc>
+        <w:tc>
+          <w:tcPr>
+            <w:tcW w:type="dxa" w:w="7060"/>
+            <w:tcMar>
+              <w:top w:type="dxa" w:w="40"/>
+              <w:left w:type="dxa" w:w="70"/>
+              <w:bottom w:type="dxa" w:w="40"/>
+              <w:right w:type="dxa" w:w="70"/>
+            </w:tcMar>
+          </w:tcPr>
+          <w:p>
+            <w:pPr>
+              <w:spacing w:after="18" w:line="236"/>
+            </w:pPr>
+            <w:r>
+              <w:rPr>
+                <w:rFonts w:ascii="Arial" w:cs="Arial" w:eastAsia="Arial" w:hAnsi="Arial"/>
+                <w:sz w:val="19"/>
+                <w:szCs w:val="19"/>
+              </w:rPr>
+              <w:t xml:space="preserve">El producto tiene un costo de referencia (por ejemplo, el del último lote).</w:t>
+            </w:r>
+          </w:p>
+        </w:tc>
+      </w:tr>
+      <w:tr>
+        <w:tc>
+          <w:tcPr>
+            <w:tcW w:type="dxa" w:w="2300"/>
+            <w:shd w:fill="EAF0F8" w:val="clear"/>
+            <w:tcMar>
+              <w:top w:type="dxa" w:w="40"/>
+              <w:left w:type="dxa" w:w="70"/>
+              <w:bottom w:type="dxa" w:w="40"/>
+              <w:right w:type="dxa" w:w="70"/>
+            </w:tcMar>
+          </w:tcPr>
+          <w:p>
+            <w:pPr>
+              <w:spacing w:after="18" w:line="236"/>
+            </w:pPr>
+            <w:r>
+              <w:rPr>
+                <w:rFonts w:ascii="Arial" w:cs="Arial" w:eastAsia="Arial" w:hAnsi="Arial"/>
+                <w:b/>
+                <w:bCs/>
+                <w:sz w:val="19"/>
+                <w:szCs w:val="19"/>
+              </w:rPr>
+              <w:t xml:space="preserve">Flujo principal</w:t>
+            </w:r>
+          </w:p>
+        </w:tc>
+        <w:tc>
+          <w:tcPr>
+            <w:tcW w:type="dxa" w:w="7060"/>
+            <w:tcMar>
+              <w:top w:type="dxa" w:w="40"/>
+              <w:left w:type="dxa" w:w="70"/>
+              <w:bottom w:type="dxa" w:w="40"/>
+              <w:right w:type="dxa" w:w="70"/>
+            </w:tcMar>
+          </w:tcPr>
+          <w:p>
+            <w:pPr>
+              <w:spacing w:after="18" w:line="236"/>
+            </w:pPr>
+            <w:r>
+              <w:rPr>
+                <w:rFonts w:ascii="Arial" w:cs="Arial" w:eastAsia="Arial" w:hAnsi="Arial"/>
+                <w:sz w:val="19"/>
+                <w:szCs w:val="19"/>
+              </w:rPr>
+              <w:t xml:space="preserve">1. En el producto, elige «Sugerir precio».</w:t>
+            </w:r>
+          </w:p>
+          <w:p>
+            <w:pPr>
+              <w:spacing w:after="18" w:line="236"/>
+            </w:pPr>
+            <w:r>
+              <w:rPr>
+                <w:rFonts w:ascii="Arial" w:cs="Arial" w:eastAsia="Arial" w:hAnsi="Arial"/>
+                <w:sz w:val="19"/>
+                <w:szCs w:val="19"/>
+              </w:rPr>
+              <w:t xml:space="preserve">2. Ingresa el margen deseado como porcentaje.</w:t>
+            </w:r>
+          </w:p>
+          <w:p>
+            <w:pPr>
+              <w:spacing w:after="18" w:line="236"/>
+            </w:pPr>
+            <w:r>
+              <w:rPr>
+                <w:rFonts w:ascii="Arial" w:cs="Arial" w:eastAsia="Arial" w:hAnsi="Arial"/>
+                <w:sz w:val="19"/>
+                <w:szCs w:val="19"/>
+              </w:rPr>
+              <w:t xml:space="preserve">3. El sistema calcula el precio sugerido a partir del costo y el margen.</w:t>
+            </w:r>
+          </w:p>
+          <w:p>
+            <w:pPr>
+              <w:spacing w:after="18" w:line="236"/>
+            </w:pPr>
+            <w:r>
+              <w:rPr>
+                <w:rFonts w:ascii="Arial" w:cs="Arial" w:eastAsia="Arial" w:hAnsi="Arial"/>
+                <w:sz w:val="19"/>
+                <w:szCs w:val="19"/>
+              </w:rPr>
+              <w:t xml:space="preserve">4. Muestra el precio sugerido y el administrador decide si lo aplica.</w:t>
+            </w:r>
+          </w:p>
+        </w:tc>
+      </w:tr>
+      <w:tr>
+        <w:tc>
+          <w:tcPr>
+            <w:tcW w:type="dxa" w:w="2300"/>
+            <w:shd w:fill="EAF0F8" w:val="clear"/>
+            <w:tcMar>
+              <w:top w:type="dxa" w:w="40"/>
+              <w:left w:type="dxa" w:w="70"/>
+              <w:bottom w:type="dxa" w:w="40"/>
+              <w:right w:type="dxa" w:w="70"/>
+            </w:tcMar>
+          </w:tcPr>
+          <w:p>
+            <w:pPr>
+              <w:spacing w:after="18" w:line="236"/>
+            </w:pPr>
+            <w:r>
+              <w:rPr>
+                <w:rFonts w:ascii="Arial" w:cs="Arial" w:eastAsia="Arial" w:hAnsi="Arial"/>
+                <w:b/>
+                <w:bCs/>
+                <w:sz w:val="19"/>
+                <w:szCs w:val="19"/>
+              </w:rPr>
+              <w:t xml:space="preserve">Flujos alternativos</w:t>
+            </w:r>
+          </w:p>
+        </w:tc>
+        <w:tc>
+          <w:tcPr>
+            <w:tcW w:type="dxa" w:w="7060"/>
+            <w:tcMar>
+              <w:top w:type="dxa" w:w="40"/>
+              <w:left w:type="dxa" w:w="70"/>
+              <w:bottom w:type="dxa" w:w="40"/>
+              <w:right w:type="dxa" w:w="70"/>
+            </w:tcMar>
+          </w:tcPr>
+          <w:p>
+            <w:pPr>
+              <w:spacing w:after="18" w:line="236"/>
+            </w:pPr>
+            <w:r>
+              <w:rPr>
+                <w:rFonts w:ascii="Arial" w:cs="Arial" w:eastAsia="Arial" w:hAnsi="Arial"/>
+                <w:sz w:val="19"/>
+                <w:szCs w:val="19"/>
+              </w:rPr>
+              <w:t xml:space="preserve">3a. El administrador ajusta manualmente el precio antes de guardarlo.</w:t>
+            </w:r>
+          </w:p>
+        </w:tc>
+      </w:tr>
+      <w:tr>
+        <w:tc>
+          <w:tcPr>
+            <w:tcW w:type="dxa" w:w="2300"/>
+            <w:shd w:fill="EAF0F8" w:val="clear"/>
+            <w:tcMar>
+              <w:top w:type="dxa" w:w="40"/>
+              <w:left w:type="dxa" w:w="70"/>
+              <w:bottom w:type="dxa" w:w="40"/>
+              <w:right w:type="dxa" w:w="70"/>
+            </w:tcMar>
+          </w:tcPr>
+          <w:p>
+            <w:pPr>
+              <w:spacing w:after="18" w:line="236"/>
+            </w:pPr>
+            <w:r>
+              <w:rPr>
+                <w:rFonts w:ascii="Arial" w:cs="Arial" w:eastAsia="Arial" w:hAnsi="Arial"/>
+                <w:b/>
+                <w:bCs/>
+                <w:sz w:val="19"/>
+                <w:szCs w:val="19"/>
+              </w:rPr>
+              <w:t xml:space="preserve">Excepciones</w:t>
+            </w:r>
+          </w:p>
+        </w:tc>
+        <w:tc>
+          <w:tcPr>
+            <w:tcW w:type="dxa" w:w="7060"/>
+            <w:tcMar>
+              <w:top w:type="dxa" w:w="40"/>
+              <w:left w:type="dxa" w:w="70"/>
+              <w:bottom w:type="dxa" w:w="40"/>
+              <w:right w:type="dxa" w:w="70"/>
+            </w:tcMar>
+          </w:tcPr>
+          <w:p>
+            <w:pPr>
+              <w:spacing w:after="18" w:line="236"/>
+            </w:pPr>
+            <w:r>
+              <w:rPr>
+                <w:rFonts w:ascii="Arial" w:cs="Arial" w:eastAsia="Arial" w:hAnsi="Arial"/>
+                <w:sz w:val="19"/>
+                <w:szCs w:val="19"/>
+              </w:rPr>
+              <w:t xml:space="preserve">*. Producto sin costo de referencia: el sistema solicita registrar primero un lote.</w:t>
+            </w:r>
+          </w:p>
+        </w:tc>
+      </w:tr>
+      <w:tr>
+        <w:tc>
+          <w:tcPr>
+            <w:tcW w:type="dxa" w:w="2300"/>
+            <w:shd w:fill="EAF0F8" w:val="clear"/>
+            <w:tcMar>
+              <w:top w:type="dxa" w:w="40"/>
+              <w:left w:type="dxa" w:w="70"/>
+              <w:bottom w:type="dxa" w:w="40"/>
+              <w:right w:type="dxa" w:w="70"/>
+            </w:tcMar>
+          </w:tcPr>
+          <w:p>
+            <w:pPr>
+              <w:spacing w:after="18" w:line="236"/>
+            </w:pPr>
+            <w:r>
+              <w:rPr>
+                <w:rFonts w:ascii="Arial" w:cs="Arial" w:eastAsia="Arial" w:hAnsi="Arial"/>
+                <w:b/>
+                <w:bCs/>
+                <w:sz w:val="19"/>
+                <w:szCs w:val="19"/>
+              </w:rPr>
+              <w:t xml:space="preserve">Reglas y validaciones</w:t>
+            </w:r>
+          </w:p>
+        </w:tc>
+        <w:tc>
+          <w:tcPr>
+            <w:tcW w:type="dxa" w:w="7060"/>
+            <w:tcMar>
+              <w:top w:type="dxa" w:w="40"/>
+              <w:left w:type="dxa" w:w="70"/>
+              <w:bottom w:type="dxa" w:w="40"/>
+              <w:right w:type="dxa" w:w="70"/>
+            </w:tcMar>
+          </w:tcPr>
+          <w:p>
+            <w:pPr>
+              <w:spacing w:after="18" w:line="236"/>
+            </w:pPr>
+            <w:r>
+              <w:rPr>
+                <w:rFonts w:ascii="Arial" w:cs="Arial" w:eastAsia="Arial" w:hAnsi="Arial"/>
+                <w:sz w:val="19"/>
+                <w:szCs w:val="19"/>
+              </w:rPr>
+              <w:t xml:space="preserve">El cálculo es solo una sugerencia; el precio final siempre lo confirma el administrador (nunca es automático) y no modifica los costos.</w:t>
+            </w:r>
+          </w:p>
+        </w:tc>
+      </w:tr>
+      <w:tr>
+        <w:tc>
+          <w:tcPr>
+            <w:tcW w:type="dxa" w:w="2300"/>
+            <w:shd w:fill="EAF0F8" w:val="clear"/>
+            <w:tcMar>
+              <w:top w:type="dxa" w:w="40"/>
+              <w:left w:type="dxa" w:w="70"/>
+              <w:bottom w:type="dxa" w:w="40"/>
+              <w:right w:type="dxa" w:w="70"/>
+            </w:tcMar>
+          </w:tcPr>
+          <w:p>
+            <w:pPr>
+              <w:spacing w:after="18" w:line="236"/>
+            </w:pPr>
+            <w:r>
+              <w:rPr>
+                <w:rFonts w:ascii="Arial" w:cs="Arial" w:eastAsia="Arial" w:hAnsi="Arial"/>
+                <w:b/>
+                <w:bCs/>
+                <w:sz w:val="19"/>
+                <w:szCs w:val="19"/>
+              </w:rPr>
+              <w:t xml:space="preserve">Postcondiciones</w:t>
+            </w:r>
+          </w:p>
+        </w:tc>
+        <w:tc>
+          <w:tcPr>
+            <w:tcW w:type="dxa" w:w="7060"/>
+            <w:tcMar>
+              <w:top w:type="dxa" w:w="40"/>
+              <w:left w:type="dxa" w:w="70"/>
+              <w:bottom w:type="dxa" w:w="40"/>
+              <w:right w:type="dxa" w:w="70"/>
+            </w:tcMar>
+          </w:tcPr>
+          <w:p>
+            <w:pPr>
+              <w:spacing w:after="18" w:line="236"/>
+            </w:pPr>
+            <w:r>
+              <w:rPr>
+                <w:rFonts w:ascii="Arial" w:cs="Arial" w:eastAsia="Arial" w:hAnsi="Arial"/>
+                <w:sz w:val="19"/>
+                <w:szCs w:val="19"/>
+              </w:rPr>
+              <w:t xml:space="preserve">El administrador cuenta con un precio sugerido y decide si lo aplica.</w:t>
+            </w:r>
+          </w:p>
+        </w:tc>
+      </w:tr>
+      <w:tr>
+        <w:tc>
+          <w:tcPr>
+            <w:tcW w:type="dxa" w:w="2300"/>
+            <w:shd w:fill="EAF0F8" w:val="clear"/>
+            <w:tcMar>
+              <w:top w:type="dxa" w:w="40"/>
+              <w:left w:type="dxa" w:w="70"/>
+              <w:bottom w:type="dxa" w:w="40"/>
+              <w:right w:type="dxa" w:w="70"/>
+            </w:tcMar>
+          </w:tcPr>
+          <w:p>
+            <w:pPr>
+              <w:spacing w:after="18" w:line="236"/>
+            </w:pPr>
+            <w:r>
+              <w:rPr>
+                <w:rFonts w:ascii="Arial" w:cs="Arial" w:eastAsia="Arial" w:hAnsi="Arial"/>
+                <w:b/>
+                <w:bCs/>
+                <w:sz w:val="19"/>
+                <w:szCs w:val="19"/>
+              </w:rPr>
+              <w:t xml:space="preserve">Prioridad</w:t>
+            </w:r>
+          </w:p>
+        </w:tc>
+        <w:tc>
+          <w:tcPr>
+            <w:tcW w:type="dxa" w:w="7060"/>
+            <w:tcMar>
+              <w:top w:type="dxa" w:w="40"/>
+              <w:left w:type="dxa" w:w="70"/>
+              <w:bottom w:type="dxa" w:w="40"/>
+              <w:right w:type="dxa" w:w="70"/>
+            </w:tcMar>
+          </w:tcPr>
+          <w:p>
+            <w:pPr>
+              <w:spacing w:after="18" w:line="236"/>
+            </w:pPr>
+            <w:r>
+              <w:rPr>
+                <w:rFonts w:ascii="Arial" w:cs="Arial" w:eastAsia="Arial" w:hAnsi="Arial"/>
+                <w:sz w:val="19"/>
+                <w:szCs w:val="19"/>
+              </w:rPr>
+              <w:t xml:space="preserve">Baja</w:t>
+            </w:r>
+          </w:p>
+        </w:tc>
+      </w:tr>
+    </w:tbl>
+    <w:p>
+      <w:pPr>
+        <w:spacing w:after="140"/>
+      </w:pPr>
+    </w:p>
     <w:sectPr>
       <w:footerReference w:type="default" r:id="rId7"/>
       <w:pgSz w:w="12240" w:h="15840" w:orient="portrait"/>

--- a/docs/diseno/INVENTRA_Analisis_Diseno_UML.docx
+++ b/docs/diseno/INVENTRA_Analisis_Diseno_UML.docx
@@ -1331,6 +1331,41 @@
       <w:r>
         <w:fldChar w:fldCharType="begin" w:dirty="true"/>
         <w:instrText xml:space="preserve">PAGEREF bm44</w:instrText>
+        <w:fldChar w:fldCharType="end"/>
+      </w:r>
+    </w:p>
+    <w:p>
+      <w:pPr>
+        <w:tabs>
+          <w:tab w:val="right" w:pos="9200" w:leader="dot"/>
+        </w:tabs>
+        <w:spacing w:after="40" w:line="252"/>
+        <w:ind w:left="360"/>
+      </w:pPr>
+      <w:hyperlink w:history="1" w:anchor="bm45">
+        <w:r>
+          <w:rPr>
+            <w:rFonts w:ascii="Arial" w:cs="Arial" w:eastAsia="Arial" w:hAnsi="Arial"/>
+            <w:b w:val="false"/>
+            <w:bCs w:val="false"/>
+            <w:color w:val="1F3864"/>
+            <w:sz w:val="20"/>
+            <w:szCs w:val="20"/>
+          </w:rPr>
+          <w:t xml:space="preserve">9.4 Módulo VEN — Ventas (punto de venta)</w:t>
+        </w:r>
+      </w:hyperlink>
+      <w:r>
+        <w:rPr>
+          <w:rFonts w:ascii="Arial" w:cs="Arial" w:eastAsia="Arial" w:hAnsi="Arial"/>
+          <w:sz w:val="20"/>
+          <w:szCs w:val="20"/>
+        </w:rPr>
+        <w:t xml:space="preserve">	</w:t>
+      </w:r>
+      <w:r>
+        <w:fldChar w:fldCharType="begin" w:dirty="true"/>
+        <w:instrText xml:space="preserve">PAGEREF bm45</w:instrText>
         <w:fldChar w:fldCharType="end"/>
       </w:r>
     </w:p>
@@ -22892,6 +22927,3815 @@
         <w:spacing w:after="140"/>
       </w:pPr>
     </w:p>
+    <w:p>
+      <w:pPr>
+        <w:pStyle w:val="Heading2"/>
+        <w:spacing w:after="80" w:before="150"/>
+      </w:pPr>
+      <w:bookmarkStart w:name="bm45" w:id="45"/>
+      <w:r>
+        <w:rPr>
+          <w:rFonts w:ascii="Arial" w:cs="Arial" w:eastAsia="Arial" w:hAnsi="Arial"/>
+          <w:b/>
+          <w:bCs/>
+          <w:color w:val="2E5496"/>
+          <w:sz w:val="23"/>
+          <w:szCs w:val="23"/>
+        </w:rPr>
+        <w:t xml:space="preserve">9.4 Módulo VEN — Ventas (punto de venta)</w:t>
+      </w:r>
+      <w:bookmarkEnd w:id="45"/>
+    </w:p>
+    <w:tbl>
+      <w:tblPr>
+        <w:tblW w:type="dxa" w:w="9360"/>
+        <w:tblBorders>
+          <w:top w:val="single" w:color="9CA3AF" w:sz="6"/>
+          <w:left w:val="single" w:color="9CA3AF" w:sz="6"/>
+          <w:bottom w:val="single" w:color="9CA3AF" w:sz="6"/>
+          <w:right w:val="single" w:color="9CA3AF" w:sz="6"/>
+          <w:insideH w:val="single" w:color="9CA3AF" w:sz="6"/>
+          <w:insideV w:val="single" w:color="9CA3AF" w:sz="6"/>
+        </w:tblBorders>
+        <w:tblLayout w:type="fixed"/>
+      </w:tblPr>
+      <w:tblGrid>
+        <w:gridCol w:w="2300"/>
+        <w:gridCol w:w="7060"/>
+      </w:tblGrid>
+      <w:tr>
+        <w:tc>
+          <w:tcPr>
+            <w:tcW w:type="dxa" w:w="9360"/>
+            <w:gridSpan w:val="2"/>
+            <w:shd w:fill="1F3864" w:val="clear"/>
+            <w:tcMar>
+              <w:top w:type="dxa" w:w="40"/>
+              <w:left w:type="dxa" w:w="70"/>
+              <w:bottom w:type="dxa" w:w="40"/>
+              <w:right w:type="dxa" w:w="70"/>
+            </w:tcMar>
+          </w:tcPr>
+          <w:p>
+            <w:pPr>
+              <w:spacing w:after="18" w:line="236"/>
+            </w:pPr>
+            <w:r>
+              <w:rPr>
+                <w:rFonts w:ascii="Arial" w:cs="Arial" w:eastAsia="Arial" w:hAnsi="Arial"/>
+                <w:b/>
+                <w:bCs/>
+                <w:color w:val="FFFFFF"/>
+                <w:sz w:val="19"/>
+                <w:szCs w:val="19"/>
+              </w:rPr>
+              <w:t xml:space="preserve">CU-VEN-01 — Registrar venta</w:t>
+            </w:r>
+          </w:p>
+        </w:tc>
+      </w:tr>
+      <w:tr>
+        <w:tc>
+          <w:tcPr>
+            <w:tcW w:type="dxa" w:w="2300"/>
+            <w:shd w:fill="EAF0F8" w:val="clear"/>
+            <w:tcMar>
+              <w:top w:type="dxa" w:w="40"/>
+              <w:left w:type="dxa" w:w="70"/>
+              <w:bottom w:type="dxa" w:w="40"/>
+              <w:right w:type="dxa" w:w="70"/>
+            </w:tcMar>
+          </w:tcPr>
+          <w:p>
+            <w:pPr>
+              <w:spacing w:after="18" w:line="236"/>
+            </w:pPr>
+            <w:r>
+              <w:rPr>
+                <w:rFonts w:ascii="Arial" w:cs="Arial" w:eastAsia="Arial" w:hAnsi="Arial"/>
+                <w:b/>
+                <w:bCs/>
+                <w:sz w:val="19"/>
+                <w:szCs w:val="19"/>
+              </w:rPr>
+              <w:t xml:space="preserve">Actor(es)</w:t>
+            </w:r>
+          </w:p>
+        </w:tc>
+        <w:tc>
+          <w:tcPr>
+            <w:tcW w:type="dxa" w:w="7060"/>
+            <w:tcMar>
+              <w:top w:type="dxa" w:w="40"/>
+              <w:left w:type="dxa" w:w="70"/>
+              <w:bottom w:type="dxa" w:w="40"/>
+              <w:right w:type="dxa" w:w="70"/>
+            </w:tcMar>
+          </w:tcPr>
+          <w:p>
+            <w:pPr>
+              <w:spacing w:after="18" w:line="236"/>
+            </w:pPr>
+            <w:r>
+              <w:rPr>
+                <w:rFonts w:ascii="Arial" w:cs="Arial" w:eastAsia="Arial" w:hAnsi="Arial"/>
+                <w:sz w:val="19"/>
+                <w:szCs w:val="19"/>
+              </w:rPr>
+              <w:t xml:space="preserve">Vendedor</w:t>
+            </w:r>
+          </w:p>
+        </w:tc>
+      </w:tr>
+      <w:tr>
+        <w:tc>
+          <w:tcPr>
+            <w:tcW w:type="dxa" w:w="2300"/>
+            <w:shd w:fill="EAF0F8" w:val="clear"/>
+            <w:tcMar>
+              <w:top w:type="dxa" w:w="40"/>
+              <w:left w:type="dxa" w:w="70"/>
+              <w:bottom w:type="dxa" w:w="40"/>
+              <w:right w:type="dxa" w:w="70"/>
+            </w:tcMar>
+          </w:tcPr>
+          <w:p>
+            <w:pPr>
+              <w:spacing w:after="18" w:line="236"/>
+            </w:pPr>
+            <w:r>
+              <w:rPr>
+                <w:rFonts w:ascii="Arial" w:cs="Arial" w:eastAsia="Arial" w:hAnsi="Arial"/>
+                <w:b/>
+                <w:bCs/>
+                <w:sz w:val="19"/>
+                <w:szCs w:val="19"/>
+              </w:rPr>
+              <w:t xml:space="preserve">Requisito</w:t>
+            </w:r>
+          </w:p>
+        </w:tc>
+        <w:tc>
+          <w:tcPr>
+            <w:tcW w:type="dxa" w:w="7060"/>
+            <w:tcMar>
+              <w:top w:type="dxa" w:w="40"/>
+              <w:left w:type="dxa" w:w="70"/>
+              <w:bottom w:type="dxa" w:w="40"/>
+              <w:right w:type="dxa" w:w="70"/>
+            </w:tcMar>
+          </w:tcPr>
+          <w:p>
+            <w:pPr>
+              <w:spacing w:after="18" w:line="236"/>
+            </w:pPr>
+            <w:r>
+              <w:rPr>
+                <w:rFonts w:ascii="Arial" w:cs="Arial" w:eastAsia="Arial" w:hAnsi="Arial"/>
+                <w:sz w:val="19"/>
+                <w:szCs w:val="19"/>
+              </w:rPr>
+              <w:t xml:space="preserve">RF-VEN-01</w:t>
+            </w:r>
+          </w:p>
+        </w:tc>
+      </w:tr>
+      <w:tr>
+        <w:tc>
+          <w:tcPr>
+            <w:tcW w:type="dxa" w:w="2300"/>
+            <w:shd w:fill="EAF0F8" w:val="clear"/>
+            <w:tcMar>
+              <w:top w:type="dxa" w:w="40"/>
+              <w:left w:type="dxa" w:w="70"/>
+              <w:bottom w:type="dxa" w:w="40"/>
+              <w:right w:type="dxa" w:w="70"/>
+            </w:tcMar>
+          </w:tcPr>
+          <w:p>
+            <w:pPr>
+              <w:spacing w:after="18" w:line="236"/>
+            </w:pPr>
+            <w:r>
+              <w:rPr>
+                <w:rFonts w:ascii="Arial" w:cs="Arial" w:eastAsia="Arial" w:hAnsi="Arial"/>
+                <w:b/>
+                <w:bCs/>
+                <w:sz w:val="19"/>
+                <w:szCs w:val="19"/>
+              </w:rPr>
+              <w:t xml:space="preserve">Descripción</w:t>
+            </w:r>
+          </w:p>
+        </w:tc>
+        <w:tc>
+          <w:tcPr>
+            <w:tcW w:type="dxa" w:w="7060"/>
+            <w:tcMar>
+              <w:top w:type="dxa" w:w="40"/>
+              <w:left w:type="dxa" w:w="70"/>
+              <w:bottom w:type="dxa" w:w="40"/>
+              <w:right w:type="dxa" w:w="70"/>
+            </w:tcMar>
+          </w:tcPr>
+          <w:p>
+            <w:pPr>
+              <w:spacing w:after="18" w:line="236"/>
+            </w:pPr>
+            <w:r>
+              <w:rPr>
+                <w:rFonts w:ascii="Arial" w:cs="Arial" w:eastAsia="Arial" w:hAnsi="Arial"/>
+                <w:sz w:val="19"/>
+                <w:szCs w:val="19"/>
+              </w:rPr>
+              <w:t xml:space="preserve">El vendedor registra una venta en el punto de venta, descontando el inventario por el método PEPS.</w:t>
+            </w:r>
+          </w:p>
+        </w:tc>
+      </w:tr>
+      <w:tr>
+        <w:tc>
+          <w:tcPr>
+            <w:tcW w:type="dxa" w:w="2300"/>
+            <w:shd w:fill="EAF0F8" w:val="clear"/>
+            <w:tcMar>
+              <w:top w:type="dxa" w:w="40"/>
+              <w:left w:type="dxa" w:w="70"/>
+              <w:bottom w:type="dxa" w:w="40"/>
+              <w:right w:type="dxa" w:w="70"/>
+            </w:tcMar>
+          </w:tcPr>
+          <w:p>
+            <w:pPr>
+              <w:spacing w:after="18" w:line="236"/>
+            </w:pPr>
+            <w:r>
+              <w:rPr>
+                <w:rFonts w:ascii="Arial" w:cs="Arial" w:eastAsia="Arial" w:hAnsi="Arial"/>
+                <w:b/>
+                <w:bCs/>
+                <w:sz w:val="19"/>
+                <w:szCs w:val="19"/>
+              </w:rPr>
+              <w:t xml:space="preserve">Precondiciones</w:t>
+            </w:r>
+          </w:p>
+        </w:tc>
+        <w:tc>
+          <w:tcPr>
+            <w:tcW w:type="dxa" w:w="7060"/>
+            <w:tcMar>
+              <w:top w:type="dxa" w:w="40"/>
+              <w:left w:type="dxa" w:w="70"/>
+              <w:bottom w:type="dxa" w:w="40"/>
+              <w:right w:type="dxa" w:w="70"/>
+            </w:tcMar>
+          </w:tcPr>
+          <w:p>
+            <w:pPr>
+              <w:spacing w:after="18" w:line="236"/>
+            </w:pPr>
+            <w:r>
+              <w:rPr>
+                <w:rFonts w:ascii="Arial" w:cs="Arial" w:eastAsia="Arial" w:hAnsi="Arial"/>
+                <w:sz w:val="19"/>
+                <w:szCs w:val="19"/>
+              </w:rPr>
+              <w:t xml:space="preserve">El vendedor está autenticado con la caja abierta y existen productos con existencias.</w:t>
+            </w:r>
+          </w:p>
+        </w:tc>
+      </w:tr>
+      <w:tr>
+        <w:tc>
+          <w:tcPr>
+            <w:tcW w:type="dxa" w:w="2300"/>
+            <w:shd w:fill="EAF0F8" w:val="clear"/>
+            <w:tcMar>
+              <w:top w:type="dxa" w:w="40"/>
+              <w:left w:type="dxa" w:w="70"/>
+              <w:bottom w:type="dxa" w:w="40"/>
+              <w:right w:type="dxa" w:w="70"/>
+            </w:tcMar>
+          </w:tcPr>
+          <w:p>
+            <w:pPr>
+              <w:spacing w:after="18" w:line="236"/>
+            </w:pPr>
+            <w:r>
+              <w:rPr>
+                <w:rFonts w:ascii="Arial" w:cs="Arial" w:eastAsia="Arial" w:hAnsi="Arial"/>
+                <w:b/>
+                <w:bCs/>
+                <w:sz w:val="19"/>
+                <w:szCs w:val="19"/>
+              </w:rPr>
+              <w:t xml:space="preserve">Flujo principal</w:t>
+            </w:r>
+          </w:p>
+        </w:tc>
+        <w:tc>
+          <w:tcPr>
+            <w:tcW w:type="dxa" w:w="7060"/>
+            <w:tcMar>
+              <w:top w:type="dxa" w:w="40"/>
+              <w:left w:type="dxa" w:w="70"/>
+              <w:bottom w:type="dxa" w:w="40"/>
+              <w:right w:type="dxa" w:w="70"/>
+            </w:tcMar>
+          </w:tcPr>
+          <w:p>
+            <w:pPr>
+              <w:spacing w:after="18" w:line="236"/>
+            </w:pPr>
+            <w:r>
+              <w:rPr>
+                <w:rFonts w:ascii="Arial" w:cs="Arial" w:eastAsia="Arial" w:hAnsi="Arial"/>
+                <w:sz w:val="19"/>
+                <w:szCs w:val="19"/>
+              </w:rPr>
+              <w:t xml:space="preserve">1. Agrega los productos a la venta (por búsqueda o código).</w:t>
+            </w:r>
+          </w:p>
+          <w:p>
+            <w:pPr>
+              <w:spacing w:after="18" w:line="236"/>
+            </w:pPr>
+            <w:r>
+              <w:rPr>
+                <w:rFonts w:ascii="Arial" w:cs="Arial" w:eastAsia="Arial" w:hAnsi="Arial"/>
+                <w:sz w:val="19"/>
+                <w:szCs w:val="19"/>
+              </w:rPr>
+              <w:t xml:space="preserve">2. El sistema verifica las existencias y calcula el total.</w:t>
+            </w:r>
+          </w:p>
+          <w:p>
+            <w:pPr>
+              <w:spacing w:after="18" w:line="236"/>
+            </w:pPr>
+            <w:r>
+              <w:rPr>
+                <w:rFonts w:ascii="Arial" w:cs="Arial" w:eastAsia="Arial" w:hAnsi="Arial"/>
+                <w:sz w:val="19"/>
+                <w:szCs w:val="19"/>
+              </w:rPr>
+              <w:t xml:space="preserve">3. El vendedor selecciona el medio de pago (CU-VEN-02).</w:t>
+            </w:r>
+          </w:p>
+          <w:p>
+            <w:pPr>
+              <w:spacing w:after="18" w:line="236"/>
+            </w:pPr>
+            <w:r>
+              <w:rPr>
+                <w:rFonts w:ascii="Arial" w:cs="Arial" w:eastAsia="Arial" w:hAnsi="Arial"/>
+                <w:sz w:val="19"/>
+                <w:szCs w:val="19"/>
+              </w:rPr>
+              <w:t xml:space="preserve">4. El sistema descuenta el inventario consumiendo los lotes más antiguos (PEPS) y registra el costo real.</w:t>
+            </w:r>
+          </w:p>
+          <w:p>
+            <w:pPr>
+              <w:spacing w:after="18" w:line="236"/>
+            </w:pPr>
+            <w:r>
+              <w:rPr>
+                <w:rFonts w:ascii="Arial" w:cs="Arial" w:eastAsia="Arial" w:hAnsi="Arial"/>
+                <w:sz w:val="19"/>
+                <w:szCs w:val="19"/>
+              </w:rPr>
+              <w:t xml:space="preserve">5. El sistema registra el movimiento de inventario en el kardex y genera el comprobante (CU-VEN-03).</w:t>
+            </w:r>
+          </w:p>
+          <w:p>
+            <w:pPr>
+              <w:spacing w:after="18" w:line="236"/>
+            </w:pPr>
+            <w:r>
+              <w:rPr>
+                <w:rFonts w:ascii="Arial" w:cs="Arial" w:eastAsia="Arial" w:hAnsi="Arial"/>
+                <w:sz w:val="19"/>
+                <w:szCs w:val="19"/>
+              </w:rPr>
+              <w:t xml:space="preserve">6. El sistema registra el movimiento en la caja.</w:t>
+            </w:r>
+          </w:p>
+        </w:tc>
+      </w:tr>
+      <w:tr>
+        <w:tc>
+          <w:tcPr>
+            <w:tcW w:type="dxa" w:w="2300"/>
+            <w:shd w:fill="EAF0F8" w:val="clear"/>
+            <w:tcMar>
+              <w:top w:type="dxa" w:w="40"/>
+              <w:left w:type="dxa" w:w="70"/>
+              <w:bottom w:type="dxa" w:w="40"/>
+              <w:right w:type="dxa" w:w="70"/>
+            </w:tcMar>
+          </w:tcPr>
+          <w:p>
+            <w:pPr>
+              <w:spacing w:after="18" w:line="236"/>
+            </w:pPr>
+            <w:r>
+              <w:rPr>
+                <w:rFonts w:ascii="Arial" w:cs="Arial" w:eastAsia="Arial" w:hAnsi="Arial"/>
+                <w:b/>
+                <w:bCs/>
+                <w:sz w:val="19"/>
+                <w:szCs w:val="19"/>
+              </w:rPr>
+              <w:t xml:space="preserve">Flujos alternativos</w:t>
+            </w:r>
+          </w:p>
+        </w:tc>
+        <w:tc>
+          <w:tcPr>
+            <w:tcW w:type="dxa" w:w="7060"/>
+            <w:tcMar>
+              <w:top w:type="dxa" w:w="40"/>
+              <w:left w:type="dxa" w:w="70"/>
+              <w:bottom w:type="dxa" w:w="40"/>
+              <w:right w:type="dxa" w:w="70"/>
+            </w:tcMar>
+          </w:tcPr>
+          <w:p>
+            <w:pPr>
+              <w:spacing w:after="18" w:line="236"/>
+            </w:pPr>
+            <w:r>
+              <w:rPr>
+                <w:rFonts w:ascii="Arial" w:cs="Arial" w:eastAsia="Arial" w:hAnsi="Arial"/>
+                <w:sz w:val="19"/>
+                <w:szCs w:val="19"/>
+              </w:rPr>
+              <w:t xml:space="preserve">2a. Aplicar un descuento a la venta (opcional).</w:t>
+            </w:r>
+          </w:p>
+          <w:p>
+            <w:pPr>
+              <w:spacing w:after="18" w:line="236"/>
+            </w:pPr>
+            <w:r>
+              <w:rPr>
+                <w:rFonts w:ascii="Arial" w:cs="Arial" w:eastAsia="Arial" w:hAnsi="Arial"/>
+                <w:sz w:val="19"/>
+                <w:szCs w:val="19"/>
+              </w:rPr>
+              <w:t xml:space="preserve">5a. Emitir factura electrónica (CU-FAC-02) si el cliente la solicita.</w:t>
+            </w:r>
+          </w:p>
+        </w:tc>
+      </w:tr>
+      <w:tr>
+        <w:tc>
+          <w:tcPr>
+            <w:tcW w:type="dxa" w:w="2300"/>
+            <w:shd w:fill="EAF0F8" w:val="clear"/>
+            <w:tcMar>
+              <w:top w:type="dxa" w:w="40"/>
+              <w:left w:type="dxa" w:w="70"/>
+              <w:bottom w:type="dxa" w:w="40"/>
+              <w:right w:type="dxa" w:w="70"/>
+            </w:tcMar>
+          </w:tcPr>
+          <w:p>
+            <w:pPr>
+              <w:spacing w:after="18" w:line="236"/>
+            </w:pPr>
+            <w:r>
+              <w:rPr>
+                <w:rFonts w:ascii="Arial" w:cs="Arial" w:eastAsia="Arial" w:hAnsi="Arial"/>
+                <w:b/>
+                <w:bCs/>
+                <w:sz w:val="19"/>
+                <w:szCs w:val="19"/>
+              </w:rPr>
+              <w:t xml:space="preserve">Excepciones</w:t>
+            </w:r>
+          </w:p>
+        </w:tc>
+        <w:tc>
+          <w:tcPr>
+            <w:tcW w:type="dxa" w:w="7060"/>
+            <w:tcMar>
+              <w:top w:type="dxa" w:w="40"/>
+              <w:left w:type="dxa" w:w="70"/>
+              <w:bottom w:type="dxa" w:w="40"/>
+              <w:right w:type="dxa" w:w="70"/>
+            </w:tcMar>
+          </w:tcPr>
+          <w:p>
+            <w:pPr>
+              <w:spacing w:after="18" w:line="236"/>
+            </w:pPr>
+            <w:r>
+              <w:rPr>
+                <w:rFonts w:ascii="Arial" w:cs="Arial" w:eastAsia="Arial" w:hAnsi="Arial"/>
+                <w:sz w:val="19"/>
+                <w:szCs w:val="19"/>
+              </w:rPr>
+              <w:t xml:space="preserve">2b. Existencias insuficientes para un producto: el sistema avisa y el vendedor ajusta la cantidad.</w:t>
+            </w:r>
+          </w:p>
+          <w:p>
+            <w:pPr>
+              <w:spacing w:after="18" w:line="236"/>
+            </w:pPr>
+            <w:r>
+              <w:rPr>
+                <w:rFonts w:ascii="Arial" w:cs="Arial" w:eastAsia="Arial" w:hAnsi="Arial"/>
+                <w:sz w:val="19"/>
+                <w:szCs w:val="19"/>
+              </w:rPr>
+              <w:t xml:space="preserve">3a. Pago con tarjeta rechazado por la pasarela: el sistema informa y solicita otro medio.</w:t>
+            </w:r>
+          </w:p>
+        </w:tc>
+      </w:tr>
+      <w:tr>
+        <w:tc>
+          <w:tcPr>
+            <w:tcW w:type="dxa" w:w="2300"/>
+            <w:shd w:fill="EAF0F8" w:val="clear"/>
+            <w:tcMar>
+              <w:top w:type="dxa" w:w="40"/>
+              <w:left w:type="dxa" w:w="70"/>
+              <w:bottom w:type="dxa" w:w="40"/>
+              <w:right w:type="dxa" w:w="70"/>
+            </w:tcMar>
+          </w:tcPr>
+          <w:p>
+            <w:pPr>
+              <w:spacing w:after="18" w:line="236"/>
+            </w:pPr>
+            <w:r>
+              <w:rPr>
+                <w:rFonts w:ascii="Arial" w:cs="Arial" w:eastAsia="Arial" w:hAnsi="Arial"/>
+                <w:b/>
+                <w:bCs/>
+                <w:sz w:val="19"/>
+                <w:szCs w:val="19"/>
+              </w:rPr>
+              <w:t xml:space="preserve">Reglas y validaciones</w:t>
+            </w:r>
+          </w:p>
+        </w:tc>
+        <w:tc>
+          <w:tcPr>
+            <w:tcW w:type="dxa" w:w="7060"/>
+            <w:tcMar>
+              <w:top w:type="dxa" w:w="40"/>
+              <w:left w:type="dxa" w:w="70"/>
+              <w:bottom w:type="dxa" w:w="40"/>
+              <w:right w:type="dxa" w:w="70"/>
+            </w:tcMar>
+          </w:tcPr>
+          <w:p>
+            <w:pPr>
+              <w:spacing w:after="18" w:line="236"/>
+            </w:pPr>
+            <w:r>
+              <w:rPr>
+                <w:rFonts w:ascii="Arial" w:cs="Arial" w:eastAsia="Arial" w:hAnsi="Arial"/>
+                <w:sz w:val="19"/>
+                <w:szCs w:val="19"/>
+              </w:rPr>
+              <w:t xml:space="preserve">La venta descuenta por PEPS y guarda el costo real del despacho; el precio de venta es independiente del costo; una venta registrada afecta las existencias y la caja.</w:t>
+            </w:r>
+          </w:p>
+        </w:tc>
+      </w:tr>
+      <w:tr>
+        <w:tc>
+          <w:tcPr>
+            <w:tcW w:type="dxa" w:w="2300"/>
+            <w:shd w:fill="EAF0F8" w:val="clear"/>
+            <w:tcMar>
+              <w:top w:type="dxa" w:w="40"/>
+              <w:left w:type="dxa" w:w="70"/>
+              <w:bottom w:type="dxa" w:w="40"/>
+              <w:right w:type="dxa" w:w="70"/>
+            </w:tcMar>
+          </w:tcPr>
+          <w:p>
+            <w:pPr>
+              <w:spacing w:after="18" w:line="236"/>
+            </w:pPr>
+            <w:r>
+              <w:rPr>
+                <w:rFonts w:ascii="Arial" w:cs="Arial" w:eastAsia="Arial" w:hAnsi="Arial"/>
+                <w:b/>
+                <w:bCs/>
+                <w:sz w:val="19"/>
+                <w:szCs w:val="19"/>
+              </w:rPr>
+              <w:t xml:space="preserve">Postcondiciones</w:t>
+            </w:r>
+          </w:p>
+        </w:tc>
+        <w:tc>
+          <w:tcPr>
+            <w:tcW w:type="dxa" w:w="7060"/>
+            <w:tcMar>
+              <w:top w:type="dxa" w:w="40"/>
+              <w:left w:type="dxa" w:w="70"/>
+              <w:bottom w:type="dxa" w:w="40"/>
+              <w:right w:type="dxa" w:w="70"/>
+            </w:tcMar>
+          </w:tcPr>
+          <w:p>
+            <w:pPr>
+              <w:spacing w:after="18" w:line="236"/>
+            </w:pPr>
+            <w:r>
+              <w:rPr>
+                <w:rFonts w:ascii="Arial" w:cs="Arial" w:eastAsia="Arial" w:hAnsi="Arial"/>
+                <w:sz w:val="19"/>
+                <w:szCs w:val="19"/>
+              </w:rPr>
+              <w:t xml:space="preserve">La venta queda registrada, con el inventario y la caja actualizados y el comprobante generado.</w:t>
+            </w:r>
+          </w:p>
+        </w:tc>
+      </w:tr>
+      <w:tr>
+        <w:tc>
+          <w:tcPr>
+            <w:tcW w:type="dxa" w:w="2300"/>
+            <w:shd w:fill="EAF0F8" w:val="clear"/>
+            <w:tcMar>
+              <w:top w:type="dxa" w:w="40"/>
+              <w:left w:type="dxa" w:w="70"/>
+              <w:bottom w:type="dxa" w:w="40"/>
+              <w:right w:type="dxa" w:w="70"/>
+            </w:tcMar>
+          </w:tcPr>
+          <w:p>
+            <w:pPr>
+              <w:spacing w:after="18" w:line="236"/>
+            </w:pPr>
+            <w:r>
+              <w:rPr>
+                <w:rFonts w:ascii="Arial" w:cs="Arial" w:eastAsia="Arial" w:hAnsi="Arial"/>
+                <w:b/>
+                <w:bCs/>
+                <w:sz w:val="19"/>
+                <w:szCs w:val="19"/>
+              </w:rPr>
+              <w:t xml:space="preserve">Prioridad</w:t>
+            </w:r>
+          </w:p>
+        </w:tc>
+        <w:tc>
+          <w:tcPr>
+            <w:tcW w:type="dxa" w:w="7060"/>
+            <w:tcMar>
+              <w:top w:type="dxa" w:w="40"/>
+              <w:left w:type="dxa" w:w="70"/>
+              <w:bottom w:type="dxa" w:w="40"/>
+              <w:right w:type="dxa" w:w="70"/>
+            </w:tcMar>
+          </w:tcPr>
+          <w:p>
+            <w:pPr>
+              <w:spacing w:after="18" w:line="236"/>
+            </w:pPr>
+            <w:r>
+              <w:rPr>
+                <w:rFonts w:ascii="Arial" w:cs="Arial" w:eastAsia="Arial" w:hAnsi="Arial"/>
+                <w:sz w:val="19"/>
+                <w:szCs w:val="19"/>
+              </w:rPr>
+              <w:t xml:space="preserve">Alta</w:t>
+            </w:r>
+          </w:p>
+        </w:tc>
+      </w:tr>
+    </w:tbl>
+    <w:p>
+      <w:pPr>
+        <w:spacing w:after="140"/>
+      </w:pPr>
+    </w:p>
+    <w:tbl>
+      <w:tblPr>
+        <w:tblW w:type="dxa" w:w="9360"/>
+        <w:tblBorders>
+          <w:top w:val="single" w:color="9CA3AF" w:sz="6"/>
+          <w:left w:val="single" w:color="9CA3AF" w:sz="6"/>
+          <w:bottom w:val="single" w:color="9CA3AF" w:sz="6"/>
+          <w:right w:val="single" w:color="9CA3AF" w:sz="6"/>
+          <w:insideH w:val="single" w:color="9CA3AF" w:sz="6"/>
+          <w:insideV w:val="single" w:color="9CA3AF" w:sz="6"/>
+        </w:tblBorders>
+        <w:tblLayout w:type="fixed"/>
+      </w:tblPr>
+      <w:tblGrid>
+        <w:gridCol w:w="2300"/>
+        <w:gridCol w:w="7060"/>
+      </w:tblGrid>
+      <w:tr>
+        <w:tc>
+          <w:tcPr>
+            <w:tcW w:type="dxa" w:w="9360"/>
+            <w:gridSpan w:val="2"/>
+            <w:shd w:fill="1F3864" w:val="clear"/>
+            <w:tcMar>
+              <w:top w:type="dxa" w:w="40"/>
+              <w:left w:type="dxa" w:w="70"/>
+              <w:bottom w:type="dxa" w:w="40"/>
+              <w:right w:type="dxa" w:w="70"/>
+            </w:tcMar>
+          </w:tcPr>
+          <w:p>
+            <w:pPr>
+              <w:spacing w:after="18" w:line="236"/>
+            </w:pPr>
+            <w:r>
+              <w:rPr>
+                <w:rFonts w:ascii="Arial" w:cs="Arial" w:eastAsia="Arial" w:hAnsi="Arial"/>
+                <w:b/>
+                <w:bCs/>
+                <w:color w:val="FFFFFF"/>
+                <w:sz w:val="19"/>
+                <w:szCs w:val="19"/>
+              </w:rPr>
+              <w:t xml:space="preserve">CU-VEN-02 — Seleccionar medio de pago</w:t>
+            </w:r>
+          </w:p>
+        </w:tc>
+      </w:tr>
+      <w:tr>
+        <w:tc>
+          <w:tcPr>
+            <w:tcW w:type="dxa" w:w="2300"/>
+            <w:shd w:fill="EAF0F8" w:val="clear"/>
+            <w:tcMar>
+              <w:top w:type="dxa" w:w="40"/>
+              <w:left w:type="dxa" w:w="70"/>
+              <w:bottom w:type="dxa" w:w="40"/>
+              <w:right w:type="dxa" w:w="70"/>
+            </w:tcMar>
+          </w:tcPr>
+          <w:p>
+            <w:pPr>
+              <w:spacing w:after="18" w:line="236"/>
+            </w:pPr>
+            <w:r>
+              <w:rPr>
+                <w:rFonts w:ascii="Arial" w:cs="Arial" w:eastAsia="Arial" w:hAnsi="Arial"/>
+                <w:b/>
+                <w:bCs/>
+                <w:sz w:val="19"/>
+                <w:szCs w:val="19"/>
+              </w:rPr>
+              <w:t xml:space="preserve">Actor(es)</w:t>
+            </w:r>
+          </w:p>
+        </w:tc>
+        <w:tc>
+          <w:tcPr>
+            <w:tcW w:type="dxa" w:w="7060"/>
+            <w:tcMar>
+              <w:top w:type="dxa" w:w="40"/>
+              <w:left w:type="dxa" w:w="70"/>
+              <w:bottom w:type="dxa" w:w="40"/>
+              <w:right w:type="dxa" w:w="70"/>
+            </w:tcMar>
+          </w:tcPr>
+          <w:p>
+            <w:pPr>
+              <w:spacing w:after="18" w:line="236"/>
+            </w:pPr>
+            <w:r>
+              <w:rPr>
+                <w:rFonts w:ascii="Arial" w:cs="Arial" w:eastAsia="Arial" w:hAnsi="Arial"/>
+                <w:sz w:val="19"/>
+                <w:szCs w:val="19"/>
+              </w:rPr>
+              <w:t xml:space="preserve">Vendedor; Pasarela de pagos</w:t>
+            </w:r>
+          </w:p>
+        </w:tc>
+      </w:tr>
+      <w:tr>
+        <w:tc>
+          <w:tcPr>
+            <w:tcW w:type="dxa" w:w="2300"/>
+            <w:shd w:fill="EAF0F8" w:val="clear"/>
+            <w:tcMar>
+              <w:top w:type="dxa" w:w="40"/>
+              <w:left w:type="dxa" w:w="70"/>
+              <w:bottom w:type="dxa" w:w="40"/>
+              <w:right w:type="dxa" w:w="70"/>
+            </w:tcMar>
+          </w:tcPr>
+          <w:p>
+            <w:pPr>
+              <w:spacing w:after="18" w:line="236"/>
+            </w:pPr>
+            <w:r>
+              <w:rPr>
+                <w:rFonts w:ascii="Arial" w:cs="Arial" w:eastAsia="Arial" w:hAnsi="Arial"/>
+                <w:b/>
+                <w:bCs/>
+                <w:sz w:val="19"/>
+                <w:szCs w:val="19"/>
+              </w:rPr>
+              <w:t xml:space="preserve">Requisito</w:t>
+            </w:r>
+          </w:p>
+        </w:tc>
+        <w:tc>
+          <w:tcPr>
+            <w:tcW w:type="dxa" w:w="7060"/>
+            <w:tcMar>
+              <w:top w:type="dxa" w:w="40"/>
+              <w:left w:type="dxa" w:w="70"/>
+              <w:bottom w:type="dxa" w:w="40"/>
+              <w:right w:type="dxa" w:w="70"/>
+            </w:tcMar>
+          </w:tcPr>
+          <w:p>
+            <w:pPr>
+              <w:spacing w:after="18" w:line="236"/>
+            </w:pPr>
+            <w:r>
+              <w:rPr>
+                <w:rFonts w:ascii="Arial" w:cs="Arial" w:eastAsia="Arial" w:hAnsi="Arial"/>
+                <w:sz w:val="19"/>
+                <w:szCs w:val="19"/>
+              </w:rPr>
+              <w:t xml:space="preserve">RF-VEN-02</w:t>
+            </w:r>
+          </w:p>
+        </w:tc>
+      </w:tr>
+      <w:tr>
+        <w:tc>
+          <w:tcPr>
+            <w:tcW w:type="dxa" w:w="2300"/>
+            <w:shd w:fill="EAF0F8" w:val="clear"/>
+            <w:tcMar>
+              <w:top w:type="dxa" w:w="40"/>
+              <w:left w:type="dxa" w:w="70"/>
+              <w:bottom w:type="dxa" w:w="40"/>
+              <w:right w:type="dxa" w:w="70"/>
+            </w:tcMar>
+          </w:tcPr>
+          <w:p>
+            <w:pPr>
+              <w:spacing w:after="18" w:line="236"/>
+            </w:pPr>
+            <w:r>
+              <w:rPr>
+                <w:rFonts w:ascii="Arial" w:cs="Arial" w:eastAsia="Arial" w:hAnsi="Arial"/>
+                <w:b/>
+                <w:bCs/>
+                <w:sz w:val="19"/>
+                <w:szCs w:val="19"/>
+              </w:rPr>
+              <w:t xml:space="preserve">Descripción</w:t>
+            </w:r>
+          </w:p>
+        </w:tc>
+        <w:tc>
+          <w:tcPr>
+            <w:tcW w:type="dxa" w:w="7060"/>
+            <w:tcMar>
+              <w:top w:type="dxa" w:w="40"/>
+              <w:left w:type="dxa" w:w="70"/>
+              <w:bottom w:type="dxa" w:w="40"/>
+              <w:right w:type="dxa" w:w="70"/>
+            </w:tcMar>
+          </w:tcPr>
+          <w:p>
+            <w:pPr>
+              <w:spacing w:after="18" w:line="236"/>
+            </w:pPr>
+            <w:r>
+              <w:rPr>
+                <w:rFonts w:ascii="Arial" w:cs="Arial" w:eastAsia="Arial" w:hAnsi="Arial"/>
+                <w:sz w:val="19"/>
+                <w:szCs w:val="19"/>
+              </w:rPr>
+              <w:t xml:space="preserve">El vendedor elige cómo se paga la venta (efectivo, tarjeta u otro).</w:t>
+            </w:r>
+          </w:p>
+        </w:tc>
+      </w:tr>
+      <w:tr>
+        <w:tc>
+          <w:tcPr>
+            <w:tcW w:type="dxa" w:w="2300"/>
+            <w:shd w:fill="EAF0F8" w:val="clear"/>
+            <w:tcMar>
+              <w:top w:type="dxa" w:w="40"/>
+              <w:left w:type="dxa" w:w="70"/>
+              <w:bottom w:type="dxa" w:w="40"/>
+              <w:right w:type="dxa" w:w="70"/>
+            </w:tcMar>
+          </w:tcPr>
+          <w:p>
+            <w:pPr>
+              <w:spacing w:after="18" w:line="236"/>
+            </w:pPr>
+            <w:r>
+              <w:rPr>
+                <w:rFonts w:ascii="Arial" w:cs="Arial" w:eastAsia="Arial" w:hAnsi="Arial"/>
+                <w:b/>
+                <w:bCs/>
+                <w:sz w:val="19"/>
+                <w:szCs w:val="19"/>
+              </w:rPr>
+              <w:t xml:space="preserve">Precondiciones</w:t>
+            </w:r>
+          </w:p>
+        </w:tc>
+        <w:tc>
+          <w:tcPr>
+            <w:tcW w:type="dxa" w:w="7060"/>
+            <w:tcMar>
+              <w:top w:type="dxa" w:w="40"/>
+              <w:left w:type="dxa" w:w="70"/>
+              <w:bottom w:type="dxa" w:w="40"/>
+              <w:right w:type="dxa" w:w="70"/>
+            </w:tcMar>
+          </w:tcPr>
+          <w:p>
+            <w:pPr>
+              <w:spacing w:after="18" w:line="236"/>
+            </w:pPr>
+            <w:r>
+              <w:rPr>
+                <w:rFonts w:ascii="Arial" w:cs="Arial" w:eastAsia="Arial" w:hAnsi="Arial"/>
+                <w:sz w:val="19"/>
+                <w:szCs w:val="19"/>
+              </w:rPr>
+              <w:t xml:space="preserve">Existe una venta en curso con su total calculado.</w:t>
+            </w:r>
+          </w:p>
+        </w:tc>
+      </w:tr>
+      <w:tr>
+        <w:tc>
+          <w:tcPr>
+            <w:tcW w:type="dxa" w:w="2300"/>
+            <w:shd w:fill="EAF0F8" w:val="clear"/>
+            <w:tcMar>
+              <w:top w:type="dxa" w:w="40"/>
+              <w:left w:type="dxa" w:w="70"/>
+              <w:bottom w:type="dxa" w:w="40"/>
+              <w:right w:type="dxa" w:w="70"/>
+            </w:tcMar>
+          </w:tcPr>
+          <w:p>
+            <w:pPr>
+              <w:spacing w:after="18" w:line="236"/>
+            </w:pPr>
+            <w:r>
+              <w:rPr>
+                <w:rFonts w:ascii="Arial" w:cs="Arial" w:eastAsia="Arial" w:hAnsi="Arial"/>
+                <w:b/>
+                <w:bCs/>
+                <w:sz w:val="19"/>
+                <w:szCs w:val="19"/>
+              </w:rPr>
+              <w:t xml:space="preserve">Flujo principal</w:t>
+            </w:r>
+          </w:p>
+        </w:tc>
+        <w:tc>
+          <w:tcPr>
+            <w:tcW w:type="dxa" w:w="7060"/>
+            <w:tcMar>
+              <w:top w:type="dxa" w:w="40"/>
+              <w:left w:type="dxa" w:w="70"/>
+              <w:bottom w:type="dxa" w:w="40"/>
+              <w:right w:type="dxa" w:w="70"/>
+            </w:tcMar>
+          </w:tcPr>
+          <w:p>
+            <w:pPr>
+              <w:spacing w:after="18" w:line="236"/>
+            </w:pPr>
+            <w:r>
+              <w:rPr>
+                <w:rFonts w:ascii="Arial" w:cs="Arial" w:eastAsia="Arial" w:hAnsi="Arial"/>
+                <w:sz w:val="19"/>
+                <w:szCs w:val="19"/>
+              </w:rPr>
+              <w:t xml:space="preserve">1. El vendedor selecciona el medio de pago.</w:t>
+            </w:r>
+          </w:p>
+          <w:p>
+            <w:pPr>
+              <w:spacing w:after="18" w:line="236"/>
+            </w:pPr>
+            <w:r>
+              <w:rPr>
+                <w:rFonts w:ascii="Arial" w:cs="Arial" w:eastAsia="Arial" w:hAnsi="Arial"/>
+                <w:sz w:val="19"/>
+                <w:szCs w:val="19"/>
+              </w:rPr>
+              <w:t xml:space="preserve">2. Si es efectivo, ingresa el monto recibido y el sistema calcula el cambio.</w:t>
+            </w:r>
+          </w:p>
+          <w:p>
+            <w:pPr>
+              <w:spacing w:after="18" w:line="236"/>
+            </w:pPr>
+            <w:r>
+              <w:rPr>
+                <w:rFonts w:ascii="Arial" w:cs="Arial" w:eastAsia="Arial" w:hAnsi="Arial"/>
+                <w:sz w:val="19"/>
+                <w:szCs w:val="19"/>
+              </w:rPr>
+              <w:t xml:space="preserve">3. Si es tarjeta, el sistema envía el cobro a la pasarela de pagos y espera la respuesta.</w:t>
+            </w:r>
+          </w:p>
+          <w:p>
+            <w:pPr>
+              <w:spacing w:after="18" w:line="236"/>
+            </w:pPr>
+            <w:r>
+              <w:rPr>
+                <w:rFonts w:ascii="Arial" w:cs="Arial" w:eastAsia="Arial" w:hAnsi="Arial"/>
+                <w:sz w:val="19"/>
+                <w:szCs w:val="19"/>
+              </w:rPr>
+              <w:t xml:space="preserve">4. El sistema registra el medio de pago en la venta.</w:t>
+            </w:r>
+          </w:p>
+        </w:tc>
+      </w:tr>
+      <w:tr>
+        <w:tc>
+          <w:tcPr>
+            <w:tcW w:type="dxa" w:w="2300"/>
+            <w:shd w:fill="EAF0F8" w:val="clear"/>
+            <w:tcMar>
+              <w:top w:type="dxa" w:w="40"/>
+              <w:left w:type="dxa" w:w="70"/>
+              <w:bottom w:type="dxa" w:w="40"/>
+              <w:right w:type="dxa" w:w="70"/>
+            </w:tcMar>
+          </w:tcPr>
+          <w:p>
+            <w:pPr>
+              <w:spacing w:after="18" w:line="236"/>
+            </w:pPr>
+            <w:r>
+              <w:rPr>
+                <w:rFonts w:ascii="Arial" w:cs="Arial" w:eastAsia="Arial" w:hAnsi="Arial"/>
+                <w:b/>
+                <w:bCs/>
+                <w:sz w:val="19"/>
+                <w:szCs w:val="19"/>
+              </w:rPr>
+              <w:t xml:space="preserve">Flujos alternativos</w:t>
+            </w:r>
+          </w:p>
+        </w:tc>
+        <w:tc>
+          <w:tcPr>
+            <w:tcW w:type="dxa" w:w="7060"/>
+            <w:tcMar>
+              <w:top w:type="dxa" w:w="40"/>
+              <w:left w:type="dxa" w:w="70"/>
+              <w:bottom w:type="dxa" w:w="40"/>
+              <w:right w:type="dxa" w:w="70"/>
+            </w:tcMar>
+          </w:tcPr>
+          <w:p>
+            <w:pPr>
+              <w:spacing w:after="18" w:line="236"/>
+            </w:pPr>
+            <w:r>
+              <w:rPr>
+                <w:rFonts w:ascii="Arial" w:cs="Arial" w:eastAsia="Arial" w:hAnsi="Arial"/>
+                <w:sz w:val="19"/>
+                <w:szCs w:val="19"/>
+              </w:rPr>
+              <w:t xml:space="preserve">1a. Pago mixto (una parte en efectivo y otra con tarjeta), si aplica.</w:t>
+            </w:r>
+          </w:p>
+        </w:tc>
+      </w:tr>
+      <w:tr>
+        <w:tc>
+          <w:tcPr>
+            <w:tcW w:type="dxa" w:w="2300"/>
+            <w:shd w:fill="EAF0F8" w:val="clear"/>
+            <w:tcMar>
+              <w:top w:type="dxa" w:w="40"/>
+              <w:left w:type="dxa" w:w="70"/>
+              <w:bottom w:type="dxa" w:w="40"/>
+              <w:right w:type="dxa" w:w="70"/>
+            </w:tcMar>
+          </w:tcPr>
+          <w:p>
+            <w:pPr>
+              <w:spacing w:after="18" w:line="236"/>
+            </w:pPr>
+            <w:r>
+              <w:rPr>
+                <w:rFonts w:ascii="Arial" w:cs="Arial" w:eastAsia="Arial" w:hAnsi="Arial"/>
+                <w:b/>
+                <w:bCs/>
+                <w:sz w:val="19"/>
+                <w:szCs w:val="19"/>
+              </w:rPr>
+              <w:t xml:space="preserve">Excepciones</w:t>
+            </w:r>
+          </w:p>
+        </w:tc>
+        <w:tc>
+          <w:tcPr>
+            <w:tcW w:type="dxa" w:w="7060"/>
+            <w:tcMar>
+              <w:top w:type="dxa" w:w="40"/>
+              <w:left w:type="dxa" w:w="70"/>
+              <w:bottom w:type="dxa" w:w="40"/>
+              <w:right w:type="dxa" w:w="70"/>
+            </w:tcMar>
+          </w:tcPr>
+          <w:p>
+            <w:pPr>
+              <w:spacing w:after="18" w:line="236"/>
+            </w:pPr>
+            <w:r>
+              <w:rPr>
+                <w:rFonts w:ascii="Arial" w:cs="Arial" w:eastAsia="Arial" w:hAnsi="Arial"/>
+                <w:sz w:val="19"/>
+                <w:szCs w:val="19"/>
+              </w:rPr>
+              <w:t xml:space="preserve">3a. Pago con tarjeta rechazado: el sistema informa y permite elegir otro medio.</w:t>
+            </w:r>
+          </w:p>
+        </w:tc>
+      </w:tr>
+      <w:tr>
+        <w:tc>
+          <w:tcPr>
+            <w:tcW w:type="dxa" w:w="2300"/>
+            <w:shd w:fill="EAF0F8" w:val="clear"/>
+            <w:tcMar>
+              <w:top w:type="dxa" w:w="40"/>
+              <w:left w:type="dxa" w:w="70"/>
+              <w:bottom w:type="dxa" w:w="40"/>
+              <w:right w:type="dxa" w:w="70"/>
+            </w:tcMar>
+          </w:tcPr>
+          <w:p>
+            <w:pPr>
+              <w:spacing w:after="18" w:line="236"/>
+            </w:pPr>
+            <w:r>
+              <w:rPr>
+                <w:rFonts w:ascii="Arial" w:cs="Arial" w:eastAsia="Arial" w:hAnsi="Arial"/>
+                <w:b/>
+                <w:bCs/>
+                <w:sz w:val="19"/>
+                <w:szCs w:val="19"/>
+              </w:rPr>
+              <w:t xml:space="preserve">Reglas y validaciones</w:t>
+            </w:r>
+          </w:p>
+        </w:tc>
+        <w:tc>
+          <w:tcPr>
+            <w:tcW w:type="dxa" w:w="7060"/>
+            <w:tcMar>
+              <w:top w:type="dxa" w:w="40"/>
+              <w:left w:type="dxa" w:w="70"/>
+              <w:bottom w:type="dxa" w:w="40"/>
+              <w:right w:type="dxa" w:w="70"/>
+            </w:tcMar>
+          </w:tcPr>
+          <w:p>
+            <w:pPr>
+              <w:spacing w:after="18" w:line="236"/>
+            </w:pPr>
+            <w:r>
+              <w:rPr>
+                <w:rFonts w:ascii="Arial" w:cs="Arial" w:eastAsia="Arial" w:hAnsi="Arial"/>
+                <w:sz w:val="19"/>
+                <w:szCs w:val="19"/>
+              </w:rPr>
+              <w:t xml:space="preserve">La pasarela opera en modo de pruebas (sandbox); el medio de pago queda asociado a la venta.</w:t>
+            </w:r>
+          </w:p>
+        </w:tc>
+      </w:tr>
+      <w:tr>
+        <w:tc>
+          <w:tcPr>
+            <w:tcW w:type="dxa" w:w="2300"/>
+            <w:shd w:fill="EAF0F8" w:val="clear"/>
+            <w:tcMar>
+              <w:top w:type="dxa" w:w="40"/>
+              <w:left w:type="dxa" w:w="70"/>
+              <w:bottom w:type="dxa" w:w="40"/>
+              <w:right w:type="dxa" w:w="70"/>
+            </w:tcMar>
+          </w:tcPr>
+          <w:p>
+            <w:pPr>
+              <w:spacing w:after="18" w:line="236"/>
+            </w:pPr>
+            <w:r>
+              <w:rPr>
+                <w:rFonts w:ascii="Arial" w:cs="Arial" w:eastAsia="Arial" w:hAnsi="Arial"/>
+                <w:b/>
+                <w:bCs/>
+                <w:sz w:val="19"/>
+                <w:szCs w:val="19"/>
+              </w:rPr>
+              <w:t xml:space="preserve">Postcondiciones</w:t>
+            </w:r>
+          </w:p>
+        </w:tc>
+        <w:tc>
+          <w:tcPr>
+            <w:tcW w:type="dxa" w:w="7060"/>
+            <w:tcMar>
+              <w:top w:type="dxa" w:w="40"/>
+              <w:left w:type="dxa" w:w="70"/>
+              <w:bottom w:type="dxa" w:w="40"/>
+              <w:right w:type="dxa" w:w="70"/>
+            </w:tcMar>
+          </w:tcPr>
+          <w:p>
+            <w:pPr>
+              <w:spacing w:after="18" w:line="236"/>
+            </w:pPr>
+            <w:r>
+              <w:rPr>
+                <w:rFonts w:ascii="Arial" w:cs="Arial" w:eastAsia="Arial" w:hAnsi="Arial"/>
+                <w:sz w:val="19"/>
+                <w:szCs w:val="19"/>
+              </w:rPr>
+              <w:t xml:space="preserve">La venta queda con su medio de pago confirmado.</w:t>
+            </w:r>
+          </w:p>
+        </w:tc>
+      </w:tr>
+      <w:tr>
+        <w:tc>
+          <w:tcPr>
+            <w:tcW w:type="dxa" w:w="2300"/>
+            <w:shd w:fill="EAF0F8" w:val="clear"/>
+            <w:tcMar>
+              <w:top w:type="dxa" w:w="40"/>
+              <w:left w:type="dxa" w:w="70"/>
+              <w:bottom w:type="dxa" w:w="40"/>
+              <w:right w:type="dxa" w:w="70"/>
+            </w:tcMar>
+          </w:tcPr>
+          <w:p>
+            <w:pPr>
+              <w:spacing w:after="18" w:line="236"/>
+            </w:pPr>
+            <w:r>
+              <w:rPr>
+                <w:rFonts w:ascii="Arial" w:cs="Arial" w:eastAsia="Arial" w:hAnsi="Arial"/>
+                <w:b/>
+                <w:bCs/>
+                <w:sz w:val="19"/>
+                <w:szCs w:val="19"/>
+              </w:rPr>
+              <w:t xml:space="preserve">Prioridad</w:t>
+            </w:r>
+          </w:p>
+        </w:tc>
+        <w:tc>
+          <w:tcPr>
+            <w:tcW w:type="dxa" w:w="7060"/>
+            <w:tcMar>
+              <w:top w:type="dxa" w:w="40"/>
+              <w:left w:type="dxa" w:w="70"/>
+              <w:bottom w:type="dxa" w:w="40"/>
+              <w:right w:type="dxa" w:w="70"/>
+            </w:tcMar>
+          </w:tcPr>
+          <w:p>
+            <w:pPr>
+              <w:spacing w:after="18" w:line="236"/>
+            </w:pPr>
+            <w:r>
+              <w:rPr>
+                <w:rFonts w:ascii="Arial" w:cs="Arial" w:eastAsia="Arial" w:hAnsi="Arial"/>
+                <w:sz w:val="19"/>
+                <w:szCs w:val="19"/>
+              </w:rPr>
+              <w:t xml:space="preserve">Alta</w:t>
+            </w:r>
+          </w:p>
+        </w:tc>
+      </w:tr>
+    </w:tbl>
+    <w:p>
+      <w:pPr>
+        <w:spacing w:after="140"/>
+      </w:pPr>
+    </w:p>
+    <w:tbl>
+      <w:tblPr>
+        <w:tblW w:type="dxa" w:w="9360"/>
+        <w:tblBorders>
+          <w:top w:val="single" w:color="9CA3AF" w:sz="6"/>
+          <w:left w:val="single" w:color="9CA3AF" w:sz="6"/>
+          <w:bottom w:val="single" w:color="9CA3AF" w:sz="6"/>
+          <w:right w:val="single" w:color="9CA3AF" w:sz="6"/>
+          <w:insideH w:val="single" w:color="9CA3AF" w:sz="6"/>
+          <w:insideV w:val="single" w:color="9CA3AF" w:sz="6"/>
+        </w:tblBorders>
+        <w:tblLayout w:type="fixed"/>
+      </w:tblPr>
+      <w:tblGrid>
+        <w:gridCol w:w="2300"/>
+        <w:gridCol w:w="7060"/>
+      </w:tblGrid>
+      <w:tr>
+        <w:tc>
+          <w:tcPr>
+            <w:tcW w:type="dxa" w:w="9360"/>
+            <w:gridSpan w:val="2"/>
+            <w:shd w:fill="1F3864" w:val="clear"/>
+            <w:tcMar>
+              <w:top w:type="dxa" w:w="40"/>
+              <w:left w:type="dxa" w:w="70"/>
+              <w:bottom w:type="dxa" w:w="40"/>
+              <w:right w:type="dxa" w:w="70"/>
+            </w:tcMar>
+          </w:tcPr>
+          <w:p>
+            <w:pPr>
+              <w:spacing w:after="18" w:line="236"/>
+            </w:pPr>
+            <w:r>
+              <w:rPr>
+                <w:rFonts w:ascii="Arial" w:cs="Arial" w:eastAsia="Arial" w:hAnsi="Arial"/>
+                <w:b/>
+                <w:bCs/>
+                <w:color w:val="FFFFFF"/>
+                <w:sz w:val="19"/>
+                <w:szCs w:val="19"/>
+              </w:rPr>
+              <w:t xml:space="preserve">CU-VEN-03 — Generar comprobante</w:t>
+            </w:r>
+          </w:p>
+        </w:tc>
+      </w:tr>
+      <w:tr>
+        <w:tc>
+          <w:tcPr>
+            <w:tcW w:type="dxa" w:w="2300"/>
+            <w:shd w:fill="EAF0F8" w:val="clear"/>
+            <w:tcMar>
+              <w:top w:type="dxa" w:w="40"/>
+              <w:left w:type="dxa" w:w="70"/>
+              <w:bottom w:type="dxa" w:w="40"/>
+              <w:right w:type="dxa" w:w="70"/>
+            </w:tcMar>
+          </w:tcPr>
+          <w:p>
+            <w:pPr>
+              <w:spacing w:after="18" w:line="236"/>
+            </w:pPr>
+            <w:r>
+              <w:rPr>
+                <w:rFonts w:ascii="Arial" w:cs="Arial" w:eastAsia="Arial" w:hAnsi="Arial"/>
+                <w:b/>
+                <w:bCs/>
+                <w:sz w:val="19"/>
+                <w:szCs w:val="19"/>
+              </w:rPr>
+              <w:t xml:space="preserve">Actor(es)</w:t>
+            </w:r>
+          </w:p>
+        </w:tc>
+        <w:tc>
+          <w:tcPr>
+            <w:tcW w:type="dxa" w:w="7060"/>
+            <w:tcMar>
+              <w:top w:type="dxa" w:w="40"/>
+              <w:left w:type="dxa" w:w="70"/>
+              <w:bottom w:type="dxa" w:w="40"/>
+              <w:right w:type="dxa" w:w="70"/>
+            </w:tcMar>
+          </w:tcPr>
+          <w:p>
+            <w:pPr>
+              <w:spacing w:after="18" w:line="236"/>
+            </w:pPr>
+            <w:r>
+              <w:rPr>
+                <w:rFonts w:ascii="Arial" w:cs="Arial" w:eastAsia="Arial" w:hAnsi="Arial"/>
+                <w:sz w:val="19"/>
+                <w:szCs w:val="19"/>
+              </w:rPr>
+              <w:t xml:space="preserve">Sistema</w:t>
+            </w:r>
+          </w:p>
+        </w:tc>
+      </w:tr>
+      <w:tr>
+        <w:tc>
+          <w:tcPr>
+            <w:tcW w:type="dxa" w:w="2300"/>
+            <w:shd w:fill="EAF0F8" w:val="clear"/>
+            <w:tcMar>
+              <w:top w:type="dxa" w:w="40"/>
+              <w:left w:type="dxa" w:w="70"/>
+              <w:bottom w:type="dxa" w:w="40"/>
+              <w:right w:type="dxa" w:w="70"/>
+            </w:tcMar>
+          </w:tcPr>
+          <w:p>
+            <w:pPr>
+              <w:spacing w:after="18" w:line="236"/>
+            </w:pPr>
+            <w:r>
+              <w:rPr>
+                <w:rFonts w:ascii="Arial" w:cs="Arial" w:eastAsia="Arial" w:hAnsi="Arial"/>
+                <w:b/>
+                <w:bCs/>
+                <w:sz w:val="19"/>
+                <w:szCs w:val="19"/>
+              </w:rPr>
+              <w:t xml:space="preserve">Requisito</w:t>
+            </w:r>
+          </w:p>
+        </w:tc>
+        <w:tc>
+          <w:tcPr>
+            <w:tcW w:type="dxa" w:w="7060"/>
+            <w:tcMar>
+              <w:top w:type="dxa" w:w="40"/>
+              <w:left w:type="dxa" w:w="70"/>
+              <w:bottom w:type="dxa" w:w="40"/>
+              <w:right w:type="dxa" w:w="70"/>
+            </w:tcMar>
+          </w:tcPr>
+          <w:p>
+            <w:pPr>
+              <w:spacing w:after="18" w:line="236"/>
+            </w:pPr>
+            <w:r>
+              <w:rPr>
+                <w:rFonts w:ascii="Arial" w:cs="Arial" w:eastAsia="Arial" w:hAnsi="Arial"/>
+                <w:sz w:val="19"/>
+                <w:szCs w:val="19"/>
+              </w:rPr>
+              <w:t xml:space="preserve">RF-VEN-03</w:t>
+            </w:r>
+          </w:p>
+        </w:tc>
+      </w:tr>
+      <w:tr>
+        <w:tc>
+          <w:tcPr>
+            <w:tcW w:type="dxa" w:w="2300"/>
+            <w:shd w:fill="EAF0F8" w:val="clear"/>
+            <w:tcMar>
+              <w:top w:type="dxa" w:w="40"/>
+              <w:left w:type="dxa" w:w="70"/>
+              <w:bottom w:type="dxa" w:w="40"/>
+              <w:right w:type="dxa" w:w="70"/>
+            </w:tcMar>
+          </w:tcPr>
+          <w:p>
+            <w:pPr>
+              <w:spacing w:after="18" w:line="236"/>
+            </w:pPr>
+            <w:r>
+              <w:rPr>
+                <w:rFonts w:ascii="Arial" w:cs="Arial" w:eastAsia="Arial" w:hAnsi="Arial"/>
+                <w:b/>
+                <w:bCs/>
+                <w:sz w:val="19"/>
+                <w:szCs w:val="19"/>
+              </w:rPr>
+              <w:t xml:space="preserve">Descripción</w:t>
+            </w:r>
+          </w:p>
+        </w:tc>
+        <w:tc>
+          <w:tcPr>
+            <w:tcW w:type="dxa" w:w="7060"/>
+            <w:tcMar>
+              <w:top w:type="dxa" w:w="40"/>
+              <w:left w:type="dxa" w:w="70"/>
+              <w:bottom w:type="dxa" w:w="40"/>
+              <w:right w:type="dxa" w:w="70"/>
+            </w:tcMar>
+          </w:tcPr>
+          <w:p>
+            <w:pPr>
+              <w:spacing w:after="18" w:line="236"/>
+            </w:pPr>
+            <w:r>
+              <w:rPr>
+                <w:rFonts w:ascii="Arial" w:cs="Arial" w:eastAsia="Arial" w:hAnsi="Arial"/>
+                <w:sz w:val="19"/>
+                <w:szCs w:val="19"/>
+              </w:rPr>
+              <w:t xml:space="preserve">El sistema genera el comprobante de la venta (tiquete o soporte).</w:t>
+            </w:r>
+          </w:p>
+        </w:tc>
+      </w:tr>
+      <w:tr>
+        <w:tc>
+          <w:tcPr>
+            <w:tcW w:type="dxa" w:w="2300"/>
+            <w:shd w:fill="EAF0F8" w:val="clear"/>
+            <w:tcMar>
+              <w:top w:type="dxa" w:w="40"/>
+              <w:left w:type="dxa" w:w="70"/>
+              <w:bottom w:type="dxa" w:w="40"/>
+              <w:right w:type="dxa" w:w="70"/>
+            </w:tcMar>
+          </w:tcPr>
+          <w:p>
+            <w:pPr>
+              <w:spacing w:after="18" w:line="236"/>
+            </w:pPr>
+            <w:r>
+              <w:rPr>
+                <w:rFonts w:ascii="Arial" w:cs="Arial" w:eastAsia="Arial" w:hAnsi="Arial"/>
+                <w:b/>
+                <w:bCs/>
+                <w:sz w:val="19"/>
+                <w:szCs w:val="19"/>
+              </w:rPr>
+              <w:t xml:space="preserve">Precondiciones</w:t>
+            </w:r>
+          </w:p>
+        </w:tc>
+        <w:tc>
+          <w:tcPr>
+            <w:tcW w:type="dxa" w:w="7060"/>
+            <w:tcMar>
+              <w:top w:type="dxa" w:w="40"/>
+              <w:left w:type="dxa" w:w="70"/>
+              <w:bottom w:type="dxa" w:w="40"/>
+              <w:right w:type="dxa" w:w="70"/>
+            </w:tcMar>
+          </w:tcPr>
+          <w:p>
+            <w:pPr>
+              <w:spacing w:after="18" w:line="236"/>
+            </w:pPr>
+            <w:r>
+              <w:rPr>
+                <w:rFonts w:ascii="Arial" w:cs="Arial" w:eastAsia="Arial" w:hAnsi="Arial"/>
+                <w:sz w:val="19"/>
+                <w:szCs w:val="19"/>
+              </w:rPr>
+              <w:t xml:space="preserve">La venta fue confirmada y pagada.</w:t>
+            </w:r>
+          </w:p>
+        </w:tc>
+      </w:tr>
+      <w:tr>
+        <w:tc>
+          <w:tcPr>
+            <w:tcW w:type="dxa" w:w="2300"/>
+            <w:shd w:fill="EAF0F8" w:val="clear"/>
+            <w:tcMar>
+              <w:top w:type="dxa" w:w="40"/>
+              <w:left w:type="dxa" w:w="70"/>
+              <w:bottom w:type="dxa" w:w="40"/>
+              <w:right w:type="dxa" w:w="70"/>
+            </w:tcMar>
+          </w:tcPr>
+          <w:p>
+            <w:pPr>
+              <w:spacing w:after="18" w:line="236"/>
+            </w:pPr>
+            <w:r>
+              <w:rPr>
+                <w:rFonts w:ascii="Arial" w:cs="Arial" w:eastAsia="Arial" w:hAnsi="Arial"/>
+                <w:b/>
+                <w:bCs/>
+                <w:sz w:val="19"/>
+                <w:szCs w:val="19"/>
+              </w:rPr>
+              <w:t xml:space="preserve">Flujo principal</w:t>
+            </w:r>
+          </w:p>
+        </w:tc>
+        <w:tc>
+          <w:tcPr>
+            <w:tcW w:type="dxa" w:w="7060"/>
+            <w:tcMar>
+              <w:top w:type="dxa" w:w="40"/>
+              <w:left w:type="dxa" w:w="70"/>
+              <w:bottom w:type="dxa" w:w="40"/>
+              <w:right w:type="dxa" w:w="70"/>
+            </w:tcMar>
+          </w:tcPr>
+          <w:p>
+            <w:pPr>
+              <w:spacing w:after="18" w:line="236"/>
+            </w:pPr>
+            <w:r>
+              <w:rPr>
+                <w:rFonts w:ascii="Arial" w:cs="Arial" w:eastAsia="Arial" w:hAnsi="Arial"/>
+                <w:sz w:val="19"/>
+                <w:szCs w:val="19"/>
+              </w:rPr>
+              <w:t xml:space="preserve">1. El sistema toma los datos de la venta (productos, totales, medio de pago y consecutivo).</w:t>
+            </w:r>
+          </w:p>
+          <w:p>
+            <w:pPr>
+              <w:spacing w:after="18" w:line="236"/>
+            </w:pPr>
+            <w:r>
+              <w:rPr>
+                <w:rFonts w:ascii="Arial" w:cs="Arial" w:eastAsia="Arial" w:hAnsi="Arial"/>
+                <w:sz w:val="19"/>
+                <w:szCs w:val="19"/>
+              </w:rPr>
+              <w:t xml:space="preserve">2. Genera el comprobante con su numeración consecutiva.</w:t>
+            </w:r>
+          </w:p>
+          <w:p>
+            <w:pPr>
+              <w:spacing w:after="18" w:line="236"/>
+            </w:pPr>
+            <w:r>
+              <w:rPr>
+                <w:rFonts w:ascii="Arial" w:cs="Arial" w:eastAsia="Arial" w:hAnsi="Arial"/>
+                <w:sz w:val="19"/>
+                <w:szCs w:val="19"/>
+              </w:rPr>
+              <w:t xml:space="preserve">3. Lo muestra para impresión o envío.</w:t>
+            </w:r>
+          </w:p>
+        </w:tc>
+      </w:tr>
+      <w:tr>
+        <w:tc>
+          <w:tcPr>
+            <w:tcW w:type="dxa" w:w="2300"/>
+            <w:shd w:fill="EAF0F8" w:val="clear"/>
+            <w:tcMar>
+              <w:top w:type="dxa" w:w="40"/>
+              <w:left w:type="dxa" w:w="70"/>
+              <w:bottom w:type="dxa" w:w="40"/>
+              <w:right w:type="dxa" w:w="70"/>
+            </w:tcMar>
+          </w:tcPr>
+          <w:p>
+            <w:pPr>
+              <w:spacing w:after="18" w:line="236"/>
+            </w:pPr>
+            <w:r>
+              <w:rPr>
+                <w:rFonts w:ascii="Arial" w:cs="Arial" w:eastAsia="Arial" w:hAnsi="Arial"/>
+                <w:b/>
+                <w:bCs/>
+                <w:sz w:val="19"/>
+                <w:szCs w:val="19"/>
+              </w:rPr>
+              <w:t xml:space="preserve">Flujos alternativos</w:t>
+            </w:r>
+          </w:p>
+        </w:tc>
+        <w:tc>
+          <w:tcPr>
+            <w:tcW w:type="dxa" w:w="7060"/>
+            <w:tcMar>
+              <w:top w:type="dxa" w:w="40"/>
+              <w:left w:type="dxa" w:w="70"/>
+              <w:bottom w:type="dxa" w:w="40"/>
+              <w:right w:type="dxa" w:w="70"/>
+            </w:tcMar>
+          </w:tcPr>
+          <w:p>
+            <w:pPr>
+              <w:spacing w:after="18" w:line="236"/>
+            </w:pPr>
+            <w:r>
+              <w:rPr>
+                <w:rFonts w:ascii="Arial" w:cs="Arial" w:eastAsia="Arial" w:hAnsi="Arial"/>
+                <w:sz w:val="19"/>
+                <w:szCs w:val="19"/>
+              </w:rPr>
+              <w:t xml:space="preserve">2a. Si se requiere factura electrónica, se emite mediante el módulo FAC (CU-FAC-02).</w:t>
+            </w:r>
+          </w:p>
+        </w:tc>
+      </w:tr>
+      <w:tr>
+        <w:tc>
+          <w:tcPr>
+            <w:tcW w:type="dxa" w:w="2300"/>
+            <w:shd w:fill="EAF0F8" w:val="clear"/>
+            <w:tcMar>
+              <w:top w:type="dxa" w:w="40"/>
+              <w:left w:type="dxa" w:w="70"/>
+              <w:bottom w:type="dxa" w:w="40"/>
+              <w:right w:type="dxa" w:w="70"/>
+            </w:tcMar>
+          </w:tcPr>
+          <w:p>
+            <w:pPr>
+              <w:spacing w:after="18" w:line="236"/>
+            </w:pPr>
+            <w:r>
+              <w:rPr>
+                <w:rFonts w:ascii="Arial" w:cs="Arial" w:eastAsia="Arial" w:hAnsi="Arial"/>
+                <w:b/>
+                <w:bCs/>
+                <w:sz w:val="19"/>
+                <w:szCs w:val="19"/>
+              </w:rPr>
+              <w:t xml:space="preserve">Excepciones</w:t>
+            </w:r>
+          </w:p>
+        </w:tc>
+        <w:tc>
+          <w:tcPr>
+            <w:tcW w:type="dxa" w:w="7060"/>
+            <w:tcMar>
+              <w:top w:type="dxa" w:w="40"/>
+              <w:left w:type="dxa" w:w="70"/>
+              <w:bottom w:type="dxa" w:w="40"/>
+              <w:right w:type="dxa" w:w="70"/>
+            </w:tcMar>
+          </w:tcPr>
+          <w:p>
+            <w:pPr>
+              <w:spacing w:after="18" w:line="236"/>
+            </w:pPr>
+            <w:r>
+              <w:rPr>
+                <w:rFonts w:ascii="Arial" w:cs="Arial" w:eastAsia="Arial" w:hAnsi="Arial"/>
+                <w:sz w:val="19"/>
+                <w:szCs w:val="19"/>
+              </w:rPr>
+              <w:t xml:space="preserve">*. Error de impresión: el comprobante queda guardado y puede reimprimirse.</w:t>
+            </w:r>
+          </w:p>
+        </w:tc>
+      </w:tr>
+      <w:tr>
+        <w:tc>
+          <w:tcPr>
+            <w:tcW w:type="dxa" w:w="2300"/>
+            <w:shd w:fill="EAF0F8" w:val="clear"/>
+            <w:tcMar>
+              <w:top w:type="dxa" w:w="40"/>
+              <w:left w:type="dxa" w:w="70"/>
+              <w:bottom w:type="dxa" w:w="40"/>
+              <w:right w:type="dxa" w:w="70"/>
+            </w:tcMar>
+          </w:tcPr>
+          <w:p>
+            <w:pPr>
+              <w:spacing w:after="18" w:line="236"/>
+            </w:pPr>
+            <w:r>
+              <w:rPr>
+                <w:rFonts w:ascii="Arial" w:cs="Arial" w:eastAsia="Arial" w:hAnsi="Arial"/>
+                <w:b/>
+                <w:bCs/>
+                <w:sz w:val="19"/>
+                <w:szCs w:val="19"/>
+              </w:rPr>
+              <w:t xml:space="preserve">Reglas y validaciones</w:t>
+            </w:r>
+          </w:p>
+        </w:tc>
+        <w:tc>
+          <w:tcPr>
+            <w:tcW w:type="dxa" w:w="7060"/>
+            <w:tcMar>
+              <w:top w:type="dxa" w:w="40"/>
+              <w:left w:type="dxa" w:w="70"/>
+              <w:bottom w:type="dxa" w:w="40"/>
+              <w:right w:type="dxa" w:w="70"/>
+            </w:tcMar>
+          </w:tcPr>
+          <w:p>
+            <w:pPr>
+              <w:spacing w:after="18" w:line="236"/>
+            </w:pPr>
+            <w:r>
+              <w:rPr>
+                <w:rFonts w:ascii="Arial" w:cs="Arial" w:eastAsia="Arial" w:hAnsi="Arial"/>
+                <w:sz w:val="19"/>
+                <w:szCs w:val="19"/>
+              </w:rPr>
+              <w:t xml:space="preserve">La numeración es consecutiva y única; el comprobante refleja los valores de la venta.</w:t>
+            </w:r>
+          </w:p>
+        </w:tc>
+      </w:tr>
+      <w:tr>
+        <w:tc>
+          <w:tcPr>
+            <w:tcW w:type="dxa" w:w="2300"/>
+            <w:shd w:fill="EAF0F8" w:val="clear"/>
+            <w:tcMar>
+              <w:top w:type="dxa" w:w="40"/>
+              <w:left w:type="dxa" w:w="70"/>
+              <w:bottom w:type="dxa" w:w="40"/>
+              <w:right w:type="dxa" w:w="70"/>
+            </w:tcMar>
+          </w:tcPr>
+          <w:p>
+            <w:pPr>
+              <w:spacing w:after="18" w:line="236"/>
+            </w:pPr>
+            <w:r>
+              <w:rPr>
+                <w:rFonts w:ascii="Arial" w:cs="Arial" w:eastAsia="Arial" w:hAnsi="Arial"/>
+                <w:b/>
+                <w:bCs/>
+                <w:sz w:val="19"/>
+                <w:szCs w:val="19"/>
+              </w:rPr>
+              <w:t xml:space="preserve">Postcondiciones</w:t>
+            </w:r>
+          </w:p>
+        </w:tc>
+        <w:tc>
+          <w:tcPr>
+            <w:tcW w:type="dxa" w:w="7060"/>
+            <w:tcMar>
+              <w:top w:type="dxa" w:w="40"/>
+              <w:left w:type="dxa" w:w="70"/>
+              <w:bottom w:type="dxa" w:w="40"/>
+              <w:right w:type="dxa" w:w="70"/>
+            </w:tcMar>
+          </w:tcPr>
+          <w:p>
+            <w:pPr>
+              <w:spacing w:after="18" w:line="236"/>
+            </w:pPr>
+            <w:r>
+              <w:rPr>
+                <w:rFonts w:ascii="Arial" w:cs="Arial" w:eastAsia="Arial" w:hAnsi="Arial"/>
+                <w:sz w:val="19"/>
+                <w:szCs w:val="19"/>
+              </w:rPr>
+              <w:t xml:space="preserve">El comprobante queda generado y disponible.</w:t>
+            </w:r>
+          </w:p>
+        </w:tc>
+      </w:tr>
+      <w:tr>
+        <w:tc>
+          <w:tcPr>
+            <w:tcW w:type="dxa" w:w="2300"/>
+            <w:shd w:fill="EAF0F8" w:val="clear"/>
+            <w:tcMar>
+              <w:top w:type="dxa" w:w="40"/>
+              <w:left w:type="dxa" w:w="70"/>
+              <w:bottom w:type="dxa" w:w="40"/>
+              <w:right w:type="dxa" w:w="70"/>
+            </w:tcMar>
+          </w:tcPr>
+          <w:p>
+            <w:pPr>
+              <w:spacing w:after="18" w:line="236"/>
+            </w:pPr>
+            <w:r>
+              <w:rPr>
+                <w:rFonts w:ascii="Arial" w:cs="Arial" w:eastAsia="Arial" w:hAnsi="Arial"/>
+                <w:b/>
+                <w:bCs/>
+                <w:sz w:val="19"/>
+                <w:szCs w:val="19"/>
+              </w:rPr>
+              <w:t xml:space="preserve">Prioridad</w:t>
+            </w:r>
+          </w:p>
+        </w:tc>
+        <w:tc>
+          <w:tcPr>
+            <w:tcW w:type="dxa" w:w="7060"/>
+            <w:tcMar>
+              <w:top w:type="dxa" w:w="40"/>
+              <w:left w:type="dxa" w:w="70"/>
+              <w:bottom w:type="dxa" w:w="40"/>
+              <w:right w:type="dxa" w:w="70"/>
+            </w:tcMar>
+          </w:tcPr>
+          <w:p>
+            <w:pPr>
+              <w:spacing w:after="18" w:line="236"/>
+            </w:pPr>
+            <w:r>
+              <w:rPr>
+                <w:rFonts w:ascii="Arial" w:cs="Arial" w:eastAsia="Arial" w:hAnsi="Arial"/>
+                <w:sz w:val="19"/>
+                <w:szCs w:val="19"/>
+              </w:rPr>
+              <w:t xml:space="preserve">Media</w:t>
+            </w:r>
+          </w:p>
+        </w:tc>
+      </w:tr>
+    </w:tbl>
+    <w:p>
+      <w:pPr>
+        <w:spacing w:after="140"/>
+      </w:pPr>
+    </w:p>
+    <w:tbl>
+      <w:tblPr>
+        <w:tblW w:type="dxa" w:w="9360"/>
+        <w:tblBorders>
+          <w:top w:val="single" w:color="9CA3AF" w:sz="6"/>
+          <w:left w:val="single" w:color="9CA3AF" w:sz="6"/>
+          <w:bottom w:val="single" w:color="9CA3AF" w:sz="6"/>
+          <w:right w:val="single" w:color="9CA3AF" w:sz="6"/>
+          <w:insideH w:val="single" w:color="9CA3AF" w:sz="6"/>
+          <w:insideV w:val="single" w:color="9CA3AF" w:sz="6"/>
+        </w:tblBorders>
+        <w:tblLayout w:type="fixed"/>
+      </w:tblPr>
+      <w:tblGrid>
+        <w:gridCol w:w="2300"/>
+        <w:gridCol w:w="7060"/>
+      </w:tblGrid>
+      <w:tr>
+        <w:tc>
+          <w:tcPr>
+            <w:tcW w:type="dxa" w:w="9360"/>
+            <w:gridSpan w:val="2"/>
+            <w:shd w:fill="1F3864" w:val="clear"/>
+            <w:tcMar>
+              <w:top w:type="dxa" w:w="40"/>
+              <w:left w:type="dxa" w:w="70"/>
+              <w:bottom w:type="dxa" w:w="40"/>
+              <w:right w:type="dxa" w:w="70"/>
+            </w:tcMar>
+          </w:tcPr>
+          <w:p>
+            <w:pPr>
+              <w:spacing w:after="18" w:line="236"/>
+            </w:pPr>
+            <w:r>
+              <w:rPr>
+                <w:rFonts w:ascii="Arial" w:cs="Arial" w:eastAsia="Arial" w:hAnsi="Arial"/>
+                <w:b/>
+                <w:bCs/>
+                <w:color w:val="FFFFFF"/>
+                <w:sz w:val="19"/>
+                <w:szCs w:val="19"/>
+              </w:rPr>
+              <w:t xml:space="preserve">CU-VEN-04 — Anular venta</w:t>
+            </w:r>
+          </w:p>
+        </w:tc>
+      </w:tr>
+      <w:tr>
+        <w:tc>
+          <w:tcPr>
+            <w:tcW w:type="dxa" w:w="2300"/>
+            <w:shd w:fill="EAF0F8" w:val="clear"/>
+            <w:tcMar>
+              <w:top w:type="dxa" w:w="40"/>
+              <w:left w:type="dxa" w:w="70"/>
+              <w:bottom w:type="dxa" w:w="40"/>
+              <w:right w:type="dxa" w:w="70"/>
+            </w:tcMar>
+          </w:tcPr>
+          <w:p>
+            <w:pPr>
+              <w:spacing w:after="18" w:line="236"/>
+            </w:pPr>
+            <w:r>
+              <w:rPr>
+                <w:rFonts w:ascii="Arial" w:cs="Arial" w:eastAsia="Arial" w:hAnsi="Arial"/>
+                <w:b/>
+                <w:bCs/>
+                <w:sz w:val="19"/>
+                <w:szCs w:val="19"/>
+              </w:rPr>
+              <w:t xml:space="preserve">Actor(es)</w:t>
+            </w:r>
+          </w:p>
+        </w:tc>
+        <w:tc>
+          <w:tcPr>
+            <w:tcW w:type="dxa" w:w="7060"/>
+            <w:tcMar>
+              <w:top w:type="dxa" w:w="40"/>
+              <w:left w:type="dxa" w:w="70"/>
+              <w:bottom w:type="dxa" w:w="40"/>
+              <w:right w:type="dxa" w:w="70"/>
+            </w:tcMar>
+          </w:tcPr>
+          <w:p>
+            <w:pPr>
+              <w:spacing w:after="18" w:line="236"/>
+            </w:pPr>
+            <w:r>
+              <w:rPr>
+                <w:rFonts w:ascii="Arial" w:cs="Arial" w:eastAsia="Arial" w:hAnsi="Arial"/>
+                <w:sz w:val="19"/>
+                <w:szCs w:val="19"/>
+              </w:rPr>
+              <w:t xml:space="preserve">Administrador</w:t>
+            </w:r>
+          </w:p>
+        </w:tc>
+      </w:tr>
+      <w:tr>
+        <w:tc>
+          <w:tcPr>
+            <w:tcW w:type="dxa" w:w="2300"/>
+            <w:shd w:fill="EAF0F8" w:val="clear"/>
+            <w:tcMar>
+              <w:top w:type="dxa" w:w="40"/>
+              <w:left w:type="dxa" w:w="70"/>
+              <w:bottom w:type="dxa" w:w="40"/>
+              <w:right w:type="dxa" w:w="70"/>
+            </w:tcMar>
+          </w:tcPr>
+          <w:p>
+            <w:pPr>
+              <w:spacing w:after="18" w:line="236"/>
+            </w:pPr>
+            <w:r>
+              <w:rPr>
+                <w:rFonts w:ascii="Arial" w:cs="Arial" w:eastAsia="Arial" w:hAnsi="Arial"/>
+                <w:b/>
+                <w:bCs/>
+                <w:sz w:val="19"/>
+                <w:szCs w:val="19"/>
+              </w:rPr>
+              <w:t xml:space="preserve">Requisito</w:t>
+            </w:r>
+          </w:p>
+        </w:tc>
+        <w:tc>
+          <w:tcPr>
+            <w:tcW w:type="dxa" w:w="7060"/>
+            <w:tcMar>
+              <w:top w:type="dxa" w:w="40"/>
+              <w:left w:type="dxa" w:w="70"/>
+              <w:bottom w:type="dxa" w:w="40"/>
+              <w:right w:type="dxa" w:w="70"/>
+            </w:tcMar>
+          </w:tcPr>
+          <w:p>
+            <w:pPr>
+              <w:spacing w:after="18" w:line="236"/>
+            </w:pPr>
+            <w:r>
+              <w:rPr>
+                <w:rFonts w:ascii="Arial" w:cs="Arial" w:eastAsia="Arial" w:hAnsi="Arial"/>
+                <w:sz w:val="19"/>
+                <w:szCs w:val="19"/>
+              </w:rPr>
+              <w:t xml:space="preserve">RF-VEN-04</w:t>
+            </w:r>
+          </w:p>
+        </w:tc>
+      </w:tr>
+      <w:tr>
+        <w:tc>
+          <w:tcPr>
+            <w:tcW w:type="dxa" w:w="2300"/>
+            <w:shd w:fill="EAF0F8" w:val="clear"/>
+            <w:tcMar>
+              <w:top w:type="dxa" w:w="40"/>
+              <w:left w:type="dxa" w:w="70"/>
+              <w:bottom w:type="dxa" w:w="40"/>
+              <w:right w:type="dxa" w:w="70"/>
+            </w:tcMar>
+          </w:tcPr>
+          <w:p>
+            <w:pPr>
+              <w:spacing w:after="18" w:line="236"/>
+            </w:pPr>
+            <w:r>
+              <w:rPr>
+                <w:rFonts w:ascii="Arial" w:cs="Arial" w:eastAsia="Arial" w:hAnsi="Arial"/>
+                <w:b/>
+                <w:bCs/>
+                <w:sz w:val="19"/>
+                <w:szCs w:val="19"/>
+              </w:rPr>
+              <w:t xml:space="preserve">Descripción</w:t>
+            </w:r>
+          </w:p>
+        </w:tc>
+        <w:tc>
+          <w:tcPr>
+            <w:tcW w:type="dxa" w:w="7060"/>
+            <w:tcMar>
+              <w:top w:type="dxa" w:w="40"/>
+              <w:left w:type="dxa" w:w="70"/>
+              <w:bottom w:type="dxa" w:w="40"/>
+              <w:right w:type="dxa" w:w="70"/>
+            </w:tcMar>
+          </w:tcPr>
+          <w:p>
+            <w:pPr>
+              <w:spacing w:after="18" w:line="236"/>
+            </w:pPr>
+            <w:r>
+              <w:rPr>
+                <w:rFonts w:ascii="Arial" w:cs="Arial" w:eastAsia="Arial" w:hAnsi="Arial"/>
+                <w:sz w:val="19"/>
+                <w:szCs w:val="19"/>
+              </w:rPr>
+              <w:t xml:space="preserve">El administrador anula una venta registrada y revierte sus efectos en el inventario y la caja.</w:t>
+            </w:r>
+          </w:p>
+        </w:tc>
+      </w:tr>
+      <w:tr>
+        <w:tc>
+          <w:tcPr>
+            <w:tcW w:type="dxa" w:w="2300"/>
+            <w:shd w:fill="EAF0F8" w:val="clear"/>
+            <w:tcMar>
+              <w:top w:type="dxa" w:w="40"/>
+              <w:left w:type="dxa" w:w="70"/>
+              <w:bottom w:type="dxa" w:w="40"/>
+              <w:right w:type="dxa" w:w="70"/>
+            </w:tcMar>
+          </w:tcPr>
+          <w:p>
+            <w:pPr>
+              <w:spacing w:after="18" w:line="236"/>
+            </w:pPr>
+            <w:r>
+              <w:rPr>
+                <w:rFonts w:ascii="Arial" w:cs="Arial" w:eastAsia="Arial" w:hAnsi="Arial"/>
+                <w:b/>
+                <w:bCs/>
+                <w:sz w:val="19"/>
+                <w:szCs w:val="19"/>
+              </w:rPr>
+              <w:t xml:space="preserve">Precondiciones</w:t>
+            </w:r>
+          </w:p>
+        </w:tc>
+        <w:tc>
+          <w:tcPr>
+            <w:tcW w:type="dxa" w:w="7060"/>
+            <w:tcMar>
+              <w:top w:type="dxa" w:w="40"/>
+              <w:left w:type="dxa" w:w="70"/>
+              <w:bottom w:type="dxa" w:w="40"/>
+              <w:right w:type="dxa" w:w="70"/>
+            </w:tcMar>
+          </w:tcPr>
+          <w:p>
+            <w:pPr>
+              <w:spacing w:after="18" w:line="236"/>
+            </w:pPr>
+            <w:r>
+              <w:rPr>
+                <w:rFonts w:ascii="Arial" w:cs="Arial" w:eastAsia="Arial" w:hAnsi="Arial"/>
+                <w:sz w:val="19"/>
+                <w:szCs w:val="19"/>
+              </w:rPr>
+              <w:t xml:space="preserve">Existe una venta en estado registrada y dentro de la política de anulación.</w:t>
+            </w:r>
+          </w:p>
+        </w:tc>
+      </w:tr>
+      <w:tr>
+        <w:tc>
+          <w:tcPr>
+            <w:tcW w:type="dxa" w:w="2300"/>
+            <w:shd w:fill="EAF0F8" w:val="clear"/>
+            <w:tcMar>
+              <w:top w:type="dxa" w:w="40"/>
+              <w:left w:type="dxa" w:w="70"/>
+              <w:bottom w:type="dxa" w:w="40"/>
+              <w:right w:type="dxa" w:w="70"/>
+            </w:tcMar>
+          </w:tcPr>
+          <w:p>
+            <w:pPr>
+              <w:spacing w:after="18" w:line="236"/>
+            </w:pPr>
+            <w:r>
+              <w:rPr>
+                <w:rFonts w:ascii="Arial" w:cs="Arial" w:eastAsia="Arial" w:hAnsi="Arial"/>
+                <w:b/>
+                <w:bCs/>
+                <w:sz w:val="19"/>
+                <w:szCs w:val="19"/>
+              </w:rPr>
+              <w:t xml:space="preserve">Flujo principal</w:t>
+            </w:r>
+          </w:p>
+        </w:tc>
+        <w:tc>
+          <w:tcPr>
+            <w:tcW w:type="dxa" w:w="7060"/>
+            <w:tcMar>
+              <w:top w:type="dxa" w:w="40"/>
+              <w:left w:type="dxa" w:w="70"/>
+              <w:bottom w:type="dxa" w:w="40"/>
+              <w:right w:type="dxa" w:w="70"/>
+            </w:tcMar>
+          </w:tcPr>
+          <w:p>
+            <w:pPr>
+              <w:spacing w:after="18" w:line="236"/>
+            </w:pPr>
+            <w:r>
+              <w:rPr>
+                <w:rFonts w:ascii="Arial" w:cs="Arial" w:eastAsia="Arial" w:hAnsi="Arial"/>
+                <w:sz w:val="19"/>
+                <w:szCs w:val="19"/>
+              </w:rPr>
+              <w:t xml:space="preserve">1. Selecciona la venta y elige «Anular».</w:t>
+            </w:r>
+          </w:p>
+          <w:p>
+            <w:pPr>
+              <w:spacing w:after="18" w:line="236"/>
+            </w:pPr>
+            <w:r>
+              <w:rPr>
+                <w:rFonts w:ascii="Arial" w:cs="Arial" w:eastAsia="Arial" w:hAnsi="Arial"/>
+                <w:sz w:val="19"/>
+                <w:szCs w:val="19"/>
+              </w:rPr>
+              <w:t xml:space="preserve">2. El sistema solicita confirmación y motivo.</w:t>
+            </w:r>
+          </w:p>
+          <w:p>
+            <w:pPr>
+              <w:spacing w:after="18" w:line="236"/>
+            </w:pPr>
+            <w:r>
+              <w:rPr>
+                <w:rFonts w:ascii="Arial" w:cs="Arial" w:eastAsia="Arial" w:hAnsi="Arial"/>
+                <w:sz w:val="19"/>
+                <w:szCs w:val="19"/>
+              </w:rPr>
+              <w:t xml:space="preserve">3. El sistema repone las cantidades a los lotes consumidos (revierte PEPS).</w:t>
+            </w:r>
+          </w:p>
+          <w:p>
+            <w:pPr>
+              <w:spacing w:after="18" w:line="236"/>
+            </w:pPr>
+            <w:r>
+              <w:rPr>
+                <w:rFonts w:ascii="Arial" w:cs="Arial" w:eastAsia="Arial" w:hAnsi="Arial"/>
+                <w:sz w:val="19"/>
+                <w:szCs w:val="19"/>
+              </w:rPr>
+              <w:t xml:space="preserve">4. Registra el movimiento de reverso en el kardex y marca la venta como anulada.</w:t>
+            </w:r>
+          </w:p>
+          <w:p>
+            <w:pPr>
+              <w:spacing w:after="18" w:line="236"/>
+            </w:pPr>
+            <w:r>
+              <w:rPr>
+                <w:rFonts w:ascii="Arial" w:cs="Arial" w:eastAsia="Arial" w:hAnsi="Arial"/>
+                <w:sz w:val="19"/>
+                <w:szCs w:val="19"/>
+              </w:rPr>
+              <w:t xml:space="preserve">5. Registra el ajuste correspondiente en la caja.</w:t>
+            </w:r>
+          </w:p>
+        </w:tc>
+      </w:tr>
+      <w:tr>
+        <w:tc>
+          <w:tcPr>
+            <w:tcW w:type="dxa" w:w="2300"/>
+            <w:shd w:fill="EAF0F8" w:val="clear"/>
+            <w:tcMar>
+              <w:top w:type="dxa" w:w="40"/>
+              <w:left w:type="dxa" w:w="70"/>
+              <w:bottom w:type="dxa" w:w="40"/>
+              <w:right w:type="dxa" w:w="70"/>
+            </w:tcMar>
+          </w:tcPr>
+          <w:p>
+            <w:pPr>
+              <w:spacing w:after="18" w:line="236"/>
+            </w:pPr>
+            <w:r>
+              <w:rPr>
+                <w:rFonts w:ascii="Arial" w:cs="Arial" w:eastAsia="Arial" w:hAnsi="Arial"/>
+                <w:b/>
+                <w:bCs/>
+                <w:sz w:val="19"/>
+                <w:szCs w:val="19"/>
+              </w:rPr>
+              <w:t xml:space="preserve">Flujos alternativos</w:t>
+            </w:r>
+          </w:p>
+        </w:tc>
+        <w:tc>
+          <w:tcPr>
+            <w:tcW w:type="dxa" w:w="7060"/>
+            <w:tcMar>
+              <w:top w:type="dxa" w:w="40"/>
+              <w:left w:type="dxa" w:w="70"/>
+              <w:bottom w:type="dxa" w:w="40"/>
+              <w:right w:type="dxa" w:w="70"/>
+            </w:tcMar>
+          </w:tcPr>
+          <w:p>
+            <w:pPr>
+              <w:spacing w:after="18" w:line="236"/>
+            </w:pPr>
+            <w:r>
+              <w:rPr>
+                <w:rFonts w:ascii="Arial" w:cs="Arial" w:eastAsia="Arial" w:hAnsi="Arial"/>
+                <w:sz w:val="19"/>
+                <w:szCs w:val="19"/>
+              </w:rPr>
+              <w:t xml:space="preserve">4a. Si la venta tenía factura electrónica, se emite una nota crédito (CU-FAC-04).</w:t>
+            </w:r>
+          </w:p>
+        </w:tc>
+      </w:tr>
+      <w:tr>
+        <w:tc>
+          <w:tcPr>
+            <w:tcW w:type="dxa" w:w="2300"/>
+            <w:shd w:fill="EAF0F8" w:val="clear"/>
+            <w:tcMar>
+              <w:top w:type="dxa" w:w="40"/>
+              <w:left w:type="dxa" w:w="70"/>
+              <w:bottom w:type="dxa" w:w="40"/>
+              <w:right w:type="dxa" w:w="70"/>
+            </w:tcMar>
+          </w:tcPr>
+          <w:p>
+            <w:pPr>
+              <w:spacing w:after="18" w:line="236"/>
+            </w:pPr>
+            <w:r>
+              <w:rPr>
+                <w:rFonts w:ascii="Arial" w:cs="Arial" w:eastAsia="Arial" w:hAnsi="Arial"/>
+                <w:b/>
+                <w:bCs/>
+                <w:sz w:val="19"/>
+                <w:szCs w:val="19"/>
+              </w:rPr>
+              <w:t xml:space="preserve">Excepciones</w:t>
+            </w:r>
+          </w:p>
+        </w:tc>
+        <w:tc>
+          <w:tcPr>
+            <w:tcW w:type="dxa" w:w="7060"/>
+            <w:tcMar>
+              <w:top w:type="dxa" w:w="40"/>
+              <w:left w:type="dxa" w:w="70"/>
+              <w:bottom w:type="dxa" w:w="40"/>
+              <w:right w:type="dxa" w:w="70"/>
+            </w:tcMar>
+          </w:tcPr>
+          <w:p>
+            <w:pPr>
+              <w:spacing w:after="18" w:line="236"/>
+            </w:pPr>
+            <w:r>
+              <w:rPr>
+                <w:rFonts w:ascii="Arial" w:cs="Arial" w:eastAsia="Arial" w:hAnsi="Arial"/>
+                <w:sz w:val="19"/>
+                <w:szCs w:val="19"/>
+              </w:rPr>
+              <w:t xml:space="preserve">1a. Venta no anulable (fuera de política o ya anulada): el sistema lo impide e informa.</w:t>
+            </w:r>
+          </w:p>
+        </w:tc>
+      </w:tr>
+      <w:tr>
+        <w:tc>
+          <w:tcPr>
+            <w:tcW w:type="dxa" w:w="2300"/>
+            <w:shd w:fill="EAF0F8" w:val="clear"/>
+            <w:tcMar>
+              <w:top w:type="dxa" w:w="40"/>
+              <w:left w:type="dxa" w:w="70"/>
+              <w:bottom w:type="dxa" w:w="40"/>
+              <w:right w:type="dxa" w:w="70"/>
+            </w:tcMar>
+          </w:tcPr>
+          <w:p>
+            <w:pPr>
+              <w:spacing w:after="18" w:line="236"/>
+            </w:pPr>
+            <w:r>
+              <w:rPr>
+                <w:rFonts w:ascii="Arial" w:cs="Arial" w:eastAsia="Arial" w:hAnsi="Arial"/>
+                <w:b/>
+                <w:bCs/>
+                <w:sz w:val="19"/>
+                <w:szCs w:val="19"/>
+              </w:rPr>
+              <w:t xml:space="preserve">Reglas y validaciones</w:t>
+            </w:r>
+          </w:p>
+        </w:tc>
+        <w:tc>
+          <w:tcPr>
+            <w:tcW w:type="dxa" w:w="7060"/>
+            <w:tcMar>
+              <w:top w:type="dxa" w:w="40"/>
+              <w:left w:type="dxa" w:w="70"/>
+              <w:bottom w:type="dxa" w:w="40"/>
+              <w:right w:type="dxa" w:w="70"/>
+            </w:tcMar>
+          </w:tcPr>
+          <w:p>
+            <w:pPr>
+              <w:spacing w:after="18" w:line="236"/>
+            </w:pPr>
+            <w:r>
+              <w:rPr>
+                <w:rFonts w:ascii="Arial" w:cs="Arial" w:eastAsia="Arial" w:hAnsi="Arial"/>
+                <w:sz w:val="19"/>
+                <w:szCs w:val="19"/>
+              </w:rPr>
+              <w:t xml:space="preserve">La anulación no borra la venta (queda marcada como anulada) para conservar la trazabilidad; revierte el inventario y la caja de forma consistente.</w:t>
+            </w:r>
+          </w:p>
+        </w:tc>
+      </w:tr>
+      <w:tr>
+        <w:tc>
+          <w:tcPr>
+            <w:tcW w:type="dxa" w:w="2300"/>
+            <w:shd w:fill="EAF0F8" w:val="clear"/>
+            <w:tcMar>
+              <w:top w:type="dxa" w:w="40"/>
+              <w:left w:type="dxa" w:w="70"/>
+              <w:bottom w:type="dxa" w:w="40"/>
+              <w:right w:type="dxa" w:w="70"/>
+            </w:tcMar>
+          </w:tcPr>
+          <w:p>
+            <w:pPr>
+              <w:spacing w:after="18" w:line="236"/>
+            </w:pPr>
+            <w:r>
+              <w:rPr>
+                <w:rFonts w:ascii="Arial" w:cs="Arial" w:eastAsia="Arial" w:hAnsi="Arial"/>
+                <w:b/>
+                <w:bCs/>
+                <w:sz w:val="19"/>
+                <w:szCs w:val="19"/>
+              </w:rPr>
+              <w:t xml:space="preserve">Postcondiciones</w:t>
+            </w:r>
+          </w:p>
+        </w:tc>
+        <w:tc>
+          <w:tcPr>
+            <w:tcW w:type="dxa" w:w="7060"/>
+            <w:tcMar>
+              <w:top w:type="dxa" w:w="40"/>
+              <w:left w:type="dxa" w:w="70"/>
+              <w:bottom w:type="dxa" w:w="40"/>
+              <w:right w:type="dxa" w:w="70"/>
+            </w:tcMar>
+          </w:tcPr>
+          <w:p>
+            <w:pPr>
+              <w:spacing w:after="18" w:line="236"/>
+            </w:pPr>
+            <w:r>
+              <w:rPr>
+                <w:rFonts w:ascii="Arial" w:cs="Arial" w:eastAsia="Arial" w:hAnsi="Arial"/>
+                <w:sz w:val="19"/>
+                <w:szCs w:val="19"/>
+              </w:rPr>
+              <w:t xml:space="preserve">La venta queda anulada y sus efectos en inventario y caja revertidos.</w:t>
+            </w:r>
+          </w:p>
+        </w:tc>
+      </w:tr>
+      <w:tr>
+        <w:tc>
+          <w:tcPr>
+            <w:tcW w:type="dxa" w:w="2300"/>
+            <w:shd w:fill="EAF0F8" w:val="clear"/>
+            <w:tcMar>
+              <w:top w:type="dxa" w:w="40"/>
+              <w:left w:type="dxa" w:w="70"/>
+              <w:bottom w:type="dxa" w:w="40"/>
+              <w:right w:type="dxa" w:w="70"/>
+            </w:tcMar>
+          </w:tcPr>
+          <w:p>
+            <w:pPr>
+              <w:spacing w:after="18" w:line="236"/>
+            </w:pPr>
+            <w:r>
+              <w:rPr>
+                <w:rFonts w:ascii="Arial" w:cs="Arial" w:eastAsia="Arial" w:hAnsi="Arial"/>
+                <w:b/>
+                <w:bCs/>
+                <w:sz w:val="19"/>
+                <w:szCs w:val="19"/>
+              </w:rPr>
+              <w:t xml:space="preserve">Prioridad</w:t>
+            </w:r>
+          </w:p>
+        </w:tc>
+        <w:tc>
+          <w:tcPr>
+            <w:tcW w:type="dxa" w:w="7060"/>
+            <w:tcMar>
+              <w:top w:type="dxa" w:w="40"/>
+              <w:left w:type="dxa" w:w="70"/>
+              <w:bottom w:type="dxa" w:w="40"/>
+              <w:right w:type="dxa" w:w="70"/>
+            </w:tcMar>
+          </w:tcPr>
+          <w:p>
+            <w:pPr>
+              <w:spacing w:after="18" w:line="236"/>
+            </w:pPr>
+            <w:r>
+              <w:rPr>
+                <w:rFonts w:ascii="Arial" w:cs="Arial" w:eastAsia="Arial" w:hAnsi="Arial"/>
+                <w:sz w:val="19"/>
+                <w:szCs w:val="19"/>
+              </w:rPr>
+              <w:t xml:space="preserve">Media</w:t>
+            </w:r>
+          </w:p>
+        </w:tc>
+      </w:tr>
+    </w:tbl>
+    <w:p>
+      <w:pPr>
+        <w:spacing w:after="140"/>
+      </w:pPr>
+    </w:p>
+    <w:tbl>
+      <w:tblPr>
+        <w:tblW w:type="dxa" w:w="9360"/>
+        <w:tblBorders>
+          <w:top w:val="single" w:color="9CA3AF" w:sz="6"/>
+          <w:left w:val="single" w:color="9CA3AF" w:sz="6"/>
+          <w:bottom w:val="single" w:color="9CA3AF" w:sz="6"/>
+          <w:right w:val="single" w:color="9CA3AF" w:sz="6"/>
+          <w:insideH w:val="single" w:color="9CA3AF" w:sz="6"/>
+          <w:insideV w:val="single" w:color="9CA3AF" w:sz="6"/>
+        </w:tblBorders>
+        <w:tblLayout w:type="fixed"/>
+      </w:tblPr>
+      <w:tblGrid>
+        <w:gridCol w:w="2300"/>
+        <w:gridCol w:w="7060"/>
+      </w:tblGrid>
+      <w:tr>
+        <w:tc>
+          <w:tcPr>
+            <w:tcW w:type="dxa" w:w="9360"/>
+            <w:gridSpan w:val="2"/>
+            <w:shd w:fill="1F3864" w:val="clear"/>
+            <w:tcMar>
+              <w:top w:type="dxa" w:w="40"/>
+              <w:left w:type="dxa" w:w="70"/>
+              <w:bottom w:type="dxa" w:w="40"/>
+              <w:right w:type="dxa" w:w="70"/>
+            </w:tcMar>
+          </w:tcPr>
+          <w:p>
+            <w:pPr>
+              <w:spacing w:after="18" w:line="236"/>
+            </w:pPr>
+            <w:r>
+              <w:rPr>
+                <w:rFonts w:ascii="Arial" w:cs="Arial" w:eastAsia="Arial" w:hAnsi="Arial"/>
+                <w:b/>
+                <w:bCs/>
+                <w:color w:val="FFFFFF"/>
+                <w:sz w:val="19"/>
+                <w:szCs w:val="19"/>
+              </w:rPr>
+              <w:t xml:space="preserve">CU-VEN-05 — Consultar historial de ventas</w:t>
+            </w:r>
+          </w:p>
+        </w:tc>
+      </w:tr>
+      <w:tr>
+        <w:tc>
+          <w:tcPr>
+            <w:tcW w:type="dxa" w:w="2300"/>
+            <w:shd w:fill="EAF0F8" w:val="clear"/>
+            <w:tcMar>
+              <w:top w:type="dxa" w:w="40"/>
+              <w:left w:type="dxa" w:w="70"/>
+              <w:bottom w:type="dxa" w:w="40"/>
+              <w:right w:type="dxa" w:w="70"/>
+            </w:tcMar>
+          </w:tcPr>
+          <w:p>
+            <w:pPr>
+              <w:spacing w:after="18" w:line="236"/>
+            </w:pPr>
+            <w:r>
+              <w:rPr>
+                <w:rFonts w:ascii="Arial" w:cs="Arial" w:eastAsia="Arial" w:hAnsi="Arial"/>
+                <w:b/>
+                <w:bCs/>
+                <w:sz w:val="19"/>
+                <w:szCs w:val="19"/>
+              </w:rPr>
+              <w:t xml:space="preserve">Actor(es)</w:t>
+            </w:r>
+          </w:p>
+        </w:tc>
+        <w:tc>
+          <w:tcPr>
+            <w:tcW w:type="dxa" w:w="7060"/>
+            <w:tcMar>
+              <w:top w:type="dxa" w:w="40"/>
+              <w:left w:type="dxa" w:w="70"/>
+              <w:bottom w:type="dxa" w:w="40"/>
+              <w:right w:type="dxa" w:w="70"/>
+            </w:tcMar>
+          </w:tcPr>
+          <w:p>
+            <w:pPr>
+              <w:spacing w:after="18" w:line="236"/>
+            </w:pPr>
+            <w:r>
+              <w:rPr>
+                <w:rFonts w:ascii="Arial" w:cs="Arial" w:eastAsia="Arial" w:hAnsi="Arial"/>
+                <w:sz w:val="19"/>
+                <w:szCs w:val="19"/>
+              </w:rPr>
+              <w:t xml:space="preserve">Administrador</w:t>
+            </w:r>
+          </w:p>
+        </w:tc>
+      </w:tr>
+      <w:tr>
+        <w:tc>
+          <w:tcPr>
+            <w:tcW w:type="dxa" w:w="2300"/>
+            <w:shd w:fill="EAF0F8" w:val="clear"/>
+            <w:tcMar>
+              <w:top w:type="dxa" w:w="40"/>
+              <w:left w:type="dxa" w:w="70"/>
+              <w:bottom w:type="dxa" w:w="40"/>
+              <w:right w:type="dxa" w:w="70"/>
+            </w:tcMar>
+          </w:tcPr>
+          <w:p>
+            <w:pPr>
+              <w:spacing w:after="18" w:line="236"/>
+            </w:pPr>
+            <w:r>
+              <w:rPr>
+                <w:rFonts w:ascii="Arial" w:cs="Arial" w:eastAsia="Arial" w:hAnsi="Arial"/>
+                <w:b/>
+                <w:bCs/>
+                <w:sz w:val="19"/>
+                <w:szCs w:val="19"/>
+              </w:rPr>
+              <w:t xml:space="preserve">Requisito</w:t>
+            </w:r>
+          </w:p>
+        </w:tc>
+        <w:tc>
+          <w:tcPr>
+            <w:tcW w:type="dxa" w:w="7060"/>
+            <w:tcMar>
+              <w:top w:type="dxa" w:w="40"/>
+              <w:left w:type="dxa" w:w="70"/>
+              <w:bottom w:type="dxa" w:w="40"/>
+              <w:right w:type="dxa" w:w="70"/>
+            </w:tcMar>
+          </w:tcPr>
+          <w:p>
+            <w:pPr>
+              <w:spacing w:after="18" w:line="236"/>
+            </w:pPr>
+            <w:r>
+              <w:rPr>
+                <w:rFonts w:ascii="Arial" w:cs="Arial" w:eastAsia="Arial" w:hAnsi="Arial"/>
+                <w:sz w:val="19"/>
+                <w:szCs w:val="19"/>
+              </w:rPr>
+              <w:t xml:space="preserve">RF-VEN-05</w:t>
+            </w:r>
+          </w:p>
+        </w:tc>
+      </w:tr>
+      <w:tr>
+        <w:tc>
+          <w:tcPr>
+            <w:tcW w:type="dxa" w:w="2300"/>
+            <w:shd w:fill="EAF0F8" w:val="clear"/>
+            <w:tcMar>
+              <w:top w:type="dxa" w:w="40"/>
+              <w:left w:type="dxa" w:w="70"/>
+              <w:bottom w:type="dxa" w:w="40"/>
+              <w:right w:type="dxa" w:w="70"/>
+            </w:tcMar>
+          </w:tcPr>
+          <w:p>
+            <w:pPr>
+              <w:spacing w:after="18" w:line="236"/>
+            </w:pPr>
+            <w:r>
+              <w:rPr>
+                <w:rFonts w:ascii="Arial" w:cs="Arial" w:eastAsia="Arial" w:hAnsi="Arial"/>
+                <w:b/>
+                <w:bCs/>
+                <w:sz w:val="19"/>
+                <w:szCs w:val="19"/>
+              </w:rPr>
+              <w:t xml:space="preserve">Descripción</w:t>
+            </w:r>
+          </w:p>
+        </w:tc>
+        <w:tc>
+          <w:tcPr>
+            <w:tcW w:type="dxa" w:w="7060"/>
+            <w:tcMar>
+              <w:top w:type="dxa" w:w="40"/>
+              <w:left w:type="dxa" w:w="70"/>
+              <w:bottom w:type="dxa" w:w="40"/>
+              <w:right w:type="dxa" w:w="70"/>
+            </w:tcMar>
+          </w:tcPr>
+          <w:p>
+            <w:pPr>
+              <w:spacing w:after="18" w:line="236"/>
+            </w:pPr>
+            <w:r>
+              <w:rPr>
+                <w:rFonts w:ascii="Arial" w:cs="Arial" w:eastAsia="Arial" w:hAnsi="Arial"/>
+                <w:sz w:val="19"/>
+                <w:szCs w:val="19"/>
+              </w:rPr>
+              <w:t xml:space="preserve">El administrador consulta las ventas realizadas con sus detalles.</w:t>
+            </w:r>
+          </w:p>
+        </w:tc>
+      </w:tr>
+      <w:tr>
+        <w:tc>
+          <w:tcPr>
+            <w:tcW w:type="dxa" w:w="2300"/>
+            <w:shd w:fill="EAF0F8" w:val="clear"/>
+            <w:tcMar>
+              <w:top w:type="dxa" w:w="40"/>
+              <w:left w:type="dxa" w:w="70"/>
+              <w:bottom w:type="dxa" w:w="40"/>
+              <w:right w:type="dxa" w:w="70"/>
+            </w:tcMar>
+          </w:tcPr>
+          <w:p>
+            <w:pPr>
+              <w:spacing w:after="18" w:line="236"/>
+            </w:pPr>
+            <w:r>
+              <w:rPr>
+                <w:rFonts w:ascii="Arial" w:cs="Arial" w:eastAsia="Arial" w:hAnsi="Arial"/>
+                <w:b/>
+                <w:bCs/>
+                <w:sz w:val="19"/>
+                <w:szCs w:val="19"/>
+              </w:rPr>
+              <w:t xml:space="preserve">Precondiciones</w:t>
+            </w:r>
+          </w:p>
+        </w:tc>
+        <w:tc>
+          <w:tcPr>
+            <w:tcW w:type="dxa" w:w="7060"/>
+            <w:tcMar>
+              <w:top w:type="dxa" w:w="40"/>
+              <w:left w:type="dxa" w:w="70"/>
+              <w:bottom w:type="dxa" w:w="40"/>
+              <w:right w:type="dxa" w:w="70"/>
+            </w:tcMar>
+          </w:tcPr>
+          <w:p>
+            <w:pPr>
+              <w:spacing w:after="18" w:line="236"/>
+            </w:pPr>
+            <w:r>
+              <w:rPr>
+                <w:rFonts w:ascii="Arial" w:cs="Arial" w:eastAsia="Arial" w:hAnsi="Arial"/>
+                <w:sz w:val="19"/>
+                <w:szCs w:val="19"/>
+              </w:rPr>
+              <w:t xml:space="preserve">El administrador está autenticado.</w:t>
+            </w:r>
+          </w:p>
+        </w:tc>
+      </w:tr>
+      <w:tr>
+        <w:tc>
+          <w:tcPr>
+            <w:tcW w:type="dxa" w:w="2300"/>
+            <w:shd w:fill="EAF0F8" w:val="clear"/>
+            <w:tcMar>
+              <w:top w:type="dxa" w:w="40"/>
+              <w:left w:type="dxa" w:w="70"/>
+              <w:bottom w:type="dxa" w:w="40"/>
+              <w:right w:type="dxa" w:w="70"/>
+            </w:tcMar>
+          </w:tcPr>
+          <w:p>
+            <w:pPr>
+              <w:spacing w:after="18" w:line="236"/>
+            </w:pPr>
+            <w:r>
+              <w:rPr>
+                <w:rFonts w:ascii="Arial" w:cs="Arial" w:eastAsia="Arial" w:hAnsi="Arial"/>
+                <w:b/>
+                <w:bCs/>
+                <w:sz w:val="19"/>
+                <w:szCs w:val="19"/>
+              </w:rPr>
+              <w:t xml:space="preserve">Flujo principal</w:t>
+            </w:r>
+          </w:p>
+        </w:tc>
+        <w:tc>
+          <w:tcPr>
+            <w:tcW w:type="dxa" w:w="7060"/>
+            <w:tcMar>
+              <w:top w:type="dxa" w:w="40"/>
+              <w:left w:type="dxa" w:w="70"/>
+              <w:bottom w:type="dxa" w:w="40"/>
+              <w:right w:type="dxa" w:w="70"/>
+            </w:tcMar>
+          </w:tcPr>
+          <w:p>
+            <w:pPr>
+              <w:spacing w:after="18" w:line="236"/>
+            </w:pPr>
+            <w:r>
+              <w:rPr>
+                <w:rFonts w:ascii="Arial" w:cs="Arial" w:eastAsia="Arial" w:hAnsi="Arial"/>
+                <w:sz w:val="19"/>
+                <w:szCs w:val="19"/>
+              </w:rPr>
+              <w:t xml:space="preserve">1. Abre el historial de ventas.</w:t>
+            </w:r>
+          </w:p>
+          <w:p>
+            <w:pPr>
+              <w:spacing w:after="18" w:line="236"/>
+            </w:pPr>
+            <w:r>
+              <w:rPr>
+                <w:rFonts w:ascii="Arial" w:cs="Arial" w:eastAsia="Arial" w:hAnsi="Arial"/>
+                <w:sz w:val="19"/>
+                <w:szCs w:val="19"/>
+              </w:rPr>
+              <w:t xml:space="preserve">2. El sistema muestra las ventas con fecha, total, vendedor y estado.</w:t>
+            </w:r>
+          </w:p>
+          <w:p>
+            <w:pPr>
+              <w:spacing w:after="18" w:line="236"/>
+            </w:pPr>
+            <w:r>
+              <w:rPr>
+                <w:rFonts w:ascii="Arial" w:cs="Arial" w:eastAsia="Arial" w:hAnsi="Arial"/>
+                <w:sz w:val="19"/>
+                <w:szCs w:val="19"/>
+              </w:rPr>
+              <w:t xml:space="preserve">3. El administrador filtra por fecha, vendedor o estado y consulta el detalle.</w:t>
+            </w:r>
+          </w:p>
+        </w:tc>
+      </w:tr>
+      <w:tr>
+        <w:tc>
+          <w:tcPr>
+            <w:tcW w:type="dxa" w:w="2300"/>
+            <w:shd w:fill="EAF0F8" w:val="clear"/>
+            <w:tcMar>
+              <w:top w:type="dxa" w:w="40"/>
+              <w:left w:type="dxa" w:w="70"/>
+              <w:bottom w:type="dxa" w:w="40"/>
+              <w:right w:type="dxa" w:w="70"/>
+            </w:tcMar>
+          </w:tcPr>
+          <w:p>
+            <w:pPr>
+              <w:spacing w:after="18" w:line="236"/>
+            </w:pPr>
+            <w:r>
+              <w:rPr>
+                <w:rFonts w:ascii="Arial" w:cs="Arial" w:eastAsia="Arial" w:hAnsi="Arial"/>
+                <w:b/>
+                <w:bCs/>
+                <w:sz w:val="19"/>
+                <w:szCs w:val="19"/>
+              </w:rPr>
+              <w:t xml:space="preserve">Flujos alternativos</w:t>
+            </w:r>
+          </w:p>
+        </w:tc>
+        <w:tc>
+          <w:tcPr>
+            <w:tcW w:type="dxa" w:w="7060"/>
+            <w:tcMar>
+              <w:top w:type="dxa" w:w="40"/>
+              <w:left w:type="dxa" w:w="70"/>
+              <w:bottom w:type="dxa" w:w="40"/>
+              <w:right w:type="dxa" w:w="70"/>
+            </w:tcMar>
+          </w:tcPr>
+          <w:p>
+            <w:pPr>
+              <w:spacing w:after="18" w:line="236"/>
+            </w:pPr>
+            <w:r>
+              <w:rPr>
+                <w:rFonts w:ascii="Arial" w:cs="Arial" w:eastAsia="Arial" w:hAnsi="Arial"/>
+                <w:sz w:val="19"/>
+                <w:szCs w:val="19"/>
+              </w:rPr>
+              <w:t xml:space="preserve">2a. Exportar el historial desde el módulo de reportes.</w:t>
+            </w:r>
+          </w:p>
+        </w:tc>
+      </w:tr>
+      <w:tr>
+        <w:tc>
+          <w:tcPr>
+            <w:tcW w:type="dxa" w:w="2300"/>
+            <w:shd w:fill="EAF0F8" w:val="clear"/>
+            <w:tcMar>
+              <w:top w:type="dxa" w:w="40"/>
+              <w:left w:type="dxa" w:w="70"/>
+              <w:bottom w:type="dxa" w:w="40"/>
+              <w:right w:type="dxa" w:w="70"/>
+            </w:tcMar>
+          </w:tcPr>
+          <w:p>
+            <w:pPr>
+              <w:spacing w:after="18" w:line="236"/>
+            </w:pPr>
+            <w:r>
+              <w:rPr>
+                <w:rFonts w:ascii="Arial" w:cs="Arial" w:eastAsia="Arial" w:hAnsi="Arial"/>
+                <w:b/>
+                <w:bCs/>
+                <w:sz w:val="19"/>
+                <w:szCs w:val="19"/>
+              </w:rPr>
+              <w:t xml:space="preserve">Excepciones</w:t>
+            </w:r>
+          </w:p>
+        </w:tc>
+        <w:tc>
+          <w:tcPr>
+            <w:tcW w:type="dxa" w:w="7060"/>
+            <w:tcMar>
+              <w:top w:type="dxa" w:w="40"/>
+              <w:left w:type="dxa" w:w="70"/>
+              <w:bottom w:type="dxa" w:w="40"/>
+              <w:right w:type="dxa" w:w="70"/>
+            </w:tcMar>
+          </w:tcPr>
+          <w:p>
+            <w:pPr>
+              <w:spacing w:after="18" w:line="236"/>
+            </w:pPr>
+            <w:r>
+              <w:rPr>
+                <w:rFonts w:ascii="Arial" w:cs="Arial" w:eastAsia="Arial" w:hAnsi="Arial"/>
+                <w:sz w:val="19"/>
+                <w:szCs w:val="19"/>
+              </w:rPr>
+              <w:t xml:space="preserve">*. Sin ventas para el filtro elegido: el sistema muestra el listado vacío.</w:t>
+            </w:r>
+          </w:p>
+        </w:tc>
+      </w:tr>
+      <w:tr>
+        <w:tc>
+          <w:tcPr>
+            <w:tcW w:type="dxa" w:w="2300"/>
+            <w:shd w:fill="EAF0F8" w:val="clear"/>
+            <w:tcMar>
+              <w:top w:type="dxa" w:w="40"/>
+              <w:left w:type="dxa" w:w="70"/>
+              <w:bottom w:type="dxa" w:w="40"/>
+              <w:right w:type="dxa" w:w="70"/>
+            </w:tcMar>
+          </w:tcPr>
+          <w:p>
+            <w:pPr>
+              <w:spacing w:after="18" w:line="236"/>
+            </w:pPr>
+            <w:r>
+              <w:rPr>
+                <w:rFonts w:ascii="Arial" w:cs="Arial" w:eastAsia="Arial" w:hAnsi="Arial"/>
+                <w:b/>
+                <w:bCs/>
+                <w:sz w:val="19"/>
+                <w:szCs w:val="19"/>
+              </w:rPr>
+              <w:t xml:space="preserve">Reglas y validaciones</w:t>
+            </w:r>
+          </w:p>
+        </w:tc>
+        <w:tc>
+          <w:tcPr>
+            <w:tcW w:type="dxa" w:w="7060"/>
+            <w:tcMar>
+              <w:top w:type="dxa" w:w="40"/>
+              <w:left w:type="dxa" w:w="70"/>
+              <w:bottom w:type="dxa" w:w="40"/>
+              <w:right w:type="dxa" w:w="70"/>
+            </w:tcMar>
+          </w:tcPr>
+          <w:p>
+            <w:pPr>
+              <w:spacing w:after="18" w:line="236"/>
+            </w:pPr>
+            <w:r>
+              <w:rPr>
+                <w:rFonts w:ascii="Arial" w:cs="Arial" w:eastAsia="Arial" w:hAnsi="Arial"/>
+                <w:sz w:val="19"/>
+                <w:szCs w:val="19"/>
+              </w:rPr>
+              <w:t xml:space="preserve">Se consultan tanto las ventas registradas como las anuladas; el vendedor solo ve sus propias ventas del turno, según sus permisos.</w:t>
+            </w:r>
+          </w:p>
+        </w:tc>
+      </w:tr>
+      <w:tr>
+        <w:tc>
+          <w:tcPr>
+            <w:tcW w:type="dxa" w:w="2300"/>
+            <w:shd w:fill="EAF0F8" w:val="clear"/>
+            <w:tcMar>
+              <w:top w:type="dxa" w:w="40"/>
+              <w:left w:type="dxa" w:w="70"/>
+              <w:bottom w:type="dxa" w:w="40"/>
+              <w:right w:type="dxa" w:w="70"/>
+            </w:tcMar>
+          </w:tcPr>
+          <w:p>
+            <w:pPr>
+              <w:spacing w:after="18" w:line="236"/>
+            </w:pPr>
+            <w:r>
+              <w:rPr>
+                <w:rFonts w:ascii="Arial" w:cs="Arial" w:eastAsia="Arial" w:hAnsi="Arial"/>
+                <w:b/>
+                <w:bCs/>
+                <w:sz w:val="19"/>
+                <w:szCs w:val="19"/>
+              </w:rPr>
+              <w:t xml:space="preserve">Postcondiciones</w:t>
+            </w:r>
+          </w:p>
+        </w:tc>
+        <w:tc>
+          <w:tcPr>
+            <w:tcW w:type="dxa" w:w="7060"/>
+            <w:tcMar>
+              <w:top w:type="dxa" w:w="40"/>
+              <w:left w:type="dxa" w:w="70"/>
+              <w:bottom w:type="dxa" w:w="40"/>
+              <w:right w:type="dxa" w:w="70"/>
+            </w:tcMar>
+          </w:tcPr>
+          <w:p>
+            <w:pPr>
+              <w:spacing w:after="18" w:line="236"/>
+            </w:pPr>
+            <w:r>
+              <w:rPr>
+                <w:rFonts w:ascii="Arial" w:cs="Arial" w:eastAsia="Arial" w:hAnsi="Arial"/>
+                <w:sz w:val="19"/>
+                <w:szCs w:val="19"/>
+              </w:rPr>
+              <w:t xml:space="preserve">El administrador visualiza la información solicitada.</w:t>
+            </w:r>
+          </w:p>
+        </w:tc>
+      </w:tr>
+      <w:tr>
+        <w:tc>
+          <w:tcPr>
+            <w:tcW w:type="dxa" w:w="2300"/>
+            <w:shd w:fill="EAF0F8" w:val="clear"/>
+            <w:tcMar>
+              <w:top w:type="dxa" w:w="40"/>
+              <w:left w:type="dxa" w:w="70"/>
+              <w:bottom w:type="dxa" w:w="40"/>
+              <w:right w:type="dxa" w:w="70"/>
+            </w:tcMar>
+          </w:tcPr>
+          <w:p>
+            <w:pPr>
+              <w:spacing w:after="18" w:line="236"/>
+            </w:pPr>
+            <w:r>
+              <w:rPr>
+                <w:rFonts w:ascii="Arial" w:cs="Arial" w:eastAsia="Arial" w:hAnsi="Arial"/>
+                <w:b/>
+                <w:bCs/>
+                <w:sz w:val="19"/>
+                <w:szCs w:val="19"/>
+              </w:rPr>
+              <w:t xml:space="preserve">Prioridad</w:t>
+            </w:r>
+          </w:p>
+        </w:tc>
+        <w:tc>
+          <w:tcPr>
+            <w:tcW w:type="dxa" w:w="7060"/>
+            <w:tcMar>
+              <w:top w:type="dxa" w:w="40"/>
+              <w:left w:type="dxa" w:w="70"/>
+              <w:bottom w:type="dxa" w:w="40"/>
+              <w:right w:type="dxa" w:w="70"/>
+            </w:tcMar>
+          </w:tcPr>
+          <w:p>
+            <w:pPr>
+              <w:spacing w:after="18" w:line="236"/>
+            </w:pPr>
+            <w:r>
+              <w:rPr>
+                <w:rFonts w:ascii="Arial" w:cs="Arial" w:eastAsia="Arial" w:hAnsi="Arial"/>
+                <w:sz w:val="19"/>
+                <w:szCs w:val="19"/>
+              </w:rPr>
+              <w:t xml:space="preserve">Media</w:t>
+            </w:r>
+          </w:p>
+        </w:tc>
+      </w:tr>
+    </w:tbl>
+    <w:p>
+      <w:pPr>
+        <w:spacing w:after="140"/>
+      </w:pPr>
+    </w:p>
+    <w:tbl>
+      <w:tblPr>
+        <w:tblW w:type="dxa" w:w="9360"/>
+        <w:tblBorders>
+          <w:top w:val="single" w:color="9CA3AF" w:sz="6"/>
+          <w:left w:val="single" w:color="9CA3AF" w:sz="6"/>
+          <w:bottom w:val="single" w:color="9CA3AF" w:sz="6"/>
+          <w:right w:val="single" w:color="9CA3AF" w:sz="6"/>
+          <w:insideH w:val="single" w:color="9CA3AF" w:sz="6"/>
+          <w:insideV w:val="single" w:color="9CA3AF" w:sz="6"/>
+        </w:tblBorders>
+        <w:tblLayout w:type="fixed"/>
+      </w:tblPr>
+      <w:tblGrid>
+        <w:gridCol w:w="2300"/>
+        <w:gridCol w:w="7060"/>
+      </w:tblGrid>
+      <w:tr>
+        <w:tc>
+          <w:tcPr>
+            <w:tcW w:type="dxa" w:w="9360"/>
+            <w:gridSpan w:val="2"/>
+            <w:shd w:fill="1F3864" w:val="clear"/>
+            <w:tcMar>
+              <w:top w:type="dxa" w:w="40"/>
+              <w:left w:type="dxa" w:w="70"/>
+              <w:bottom w:type="dxa" w:w="40"/>
+              <w:right w:type="dxa" w:w="70"/>
+            </w:tcMar>
+          </w:tcPr>
+          <w:p>
+            <w:pPr>
+              <w:spacing w:after="18" w:line="236"/>
+            </w:pPr>
+            <w:r>
+              <w:rPr>
+                <w:rFonts w:ascii="Arial" w:cs="Arial" w:eastAsia="Arial" w:hAnsi="Arial"/>
+                <w:b/>
+                <w:bCs/>
+                <w:color w:val="FFFFFF"/>
+                <w:sz w:val="19"/>
+                <w:szCs w:val="19"/>
+              </w:rPr>
+              <w:t xml:space="preserve">CU-VEN-06 — Cierre de caja</w:t>
+            </w:r>
+          </w:p>
+        </w:tc>
+      </w:tr>
+      <w:tr>
+        <w:tc>
+          <w:tcPr>
+            <w:tcW w:type="dxa" w:w="2300"/>
+            <w:shd w:fill="EAF0F8" w:val="clear"/>
+            <w:tcMar>
+              <w:top w:type="dxa" w:w="40"/>
+              <w:left w:type="dxa" w:w="70"/>
+              <w:bottom w:type="dxa" w:w="40"/>
+              <w:right w:type="dxa" w:w="70"/>
+            </w:tcMar>
+          </w:tcPr>
+          <w:p>
+            <w:pPr>
+              <w:spacing w:after="18" w:line="236"/>
+            </w:pPr>
+            <w:r>
+              <w:rPr>
+                <w:rFonts w:ascii="Arial" w:cs="Arial" w:eastAsia="Arial" w:hAnsi="Arial"/>
+                <w:b/>
+                <w:bCs/>
+                <w:sz w:val="19"/>
+                <w:szCs w:val="19"/>
+              </w:rPr>
+              <w:t xml:space="preserve">Actor(es)</w:t>
+            </w:r>
+          </w:p>
+        </w:tc>
+        <w:tc>
+          <w:tcPr>
+            <w:tcW w:type="dxa" w:w="7060"/>
+            <w:tcMar>
+              <w:top w:type="dxa" w:w="40"/>
+              <w:left w:type="dxa" w:w="70"/>
+              <w:bottom w:type="dxa" w:w="40"/>
+              <w:right w:type="dxa" w:w="70"/>
+            </w:tcMar>
+          </w:tcPr>
+          <w:p>
+            <w:pPr>
+              <w:spacing w:after="18" w:line="236"/>
+            </w:pPr>
+            <w:r>
+              <w:rPr>
+                <w:rFonts w:ascii="Arial" w:cs="Arial" w:eastAsia="Arial" w:hAnsi="Arial"/>
+                <w:sz w:val="19"/>
+                <w:szCs w:val="19"/>
+              </w:rPr>
+              <w:t xml:space="preserve">Vendedor</w:t>
+            </w:r>
+          </w:p>
+        </w:tc>
+      </w:tr>
+      <w:tr>
+        <w:tc>
+          <w:tcPr>
+            <w:tcW w:type="dxa" w:w="2300"/>
+            <w:shd w:fill="EAF0F8" w:val="clear"/>
+            <w:tcMar>
+              <w:top w:type="dxa" w:w="40"/>
+              <w:left w:type="dxa" w:w="70"/>
+              <w:bottom w:type="dxa" w:w="40"/>
+              <w:right w:type="dxa" w:w="70"/>
+            </w:tcMar>
+          </w:tcPr>
+          <w:p>
+            <w:pPr>
+              <w:spacing w:after="18" w:line="236"/>
+            </w:pPr>
+            <w:r>
+              <w:rPr>
+                <w:rFonts w:ascii="Arial" w:cs="Arial" w:eastAsia="Arial" w:hAnsi="Arial"/>
+                <w:b/>
+                <w:bCs/>
+                <w:sz w:val="19"/>
+                <w:szCs w:val="19"/>
+              </w:rPr>
+              <w:t xml:space="preserve">Requisito</w:t>
+            </w:r>
+          </w:p>
+        </w:tc>
+        <w:tc>
+          <w:tcPr>
+            <w:tcW w:type="dxa" w:w="7060"/>
+            <w:tcMar>
+              <w:top w:type="dxa" w:w="40"/>
+              <w:left w:type="dxa" w:w="70"/>
+              <w:bottom w:type="dxa" w:w="40"/>
+              <w:right w:type="dxa" w:w="70"/>
+            </w:tcMar>
+          </w:tcPr>
+          <w:p>
+            <w:pPr>
+              <w:spacing w:after="18" w:line="236"/>
+            </w:pPr>
+            <w:r>
+              <w:rPr>
+                <w:rFonts w:ascii="Arial" w:cs="Arial" w:eastAsia="Arial" w:hAnsi="Arial"/>
+                <w:sz w:val="19"/>
+                <w:szCs w:val="19"/>
+              </w:rPr>
+              <w:t xml:space="preserve">RF-VEN-06</w:t>
+            </w:r>
+          </w:p>
+        </w:tc>
+      </w:tr>
+      <w:tr>
+        <w:tc>
+          <w:tcPr>
+            <w:tcW w:type="dxa" w:w="2300"/>
+            <w:shd w:fill="EAF0F8" w:val="clear"/>
+            <w:tcMar>
+              <w:top w:type="dxa" w:w="40"/>
+              <w:left w:type="dxa" w:w="70"/>
+              <w:bottom w:type="dxa" w:w="40"/>
+              <w:right w:type="dxa" w:w="70"/>
+            </w:tcMar>
+          </w:tcPr>
+          <w:p>
+            <w:pPr>
+              <w:spacing w:after="18" w:line="236"/>
+            </w:pPr>
+            <w:r>
+              <w:rPr>
+                <w:rFonts w:ascii="Arial" w:cs="Arial" w:eastAsia="Arial" w:hAnsi="Arial"/>
+                <w:b/>
+                <w:bCs/>
+                <w:sz w:val="19"/>
+                <w:szCs w:val="19"/>
+              </w:rPr>
+              <w:t xml:space="preserve">Descripción</w:t>
+            </w:r>
+          </w:p>
+        </w:tc>
+        <w:tc>
+          <w:tcPr>
+            <w:tcW w:type="dxa" w:w="7060"/>
+            <w:tcMar>
+              <w:top w:type="dxa" w:w="40"/>
+              <w:left w:type="dxa" w:w="70"/>
+              <w:bottom w:type="dxa" w:w="40"/>
+              <w:right w:type="dxa" w:w="70"/>
+            </w:tcMar>
+          </w:tcPr>
+          <w:p>
+            <w:pPr>
+              <w:spacing w:after="18" w:line="236"/>
+            </w:pPr>
+            <w:r>
+              <w:rPr>
+                <w:rFonts w:ascii="Arial" w:cs="Arial" w:eastAsia="Arial" w:hAnsi="Arial"/>
+                <w:sz w:val="19"/>
+                <w:szCs w:val="19"/>
+              </w:rPr>
+              <w:t xml:space="preserve">El vendedor cierra la caja del turno cuadrando el efectivo con las ventas.</w:t>
+            </w:r>
+          </w:p>
+        </w:tc>
+      </w:tr>
+      <w:tr>
+        <w:tc>
+          <w:tcPr>
+            <w:tcW w:type="dxa" w:w="2300"/>
+            <w:shd w:fill="EAF0F8" w:val="clear"/>
+            <w:tcMar>
+              <w:top w:type="dxa" w:w="40"/>
+              <w:left w:type="dxa" w:w="70"/>
+              <w:bottom w:type="dxa" w:w="40"/>
+              <w:right w:type="dxa" w:w="70"/>
+            </w:tcMar>
+          </w:tcPr>
+          <w:p>
+            <w:pPr>
+              <w:spacing w:after="18" w:line="236"/>
+            </w:pPr>
+            <w:r>
+              <w:rPr>
+                <w:rFonts w:ascii="Arial" w:cs="Arial" w:eastAsia="Arial" w:hAnsi="Arial"/>
+                <w:b/>
+                <w:bCs/>
+                <w:sz w:val="19"/>
+                <w:szCs w:val="19"/>
+              </w:rPr>
+              <w:t xml:space="preserve">Precondiciones</w:t>
+            </w:r>
+          </w:p>
+        </w:tc>
+        <w:tc>
+          <w:tcPr>
+            <w:tcW w:type="dxa" w:w="7060"/>
+            <w:tcMar>
+              <w:top w:type="dxa" w:w="40"/>
+              <w:left w:type="dxa" w:w="70"/>
+              <w:bottom w:type="dxa" w:w="40"/>
+              <w:right w:type="dxa" w:w="70"/>
+            </w:tcMar>
+          </w:tcPr>
+          <w:p>
+            <w:pPr>
+              <w:spacing w:after="18" w:line="236"/>
+            </w:pPr>
+            <w:r>
+              <w:rPr>
+                <w:rFonts w:ascii="Arial" w:cs="Arial" w:eastAsia="Arial" w:hAnsi="Arial"/>
+                <w:sz w:val="19"/>
+                <w:szCs w:val="19"/>
+              </w:rPr>
+              <w:t xml:space="preserve">Existe una caja abierta con ventas del turno.</w:t>
+            </w:r>
+          </w:p>
+        </w:tc>
+      </w:tr>
+      <w:tr>
+        <w:tc>
+          <w:tcPr>
+            <w:tcW w:type="dxa" w:w="2300"/>
+            <w:shd w:fill="EAF0F8" w:val="clear"/>
+            <w:tcMar>
+              <w:top w:type="dxa" w:w="40"/>
+              <w:left w:type="dxa" w:w="70"/>
+              <w:bottom w:type="dxa" w:w="40"/>
+              <w:right w:type="dxa" w:w="70"/>
+            </w:tcMar>
+          </w:tcPr>
+          <w:p>
+            <w:pPr>
+              <w:spacing w:after="18" w:line="236"/>
+            </w:pPr>
+            <w:r>
+              <w:rPr>
+                <w:rFonts w:ascii="Arial" w:cs="Arial" w:eastAsia="Arial" w:hAnsi="Arial"/>
+                <w:b/>
+                <w:bCs/>
+                <w:sz w:val="19"/>
+                <w:szCs w:val="19"/>
+              </w:rPr>
+              <w:t xml:space="preserve">Flujo principal</w:t>
+            </w:r>
+          </w:p>
+        </w:tc>
+        <w:tc>
+          <w:tcPr>
+            <w:tcW w:type="dxa" w:w="7060"/>
+            <w:tcMar>
+              <w:top w:type="dxa" w:w="40"/>
+              <w:left w:type="dxa" w:w="70"/>
+              <w:bottom w:type="dxa" w:w="40"/>
+              <w:right w:type="dxa" w:w="70"/>
+            </w:tcMar>
+          </w:tcPr>
+          <w:p>
+            <w:pPr>
+              <w:spacing w:after="18" w:line="236"/>
+            </w:pPr>
+            <w:r>
+              <w:rPr>
+                <w:rFonts w:ascii="Arial" w:cs="Arial" w:eastAsia="Arial" w:hAnsi="Arial"/>
+                <w:sz w:val="19"/>
+                <w:szCs w:val="19"/>
+              </w:rPr>
+              <w:t xml:space="preserve">1. El vendedor elige «Cerrar caja».</w:t>
+            </w:r>
+          </w:p>
+          <w:p>
+            <w:pPr>
+              <w:spacing w:after="18" w:line="236"/>
+            </w:pPr>
+            <w:r>
+              <w:rPr>
+                <w:rFonts w:ascii="Arial" w:cs="Arial" w:eastAsia="Arial" w:hAnsi="Arial"/>
+                <w:sz w:val="19"/>
+                <w:szCs w:val="19"/>
+              </w:rPr>
+              <w:t xml:space="preserve">2. El sistema muestra el total esperado (ventas en efectivo del turno).</w:t>
+            </w:r>
+          </w:p>
+          <w:p>
+            <w:pPr>
+              <w:spacing w:after="18" w:line="236"/>
+            </w:pPr>
+            <w:r>
+              <w:rPr>
+                <w:rFonts w:ascii="Arial" w:cs="Arial" w:eastAsia="Arial" w:hAnsi="Arial"/>
+                <w:sz w:val="19"/>
+                <w:szCs w:val="19"/>
+              </w:rPr>
+              <w:t xml:space="preserve">3. El vendedor ingresa el efectivo contado.</w:t>
+            </w:r>
+          </w:p>
+          <w:p>
+            <w:pPr>
+              <w:spacing w:after="18" w:line="236"/>
+            </w:pPr>
+            <w:r>
+              <w:rPr>
+                <w:rFonts w:ascii="Arial" w:cs="Arial" w:eastAsia="Arial" w:hAnsi="Arial"/>
+                <w:sz w:val="19"/>
+                <w:szCs w:val="19"/>
+              </w:rPr>
+              <w:t xml:space="preserve">4. El sistema compara y calcula la diferencia.</w:t>
+            </w:r>
+          </w:p>
+          <w:p>
+            <w:pPr>
+              <w:spacing w:after="18" w:line="236"/>
+            </w:pPr>
+            <w:r>
+              <w:rPr>
+                <w:rFonts w:ascii="Arial" w:cs="Arial" w:eastAsia="Arial" w:hAnsi="Arial"/>
+                <w:sz w:val="19"/>
+                <w:szCs w:val="19"/>
+              </w:rPr>
+              <w:t xml:space="preserve">5. El sistema registra el cierre con sus totales.</w:t>
+            </w:r>
+          </w:p>
+        </w:tc>
+      </w:tr>
+      <w:tr>
+        <w:tc>
+          <w:tcPr>
+            <w:tcW w:type="dxa" w:w="2300"/>
+            <w:shd w:fill="EAF0F8" w:val="clear"/>
+            <w:tcMar>
+              <w:top w:type="dxa" w:w="40"/>
+              <w:left w:type="dxa" w:w="70"/>
+              <w:bottom w:type="dxa" w:w="40"/>
+              <w:right w:type="dxa" w:w="70"/>
+            </w:tcMar>
+          </w:tcPr>
+          <w:p>
+            <w:pPr>
+              <w:spacing w:after="18" w:line="236"/>
+            </w:pPr>
+            <w:r>
+              <w:rPr>
+                <w:rFonts w:ascii="Arial" w:cs="Arial" w:eastAsia="Arial" w:hAnsi="Arial"/>
+                <w:b/>
+                <w:bCs/>
+                <w:sz w:val="19"/>
+                <w:szCs w:val="19"/>
+              </w:rPr>
+              <w:t xml:space="preserve">Flujos alternativos</w:t>
+            </w:r>
+          </w:p>
+        </w:tc>
+        <w:tc>
+          <w:tcPr>
+            <w:tcW w:type="dxa" w:w="7060"/>
+            <w:tcMar>
+              <w:top w:type="dxa" w:w="40"/>
+              <w:left w:type="dxa" w:w="70"/>
+              <w:bottom w:type="dxa" w:w="40"/>
+              <w:right w:type="dxa" w:w="70"/>
+            </w:tcMar>
+          </w:tcPr>
+          <w:p>
+            <w:pPr>
+              <w:spacing w:after="18" w:line="236"/>
+            </w:pPr>
+            <w:r>
+              <w:rPr>
+                <w:rFonts w:ascii="Arial" w:cs="Arial" w:eastAsia="Arial" w:hAnsi="Arial"/>
+                <w:sz w:val="19"/>
+                <w:szCs w:val="19"/>
+              </w:rPr>
+              <w:t xml:space="preserve">—</w:t>
+            </w:r>
+          </w:p>
+        </w:tc>
+      </w:tr>
+      <w:tr>
+        <w:tc>
+          <w:tcPr>
+            <w:tcW w:type="dxa" w:w="2300"/>
+            <w:shd w:fill="EAF0F8" w:val="clear"/>
+            <w:tcMar>
+              <w:top w:type="dxa" w:w="40"/>
+              <w:left w:type="dxa" w:w="70"/>
+              <w:bottom w:type="dxa" w:w="40"/>
+              <w:right w:type="dxa" w:w="70"/>
+            </w:tcMar>
+          </w:tcPr>
+          <w:p>
+            <w:pPr>
+              <w:spacing w:after="18" w:line="236"/>
+            </w:pPr>
+            <w:r>
+              <w:rPr>
+                <w:rFonts w:ascii="Arial" w:cs="Arial" w:eastAsia="Arial" w:hAnsi="Arial"/>
+                <w:b/>
+                <w:bCs/>
+                <w:sz w:val="19"/>
+                <w:szCs w:val="19"/>
+              </w:rPr>
+              <w:t xml:space="preserve">Excepciones</w:t>
+            </w:r>
+          </w:p>
+        </w:tc>
+        <w:tc>
+          <w:tcPr>
+            <w:tcW w:type="dxa" w:w="7060"/>
+            <w:tcMar>
+              <w:top w:type="dxa" w:w="40"/>
+              <w:left w:type="dxa" w:w="70"/>
+              <w:bottom w:type="dxa" w:w="40"/>
+              <w:right w:type="dxa" w:w="70"/>
+            </w:tcMar>
+          </w:tcPr>
+          <w:p>
+            <w:pPr>
+              <w:spacing w:after="18" w:line="236"/>
+            </w:pPr>
+            <w:r>
+              <w:rPr>
+                <w:rFonts w:ascii="Arial" w:cs="Arial" w:eastAsia="Arial" w:hAnsi="Arial"/>
+                <w:sz w:val="19"/>
+                <w:szCs w:val="19"/>
+              </w:rPr>
+              <w:t xml:space="preserve">4a. Diferencia (sobrante o faltante): el sistema la registra y solicita una observación.</w:t>
+            </w:r>
+          </w:p>
+        </w:tc>
+      </w:tr>
+      <w:tr>
+        <w:tc>
+          <w:tcPr>
+            <w:tcW w:type="dxa" w:w="2300"/>
+            <w:shd w:fill="EAF0F8" w:val="clear"/>
+            <w:tcMar>
+              <w:top w:type="dxa" w:w="40"/>
+              <w:left w:type="dxa" w:w="70"/>
+              <w:bottom w:type="dxa" w:w="40"/>
+              <w:right w:type="dxa" w:w="70"/>
+            </w:tcMar>
+          </w:tcPr>
+          <w:p>
+            <w:pPr>
+              <w:spacing w:after="18" w:line="236"/>
+            </w:pPr>
+            <w:r>
+              <w:rPr>
+                <w:rFonts w:ascii="Arial" w:cs="Arial" w:eastAsia="Arial" w:hAnsi="Arial"/>
+                <w:b/>
+                <w:bCs/>
+                <w:sz w:val="19"/>
+                <w:szCs w:val="19"/>
+              </w:rPr>
+              <w:t xml:space="preserve">Reglas y validaciones</w:t>
+            </w:r>
+          </w:p>
+        </w:tc>
+        <w:tc>
+          <w:tcPr>
+            <w:tcW w:type="dxa" w:w="7060"/>
+            <w:tcMar>
+              <w:top w:type="dxa" w:w="40"/>
+              <w:left w:type="dxa" w:w="70"/>
+              <w:bottom w:type="dxa" w:w="40"/>
+              <w:right w:type="dxa" w:w="70"/>
+            </w:tcMar>
+          </w:tcPr>
+          <w:p>
+            <w:pPr>
+              <w:spacing w:after="18" w:line="236"/>
+            </w:pPr>
+            <w:r>
+              <w:rPr>
+                <w:rFonts w:ascii="Arial" w:cs="Arial" w:eastAsia="Arial" w:hAnsi="Arial"/>
+                <w:sz w:val="19"/>
+                <w:szCs w:val="19"/>
+              </w:rPr>
+              <w:t xml:space="preserve">El cierre deja constancia del efectivo esperado, el contado y la diferencia; una vez cerrada, la caja requiere una nueva apertura para seguir vendiendo.</w:t>
+            </w:r>
+          </w:p>
+        </w:tc>
+      </w:tr>
+      <w:tr>
+        <w:tc>
+          <w:tcPr>
+            <w:tcW w:type="dxa" w:w="2300"/>
+            <w:shd w:fill="EAF0F8" w:val="clear"/>
+            <w:tcMar>
+              <w:top w:type="dxa" w:w="40"/>
+              <w:left w:type="dxa" w:w="70"/>
+              <w:bottom w:type="dxa" w:w="40"/>
+              <w:right w:type="dxa" w:w="70"/>
+            </w:tcMar>
+          </w:tcPr>
+          <w:p>
+            <w:pPr>
+              <w:spacing w:after="18" w:line="236"/>
+            </w:pPr>
+            <w:r>
+              <w:rPr>
+                <w:rFonts w:ascii="Arial" w:cs="Arial" w:eastAsia="Arial" w:hAnsi="Arial"/>
+                <w:b/>
+                <w:bCs/>
+                <w:sz w:val="19"/>
+                <w:szCs w:val="19"/>
+              </w:rPr>
+              <w:t xml:space="preserve">Postcondiciones</w:t>
+            </w:r>
+          </w:p>
+        </w:tc>
+        <w:tc>
+          <w:tcPr>
+            <w:tcW w:type="dxa" w:w="7060"/>
+            <w:tcMar>
+              <w:top w:type="dxa" w:w="40"/>
+              <w:left w:type="dxa" w:w="70"/>
+              <w:bottom w:type="dxa" w:w="40"/>
+              <w:right w:type="dxa" w:w="70"/>
+            </w:tcMar>
+          </w:tcPr>
+          <w:p>
+            <w:pPr>
+              <w:spacing w:after="18" w:line="236"/>
+            </w:pPr>
+            <w:r>
+              <w:rPr>
+                <w:rFonts w:ascii="Arial" w:cs="Arial" w:eastAsia="Arial" w:hAnsi="Arial"/>
+                <w:sz w:val="19"/>
+                <w:szCs w:val="19"/>
+              </w:rPr>
+              <w:t xml:space="preserve">La caja queda cerrada con su cuadre registrado.</w:t>
+            </w:r>
+          </w:p>
+        </w:tc>
+      </w:tr>
+      <w:tr>
+        <w:tc>
+          <w:tcPr>
+            <w:tcW w:type="dxa" w:w="2300"/>
+            <w:shd w:fill="EAF0F8" w:val="clear"/>
+            <w:tcMar>
+              <w:top w:type="dxa" w:w="40"/>
+              <w:left w:type="dxa" w:w="70"/>
+              <w:bottom w:type="dxa" w:w="40"/>
+              <w:right w:type="dxa" w:w="70"/>
+            </w:tcMar>
+          </w:tcPr>
+          <w:p>
+            <w:pPr>
+              <w:spacing w:after="18" w:line="236"/>
+            </w:pPr>
+            <w:r>
+              <w:rPr>
+                <w:rFonts w:ascii="Arial" w:cs="Arial" w:eastAsia="Arial" w:hAnsi="Arial"/>
+                <w:b/>
+                <w:bCs/>
+                <w:sz w:val="19"/>
+                <w:szCs w:val="19"/>
+              </w:rPr>
+              <w:t xml:space="preserve">Prioridad</w:t>
+            </w:r>
+          </w:p>
+        </w:tc>
+        <w:tc>
+          <w:tcPr>
+            <w:tcW w:type="dxa" w:w="7060"/>
+            <w:tcMar>
+              <w:top w:type="dxa" w:w="40"/>
+              <w:left w:type="dxa" w:w="70"/>
+              <w:bottom w:type="dxa" w:w="40"/>
+              <w:right w:type="dxa" w:w="70"/>
+            </w:tcMar>
+          </w:tcPr>
+          <w:p>
+            <w:pPr>
+              <w:spacing w:after="18" w:line="236"/>
+            </w:pPr>
+            <w:r>
+              <w:rPr>
+                <w:rFonts w:ascii="Arial" w:cs="Arial" w:eastAsia="Arial" w:hAnsi="Arial"/>
+                <w:sz w:val="19"/>
+                <w:szCs w:val="19"/>
+              </w:rPr>
+              <w:t xml:space="preserve">Media</w:t>
+            </w:r>
+          </w:p>
+        </w:tc>
+      </w:tr>
+    </w:tbl>
+    <w:p>
+      <w:pPr>
+        <w:spacing w:after="140"/>
+      </w:pPr>
+    </w:p>
     <w:sectPr>
       <w:footerReference w:type="default" r:id="rId7"/>
       <w:pgSz w:w="12240" w:h="15840" w:orient="portrait"/>

--- a/docs/diseno/INVENTRA_Analisis_Diseno_UML.docx
+++ b/docs/diseno/INVENTRA_Analisis_Diseno_UML.docx
@@ -1366,6 +1366,41 @@
       <w:r>
         <w:fldChar w:fldCharType="begin" w:dirty="true"/>
         <w:instrText xml:space="preserve">PAGEREF bm45</w:instrText>
+        <w:fldChar w:fldCharType="end"/>
+      </w:r>
+    </w:p>
+    <w:p>
+      <w:pPr>
+        <w:tabs>
+          <w:tab w:val="right" w:pos="9200" w:leader="dot"/>
+        </w:tabs>
+        <w:spacing w:after="40" w:line="252"/>
+        <w:ind w:left="360"/>
+      </w:pPr>
+      <w:hyperlink w:history="1" w:anchor="bm46">
+        <w:r>
+          <w:rPr>
+            <w:rFonts w:ascii="Arial" w:cs="Arial" w:eastAsia="Arial" w:hAnsi="Arial"/>
+            <w:b w:val="false"/>
+            <w:bCs w:val="false"/>
+            <w:color w:val="1F3864"/>
+            <w:sz w:val="20"/>
+            <w:szCs w:val="20"/>
+          </w:rPr>
+          <w:t xml:space="preserve">9.5 Módulo REP — Reportes</w:t>
+        </w:r>
+      </w:hyperlink>
+      <w:r>
+        <w:rPr>
+          <w:rFonts w:ascii="Arial" w:cs="Arial" w:eastAsia="Arial" w:hAnsi="Arial"/>
+          <w:sz w:val="20"/>
+          <w:szCs w:val="20"/>
+        </w:rPr>
+        <w:t xml:space="preserve">	</w:t>
+      </w:r>
+      <w:r>
+        <w:fldChar w:fldCharType="begin" w:dirty="true"/>
+        <w:instrText xml:space="preserve">PAGEREF bm46</w:instrText>
         <w:fldChar w:fldCharType="end"/>
       </w:r>
     </w:p>
@@ -26736,6 +26771,3698 @@
         <w:spacing w:after="140"/>
       </w:pPr>
     </w:p>
+    <w:p>
+      <w:pPr>
+        <w:pStyle w:val="Heading2"/>
+        <w:spacing w:after="80" w:before="150"/>
+      </w:pPr>
+      <w:bookmarkStart w:name="bm46" w:id="46"/>
+      <w:r>
+        <w:rPr>
+          <w:rFonts w:ascii="Arial" w:cs="Arial" w:eastAsia="Arial" w:hAnsi="Arial"/>
+          <w:b/>
+          <w:bCs/>
+          <w:color w:val="2E5496"/>
+          <w:sz w:val="23"/>
+          <w:szCs w:val="23"/>
+        </w:rPr>
+        <w:t xml:space="preserve">9.5 Módulo REP — Reportes</w:t>
+      </w:r>
+      <w:bookmarkEnd w:id="46"/>
+    </w:p>
+    <w:tbl>
+      <w:tblPr>
+        <w:tblW w:type="dxa" w:w="9360"/>
+        <w:tblBorders>
+          <w:top w:val="single" w:color="9CA3AF" w:sz="6"/>
+          <w:left w:val="single" w:color="9CA3AF" w:sz="6"/>
+          <w:bottom w:val="single" w:color="9CA3AF" w:sz="6"/>
+          <w:right w:val="single" w:color="9CA3AF" w:sz="6"/>
+          <w:insideH w:val="single" w:color="9CA3AF" w:sz="6"/>
+          <w:insideV w:val="single" w:color="9CA3AF" w:sz="6"/>
+        </w:tblBorders>
+        <w:tblLayout w:type="fixed"/>
+      </w:tblPr>
+      <w:tblGrid>
+        <w:gridCol w:w="2300"/>
+        <w:gridCol w:w="7060"/>
+      </w:tblGrid>
+      <w:tr>
+        <w:tc>
+          <w:tcPr>
+            <w:tcW w:type="dxa" w:w="9360"/>
+            <w:gridSpan w:val="2"/>
+            <w:shd w:fill="1F3864" w:val="clear"/>
+            <w:tcMar>
+              <w:top w:type="dxa" w:w="40"/>
+              <w:left w:type="dxa" w:w="70"/>
+              <w:bottom w:type="dxa" w:w="40"/>
+              <w:right w:type="dxa" w:w="70"/>
+            </w:tcMar>
+          </w:tcPr>
+          <w:p>
+            <w:pPr>
+              <w:spacing w:after="18" w:line="236"/>
+            </w:pPr>
+            <w:r>
+              <w:rPr>
+                <w:rFonts w:ascii="Arial" w:cs="Arial" w:eastAsia="Arial" w:hAnsi="Arial"/>
+                <w:b/>
+                <w:bCs/>
+                <w:color w:val="FFFFFF"/>
+                <w:sz w:val="19"/>
+                <w:szCs w:val="19"/>
+              </w:rPr>
+              <w:t xml:space="preserve">CU-REP-01 — Reporte de ventas por período</w:t>
+            </w:r>
+          </w:p>
+        </w:tc>
+      </w:tr>
+      <w:tr>
+        <w:tc>
+          <w:tcPr>
+            <w:tcW w:type="dxa" w:w="2300"/>
+            <w:shd w:fill="EAF0F8" w:val="clear"/>
+            <w:tcMar>
+              <w:top w:type="dxa" w:w="40"/>
+              <w:left w:type="dxa" w:w="70"/>
+              <w:bottom w:type="dxa" w:w="40"/>
+              <w:right w:type="dxa" w:w="70"/>
+            </w:tcMar>
+          </w:tcPr>
+          <w:p>
+            <w:pPr>
+              <w:spacing w:after="18" w:line="236"/>
+            </w:pPr>
+            <w:r>
+              <w:rPr>
+                <w:rFonts w:ascii="Arial" w:cs="Arial" w:eastAsia="Arial" w:hAnsi="Arial"/>
+                <w:b/>
+                <w:bCs/>
+                <w:sz w:val="19"/>
+                <w:szCs w:val="19"/>
+              </w:rPr>
+              <w:t xml:space="preserve">Actor(es)</w:t>
+            </w:r>
+          </w:p>
+        </w:tc>
+        <w:tc>
+          <w:tcPr>
+            <w:tcW w:type="dxa" w:w="7060"/>
+            <w:tcMar>
+              <w:top w:type="dxa" w:w="40"/>
+              <w:left w:type="dxa" w:w="70"/>
+              <w:bottom w:type="dxa" w:w="40"/>
+              <w:right w:type="dxa" w:w="70"/>
+            </w:tcMar>
+          </w:tcPr>
+          <w:p>
+            <w:pPr>
+              <w:spacing w:after="18" w:line="236"/>
+            </w:pPr>
+            <w:r>
+              <w:rPr>
+                <w:rFonts w:ascii="Arial" w:cs="Arial" w:eastAsia="Arial" w:hAnsi="Arial"/>
+                <w:sz w:val="19"/>
+                <w:szCs w:val="19"/>
+              </w:rPr>
+              <w:t xml:space="preserve">Administrador</w:t>
+            </w:r>
+          </w:p>
+        </w:tc>
+      </w:tr>
+      <w:tr>
+        <w:tc>
+          <w:tcPr>
+            <w:tcW w:type="dxa" w:w="2300"/>
+            <w:shd w:fill="EAF0F8" w:val="clear"/>
+            <w:tcMar>
+              <w:top w:type="dxa" w:w="40"/>
+              <w:left w:type="dxa" w:w="70"/>
+              <w:bottom w:type="dxa" w:w="40"/>
+              <w:right w:type="dxa" w:w="70"/>
+            </w:tcMar>
+          </w:tcPr>
+          <w:p>
+            <w:pPr>
+              <w:spacing w:after="18" w:line="236"/>
+            </w:pPr>
+            <w:r>
+              <w:rPr>
+                <w:rFonts w:ascii="Arial" w:cs="Arial" w:eastAsia="Arial" w:hAnsi="Arial"/>
+                <w:b/>
+                <w:bCs/>
+                <w:sz w:val="19"/>
+                <w:szCs w:val="19"/>
+              </w:rPr>
+              <w:t xml:space="preserve">Requisito</w:t>
+            </w:r>
+          </w:p>
+        </w:tc>
+        <w:tc>
+          <w:tcPr>
+            <w:tcW w:type="dxa" w:w="7060"/>
+            <w:tcMar>
+              <w:top w:type="dxa" w:w="40"/>
+              <w:left w:type="dxa" w:w="70"/>
+              <w:bottom w:type="dxa" w:w="40"/>
+              <w:right w:type="dxa" w:w="70"/>
+            </w:tcMar>
+          </w:tcPr>
+          <w:p>
+            <w:pPr>
+              <w:spacing w:after="18" w:line="236"/>
+            </w:pPr>
+            <w:r>
+              <w:rPr>
+                <w:rFonts w:ascii="Arial" w:cs="Arial" w:eastAsia="Arial" w:hAnsi="Arial"/>
+                <w:sz w:val="19"/>
+                <w:szCs w:val="19"/>
+              </w:rPr>
+              <w:t xml:space="preserve">RF-REP-01</w:t>
+            </w:r>
+          </w:p>
+        </w:tc>
+      </w:tr>
+      <w:tr>
+        <w:tc>
+          <w:tcPr>
+            <w:tcW w:type="dxa" w:w="2300"/>
+            <w:shd w:fill="EAF0F8" w:val="clear"/>
+            <w:tcMar>
+              <w:top w:type="dxa" w:w="40"/>
+              <w:left w:type="dxa" w:w="70"/>
+              <w:bottom w:type="dxa" w:w="40"/>
+              <w:right w:type="dxa" w:w="70"/>
+            </w:tcMar>
+          </w:tcPr>
+          <w:p>
+            <w:pPr>
+              <w:spacing w:after="18" w:line="236"/>
+            </w:pPr>
+            <w:r>
+              <w:rPr>
+                <w:rFonts w:ascii="Arial" w:cs="Arial" w:eastAsia="Arial" w:hAnsi="Arial"/>
+                <w:b/>
+                <w:bCs/>
+                <w:sz w:val="19"/>
+                <w:szCs w:val="19"/>
+              </w:rPr>
+              <w:t xml:space="preserve">Descripción</w:t>
+            </w:r>
+          </w:p>
+        </w:tc>
+        <w:tc>
+          <w:tcPr>
+            <w:tcW w:type="dxa" w:w="7060"/>
+            <w:tcMar>
+              <w:top w:type="dxa" w:w="40"/>
+              <w:left w:type="dxa" w:w="70"/>
+              <w:bottom w:type="dxa" w:w="40"/>
+              <w:right w:type="dxa" w:w="70"/>
+            </w:tcMar>
+          </w:tcPr>
+          <w:p>
+            <w:pPr>
+              <w:spacing w:after="18" w:line="236"/>
+            </w:pPr>
+            <w:r>
+              <w:rPr>
+                <w:rFonts w:ascii="Arial" w:cs="Arial" w:eastAsia="Arial" w:hAnsi="Arial"/>
+                <w:sz w:val="19"/>
+                <w:szCs w:val="19"/>
+              </w:rPr>
+              <w:t xml:space="preserve">El administrador genera un reporte de las ventas en un rango de fechas.</w:t>
+            </w:r>
+          </w:p>
+        </w:tc>
+      </w:tr>
+      <w:tr>
+        <w:tc>
+          <w:tcPr>
+            <w:tcW w:type="dxa" w:w="2300"/>
+            <w:shd w:fill="EAF0F8" w:val="clear"/>
+            <w:tcMar>
+              <w:top w:type="dxa" w:w="40"/>
+              <w:left w:type="dxa" w:w="70"/>
+              <w:bottom w:type="dxa" w:w="40"/>
+              <w:right w:type="dxa" w:w="70"/>
+            </w:tcMar>
+          </w:tcPr>
+          <w:p>
+            <w:pPr>
+              <w:spacing w:after="18" w:line="236"/>
+            </w:pPr>
+            <w:r>
+              <w:rPr>
+                <w:rFonts w:ascii="Arial" w:cs="Arial" w:eastAsia="Arial" w:hAnsi="Arial"/>
+                <w:b/>
+                <w:bCs/>
+                <w:sz w:val="19"/>
+                <w:szCs w:val="19"/>
+              </w:rPr>
+              <w:t xml:space="preserve">Precondiciones</w:t>
+            </w:r>
+          </w:p>
+        </w:tc>
+        <w:tc>
+          <w:tcPr>
+            <w:tcW w:type="dxa" w:w="7060"/>
+            <w:tcMar>
+              <w:top w:type="dxa" w:w="40"/>
+              <w:left w:type="dxa" w:w="70"/>
+              <w:bottom w:type="dxa" w:w="40"/>
+              <w:right w:type="dxa" w:w="70"/>
+            </w:tcMar>
+          </w:tcPr>
+          <w:p>
+            <w:pPr>
+              <w:spacing w:after="18" w:line="236"/>
+            </w:pPr>
+            <w:r>
+              <w:rPr>
+                <w:rFonts w:ascii="Arial" w:cs="Arial" w:eastAsia="Arial" w:hAnsi="Arial"/>
+                <w:sz w:val="19"/>
+                <w:szCs w:val="19"/>
+              </w:rPr>
+              <w:t xml:space="preserve">El administrador está autenticado y existen ventas registradas.</w:t>
+            </w:r>
+          </w:p>
+        </w:tc>
+      </w:tr>
+      <w:tr>
+        <w:tc>
+          <w:tcPr>
+            <w:tcW w:type="dxa" w:w="2300"/>
+            <w:shd w:fill="EAF0F8" w:val="clear"/>
+            <w:tcMar>
+              <w:top w:type="dxa" w:w="40"/>
+              <w:left w:type="dxa" w:w="70"/>
+              <w:bottom w:type="dxa" w:w="40"/>
+              <w:right w:type="dxa" w:w="70"/>
+            </w:tcMar>
+          </w:tcPr>
+          <w:p>
+            <w:pPr>
+              <w:spacing w:after="18" w:line="236"/>
+            </w:pPr>
+            <w:r>
+              <w:rPr>
+                <w:rFonts w:ascii="Arial" w:cs="Arial" w:eastAsia="Arial" w:hAnsi="Arial"/>
+                <w:b/>
+                <w:bCs/>
+                <w:sz w:val="19"/>
+                <w:szCs w:val="19"/>
+              </w:rPr>
+              <w:t xml:space="preserve">Flujo principal</w:t>
+            </w:r>
+          </w:p>
+        </w:tc>
+        <w:tc>
+          <w:tcPr>
+            <w:tcW w:type="dxa" w:w="7060"/>
+            <w:tcMar>
+              <w:top w:type="dxa" w:w="40"/>
+              <w:left w:type="dxa" w:w="70"/>
+              <w:bottom w:type="dxa" w:w="40"/>
+              <w:right w:type="dxa" w:w="70"/>
+            </w:tcMar>
+          </w:tcPr>
+          <w:p>
+            <w:pPr>
+              <w:spacing w:after="18" w:line="236"/>
+            </w:pPr>
+            <w:r>
+              <w:rPr>
+                <w:rFonts w:ascii="Arial" w:cs="Arial" w:eastAsia="Arial" w:hAnsi="Arial"/>
+                <w:sz w:val="19"/>
+                <w:szCs w:val="19"/>
+              </w:rPr>
+              <w:t xml:space="preserve">1. Elige «Reporte de ventas» y define el rango de fechas y los filtros (sede, vendedor).</w:t>
+            </w:r>
+          </w:p>
+          <w:p>
+            <w:pPr>
+              <w:spacing w:after="18" w:line="236"/>
+            </w:pPr>
+            <w:r>
+              <w:rPr>
+                <w:rFonts w:ascii="Arial" w:cs="Arial" w:eastAsia="Arial" w:hAnsi="Arial"/>
+                <w:sz w:val="19"/>
+                <w:szCs w:val="19"/>
+              </w:rPr>
+              <w:t xml:space="preserve">2. El sistema consulta las ventas del período.</w:t>
+            </w:r>
+          </w:p>
+          <w:p>
+            <w:pPr>
+              <w:spacing w:after="18" w:line="236"/>
+            </w:pPr>
+            <w:r>
+              <w:rPr>
+                <w:rFonts w:ascii="Arial" w:cs="Arial" w:eastAsia="Arial" w:hAnsi="Arial"/>
+                <w:sz w:val="19"/>
+                <w:szCs w:val="19"/>
+              </w:rPr>
+              <w:t xml:space="preserve">3. El sistema muestra el reporte con los totales por día, medio de pago y vendedor.</w:t>
+            </w:r>
+          </w:p>
+        </w:tc>
+      </w:tr>
+      <w:tr>
+        <w:tc>
+          <w:tcPr>
+            <w:tcW w:type="dxa" w:w="2300"/>
+            <w:shd w:fill="EAF0F8" w:val="clear"/>
+            <w:tcMar>
+              <w:top w:type="dxa" w:w="40"/>
+              <w:left w:type="dxa" w:w="70"/>
+              <w:bottom w:type="dxa" w:w="40"/>
+              <w:right w:type="dxa" w:w="70"/>
+            </w:tcMar>
+          </w:tcPr>
+          <w:p>
+            <w:pPr>
+              <w:spacing w:after="18" w:line="236"/>
+            </w:pPr>
+            <w:r>
+              <w:rPr>
+                <w:rFonts w:ascii="Arial" w:cs="Arial" w:eastAsia="Arial" w:hAnsi="Arial"/>
+                <w:b/>
+                <w:bCs/>
+                <w:sz w:val="19"/>
+                <w:szCs w:val="19"/>
+              </w:rPr>
+              <w:t xml:space="preserve">Flujos alternativos</w:t>
+            </w:r>
+          </w:p>
+        </w:tc>
+        <w:tc>
+          <w:tcPr>
+            <w:tcW w:type="dxa" w:w="7060"/>
+            <w:tcMar>
+              <w:top w:type="dxa" w:w="40"/>
+              <w:left w:type="dxa" w:w="70"/>
+              <w:bottom w:type="dxa" w:w="40"/>
+              <w:right w:type="dxa" w:w="70"/>
+            </w:tcMar>
+          </w:tcPr>
+          <w:p>
+            <w:pPr>
+              <w:spacing w:after="18" w:line="236"/>
+            </w:pPr>
+            <w:r>
+              <w:rPr>
+                <w:rFonts w:ascii="Arial" w:cs="Arial" w:eastAsia="Arial" w:hAnsi="Arial"/>
+                <w:sz w:val="19"/>
+                <w:szCs w:val="19"/>
+              </w:rPr>
+              <w:t xml:space="preserve">3a. Exportar el reporte (CU-REP-06).</w:t>
+            </w:r>
+          </w:p>
+        </w:tc>
+      </w:tr>
+      <w:tr>
+        <w:tc>
+          <w:tcPr>
+            <w:tcW w:type="dxa" w:w="2300"/>
+            <w:shd w:fill="EAF0F8" w:val="clear"/>
+            <w:tcMar>
+              <w:top w:type="dxa" w:w="40"/>
+              <w:left w:type="dxa" w:w="70"/>
+              <w:bottom w:type="dxa" w:w="40"/>
+              <w:right w:type="dxa" w:w="70"/>
+            </w:tcMar>
+          </w:tcPr>
+          <w:p>
+            <w:pPr>
+              <w:spacing w:after="18" w:line="236"/>
+            </w:pPr>
+            <w:r>
+              <w:rPr>
+                <w:rFonts w:ascii="Arial" w:cs="Arial" w:eastAsia="Arial" w:hAnsi="Arial"/>
+                <w:b/>
+                <w:bCs/>
+                <w:sz w:val="19"/>
+                <w:szCs w:val="19"/>
+              </w:rPr>
+              <w:t xml:space="preserve">Excepciones</w:t>
+            </w:r>
+          </w:p>
+        </w:tc>
+        <w:tc>
+          <w:tcPr>
+            <w:tcW w:type="dxa" w:w="7060"/>
+            <w:tcMar>
+              <w:top w:type="dxa" w:w="40"/>
+              <w:left w:type="dxa" w:w="70"/>
+              <w:bottom w:type="dxa" w:w="40"/>
+              <w:right w:type="dxa" w:w="70"/>
+            </w:tcMar>
+          </w:tcPr>
+          <w:p>
+            <w:pPr>
+              <w:spacing w:after="18" w:line="236"/>
+            </w:pPr>
+            <w:r>
+              <w:rPr>
+                <w:rFonts w:ascii="Arial" w:cs="Arial" w:eastAsia="Arial" w:hAnsi="Arial"/>
+                <w:sz w:val="19"/>
+                <w:szCs w:val="19"/>
+              </w:rPr>
+              <w:t xml:space="preserve">*. Sin ventas en el período: el sistema muestra el reporte vacío.</w:t>
+            </w:r>
+          </w:p>
+        </w:tc>
+      </w:tr>
+      <w:tr>
+        <w:tc>
+          <w:tcPr>
+            <w:tcW w:type="dxa" w:w="2300"/>
+            <w:shd w:fill="EAF0F8" w:val="clear"/>
+            <w:tcMar>
+              <w:top w:type="dxa" w:w="40"/>
+              <w:left w:type="dxa" w:w="70"/>
+              <w:bottom w:type="dxa" w:w="40"/>
+              <w:right w:type="dxa" w:w="70"/>
+            </w:tcMar>
+          </w:tcPr>
+          <w:p>
+            <w:pPr>
+              <w:spacing w:after="18" w:line="236"/>
+            </w:pPr>
+            <w:r>
+              <w:rPr>
+                <w:rFonts w:ascii="Arial" w:cs="Arial" w:eastAsia="Arial" w:hAnsi="Arial"/>
+                <w:b/>
+                <w:bCs/>
+                <w:sz w:val="19"/>
+                <w:szCs w:val="19"/>
+              </w:rPr>
+              <w:t xml:space="preserve">Reglas y validaciones</w:t>
+            </w:r>
+          </w:p>
+        </w:tc>
+        <w:tc>
+          <w:tcPr>
+            <w:tcW w:type="dxa" w:w="7060"/>
+            <w:tcMar>
+              <w:top w:type="dxa" w:w="40"/>
+              <w:left w:type="dxa" w:w="70"/>
+              <w:bottom w:type="dxa" w:w="40"/>
+              <w:right w:type="dxa" w:w="70"/>
+            </w:tcMar>
+          </w:tcPr>
+          <w:p>
+            <w:pPr>
+              <w:spacing w:after="18" w:line="236"/>
+            </w:pPr>
+            <w:r>
+              <w:rPr>
+                <w:rFonts w:ascii="Arial" w:cs="Arial" w:eastAsia="Arial" w:hAnsi="Arial"/>
+                <w:sz w:val="19"/>
+                <w:szCs w:val="19"/>
+              </w:rPr>
+              <w:t xml:space="preserve">Considera las ventas registradas y distingue las anuladas; los totales cuadran con la caja.</w:t>
+            </w:r>
+          </w:p>
+        </w:tc>
+      </w:tr>
+      <w:tr>
+        <w:tc>
+          <w:tcPr>
+            <w:tcW w:type="dxa" w:w="2300"/>
+            <w:shd w:fill="EAF0F8" w:val="clear"/>
+            <w:tcMar>
+              <w:top w:type="dxa" w:w="40"/>
+              <w:left w:type="dxa" w:w="70"/>
+              <w:bottom w:type="dxa" w:w="40"/>
+              <w:right w:type="dxa" w:w="70"/>
+            </w:tcMar>
+          </w:tcPr>
+          <w:p>
+            <w:pPr>
+              <w:spacing w:after="18" w:line="236"/>
+            </w:pPr>
+            <w:r>
+              <w:rPr>
+                <w:rFonts w:ascii="Arial" w:cs="Arial" w:eastAsia="Arial" w:hAnsi="Arial"/>
+                <w:b/>
+                <w:bCs/>
+                <w:sz w:val="19"/>
+                <w:szCs w:val="19"/>
+              </w:rPr>
+              <w:t xml:space="preserve">Postcondiciones</w:t>
+            </w:r>
+          </w:p>
+        </w:tc>
+        <w:tc>
+          <w:tcPr>
+            <w:tcW w:type="dxa" w:w="7060"/>
+            <w:tcMar>
+              <w:top w:type="dxa" w:w="40"/>
+              <w:left w:type="dxa" w:w="70"/>
+              <w:bottom w:type="dxa" w:w="40"/>
+              <w:right w:type="dxa" w:w="70"/>
+            </w:tcMar>
+          </w:tcPr>
+          <w:p>
+            <w:pPr>
+              <w:spacing w:after="18" w:line="236"/>
+            </w:pPr>
+            <w:r>
+              <w:rPr>
+                <w:rFonts w:ascii="Arial" w:cs="Arial" w:eastAsia="Arial" w:hAnsi="Arial"/>
+                <w:sz w:val="19"/>
+                <w:szCs w:val="19"/>
+              </w:rPr>
+              <w:t xml:space="preserve">El administrador visualiza las ventas del período.</w:t>
+            </w:r>
+          </w:p>
+        </w:tc>
+      </w:tr>
+      <w:tr>
+        <w:tc>
+          <w:tcPr>
+            <w:tcW w:type="dxa" w:w="2300"/>
+            <w:shd w:fill="EAF0F8" w:val="clear"/>
+            <w:tcMar>
+              <w:top w:type="dxa" w:w="40"/>
+              <w:left w:type="dxa" w:w="70"/>
+              <w:bottom w:type="dxa" w:w="40"/>
+              <w:right w:type="dxa" w:w="70"/>
+            </w:tcMar>
+          </w:tcPr>
+          <w:p>
+            <w:pPr>
+              <w:spacing w:after="18" w:line="236"/>
+            </w:pPr>
+            <w:r>
+              <w:rPr>
+                <w:rFonts w:ascii="Arial" w:cs="Arial" w:eastAsia="Arial" w:hAnsi="Arial"/>
+                <w:b/>
+                <w:bCs/>
+                <w:sz w:val="19"/>
+                <w:szCs w:val="19"/>
+              </w:rPr>
+              <w:t xml:space="preserve">Prioridad</w:t>
+            </w:r>
+          </w:p>
+        </w:tc>
+        <w:tc>
+          <w:tcPr>
+            <w:tcW w:type="dxa" w:w="7060"/>
+            <w:tcMar>
+              <w:top w:type="dxa" w:w="40"/>
+              <w:left w:type="dxa" w:w="70"/>
+              <w:bottom w:type="dxa" w:w="40"/>
+              <w:right w:type="dxa" w:w="70"/>
+            </w:tcMar>
+          </w:tcPr>
+          <w:p>
+            <w:pPr>
+              <w:spacing w:after="18" w:line="236"/>
+            </w:pPr>
+            <w:r>
+              <w:rPr>
+                <w:rFonts w:ascii="Arial" w:cs="Arial" w:eastAsia="Arial" w:hAnsi="Arial"/>
+                <w:sz w:val="19"/>
+                <w:szCs w:val="19"/>
+              </w:rPr>
+              <w:t xml:space="preserve">Alta</w:t>
+            </w:r>
+          </w:p>
+        </w:tc>
+      </w:tr>
+    </w:tbl>
+    <w:p>
+      <w:pPr>
+        <w:spacing w:after="140"/>
+      </w:pPr>
+    </w:p>
+    <w:tbl>
+      <w:tblPr>
+        <w:tblW w:type="dxa" w:w="9360"/>
+        <w:tblBorders>
+          <w:top w:val="single" w:color="9CA3AF" w:sz="6"/>
+          <w:left w:val="single" w:color="9CA3AF" w:sz="6"/>
+          <w:bottom w:val="single" w:color="9CA3AF" w:sz="6"/>
+          <w:right w:val="single" w:color="9CA3AF" w:sz="6"/>
+          <w:insideH w:val="single" w:color="9CA3AF" w:sz="6"/>
+          <w:insideV w:val="single" w:color="9CA3AF" w:sz="6"/>
+        </w:tblBorders>
+        <w:tblLayout w:type="fixed"/>
+      </w:tblPr>
+      <w:tblGrid>
+        <w:gridCol w:w="2300"/>
+        <w:gridCol w:w="7060"/>
+      </w:tblGrid>
+      <w:tr>
+        <w:tc>
+          <w:tcPr>
+            <w:tcW w:type="dxa" w:w="9360"/>
+            <w:gridSpan w:val="2"/>
+            <w:shd w:fill="1F3864" w:val="clear"/>
+            <w:tcMar>
+              <w:top w:type="dxa" w:w="40"/>
+              <w:left w:type="dxa" w:w="70"/>
+              <w:bottom w:type="dxa" w:w="40"/>
+              <w:right w:type="dxa" w:w="70"/>
+            </w:tcMar>
+          </w:tcPr>
+          <w:p>
+            <w:pPr>
+              <w:spacing w:after="18" w:line="236"/>
+            </w:pPr>
+            <w:r>
+              <w:rPr>
+                <w:rFonts w:ascii="Arial" w:cs="Arial" w:eastAsia="Arial" w:hAnsi="Arial"/>
+                <w:b/>
+                <w:bCs/>
+                <w:color w:val="FFFFFF"/>
+                <w:sz w:val="19"/>
+                <w:szCs w:val="19"/>
+              </w:rPr>
+              <w:t xml:space="preserve">CU-REP-02 — Reporte de inventario valorizado</w:t>
+            </w:r>
+          </w:p>
+        </w:tc>
+      </w:tr>
+      <w:tr>
+        <w:tc>
+          <w:tcPr>
+            <w:tcW w:type="dxa" w:w="2300"/>
+            <w:shd w:fill="EAF0F8" w:val="clear"/>
+            <w:tcMar>
+              <w:top w:type="dxa" w:w="40"/>
+              <w:left w:type="dxa" w:w="70"/>
+              <w:bottom w:type="dxa" w:w="40"/>
+              <w:right w:type="dxa" w:w="70"/>
+            </w:tcMar>
+          </w:tcPr>
+          <w:p>
+            <w:pPr>
+              <w:spacing w:after="18" w:line="236"/>
+            </w:pPr>
+            <w:r>
+              <w:rPr>
+                <w:rFonts w:ascii="Arial" w:cs="Arial" w:eastAsia="Arial" w:hAnsi="Arial"/>
+                <w:b/>
+                <w:bCs/>
+                <w:sz w:val="19"/>
+                <w:szCs w:val="19"/>
+              </w:rPr>
+              <w:t xml:space="preserve">Actor(es)</w:t>
+            </w:r>
+          </w:p>
+        </w:tc>
+        <w:tc>
+          <w:tcPr>
+            <w:tcW w:type="dxa" w:w="7060"/>
+            <w:tcMar>
+              <w:top w:type="dxa" w:w="40"/>
+              <w:left w:type="dxa" w:w="70"/>
+              <w:bottom w:type="dxa" w:w="40"/>
+              <w:right w:type="dxa" w:w="70"/>
+            </w:tcMar>
+          </w:tcPr>
+          <w:p>
+            <w:pPr>
+              <w:spacing w:after="18" w:line="236"/>
+            </w:pPr>
+            <w:r>
+              <w:rPr>
+                <w:rFonts w:ascii="Arial" w:cs="Arial" w:eastAsia="Arial" w:hAnsi="Arial"/>
+                <w:sz w:val="19"/>
+                <w:szCs w:val="19"/>
+              </w:rPr>
+              <w:t xml:space="preserve">Administrador</w:t>
+            </w:r>
+          </w:p>
+        </w:tc>
+      </w:tr>
+      <w:tr>
+        <w:tc>
+          <w:tcPr>
+            <w:tcW w:type="dxa" w:w="2300"/>
+            <w:shd w:fill="EAF0F8" w:val="clear"/>
+            <w:tcMar>
+              <w:top w:type="dxa" w:w="40"/>
+              <w:left w:type="dxa" w:w="70"/>
+              <w:bottom w:type="dxa" w:w="40"/>
+              <w:right w:type="dxa" w:w="70"/>
+            </w:tcMar>
+          </w:tcPr>
+          <w:p>
+            <w:pPr>
+              <w:spacing w:after="18" w:line="236"/>
+            </w:pPr>
+            <w:r>
+              <w:rPr>
+                <w:rFonts w:ascii="Arial" w:cs="Arial" w:eastAsia="Arial" w:hAnsi="Arial"/>
+                <w:b/>
+                <w:bCs/>
+                <w:sz w:val="19"/>
+                <w:szCs w:val="19"/>
+              </w:rPr>
+              <w:t xml:space="preserve">Requisito</w:t>
+            </w:r>
+          </w:p>
+        </w:tc>
+        <w:tc>
+          <w:tcPr>
+            <w:tcW w:type="dxa" w:w="7060"/>
+            <w:tcMar>
+              <w:top w:type="dxa" w:w="40"/>
+              <w:left w:type="dxa" w:w="70"/>
+              <w:bottom w:type="dxa" w:w="40"/>
+              <w:right w:type="dxa" w:w="70"/>
+            </w:tcMar>
+          </w:tcPr>
+          <w:p>
+            <w:pPr>
+              <w:spacing w:after="18" w:line="236"/>
+            </w:pPr>
+            <w:r>
+              <w:rPr>
+                <w:rFonts w:ascii="Arial" w:cs="Arial" w:eastAsia="Arial" w:hAnsi="Arial"/>
+                <w:sz w:val="19"/>
+                <w:szCs w:val="19"/>
+              </w:rPr>
+              <w:t xml:space="preserve">RF-REP-02</w:t>
+            </w:r>
+          </w:p>
+        </w:tc>
+      </w:tr>
+      <w:tr>
+        <w:tc>
+          <w:tcPr>
+            <w:tcW w:type="dxa" w:w="2300"/>
+            <w:shd w:fill="EAF0F8" w:val="clear"/>
+            <w:tcMar>
+              <w:top w:type="dxa" w:w="40"/>
+              <w:left w:type="dxa" w:w="70"/>
+              <w:bottom w:type="dxa" w:w="40"/>
+              <w:right w:type="dxa" w:w="70"/>
+            </w:tcMar>
+          </w:tcPr>
+          <w:p>
+            <w:pPr>
+              <w:spacing w:after="18" w:line="236"/>
+            </w:pPr>
+            <w:r>
+              <w:rPr>
+                <w:rFonts w:ascii="Arial" w:cs="Arial" w:eastAsia="Arial" w:hAnsi="Arial"/>
+                <w:b/>
+                <w:bCs/>
+                <w:sz w:val="19"/>
+                <w:szCs w:val="19"/>
+              </w:rPr>
+              <w:t xml:space="preserve">Descripción</w:t>
+            </w:r>
+          </w:p>
+        </w:tc>
+        <w:tc>
+          <w:tcPr>
+            <w:tcW w:type="dxa" w:w="7060"/>
+            <w:tcMar>
+              <w:top w:type="dxa" w:w="40"/>
+              <w:left w:type="dxa" w:w="70"/>
+              <w:bottom w:type="dxa" w:w="40"/>
+              <w:right w:type="dxa" w:w="70"/>
+            </w:tcMar>
+          </w:tcPr>
+          <w:p>
+            <w:pPr>
+              <w:spacing w:after="18" w:line="236"/>
+            </w:pPr>
+            <w:r>
+              <w:rPr>
+                <w:rFonts w:ascii="Arial" w:cs="Arial" w:eastAsia="Arial" w:hAnsi="Arial"/>
+                <w:sz w:val="19"/>
+                <w:szCs w:val="19"/>
+              </w:rPr>
+              <w:t xml:space="preserve">El administrador consulta el valor del inventario por producto y total, según PEPS.</w:t>
+            </w:r>
+          </w:p>
+        </w:tc>
+      </w:tr>
+      <w:tr>
+        <w:tc>
+          <w:tcPr>
+            <w:tcW w:type="dxa" w:w="2300"/>
+            <w:shd w:fill="EAF0F8" w:val="clear"/>
+            <w:tcMar>
+              <w:top w:type="dxa" w:w="40"/>
+              <w:left w:type="dxa" w:w="70"/>
+              <w:bottom w:type="dxa" w:w="40"/>
+              <w:right w:type="dxa" w:w="70"/>
+            </w:tcMar>
+          </w:tcPr>
+          <w:p>
+            <w:pPr>
+              <w:spacing w:after="18" w:line="236"/>
+            </w:pPr>
+            <w:r>
+              <w:rPr>
+                <w:rFonts w:ascii="Arial" w:cs="Arial" w:eastAsia="Arial" w:hAnsi="Arial"/>
+                <w:b/>
+                <w:bCs/>
+                <w:sz w:val="19"/>
+                <w:szCs w:val="19"/>
+              </w:rPr>
+              <w:t xml:space="preserve">Precondiciones</w:t>
+            </w:r>
+          </w:p>
+        </w:tc>
+        <w:tc>
+          <w:tcPr>
+            <w:tcW w:type="dxa" w:w="7060"/>
+            <w:tcMar>
+              <w:top w:type="dxa" w:w="40"/>
+              <w:left w:type="dxa" w:w="70"/>
+              <w:bottom w:type="dxa" w:w="40"/>
+              <w:right w:type="dxa" w:w="70"/>
+            </w:tcMar>
+          </w:tcPr>
+          <w:p>
+            <w:pPr>
+              <w:spacing w:after="18" w:line="236"/>
+            </w:pPr>
+            <w:r>
+              <w:rPr>
+                <w:rFonts w:ascii="Arial" w:cs="Arial" w:eastAsia="Arial" w:hAnsi="Arial"/>
+                <w:sz w:val="19"/>
+                <w:szCs w:val="19"/>
+              </w:rPr>
+              <w:t xml:space="preserve">Existen lotes con saldo.</w:t>
+            </w:r>
+          </w:p>
+        </w:tc>
+      </w:tr>
+      <w:tr>
+        <w:tc>
+          <w:tcPr>
+            <w:tcW w:type="dxa" w:w="2300"/>
+            <w:shd w:fill="EAF0F8" w:val="clear"/>
+            <w:tcMar>
+              <w:top w:type="dxa" w:w="40"/>
+              <w:left w:type="dxa" w:w="70"/>
+              <w:bottom w:type="dxa" w:w="40"/>
+              <w:right w:type="dxa" w:w="70"/>
+            </w:tcMar>
+          </w:tcPr>
+          <w:p>
+            <w:pPr>
+              <w:spacing w:after="18" w:line="236"/>
+            </w:pPr>
+            <w:r>
+              <w:rPr>
+                <w:rFonts w:ascii="Arial" w:cs="Arial" w:eastAsia="Arial" w:hAnsi="Arial"/>
+                <w:b/>
+                <w:bCs/>
+                <w:sz w:val="19"/>
+                <w:szCs w:val="19"/>
+              </w:rPr>
+              <w:t xml:space="preserve">Flujo principal</w:t>
+            </w:r>
+          </w:p>
+        </w:tc>
+        <w:tc>
+          <w:tcPr>
+            <w:tcW w:type="dxa" w:w="7060"/>
+            <w:tcMar>
+              <w:top w:type="dxa" w:w="40"/>
+              <w:left w:type="dxa" w:w="70"/>
+              <w:bottom w:type="dxa" w:w="40"/>
+              <w:right w:type="dxa" w:w="70"/>
+            </w:tcMar>
+          </w:tcPr>
+          <w:p>
+            <w:pPr>
+              <w:spacing w:after="18" w:line="236"/>
+            </w:pPr>
+            <w:r>
+              <w:rPr>
+                <w:rFonts w:ascii="Arial" w:cs="Arial" w:eastAsia="Arial" w:hAnsi="Arial"/>
+                <w:sz w:val="19"/>
+                <w:szCs w:val="19"/>
+              </w:rPr>
+              <w:t xml:space="preserve">1. Elige «Inventario valorizado» y la fecha de corte.</w:t>
+            </w:r>
+          </w:p>
+          <w:p>
+            <w:pPr>
+              <w:spacing w:after="18" w:line="236"/>
+            </w:pPr>
+            <w:r>
+              <w:rPr>
+                <w:rFonts w:ascii="Arial" w:cs="Arial" w:eastAsia="Arial" w:hAnsi="Arial"/>
+                <w:sz w:val="19"/>
+                <w:szCs w:val="19"/>
+              </w:rPr>
+              <w:t xml:space="preserve">2. El sistema toma los saldos de los lotes con su costo por PEPS (apoyado en CU-INV-10).</w:t>
+            </w:r>
+          </w:p>
+          <w:p>
+            <w:pPr>
+              <w:spacing w:after="18" w:line="236"/>
+            </w:pPr>
+            <w:r>
+              <w:rPr>
+                <w:rFonts w:ascii="Arial" w:cs="Arial" w:eastAsia="Arial" w:hAnsi="Arial"/>
+                <w:sz w:val="19"/>
+                <w:szCs w:val="19"/>
+              </w:rPr>
+              <w:t xml:space="preserve">3. Muestra el valor por producto y el valor total.</w:t>
+            </w:r>
+          </w:p>
+        </w:tc>
+      </w:tr>
+      <w:tr>
+        <w:tc>
+          <w:tcPr>
+            <w:tcW w:type="dxa" w:w="2300"/>
+            <w:shd w:fill="EAF0F8" w:val="clear"/>
+            <w:tcMar>
+              <w:top w:type="dxa" w:w="40"/>
+              <w:left w:type="dxa" w:w="70"/>
+              <w:bottom w:type="dxa" w:w="40"/>
+              <w:right w:type="dxa" w:w="70"/>
+            </w:tcMar>
+          </w:tcPr>
+          <w:p>
+            <w:pPr>
+              <w:spacing w:after="18" w:line="236"/>
+            </w:pPr>
+            <w:r>
+              <w:rPr>
+                <w:rFonts w:ascii="Arial" w:cs="Arial" w:eastAsia="Arial" w:hAnsi="Arial"/>
+                <w:b/>
+                <w:bCs/>
+                <w:sz w:val="19"/>
+                <w:szCs w:val="19"/>
+              </w:rPr>
+              <w:t xml:space="preserve">Flujos alternativos</w:t>
+            </w:r>
+          </w:p>
+        </w:tc>
+        <w:tc>
+          <w:tcPr>
+            <w:tcW w:type="dxa" w:w="7060"/>
+            <w:tcMar>
+              <w:top w:type="dxa" w:w="40"/>
+              <w:left w:type="dxa" w:w="70"/>
+              <w:bottom w:type="dxa" w:w="40"/>
+              <w:right w:type="dxa" w:w="70"/>
+            </w:tcMar>
+          </w:tcPr>
+          <w:p>
+            <w:pPr>
+              <w:spacing w:after="18" w:line="236"/>
+            </w:pPr>
+            <w:r>
+              <w:rPr>
+                <w:rFonts w:ascii="Arial" w:cs="Arial" w:eastAsia="Arial" w:hAnsi="Arial"/>
+                <w:sz w:val="19"/>
+                <w:szCs w:val="19"/>
+              </w:rPr>
+              <w:t xml:space="preserve">3a. Exportar el reporte (CU-REP-06).</w:t>
+            </w:r>
+          </w:p>
+        </w:tc>
+      </w:tr>
+      <w:tr>
+        <w:tc>
+          <w:tcPr>
+            <w:tcW w:type="dxa" w:w="2300"/>
+            <w:shd w:fill="EAF0F8" w:val="clear"/>
+            <w:tcMar>
+              <w:top w:type="dxa" w:w="40"/>
+              <w:left w:type="dxa" w:w="70"/>
+              <w:bottom w:type="dxa" w:w="40"/>
+              <w:right w:type="dxa" w:w="70"/>
+            </w:tcMar>
+          </w:tcPr>
+          <w:p>
+            <w:pPr>
+              <w:spacing w:after="18" w:line="236"/>
+            </w:pPr>
+            <w:r>
+              <w:rPr>
+                <w:rFonts w:ascii="Arial" w:cs="Arial" w:eastAsia="Arial" w:hAnsi="Arial"/>
+                <w:b/>
+                <w:bCs/>
+                <w:sz w:val="19"/>
+                <w:szCs w:val="19"/>
+              </w:rPr>
+              <w:t xml:space="preserve">Excepciones</w:t>
+            </w:r>
+          </w:p>
+        </w:tc>
+        <w:tc>
+          <w:tcPr>
+            <w:tcW w:type="dxa" w:w="7060"/>
+            <w:tcMar>
+              <w:top w:type="dxa" w:w="40"/>
+              <w:left w:type="dxa" w:w="70"/>
+              <w:bottom w:type="dxa" w:w="40"/>
+              <w:right w:type="dxa" w:w="70"/>
+            </w:tcMar>
+          </w:tcPr>
+          <w:p>
+            <w:pPr>
+              <w:spacing w:after="18" w:line="236"/>
+            </w:pPr>
+            <w:r>
+              <w:rPr>
+                <w:rFonts w:ascii="Arial" w:cs="Arial" w:eastAsia="Arial" w:hAnsi="Arial"/>
+                <w:sz w:val="19"/>
+                <w:szCs w:val="19"/>
+              </w:rPr>
+              <w:t xml:space="preserve">*. Sin existencias: el valor es cero.</w:t>
+            </w:r>
+          </w:p>
+        </w:tc>
+      </w:tr>
+      <w:tr>
+        <w:tc>
+          <w:tcPr>
+            <w:tcW w:type="dxa" w:w="2300"/>
+            <w:shd w:fill="EAF0F8" w:val="clear"/>
+            <w:tcMar>
+              <w:top w:type="dxa" w:w="40"/>
+              <w:left w:type="dxa" w:w="70"/>
+              <w:bottom w:type="dxa" w:w="40"/>
+              <w:right w:type="dxa" w:w="70"/>
+            </w:tcMar>
+          </w:tcPr>
+          <w:p>
+            <w:pPr>
+              <w:spacing w:after="18" w:line="236"/>
+            </w:pPr>
+            <w:r>
+              <w:rPr>
+                <w:rFonts w:ascii="Arial" w:cs="Arial" w:eastAsia="Arial" w:hAnsi="Arial"/>
+                <w:b/>
+                <w:bCs/>
+                <w:sz w:val="19"/>
+                <w:szCs w:val="19"/>
+              </w:rPr>
+              <w:t xml:space="preserve">Reglas y validaciones</w:t>
+            </w:r>
+          </w:p>
+        </w:tc>
+        <w:tc>
+          <w:tcPr>
+            <w:tcW w:type="dxa" w:w="7060"/>
+            <w:tcMar>
+              <w:top w:type="dxa" w:w="40"/>
+              <w:left w:type="dxa" w:w="70"/>
+              <w:bottom w:type="dxa" w:w="40"/>
+              <w:right w:type="dxa" w:w="70"/>
+            </w:tcMar>
+          </w:tcPr>
+          <w:p>
+            <w:pPr>
+              <w:spacing w:after="18" w:line="236"/>
+            </w:pPr>
+            <w:r>
+              <w:rPr>
+                <w:rFonts w:ascii="Arial" w:cs="Arial" w:eastAsia="Arial" w:hAnsi="Arial"/>
+                <w:sz w:val="19"/>
+                <w:szCs w:val="19"/>
+              </w:rPr>
+              <w:t xml:space="preserve">Usa el costo real de los lotes, no el precio de venta.</w:t>
+            </w:r>
+          </w:p>
+        </w:tc>
+      </w:tr>
+      <w:tr>
+        <w:tc>
+          <w:tcPr>
+            <w:tcW w:type="dxa" w:w="2300"/>
+            <w:shd w:fill="EAF0F8" w:val="clear"/>
+            <w:tcMar>
+              <w:top w:type="dxa" w:w="40"/>
+              <w:left w:type="dxa" w:w="70"/>
+              <w:bottom w:type="dxa" w:w="40"/>
+              <w:right w:type="dxa" w:w="70"/>
+            </w:tcMar>
+          </w:tcPr>
+          <w:p>
+            <w:pPr>
+              <w:spacing w:after="18" w:line="236"/>
+            </w:pPr>
+            <w:r>
+              <w:rPr>
+                <w:rFonts w:ascii="Arial" w:cs="Arial" w:eastAsia="Arial" w:hAnsi="Arial"/>
+                <w:b/>
+                <w:bCs/>
+                <w:sz w:val="19"/>
+                <w:szCs w:val="19"/>
+              </w:rPr>
+              <w:t xml:space="preserve">Postcondiciones</w:t>
+            </w:r>
+          </w:p>
+        </w:tc>
+        <w:tc>
+          <w:tcPr>
+            <w:tcW w:type="dxa" w:w="7060"/>
+            <w:tcMar>
+              <w:top w:type="dxa" w:w="40"/>
+              <w:left w:type="dxa" w:w="70"/>
+              <w:bottom w:type="dxa" w:w="40"/>
+              <w:right w:type="dxa" w:w="70"/>
+            </w:tcMar>
+          </w:tcPr>
+          <w:p>
+            <w:pPr>
+              <w:spacing w:after="18" w:line="236"/>
+            </w:pPr>
+            <w:r>
+              <w:rPr>
+                <w:rFonts w:ascii="Arial" w:cs="Arial" w:eastAsia="Arial" w:hAnsi="Arial"/>
+                <w:sz w:val="19"/>
+                <w:szCs w:val="19"/>
+              </w:rPr>
+              <w:t xml:space="preserve">El administrador visualiza el inventario valorizado.</w:t>
+            </w:r>
+          </w:p>
+        </w:tc>
+      </w:tr>
+      <w:tr>
+        <w:tc>
+          <w:tcPr>
+            <w:tcW w:type="dxa" w:w="2300"/>
+            <w:shd w:fill="EAF0F8" w:val="clear"/>
+            <w:tcMar>
+              <w:top w:type="dxa" w:w="40"/>
+              <w:left w:type="dxa" w:w="70"/>
+              <w:bottom w:type="dxa" w:w="40"/>
+              <w:right w:type="dxa" w:w="70"/>
+            </w:tcMar>
+          </w:tcPr>
+          <w:p>
+            <w:pPr>
+              <w:spacing w:after="18" w:line="236"/>
+            </w:pPr>
+            <w:r>
+              <w:rPr>
+                <w:rFonts w:ascii="Arial" w:cs="Arial" w:eastAsia="Arial" w:hAnsi="Arial"/>
+                <w:b/>
+                <w:bCs/>
+                <w:sz w:val="19"/>
+                <w:szCs w:val="19"/>
+              </w:rPr>
+              <w:t xml:space="preserve">Prioridad</w:t>
+            </w:r>
+          </w:p>
+        </w:tc>
+        <w:tc>
+          <w:tcPr>
+            <w:tcW w:type="dxa" w:w="7060"/>
+            <w:tcMar>
+              <w:top w:type="dxa" w:w="40"/>
+              <w:left w:type="dxa" w:w="70"/>
+              <w:bottom w:type="dxa" w:w="40"/>
+              <w:right w:type="dxa" w:w="70"/>
+            </w:tcMar>
+          </w:tcPr>
+          <w:p>
+            <w:pPr>
+              <w:spacing w:after="18" w:line="236"/>
+            </w:pPr>
+            <w:r>
+              <w:rPr>
+                <w:rFonts w:ascii="Arial" w:cs="Arial" w:eastAsia="Arial" w:hAnsi="Arial"/>
+                <w:sz w:val="19"/>
+                <w:szCs w:val="19"/>
+              </w:rPr>
+              <w:t xml:space="preserve">Media</w:t>
+            </w:r>
+          </w:p>
+        </w:tc>
+      </w:tr>
+    </w:tbl>
+    <w:p>
+      <w:pPr>
+        <w:spacing w:after="140"/>
+      </w:pPr>
+    </w:p>
+    <w:tbl>
+      <w:tblPr>
+        <w:tblW w:type="dxa" w:w="9360"/>
+        <w:tblBorders>
+          <w:top w:val="single" w:color="9CA3AF" w:sz="6"/>
+          <w:left w:val="single" w:color="9CA3AF" w:sz="6"/>
+          <w:bottom w:val="single" w:color="9CA3AF" w:sz="6"/>
+          <w:right w:val="single" w:color="9CA3AF" w:sz="6"/>
+          <w:insideH w:val="single" w:color="9CA3AF" w:sz="6"/>
+          <w:insideV w:val="single" w:color="9CA3AF" w:sz="6"/>
+        </w:tblBorders>
+        <w:tblLayout w:type="fixed"/>
+      </w:tblPr>
+      <w:tblGrid>
+        <w:gridCol w:w="2300"/>
+        <w:gridCol w:w="7060"/>
+      </w:tblGrid>
+      <w:tr>
+        <w:tc>
+          <w:tcPr>
+            <w:tcW w:type="dxa" w:w="9360"/>
+            <w:gridSpan w:val="2"/>
+            <w:shd w:fill="1F3864" w:val="clear"/>
+            <w:tcMar>
+              <w:top w:type="dxa" w:w="40"/>
+              <w:left w:type="dxa" w:w="70"/>
+              <w:bottom w:type="dxa" w:w="40"/>
+              <w:right w:type="dxa" w:w="70"/>
+            </w:tcMar>
+          </w:tcPr>
+          <w:p>
+            <w:pPr>
+              <w:spacing w:after="18" w:line="236"/>
+            </w:pPr>
+            <w:r>
+              <w:rPr>
+                <w:rFonts w:ascii="Arial" w:cs="Arial" w:eastAsia="Arial" w:hAnsi="Arial"/>
+                <w:b/>
+                <w:bCs/>
+                <w:color w:val="FFFFFF"/>
+                <w:sz w:val="19"/>
+                <w:szCs w:val="19"/>
+              </w:rPr>
+              <w:t xml:space="preserve">CU-REP-03 — Reporte de más vendidos</w:t>
+            </w:r>
+          </w:p>
+        </w:tc>
+      </w:tr>
+      <w:tr>
+        <w:tc>
+          <w:tcPr>
+            <w:tcW w:type="dxa" w:w="2300"/>
+            <w:shd w:fill="EAF0F8" w:val="clear"/>
+            <w:tcMar>
+              <w:top w:type="dxa" w:w="40"/>
+              <w:left w:type="dxa" w:w="70"/>
+              <w:bottom w:type="dxa" w:w="40"/>
+              <w:right w:type="dxa" w:w="70"/>
+            </w:tcMar>
+          </w:tcPr>
+          <w:p>
+            <w:pPr>
+              <w:spacing w:after="18" w:line="236"/>
+            </w:pPr>
+            <w:r>
+              <w:rPr>
+                <w:rFonts w:ascii="Arial" w:cs="Arial" w:eastAsia="Arial" w:hAnsi="Arial"/>
+                <w:b/>
+                <w:bCs/>
+                <w:sz w:val="19"/>
+                <w:szCs w:val="19"/>
+              </w:rPr>
+              <w:t xml:space="preserve">Actor(es)</w:t>
+            </w:r>
+          </w:p>
+        </w:tc>
+        <w:tc>
+          <w:tcPr>
+            <w:tcW w:type="dxa" w:w="7060"/>
+            <w:tcMar>
+              <w:top w:type="dxa" w:w="40"/>
+              <w:left w:type="dxa" w:w="70"/>
+              <w:bottom w:type="dxa" w:w="40"/>
+              <w:right w:type="dxa" w:w="70"/>
+            </w:tcMar>
+          </w:tcPr>
+          <w:p>
+            <w:pPr>
+              <w:spacing w:after="18" w:line="236"/>
+            </w:pPr>
+            <w:r>
+              <w:rPr>
+                <w:rFonts w:ascii="Arial" w:cs="Arial" w:eastAsia="Arial" w:hAnsi="Arial"/>
+                <w:sz w:val="19"/>
+                <w:szCs w:val="19"/>
+              </w:rPr>
+              <w:t xml:space="preserve">Administrador</w:t>
+            </w:r>
+          </w:p>
+        </w:tc>
+      </w:tr>
+      <w:tr>
+        <w:tc>
+          <w:tcPr>
+            <w:tcW w:type="dxa" w:w="2300"/>
+            <w:shd w:fill="EAF0F8" w:val="clear"/>
+            <w:tcMar>
+              <w:top w:type="dxa" w:w="40"/>
+              <w:left w:type="dxa" w:w="70"/>
+              <w:bottom w:type="dxa" w:w="40"/>
+              <w:right w:type="dxa" w:w="70"/>
+            </w:tcMar>
+          </w:tcPr>
+          <w:p>
+            <w:pPr>
+              <w:spacing w:after="18" w:line="236"/>
+            </w:pPr>
+            <w:r>
+              <w:rPr>
+                <w:rFonts w:ascii="Arial" w:cs="Arial" w:eastAsia="Arial" w:hAnsi="Arial"/>
+                <w:b/>
+                <w:bCs/>
+                <w:sz w:val="19"/>
+                <w:szCs w:val="19"/>
+              </w:rPr>
+              <w:t xml:space="preserve">Requisito</w:t>
+            </w:r>
+          </w:p>
+        </w:tc>
+        <w:tc>
+          <w:tcPr>
+            <w:tcW w:type="dxa" w:w="7060"/>
+            <w:tcMar>
+              <w:top w:type="dxa" w:w="40"/>
+              <w:left w:type="dxa" w:w="70"/>
+              <w:bottom w:type="dxa" w:w="40"/>
+              <w:right w:type="dxa" w:w="70"/>
+            </w:tcMar>
+          </w:tcPr>
+          <w:p>
+            <w:pPr>
+              <w:spacing w:after="18" w:line="236"/>
+            </w:pPr>
+            <w:r>
+              <w:rPr>
+                <w:rFonts w:ascii="Arial" w:cs="Arial" w:eastAsia="Arial" w:hAnsi="Arial"/>
+                <w:sz w:val="19"/>
+                <w:szCs w:val="19"/>
+              </w:rPr>
+              <w:t xml:space="preserve">RF-REP-03</w:t>
+            </w:r>
+          </w:p>
+        </w:tc>
+      </w:tr>
+      <w:tr>
+        <w:tc>
+          <w:tcPr>
+            <w:tcW w:type="dxa" w:w="2300"/>
+            <w:shd w:fill="EAF0F8" w:val="clear"/>
+            <w:tcMar>
+              <w:top w:type="dxa" w:w="40"/>
+              <w:left w:type="dxa" w:w="70"/>
+              <w:bottom w:type="dxa" w:w="40"/>
+              <w:right w:type="dxa" w:w="70"/>
+            </w:tcMar>
+          </w:tcPr>
+          <w:p>
+            <w:pPr>
+              <w:spacing w:after="18" w:line="236"/>
+            </w:pPr>
+            <w:r>
+              <w:rPr>
+                <w:rFonts w:ascii="Arial" w:cs="Arial" w:eastAsia="Arial" w:hAnsi="Arial"/>
+                <w:b/>
+                <w:bCs/>
+                <w:sz w:val="19"/>
+                <w:szCs w:val="19"/>
+              </w:rPr>
+              <w:t xml:space="preserve">Descripción</w:t>
+            </w:r>
+          </w:p>
+        </w:tc>
+        <w:tc>
+          <w:tcPr>
+            <w:tcW w:type="dxa" w:w="7060"/>
+            <w:tcMar>
+              <w:top w:type="dxa" w:w="40"/>
+              <w:left w:type="dxa" w:w="70"/>
+              <w:bottom w:type="dxa" w:w="40"/>
+              <w:right w:type="dxa" w:w="70"/>
+            </w:tcMar>
+          </w:tcPr>
+          <w:p>
+            <w:pPr>
+              <w:spacing w:after="18" w:line="236"/>
+            </w:pPr>
+            <w:r>
+              <w:rPr>
+                <w:rFonts w:ascii="Arial" w:cs="Arial" w:eastAsia="Arial" w:hAnsi="Arial"/>
+                <w:sz w:val="19"/>
+                <w:szCs w:val="19"/>
+              </w:rPr>
+              <w:t xml:space="preserve">El administrador consulta los productos más vendidos en un período.</w:t>
+            </w:r>
+          </w:p>
+        </w:tc>
+      </w:tr>
+      <w:tr>
+        <w:tc>
+          <w:tcPr>
+            <w:tcW w:type="dxa" w:w="2300"/>
+            <w:shd w:fill="EAF0F8" w:val="clear"/>
+            <w:tcMar>
+              <w:top w:type="dxa" w:w="40"/>
+              <w:left w:type="dxa" w:w="70"/>
+              <w:bottom w:type="dxa" w:w="40"/>
+              <w:right w:type="dxa" w:w="70"/>
+            </w:tcMar>
+          </w:tcPr>
+          <w:p>
+            <w:pPr>
+              <w:spacing w:after="18" w:line="236"/>
+            </w:pPr>
+            <w:r>
+              <w:rPr>
+                <w:rFonts w:ascii="Arial" w:cs="Arial" w:eastAsia="Arial" w:hAnsi="Arial"/>
+                <w:b/>
+                <w:bCs/>
+                <w:sz w:val="19"/>
+                <w:szCs w:val="19"/>
+              </w:rPr>
+              <w:t xml:space="preserve">Precondiciones</w:t>
+            </w:r>
+          </w:p>
+        </w:tc>
+        <w:tc>
+          <w:tcPr>
+            <w:tcW w:type="dxa" w:w="7060"/>
+            <w:tcMar>
+              <w:top w:type="dxa" w:w="40"/>
+              <w:left w:type="dxa" w:w="70"/>
+              <w:bottom w:type="dxa" w:w="40"/>
+              <w:right w:type="dxa" w:w="70"/>
+            </w:tcMar>
+          </w:tcPr>
+          <w:p>
+            <w:pPr>
+              <w:spacing w:after="18" w:line="236"/>
+            </w:pPr>
+            <w:r>
+              <w:rPr>
+                <w:rFonts w:ascii="Arial" w:cs="Arial" w:eastAsia="Arial" w:hAnsi="Arial"/>
+                <w:sz w:val="19"/>
+                <w:szCs w:val="19"/>
+              </w:rPr>
+              <w:t xml:space="preserve">Existen ventas registradas.</w:t>
+            </w:r>
+          </w:p>
+        </w:tc>
+      </w:tr>
+      <w:tr>
+        <w:tc>
+          <w:tcPr>
+            <w:tcW w:type="dxa" w:w="2300"/>
+            <w:shd w:fill="EAF0F8" w:val="clear"/>
+            <w:tcMar>
+              <w:top w:type="dxa" w:w="40"/>
+              <w:left w:type="dxa" w:w="70"/>
+              <w:bottom w:type="dxa" w:w="40"/>
+              <w:right w:type="dxa" w:w="70"/>
+            </w:tcMar>
+          </w:tcPr>
+          <w:p>
+            <w:pPr>
+              <w:spacing w:after="18" w:line="236"/>
+            </w:pPr>
+            <w:r>
+              <w:rPr>
+                <w:rFonts w:ascii="Arial" w:cs="Arial" w:eastAsia="Arial" w:hAnsi="Arial"/>
+                <w:b/>
+                <w:bCs/>
+                <w:sz w:val="19"/>
+                <w:szCs w:val="19"/>
+              </w:rPr>
+              <w:t xml:space="preserve">Flujo principal</w:t>
+            </w:r>
+          </w:p>
+        </w:tc>
+        <w:tc>
+          <w:tcPr>
+            <w:tcW w:type="dxa" w:w="7060"/>
+            <w:tcMar>
+              <w:top w:type="dxa" w:w="40"/>
+              <w:left w:type="dxa" w:w="70"/>
+              <w:bottom w:type="dxa" w:w="40"/>
+              <w:right w:type="dxa" w:w="70"/>
+            </w:tcMar>
+          </w:tcPr>
+          <w:p>
+            <w:pPr>
+              <w:spacing w:after="18" w:line="236"/>
+            </w:pPr>
+            <w:r>
+              <w:rPr>
+                <w:rFonts w:ascii="Arial" w:cs="Arial" w:eastAsia="Arial" w:hAnsi="Arial"/>
+                <w:sz w:val="19"/>
+                <w:szCs w:val="19"/>
+              </w:rPr>
+              <w:t xml:space="preserve">1. Elige «Más vendidos», el período y el criterio (cantidad o ingresos).</w:t>
+            </w:r>
+          </w:p>
+          <w:p>
+            <w:pPr>
+              <w:spacing w:after="18" w:line="236"/>
+            </w:pPr>
+            <w:r>
+              <w:rPr>
+                <w:rFonts w:ascii="Arial" w:cs="Arial" w:eastAsia="Arial" w:hAnsi="Arial"/>
+                <w:sz w:val="19"/>
+                <w:szCs w:val="19"/>
+              </w:rPr>
+              <w:t xml:space="preserve">2. El sistema calcula el ranking de productos.</w:t>
+            </w:r>
+          </w:p>
+          <w:p>
+            <w:pPr>
+              <w:spacing w:after="18" w:line="236"/>
+            </w:pPr>
+            <w:r>
+              <w:rPr>
+                <w:rFonts w:ascii="Arial" w:cs="Arial" w:eastAsia="Arial" w:hAnsi="Arial"/>
+                <w:sz w:val="19"/>
+                <w:szCs w:val="19"/>
+              </w:rPr>
+              <w:t xml:space="preserve">3. Muestra los productos ordenados según el criterio.</w:t>
+            </w:r>
+          </w:p>
+        </w:tc>
+      </w:tr>
+      <w:tr>
+        <w:tc>
+          <w:tcPr>
+            <w:tcW w:type="dxa" w:w="2300"/>
+            <w:shd w:fill="EAF0F8" w:val="clear"/>
+            <w:tcMar>
+              <w:top w:type="dxa" w:w="40"/>
+              <w:left w:type="dxa" w:w="70"/>
+              <w:bottom w:type="dxa" w:w="40"/>
+              <w:right w:type="dxa" w:w="70"/>
+            </w:tcMar>
+          </w:tcPr>
+          <w:p>
+            <w:pPr>
+              <w:spacing w:after="18" w:line="236"/>
+            </w:pPr>
+            <w:r>
+              <w:rPr>
+                <w:rFonts w:ascii="Arial" w:cs="Arial" w:eastAsia="Arial" w:hAnsi="Arial"/>
+                <w:b/>
+                <w:bCs/>
+                <w:sz w:val="19"/>
+                <w:szCs w:val="19"/>
+              </w:rPr>
+              <w:t xml:space="preserve">Flujos alternativos</w:t>
+            </w:r>
+          </w:p>
+        </w:tc>
+        <w:tc>
+          <w:tcPr>
+            <w:tcW w:type="dxa" w:w="7060"/>
+            <w:tcMar>
+              <w:top w:type="dxa" w:w="40"/>
+              <w:left w:type="dxa" w:w="70"/>
+              <w:bottom w:type="dxa" w:w="40"/>
+              <w:right w:type="dxa" w:w="70"/>
+            </w:tcMar>
+          </w:tcPr>
+          <w:p>
+            <w:pPr>
+              <w:spacing w:after="18" w:line="236"/>
+            </w:pPr>
+            <w:r>
+              <w:rPr>
+                <w:rFonts w:ascii="Arial" w:cs="Arial" w:eastAsia="Arial" w:hAnsi="Arial"/>
+                <w:sz w:val="19"/>
+                <w:szCs w:val="19"/>
+              </w:rPr>
+              <w:t xml:space="preserve">3a. Exportar el reporte (CU-REP-06).</w:t>
+            </w:r>
+          </w:p>
+        </w:tc>
+      </w:tr>
+      <w:tr>
+        <w:tc>
+          <w:tcPr>
+            <w:tcW w:type="dxa" w:w="2300"/>
+            <w:shd w:fill="EAF0F8" w:val="clear"/>
+            <w:tcMar>
+              <w:top w:type="dxa" w:w="40"/>
+              <w:left w:type="dxa" w:w="70"/>
+              <w:bottom w:type="dxa" w:w="40"/>
+              <w:right w:type="dxa" w:w="70"/>
+            </w:tcMar>
+          </w:tcPr>
+          <w:p>
+            <w:pPr>
+              <w:spacing w:after="18" w:line="236"/>
+            </w:pPr>
+            <w:r>
+              <w:rPr>
+                <w:rFonts w:ascii="Arial" w:cs="Arial" w:eastAsia="Arial" w:hAnsi="Arial"/>
+                <w:b/>
+                <w:bCs/>
+                <w:sz w:val="19"/>
+                <w:szCs w:val="19"/>
+              </w:rPr>
+              <w:t xml:space="preserve">Excepciones</w:t>
+            </w:r>
+          </w:p>
+        </w:tc>
+        <w:tc>
+          <w:tcPr>
+            <w:tcW w:type="dxa" w:w="7060"/>
+            <w:tcMar>
+              <w:top w:type="dxa" w:w="40"/>
+              <w:left w:type="dxa" w:w="70"/>
+              <w:bottom w:type="dxa" w:w="40"/>
+              <w:right w:type="dxa" w:w="70"/>
+            </w:tcMar>
+          </w:tcPr>
+          <w:p>
+            <w:pPr>
+              <w:spacing w:after="18" w:line="236"/>
+            </w:pPr>
+            <w:r>
+              <w:rPr>
+                <w:rFonts w:ascii="Arial" w:cs="Arial" w:eastAsia="Arial" w:hAnsi="Arial"/>
+                <w:sz w:val="19"/>
+                <w:szCs w:val="19"/>
+              </w:rPr>
+              <w:t xml:space="preserve">*. Sin ventas: el sistema muestra el reporte vacío.</w:t>
+            </w:r>
+          </w:p>
+        </w:tc>
+      </w:tr>
+      <w:tr>
+        <w:tc>
+          <w:tcPr>
+            <w:tcW w:type="dxa" w:w="2300"/>
+            <w:shd w:fill="EAF0F8" w:val="clear"/>
+            <w:tcMar>
+              <w:top w:type="dxa" w:w="40"/>
+              <w:left w:type="dxa" w:w="70"/>
+              <w:bottom w:type="dxa" w:w="40"/>
+              <w:right w:type="dxa" w:w="70"/>
+            </w:tcMar>
+          </w:tcPr>
+          <w:p>
+            <w:pPr>
+              <w:spacing w:after="18" w:line="236"/>
+            </w:pPr>
+            <w:r>
+              <w:rPr>
+                <w:rFonts w:ascii="Arial" w:cs="Arial" w:eastAsia="Arial" w:hAnsi="Arial"/>
+                <w:b/>
+                <w:bCs/>
+                <w:sz w:val="19"/>
+                <w:szCs w:val="19"/>
+              </w:rPr>
+              <w:t xml:space="preserve">Reglas y validaciones</w:t>
+            </w:r>
+          </w:p>
+        </w:tc>
+        <w:tc>
+          <w:tcPr>
+            <w:tcW w:type="dxa" w:w="7060"/>
+            <w:tcMar>
+              <w:top w:type="dxa" w:w="40"/>
+              <w:left w:type="dxa" w:w="70"/>
+              <w:bottom w:type="dxa" w:w="40"/>
+              <w:right w:type="dxa" w:w="70"/>
+            </w:tcMar>
+          </w:tcPr>
+          <w:p>
+            <w:pPr>
+              <w:spacing w:after="18" w:line="236"/>
+            </w:pPr>
+            <w:r>
+              <w:rPr>
+                <w:rFonts w:ascii="Arial" w:cs="Arial" w:eastAsia="Arial" w:hAnsi="Arial"/>
+                <w:sz w:val="19"/>
+                <w:szCs w:val="19"/>
+              </w:rPr>
+              <w:t xml:space="preserve">Se basa en las ventas registradas; apoya las decisiones de compra.</w:t>
+            </w:r>
+          </w:p>
+        </w:tc>
+      </w:tr>
+      <w:tr>
+        <w:tc>
+          <w:tcPr>
+            <w:tcW w:type="dxa" w:w="2300"/>
+            <w:shd w:fill="EAF0F8" w:val="clear"/>
+            <w:tcMar>
+              <w:top w:type="dxa" w:w="40"/>
+              <w:left w:type="dxa" w:w="70"/>
+              <w:bottom w:type="dxa" w:w="40"/>
+              <w:right w:type="dxa" w:w="70"/>
+            </w:tcMar>
+          </w:tcPr>
+          <w:p>
+            <w:pPr>
+              <w:spacing w:after="18" w:line="236"/>
+            </w:pPr>
+            <w:r>
+              <w:rPr>
+                <w:rFonts w:ascii="Arial" w:cs="Arial" w:eastAsia="Arial" w:hAnsi="Arial"/>
+                <w:b/>
+                <w:bCs/>
+                <w:sz w:val="19"/>
+                <w:szCs w:val="19"/>
+              </w:rPr>
+              <w:t xml:space="preserve">Postcondiciones</w:t>
+            </w:r>
+          </w:p>
+        </w:tc>
+        <w:tc>
+          <w:tcPr>
+            <w:tcW w:type="dxa" w:w="7060"/>
+            <w:tcMar>
+              <w:top w:type="dxa" w:w="40"/>
+              <w:left w:type="dxa" w:w="70"/>
+              <w:bottom w:type="dxa" w:w="40"/>
+              <w:right w:type="dxa" w:w="70"/>
+            </w:tcMar>
+          </w:tcPr>
+          <w:p>
+            <w:pPr>
+              <w:spacing w:after="18" w:line="236"/>
+            </w:pPr>
+            <w:r>
+              <w:rPr>
+                <w:rFonts w:ascii="Arial" w:cs="Arial" w:eastAsia="Arial" w:hAnsi="Arial"/>
+                <w:sz w:val="19"/>
+                <w:szCs w:val="19"/>
+              </w:rPr>
+              <w:t xml:space="preserve">El administrador visualiza el ranking de productos.</w:t>
+            </w:r>
+          </w:p>
+        </w:tc>
+      </w:tr>
+      <w:tr>
+        <w:tc>
+          <w:tcPr>
+            <w:tcW w:type="dxa" w:w="2300"/>
+            <w:shd w:fill="EAF0F8" w:val="clear"/>
+            <w:tcMar>
+              <w:top w:type="dxa" w:w="40"/>
+              <w:left w:type="dxa" w:w="70"/>
+              <w:bottom w:type="dxa" w:w="40"/>
+              <w:right w:type="dxa" w:w="70"/>
+            </w:tcMar>
+          </w:tcPr>
+          <w:p>
+            <w:pPr>
+              <w:spacing w:after="18" w:line="236"/>
+            </w:pPr>
+            <w:r>
+              <w:rPr>
+                <w:rFonts w:ascii="Arial" w:cs="Arial" w:eastAsia="Arial" w:hAnsi="Arial"/>
+                <w:b/>
+                <w:bCs/>
+                <w:sz w:val="19"/>
+                <w:szCs w:val="19"/>
+              </w:rPr>
+              <w:t xml:space="preserve">Prioridad</w:t>
+            </w:r>
+          </w:p>
+        </w:tc>
+        <w:tc>
+          <w:tcPr>
+            <w:tcW w:type="dxa" w:w="7060"/>
+            <w:tcMar>
+              <w:top w:type="dxa" w:w="40"/>
+              <w:left w:type="dxa" w:w="70"/>
+              <w:bottom w:type="dxa" w:w="40"/>
+              <w:right w:type="dxa" w:w="70"/>
+            </w:tcMar>
+          </w:tcPr>
+          <w:p>
+            <w:pPr>
+              <w:spacing w:after="18" w:line="236"/>
+            </w:pPr>
+            <w:r>
+              <w:rPr>
+                <w:rFonts w:ascii="Arial" w:cs="Arial" w:eastAsia="Arial" w:hAnsi="Arial"/>
+                <w:sz w:val="19"/>
+                <w:szCs w:val="19"/>
+              </w:rPr>
+              <w:t xml:space="preserve">Media</w:t>
+            </w:r>
+          </w:p>
+        </w:tc>
+      </w:tr>
+    </w:tbl>
+    <w:p>
+      <w:pPr>
+        <w:spacing w:after="140"/>
+      </w:pPr>
+    </w:p>
+    <w:tbl>
+      <w:tblPr>
+        <w:tblW w:type="dxa" w:w="9360"/>
+        <w:tblBorders>
+          <w:top w:val="single" w:color="9CA3AF" w:sz="6"/>
+          <w:left w:val="single" w:color="9CA3AF" w:sz="6"/>
+          <w:bottom w:val="single" w:color="9CA3AF" w:sz="6"/>
+          <w:right w:val="single" w:color="9CA3AF" w:sz="6"/>
+          <w:insideH w:val="single" w:color="9CA3AF" w:sz="6"/>
+          <w:insideV w:val="single" w:color="9CA3AF" w:sz="6"/>
+        </w:tblBorders>
+        <w:tblLayout w:type="fixed"/>
+      </w:tblPr>
+      <w:tblGrid>
+        <w:gridCol w:w="2300"/>
+        <w:gridCol w:w="7060"/>
+      </w:tblGrid>
+      <w:tr>
+        <w:tc>
+          <w:tcPr>
+            <w:tcW w:type="dxa" w:w="9360"/>
+            <w:gridSpan w:val="2"/>
+            <w:shd w:fill="1F3864" w:val="clear"/>
+            <w:tcMar>
+              <w:top w:type="dxa" w:w="40"/>
+              <w:left w:type="dxa" w:w="70"/>
+              <w:bottom w:type="dxa" w:w="40"/>
+              <w:right w:type="dxa" w:w="70"/>
+            </w:tcMar>
+          </w:tcPr>
+          <w:p>
+            <w:pPr>
+              <w:spacing w:after="18" w:line="236"/>
+            </w:pPr>
+            <w:r>
+              <w:rPr>
+                <w:rFonts w:ascii="Arial" w:cs="Arial" w:eastAsia="Arial" w:hAnsi="Arial"/>
+                <w:b/>
+                <w:bCs/>
+                <w:color w:val="FFFFFF"/>
+                <w:sz w:val="19"/>
+                <w:szCs w:val="19"/>
+              </w:rPr>
+              <w:t xml:space="preserve">CU-REP-04 — Reporte de rotación</w:t>
+            </w:r>
+          </w:p>
+        </w:tc>
+      </w:tr>
+      <w:tr>
+        <w:tc>
+          <w:tcPr>
+            <w:tcW w:type="dxa" w:w="2300"/>
+            <w:shd w:fill="EAF0F8" w:val="clear"/>
+            <w:tcMar>
+              <w:top w:type="dxa" w:w="40"/>
+              <w:left w:type="dxa" w:w="70"/>
+              <w:bottom w:type="dxa" w:w="40"/>
+              <w:right w:type="dxa" w:w="70"/>
+            </w:tcMar>
+          </w:tcPr>
+          <w:p>
+            <w:pPr>
+              <w:spacing w:after="18" w:line="236"/>
+            </w:pPr>
+            <w:r>
+              <w:rPr>
+                <w:rFonts w:ascii="Arial" w:cs="Arial" w:eastAsia="Arial" w:hAnsi="Arial"/>
+                <w:b/>
+                <w:bCs/>
+                <w:sz w:val="19"/>
+                <w:szCs w:val="19"/>
+              </w:rPr>
+              <w:t xml:space="preserve">Actor(es)</w:t>
+            </w:r>
+          </w:p>
+        </w:tc>
+        <w:tc>
+          <w:tcPr>
+            <w:tcW w:type="dxa" w:w="7060"/>
+            <w:tcMar>
+              <w:top w:type="dxa" w:w="40"/>
+              <w:left w:type="dxa" w:w="70"/>
+              <w:bottom w:type="dxa" w:w="40"/>
+              <w:right w:type="dxa" w:w="70"/>
+            </w:tcMar>
+          </w:tcPr>
+          <w:p>
+            <w:pPr>
+              <w:spacing w:after="18" w:line="236"/>
+            </w:pPr>
+            <w:r>
+              <w:rPr>
+                <w:rFonts w:ascii="Arial" w:cs="Arial" w:eastAsia="Arial" w:hAnsi="Arial"/>
+                <w:sz w:val="19"/>
+                <w:szCs w:val="19"/>
+              </w:rPr>
+              <w:t xml:space="preserve">Administrador</w:t>
+            </w:r>
+          </w:p>
+        </w:tc>
+      </w:tr>
+      <w:tr>
+        <w:tc>
+          <w:tcPr>
+            <w:tcW w:type="dxa" w:w="2300"/>
+            <w:shd w:fill="EAF0F8" w:val="clear"/>
+            <w:tcMar>
+              <w:top w:type="dxa" w:w="40"/>
+              <w:left w:type="dxa" w:w="70"/>
+              <w:bottom w:type="dxa" w:w="40"/>
+              <w:right w:type="dxa" w:w="70"/>
+            </w:tcMar>
+          </w:tcPr>
+          <w:p>
+            <w:pPr>
+              <w:spacing w:after="18" w:line="236"/>
+            </w:pPr>
+            <w:r>
+              <w:rPr>
+                <w:rFonts w:ascii="Arial" w:cs="Arial" w:eastAsia="Arial" w:hAnsi="Arial"/>
+                <w:b/>
+                <w:bCs/>
+                <w:sz w:val="19"/>
+                <w:szCs w:val="19"/>
+              </w:rPr>
+              <w:t xml:space="preserve">Requisito</w:t>
+            </w:r>
+          </w:p>
+        </w:tc>
+        <w:tc>
+          <w:tcPr>
+            <w:tcW w:type="dxa" w:w="7060"/>
+            <w:tcMar>
+              <w:top w:type="dxa" w:w="40"/>
+              <w:left w:type="dxa" w:w="70"/>
+              <w:bottom w:type="dxa" w:w="40"/>
+              <w:right w:type="dxa" w:w="70"/>
+            </w:tcMar>
+          </w:tcPr>
+          <w:p>
+            <w:pPr>
+              <w:spacing w:after="18" w:line="236"/>
+            </w:pPr>
+            <w:r>
+              <w:rPr>
+                <w:rFonts w:ascii="Arial" w:cs="Arial" w:eastAsia="Arial" w:hAnsi="Arial"/>
+                <w:sz w:val="19"/>
+                <w:szCs w:val="19"/>
+              </w:rPr>
+              <w:t xml:space="preserve">RF-REP-04</w:t>
+            </w:r>
+          </w:p>
+        </w:tc>
+      </w:tr>
+      <w:tr>
+        <w:tc>
+          <w:tcPr>
+            <w:tcW w:type="dxa" w:w="2300"/>
+            <w:shd w:fill="EAF0F8" w:val="clear"/>
+            <w:tcMar>
+              <w:top w:type="dxa" w:w="40"/>
+              <w:left w:type="dxa" w:w="70"/>
+              <w:bottom w:type="dxa" w:w="40"/>
+              <w:right w:type="dxa" w:w="70"/>
+            </w:tcMar>
+          </w:tcPr>
+          <w:p>
+            <w:pPr>
+              <w:spacing w:after="18" w:line="236"/>
+            </w:pPr>
+            <w:r>
+              <w:rPr>
+                <w:rFonts w:ascii="Arial" w:cs="Arial" w:eastAsia="Arial" w:hAnsi="Arial"/>
+                <w:b/>
+                <w:bCs/>
+                <w:sz w:val="19"/>
+                <w:szCs w:val="19"/>
+              </w:rPr>
+              <w:t xml:space="preserve">Descripción</w:t>
+            </w:r>
+          </w:p>
+        </w:tc>
+        <w:tc>
+          <w:tcPr>
+            <w:tcW w:type="dxa" w:w="7060"/>
+            <w:tcMar>
+              <w:top w:type="dxa" w:w="40"/>
+              <w:left w:type="dxa" w:w="70"/>
+              <w:bottom w:type="dxa" w:w="40"/>
+              <w:right w:type="dxa" w:w="70"/>
+            </w:tcMar>
+          </w:tcPr>
+          <w:p>
+            <w:pPr>
+              <w:spacing w:after="18" w:line="236"/>
+            </w:pPr>
+            <w:r>
+              <w:rPr>
+                <w:rFonts w:ascii="Arial" w:cs="Arial" w:eastAsia="Arial" w:hAnsi="Arial"/>
+                <w:sz w:val="19"/>
+                <w:szCs w:val="19"/>
+              </w:rPr>
+              <w:t xml:space="preserve">El administrador consulta la rotación de los productos (velocidad de venta) en un período.</w:t>
+            </w:r>
+          </w:p>
+        </w:tc>
+      </w:tr>
+      <w:tr>
+        <w:tc>
+          <w:tcPr>
+            <w:tcW w:type="dxa" w:w="2300"/>
+            <w:shd w:fill="EAF0F8" w:val="clear"/>
+            <w:tcMar>
+              <w:top w:type="dxa" w:w="40"/>
+              <w:left w:type="dxa" w:w="70"/>
+              <w:bottom w:type="dxa" w:w="40"/>
+              <w:right w:type="dxa" w:w="70"/>
+            </w:tcMar>
+          </w:tcPr>
+          <w:p>
+            <w:pPr>
+              <w:spacing w:after="18" w:line="236"/>
+            </w:pPr>
+            <w:r>
+              <w:rPr>
+                <w:rFonts w:ascii="Arial" w:cs="Arial" w:eastAsia="Arial" w:hAnsi="Arial"/>
+                <w:b/>
+                <w:bCs/>
+                <w:sz w:val="19"/>
+                <w:szCs w:val="19"/>
+              </w:rPr>
+              <w:t xml:space="preserve">Precondiciones</w:t>
+            </w:r>
+          </w:p>
+        </w:tc>
+        <w:tc>
+          <w:tcPr>
+            <w:tcW w:type="dxa" w:w="7060"/>
+            <w:tcMar>
+              <w:top w:type="dxa" w:w="40"/>
+              <w:left w:type="dxa" w:w="70"/>
+              <w:bottom w:type="dxa" w:w="40"/>
+              <w:right w:type="dxa" w:w="70"/>
+            </w:tcMar>
+          </w:tcPr>
+          <w:p>
+            <w:pPr>
+              <w:spacing w:after="18" w:line="236"/>
+            </w:pPr>
+            <w:r>
+              <w:rPr>
+                <w:rFonts w:ascii="Arial" w:cs="Arial" w:eastAsia="Arial" w:hAnsi="Arial"/>
+                <w:sz w:val="19"/>
+                <w:szCs w:val="19"/>
+              </w:rPr>
+              <w:t xml:space="preserve">Existen ventas e inventario.</w:t>
+            </w:r>
+          </w:p>
+        </w:tc>
+      </w:tr>
+      <w:tr>
+        <w:tc>
+          <w:tcPr>
+            <w:tcW w:type="dxa" w:w="2300"/>
+            <w:shd w:fill="EAF0F8" w:val="clear"/>
+            <w:tcMar>
+              <w:top w:type="dxa" w:w="40"/>
+              <w:left w:type="dxa" w:w="70"/>
+              <w:bottom w:type="dxa" w:w="40"/>
+              <w:right w:type="dxa" w:w="70"/>
+            </w:tcMar>
+          </w:tcPr>
+          <w:p>
+            <w:pPr>
+              <w:spacing w:after="18" w:line="236"/>
+            </w:pPr>
+            <w:r>
+              <w:rPr>
+                <w:rFonts w:ascii="Arial" w:cs="Arial" w:eastAsia="Arial" w:hAnsi="Arial"/>
+                <w:b/>
+                <w:bCs/>
+                <w:sz w:val="19"/>
+                <w:szCs w:val="19"/>
+              </w:rPr>
+              <w:t xml:space="preserve">Flujo principal</w:t>
+            </w:r>
+          </w:p>
+        </w:tc>
+        <w:tc>
+          <w:tcPr>
+            <w:tcW w:type="dxa" w:w="7060"/>
+            <w:tcMar>
+              <w:top w:type="dxa" w:w="40"/>
+              <w:left w:type="dxa" w:w="70"/>
+              <w:bottom w:type="dxa" w:w="40"/>
+              <w:right w:type="dxa" w:w="70"/>
+            </w:tcMar>
+          </w:tcPr>
+          <w:p>
+            <w:pPr>
+              <w:spacing w:after="18" w:line="236"/>
+            </w:pPr>
+            <w:r>
+              <w:rPr>
+                <w:rFonts w:ascii="Arial" w:cs="Arial" w:eastAsia="Arial" w:hAnsi="Arial"/>
+                <w:sz w:val="19"/>
+                <w:szCs w:val="19"/>
+              </w:rPr>
+              <w:t xml:space="preserve">1. Elige «Rotación» y el período.</w:t>
+            </w:r>
+          </w:p>
+          <w:p>
+            <w:pPr>
+              <w:spacing w:after="18" w:line="236"/>
+            </w:pPr>
+            <w:r>
+              <w:rPr>
+                <w:rFonts w:ascii="Arial" w:cs="Arial" w:eastAsia="Arial" w:hAnsi="Arial"/>
+                <w:sz w:val="19"/>
+                <w:szCs w:val="19"/>
+              </w:rPr>
+              <w:t xml:space="preserve">2. El sistema calcula la rotación por producto (ventas frente a existencia promedio).</w:t>
+            </w:r>
+          </w:p>
+          <w:p>
+            <w:pPr>
+              <w:spacing w:after="18" w:line="236"/>
+            </w:pPr>
+            <w:r>
+              <w:rPr>
+                <w:rFonts w:ascii="Arial" w:cs="Arial" w:eastAsia="Arial" w:hAnsi="Arial"/>
+                <w:sz w:val="19"/>
+                <w:szCs w:val="19"/>
+              </w:rPr>
+              <w:t xml:space="preserve">3. Muestra los productos y destaca los de baja rotación.</w:t>
+            </w:r>
+          </w:p>
+        </w:tc>
+      </w:tr>
+      <w:tr>
+        <w:tc>
+          <w:tcPr>
+            <w:tcW w:type="dxa" w:w="2300"/>
+            <w:shd w:fill="EAF0F8" w:val="clear"/>
+            <w:tcMar>
+              <w:top w:type="dxa" w:w="40"/>
+              <w:left w:type="dxa" w:w="70"/>
+              <w:bottom w:type="dxa" w:w="40"/>
+              <w:right w:type="dxa" w:w="70"/>
+            </w:tcMar>
+          </w:tcPr>
+          <w:p>
+            <w:pPr>
+              <w:spacing w:after="18" w:line="236"/>
+            </w:pPr>
+            <w:r>
+              <w:rPr>
+                <w:rFonts w:ascii="Arial" w:cs="Arial" w:eastAsia="Arial" w:hAnsi="Arial"/>
+                <w:b/>
+                <w:bCs/>
+                <w:sz w:val="19"/>
+                <w:szCs w:val="19"/>
+              </w:rPr>
+              <w:t xml:space="preserve">Flujos alternativos</w:t>
+            </w:r>
+          </w:p>
+        </w:tc>
+        <w:tc>
+          <w:tcPr>
+            <w:tcW w:type="dxa" w:w="7060"/>
+            <w:tcMar>
+              <w:top w:type="dxa" w:w="40"/>
+              <w:left w:type="dxa" w:w="70"/>
+              <w:bottom w:type="dxa" w:w="40"/>
+              <w:right w:type="dxa" w:w="70"/>
+            </w:tcMar>
+          </w:tcPr>
+          <w:p>
+            <w:pPr>
+              <w:spacing w:after="18" w:line="236"/>
+            </w:pPr>
+            <w:r>
+              <w:rPr>
+                <w:rFonts w:ascii="Arial" w:cs="Arial" w:eastAsia="Arial" w:hAnsi="Arial"/>
+                <w:sz w:val="19"/>
+                <w:szCs w:val="19"/>
+              </w:rPr>
+              <w:t xml:space="preserve">3a. Exportar el reporte (CU-REP-06).</w:t>
+            </w:r>
+          </w:p>
+        </w:tc>
+      </w:tr>
+      <w:tr>
+        <w:tc>
+          <w:tcPr>
+            <w:tcW w:type="dxa" w:w="2300"/>
+            <w:shd w:fill="EAF0F8" w:val="clear"/>
+            <w:tcMar>
+              <w:top w:type="dxa" w:w="40"/>
+              <w:left w:type="dxa" w:w="70"/>
+              <w:bottom w:type="dxa" w:w="40"/>
+              <w:right w:type="dxa" w:w="70"/>
+            </w:tcMar>
+          </w:tcPr>
+          <w:p>
+            <w:pPr>
+              <w:spacing w:after="18" w:line="236"/>
+            </w:pPr>
+            <w:r>
+              <w:rPr>
+                <w:rFonts w:ascii="Arial" w:cs="Arial" w:eastAsia="Arial" w:hAnsi="Arial"/>
+                <w:b/>
+                <w:bCs/>
+                <w:sz w:val="19"/>
+                <w:szCs w:val="19"/>
+              </w:rPr>
+              <w:t xml:space="preserve">Excepciones</w:t>
+            </w:r>
+          </w:p>
+        </w:tc>
+        <w:tc>
+          <w:tcPr>
+            <w:tcW w:type="dxa" w:w="7060"/>
+            <w:tcMar>
+              <w:top w:type="dxa" w:w="40"/>
+              <w:left w:type="dxa" w:w="70"/>
+              <w:bottom w:type="dxa" w:w="40"/>
+              <w:right w:type="dxa" w:w="70"/>
+            </w:tcMar>
+          </w:tcPr>
+          <w:p>
+            <w:pPr>
+              <w:spacing w:after="18" w:line="236"/>
+            </w:pPr>
+            <w:r>
+              <w:rPr>
+                <w:rFonts w:ascii="Arial" w:cs="Arial" w:eastAsia="Arial" w:hAnsi="Arial"/>
+                <w:sz w:val="19"/>
+                <w:szCs w:val="19"/>
+              </w:rPr>
+              <w:t xml:space="preserve">*. Productos sin historial suficiente: se excluyen o se marcan.</w:t>
+            </w:r>
+          </w:p>
+        </w:tc>
+      </w:tr>
+      <w:tr>
+        <w:tc>
+          <w:tcPr>
+            <w:tcW w:type="dxa" w:w="2300"/>
+            <w:shd w:fill="EAF0F8" w:val="clear"/>
+            <w:tcMar>
+              <w:top w:type="dxa" w:w="40"/>
+              <w:left w:type="dxa" w:w="70"/>
+              <w:bottom w:type="dxa" w:w="40"/>
+              <w:right w:type="dxa" w:w="70"/>
+            </w:tcMar>
+          </w:tcPr>
+          <w:p>
+            <w:pPr>
+              <w:spacing w:after="18" w:line="236"/>
+            </w:pPr>
+            <w:r>
+              <w:rPr>
+                <w:rFonts w:ascii="Arial" w:cs="Arial" w:eastAsia="Arial" w:hAnsi="Arial"/>
+                <w:b/>
+                <w:bCs/>
+                <w:sz w:val="19"/>
+                <w:szCs w:val="19"/>
+              </w:rPr>
+              <w:t xml:space="preserve">Reglas y validaciones</w:t>
+            </w:r>
+          </w:p>
+        </w:tc>
+        <w:tc>
+          <w:tcPr>
+            <w:tcW w:type="dxa" w:w="7060"/>
+            <w:tcMar>
+              <w:top w:type="dxa" w:w="40"/>
+              <w:left w:type="dxa" w:w="70"/>
+              <w:bottom w:type="dxa" w:w="40"/>
+              <w:right w:type="dxa" w:w="70"/>
+            </w:tcMar>
+          </w:tcPr>
+          <w:p>
+            <w:pPr>
+              <w:spacing w:after="18" w:line="236"/>
+            </w:pPr>
+            <w:r>
+              <w:rPr>
+                <w:rFonts w:ascii="Arial" w:cs="Arial" w:eastAsia="Arial" w:hAnsi="Arial"/>
+                <w:sz w:val="19"/>
+                <w:szCs w:val="19"/>
+              </w:rPr>
+              <w:t xml:space="preserve">Se relaciona con la alerta de baja rotación (CU-INV-08); apoya promociones y compras.</w:t>
+            </w:r>
+          </w:p>
+        </w:tc>
+      </w:tr>
+      <w:tr>
+        <w:tc>
+          <w:tcPr>
+            <w:tcW w:type="dxa" w:w="2300"/>
+            <w:shd w:fill="EAF0F8" w:val="clear"/>
+            <w:tcMar>
+              <w:top w:type="dxa" w:w="40"/>
+              <w:left w:type="dxa" w:w="70"/>
+              <w:bottom w:type="dxa" w:w="40"/>
+              <w:right w:type="dxa" w:w="70"/>
+            </w:tcMar>
+          </w:tcPr>
+          <w:p>
+            <w:pPr>
+              <w:spacing w:after="18" w:line="236"/>
+            </w:pPr>
+            <w:r>
+              <w:rPr>
+                <w:rFonts w:ascii="Arial" w:cs="Arial" w:eastAsia="Arial" w:hAnsi="Arial"/>
+                <w:b/>
+                <w:bCs/>
+                <w:sz w:val="19"/>
+                <w:szCs w:val="19"/>
+              </w:rPr>
+              <w:t xml:space="preserve">Postcondiciones</w:t>
+            </w:r>
+          </w:p>
+        </w:tc>
+        <w:tc>
+          <w:tcPr>
+            <w:tcW w:type="dxa" w:w="7060"/>
+            <w:tcMar>
+              <w:top w:type="dxa" w:w="40"/>
+              <w:left w:type="dxa" w:w="70"/>
+              <w:bottom w:type="dxa" w:w="40"/>
+              <w:right w:type="dxa" w:w="70"/>
+            </w:tcMar>
+          </w:tcPr>
+          <w:p>
+            <w:pPr>
+              <w:spacing w:after="18" w:line="236"/>
+            </w:pPr>
+            <w:r>
+              <w:rPr>
+                <w:rFonts w:ascii="Arial" w:cs="Arial" w:eastAsia="Arial" w:hAnsi="Arial"/>
+                <w:sz w:val="19"/>
+                <w:szCs w:val="19"/>
+              </w:rPr>
+              <w:t xml:space="preserve">El administrador visualiza la rotación de los productos.</w:t>
+            </w:r>
+          </w:p>
+        </w:tc>
+      </w:tr>
+      <w:tr>
+        <w:tc>
+          <w:tcPr>
+            <w:tcW w:type="dxa" w:w="2300"/>
+            <w:shd w:fill="EAF0F8" w:val="clear"/>
+            <w:tcMar>
+              <w:top w:type="dxa" w:w="40"/>
+              <w:left w:type="dxa" w:w="70"/>
+              <w:bottom w:type="dxa" w:w="40"/>
+              <w:right w:type="dxa" w:w="70"/>
+            </w:tcMar>
+          </w:tcPr>
+          <w:p>
+            <w:pPr>
+              <w:spacing w:after="18" w:line="236"/>
+            </w:pPr>
+            <w:r>
+              <w:rPr>
+                <w:rFonts w:ascii="Arial" w:cs="Arial" w:eastAsia="Arial" w:hAnsi="Arial"/>
+                <w:b/>
+                <w:bCs/>
+                <w:sz w:val="19"/>
+                <w:szCs w:val="19"/>
+              </w:rPr>
+              <w:t xml:space="preserve">Prioridad</w:t>
+            </w:r>
+          </w:p>
+        </w:tc>
+        <w:tc>
+          <w:tcPr>
+            <w:tcW w:type="dxa" w:w="7060"/>
+            <w:tcMar>
+              <w:top w:type="dxa" w:w="40"/>
+              <w:left w:type="dxa" w:w="70"/>
+              <w:bottom w:type="dxa" w:w="40"/>
+              <w:right w:type="dxa" w:w="70"/>
+            </w:tcMar>
+          </w:tcPr>
+          <w:p>
+            <w:pPr>
+              <w:spacing w:after="18" w:line="236"/>
+            </w:pPr>
+            <w:r>
+              <w:rPr>
+                <w:rFonts w:ascii="Arial" w:cs="Arial" w:eastAsia="Arial" w:hAnsi="Arial"/>
+                <w:sz w:val="19"/>
+                <w:szCs w:val="19"/>
+              </w:rPr>
+              <w:t xml:space="preserve">Baja</w:t>
+            </w:r>
+          </w:p>
+        </w:tc>
+      </w:tr>
+    </w:tbl>
+    <w:p>
+      <w:pPr>
+        <w:spacing w:after="140"/>
+      </w:pPr>
+    </w:p>
+    <w:tbl>
+      <w:tblPr>
+        <w:tblW w:type="dxa" w:w="9360"/>
+        <w:tblBorders>
+          <w:top w:val="single" w:color="9CA3AF" w:sz="6"/>
+          <w:left w:val="single" w:color="9CA3AF" w:sz="6"/>
+          <w:bottom w:val="single" w:color="9CA3AF" w:sz="6"/>
+          <w:right w:val="single" w:color="9CA3AF" w:sz="6"/>
+          <w:insideH w:val="single" w:color="9CA3AF" w:sz="6"/>
+          <w:insideV w:val="single" w:color="9CA3AF" w:sz="6"/>
+        </w:tblBorders>
+        <w:tblLayout w:type="fixed"/>
+      </w:tblPr>
+      <w:tblGrid>
+        <w:gridCol w:w="2300"/>
+        <w:gridCol w:w="7060"/>
+      </w:tblGrid>
+      <w:tr>
+        <w:tc>
+          <w:tcPr>
+            <w:tcW w:type="dxa" w:w="9360"/>
+            <w:gridSpan w:val="2"/>
+            <w:shd w:fill="1F3864" w:val="clear"/>
+            <w:tcMar>
+              <w:top w:type="dxa" w:w="40"/>
+              <w:left w:type="dxa" w:w="70"/>
+              <w:bottom w:type="dxa" w:w="40"/>
+              <w:right w:type="dxa" w:w="70"/>
+            </w:tcMar>
+          </w:tcPr>
+          <w:p>
+            <w:pPr>
+              <w:spacing w:after="18" w:line="236"/>
+            </w:pPr>
+            <w:r>
+              <w:rPr>
+                <w:rFonts w:ascii="Arial" w:cs="Arial" w:eastAsia="Arial" w:hAnsi="Arial"/>
+                <w:b/>
+                <w:bCs/>
+                <w:color w:val="FFFFFF"/>
+                <w:sz w:val="19"/>
+                <w:szCs w:val="19"/>
+              </w:rPr>
+              <w:t xml:space="preserve">CU-REP-05 — Reporte de utilidad</w:t>
+            </w:r>
+          </w:p>
+        </w:tc>
+      </w:tr>
+      <w:tr>
+        <w:tc>
+          <w:tcPr>
+            <w:tcW w:type="dxa" w:w="2300"/>
+            <w:shd w:fill="EAF0F8" w:val="clear"/>
+            <w:tcMar>
+              <w:top w:type="dxa" w:w="40"/>
+              <w:left w:type="dxa" w:w="70"/>
+              <w:bottom w:type="dxa" w:w="40"/>
+              <w:right w:type="dxa" w:w="70"/>
+            </w:tcMar>
+          </w:tcPr>
+          <w:p>
+            <w:pPr>
+              <w:spacing w:after="18" w:line="236"/>
+            </w:pPr>
+            <w:r>
+              <w:rPr>
+                <w:rFonts w:ascii="Arial" w:cs="Arial" w:eastAsia="Arial" w:hAnsi="Arial"/>
+                <w:b/>
+                <w:bCs/>
+                <w:sz w:val="19"/>
+                <w:szCs w:val="19"/>
+              </w:rPr>
+              <w:t xml:space="preserve">Actor(es)</w:t>
+            </w:r>
+          </w:p>
+        </w:tc>
+        <w:tc>
+          <w:tcPr>
+            <w:tcW w:type="dxa" w:w="7060"/>
+            <w:tcMar>
+              <w:top w:type="dxa" w:w="40"/>
+              <w:left w:type="dxa" w:w="70"/>
+              <w:bottom w:type="dxa" w:w="40"/>
+              <w:right w:type="dxa" w:w="70"/>
+            </w:tcMar>
+          </w:tcPr>
+          <w:p>
+            <w:pPr>
+              <w:spacing w:after="18" w:line="236"/>
+            </w:pPr>
+            <w:r>
+              <w:rPr>
+                <w:rFonts w:ascii="Arial" w:cs="Arial" w:eastAsia="Arial" w:hAnsi="Arial"/>
+                <w:sz w:val="19"/>
+                <w:szCs w:val="19"/>
+              </w:rPr>
+              <w:t xml:space="preserve">Administrador</w:t>
+            </w:r>
+          </w:p>
+        </w:tc>
+      </w:tr>
+      <w:tr>
+        <w:tc>
+          <w:tcPr>
+            <w:tcW w:type="dxa" w:w="2300"/>
+            <w:shd w:fill="EAF0F8" w:val="clear"/>
+            <w:tcMar>
+              <w:top w:type="dxa" w:w="40"/>
+              <w:left w:type="dxa" w:w="70"/>
+              <w:bottom w:type="dxa" w:w="40"/>
+              <w:right w:type="dxa" w:w="70"/>
+            </w:tcMar>
+          </w:tcPr>
+          <w:p>
+            <w:pPr>
+              <w:spacing w:after="18" w:line="236"/>
+            </w:pPr>
+            <w:r>
+              <w:rPr>
+                <w:rFonts w:ascii="Arial" w:cs="Arial" w:eastAsia="Arial" w:hAnsi="Arial"/>
+                <w:b/>
+                <w:bCs/>
+                <w:sz w:val="19"/>
+                <w:szCs w:val="19"/>
+              </w:rPr>
+              <w:t xml:space="preserve">Requisito</w:t>
+            </w:r>
+          </w:p>
+        </w:tc>
+        <w:tc>
+          <w:tcPr>
+            <w:tcW w:type="dxa" w:w="7060"/>
+            <w:tcMar>
+              <w:top w:type="dxa" w:w="40"/>
+              <w:left w:type="dxa" w:w="70"/>
+              <w:bottom w:type="dxa" w:w="40"/>
+              <w:right w:type="dxa" w:w="70"/>
+            </w:tcMar>
+          </w:tcPr>
+          <w:p>
+            <w:pPr>
+              <w:spacing w:after="18" w:line="236"/>
+            </w:pPr>
+            <w:r>
+              <w:rPr>
+                <w:rFonts w:ascii="Arial" w:cs="Arial" w:eastAsia="Arial" w:hAnsi="Arial"/>
+                <w:sz w:val="19"/>
+                <w:szCs w:val="19"/>
+              </w:rPr>
+              <w:t xml:space="preserve">RF-REP-05</w:t>
+            </w:r>
+          </w:p>
+        </w:tc>
+      </w:tr>
+      <w:tr>
+        <w:tc>
+          <w:tcPr>
+            <w:tcW w:type="dxa" w:w="2300"/>
+            <w:shd w:fill="EAF0F8" w:val="clear"/>
+            <w:tcMar>
+              <w:top w:type="dxa" w:w="40"/>
+              <w:left w:type="dxa" w:w="70"/>
+              <w:bottom w:type="dxa" w:w="40"/>
+              <w:right w:type="dxa" w:w="70"/>
+            </w:tcMar>
+          </w:tcPr>
+          <w:p>
+            <w:pPr>
+              <w:spacing w:after="18" w:line="236"/>
+            </w:pPr>
+            <w:r>
+              <w:rPr>
+                <w:rFonts w:ascii="Arial" w:cs="Arial" w:eastAsia="Arial" w:hAnsi="Arial"/>
+                <w:b/>
+                <w:bCs/>
+                <w:sz w:val="19"/>
+                <w:szCs w:val="19"/>
+              </w:rPr>
+              <w:t xml:space="preserve">Descripción</w:t>
+            </w:r>
+          </w:p>
+        </w:tc>
+        <w:tc>
+          <w:tcPr>
+            <w:tcW w:type="dxa" w:w="7060"/>
+            <w:tcMar>
+              <w:top w:type="dxa" w:w="40"/>
+              <w:left w:type="dxa" w:w="70"/>
+              <w:bottom w:type="dxa" w:w="40"/>
+              <w:right w:type="dxa" w:w="70"/>
+            </w:tcMar>
+          </w:tcPr>
+          <w:p>
+            <w:pPr>
+              <w:spacing w:after="18" w:line="236"/>
+            </w:pPr>
+            <w:r>
+              <w:rPr>
+                <w:rFonts w:ascii="Arial" w:cs="Arial" w:eastAsia="Arial" w:hAnsi="Arial"/>
+                <w:sz w:val="19"/>
+                <w:szCs w:val="19"/>
+              </w:rPr>
+              <w:t xml:space="preserve">El administrador consulta la utilidad de las ventas (precio de venta menos costo real por PEPS) en un período.</w:t>
+            </w:r>
+          </w:p>
+        </w:tc>
+      </w:tr>
+      <w:tr>
+        <w:tc>
+          <w:tcPr>
+            <w:tcW w:type="dxa" w:w="2300"/>
+            <w:shd w:fill="EAF0F8" w:val="clear"/>
+            <w:tcMar>
+              <w:top w:type="dxa" w:w="40"/>
+              <w:left w:type="dxa" w:w="70"/>
+              <w:bottom w:type="dxa" w:w="40"/>
+              <w:right w:type="dxa" w:w="70"/>
+            </w:tcMar>
+          </w:tcPr>
+          <w:p>
+            <w:pPr>
+              <w:spacing w:after="18" w:line="236"/>
+            </w:pPr>
+            <w:r>
+              <w:rPr>
+                <w:rFonts w:ascii="Arial" w:cs="Arial" w:eastAsia="Arial" w:hAnsi="Arial"/>
+                <w:b/>
+                <w:bCs/>
+                <w:sz w:val="19"/>
+                <w:szCs w:val="19"/>
+              </w:rPr>
+              <w:t xml:space="preserve">Precondiciones</w:t>
+            </w:r>
+          </w:p>
+        </w:tc>
+        <w:tc>
+          <w:tcPr>
+            <w:tcW w:type="dxa" w:w="7060"/>
+            <w:tcMar>
+              <w:top w:type="dxa" w:w="40"/>
+              <w:left w:type="dxa" w:w="70"/>
+              <w:bottom w:type="dxa" w:w="40"/>
+              <w:right w:type="dxa" w:w="70"/>
+            </w:tcMar>
+          </w:tcPr>
+          <w:p>
+            <w:pPr>
+              <w:spacing w:after="18" w:line="236"/>
+            </w:pPr>
+            <w:r>
+              <w:rPr>
+                <w:rFonts w:ascii="Arial" w:cs="Arial" w:eastAsia="Arial" w:hAnsi="Arial"/>
+                <w:sz w:val="19"/>
+                <w:szCs w:val="19"/>
+              </w:rPr>
+              <w:t xml:space="preserve">Existen ventas con su costo registrado.</w:t>
+            </w:r>
+          </w:p>
+        </w:tc>
+      </w:tr>
+      <w:tr>
+        <w:tc>
+          <w:tcPr>
+            <w:tcW w:type="dxa" w:w="2300"/>
+            <w:shd w:fill="EAF0F8" w:val="clear"/>
+            <w:tcMar>
+              <w:top w:type="dxa" w:w="40"/>
+              <w:left w:type="dxa" w:w="70"/>
+              <w:bottom w:type="dxa" w:w="40"/>
+              <w:right w:type="dxa" w:w="70"/>
+            </w:tcMar>
+          </w:tcPr>
+          <w:p>
+            <w:pPr>
+              <w:spacing w:after="18" w:line="236"/>
+            </w:pPr>
+            <w:r>
+              <w:rPr>
+                <w:rFonts w:ascii="Arial" w:cs="Arial" w:eastAsia="Arial" w:hAnsi="Arial"/>
+                <w:b/>
+                <w:bCs/>
+                <w:sz w:val="19"/>
+                <w:szCs w:val="19"/>
+              </w:rPr>
+              <w:t xml:space="preserve">Flujo principal</w:t>
+            </w:r>
+          </w:p>
+        </w:tc>
+        <w:tc>
+          <w:tcPr>
+            <w:tcW w:type="dxa" w:w="7060"/>
+            <w:tcMar>
+              <w:top w:type="dxa" w:w="40"/>
+              <w:left w:type="dxa" w:w="70"/>
+              <w:bottom w:type="dxa" w:w="40"/>
+              <w:right w:type="dxa" w:w="70"/>
+            </w:tcMar>
+          </w:tcPr>
+          <w:p>
+            <w:pPr>
+              <w:spacing w:after="18" w:line="236"/>
+            </w:pPr>
+            <w:r>
+              <w:rPr>
+                <w:rFonts w:ascii="Arial" w:cs="Arial" w:eastAsia="Arial" w:hAnsi="Arial"/>
+                <w:sz w:val="19"/>
+                <w:szCs w:val="19"/>
+              </w:rPr>
+              <w:t xml:space="preserve">1. Elige «Utilidad» y el período.</w:t>
+            </w:r>
+          </w:p>
+          <w:p>
+            <w:pPr>
+              <w:spacing w:after="18" w:line="236"/>
+            </w:pPr>
+            <w:r>
+              <w:rPr>
+                <w:rFonts w:ascii="Arial" w:cs="Arial" w:eastAsia="Arial" w:hAnsi="Arial"/>
+                <w:sz w:val="19"/>
+                <w:szCs w:val="19"/>
+              </w:rPr>
+              <w:t xml:space="preserve">2. El sistema toma cada venta con su costo real (PEPS) y su precio.</w:t>
+            </w:r>
+          </w:p>
+          <w:p>
+            <w:pPr>
+              <w:spacing w:after="18" w:line="236"/>
+            </w:pPr>
+            <w:r>
+              <w:rPr>
+                <w:rFonts w:ascii="Arial" w:cs="Arial" w:eastAsia="Arial" w:hAnsi="Arial"/>
+                <w:sz w:val="19"/>
+                <w:szCs w:val="19"/>
+              </w:rPr>
+              <w:t xml:space="preserve">3. Calcula la utilidad por producto y total.</w:t>
+            </w:r>
+          </w:p>
+          <w:p>
+            <w:pPr>
+              <w:spacing w:after="18" w:line="236"/>
+            </w:pPr>
+            <w:r>
+              <w:rPr>
+                <w:rFonts w:ascii="Arial" w:cs="Arial" w:eastAsia="Arial" w:hAnsi="Arial"/>
+                <w:sz w:val="19"/>
+                <w:szCs w:val="19"/>
+              </w:rPr>
+              <w:t xml:space="preserve">4. Muestra el reporte.</w:t>
+            </w:r>
+          </w:p>
+        </w:tc>
+      </w:tr>
+      <w:tr>
+        <w:tc>
+          <w:tcPr>
+            <w:tcW w:type="dxa" w:w="2300"/>
+            <w:shd w:fill="EAF0F8" w:val="clear"/>
+            <w:tcMar>
+              <w:top w:type="dxa" w:w="40"/>
+              <w:left w:type="dxa" w:w="70"/>
+              <w:bottom w:type="dxa" w:w="40"/>
+              <w:right w:type="dxa" w:w="70"/>
+            </w:tcMar>
+          </w:tcPr>
+          <w:p>
+            <w:pPr>
+              <w:spacing w:after="18" w:line="236"/>
+            </w:pPr>
+            <w:r>
+              <w:rPr>
+                <w:rFonts w:ascii="Arial" w:cs="Arial" w:eastAsia="Arial" w:hAnsi="Arial"/>
+                <w:b/>
+                <w:bCs/>
+                <w:sz w:val="19"/>
+                <w:szCs w:val="19"/>
+              </w:rPr>
+              <w:t xml:space="preserve">Flujos alternativos</w:t>
+            </w:r>
+          </w:p>
+        </w:tc>
+        <w:tc>
+          <w:tcPr>
+            <w:tcW w:type="dxa" w:w="7060"/>
+            <w:tcMar>
+              <w:top w:type="dxa" w:w="40"/>
+              <w:left w:type="dxa" w:w="70"/>
+              <w:bottom w:type="dxa" w:w="40"/>
+              <w:right w:type="dxa" w:w="70"/>
+            </w:tcMar>
+          </w:tcPr>
+          <w:p>
+            <w:pPr>
+              <w:spacing w:after="18" w:line="236"/>
+            </w:pPr>
+            <w:r>
+              <w:rPr>
+                <w:rFonts w:ascii="Arial" w:cs="Arial" w:eastAsia="Arial" w:hAnsi="Arial"/>
+                <w:sz w:val="19"/>
+                <w:szCs w:val="19"/>
+              </w:rPr>
+              <w:t xml:space="preserve">4a. Exportar el reporte (CU-REP-06).</w:t>
+            </w:r>
+          </w:p>
+        </w:tc>
+      </w:tr>
+      <w:tr>
+        <w:tc>
+          <w:tcPr>
+            <w:tcW w:type="dxa" w:w="2300"/>
+            <w:shd w:fill="EAF0F8" w:val="clear"/>
+            <w:tcMar>
+              <w:top w:type="dxa" w:w="40"/>
+              <w:left w:type="dxa" w:w="70"/>
+              <w:bottom w:type="dxa" w:w="40"/>
+              <w:right w:type="dxa" w:w="70"/>
+            </w:tcMar>
+          </w:tcPr>
+          <w:p>
+            <w:pPr>
+              <w:spacing w:after="18" w:line="236"/>
+            </w:pPr>
+            <w:r>
+              <w:rPr>
+                <w:rFonts w:ascii="Arial" w:cs="Arial" w:eastAsia="Arial" w:hAnsi="Arial"/>
+                <w:b/>
+                <w:bCs/>
+                <w:sz w:val="19"/>
+                <w:szCs w:val="19"/>
+              </w:rPr>
+              <w:t xml:space="preserve">Excepciones</w:t>
+            </w:r>
+          </w:p>
+        </w:tc>
+        <w:tc>
+          <w:tcPr>
+            <w:tcW w:type="dxa" w:w="7060"/>
+            <w:tcMar>
+              <w:top w:type="dxa" w:w="40"/>
+              <w:left w:type="dxa" w:w="70"/>
+              <w:bottom w:type="dxa" w:w="40"/>
+              <w:right w:type="dxa" w:w="70"/>
+            </w:tcMar>
+          </w:tcPr>
+          <w:p>
+            <w:pPr>
+              <w:spacing w:after="18" w:line="236"/>
+            </w:pPr>
+            <w:r>
+              <w:rPr>
+                <w:rFonts w:ascii="Arial" w:cs="Arial" w:eastAsia="Arial" w:hAnsi="Arial"/>
+                <w:sz w:val="19"/>
+                <w:szCs w:val="19"/>
+              </w:rPr>
+              <w:t xml:space="preserve">*. Sin ventas: el sistema muestra el reporte vacío.</w:t>
+            </w:r>
+          </w:p>
+        </w:tc>
+      </w:tr>
+      <w:tr>
+        <w:tc>
+          <w:tcPr>
+            <w:tcW w:type="dxa" w:w="2300"/>
+            <w:shd w:fill="EAF0F8" w:val="clear"/>
+            <w:tcMar>
+              <w:top w:type="dxa" w:w="40"/>
+              <w:left w:type="dxa" w:w="70"/>
+              <w:bottom w:type="dxa" w:w="40"/>
+              <w:right w:type="dxa" w:w="70"/>
+            </w:tcMar>
+          </w:tcPr>
+          <w:p>
+            <w:pPr>
+              <w:spacing w:after="18" w:line="236"/>
+            </w:pPr>
+            <w:r>
+              <w:rPr>
+                <w:rFonts w:ascii="Arial" w:cs="Arial" w:eastAsia="Arial" w:hAnsi="Arial"/>
+                <w:b/>
+                <w:bCs/>
+                <w:sz w:val="19"/>
+                <w:szCs w:val="19"/>
+              </w:rPr>
+              <w:t xml:space="preserve">Reglas y validaciones</w:t>
+            </w:r>
+          </w:p>
+        </w:tc>
+        <w:tc>
+          <w:tcPr>
+            <w:tcW w:type="dxa" w:w="7060"/>
+            <w:tcMar>
+              <w:top w:type="dxa" w:w="40"/>
+              <w:left w:type="dxa" w:w="70"/>
+              <w:bottom w:type="dxa" w:w="40"/>
+              <w:right w:type="dxa" w:w="70"/>
+            </w:tcMar>
+          </w:tcPr>
+          <w:p>
+            <w:pPr>
+              <w:spacing w:after="18" w:line="236"/>
+            </w:pPr>
+            <w:r>
+              <w:rPr>
+                <w:rFonts w:ascii="Arial" w:cs="Arial" w:eastAsia="Arial" w:hAnsi="Arial"/>
+                <w:sz w:val="19"/>
+                <w:szCs w:val="19"/>
+              </w:rPr>
+              <w:t xml:space="preserve">La utilidad usa el costo histórico del despacho (PEPS), no el costo actual, y el precio de cada venta.</w:t>
+            </w:r>
+          </w:p>
+        </w:tc>
+      </w:tr>
+      <w:tr>
+        <w:tc>
+          <w:tcPr>
+            <w:tcW w:type="dxa" w:w="2300"/>
+            <w:shd w:fill="EAF0F8" w:val="clear"/>
+            <w:tcMar>
+              <w:top w:type="dxa" w:w="40"/>
+              <w:left w:type="dxa" w:w="70"/>
+              <w:bottom w:type="dxa" w:w="40"/>
+              <w:right w:type="dxa" w:w="70"/>
+            </w:tcMar>
+          </w:tcPr>
+          <w:p>
+            <w:pPr>
+              <w:spacing w:after="18" w:line="236"/>
+            </w:pPr>
+            <w:r>
+              <w:rPr>
+                <w:rFonts w:ascii="Arial" w:cs="Arial" w:eastAsia="Arial" w:hAnsi="Arial"/>
+                <w:b/>
+                <w:bCs/>
+                <w:sz w:val="19"/>
+                <w:szCs w:val="19"/>
+              </w:rPr>
+              <w:t xml:space="preserve">Postcondiciones</w:t>
+            </w:r>
+          </w:p>
+        </w:tc>
+        <w:tc>
+          <w:tcPr>
+            <w:tcW w:type="dxa" w:w="7060"/>
+            <w:tcMar>
+              <w:top w:type="dxa" w:w="40"/>
+              <w:left w:type="dxa" w:w="70"/>
+              <w:bottom w:type="dxa" w:w="40"/>
+              <w:right w:type="dxa" w:w="70"/>
+            </w:tcMar>
+          </w:tcPr>
+          <w:p>
+            <w:pPr>
+              <w:spacing w:after="18" w:line="236"/>
+            </w:pPr>
+            <w:r>
+              <w:rPr>
+                <w:rFonts w:ascii="Arial" w:cs="Arial" w:eastAsia="Arial" w:hAnsi="Arial"/>
+                <w:sz w:val="19"/>
+                <w:szCs w:val="19"/>
+              </w:rPr>
+              <w:t xml:space="preserve">El administrador visualiza la utilidad del período.</w:t>
+            </w:r>
+          </w:p>
+        </w:tc>
+      </w:tr>
+      <w:tr>
+        <w:tc>
+          <w:tcPr>
+            <w:tcW w:type="dxa" w:w="2300"/>
+            <w:shd w:fill="EAF0F8" w:val="clear"/>
+            <w:tcMar>
+              <w:top w:type="dxa" w:w="40"/>
+              <w:left w:type="dxa" w:w="70"/>
+              <w:bottom w:type="dxa" w:w="40"/>
+              <w:right w:type="dxa" w:w="70"/>
+            </w:tcMar>
+          </w:tcPr>
+          <w:p>
+            <w:pPr>
+              <w:spacing w:after="18" w:line="236"/>
+            </w:pPr>
+            <w:r>
+              <w:rPr>
+                <w:rFonts w:ascii="Arial" w:cs="Arial" w:eastAsia="Arial" w:hAnsi="Arial"/>
+                <w:b/>
+                <w:bCs/>
+                <w:sz w:val="19"/>
+                <w:szCs w:val="19"/>
+              </w:rPr>
+              <w:t xml:space="preserve">Prioridad</w:t>
+            </w:r>
+          </w:p>
+        </w:tc>
+        <w:tc>
+          <w:tcPr>
+            <w:tcW w:type="dxa" w:w="7060"/>
+            <w:tcMar>
+              <w:top w:type="dxa" w:w="40"/>
+              <w:left w:type="dxa" w:w="70"/>
+              <w:bottom w:type="dxa" w:w="40"/>
+              <w:right w:type="dxa" w:w="70"/>
+            </w:tcMar>
+          </w:tcPr>
+          <w:p>
+            <w:pPr>
+              <w:spacing w:after="18" w:line="236"/>
+            </w:pPr>
+            <w:r>
+              <w:rPr>
+                <w:rFonts w:ascii="Arial" w:cs="Arial" w:eastAsia="Arial" w:hAnsi="Arial"/>
+                <w:sz w:val="19"/>
+                <w:szCs w:val="19"/>
+              </w:rPr>
+              <w:t xml:space="preserve">Media</w:t>
+            </w:r>
+          </w:p>
+        </w:tc>
+      </w:tr>
+    </w:tbl>
+    <w:p>
+      <w:pPr>
+        <w:spacing w:after="140"/>
+      </w:pPr>
+    </w:p>
+    <w:tbl>
+      <w:tblPr>
+        <w:tblW w:type="dxa" w:w="9360"/>
+        <w:tblBorders>
+          <w:top w:val="single" w:color="9CA3AF" w:sz="6"/>
+          <w:left w:val="single" w:color="9CA3AF" w:sz="6"/>
+          <w:bottom w:val="single" w:color="9CA3AF" w:sz="6"/>
+          <w:right w:val="single" w:color="9CA3AF" w:sz="6"/>
+          <w:insideH w:val="single" w:color="9CA3AF" w:sz="6"/>
+          <w:insideV w:val="single" w:color="9CA3AF" w:sz="6"/>
+        </w:tblBorders>
+        <w:tblLayout w:type="fixed"/>
+      </w:tblPr>
+      <w:tblGrid>
+        <w:gridCol w:w="2300"/>
+        <w:gridCol w:w="7060"/>
+      </w:tblGrid>
+      <w:tr>
+        <w:tc>
+          <w:tcPr>
+            <w:tcW w:type="dxa" w:w="9360"/>
+            <w:gridSpan w:val="2"/>
+            <w:shd w:fill="1F3864" w:val="clear"/>
+            <w:tcMar>
+              <w:top w:type="dxa" w:w="40"/>
+              <w:left w:type="dxa" w:w="70"/>
+              <w:bottom w:type="dxa" w:w="40"/>
+              <w:right w:type="dxa" w:w="70"/>
+            </w:tcMar>
+          </w:tcPr>
+          <w:p>
+            <w:pPr>
+              <w:spacing w:after="18" w:line="236"/>
+            </w:pPr>
+            <w:r>
+              <w:rPr>
+                <w:rFonts w:ascii="Arial" w:cs="Arial" w:eastAsia="Arial" w:hAnsi="Arial"/>
+                <w:b/>
+                <w:bCs/>
+                <w:color w:val="FFFFFF"/>
+                <w:sz w:val="19"/>
+                <w:szCs w:val="19"/>
+              </w:rPr>
+              <w:t xml:space="preserve">CU-REP-06 — Exportar reportes</w:t>
+            </w:r>
+          </w:p>
+        </w:tc>
+      </w:tr>
+      <w:tr>
+        <w:tc>
+          <w:tcPr>
+            <w:tcW w:type="dxa" w:w="2300"/>
+            <w:shd w:fill="EAF0F8" w:val="clear"/>
+            <w:tcMar>
+              <w:top w:type="dxa" w:w="40"/>
+              <w:left w:type="dxa" w:w="70"/>
+              <w:bottom w:type="dxa" w:w="40"/>
+              <w:right w:type="dxa" w:w="70"/>
+            </w:tcMar>
+          </w:tcPr>
+          <w:p>
+            <w:pPr>
+              <w:spacing w:after="18" w:line="236"/>
+            </w:pPr>
+            <w:r>
+              <w:rPr>
+                <w:rFonts w:ascii="Arial" w:cs="Arial" w:eastAsia="Arial" w:hAnsi="Arial"/>
+                <w:b/>
+                <w:bCs/>
+                <w:sz w:val="19"/>
+                <w:szCs w:val="19"/>
+              </w:rPr>
+              <w:t xml:space="preserve">Actor(es)</w:t>
+            </w:r>
+          </w:p>
+        </w:tc>
+        <w:tc>
+          <w:tcPr>
+            <w:tcW w:type="dxa" w:w="7060"/>
+            <w:tcMar>
+              <w:top w:type="dxa" w:w="40"/>
+              <w:left w:type="dxa" w:w="70"/>
+              <w:bottom w:type="dxa" w:w="40"/>
+              <w:right w:type="dxa" w:w="70"/>
+            </w:tcMar>
+          </w:tcPr>
+          <w:p>
+            <w:pPr>
+              <w:spacing w:after="18" w:line="236"/>
+            </w:pPr>
+            <w:r>
+              <w:rPr>
+                <w:rFonts w:ascii="Arial" w:cs="Arial" w:eastAsia="Arial" w:hAnsi="Arial"/>
+                <w:sz w:val="19"/>
+                <w:szCs w:val="19"/>
+              </w:rPr>
+              <w:t xml:space="preserve">Administrador</w:t>
+            </w:r>
+          </w:p>
+        </w:tc>
+      </w:tr>
+      <w:tr>
+        <w:tc>
+          <w:tcPr>
+            <w:tcW w:type="dxa" w:w="2300"/>
+            <w:shd w:fill="EAF0F8" w:val="clear"/>
+            <w:tcMar>
+              <w:top w:type="dxa" w:w="40"/>
+              <w:left w:type="dxa" w:w="70"/>
+              <w:bottom w:type="dxa" w:w="40"/>
+              <w:right w:type="dxa" w:w="70"/>
+            </w:tcMar>
+          </w:tcPr>
+          <w:p>
+            <w:pPr>
+              <w:spacing w:after="18" w:line="236"/>
+            </w:pPr>
+            <w:r>
+              <w:rPr>
+                <w:rFonts w:ascii="Arial" w:cs="Arial" w:eastAsia="Arial" w:hAnsi="Arial"/>
+                <w:b/>
+                <w:bCs/>
+                <w:sz w:val="19"/>
+                <w:szCs w:val="19"/>
+              </w:rPr>
+              <w:t xml:space="preserve">Requisito</w:t>
+            </w:r>
+          </w:p>
+        </w:tc>
+        <w:tc>
+          <w:tcPr>
+            <w:tcW w:type="dxa" w:w="7060"/>
+            <w:tcMar>
+              <w:top w:type="dxa" w:w="40"/>
+              <w:left w:type="dxa" w:w="70"/>
+              <w:bottom w:type="dxa" w:w="40"/>
+              <w:right w:type="dxa" w:w="70"/>
+            </w:tcMar>
+          </w:tcPr>
+          <w:p>
+            <w:pPr>
+              <w:spacing w:after="18" w:line="236"/>
+            </w:pPr>
+            <w:r>
+              <w:rPr>
+                <w:rFonts w:ascii="Arial" w:cs="Arial" w:eastAsia="Arial" w:hAnsi="Arial"/>
+                <w:sz w:val="19"/>
+                <w:szCs w:val="19"/>
+              </w:rPr>
+              <w:t xml:space="preserve">RF-REP-06</w:t>
+            </w:r>
+          </w:p>
+        </w:tc>
+      </w:tr>
+      <w:tr>
+        <w:tc>
+          <w:tcPr>
+            <w:tcW w:type="dxa" w:w="2300"/>
+            <w:shd w:fill="EAF0F8" w:val="clear"/>
+            <w:tcMar>
+              <w:top w:type="dxa" w:w="40"/>
+              <w:left w:type="dxa" w:w="70"/>
+              <w:bottom w:type="dxa" w:w="40"/>
+              <w:right w:type="dxa" w:w="70"/>
+            </w:tcMar>
+          </w:tcPr>
+          <w:p>
+            <w:pPr>
+              <w:spacing w:after="18" w:line="236"/>
+            </w:pPr>
+            <w:r>
+              <w:rPr>
+                <w:rFonts w:ascii="Arial" w:cs="Arial" w:eastAsia="Arial" w:hAnsi="Arial"/>
+                <w:b/>
+                <w:bCs/>
+                <w:sz w:val="19"/>
+                <w:szCs w:val="19"/>
+              </w:rPr>
+              <w:t xml:space="preserve">Descripción</w:t>
+            </w:r>
+          </w:p>
+        </w:tc>
+        <w:tc>
+          <w:tcPr>
+            <w:tcW w:type="dxa" w:w="7060"/>
+            <w:tcMar>
+              <w:top w:type="dxa" w:w="40"/>
+              <w:left w:type="dxa" w:w="70"/>
+              <w:bottom w:type="dxa" w:w="40"/>
+              <w:right w:type="dxa" w:w="70"/>
+            </w:tcMar>
+          </w:tcPr>
+          <w:p>
+            <w:pPr>
+              <w:spacing w:after="18" w:line="236"/>
+            </w:pPr>
+            <w:r>
+              <w:rPr>
+                <w:rFonts w:ascii="Arial" w:cs="Arial" w:eastAsia="Arial" w:hAnsi="Arial"/>
+                <w:sz w:val="19"/>
+                <w:szCs w:val="19"/>
+              </w:rPr>
+              <w:t xml:space="preserve">El administrador exporta cualquiera de los reportes a un archivo (por ejemplo, PDF o Excel). Extiende a los reportes.</w:t>
+            </w:r>
+          </w:p>
+        </w:tc>
+      </w:tr>
+      <w:tr>
+        <w:tc>
+          <w:tcPr>
+            <w:tcW w:type="dxa" w:w="2300"/>
+            <w:shd w:fill="EAF0F8" w:val="clear"/>
+            <w:tcMar>
+              <w:top w:type="dxa" w:w="40"/>
+              <w:left w:type="dxa" w:w="70"/>
+              <w:bottom w:type="dxa" w:w="40"/>
+              <w:right w:type="dxa" w:w="70"/>
+            </w:tcMar>
+          </w:tcPr>
+          <w:p>
+            <w:pPr>
+              <w:spacing w:after="18" w:line="236"/>
+            </w:pPr>
+            <w:r>
+              <w:rPr>
+                <w:rFonts w:ascii="Arial" w:cs="Arial" w:eastAsia="Arial" w:hAnsi="Arial"/>
+                <w:b/>
+                <w:bCs/>
+                <w:sz w:val="19"/>
+                <w:szCs w:val="19"/>
+              </w:rPr>
+              <w:t xml:space="preserve">Precondiciones</w:t>
+            </w:r>
+          </w:p>
+        </w:tc>
+        <w:tc>
+          <w:tcPr>
+            <w:tcW w:type="dxa" w:w="7060"/>
+            <w:tcMar>
+              <w:top w:type="dxa" w:w="40"/>
+              <w:left w:type="dxa" w:w="70"/>
+              <w:bottom w:type="dxa" w:w="40"/>
+              <w:right w:type="dxa" w:w="70"/>
+            </w:tcMar>
+          </w:tcPr>
+          <w:p>
+            <w:pPr>
+              <w:spacing w:after="18" w:line="236"/>
+            </w:pPr>
+            <w:r>
+              <w:rPr>
+                <w:rFonts w:ascii="Arial" w:cs="Arial" w:eastAsia="Arial" w:hAnsi="Arial"/>
+                <w:sz w:val="19"/>
+                <w:szCs w:val="19"/>
+              </w:rPr>
+              <w:t xml:space="preserve">Hay un reporte generado en pantalla.</w:t>
+            </w:r>
+          </w:p>
+        </w:tc>
+      </w:tr>
+      <w:tr>
+        <w:tc>
+          <w:tcPr>
+            <w:tcW w:type="dxa" w:w="2300"/>
+            <w:shd w:fill="EAF0F8" w:val="clear"/>
+            <w:tcMar>
+              <w:top w:type="dxa" w:w="40"/>
+              <w:left w:type="dxa" w:w="70"/>
+              <w:bottom w:type="dxa" w:w="40"/>
+              <w:right w:type="dxa" w:w="70"/>
+            </w:tcMar>
+          </w:tcPr>
+          <w:p>
+            <w:pPr>
+              <w:spacing w:after="18" w:line="236"/>
+            </w:pPr>
+            <w:r>
+              <w:rPr>
+                <w:rFonts w:ascii="Arial" w:cs="Arial" w:eastAsia="Arial" w:hAnsi="Arial"/>
+                <w:b/>
+                <w:bCs/>
+                <w:sz w:val="19"/>
+                <w:szCs w:val="19"/>
+              </w:rPr>
+              <w:t xml:space="preserve">Flujo principal</w:t>
+            </w:r>
+          </w:p>
+        </w:tc>
+        <w:tc>
+          <w:tcPr>
+            <w:tcW w:type="dxa" w:w="7060"/>
+            <w:tcMar>
+              <w:top w:type="dxa" w:w="40"/>
+              <w:left w:type="dxa" w:w="70"/>
+              <w:bottom w:type="dxa" w:w="40"/>
+              <w:right w:type="dxa" w:w="70"/>
+            </w:tcMar>
+          </w:tcPr>
+          <w:p>
+            <w:pPr>
+              <w:spacing w:after="18" w:line="236"/>
+            </w:pPr>
+            <w:r>
+              <w:rPr>
+                <w:rFonts w:ascii="Arial" w:cs="Arial" w:eastAsia="Arial" w:hAnsi="Arial"/>
+                <w:sz w:val="19"/>
+                <w:szCs w:val="19"/>
+              </w:rPr>
+              <w:t xml:space="preserve">1. En el reporte, elige «Exportar» y el formato.</w:t>
+            </w:r>
+          </w:p>
+          <w:p>
+            <w:pPr>
+              <w:spacing w:after="18" w:line="236"/>
+            </w:pPr>
+            <w:r>
+              <w:rPr>
+                <w:rFonts w:ascii="Arial" w:cs="Arial" w:eastAsia="Arial" w:hAnsi="Arial"/>
+                <w:sz w:val="19"/>
+                <w:szCs w:val="19"/>
+              </w:rPr>
+              <w:t xml:space="preserve">2. El sistema genera el archivo con el contenido del reporte.</w:t>
+            </w:r>
+          </w:p>
+          <w:p>
+            <w:pPr>
+              <w:spacing w:after="18" w:line="236"/>
+            </w:pPr>
+            <w:r>
+              <w:rPr>
+                <w:rFonts w:ascii="Arial" w:cs="Arial" w:eastAsia="Arial" w:hAnsi="Arial"/>
+                <w:sz w:val="19"/>
+                <w:szCs w:val="19"/>
+              </w:rPr>
+              <w:t xml:space="preserve">3. Lo descarga o lo ofrece para guardar.</w:t>
+            </w:r>
+          </w:p>
+        </w:tc>
+      </w:tr>
+      <w:tr>
+        <w:tc>
+          <w:tcPr>
+            <w:tcW w:type="dxa" w:w="2300"/>
+            <w:shd w:fill="EAF0F8" w:val="clear"/>
+            <w:tcMar>
+              <w:top w:type="dxa" w:w="40"/>
+              <w:left w:type="dxa" w:w="70"/>
+              <w:bottom w:type="dxa" w:w="40"/>
+              <w:right w:type="dxa" w:w="70"/>
+            </w:tcMar>
+          </w:tcPr>
+          <w:p>
+            <w:pPr>
+              <w:spacing w:after="18" w:line="236"/>
+            </w:pPr>
+            <w:r>
+              <w:rPr>
+                <w:rFonts w:ascii="Arial" w:cs="Arial" w:eastAsia="Arial" w:hAnsi="Arial"/>
+                <w:b/>
+                <w:bCs/>
+                <w:sz w:val="19"/>
+                <w:szCs w:val="19"/>
+              </w:rPr>
+              <w:t xml:space="preserve">Flujos alternativos</w:t>
+            </w:r>
+          </w:p>
+        </w:tc>
+        <w:tc>
+          <w:tcPr>
+            <w:tcW w:type="dxa" w:w="7060"/>
+            <w:tcMar>
+              <w:top w:type="dxa" w:w="40"/>
+              <w:left w:type="dxa" w:w="70"/>
+              <w:bottom w:type="dxa" w:w="40"/>
+              <w:right w:type="dxa" w:w="70"/>
+            </w:tcMar>
+          </w:tcPr>
+          <w:p>
+            <w:pPr>
+              <w:spacing w:after="18" w:line="236"/>
+            </w:pPr>
+            <w:r>
+              <w:rPr>
+                <w:rFonts w:ascii="Arial" w:cs="Arial" w:eastAsia="Arial" w:hAnsi="Arial"/>
+                <w:sz w:val="19"/>
+                <w:szCs w:val="19"/>
+              </w:rPr>
+              <w:t xml:space="preserve">1a. Elegir el rango o las columnas antes de exportar.</w:t>
+            </w:r>
+          </w:p>
+        </w:tc>
+      </w:tr>
+      <w:tr>
+        <w:tc>
+          <w:tcPr>
+            <w:tcW w:type="dxa" w:w="2300"/>
+            <w:shd w:fill="EAF0F8" w:val="clear"/>
+            <w:tcMar>
+              <w:top w:type="dxa" w:w="40"/>
+              <w:left w:type="dxa" w:w="70"/>
+              <w:bottom w:type="dxa" w:w="40"/>
+              <w:right w:type="dxa" w:w="70"/>
+            </w:tcMar>
+          </w:tcPr>
+          <w:p>
+            <w:pPr>
+              <w:spacing w:after="18" w:line="236"/>
+            </w:pPr>
+            <w:r>
+              <w:rPr>
+                <w:rFonts w:ascii="Arial" w:cs="Arial" w:eastAsia="Arial" w:hAnsi="Arial"/>
+                <w:b/>
+                <w:bCs/>
+                <w:sz w:val="19"/>
+                <w:szCs w:val="19"/>
+              </w:rPr>
+              <w:t xml:space="preserve">Excepciones</w:t>
+            </w:r>
+          </w:p>
+        </w:tc>
+        <w:tc>
+          <w:tcPr>
+            <w:tcW w:type="dxa" w:w="7060"/>
+            <w:tcMar>
+              <w:top w:type="dxa" w:w="40"/>
+              <w:left w:type="dxa" w:w="70"/>
+              <w:bottom w:type="dxa" w:w="40"/>
+              <w:right w:type="dxa" w:w="70"/>
+            </w:tcMar>
+          </w:tcPr>
+          <w:p>
+            <w:pPr>
+              <w:spacing w:after="18" w:line="236"/>
+            </w:pPr>
+            <w:r>
+              <w:rPr>
+                <w:rFonts w:ascii="Arial" w:cs="Arial" w:eastAsia="Arial" w:hAnsi="Arial"/>
+                <w:sz w:val="19"/>
+                <w:szCs w:val="19"/>
+              </w:rPr>
+              <w:t xml:space="preserve">*. Error al generar el archivo: el sistema informa y permite reintentar.</w:t>
+            </w:r>
+          </w:p>
+        </w:tc>
+      </w:tr>
+      <w:tr>
+        <w:tc>
+          <w:tcPr>
+            <w:tcW w:type="dxa" w:w="2300"/>
+            <w:shd w:fill="EAF0F8" w:val="clear"/>
+            <w:tcMar>
+              <w:top w:type="dxa" w:w="40"/>
+              <w:left w:type="dxa" w:w="70"/>
+              <w:bottom w:type="dxa" w:w="40"/>
+              <w:right w:type="dxa" w:w="70"/>
+            </w:tcMar>
+          </w:tcPr>
+          <w:p>
+            <w:pPr>
+              <w:spacing w:after="18" w:line="236"/>
+            </w:pPr>
+            <w:r>
+              <w:rPr>
+                <w:rFonts w:ascii="Arial" w:cs="Arial" w:eastAsia="Arial" w:hAnsi="Arial"/>
+                <w:b/>
+                <w:bCs/>
+                <w:sz w:val="19"/>
+                <w:szCs w:val="19"/>
+              </w:rPr>
+              <w:t xml:space="preserve">Reglas y validaciones</w:t>
+            </w:r>
+          </w:p>
+        </w:tc>
+        <w:tc>
+          <w:tcPr>
+            <w:tcW w:type="dxa" w:w="7060"/>
+            <w:tcMar>
+              <w:top w:type="dxa" w:w="40"/>
+              <w:left w:type="dxa" w:w="70"/>
+              <w:bottom w:type="dxa" w:w="40"/>
+              <w:right w:type="dxa" w:w="70"/>
+            </w:tcMar>
+          </w:tcPr>
+          <w:p>
+            <w:pPr>
+              <w:spacing w:after="18" w:line="236"/>
+            </w:pPr>
+            <w:r>
+              <w:rPr>
+                <w:rFonts w:ascii="Arial" w:cs="Arial" w:eastAsia="Arial" w:hAnsi="Arial"/>
+                <w:sz w:val="19"/>
+                <w:szCs w:val="19"/>
+              </w:rPr>
+              <w:t xml:space="preserve">Es un comportamiento opcional que extiende a los reportes; el archivo refleja los datos mostrados.</w:t>
+            </w:r>
+          </w:p>
+        </w:tc>
+      </w:tr>
+      <w:tr>
+        <w:tc>
+          <w:tcPr>
+            <w:tcW w:type="dxa" w:w="2300"/>
+            <w:shd w:fill="EAF0F8" w:val="clear"/>
+            <w:tcMar>
+              <w:top w:type="dxa" w:w="40"/>
+              <w:left w:type="dxa" w:w="70"/>
+              <w:bottom w:type="dxa" w:w="40"/>
+              <w:right w:type="dxa" w:w="70"/>
+            </w:tcMar>
+          </w:tcPr>
+          <w:p>
+            <w:pPr>
+              <w:spacing w:after="18" w:line="236"/>
+            </w:pPr>
+            <w:r>
+              <w:rPr>
+                <w:rFonts w:ascii="Arial" w:cs="Arial" w:eastAsia="Arial" w:hAnsi="Arial"/>
+                <w:b/>
+                <w:bCs/>
+                <w:sz w:val="19"/>
+                <w:szCs w:val="19"/>
+              </w:rPr>
+              <w:t xml:space="preserve">Postcondiciones</w:t>
+            </w:r>
+          </w:p>
+        </w:tc>
+        <w:tc>
+          <w:tcPr>
+            <w:tcW w:type="dxa" w:w="7060"/>
+            <w:tcMar>
+              <w:top w:type="dxa" w:w="40"/>
+              <w:left w:type="dxa" w:w="70"/>
+              <w:bottom w:type="dxa" w:w="40"/>
+              <w:right w:type="dxa" w:w="70"/>
+            </w:tcMar>
+          </w:tcPr>
+          <w:p>
+            <w:pPr>
+              <w:spacing w:after="18" w:line="236"/>
+            </w:pPr>
+            <w:r>
+              <w:rPr>
+                <w:rFonts w:ascii="Arial" w:cs="Arial" w:eastAsia="Arial" w:hAnsi="Arial"/>
+                <w:sz w:val="19"/>
+                <w:szCs w:val="19"/>
+              </w:rPr>
+              <w:t xml:space="preserve">El administrador obtiene el reporte en un archivo.</w:t>
+            </w:r>
+          </w:p>
+        </w:tc>
+      </w:tr>
+      <w:tr>
+        <w:tc>
+          <w:tcPr>
+            <w:tcW w:type="dxa" w:w="2300"/>
+            <w:shd w:fill="EAF0F8" w:val="clear"/>
+            <w:tcMar>
+              <w:top w:type="dxa" w:w="40"/>
+              <w:left w:type="dxa" w:w="70"/>
+              <w:bottom w:type="dxa" w:w="40"/>
+              <w:right w:type="dxa" w:w="70"/>
+            </w:tcMar>
+          </w:tcPr>
+          <w:p>
+            <w:pPr>
+              <w:spacing w:after="18" w:line="236"/>
+            </w:pPr>
+            <w:r>
+              <w:rPr>
+                <w:rFonts w:ascii="Arial" w:cs="Arial" w:eastAsia="Arial" w:hAnsi="Arial"/>
+                <w:b/>
+                <w:bCs/>
+                <w:sz w:val="19"/>
+                <w:szCs w:val="19"/>
+              </w:rPr>
+              <w:t xml:space="preserve">Prioridad</w:t>
+            </w:r>
+          </w:p>
+        </w:tc>
+        <w:tc>
+          <w:tcPr>
+            <w:tcW w:type="dxa" w:w="7060"/>
+            <w:tcMar>
+              <w:top w:type="dxa" w:w="40"/>
+              <w:left w:type="dxa" w:w="70"/>
+              <w:bottom w:type="dxa" w:w="40"/>
+              <w:right w:type="dxa" w:w="70"/>
+            </w:tcMar>
+          </w:tcPr>
+          <w:p>
+            <w:pPr>
+              <w:spacing w:after="18" w:line="236"/>
+            </w:pPr>
+            <w:r>
+              <w:rPr>
+                <w:rFonts w:ascii="Arial" w:cs="Arial" w:eastAsia="Arial" w:hAnsi="Arial"/>
+                <w:sz w:val="19"/>
+                <w:szCs w:val="19"/>
+              </w:rPr>
+              <w:t xml:space="preserve">Media</w:t>
+            </w:r>
+          </w:p>
+        </w:tc>
+      </w:tr>
+    </w:tbl>
+    <w:p>
+      <w:pPr>
+        <w:spacing w:after="140"/>
+      </w:pPr>
+    </w:p>
     <w:sectPr>
       <w:footerReference w:type="default" r:id="rId7"/>
       <w:pgSz w:w="12240" w:h="15840" w:orient="portrait"/>

--- a/docs/diseno/INVENTRA_Analisis_Diseno_UML.docx
+++ b/docs/diseno/INVENTRA_Analisis_Diseno_UML.docx
@@ -1401,6 +1401,41 @@
       <w:r>
         <w:fldChar w:fldCharType="begin" w:dirty="true"/>
         <w:instrText xml:space="preserve">PAGEREF bm46</w:instrText>
+        <w:fldChar w:fldCharType="end"/>
+      </w:r>
+    </w:p>
+    <w:p>
+      <w:pPr>
+        <w:tabs>
+          <w:tab w:val="right" w:pos="9200" w:leader="dot"/>
+        </w:tabs>
+        <w:spacing w:after="40" w:line="252"/>
+        <w:ind w:left="360"/>
+      </w:pPr>
+      <w:hyperlink w:history="1" w:anchor="bm47">
+        <w:r>
+          <w:rPr>
+            <w:rFonts w:ascii="Arial" w:cs="Arial" w:eastAsia="Arial" w:hAnsi="Arial"/>
+            <w:b w:val="false"/>
+            <w:bCs w:val="false"/>
+            <w:color w:val="1F3864"/>
+            <w:sz w:val="20"/>
+            <w:szCs w:val="20"/>
+          </w:rPr>
+          <w:t xml:space="preserve">9.6 Módulo SED — Multisede y multiusuario</w:t>
+        </w:r>
+      </w:hyperlink>
+      <w:r>
+        <w:rPr>
+          <w:rFonts w:ascii="Arial" w:cs="Arial" w:eastAsia="Arial" w:hAnsi="Arial"/>
+          <w:sz w:val="20"/>
+          <w:szCs w:val="20"/>
+        </w:rPr>
+        <w:t xml:space="preserve">	</w:t>
+      </w:r>
+      <w:r>
+        <w:fldChar w:fldCharType="begin" w:dirty="true"/>
+        <w:instrText xml:space="preserve">PAGEREF bm47</w:instrText>
         <w:fldChar w:fldCharType="end"/>
       </w:r>
     </w:p>
@@ -30463,6 +30498,3166 @@
         <w:spacing w:after="140"/>
       </w:pPr>
     </w:p>
+    <w:p>
+      <w:pPr>
+        <w:pStyle w:val="Heading2"/>
+        <w:spacing w:after="80" w:before="150"/>
+      </w:pPr>
+      <w:bookmarkStart w:name="bm47" w:id="47"/>
+      <w:r>
+        <w:rPr>
+          <w:rFonts w:ascii="Arial" w:cs="Arial" w:eastAsia="Arial" w:hAnsi="Arial"/>
+          <w:b/>
+          <w:bCs/>
+          <w:color w:val="2E5496"/>
+          <w:sz w:val="23"/>
+          <w:szCs w:val="23"/>
+        </w:rPr>
+        <w:t xml:space="preserve">9.6 Módulo SED — Multisede y multiusuario</w:t>
+      </w:r>
+      <w:bookmarkEnd w:id="47"/>
+    </w:p>
+    <w:tbl>
+      <w:tblPr>
+        <w:tblW w:type="dxa" w:w="9360"/>
+        <w:tblBorders>
+          <w:top w:val="single" w:color="9CA3AF" w:sz="6"/>
+          <w:left w:val="single" w:color="9CA3AF" w:sz="6"/>
+          <w:bottom w:val="single" w:color="9CA3AF" w:sz="6"/>
+          <w:right w:val="single" w:color="9CA3AF" w:sz="6"/>
+          <w:insideH w:val="single" w:color="9CA3AF" w:sz="6"/>
+          <w:insideV w:val="single" w:color="9CA3AF" w:sz="6"/>
+        </w:tblBorders>
+        <w:tblLayout w:type="fixed"/>
+      </w:tblPr>
+      <w:tblGrid>
+        <w:gridCol w:w="2300"/>
+        <w:gridCol w:w="7060"/>
+      </w:tblGrid>
+      <w:tr>
+        <w:tc>
+          <w:tcPr>
+            <w:tcW w:type="dxa" w:w="9360"/>
+            <w:gridSpan w:val="2"/>
+            <w:shd w:fill="1F3864" w:val="clear"/>
+            <w:tcMar>
+              <w:top w:type="dxa" w:w="40"/>
+              <w:left w:type="dxa" w:w="70"/>
+              <w:bottom w:type="dxa" w:w="40"/>
+              <w:right w:type="dxa" w:w="70"/>
+            </w:tcMar>
+          </w:tcPr>
+          <w:p>
+            <w:pPr>
+              <w:spacing w:after="18" w:line="236"/>
+            </w:pPr>
+            <w:r>
+              <w:rPr>
+                <w:rFonts w:ascii="Arial" w:cs="Arial" w:eastAsia="Arial" w:hAnsi="Arial"/>
+                <w:b/>
+                <w:bCs/>
+                <w:color w:val="FFFFFF"/>
+                <w:sz w:val="19"/>
+                <w:szCs w:val="19"/>
+              </w:rPr>
+              <w:t xml:space="preserve">CU-SED-01 — Registrar sede</w:t>
+            </w:r>
+          </w:p>
+        </w:tc>
+      </w:tr>
+      <w:tr>
+        <w:tc>
+          <w:tcPr>
+            <w:tcW w:type="dxa" w:w="2300"/>
+            <w:shd w:fill="EAF0F8" w:val="clear"/>
+            <w:tcMar>
+              <w:top w:type="dxa" w:w="40"/>
+              <w:left w:type="dxa" w:w="70"/>
+              <w:bottom w:type="dxa" w:w="40"/>
+              <w:right w:type="dxa" w:w="70"/>
+            </w:tcMar>
+          </w:tcPr>
+          <w:p>
+            <w:pPr>
+              <w:spacing w:after="18" w:line="236"/>
+            </w:pPr>
+            <w:r>
+              <w:rPr>
+                <w:rFonts w:ascii="Arial" w:cs="Arial" w:eastAsia="Arial" w:hAnsi="Arial"/>
+                <w:b/>
+                <w:bCs/>
+                <w:sz w:val="19"/>
+                <w:szCs w:val="19"/>
+              </w:rPr>
+              <w:t xml:space="preserve">Actor(es)</w:t>
+            </w:r>
+          </w:p>
+        </w:tc>
+        <w:tc>
+          <w:tcPr>
+            <w:tcW w:type="dxa" w:w="7060"/>
+            <w:tcMar>
+              <w:top w:type="dxa" w:w="40"/>
+              <w:left w:type="dxa" w:w="70"/>
+              <w:bottom w:type="dxa" w:w="40"/>
+              <w:right w:type="dxa" w:w="70"/>
+            </w:tcMar>
+          </w:tcPr>
+          <w:p>
+            <w:pPr>
+              <w:spacing w:after="18" w:line="236"/>
+            </w:pPr>
+            <w:r>
+              <w:rPr>
+                <w:rFonts w:ascii="Arial" w:cs="Arial" w:eastAsia="Arial" w:hAnsi="Arial"/>
+                <w:sz w:val="19"/>
+                <w:szCs w:val="19"/>
+              </w:rPr>
+              <w:t xml:space="preserve">Administrador</w:t>
+            </w:r>
+          </w:p>
+        </w:tc>
+      </w:tr>
+      <w:tr>
+        <w:tc>
+          <w:tcPr>
+            <w:tcW w:type="dxa" w:w="2300"/>
+            <w:shd w:fill="EAF0F8" w:val="clear"/>
+            <w:tcMar>
+              <w:top w:type="dxa" w:w="40"/>
+              <w:left w:type="dxa" w:w="70"/>
+              <w:bottom w:type="dxa" w:w="40"/>
+              <w:right w:type="dxa" w:w="70"/>
+            </w:tcMar>
+          </w:tcPr>
+          <w:p>
+            <w:pPr>
+              <w:spacing w:after="18" w:line="236"/>
+            </w:pPr>
+            <w:r>
+              <w:rPr>
+                <w:rFonts w:ascii="Arial" w:cs="Arial" w:eastAsia="Arial" w:hAnsi="Arial"/>
+                <w:b/>
+                <w:bCs/>
+                <w:sz w:val="19"/>
+                <w:szCs w:val="19"/>
+              </w:rPr>
+              <w:t xml:space="preserve">Requisito</w:t>
+            </w:r>
+          </w:p>
+        </w:tc>
+        <w:tc>
+          <w:tcPr>
+            <w:tcW w:type="dxa" w:w="7060"/>
+            <w:tcMar>
+              <w:top w:type="dxa" w:w="40"/>
+              <w:left w:type="dxa" w:w="70"/>
+              <w:bottom w:type="dxa" w:w="40"/>
+              <w:right w:type="dxa" w:w="70"/>
+            </w:tcMar>
+          </w:tcPr>
+          <w:p>
+            <w:pPr>
+              <w:spacing w:after="18" w:line="236"/>
+            </w:pPr>
+            <w:r>
+              <w:rPr>
+                <w:rFonts w:ascii="Arial" w:cs="Arial" w:eastAsia="Arial" w:hAnsi="Arial"/>
+                <w:sz w:val="19"/>
+                <w:szCs w:val="19"/>
+              </w:rPr>
+              <w:t xml:space="preserve">RF-SED-01</w:t>
+            </w:r>
+          </w:p>
+        </w:tc>
+      </w:tr>
+      <w:tr>
+        <w:tc>
+          <w:tcPr>
+            <w:tcW w:type="dxa" w:w="2300"/>
+            <w:shd w:fill="EAF0F8" w:val="clear"/>
+            <w:tcMar>
+              <w:top w:type="dxa" w:w="40"/>
+              <w:left w:type="dxa" w:w="70"/>
+              <w:bottom w:type="dxa" w:w="40"/>
+              <w:right w:type="dxa" w:w="70"/>
+            </w:tcMar>
+          </w:tcPr>
+          <w:p>
+            <w:pPr>
+              <w:spacing w:after="18" w:line="236"/>
+            </w:pPr>
+            <w:r>
+              <w:rPr>
+                <w:rFonts w:ascii="Arial" w:cs="Arial" w:eastAsia="Arial" w:hAnsi="Arial"/>
+                <w:b/>
+                <w:bCs/>
+                <w:sz w:val="19"/>
+                <w:szCs w:val="19"/>
+              </w:rPr>
+              <w:t xml:space="preserve">Descripción</w:t>
+            </w:r>
+          </w:p>
+        </w:tc>
+        <w:tc>
+          <w:tcPr>
+            <w:tcW w:type="dxa" w:w="7060"/>
+            <w:tcMar>
+              <w:top w:type="dxa" w:w="40"/>
+              <w:left w:type="dxa" w:w="70"/>
+              <w:bottom w:type="dxa" w:w="40"/>
+              <w:right w:type="dxa" w:w="70"/>
+            </w:tcMar>
+          </w:tcPr>
+          <w:p>
+            <w:pPr>
+              <w:spacing w:after="18" w:line="236"/>
+            </w:pPr>
+            <w:r>
+              <w:rPr>
+                <w:rFonts w:ascii="Arial" w:cs="Arial" w:eastAsia="Arial" w:hAnsi="Arial"/>
+                <w:sz w:val="19"/>
+                <w:szCs w:val="19"/>
+              </w:rPr>
+              <w:t xml:space="preserve">El administrador crea una nueva sede (sucursal) de la licorera.</w:t>
+            </w:r>
+          </w:p>
+        </w:tc>
+      </w:tr>
+      <w:tr>
+        <w:tc>
+          <w:tcPr>
+            <w:tcW w:type="dxa" w:w="2300"/>
+            <w:shd w:fill="EAF0F8" w:val="clear"/>
+            <w:tcMar>
+              <w:top w:type="dxa" w:w="40"/>
+              <w:left w:type="dxa" w:w="70"/>
+              <w:bottom w:type="dxa" w:w="40"/>
+              <w:right w:type="dxa" w:w="70"/>
+            </w:tcMar>
+          </w:tcPr>
+          <w:p>
+            <w:pPr>
+              <w:spacing w:after="18" w:line="236"/>
+            </w:pPr>
+            <w:r>
+              <w:rPr>
+                <w:rFonts w:ascii="Arial" w:cs="Arial" w:eastAsia="Arial" w:hAnsi="Arial"/>
+                <w:b/>
+                <w:bCs/>
+                <w:sz w:val="19"/>
+                <w:szCs w:val="19"/>
+              </w:rPr>
+              <w:t xml:space="preserve">Precondiciones</w:t>
+            </w:r>
+          </w:p>
+        </w:tc>
+        <w:tc>
+          <w:tcPr>
+            <w:tcW w:type="dxa" w:w="7060"/>
+            <w:tcMar>
+              <w:top w:type="dxa" w:w="40"/>
+              <w:left w:type="dxa" w:w="70"/>
+              <w:bottom w:type="dxa" w:w="40"/>
+              <w:right w:type="dxa" w:w="70"/>
+            </w:tcMar>
+          </w:tcPr>
+          <w:p>
+            <w:pPr>
+              <w:spacing w:after="18" w:line="236"/>
+            </w:pPr>
+            <w:r>
+              <w:rPr>
+                <w:rFonts w:ascii="Arial" w:cs="Arial" w:eastAsia="Arial" w:hAnsi="Arial"/>
+                <w:sz w:val="19"/>
+                <w:szCs w:val="19"/>
+              </w:rPr>
+              <w:t xml:space="preserve">El administrador está autenticado y la suscripción incluye multisede (plan Pro).</w:t>
+            </w:r>
+          </w:p>
+        </w:tc>
+      </w:tr>
+      <w:tr>
+        <w:tc>
+          <w:tcPr>
+            <w:tcW w:type="dxa" w:w="2300"/>
+            <w:shd w:fill="EAF0F8" w:val="clear"/>
+            <w:tcMar>
+              <w:top w:type="dxa" w:w="40"/>
+              <w:left w:type="dxa" w:w="70"/>
+              <w:bottom w:type="dxa" w:w="40"/>
+              <w:right w:type="dxa" w:w="70"/>
+            </w:tcMar>
+          </w:tcPr>
+          <w:p>
+            <w:pPr>
+              <w:spacing w:after="18" w:line="236"/>
+            </w:pPr>
+            <w:r>
+              <w:rPr>
+                <w:rFonts w:ascii="Arial" w:cs="Arial" w:eastAsia="Arial" w:hAnsi="Arial"/>
+                <w:b/>
+                <w:bCs/>
+                <w:sz w:val="19"/>
+                <w:szCs w:val="19"/>
+              </w:rPr>
+              <w:t xml:space="preserve">Flujo principal</w:t>
+            </w:r>
+          </w:p>
+        </w:tc>
+        <w:tc>
+          <w:tcPr>
+            <w:tcW w:type="dxa" w:w="7060"/>
+            <w:tcMar>
+              <w:top w:type="dxa" w:w="40"/>
+              <w:left w:type="dxa" w:w="70"/>
+              <w:bottom w:type="dxa" w:w="40"/>
+              <w:right w:type="dxa" w:w="70"/>
+            </w:tcMar>
+          </w:tcPr>
+          <w:p>
+            <w:pPr>
+              <w:spacing w:after="18" w:line="236"/>
+            </w:pPr>
+            <w:r>
+              <w:rPr>
+                <w:rFonts w:ascii="Arial" w:cs="Arial" w:eastAsia="Arial" w:hAnsi="Arial"/>
+                <w:sz w:val="19"/>
+                <w:szCs w:val="19"/>
+              </w:rPr>
+              <w:t xml:space="preserve">1. Elige «Registrar sede».</w:t>
+            </w:r>
+          </w:p>
+          <w:p>
+            <w:pPr>
+              <w:spacing w:after="18" w:line="236"/>
+            </w:pPr>
+            <w:r>
+              <w:rPr>
+                <w:rFonts w:ascii="Arial" w:cs="Arial" w:eastAsia="Arial" w:hAnsi="Arial"/>
+                <w:sz w:val="19"/>
+                <w:szCs w:val="19"/>
+              </w:rPr>
+              <w:t xml:space="preserve">2. Ingresa el nombre, la dirección y los datos de la sede.</w:t>
+            </w:r>
+          </w:p>
+          <w:p>
+            <w:pPr>
+              <w:spacing w:after="18" w:line="236"/>
+            </w:pPr>
+            <w:r>
+              <w:rPr>
+                <w:rFonts w:ascii="Arial" w:cs="Arial" w:eastAsia="Arial" w:hAnsi="Arial"/>
+                <w:sz w:val="19"/>
+                <w:szCs w:val="19"/>
+              </w:rPr>
+              <w:t xml:space="preserve">3. El sistema valida los datos.</w:t>
+            </w:r>
+          </w:p>
+          <w:p>
+            <w:pPr>
+              <w:spacing w:after="18" w:line="236"/>
+            </w:pPr>
+            <w:r>
+              <w:rPr>
+                <w:rFonts w:ascii="Arial" w:cs="Arial" w:eastAsia="Arial" w:hAnsi="Arial"/>
+                <w:sz w:val="19"/>
+                <w:szCs w:val="19"/>
+              </w:rPr>
+              <w:t xml:space="preserve">4. El sistema crea la sede en estado activa.</w:t>
+            </w:r>
+          </w:p>
+          <w:p>
+            <w:pPr>
+              <w:spacing w:after="18" w:line="236"/>
+            </w:pPr>
+            <w:r>
+              <w:rPr>
+                <w:rFonts w:ascii="Arial" w:cs="Arial" w:eastAsia="Arial" w:hAnsi="Arial"/>
+                <w:sz w:val="19"/>
+                <w:szCs w:val="19"/>
+              </w:rPr>
+              <w:t xml:space="preserve">5. El sistema confirma y la muestra en el listado de sedes.</w:t>
+            </w:r>
+          </w:p>
+        </w:tc>
+      </w:tr>
+      <w:tr>
+        <w:tc>
+          <w:tcPr>
+            <w:tcW w:type="dxa" w:w="2300"/>
+            <w:shd w:fill="EAF0F8" w:val="clear"/>
+            <w:tcMar>
+              <w:top w:type="dxa" w:w="40"/>
+              <w:left w:type="dxa" w:w="70"/>
+              <w:bottom w:type="dxa" w:w="40"/>
+              <w:right w:type="dxa" w:w="70"/>
+            </w:tcMar>
+          </w:tcPr>
+          <w:p>
+            <w:pPr>
+              <w:spacing w:after="18" w:line="236"/>
+            </w:pPr>
+            <w:r>
+              <w:rPr>
+                <w:rFonts w:ascii="Arial" w:cs="Arial" w:eastAsia="Arial" w:hAnsi="Arial"/>
+                <w:b/>
+                <w:bCs/>
+                <w:sz w:val="19"/>
+                <w:szCs w:val="19"/>
+              </w:rPr>
+              <w:t xml:space="preserve">Flujos alternativos</w:t>
+            </w:r>
+          </w:p>
+        </w:tc>
+        <w:tc>
+          <w:tcPr>
+            <w:tcW w:type="dxa" w:w="7060"/>
+            <w:tcMar>
+              <w:top w:type="dxa" w:w="40"/>
+              <w:left w:type="dxa" w:w="70"/>
+              <w:bottom w:type="dxa" w:w="40"/>
+              <w:right w:type="dxa" w:w="70"/>
+            </w:tcMar>
+          </w:tcPr>
+          <w:p>
+            <w:pPr>
+              <w:spacing w:after="18" w:line="236"/>
+            </w:pPr>
+            <w:r>
+              <w:rPr>
+                <w:rFonts w:ascii="Arial" w:cs="Arial" w:eastAsia="Arial" w:hAnsi="Arial"/>
+                <w:sz w:val="19"/>
+                <w:szCs w:val="19"/>
+              </w:rPr>
+              <w:t xml:space="preserve">—</w:t>
+            </w:r>
+          </w:p>
+        </w:tc>
+      </w:tr>
+      <w:tr>
+        <w:tc>
+          <w:tcPr>
+            <w:tcW w:type="dxa" w:w="2300"/>
+            <w:shd w:fill="EAF0F8" w:val="clear"/>
+            <w:tcMar>
+              <w:top w:type="dxa" w:w="40"/>
+              <w:left w:type="dxa" w:w="70"/>
+              <w:bottom w:type="dxa" w:w="40"/>
+              <w:right w:type="dxa" w:w="70"/>
+            </w:tcMar>
+          </w:tcPr>
+          <w:p>
+            <w:pPr>
+              <w:spacing w:after="18" w:line="236"/>
+            </w:pPr>
+            <w:r>
+              <w:rPr>
+                <w:rFonts w:ascii="Arial" w:cs="Arial" w:eastAsia="Arial" w:hAnsi="Arial"/>
+                <w:b/>
+                <w:bCs/>
+                <w:sz w:val="19"/>
+                <w:szCs w:val="19"/>
+              </w:rPr>
+              <w:t xml:space="preserve">Excepciones</w:t>
+            </w:r>
+          </w:p>
+        </w:tc>
+        <w:tc>
+          <w:tcPr>
+            <w:tcW w:type="dxa" w:w="7060"/>
+            <w:tcMar>
+              <w:top w:type="dxa" w:w="40"/>
+              <w:left w:type="dxa" w:w="70"/>
+              <w:bottom w:type="dxa" w:w="40"/>
+              <w:right w:type="dxa" w:w="70"/>
+            </w:tcMar>
+          </w:tcPr>
+          <w:p>
+            <w:pPr>
+              <w:spacing w:after="18" w:line="236"/>
+            </w:pPr>
+            <w:r>
+              <w:rPr>
+                <w:rFonts w:ascii="Arial" w:cs="Arial" w:eastAsia="Arial" w:hAnsi="Arial"/>
+                <w:sz w:val="19"/>
+                <w:szCs w:val="19"/>
+              </w:rPr>
+              <w:t xml:space="preserve">3a. Datos inválidos o nombre duplicado: el sistema informa y no crea la sede.</w:t>
+            </w:r>
+          </w:p>
+          <w:p>
+            <w:pPr>
+              <w:spacing w:after="18" w:line="236"/>
+            </w:pPr>
+            <w:r>
+              <w:rPr>
+                <w:rFonts w:ascii="Arial" w:cs="Arial" w:eastAsia="Arial" w:hAnsi="Arial"/>
+                <w:sz w:val="19"/>
+                <w:szCs w:val="19"/>
+              </w:rPr>
+              <w:t xml:space="preserve">*. El plan no incluye multisede: el sistema restringe la función (CU-SUS-04) e invita a cambiar de plan.</w:t>
+            </w:r>
+          </w:p>
+        </w:tc>
+      </w:tr>
+      <w:tr>
+        <w:tc>
+          <w:tcPr>
+            <w:tcW w:type="dxa" w:w="2300"/>
+            <w:shd w:fill="EAF0F8" w:val="clear"/>
+            <w:tcMar>
+              <w:top w:type="dxa" w:w="40"/>
+              <w:left w:type="dxa" w:w="70"/>
+              <w:bottom w:type="dxa" w:w="40"/>
+              <w:right w:type="dxa" w:w="70"/>
+            </w:tcMar>
+          </w:tcPr>
+          <w:p>
+            <w:pPr>
+              <w:spacing w:after="18" w:line="236"/>
+            </w:pPr>
+            <w:r>
+              <w:rPr>
+                <w:rFonts w:ascii="Arial" w:cs="Arial" w:eastAsia="Arial" w:hAnsi="Arial"/>
+                <w:b/>
+                <w:bCs/>
+                <w:sz w:val="19"/>
+                <w:szCs w:val="19"/>
+              </w:rPr>
+              <w:t xml:space="preserve">Reglas y validaciones</w:t>
+            </w:r>
+          </w:p>
+        </w:tc>
+        <w:tc>
+          <w:tcPr>
+            <w:tcW w:type="dxa" w:w="7060"/>
+            <w:tcMar>
+              <w:top w:type="dxa" w:w="40"/>
+              <w:left w:type="dxa" w:w="70"/>
+              <w:bottom w:type="dxa" w:w="40"/>
+              <w:right w:type="dxa" w:w="70"/>
+            </w:tcMar>
+          </w:tcPr>
+          <w:p>
+            <w:pPr>
+              <w:spacing w:after="18" w:line="236"/>
+            </w:pPr>
+            <w:r>
+              <w:rPr>
+                <w:rFonts w:ascii="Arial" w:cs="Arial" w:eastAsia="Arial" w:hAnsi="Arial"/>
+                <w:sz w:val="19"/>
+                <w:szCs w:val="19"/>
+              </w:rPr>
+              <w:t xml:space="preserve">La función multisede pertenece al plan Pro; cada sede maneja su propio inventario y usuarios; el nombre es único por licorera.</w:t>
+            </w:r>
+          </w:p>
+        </w:tc>
+      </w:tr>
+      <w:tr>
+        <w:tc>
+          <w:tcPr>
+            <w:tcW w:type="dxa" w:w="2300"/>
+            <w:shd w:fill="EAF0F8" w:val="clear"/>
+            <w:tcMar>
+              <w:top w:type="dxa" w:w="40"/>
+              <w:left w:type="dxa" w:w="70"/>
+              <w:bottom w:type="dxa" w:w="40"/>
+              <w:right w:type="dxa" w:w="70"/>
+            </w:tcMar>
+          </w:tcPr>
+          <w:p>
+            <w:pPr>
+              <w:spacing w:after="18" w:line="236"/>
+            </w:pPr>
+            <w:r>
+              <w:rPr>
+                <w:rFonts w:ascii="Arial" w:cs="Arial" w:eastAsia="Arial" w:hAnsi="Arial"/>
+                <w:b/>
+                <w:bCs/>
+                <w:sz w:val="19"/>
+                <w:szCs w:val="19"/>
+              </w:rPr>
+              <w:t xml:space="preserve">Postcondiciones</w:t>
+            </w:r>
+          </w:p>
+        </w:tc>
+        <w:tc>
+          <w:tcPr>
+            <w:tcW w:type="dxa" w:w="7060"/>
+            <w:tcMar>
+              <w:top w:type="dxa" w:w="40"/>
+              <w:left w:type="dxa" w:w="70"/>
+              <w:bottom w:type="dxa" w:w="40"/>
+              <w:right w:type="dxa" w:w="70"/>
+            </w:tcMar>
+          </w:tcPr>
+          <w:p>
+            <w:pPr>
+              <w:spacing w:after="18" w:line="236"/>
+            </w:pPr>
+            <w:r>
+              <w:rPr>
+                <w:rFonts w:ascii="Arial" w:cs="Arial" w:eastAsia="Arial" w:hAnsi="Arial"/>
+                <w:sz w:val="19"/>
+                <w:szCs w:val="19"/>
+              </w:rPr>
+              <w:t xml:space="preserve">La sede queda creada y disponible para operar.</w:t>
+            </w:r>
+          </w:p>
+        </w:tc>
+      </w:tr>
+      <w:tr>
+        <w:tc>
+          <w:tcPr>
+            <w:tcW w:type="dxa" w:w="2300"/>
+            <w:shd w:fill="EAF0F8" w:val="clear"/>
+            <w:tcMar>
+              <w:top w:type="dxa" w:w="40"/>
+              <w:left w:type="dxa" w:w="70"/>
+              <w:bottom w:type="dxa" w:w="40"/>
+              <w:right w:type="dxa" w:w="70"/>
+            </w:tcMar>
+          </w:tcPr>
+          <w:p>
+            <w:pPr>
+              <w:spacing w:after="18" w:line="236"/>
+            </w:pPr>
+            <w:r>
+              <w:rPr>
+                <w:rFonts w:ascii="Arial" w:cs="Arial" w:eastAsia="Arial" w:hAnsi="Arial"/>
+                <w:b/>
+                <w:bCs/>
+                <w:sz w:val="19"/>
+                <w:szCs w:val="19"/>
+              </w:rPr>
+              <w:t xml:space="preserve">Prioridad</w:t>
+            </w:r>
+          </w:p>
+        </w:tc>
+        <w:tc>
+          <w:tcPr>
+            <w:tcW w:type="dxa" w:w="7060"/>
+            <w:tcMar>
+              <w:top w:type="dxa" w:w="40"/>
+              <w:left w:type="dxa" w:w="70"/>
+              <w:bottom w:type="dxa" w:w="40"/>
+              <w:right w:type="dxa" w:w="70"/>
+            </w:tcMar>
+          </w:tcPr>
+          <w:p>
+            <w:pPr>
+              <w:spacing w:after="18" w:line="236"/>
+            </w:pPr>
+            <w:r>
+              <w:rPr>
+                <w:rFonts w:ascii="Arial" w:cs="Arial" w:eastAsia="Arial" w:hAnsi="Arial"/>
+                <w:sz w:val="19"/>
+                <w:szCs w:val="19"/>
+              </w:rPr>
+              <w:t xml:space="preserve">Alta</w:t>
+            </w:r>
+          </w:p>
+        </w:tc>
+      </w:tr>
+    </w:tbl>
+    <w:p>
+      <w:pPr>
+        <w:spacing w:after="140"/>
+      </w:pPr>
+    </w:p>
+    <w:tbl>
+      <w:tblPr>
+        <w:tblW w:type="dxa" w:w="9360"/>
+        <w:tblBorders>
+          <w:top w:val="single" w:color="9CA3AF" w:sz="6"/>
+          <w:left w:val="single" w:color="9CA3AF" w:sz="6"/>
+          <w:bottom w:val="single" w:color="9CA3AF" w:sz="6"/>
+          <w:right w:val="single" w:color="9CA3AF" w:sz="6"/>
+          <w:insideH w:val="single" w:color="9CA3AF" w:sz="6"/>
+          <w:insideV w:val="single" w:color="9CA3AF" w:sz="6"/>
+        </w:tblBorders>
+        <w:tblLayout w:type="fixed"/>
+      </w:tblPr>
+      <w:tblGrid>
+        <w:gridCol w:w="2300"/>
+        <w:gridCol w:w="7060"/>
+      </w:tblGrid>
+      <w:tr>
+        <w:tc>
+          <w:tcPr>
+            <w:tcW w:type="dxa" w:w="9360"/>
+            <w:gridSpan w:val="2"/>
+            <w:shd w:fill="1F3864" w:val="clear"/>
+            <w:tcMar>
+              <w:top w:type="dxa" w:w="40"/>
+              <w:left w:type="dxa" w:w="70"/>
+              <w:bottom w:type="dxa" w:w="40"/>
+              <w:right w:type="dxa" w:w="70"/>
+            </w:tcMar>
+          </w:tcPr>
+          <w:p>
+            <w:pPr>
+              <w:spacing w:after="18" w:line="236"/>
+            </w:pPr>
+            <w:r>
+              <w:rPr>
+                <w:rFonts w:ascii="Arial" w:cs="Arial" w:eastAsia="Arial" w:hAnsi="Arial"/>
+                <w:b/>
+                <w:bCs/>
+                <w:color w:val="FFFFFF"/>
+                <w:sz w:val="19"/>
+                <w:szCs w:val="19"/>
+              </w:rPr>
+              <w:t xml:space="preserve">CU-SED-02 — Gestionar sedes</w:t>
+            </w:r>
+          </w:p>
+        </w:tc>
+      </w:tr>
+      <w:tr>
+        <w:tc>
+          <w:tcPr>
+            <w:tcW w:type="dxa" w:w="2300"/>
+            <w:shd w:fill="EAF0F8" w:val="clear"/>
+            <w:tcMar>
+              <w:top w:type="dxa" w:w="40"/>
+              <w:left w:type="dxa" w:w="70"/>
+              <w:bottom w:type="dxa" w:w="40"/>
+              <w:right w:type="dxa" w:w="70"/>
+            </w:tcMar>
+          </w:tcPr>
+          <w:p>
+            <w:pPr>
+              <w:spacing w:after="18" w:line="236"/>
+            </w:pPr>
+            <w:r>
+              <w:rPr>
+                <w:rFonts w:ascii="Arial" w:cs="Arial" w:eastAsia="Arial" w:hAnsi="Arial"/>
+                <w:b/>
+                <w:bCs/>
+                <w:sz w:val="19"/>
+                <w:szCs w:val="19"/>
+              </w:rPr>
+              <w:t xml:space="preserve">Actor(es)</w:t>
+            </w:r>
+          </w:p>
+        </w:tc>
+        <w:tc>
+          <w:tcPr>
+            <w:tcW w:type="dxa" w:w="7060"/>
+            <w:tcMar>
+              <w:top w:type="dxa" w:w="40"/>
+              <w:left w:type="dxa" w:w="70"/>
+              <w:bottom w:type="dxa" w:w="40"/>
+              <w:right w:type="dxa" w:w="70"/>
+            </w:tcMar>
+          </w:tcPr>
+          <w:p>
+            <w:pPr>
+              <w:spacing w:after="18" w:line="236"/>
+            </w:pPr>
+            <w:r>
+              <w:rPr>
+                <w:rFonts w:ascii="Arial" w:cs="Arial" w:eastAsia="Arial" w:hAnsi="Arial"/>
+                <w:sz w:val="19"/>
+                <w:szCs w:val="19"/>
+              </w:rPr>
+              <w:t xml:space="preserve">Administrador</w:t>
+            </w:r>
+          </w:p>
+        </w:tc>
+      </w:tr>
+      <w:tr>
+        <w:tc>
+          <w:tcPr>
+            <w:tcW w:type="dxa" w:w="2300"/>
+            <w:shd w:fill="EAF0F8" w:val="clear"/>
+            <w:tcMar>
+              <w:top w:type="dxa" w:w="40"/>
+              <w:left w:type="dxa" w:w="70"/>
+              <w:bottom w:type="dxa" w:w="40"/>
+              <w:right w:type="dxa" w:w="70"/>
+            </w:tcMar>
+          </w:tcPr>
+          <w:p>
+            <w:pPr>
+              <w:spacing w:after="18" w:line="236"/>
+            </w:pPr>
+            <w:r>
+              <w:rPr>
+                <w:rFonts w:ascii="Arial" w:cs="Arial" w:eastAsia="Arial" w:hAnsi="Arial"/>
+                <w:b/>
+                <w:bCs/>
+                <w:sz w:val="19"/>
+                <w:szCs w:val="19"/>
+              </w:rPr>
+              <w:t xml:space="preserve">Requisito</w:t>
+            </w:r>
+          </w:p>
+        </w:tc>
+        <w:tc>
+          <w:tcPr>
+            <w:tcW w:type="dxa" w:w="7060"/>
+            <w:tcMar>
+              <w:top w:type="dxa" w:w="40"/>
+              <w:left w:type="dxa" w:w="70"/>
+              <w:bottom w:type="dxa" w:w="40"/>
+              <w:right w:type="dxa" w:w="70"/>
+            </w:tcMar>
+          </w:tcPr>
+          <w:p>
+            <w:pPr>
+              <w:spacing w:after="18" w:line="236"/>
+            </w:pPr>
+            <w:r>
+              <w:rPr>
+                <w:rFonts w:ascii="Arial" w:cs="Arial" w:eastAsia="Arial" w:hAnsi="Arial"/>
+                <w:sz w:val="19"/>
+                <w:szCs w:val="19"/>
+              </w:rPr>
+              <w:t xml:space="preserve">RF-SED-02</w:t>
+            </w:r>
+          </w:p>
+        </w:tc>
+      </w:tr>
+      <w:tr>
+        <w:tc>
+          <w:tcPr>
+            <w:tcW w:type="dxa" w:w="2300"/>
+            <w:shd w:fill="EAF0F8" w:val="clear"/>
+            <w:tcMar>
+              <w:top w:type="dxa" w:w="40"/>
+              <w:left w:type="dxa" w:w="70"/>
+              <w:bottom w:type="dxa" w:w="40"/>
+              <w:right w:type="dxa" w:w="70"/>
+            </w:tcMar>
+          </w:tcPr>
+          <w:p>
+            <w:pPr>
+              <w:spacing w:after="18" w:line="236"/>
+            </w:pPr>
+            <w:r>
+              <w:rPr>
+                <w:rFonts w:ascii="Arial" w:cs="Arial" w:eastAsia="Arial" w:hAnsi="Arial"/>
+                <w:b/>
+                <w:bCs/>
+                <w:sz w:val="19"/>
+                <w:szCs w:val="19"/>
+              </w:rPr>
+              <w:t xml:space="preserve">Descripción</w:t>
+            </w:r>
+          </w:p>
+        </w:tc>
+        <w:tc>
+          <w:tcPr>
+            <w:tcW w:type="dxa" w:w="7060"/>
+            <w:tcMar>
+              <w:top w:type="dxa" w:w="40"/>
+              <w:left w:type="dxa" w:w="70"/>
+              <w:bottom w:type="dxa" w:w="40"/>
+              <w:right w:type="dxa" w:w="70"/>
+            </w:tcMar>
+          </w:tcPr>
+          <w:p>
+            <w:pPr>
+              <w:spacing w:after="18" w:line="236"/>
+            </w:pPr>
+            <w:r>
+              <w:rPr>
+                <w:rFonts w:ascii="Arial" w:cs="Arial" w:eastAsia="Arial" w:hAnsi="Arial"/>
+                <w:sz w:val="19"/>
+                <w:szCs w:val="19"/>
+              </w:rPr>
+              <w:t xml:space="preserve">El administrador consulta, edita e inactiva las sedes.</w:t>
+            </w:r>
+          </w:p>
+        </w:tc>
+      </w:tr>
+      <w:tr>
+        <w:tc>
+          <w:tcPr>
+            <w:tcW w:type="dxa" w:w="2300"/>
+            <w:shd w:fill="EAF0F8" w:val="clear"/>
+            <w:tcMar>
+              <w:top w:type="dxa" w:w="40"/>
+              <w:left w:type="dxa" w:w="70"/>
+              <w:bottom w:type="dxa" w:w="40"/>
+              <w:right w:type="dxa" w:w="70"/>
+            </w:tcMar>
+          </w:tcPr>
+          <w:p>
+            <w:pPr>
+              <w:spacing w:after="18" w:line="236"/>
+            </w:pPr>
+            <w:r>
+              <w:rPr>
+                <w:rFonts w:ascii="Arial" w:cs="Arial" w:eastAsia="Arial" w:hAnsi="Arial"/>
+                <w:b/>
+                <w:bCs/>
+                <w:sz w:val="19"/>
+                <w:szCs w:val="19"/>
+              </w:rPr>
+              <w:t xml:space="preserve">Precondiciones</w:t>
+            </w:r>
+          </w:p>
+        </w:tc>
+        <w:tc>
+          <w:tcPr>
+            <w:tcW w:type="dxa" w:w="7060"/>
+            <w:tcMar>
+              <w:top w:type="dxa" w:w="40"/>
+              <w:left w:type="dxa" w:w="70"/>
+              <w:bottom w:type="dxa" w:w="40"/>
+              <w:right w:type="dxa" w:w="70"/>
+            </w:tcMar>
+          </w:tcPr>
+          <w:p>
+            <w:pPr>
+              <w:spacing w:after="18" w:line="236"/>
+            </w:pPr>
+            <w:r>
+              <w:rPr>
+                <w:rFonts w:ascii="Arial" w:cs="Arial" w:eastAsia="Arial" w:hAnsi="Arial"/>
+                <w:sz w:val="19"/>
+                <w:szCs w:val="19"/>
+              </w:rPr>
+              <w:t xml:space="preserve">Existen sedes registradas y la suscripción incluye multisede.</w:t>
+            </w:r>
+          </w:p>
+        </w:tc>
+      </w:tr>
+      <w:tr>
+        <w:tc>
+          <w:tcPr>
+            <w:tcW w:type="dxa" w:w="2300"/>
+            <w:shd w:fill="EAF0F8" w:val="clear"/>
+            <w:tcMar>
+              <w:top w:type="dxa" w:w="40"/>
+              <w:left w:type="dxa" w:w="70"/>
+              <w:bottom w:type="dxa" w:w="40"/>
+              <w:right w:type="dxa" w:w="70"/>
+            </w:tcMar>
+          </w:tcPr>
+          <w:p>
+            <w:pPr>
+              <w:spacing w:after="18" w:line="236"/>
+            </w:pPr>
+            <w:r>
+              <w:rPr>
+                <w:rFonts w:ascii="Arial" w:cs="Arial" w:eastAsia="Arial" w:hAnsi="Arial"/>
+                <w:b/>
+                <w:bCs/>
+                <w:sz w:val="19"/>
+                <w:szCs w:val="19"/>
+              </w:rPr>
+              <w:t xml:space="preserve">Flujo principal</w:t>
+            </w:r>
+          </w:p>
+        </w:tc>
+        <w:tc>
+          <w:tcPr>
+            <w:tcW w:type="dxa" w:w="7060"/>
+            <w:tcMar>
+              <w:top w:type="dxa" w:w="40"/>
+              <w:left w:type="dxa" w:w="70"/>
+              <w:bottom w:type="dxa" w:w="40"/>
+              <w:right w:type="dxa" w:w="70"/>
+            </w:tcMar>
+          </w:tcPr>
+          <w:p>
+            <w:pPr>
+              <w:spacing w:after="18" w:line="236"/>
+            </w:pPr>
+            <w:r>
+              <w:rPr>
+                <w:rFonts w:ascii="Arial" w:cs="Arial" w:eastAsia="Arial" w:hAnsi="Arial"/>
+                <w:sz w:val="19"/>
+                <w:szCs w:val="19"/>
+              </w:rPr>
+              <w:t xml:space="preserve">1. Abre la administración de sedes.</w:t>
+            </w:r>
+          </w:p>
+          <w:p>
+            <w:pPr>
+              <w:spacing w:after="18" w:line="236"/>
+            </w:pPr>
+            <w:r>
+              <w:rPr>
+                <w:rFonts w:ascii="Arial" w:cs="Arial" w:eastAsia="Arial" w:hAnsi="Arial"/>
+                <w:sz w:val="19"/>
+                <w:szCs w:val="19"/>
+              </w:rPr>
+              <w:t xml:space="preserve">2. El sistema muestra las sedes con su estado.</w:t>
+            </w:r>
+          </w:p>
+          <w:p>
+            <w:pPr>
+              <w:spacing w:after="18" w:line="236"/>
+            </w:pPr>
+            <w:r>
+              <w:rPr>
+                <w:rFonts w:ascii="Arial" w:cs="Arial" w:eastAsia="Arial" w:hAnsi="Arial"/>
+                <w:sz w:val="19"/>
+                <w:szCs w:val="19"/>
+              </w:rPr>
+              <w:t xml:space="preserve">3. Selecciona una sede y edita sus datos o cambia su estado.</w:t>
+            </w:r>
+          </w:p>
+          <w:p>
+            <w:pPr>
+              <w:spacing w:after="18" w:line="236"/>
+            </w:pPr>
+            <w:r>
+              <w:rPr>
+                <w:rFonts w:ascii="Arial" w:cs="Arial" w:eastAsia="Arial" w:hAnsi="Arial"/>
+                <w:sz w:val="19"/>
+                <w:szCs w:val="19"/>
+              </w:rPr>
+              <w:t xml:space="preserve">4. El sistema valida y guarda los cambios.</w:t>
+            </w:r>
+          </w:p>
+        </w:tc>
+      </w:tr>
+      <w:tr>
+        <w:tc>
+          <w:tcPr>
+            <w:tcW w:type="dxa" w:w="2300"/>
+            <w:shd w:fill="EAF0F8" w:val="clear"/>
+            <w:tcMar>
+              <w:top w:type="dxa" w:w="40"/>
+              <w:left w:type="dxa" w:w="70"/>
+              <w:bottom w:type="dxa" w:w="40"/>
+              <w:right w:type="dxa" w:w="70"/>
+            </w:tcMar>
+          </w:tcPr>
+          <w:p>
+            <w:pPr>
+              <w:spacing w:after="18" w:line="236"/>
+            </w:pPr>
+            <w:r>
+              <w:rPr>
+                <w:rFonts w:ascii="Arial" w:cs="Arial" w:eastAsia="Arial" w:hAnsi="Arial"/>
+                <w:b/>
+                <w:bCs/>
+                <w:sz w:val="19"/>
+                <w:szCs w:val="19"/>
+              </w:rPr>
+              <w:t xml:space="preserve">Flujos alternativos</w:t>
+            </w:r>
+          </w:p>
+        </w:tc>
+        <w:tc>
+          <w:tcPr>
+            <w:tcW w:type="dxa" w:w="7060"/>
+            <w:tcMar>
+              <w:top w:type="dxa" w:w="40"/>
+              <w:left w:type="dxa" w:w="70"/>
+              <w:bottom w:type="dxa" w:w="40"/>
+              <w:right w:type="dxa" w:w="70"/>
+            </w:tcMar>
+          </w:tcPr>
+          <w:p>
+            <w:pPr>
+              <w:spacing w:after="18" w:line="236"/>
+            </w:pPr>
+            <w:r>
+              <w:rPr>
+                <w:rFonts w:ascii="Arial" w:cs="Arial" w:eastAsia="Arial" w:hAnsi="Arial"/>
+                <w:sz w:val="19"/>
+                <w:szCs w:val="19"/>
+              </w:rPr>
+              <w:t xml:space="preserve">3a. Inactivar una sede (baja lógica).</w:t>
+            </w:r>
+          </w:p>
+          <w:p>
+            <w:pPr>
+              <w:spacing w:after="18" w:line="236"/>
+            </w:pPr>
+            <w:r>
+              <w:rPr>
+                <w:rFonts w:ascii="Arial" w:cs="Arial" w:eastAsia="Arial" w:hAnsi="Arial"/>
+                <w:sz w:val="19"/>
+                <w:szCs w:val="19"/>
+              </w:rPr>
+              <w:t xml:space="preserve">3b. Reactivar una sede inactiva.</w:t>
+            </w:r>
+          </w:p>
+        </w:tc>
+      </w:tr>
+      <w:tr>
+        <w:tc>
+          <w:tcPr>
+            <w:tcW w:type="dxa" w:w="2300"/>
+            <w:shd w:fill="EAF0F8" w:val="clear"/>
+            <w:tcMar>
+              <w:top w:type="dxa" w:w="40"/>
+              <w:left w:type="dxa" w:w="70"/>
+              <w:bottom w:type="dxa" w:w="40"/>
+              <w:right w:type="dxa" w:w="70"/>
+            </w:tcMar>
+          </w:tcPr>
+          <w:p>
+            <w:pPr>
+              <w:spacing w:after="18" w:line="236"/>
+            </w:pPr>
+            <w:r>
+              <w:rPr>
+                <w:rFonts w:ascii="Arial" w:cs="Arial" w:eastAsia="Arial" w:hAnsi="Arial"/>
+                <w:b/>
+                <w:bCs/>
+                <w:sz w:val="19"/>
+                <w:szCs w:val="19"/>
+              </w:rPr>
+              <w:t xml:space="preserve">Excepciones</w:t>
+            </w:r>
+          </w:p>
+        </w:tc>
+        <w:tc>
+          <w:tcPr>
+            <w:tcW w:type="dxa" w:w="7060"/>
+            <w:tcMar>
+              <w:top w:type="dxa" w:w="40"/>
+              <w:left w:type="dxa" w:w="70"/>
+              <w:bottom w:type="dxa" w:w="40"/>
+              <w:right w:type="dxa" w:w="70"/>
+            </w:tcMar>
+          </w:tcPr>
+          <w:p>
+            <w:pPr>
+              <w:spacing w:after="18" w:line="236"/>
+            </w:pPr>
+            <w:r>
+              <w:rPr>
+                <w:rFonts w:ascii="Arial" w:cs="Arial" w:eastAsia="Arial" w:hAnsi="Arial"/>
+                <w:sz w:val="19"/>
+                <w:szCs w:val="19"/>
+              </w:rPr>
+              <w:t xml:space="preserve">*. Sede con inventario o ventas activas: el sistema advierte antes de inactivarla.</w:t>
+            </w:r>
+          </w:p>
+        </w:tc>
+      </w:tr>
+      <w:tr>
+        <w:tc>
+          <w:tcPr>
+            <w:tcW w:type="dxa" w:w="2300"/>
+            <w:shd w:fill="EAF0F8" w:val="clear"/>
+            <w:tcMar>
+              <w:top w:type="dxa" w:w="40"/>
+              <w:left w:type="dxa" w:w="70"/>
+              <w:bottom w:type="dxa" w:w="40"/>
+              <w:right w:type="dxa" w:w="70"/>
+            </w:tcMar>
+          </w:tcPr>
+          <w:p>
+            <w:pPr>
+              <w:spacing w:after="18" w:line="236"/>
+            </w:pPr>
+            <w:r>
+              <w:rPr>
+                <w:rFonts w:ascii="Arial" w:cs="Arial" w:eastAsia="Arial" w:hAnsi="Arial"/>
+                <w:b/>
+                <w:bCs/>
+                <w:sz w:val="19"/>
+                <w:szCs w:val="19"/>
+              </w:rPr>
+              <w:t xml:space="preserve">Reglas y validaciones</w:t>
+            </w:r>
+          </w:p>
+        </w:tc>
+        <w:tc>
+          <w:tcPr>
+            <w:tcW w:type="dxa" w:w="7060"/>
+            <w:tcMar>
+              <w:top w:type="dxa" w:w="40"/>
+              <w:left w:type="dxa" w:w="70"/>
+              <w:bottom w:type="dxa" w:w="40"/>
+              <w:right w:type="dxa" w:w="70"/>
+            </w:tcMar>
+          </w:tcPr>
+          <w:p>
+            <w:pPr>
+              <w:spacing w:after="18" w:line="236"/>
+            </w:pPr>
+            <w:r>
+              <w:rPr>
+                <w:rFonts w:ascii="Arial" w:cs="Arial" w:eastAsia="Arial" w:hAnsi="Arial"/>
+                <w:sz w:val="19"/>
+                <w:szCs w:val="19"/>
+              </w:rPr>
+              <w:t xml:space="preserve">La baja es lógica para conservar el historial; una sede inactiva no opera (no recibe ventas ni inventario).</w:t>
+            </w:r>
+          </w:p>
+        </w:tc>
+      </w:tr>
+      <w:tr>
+        <w:tc>
+          <w:tcPr>
+            <w:tcW w:type="dxa" w:w="2300"/>
+            <w:shd w:fill="EAF0F8" w:val="clear"/>
+            <w:tcMar>
+              <w:top w:type="dxa" w:w="40"/>
+              <w:left w:type="dxa" w:w="70"/>
+              <w:bottom w:type="dxa" w:w="40"/>
+              <w:right w:type="dxa" w:w="70"/>
+            </w:tcMar>
+          </w:tcPr>
+          <w:p>
+            <w:pPr>
+              <w:spacing w:after="18" w:line="236"/>
+            </w:pPr>
+            <w:r>
+              <w:rPr>
+                <w:rFonts w:ascii="Arial" w:cs="Arial" w:eastAsia="Arial" w:hAnsi="Arial"/>
+                <w:b/>
+                <w:bCs/>
+                <w:sz w:val="19"/>
+                <w:szCs w:val="19"/>
+              </w:rPr>
+              <w:t xml:space="preserve">Postcondiciones</w:t>
+            </w:r>
+          </w:p>
+        </w:tc>
+        <w:tc>
+          <w:tcPr>
+            <w:tcW w:type="dxa" w:w="7060"/>
+            <w:tcMar>
+              <w:top w:type="dxa" w:w="40"/>
+              <w:left w:type="dxa" w:w="70"/>
+              <w:bottom w:type="dxa" w:w="40"/>
+              <w:right w:type="dxa" w:w="70"/>
+            </w:tcMar>
+          </w:tcPr>
+          <w:p>
+            <w:pPr>
+              <w:spacing w:after="18" w:line="236"/>
+            </w:pPr>
+            <w:r>
+              <w:rPr>
+                <w:rFonts w:ascii="Arial" w:cs="Arial" w:eastAsia="Arial" w:hAnsi="Arial"/>
+                <w:sz w:val="19"/>
+                <w:szCs w:val="19"/>
+              </w:rPr>
+              <w:t xml:space="preserve">Las sedes quedan actualizadas.</w:t>
+            </w:r>
+          </w:p>
+        </w:tc>
+      </w:tr>
+      <w:tr>
+        <w:tc>
+          <w:tcPr>
+            <w:tcW w:type="dxa" w:w="2300"/>
+            <w:shd w:fill="EAF0F8" w:val="clear"/>
+            <w:tcMar>
+              <w:top w:type="dxa" w:w="40"/>
+              <w:left w:type="dxa" w:w="70"/>
+              <w:bottom w:type="dxa" w:w="40"/>
+              <w:right w:type="dxa" w:w="70"/>
+            </w:tcMar>
+          </w:tcPr>
+          <w:p>
+            <w:pPr>
+              <w:spacing w:after="18" w:line="236"/>
+            </w:pPr>
+            <w:r>
+              <w:rPr>
+                <w:rFonts w:ascii="Arial" w:cs="Arial" w:eastAsia="Arial" w:hAnsi="Arial"/>
+                <w:b/>
+                <w:bCs/>
+                <w:sz w:val="19"/>
+                <w:szCs w:val="19"/>
+              </w:rPr>
+              <w:t xml:space="preserve">Prioridad</w:t>
+            </w:r>
+          </w:p>
+        </w:tc>
+        <w:tc>
+          <w:tcPr>
+            <w:tcW w:type="dxa" w:w="7060"/>
+            <w:tcMar>
+              <w:top w:type="dxa" w:w="40"/>
+              <w:left w:type="dxa" w:w="70"/>
+              <w:bottom w:type="dxa" w:w="40"/>
+              <w:right w:type="dxa" w:w="70"/>
+            </w:tcMar>
+          </w:tcPr>
+          <w:p>
+            <w:pPr>
+              <w:spacing w:after="18" w:line="236"/>
+            </w:pPr>
+            <w:r>
+              <w:rPr>
+                <w:rFonts w:ascii="Arial" w:cs="Arial" w:eastAsia="Arial" w:hAnsi="Arial"/>
+                <w:sz w:val="19"/>
+                <w:szCs w:val="19"/>
+              </w:rPr>
+              <w:t xml:space="preserve">Media</w:t>
+            </w:r>
+          </w:p>
+        </w:tc>
+      </w:tr>
+    </w:tbl>
+    <w:p>
+      <w:pPr>
+        <w:spacing w:after="140"/>
+      </w:pPr>
+    </w:p>
+    <w:tbl>
+      <w:tblPr>
+        <w:tblW w:type="dxa" w:w="9360"/>
+        <w:tblBorders>
+          <w:top w:val="single" w:color="9CA3AF" w:sz="6"/>
+          <w:left w:val="single" w:color="9CA3AF" w:sz="6"/>
+          <w:bottom w:val="single" w:color="9CA3AF" w:sz="6"/>
+          <w:right w:val="single" w:color="9CA3AF" w:sz="6"/>
+          <w:insideH w:val="single" w:color="9CA3AF" w:sz="6"/>
+          <w:insideV w:val="single" w:color="9CA3AF" w:sz="6"/>
+        </w:tblBorders>
+        <w:tblLayout w:type="fixed"/>
+      </w:tblPr>
+      <w:tblGrid>
+        <w:gridCol w:w="2300"/>
+        <w:gridCol w:w="7060"/>
+      </w:tblGrid>
+      <w:tr>
+        <w:tc>
+          <w:tcPr>
+            <w:tcW w:type="dxa" w:w="9360"/>
+            <w:gridSpan w:val="2"/>
+            <w:shd w:fill="1F3864" w:val="clear"/>
+            <w:tcMar>
+              <w:top w:type="dxa" w:w="40"/>
+              <w:left w:type="dxa" w:w="70"/>
+              <w:bottom w:type="dxa" w:w="40"/>
+              <w:right w:type="dxa" w:w="70"/>
+            </w:tcMar>
+          </w:tcPr>
+          <w:p>
+            <w:pPr>
+              <w:spacing w:after="18" w:line="236"/>
+            </w:pPr>
+            <w:r>
+              <w:rPr>
+                <w:rFonts w:ascii="Arial" w:cs="Arial" w:eastAsia="Arial" w:hAnsi="Arial"/>
+                <w:b/>
+                <w:bCs/>
+                <w:color w:val="FFFFFF"/>
+                <w:sz w:val="19"/>
+                <w:szCs w:val="19"/>
+              </w:rPr>
+              <w:t xml:space="preserve">CU-SED-03 — Asignar usuarios a sedes</w:t>
+            </w:r>
+          </w:p>
+        </w:tc>
+      </w:tr>
+      <w:tr>
+        <w:tc>
+          <w:tcPr>
+            <w:tcW w:type="dxa" w:w="2300"/>
+            <w:shd w:fill="EAF0F8" w:val="clear"/>
+            <w:tcMar>
+              <w:top w:type="dxa" w:w="40"/>
+              <w:left w:type="dxa" w:w="70"/>
+              <w:bottom w:type="dxa" w:w="40"/>
+              <w:right w:type="dxa" w:w="70"/>
+            </w:tcMar>
+          </w:tcPr>
+          <w:p>
+            <w:pPr>
+              <w:spacing w:after="18" w:line="236"/>
+            </w:pPr>
+            <w:r>
+              <w:rPr>
+                <w:rFonts w:ascii="Arial" w:cs="Arial" w:eastAsia="Arial" w:hAnsi="Arial"/>
+                <w:b/>
+                <w:bCs/>
+                <w:sz w:val="19"/>
+                <w:szCs w:val="19"/>
+              </w:rPr>
+              <w:t xml:space="preserve">Actor(es)</w:t>
+            </w:r>
+          </w:p>
+        </w:tc>
+        <w:tc>
+          <w:tcPr>
+            <w:tcW w:type="dxa" w:w="7060"/>
+            <w:tcMar>
+              <w:top w:type="dxa" w:w="40"/>
+              <w:left w:type="dxa" w:w="70"/>
+              <w:bottom w:type="dxa" w:w="40"/>
+              <w:right w:type="dxa" w:w="70"/>
+            </w:tcMar>
+          </w:tcPr>
+          <w:p>
+            <w:pPr>
+              <w:spacing w:after="18" w:line="236"/>
+            </w:pPr>
+            <w:r>
+              <w:rPr>
+                <w:rFonts w:ascii="Arial" w:cs="Arial" w:eastAsia="Arial" w:hAnsi="Arial"/>
+                <w:sz w:val="19"/>
+                <w:szCs w:val="19"/>
+              </w:rPr>
+              <w:t xml:space="preserve">Administrador</w:t>
+            </w:r>
+          </w:p>
+        </w:tc>
+      </w:tr>
+      <w:tr>
+        <w:tc>
+          <w:tcPr>
+            <w:tcW w:type="dxa" w:w="2300"/>
+            <w:shd w:fill="EAF0F8" w:val="clear"/>
+            <w:tcMar>
+              <w:top w:type="dxa" w:w="40"/>
+              <w:left w:type="dxa" w:w="70"/>
+              <w:bottom w:type="dxa" w:w="40"/>
+              <w:right w:type="dxa" w:w="70"/>
+            </w:tcMar>
+          </w:tcPr>
+          <w:p>
+            <w:pPr>
+              <w:spacing w:after="18" w:line="236"/>
+            </w:pPr>
+            <w:r>
+              <w:rPr>
+                <w:rFonts w:ascii="Arial" w:cs="Arial" w:eastAsia="Arial" w:hAnsi="Arial"/>
+                <w:b/>
+                <w:bCs/>
+                <w:sz w:val="19"/>
+                <w:szCs w:val="19"/>
+              </w:rPr>
+              <w:t xml:space="preserve">Requisito</w:t>
+            </w:r>
+          </w:p>
+        </w:tc>
+        <w:tc>
+          <w:tcPr>
+            <w:tcW w:type="dxa" w:w="7060"/>
+            <w:tcMar>
+              <w:top w:type="dxa" w:w="40"/>
+              <w:left w:type="dxa" w:w="70"/>
+              <w:bottom w:type="dxa" w:w="40"/>
+              <w:right w:type="dxa" w:w="70"/>
+            </w:tcMar>
+          </w:tcPr>
+          <w:p>
+            <w:pPr>
+              <w:spacing w:after="18" w:line="236"/>
+            </w:pPr>
+            <w:r>
+              <w:rPr>
+                <w:rFonts w:ascii="Arial" w:cs="Arial" w:eastAsia="Arial" w:hAnsi="Arial"/>
+                <w:sz w:val="19"/>
+                <w:szCs w:val="19"/>
+              </w:rPr>
+              <w:t xml:space="preserve">RF-SED-03</w:t>
+            </w:r>
+          </w:p>
+        </w:tc>
+      </w:tr>
+      <w:tr>
+        <w:tc>
+          <w:tcPr>
+            <w:tcW w:type="dxa" w:w="2300"/>
+            <w:shd w:fill="EAF0F8" w:val="clear"/>
+            <w:tcMar>
+              <w:top w:type="dxa" w:w="40"/>
+              <w:left w:type="dxa" w:w="70"/>
+              <w:bottom w:type="dxa" w:w="40"/>
+              <w:right w:type="dxa" w:w="70"/>
+            </w:tcMar>
+          </w:tcPr>
+          <w:p>
+            <w:pPr>
+              <w:spacing w:after="18" w:line="236"/>
+            </w:pPr>
+            <w:r>
+              <w:rPr>
+                <w:rFonts w:ascii="Arial" w:cs="Arial" w:eastAsia="Arial" w:hAnsi="Arial"/>
+                <w:b/>
+                <w:bCs/>
+                <w:sz w:val="19"/>
+                <w:szCs w:val="19"/>
+              </w:rPr>
+              <w:t xml:space="preserve">Descripción</w:t>
+            </w:r>
+          </w:p>
+        </w:tc>
+        <w:tc>
+          <w:tcPr>
+            <w:tcW w:type="dxa" w:w="7060"/>
+            <w:tcMar>
+              <w:top w:type="dxa" w:w="40"/>
+              <w:left w:type="dxa" w:w="70"/>
+              <w:bottom w:type="dxa" w:w="40"/>
+              <w:right w:type="dxa" w:w="70"/>
+            </w:tcMar>
+          </w:tcPr>
+          <w:p>
+            <w:pPr>
+              <w:spacing w:after="18" w:line="236"/>
+            </w:pPr>
+            <w:r>
+              <w:rPr>
+                <w:rFonts w:ascii="Arial" w:cs="Arial" w:eastAsia="Arial" w:hAnsi="Arial"/>
+                <w:sz w:val="19"/>
+                <w:szCs w:val="19"/>
+              </w:rPr>
+              <w:t xml:space="preserve">El administrador asigna los usuarios (vendedores) a las sedes donde trabajarán.</w:t>
+            </w:r>
+          </w:p>
+        </w:tc>
+      </w:tr>
+      <w:tr>
+        <w:tc>
+          <w:tcPr>
+            <w:tcW w:type="dxa" w:w="2300"/>
+            <w:shd w:fill="EAF0F8" w:val="clear"/>
+            <w:tcMar>
+              <w:top w:type="dxa" w:w="40"/>
+              <w:left w:type="dxa" w:w="70"/>
+              <w:bottom w:type="dxa" w:w="40"/>
+              <w:right w:type="dxa" w:w="70"/>
+            </w:tcMar>
+          </w:tcPr>
+          <w:p>
+            <w:pPr>
+              <w:spacing w:after="18" w:line="236"/>
+            </w:pPr>
+            <w:r>
+              <w:rPr>
+                <w:rFonts w:ascii="Arial" w:cs="Arial" w:eastAsia="Arial" w:hAnsi="Arial"/>
+                <w:b/>
+                <w:bCs/>
+                <w:sz w:val="19"/>
+                <w:szCs w:val="19"/>
+              </w:rPr>
+              <w:t xml:space="preserve">Precondiciones</w:t>
+            </w:r>
+          </w:p>
+        </w:tc>
+        <w:tc>
+          <w:tcPr>
+            <w:tcW w:type="dxa" w:w="7060"/>
+            <w:tcMar>
+              <w:top w:type="dxa" w:w="40"/>
+              <w:left w:type="dxa" w:w="70"/>
+              <w:bottom w:type="dxa" w:w="40"/>
+              <w:right w:type="dxa" w:w="70"/>
+            </w:tcMar>
+          </w:tcPr>
+          <w:p>
+            <w:pPr>
+              <w:spacing w:after="18" w:line="236"/>
+            </w:pPr>
+            <w:r>
+              <w:rPr>
+                <w:rFonts w:ascii="Arial" w:cs="Arial" w:eastAsia="Arial" w:hAnsi="Arial"/>
+                <w:sz w:val="19"/>
+                <w:szCs w:val="19"/>
+              </w:rPr>
+              <w:t xml:space="preserve">Existen usuarios y sedes; la suscripción incluye multisede.</w:t>
+            </w:r>
+          </w:p>
+        </w:tc>
+      </w:tr>
+      <w:tr>
+        <w:tc>
+          <w:tcPr>
+            <w:tcW w:type="dxa" w:w="2300"/>
+            <w:shd w:fill="EAF0F8" w:val="clear"/>
+            <w:tcMar>
+              <w:top w:type="dxa" w:w="40"/>
+              <w:left w:type="dxa" w:w="70"/>
+              <w:bottom w:type="dxa" w:w="40"/>
+              <w:right w:type="dxa" w:w="70"/>
+            </w:tcMar>
+          </w:tcPr>
+          <w:p>
+            <w:pPr>
+              <w:spacing w:after="18" w:line="236"/>
+            </w:pPr>
+            <w:r>
+              <w:rPr>
+                <w:rFonts w:ascii="Arial" w:cs="Arial" w:eastAsia="Arial" w:hAnsi="Arial"/>
+                <w:b/>
+                <w:bCs/>
+                <w:sz w:val="19"/>
+                <w:szCs w:val="19"/>
+              </w:rPr>
+              <w:t xml:space="preserve">Flujo principal</w:t>
+            </w:r>
+          </w:p>
+        </w:tc>
+        <w:tc>
+          <w:tcPr>
+            <w:tcW w:type="dxa" w:w="7060"/>
+            <w:tcMar>
+              <w:top w:type="dxa" w:w="40"/>
+              <w:left w:type="dxa" w:w="70"/>
+              <w:bottom w:type="dxa" w:w="40"/>
+              <w:right w:type="dxa" w:w="70"/>
+            </w:tcMar>
+          </w:tcPr>
+          <w:p>
+            <w:pPr>
+              <w:spacing w:after="18" w:line="236"/>
+            </w:pPr>
+            <w:r>
+              <w:rPr>
+                <w:rFonts w:ascii="Arial" w:cs="Arial" w:eastAsia="Arial" w:hAnsi="Arial"/>
+                <w:sz w:val="19"/>
+                <w:szCs w:val="19"/>
+              </w:rPr>
+              <w:t xml:space="preserve">1. Selecciona una sede o un usuario.</w:t>
+            </w:r>
+          </w:p>
+          <w:p>
+            <w:pPr>
+              <w:spacing w:after="18" w:line="236"/>
+            </w:pPr>
+            <w:r>
+              <w:rPr>
+                <w:rFonts w:ascii="Arial" w:cs="Arial" w:eastAsia="Arial" w:hAnsi="Arial"/>
+                <w:sz w:val="19"/>
+                <w:szCs w:val="19"/>
+              </w:rPr>
+              <w:t xml:space="preserve">2. Asigna uno o varios usuarios a la sede.</w:t>
+            </w:r>
+          </w:p>
+          <w:p>
+            <w:pPr>
+              <w:spacing w:after="18" w:line="236"/>
+            </w:pPr>
+            <w:r>
+              <w:rPr>
+                <w:rFonts w:ascii="Arial" w:cs="Arial" w:eastAsia="Arial" w:hAnsi="Arial"/>
+                <w:sz w:val="19"/>
+                <w:szCs w:val="19"/>
+              </w:rPr>
+              <w:t xml:space="preserve">3. El sistema valida y guarda la asignación.</w:t>
+            </w:r>
+          </w:p>
+        </w:tc>
+      </w:tr>
+      <w:tr>
+        <w:tc>
+          <w:tcPr>
+            <w:tcW w:type="dxa" w:w="2300"/>
+            <w:shd w:fill="EAF0F8" w:val="clear"/>
+            <w:tcMar>
+              <w:top w:type="dxa" w:w="40"/>
+              <w:left w:type="dxa" w:w="70"/>
+              <w:bottom w:type="dxa" w:w="40"/>
+              <w:right w:type="dxa" w:w="70"/>
+            </w:tcMar>
+          </w:tcPr>
+          <w:p>
+            <w:pPr>
+              <w:spacing w:after="18" w:line="236"/>
+            </w:pPr>
+            <w:r>
+              <w:rPr>
+                <w:rFonts w:ascii="Arial" w:cs="Arial" w:eastAsia="Arial" w:hAnsi="Arial"/>
+                <w:b/>
+                <w:bCs/>
+                <w:sz w:val="19"/>
+                <w:szCs w:val="19"/>
+              </w:rPr>
+              <w:t xml:space="preserve">Flujos alternativos</w:t>
+            </w:r>
+          </w:p>
+        </w:tc>
+        <w:tc>
+          <w:tcPr>
+            <w:tcW w:type="dxa" w:w="7060"/>
+            <w:tcMar>
+              <w:top w:type="dxa" w:w="40"/>
+              <w:left w:type="dxa" w:w="70"/>
+              <w:bottom w:type="dxa" w:w="40"/>
+              <w:right w:type="dxa" w:w="70"/>
+            </w:tcMar>
+          </w:tcPr>
+          <w:p>
+            <w:pPr>
+              <w:spacing w:after="18" w:line="236"/>
+            </w:pPr>
+            <w:r>
+              <w:rPr>
+                <w:rFonts w:ascii="Arial" w:cs="Arial" w:eastAsia="Arial" w:hAnsi="Arial"/>
+                <w:sz w:val="19"/>
+                <w:szCs w:val="19"/>
+              </w:rPr>
+              <w:t xml:space="preserve">2a. Reasignar o quitar un usuario de una sede.</w:t>
+            </w:r>
+          </w:p>
+        </w:tc>
+      </w:tr>
+      <w:tr>
+        <w:tc>
+          <w:tcPr>
+            <w:tcW w:type="dxa" w:w="2300"/>
+            <w:shd w:fill="EAF0F8" w:val="clear"/>
+            <w:tcMar>
+              <w:top w:type="dxa" w:w="40"/>
+              <w:left w:type="dxa" w:w="70"/>
+              <w:bottom w:type="dxa" w:w="40"/>
+              <w:right w:type="dxa" w:w="70"/>
+            </w:tcMar>
+          </w:tcPr>
+          <w:p>
+            <w:pPr>
+              <w:spacing w:after="18" w:line="236"/>
+            </w:pPr>
+            <w:r>
+              <w:rPr>
+                <w:rFonts w:ascii="Arial" w:cs="Arial" w:eastAsia="Arial" w:hAnsi="Arial"/>
+                <w:b/>
+                <w:bCs/>
+                <w:sz w:val="19"/>
+                <w:szCs w:val="19"/>
+              </w:rPr>
+              <w:t xml:space="preserve">Excepciones</w:t>
+            </w:r>
+          </w:p>
+        </w:tc>
+        <w:tc>
+          <w:tcPr>
+            <w:tcW w:type="dxa" w:w="7060"/>
+            <w:tcMar>
+              <w:top w:type="dxa" w:w="40"/>
+              <w:left w:type="dxa" w:w="70"/>
+              <w:bottom w:type="dxa" w:w="40"/>
+              <w:right w:type="dxa" w:w="70"/>
+            </w:tcMar>
+          </w:tcPr>
+          <w:p>
+            <w:pPr>
+              <w:spacing w:after="18" w:line="236"/>
+            </w:pPr>
+            <w:r>
+              <w:rPr>
+                <w:rFonts w:ascii="Arial" w:cs="Arial" w:eastAsia="Arial" w:hAnsi="Arial"/>
+                <w:sz w:val="19"/>
+                <w:szCs w:val="19"/>
+              </w:rPr>
+              <w:t xml:space="preserve">*. Usuario inactivo: no puede asignarse.</w:t>
+            </w:r>
+          </w:p>
+        </w:tc>
+      </w:tr>
+      <w:tr>
+        <w:tc>
+          <w:tcPr>
+            <w:tcW w:type="dxa" w:w="2300"/>
+            <w:shd w:fill="EAF0F8" w:val="clear"/>
+            <w:tcMar>
+              <w:top w:type="dxa" w:w="40"/>
+              <w:left w:type="dxa" w:w="70"/>
+              <w:bottom w:type="dxa" w:w="40"/>
+              <w:right w:type="dxa" w:w="70"/>
+            </w:tcMar>
+          </w:tcPr>
+          <w:p>
+            <w:pPr>
+              <w:spacing w:after="18" w:line="236"/>
+            </w:pPr>
+            <w:r>
+              <w:rPr>
+                <w:rFonts w:ascii="Arial" w:cs="Arial" w:eastAsia="Arial" w:hAnsi="Arial"/>
+                <w:b/>
+                <w:bCs/>
+                <w:sz w:val="19"/>
+                <w:szCs w:val="19"/>
+              </w:rPr>
+              <w:t xml:space="preserve">Reglas y validaciones</w:t>
+            </w:r>
+          </w:p>
+        </w:tc>
+        <w:tc>
+          <w:tcPr>
+            <w:tcW w:type="dxa" w:w="7060"/>
+            <w:tcMar>
+              <w:top w:type="dxa" w:w="40"/>
+              <w:left w:type="dxa" w:w="70"/>
+              <w:bottom w:type="dxa" w:w="40"/>
+              <w:right w:type="dxa" w:w="70"/>
+            </w:tcMar>
+          </w:tcPr>
+          <w:p>
+            <w:pPr>
+              <w:spacing w:after="18" w:line="236"/>
+            </w:pPr>
+            <w:r>
+              <w:rPr>
+                <w:rFonts w:ascii="Arial" w:cs="Arial" w:eastAsia="Arial" w:hAnsi="Arial"/>
+                <w:sz w:val="19"/>
+                <w:szCs w:val="19"/>
+              </w:rPr>
+              <w:t xml:space="preserve">Un usuario opera en la sede o sedes asignadas; sus ventas y consultas se limitan a su sede según sus permisos.</w:t>
+            </w:r>
+          </w:p>
+        </w:tc>
+      </w:tr>
+      <w:tr>
+        <w:tc>
+          <w:tcPr>
+            <w:tcW w:type="dxa" w:w="2300"/>
+            <w:shd w:fill="EAF0F8" w:val="clear"/>
+            <w:tcMar>
+              <w:top w:type="dxa" w:w="40"/>
+              <w:left w:type="dxa" w:w="70"/>
+              <w:bottom w:type="dxa" w:w="40"/>
+              <w:right w:type="dxa" w:w="70"/>
+            </w:tcMar>
+          </w:tcPr>
+          <w:p>
+            <w:pPr>
+              <w:spacing w:after="18" w:line="236"/>
+            </w:pPr>
+            <w:r>
+              <w:rPr>
+                <w:rFonts w:ascii="Arial" w:cs="Arial" w:eastAsia="Arial" w:hAnsi="Arial"/>
+                <w:b/>
+                <w:bCs/>
+                <w:sz w:val="19"/>
+                <w:szCs w:val="19"/>
+              </w:rPr>
+              <w:t xml:space="preserve">Postcondiciones</w:t>
+            </w:r>
+          </w:p>
+        </w:tc>
+        <w:tc>
+          <w:tcPr>
+            <w:tcW w:type="dxa" w:w="7060"/>
+            <w:tcMar>
+              <w:top w:type="dxa" w:w="40"/>
+              <w:left w:type="dxa" w:w="70"/>
+              <w:bottom w:type="dxa" w:w="40"/>
+              <w:right w:type="dxa" w:w="70"/>
+            </w:tcMar>
+          </w:tcPr>
+          <w:p>
+            <w:pPr>
+              <w:spacing w:after="18" w:line="236"/>
+            </w:pPr>
+            <w:r>
+              <w:rPr>
+                <w:rFonts w:ascii="Arial" w:cs="Arial" w:eastAsia="Arial" w:hAnsi="Arial"/>
+                <w:sz w:val="19"/>
+                <w:szCs w:val="19"/>
+              </w:rPr>
+              <w:t xml:space="preserve">Los usuarios quedan asignados a sus sedes.</w:t>
+            </w:r>
+          </w:p>
+        </w:tc>
+      </w:tr>
+      <w:tr>
+        <w:tc>
+          <w:tcPr>
+            <w:tcW w:type="dxa" w:w="2300"/>
+            <w:shd w:fill="EAF0F8" w:val="clear"/>
+            <w:tcMar>
+              <w:top w:type="dxa" w:w="40"/>
+              <w:left w:type="dxa" w:w="70"/>
+              <w:bottom w:type="dxa" w:w="40"/>
+              <w:right w:type="dxa" w:w="70"/>
+            </w:tcMar>
+          </w:tcPr>
+          <w:p>
+            <w:pPr>
+              <w:spacing w:after="18" w:line="236"/>
+            </w:pPr>
+            <w:r>
+              <w:rPr>
+                <w:rFonts w:ascii="Arial" w:cs="Arial" w:eastAsia="Arial" w:hAnsi="Arial"/>
+                <w:b/>
+                <w:bCs/>
+                <w:sz w:val="19"/>
+                <w:szCs w:val="19"/>
+              </w:rPr>
+              <w:t xml:space="preserve">Prioridad</w:t>
+            </w:r>
+          </w:p>
+        </w:tc>
+        <w:tc>
+          <w:tcPr>
+            <w:tcW w:type="dxa" w:w="7060"/>
+            <w:tcMar>
+              <w:top w:type="dxa" w:w="40"/>
+              <w:left w:type="dxa" w:w="70"/>
+              <w:bottom w:type="dxa" w:w="40"/>
+              <w:right w:type="dxa" w:w="70"/>
+            </w:tcMar>
+          </w:tcPr>
+          <w:p>
+            <w:pPr>
+              <w:spacing w:after="18" w:line="236"/>
+            </w:pPr>
+            <w:r>
+              <w:rPr>
+                <w:rFonts w:ascii="Arial" w:cs="Arial" w:eastAsia="Arial" w:hAnsi="Arial"/>
+                <w:sz w:val="19"/>
+                <w:szCs w:val="19"/>
+              </w:rPr>
+              <w:t xml:space="preserve">Media</w:t>
+            </w:r>
+          </w:p>
+        </w:tc>
+      </w:tr>
+    </w:tbl>
+    <w:p>
+      <w:pPr>
+        <w:spacing w:after="140"/>
+      </w:pPr>
+    </w:p>
+    <w:tbl>
+      <w:tblPr>
+        <w:tblW w:type="dxa" w:w="9360"/>
+        <w:tblBorders>
+          <w:top w:val="single" w:color="9CA3AF" w:sz="6"/>
+          <w:left w:val="single" w:color="9CA3AF" w:sz="6"/>
+          <w:bottom w:val="single" w:color="9CA3AF" w:sz="6"/>
+          <w:right w:val="single" w:color="9CA3AF" w:sz="6"/>
+          <w:insideH w:val="single" w:color="9CA3AF" w:sz="6"/>
+          <w:insideV w:val="single" w:color="9CA3AF" w:sz="6"/>
+        </w:tblBorders>
+        <w:tblLayout w:type="fixed"/>
+      </w:tblPr>
+      <w:tblGrid>
+        <w:gridCol w:w="2300"/>
+        <w:gridCol w:w="7060"/>
+      </w:tblGrid>
+      <w:tr>
+        <w:tc>
+          <w:tcPr>
+            <w:tcW w:type="dxa" w:w="9360"/>
+            <w:gridSpan w:val="2"/>
+            <w:shd w:fill="1F3864" w:val="clear"/>
+            <w:tcMar>
+              <w:top w:type="dxa" w:w="40"/>
+              <w:left w:type="dxa" w:w="70"/>
+              <w:bottom w:type="dxa" w:w="40"/>
+              <w:right w:type="dxa" w:w="70"/>
+            </w:tcMar>
+          </w:tcPr>
+          <w:p>
+            <w:pPr>
+              <w:spacing w:after="18" w:line="236"/>
+            </w:pPr>
+            <w:r>
+              <w:rPr>
+                <w:rFonts w:ascii="Arial" w:cs="Arial" w:eastAsia="Arial" w:hAnsi="Arial"/>
+                <w:b/>
+                <w:bCs/>
+                <w:color w:val="FFFFFF"/>
+                <w:sz w:val="19"/>
+                <w:szCs w:val="19"/>
+              </w:rPr>
+              <w:t xml:space="preserve">CU-SED-04 — Consultar inventario por sede</w:t>
+            </w:r>
+          </w:p>
+        </w:tc>
+      </w:tr>
+      <w:tr>
+        <w:tc>
+          <w:tcPr>
+            <w:tcW w:type="dxa" w:w="2300"/>
+            <w:shd w:fill="EAF0F8" w:val="clear"/>
+            <w:tcMar>
+              <w:top w:type="dxa" w:w="40"/>
+              <w:left w:type="dxa" w:w="70"/>
+              <w:bottom w:type="dxa" w:w="40"/>
+              <w:right w:type="dxa" w:w="70"/>
+            </w:tcMar>
+          </w:tcPr>
+          <w:p>
+            <w:pPr>
+              <w:spacing w:after="18" w:line="236"/>
+            </w:pPr>
+            <w:r>
+              <w:rPr>
+                <w:rFonts w:ascii="Arial" w:cs="Arial" w:eastAsia="Arial" w:hAnsi="Arial"/>
+                <w:b/>
+                <w:bCs/>
+                <w:sz w:val="19"/>
+                <w:szCs w:val="19"/>
+              </w:rPr>
+              <w:t xml:space="preserve">Actor(es)</w:t>
+            </w:r>
+          </w:p>
+        </w:tc>
+        <w:tc>
+          <w:tcPr>
+            <w:tcW w:type="dxa" w:w="7060"/>
+            <w:tcMar>
+              <w:top w:type="dxa" w:w="40"/>
+              <w:left w:type="dxa" w:w="70"/>
+              <w:bottom w:type="dxa" w:w="40"/>
+              <w:right w:type="dxa" w:w="70"/>
+            </w:tcMar>
+          </w:tcPr>
+          <w:p>
+            <w:pPr>
+              <w:spacing w:after="18" w:line="236"/>
+            </w:pPr>
+            <w:r>
+              <w:rPr>
+                <w:rFonts w:ascii="Arial" w:cs="Arial" w:eastAsia="Arial" w:hAnsi="Arial"/>
+                <w:sz w:val="19"/>
+                <w:szCs w:val="19"/>
+              </w:rPr>
+              <w:t xml:space="preserve">Administrador, Vendedor</w:t>
+            </w:r>
+          </w:p>
+        </w:tc>
+      </w:tr>
+      <w:tr>
+        <w:tc>
+          <w:tcPr>
+            <w:tcW w:type="dxa" w:w="2300"/>
+            <w:shd w:fill="EAF0F8" w:val="clear"/>
+            <w:tcMar>
+              <w:top w:type="dxa" w:w="40"/>
+              <w:left w:type="dxa" w:w="70"/>
+              <w:bottom w:type="dxa" w:w="40"/>
+              <w:right w:type="dxa" w:w="70"/>
+            </w:tcMar>
+          </w:tcPr>
+          <w:p>
+            <w:pPr>
+              <w:spacing w:after="18" w:line="236"/>
+            </w:pPr>
+            <w:r>
+              <w:rPr>
+                <w:rFonts w:ascii="Arial" w:cs="Arial" w:eastAsia="Arial" w:hAnsi="Arial"/>
+                <w:b/>
+                <w:bCs/>
+                <w:sz w:val="19"/>
+                <w:szCs w:val="19"/>
+              </w:rPr>
+              <w:t xml:space="preserve">Requisito</w:t>
+            </w:r>
+          </w:p>
+        </w:tc>
+        <w:tc>
+          <w:tcPr>
+            <w:tcW w:type="dxa" w:w="7060"/>
+            <w:tcMar>
+              <w:top w:type="dxa" w:w="40"/>
+              <w:left w:type="dxa" w:w="70"/>
+              <w:bottom w:type="dxa" w:w="40"/>
+              <w:right w:type="dxa" w:w="70"/>
+            </w:tcMar>
+          </w:tcPr>
+          <w:p>
+            <w:pPr>
+              <w:spacing w:after="18" w:line="236"/>
+            </w:pPr>
+            <w:r>
+              <w:rPr>
+                <w:rFonts w:ascii="Arial" w:cs="Arial" w:eastAsia="Arial" w:hAnsi="Arial"/>
+                <w:sz w:val="19"/>
+                <w:szCs w:val="19"/>
+              </w:rPr>
+              <w:t xml:space="preserve">RF-SED-04</w:t>
+            </w:r>
+          </w:p>
+        </w:tc>
+      </w:tr>
+      <w:tr>
+        <w:tc>
+          <w:tcPr>
+            <w:tcW w:type="dxa" w:w="2300"/>
+            <w:shd w:fill="EAF0F8" w:val="clear"/>
+            <w:tcMar>
+              <w:top w:type="dxa" w:w="40"/>
+              <w:left w:type="dxa" w:w="70"/>
+              <w:bottom w:type="dxa" w:w="40"/>
+              <w:right w:type="dxa" w:w="70"/>
+            </w:tcMar>
+          </w:tcPr>
+          <w:p>
+            <w:pPr>
+              <w:spacing w:after="18" w:line="236"/>
+            </w:pPr>
+            <w:r>
+              <w:rPr>
+                <w:rFonts w:ascii="Arial" w:cs="Arial" w:eastAsia="Arial" w:hAnsi="Arial"/>
+                <w:b/>
+                <w:bCs/>
+                <w:sz w:val="19"/>
+                <w:szCs w:val="19"/>
+              </w:rPr>
+              <w:t xml:space="preserve">Descripción</w:t>
+            </w:r>
+          </w:p>
+        </w:tc>
+        <w:tc>
+          <w:tcPr>
+            <w:tcW w:type="dxa" w:w="7060"/>
+            <w:tcMar>
+              <w:top w:type="dxa" w:w="40"/>
+              <w:left w:type="dxa" w:w="70"/>
+              <w:bottom w:type="dxa" w:w="40"/>
+              <w:right w:type="dxa" w:w="70"/>
+            </w:tcMar>
+          </w:tcPr>
+          <w:p>
+            <w:pPr>
+              <w:spacing w:after="18" w:line="236"/>
+            </w:pPr>
+            <w:r>
+              <w:rPr>
+                <w:rFonts w:ascii="Arial" w:cs="Arial" w:eastAsia="Arial" w:hAnsi="Arial"/>
+                <w:sz w:val="19"/>
+                <w:szCs w:val="19"/>
+              </w:rPr>
+              <w:t xml:space="preserve">El usuario consulta las existencias de productos en cada sede.</w:t>
+            </w:r>
+          </w:p>
+        </w:tc>
+      </w:tr>
+      <w:tr>
+        <w:tc>
+          <w:tcPr>
+            <w:tcW w:type="dxa" w:w="2300"/>
+            <w:shd w:fill="EAF0F8" w:val="clear"/>
+            <w:tcMar>
+              <w:top w:type="dxa" w:w="40"/>
+              <w:left w:type="dxa" w:w="70"/>
+              <w:bottom w:type="dxa" w:w="40"/>
+              <w:right w:type="dxa" w:w="70"/>
+            </w:tcMar>
+          </w:tcPr>
+          <w:p>
+            <w:pPr>
+              <w:spacing w:after="18" w:line="236"/>
+            </w:pPr>
+            <w:r>
+              <w:rPr>
+                <w:rFonts w:ascii="Arial" w:cs="Arial" w:eastAsia="Arial" w:hAnsi="Arial"/>
+                <w:b/>
+                <w:bCs/>
+                <w:sz w:val="19"/>
+                <w:szCs w:val="19"/>
+              </w:rPr>
+              <w:t xml:space="preserve">Precondiciones</w:t>
+            </w:r>
+          </w:p>
+        </w:tc>
+        <w:tc>
+          <w:tcPr>
+            <w:tcW w:type="dxa" w:w="7060"/>
+            <w:tcMar>
+              <w:top w:type="dxa" w:w="40"/>
+              <w:left w:type="dxa" w:w="70"/>
+              <w:bottom w:type="dxa" w:w="40"/>
+              <w:right w:type="dxa" w:w="70"/>
+            </w:tcMar>
+          </w:tcPr>
+          <w:p>
+            <w:pPr>
+              <w:spacing w:after="18" w:line="236"/>
+            </w:pPr>
+            <w:r>
+              <w:rPr>
+                <w:rFonts w:ascii="Arial" w:cs="Arial" w:eastAsia="Arial" w:hAnsi="Arial"/>
+                <w:sz w:val="19"/>
+                <w:szCs w:val="19"/>
+              </w:rPr>
+              <w:t xml:space="preserve">Existen sedes con inventario; la suscripción incluye multisede.</w:t>
+            </w:r>
+          </w:p>
+        </w:tc>
+      </w:tr>
+      <w:tr>
+        <w:tc>
+          <w:tcPr>
+            <w:tcW w:type="dxa" w:w="2300"/>
+            <w:shd w:fill="EAF0F8" w:val="clear"/>
+            <w:tcMar>
+              <w:top w:type="dxa" w:w="40"/>
+              <w:left w:type="dxa" w:w="70"/>
+              <w:bottom w:type="dxa" w:w="40"/>
+              <w:right w:type="dxa" w:w="70"/>
+            </w:tcMar>
+          </w:tcPr>
+          <w:p>
+            <w:pPr>
+              <w:spacing w:after="18" w:line="236"/>
+            </w:pPr>
+            <w:r>
+              <w:rPr>
+                <w:rFonts w:ascii="Arial" w:cs="Arial" w:eastAsia="Arial" w:hAnsi="Arial"/>
+                <w:b/>
+                <w:bCs/>
+                <w:sz w:val="19"/>
+                <w:szCs w:val="19"/>
+              </w:rPr>
+              <w:t xml:space="preserve">Flujo principal</w:t>
+            </w:r>
+          </w:p>
+        </w:tc>
+        <w:tc>
+          <w:tcPr>
+            <w:tcW w:type="dxa" w:w="7060"/>
+            <w:tcMar>
+              <w:top w:type="dxa" w:w="40"/>
+              <w:left w:type="dxa" w:w="70"/>
+              <w:bottom w:type="dxa" w:w="40"/>
+              <w:right w:type="dxa" w:w="70"/>
+            </w:tcMar>
+          </w:tcPr>
+          <w:p>
+            <w:pPr>
+              <w:spacing w:after="18" w:line="236"/>
+            </w:pPr>
+            <w:r>
+              <w:rPr>
+                <w:rFonts w:ascii="Arial" w:cs="Arial" w:eastAsia="Arial" w:hAnsi="Arial"/>
+                <w:sz w:val="19"/>
+                <w:szCs w:val="19"/>
+              </w:rPr>
+              <w:t xml:space="preserve">1. Elige «Inventario por sede» y selecciona la sede.</w:t>
+            </w:r>
+          </w:p>
+          <w:p>
+            <w:pPr>
+              <w:spacing w:after="18" w:line="236"/>
+            </w:pPr>
+            <w:r>
+              <w:rPr>
+                <w:rFonts w:ascii="Arial" w:cs="Arial" w:eastAsia="Arial" w:hAnsi="Arial"/>
+                <w:sz w:val="19"/>
+                <w:szCs w:val="19"/>
+              </w:rPr>
+              <w:t xml:space="preserve">2. El sistema muestra las existencias de los productos en esa sede.</w:t>
+            </w:r>
+          </w:p>
+          <w:p>
+            <w:pPr>
+              <w:spacing w:after="18" w:line="236"/>
+            </w:pPr>
+            <w:r>
+              <w:rPr>
+                <w:rFonts w:ascii="Arial" w:cs="Arial" w:eastAsia="Arial" w:hAnsi="Arial"/>
+                <w:sz w:val="19"/>
+                <w:szCs w:val="19"/>
+              </w:rPr>
+              <w:t xml:space="preserve">3. El usuario filtra o busca.</w:t>
+            </w:r>
+          </w:p>
+        </w:tc>
+      </w:tr>
+      <w:tr>
+        <w:tc>
+          <w:tcPr>
+            <w:tcW w:type="dxa" w:w="2300"/>
+            <w:shd w:fill="EAF0F8" w:val="clear"/>
+            <w:tcMar>
+              <w:top w:type="dxa" w:w="40"/>
+              <w:left w:type="dxa" w:w="70"/>
+              <w:bottom w:type="dxa" w:w="40"/>
+              <w:right w:type="dxa" w:w="70"/>
+            </w:tcMar>
+          </w:tcPr>
+          <w:p>
+            <w:pPr>
+              <w:spacing w:after="18" w:line="236"/>
+            </w:pPr>
+            <w:r>
+              <w:rPr>
+                <w:rFonts w:ascii="Arial" w:cs="Arial" w:eastAsia="Arial" w:hAnsi="Arial"/>
+                <w:b/>
+                <w:bCs/>
+                <w:sz w:val="19"/>
+                <w:szCs w:val="19"/>
+              </w:rPr>
+              <w:t xml:space="preserve">Flujos alternativos</w:t>
+            </w:r>
+          </w:p>
+        </w:tc>
+        <w:tc>
+          <w:tcPr>
+            <w:tcW w:type="dxa" w:w="7060"/>
+            <w:tcMar>
+              <w:top w:type="dxa" w:w="40"/>
+              <w:left w:type="dxa" w:w="70"/>
+              <w:bottom w:type="dxa" w:w="40"/>
+              <w:right w:type="dxa" w:w="70"/>
+            </w:tcMar>
+          </w:tcPr>
+          <w:p>
+            <w:pPr>
+              <w:spacing w:after="18" w:line="236"/>
+            </w:pPr>
+            <w:r>
+              <w:rPr>
+                <w:rFonts w:ascii="Arial" w:cs="Arial" w:eastAsia="Arial" w:hAnsi="Arial"/>
+                <w:sz w:val="19"/>
+                <w:szCs w:val="19"/>
+              </w:rPr>
+              <w:t xml:space="preserve">2a. Comparar las existencias entre sedes en una vista consolidada.</w:t>
+            </w:r>
+          </w:p>
+        </w:tc>
+      </w:tr>
+      <w:tr>
+        <w:tc>
+          <w:tcPr>
+            <w:tcW w:type="dxa" w:w="2300"/>
+            <w:shd w:fill="EAF0F8" w:val="clear"/>
+            <w:tcMar>
+              <w:top w:type="dxa" w:w="40"/>
+              <w:left w:type="dxa" w:w="70"/>
+              <w:bottom w:type="dxa" w:w="40"/>
+              <w:right w:type="dxa" w:w="70"/>
+            </w:tcMar>
+          </w:tcPr>
+          <w:p>
+            <w:pPr>
+              <w:spacing w:after="18" w:line="236"/>
+            </w:pPr>
+            <w:r>
+              <w:rPr>
+                <w:rFonts w:ascii="Arial" w:cs="Arial" w:eastAsia="Arial" w:hAnsi="Arial"/>
+                <w:b/>
+                <w:bCs/>
+                <w:sz w:val="19"/>
+                <w:szCs w:val="19"/>
+              </w:rPr>
+              <w:t xml:space="preserve">Excepciones</w:t>
+            </w:r>
+          </w:p>
+        </w:tc>
+        <w:tc>
+          <w:tcPr>
+            <w:tcW w:type="dxa" w:w="7060"/>
+            <w:tcMar>
+              <w:top w:type="dxa" w:w="40"/>
+              <w:left w:type="dxa" w:w="70"/>
+              <w:bottom w:type="dxa" w:w="40"/>
+              <w:right w:type="dxa" w:w="70"/>
+            </w:tcMar>
+          </w:tcPr>
+          <w:p>
+            <w:pPr>
+              <w:spacing w:after="18" w:line="236"/>
+            </w:pPr>
+            <w:r>
+              <w:rPr>
+                <w:rFonts w:ascii="Arial" w:cs="Arial" w:eastAsia="Arial" w:hAnsi="Arial"/>
+                <w:sz w:val="19"/>
+                <w:szCs w:val="19"/>
+              </w:rPr>
+              <w:t xml:space="preserve">*. Sede sin inventario: el sistema muestra las existencias en cero.</w:t>
+            </w:r>
+          </w:p>
+        </w:tc>
+      </w:tr>
+      <w:tr>
+        <w:tc>
+          <w:tcPr>
+            <w:tcW w:type="dxa" w:w="2300"/>
+            <w:shd w:fill="EAF0F8" w:val="clear"/>
+            <w:tcMar>
+              <w:top w:type="dxa" w:w="40"/>
+              <w:left w:type="dxa" w:w="70"/>
+              <w:bottom w:type="dxa" w:w="40"/>
+              <w:right w:type="dxa" w:w="70"/>
+            </w:tcMar>
+          </w:tcPr>
+          <w:p>
+            <w:pPr>
+              <w:spacing w:after="18" w:line="236"/>
+            </w:pPr>
+            <w:r>
+              <w:rPr>
+                <w:rFonts w:ascii="Arial" w:cs="Arial" w:eastAsia="Arial" w:hAnsi="Arial"/>
+                <w:b/>
+                <w:bCs/>
+                <w:sz w:val="19"/>
+                <w:szCs w:val="19"/>
+              </w:rPr>
+              <w:t xml:space="preserve">Reglas y validaciones</w:t>
+            </w:r>
+          </w:p>
+        </w:tc>
+        <w:tc>
+          <w:tcPr>
+            <w:tcW w:type="dxa" w:w="7060"/>
+            <w:tcMar>
+              <w:top w:type="dxa" w:w="40"/>
+              <w:left w:type="dxa" w:w="70"/>
+              <w:bottom w:type="dxa" w:w="40"/>
+              <w:right w:type="dxa" w:w="70"/>
+            </w:tcMar>
+          </w:tcPr>
+          <w:p>
+            <w:pPr>
+              <w:spacing w:after="18" w:line="236"/>
+            </w:pPr>
+            <w:r>
+              <w:rPr>
+                <w:rFonts w:ascii="Arial" w:cs="Arial" w:eastAsia="Arial" w:hAnsi="Arial"/>
+                <w:sz w:val="19"/>
+                <w:szCs w:val="19"/>
+              </w:rPr>
+              <w:t xml:space="preserve">El inventario es independiente por sede (lotes y saldos propios); el vendedor solo ve su sede.</w:t>
+            </w:r>
+          </w:p>
+        </w:tc>
+      </w:tr>
+      <w:tr>
+        <w:tc>
+          <w:tcPr>
+            <w:tcW w:type="dxa" w:w="2300"/>
+            <w:shd w:fill="EAF0F8" w:val="clear"/>
+            <w:tcMar>
+              <w:top w:type="dxa" w:w="40"/>
+              <w:left w:type="dxa" w:w="70"/>
+              <w:bottom w:type="dxa" w:w="40"/>
+              <w:right w:type="dxa" w:w="70"/>
+            </w:tcMar>
+          </w:tcPr>
+          <w:p>
+            <w:pPr>
+              <w:spacing w:after="18" w:line="236"/>
+            </w:pPr>
+            <w:r>
+              <w:rPr>
+                <w:rFonts w:ascii="Arial" w:cs="Arial" w:eastAsia="Arial" w:hAnsi="Arial"/>
+                <w:b/>
+                <w:bCs/>
+                <w:sz w:val="19"/>
+                <w:szCs w:val="19"/>
+              </w:rPr>
+              <w:t xml:space="preserve">Postcondiciones</w:t>
+            </w:r>
+          </w:p>
+        </w:tc>
+        <w:tc>
+          <w:tcPr>
+            <w:tcW w:type="dxa" w:w="7060"/>
+            <w:tcMar>
+              <w:top w:type="dxa" w:w="40"/>
+              <w:left w:type="dxa" w:w="70"/>
+              <w:bottom w:type="dxa" w:w="40"/>
+              <w:right w:type="dxa" w:w="70"/>
+            </w:tcMar>
+          </w:tcPr>
+          <w:p>
+            <w:pPr>
+              <w:spacing w:after="18" w:line="236"/>
+            </w:pPr>
+            <w:r>
+              <w:rPr>
+                <w:rFonts w:ascii="Arial" w:cs="Arial" w:eastAsia="Arial" w:hAnsi="Arial"/>
+                <w:sz w:val="19"/>
+                <w:szCs w:val="19"/>
+              </w:rPr>
+              <w:t xml:space="preserve">El usuario visualiza el inventario de la sede.</w:t>
+            </w:r>
+          </w:p>
+        </w:tc>
+      </w:tr>
+      <w:tr>
+        <w:tc>
+          <w:tcPr>
+            <w:tcW w:type="dxa" w:w="2300"/>
+            <w:shd w:fill="EAF0F8" w:val="clear"/>
+            <w:tcMar>
+              <w:top w:type="dxa" w:w="40"/>
+              <w:left w:type="dxa" w:w="70"/>
+              <w:bottom w:type="dxa" w:w="40"/>
+              <w:right w:type="dxa" w:w="70"/>
+            </w:tcMar>
+          </w:tcPr>
+          <w:p>
+            <w:pPr>
+              <w:spacing w:after="18" w:line="236"/>
+            </w:pPr>
+            <w:r>
+              <w:rPr>
+                <w:rFonts w:ascii="Arial" w:cs="Arial" w:eastAsia="Arial" w:hAnsi="Arial"/>
+                <w:b/>
+                <w:bCs/>
+                <w:sz w:val="19"/>
+                <w:szCs w:val="19"/>
+              </w:rPr>
+              <w:t xml:space="preserve">Prioridad</w:t>
+            </w:r>
+          </w:p>
+        </w:tc>
+        <w:tc>
+          <w:tcPr>
+            <w:tcW w:type="dxa" w:w="7060"/>
+            <w:tcMar>
+              <w:top w:type="dxa" w:w="40"/>
+              <w:left w:type="dxa" w:w="70"/>
+              <w:bottom w:type="dxa" w:w="40"/>
+              <w:right w:type="dxa" w:w="70"/>
+            </w:tcMar>
+          </w:tcPr>
+          <w:p>
+            <w:pPr>
+              <w:spacing w:after="18" w:line="236"/>
+            </w:pPr>
+            <w:r>
+              <w:rPr>
+                <w:rFonts w:ascii="Arial" w:cs="Arial" w:eastAsia="Arial" w:hAnsi="Arial"/>
+                <w:sz w:val="19"/>
+                <w:szCs w:val="19"/>
+              </w:rPr>
+              <w:t xml:space="preserve">Media</w:t>
+            </w:r>
+          </w:p>
+        </w:tc>
+      </w:tr>
+    </w:tbl>
+    <w:p>
+      <w:pPr>
+        <w:spacing w:after="140"/>
+      </w:pPr>
+    </w:p>
+    <w:tbl>
+      <w:tblPr>
+        <w:tblW w:type="dxa" w:w="9360"/>
+        <w:tblBorders>
+          <w:top w:val="single" w:color="9CA3AF" w:sz="6"/>
+          <w:left w:val="single" w:color="9CA3AF" w:sz="6"/>
+          <w:bottom w:val="single" w:color="9CA3AF" w:sz="6"/>
+          <w:right w:val="single" w:color="9CA3AF" w:sz="6"/>
+          <w:insideH w:val="single" w:color="9CA3AF" w:sz="6"/>
+          <w:insideV w:val="single" w:color="9CA3AF" w:sz="6"/>
+        </w:tblBorders>
+        <w:tblLayout w:type="fixed"/>
+      </w:tblPr>
+      <w:tblGrid>
+        <w:gridCol w:w="2300"/>
+        <w:gridCol w:w="7060"/>
+      </w:tblGrid>
+      <w:tr>
+        <w:tc>
+          <w:tcPr>
+            <w:tcW w:type="dxa" w:w="9360"/>
+            <w:gridSpan w:val="2"/>
+            <w:shd w:fill="1F3864" w:val="clear"/>
+            <w:tcMar>
+              <w:top w:type="dxa" w:w="40"/>
+              <w:left w:type="dxa" w:w="70"/>
+              <w:bottom w:type="dxa" w:w="40"/>
+              <w:right w:type="dxa" w:w="70"/>
+            </w:tcMar>
+          </w:tcPr>
+          <w:p>
+            <w:pPr>
+              <w:spacing w:after="18" w:line="236"/>
+            </w:pPr>
+            <w:r>
+              <w:rPr>
+                <w:rFonts w:ascii="Arial" w:cs="Arial" w:eastAsia="Arial" w:hAnsi="Arial"/>
+                <w:b/>
+                <w:bCs/>
+                <w:color w:val="FFFFFF"/>
+                <w:sz w:val="19"/>
+                <w:szCs w:val="19"/>
+              </w:rPr>
+              <w:t xml:space="preserve">CU-SED-05 — Trasladar mercancía</w:t>
+            </w:r>
+          </w:p>
+        </w:tc>
+      </w:tr>
+      <w:tr>
+        <w:tc>
+          <w:tcPr>
+            <w:tcW w:type="dxa" w:w="2300"/>
+            <w:shd w:fill="EAF0F8" w:val="clear"/>
+            <w:tcMar>
+              <w:top w:type="dxa" w:w="40"/>
+              <w:left w:type="dxa" w:w="70"/>
+              <w:bottom w:type="dxa" w:w="40"/>
+              <w:right w:type="dxa" w:w="70"/>
+            </w:tcMar>
+          </w:tcPr>
+          <w:p>
+            <w:pPr>
+              <w:spacing w:after="18" w:line="236"/>
+            </w:pPr>
+            <w:r>
+              <w:rPr>
+                <w:rFonts w:ascii="Arial" w:cs="Arial" w:eastAsia="Arial" w:hAnsi="Arial"/>
+                <w:b/>
+                <w:bCs/>
+                <w:sz w:val="19"/>
+                <w:szCs w:val="19"/>
+              </w:rPr>
+              <w:t xml:space="preserve">Actor(es)</w:t>
+            </w:r>
+          </w:p>
+        </w:tc>
+        <w:tc>
+          <w:tcPr>
+            <w:tcW w:type="dxa" w:w="7060"/>
+            <w:tcMar>
+              <w:top w:type="dxa" w:w="40"/>
+              <w:left w:type="dxa" w:w="70"/>
+              <w:bottom w:type="dxa" w:w="40"/>
+              <w:right w:type="dxa" w:w="70"/>
+            </w:tcMar>
+          </w:tcPr>
+          <w:p>
+            <w:pPr>
+              <w:spacing w:after="18" w:line="236"/>
+            </w:pPr>
+            <w:r>
+              <w:rPr>
+                <w:rFonts w:ascii="Arial" w:cs="Arial" w:eastAsia="Arial" w:hAnsi="Arial"/>
+                <w:sz w:val="19"/>
+                <w:szCs w:val="19"/>
+              </w:rPr>
+              <w:t xml:space="preserve">Administrador</w:t>
+            </w:r>
+          </w:p>
+        </w:tc>
+      </w:tr>
+      <w:tr>
+        <w:tc>
+          <w:tcPr>
+            <w:tcW w:type="dxa" w:w="2300"/>
+            <w:shd w:fill="EAF0F8" w:val="clear"/>
+            <w:tcMar>
+              <w:top w:type="dxa" w:w="40"/>
+              <w:left w:type="dxa" w:w="70"/>
+              <w:bottom w:type="dxa" w:w="40"/>
+              <w:right w:type="dxa" w:w="70"/>
+            </w:tcMar>
+          </w:tcPr>
+          <w:p>
+            <w:pPr>
+              <w:spacing w:after="18" w:line="236"/>
+            </w:pPr>
+            <w:r>
+              <w:rPr>
+                <w:rFonts w:ascii="Arial" w:cs="Arial" w:eastAsia="Arial" w:hAnsi="Arial"/>
+                <w:b/>
+                <w:bCs/>
+                <w:sz w:val="19"/>
+                <w:szCs w:val="19"/>
+              </w:rPr>
+              <w:t xml:space="preserve">Requisito</w:t>
+            </w:r>
+          </w:p>
+        </w:tc>
+        <w:tc>
+          <w:tcPr>
+            <w:tcW w:type="dxa" w:w="7060"/>
+            <w:tcMar>
+              <w:top w:type="dxa" w:w="40"/>
+              <w:left w:type="dxa" w:w="70"/>
+              <w:bottom w:type="dxa" w:w="40"/>
+              <w:right w:type="dxa" w:w="70"/>
+            </w:tcMar>
+          </w:tcPr>
+          <w:p>
+            <w:pPr>
+              <w:spacing w:after="18" w:line="236"/>
+            </w:pPr>
+            <w:r>
+              <w:rPr>
+                <w:rFonts w:ascii="Arial" w:cs="Arial" w:eastAsia="Arial" w:hAnsi="Arial"/>
+                <w:sz w:val="19"/>
+                <w:szCs w:val="19"/>
+              </w:rPr>
+              <w:t xml:space="preserve">RF-SED-05</w:t>
+            </w:r>
+          </w:p>
+        </w:tc>
+      </w:tr>
+      <w:tr>
+        <w:tc>
+          <w:tcPr>
+            <w:tcW w:type="dxa" w:w="2300"/>
+            <w:shd w:fill="EAF0F8" w:val="clear"/>
+            <w:tcMar>
+              <w:top w:type="dxa" w:w="40"/>
+              <w:left w:type="dxa" w:w="70"/>
+              <w:bottom w:type="dxa" w:w="40"/>
+              <w:right w:type="dxa" w:w="70"/>
+            </w:tcMar>
+          </w:tcPr>
+          <w:p>
+            <w:pPr>
+              <w:spacing w:after="18" w:line="236"/>
+            </w:pPr>
+            <w:r>
+              <w:rPr>
+                <w:rFonts w:ascii="Arial" w:cs="Arial" w:eastAsia="Arial" w:hAnsi="Arial"/>
+                <w:b/>
+                <w:bCs/>
+                <w:sz w:val="19"/>
+                <w:szCs w:val="19"/>
+              </w:rPr>
+              <w:t xml:space="preserve">Descripción</w:t>
+            </w:r>
+          </w:p>
+        </w:tc>
+        <w:tc>
+          <w:tcPr>
+            <w:tcW w:type="dxa" w:w="7060"/>
+            <w:tcMar>
+              <w:top w:type="dxa" w:w="40"/>
+              <w:left w:type="dxa" w:w="70"/>
+              <w:bottom w:type="dxa" w:w="40"/>
+              <w:right w:type="dxa" w:w="70"/>
+            </w:tcMar>
+          </w:tcPr>
+          <w:p>
+            <w:pPr>
+              <w:spacing w:after="18" w:line="236"/>
+            </w:pPr>
+            <w:r>
+              <w:rPr>
+                <w:rFonts w:ascii="Arial" w:cs="Arial" w:eastAsia="Arial" w:hAnsi="Arial"/>
+                <w:sz w:val="19"/>
+                <w:szCs w:val="19"/>
+              </w:rPr>
+              <w:t xml:space="preserve">El administrador traslada existencias de una sede a otra.</w:t>
+            </w:r>
+          </w:p>
+        </w:tc>
+      </w:tr>
+      <w:tr>
+        <w:tc>
+          <w:tcPr>
+            <w:tcW w:type="dxa" w:w="2300"/>
+            <w:shd w:fill="EAF0F8" w:val="clear"/>
+            <w:tcMar>
+              <w:top w:type="dxa" w:w="40"/>
+              <w:left w:type="dxa" w:w="70"/>
+              <w:bottom w:type="dxa" w:w="40"/>
+              <w:right w:type="dxa" w:w="70"/>
+            </w:tcMar>
+          </w:tcPr>
+          <w:p>
+            <w:pPr>
+              <w:spacing w:after="18" w:line="236"/>
+            </w:pPr>
+            <w:r>
+              <w:rPr>
+                <w:rFonts w:ascii="Arial" w:cs="Arial" w:eastAsia="Arial" w:hAnsi="Arial"/>
+                <w:b/>
+                <w:bCs/>
+                <w:sz w:val="19"/>
+                <w:szCs w:val="19"/>
+              </w:rPr>
+              <w:t xml:space="preserve">Precondiciones</w:t>
+            </w:r>
+          </w:p>
+        </w:tc>
+        <w:tc>
+          <w:tcPr>
+            <w:tcW w:type="dxa" w:w="7060"/>
+            <w:tcMar>
+              <w:top w:type="dxa" w:w="40"/>
+              <w:left w:type="dxa" w:w="70"/>
+              <w:bottom w:type="dxa" w:w="40"/>
+              <w:right w:type="dxa" w:w="70"/>
+            </w:tcMar>
+          </w:tcPr>
+          <w:p>
+            <w:pPr>
+              <w:spacing w:after="18" w:line="236"/>
+            </w:pPr>
+            <w:r>
+              <w:rPr>
+                <w:rFonts w:ascii="Arial" w:cs="Arial" w:eastAsia="Arial" w:hAnsi="Arial"/>
+                <w:sz w:val="19"/>
+                <w:szCs w:val="19"/>
+              </w:rPr>
+              <w:t xml:space="preserve">Existen al menos dos sedes con inventario; la suscripción incluye multisede.</w:t>
+            </w:r>
+          </w:p>
+        </w:tc>
+      </w:tr>
+      <w:tr>
+        <w:tc>
+          <w:tcPr>
+            <w:tcW w:type="dxa" w:w="2300"/>
+            <w:shd w:fill="EAF0F8" w:val="clear"/>
+            <w:tcMar>
+              <w:top w:type="dxa" w:w="40"/>
+              <w:left w:type="dxa" w:w="70"/>
+              <w:bottom w:type="dxa" w:w="40"/>
+              <w:right w:type="dxa" w:w="70"/>
+            </w:tcMar>
+          </w:tcPr>
+          <w:p>
+            <w:pPr>
+              <w:spacing w:after="18" w:line="236"/>
+            </w:pPr>
+            <w:r>
+              <w:rPr>
+                <w:rFonts w:ascii="Arial" w:cs="Arial" w:eastAsia="Arial" w:hAnsi="Arial"/>
+                <w:b/>
+                <w:bCs/>
+                <w:sz w:val="19"/>
+                <w:szCs w:val="19"/>
+              </w:rPr>
+              <w:t xml:space="preserve">Flujo principal</w:t>
+            </w:r>
+          </w:p>
+        </w:tc>
+        <w:tc>
+          <w:tcPr>
+            <w:tcW w:type="dxa" w:w="7060"/>
+            <w:tcMar>
+              <w:top w:type="dxa" w:w="40"/>
+              <w:left w:type="dxa" w:w="70"/>
+              <w:bottom w:type="dxa" w:w="40"/>
+              <w:right w:type="dxa" w:w="70"/>
+            </w:tcMar>
+          </w:tcPr>
+          <w:p>
+            <w:pPr>
+              <w:spacing w:after="18" w:line="236"/>
+            </w:pPr>
+            <w:r>
+              <w:rPr>
+                <w:rFonts w:ascii="Arial" w:cs="Arial" w:eastAsia="Arial" w:hAnsi="Arial"/>
+                <w:sz w:val="19"/>
+                <w:szCs w:val="19"/>
+              </w:rPr>
+              <w:t xml:space="preserve">1. Elige «Trasladar mercancía» y selecciona la sede de origen y la de destino.</w:t>
+            </w:r>
+          </w:p>
+          <w:p>
+            <w:pPr>
+              <w:spacing w:after="18" w:line="236"/>
+            </w:pPr>
+            <w:r>
+              <w:rPr>
+                <w:rFonts w:ascii="Arial" w:cs="Arial" w:eastAsia="Arial" w:hAnsi="Arial"/>
+                <w:sz w:val="19"/>
+                <w:szCs w:val="19"/>
+              </w:rPr>
+              <w:t xml:space="preserve">2. Selecciona los productos y las cantidades.</w:t>
+            </w:r>
+          </w:p>
+          <w:p>
+            <w:pPr>
+              <w:spacing w:after="18" w:line="236"/>
+            </w:pPr>
+            <w:r>
+              <w:rPr>
+                <w:rFonts w:ascii="Arial" w:cs="Arial" w:eastAsia="Arial" w:hAnsi="Arial"/>
+                <w:sz w:val="19"/>
+                <w:szCs w:val="19"/>
+              </w:rPr>
+              <w:t xml:space="preserve">3. El sistema valida que la sede de origen tenga existencias suficientes.</w:t>
+            </w:r>
+          </w:p>
+          <w:p>
+            <w:pPr>
+              <w:spacing w:after="18" w:line="236"/>
+            </w:pPr>
+            <w:r>
+              <w:rPr>
+                <w:rFonts w:ascii="Arial" w:cs="Arial" w:eastAsia="Arial" w:hAnsi="Arial"/>
+                <w:sz w:val="19"/>
+                <w:szCs w:val="19"/>
+              </w:rPr>
+              <w:t xml:space="preserve">4. El sistema descuenta de la sede de origen y aumenta en la de destino, conservando el costo de los lotes (PEPS).</w:t>
+            </w:r>
+          </w:p>
+          <w:p>
+            <w:pPr>
+              <w:spacing w:after="18" w:line="236"/>
+            </w:pPr>
+            <w:r>
+              <w:rPr>
+                <w:rFonts w:ascii="Arial" w:cs="Arial" w:eastAsia="Arial" w:hAnsi="Arial"/>
+                <w:sz w:val="19"/>
+                <w:szCs w:val="19"/>
+              </w:rPr>
+              <w:t xml:space="preserve">5. Registra el movimiento de traslado en el kardex de ambas sedes.</w:t>
+            </w:r>
+          </w:p>
+        </w:tc>
+      </w:tr>
+      <w:tr>
+        <w:tc>
+          <w:tcPr>
+            <w:tcW w:type="dxa" w:w="2300"/>
+            <w:shd w:fill="EAF0F8" w:val="clear"/>
+            <w:tcMar>
+              <w:top w:type="dxa" w:w="40"/>
+              <w:left w:type="dxa" w:w="70"/>
+              <w:bottom w:type="dxa" w:w="40"/>
+              <w:right w:type="dxa" w:w="70"/>
+            </w:tcMar>
+          </w:tcPr>
+          <w:p>
+            <w:pPr>
+              <w:spacing w:after="18" w:line="236"/>
+            </w:pPr>
+            <w:r>
+              <w:rPr>
+                <w:rFonts w:ascii="Arial" w:cs="Arial" w:eastAsia="Arial" w:hAnsi="Arial"/>
+                <w:b/>
+                <w:bCs/>
+                <w:sz w:val="19"/>
+                <w:szCs w:val="19"/>
+              </w:rPr>
+              <w:t xml:space="preserve">Flujos alternativos</w:t>
+            </w:r>
+          </w:p>
+        </w:tc>
+        <w:tc>
+          <w:tcPr>
+            <w:tcW w:type="dxa" w:w="7060"/>
+            <w:tcMar>
+              <w:top w:type="dxa" w:w="40"/>
+              <w:left w:type="dxa" w:w="70"/>
+              <w:bottom w:type="dxa" w:w="40"/>
+              <w:right w:type="dxa" w:w="70"/>
+            </w:tcMar>
+          </w:tcPr>
+          <w:p>
+            <w:pPr>
+              <w:spacing w:after="18" w:line="236"/>
+            </w:pPr>
+            <w:r>
+              <w:rPr>
+                <w:rFonts w:ascii="Arial" w:cs="Arial" w:eastAsia="Arial" w:hAnsi="Arial"/>
+                <w:sz w:val="19"/>
+                <w:szCs w:val="19"/>
+              </w:rPr>
+              <w:t xml:space="preserve">—</w:t>
+            </w:r>
+          </w:p>
+        </w:tc>
+      </w:tr>
+      <w:tr>
+        <w:tc>
+          <w:tcPr>
+            <w:tcW w:type="dxa" w:w="2300"/>
+            <w:shd w:fill="EAF0F8" w:val="clear"/>
+            <w:tcMar>
+              <w:top w:type="dxa" w:w="40"/>
+              <w:left w:type="dxa" w:w="70"/>
+              <w:bottom w:type="dxa" w:w="40"/>
+              <w:right w:type="dxa" w:w="70"/>
+            </w:tcMar>
+          </w:tcPr>
+          <w:p>
+            <w:pPr>
+              <w:spacing w:after="18" w:line="236"/>
+            </w:pPr>
+            <w:r>
+              <w:rPr>
+                <w:rFonts w:ascii="Arial" w:cs="Arial" w:eastAsia="Arial" w:hAnsi="Arial"/>
+                <w:b/>
+                <w:bCs/>
+                <w:sz w:val="19"/>
+                <w:szCs w:val="19"/>
+              </w:rPr>
+              <w:t xml:space="preserve">Excepciones</w:t>
+            </w:r>
+          </w:p>
+        </w:tc>
+        <w:tc>
+          <w:tcPr>
+            <w:tcW w:type="dxa" w:w="7060"/>
+            <w:tcMar>
+              <w:top w:type="dxa" w:w="40"/>
+              <w:left w:type="dxa" w:w="70"/>
+              <w:bottom w:type="dxa" w:w="40"/>
+              <w:right w:type="dxa" w:w="70"/>
+            </w:tcMar>
+          </w:tcPr>
+          <w:p>
+            <w:pPr>
+              <w:spacing w:after="18" w:line="236"/>
+            </w:pPr>
+            <w:r>
+              <w:rPr>
+                <w:rFonts w:ascii="Arial" w:cs="Arial" w:eastAsia="Arial" w:hAnsi="Arial"/>
+                <w:sz w:val="19"/>
+                <w:szCs w:val="19"/>
+              </w:rPr>
+              <w:t xml:space="preserve">3a. Existencias insuficientes en el origen: el sistema lo impide e informa.</w:t>
+            </w:r>
+          </w:p>
+        </w:tc>
+      </w:tr>
+      <w:tr>
+        <w:tc>
+          <w:tcPr>
+            <w:tcW w:type="dxa" w:w="2300"/>
+            <w:shd w:fill="EAF0F8" w:val="clear"/>
+            <w:tcMar>
+              <w:top w:type="dxa" w:w="40"/>
+              <w:left w:type="dxa" w:w="70"/>
+              <w:bottom w:type="dxa" w:w="40"/>
+              <w:right w:type="dxa" w:w="70"/>
+            </w:tcMar>
+          </w:tcPr>
+          <w:p>
+            <w:pPr>
+              <w:spacing w:after="18" w:line="236"/>
+            </w:pPr>
+            <w:r>
+              <w:rPr>
+                <w:rFonts w:ascii="Arial" w:cs="Arial" w:eastAsia="Arial" w:hAnsi="Arial"/>
+                <w:b/>
+                <w:bCs/>
+                <w:sz w:val="19"/>
+                <w:szCs w:val="19"/>
+              </w:rPr>
+              <w:t xml:space="preserve">Reglas y validaciones</w:t>
+            </w:r>
+          </w:p>
+        </w:tc>
+        <w:tc>
+          <w:tcPr>
+            <w:tcW w:type="dxa" w:w="7060"/>
+            <w:tcMar>
+              <w:top w:type="dxa" w:w="40"/>
+              <w:left w:type="dxa" w:w="70"/>
+              <w:bottom w:type="dxa" w:w="40"/>
+              <w:right w:type="dxa" w:w="70"/>
+            </w:tcMar>
+          </w:tcPr>
+          <w:p>
+            <w:pPr>
+              <w:spacing w:after="18" w:line="236"/>
+            </w:pPr>
+            <w:r>
+              <w:rPr>
+                <w:rFonts w:ascii="Arial" w:cs="Arial" w:eastAsia="Arial" w:hAnsi="Arial"/>
+                <w:sz w:val="19"/>
+                <w:szCs w:val="19"/>
+              </w:rPr>
+              <w:t xml:space="preserve">El traslado mueve los lotes con su costo real (no genera utilidad ni pérdida) y queda registrado en el kardex de origen y de destino.</w:t>
+            </w:r>
+          </w:p>
+        </w:tc>
+      </w:tr>
+      <w:tr>
+        <w:tc>
+          <w:tcPr>
+            <w:tcW w:type="dxa" w:w="2300"/>
+            <w:shd w:fill="EAF0F8" w:val="clear"/>
+            <w:tcMar>
+              <w:top w:type="dxa" w:w="40"/>
+              <w:left w:type="dxa" w:w="70"/>
+              <w:bottom w:type="dxa" w:w="40"/>
+              <w:right w:type="dxa" w:w="70"/>
+            </w:tcMar>
+          </w:tcPr>
+          <w:p>
+            <w:pPr>
+              <w:spacing w:after="18" w:line="236"/>
+            </w:pPr>
+            <w:r>
+              <w:rPr>
+                <w:rFonts w:ascii="Arial" w:cs="Arial" w:eastAsia="Arial" w:hAnsi="Arial"/>
+                <w:b/>
+                <w:bCs/>
+                <w:sz w:val="19"/>
+                <w:szCs w:val="19"/>
+              </w:rPr>
+              <w:t xml:space="preserve">Postcondiciones</w:t>
+            </w:r>
+          </w:p>
+        </w:tc>
+        <w:tc>
+          <w:tcPr>
+            <w:tcW w:type="dxa" w:w="7060"/>
+            <w:tcMar>
+              <w:top w:type="dxa" w:w="40"/>
+              <w:left w:type="dxa" w:w="70"/>
+              <w:bottom w:type="dxa" w:w="40"/>
+              <w:right w:type="dxa" w:w="70"/>
+            </w:tcMar>
+          </w:tcPr>
+          <w:p>
+            <w:pPr>
+              <w:spacing w:after="18" w:line="236"/>
+            </w:pPr>
+            <w:r>
+              <w:rPr>
+                <w:rFonts w:ascii="Arial" w:cs="Arial" w:eastAsia="Arial" w:hAnsi="Arial"/>
+                <w:sz w:val="19"/>
+                <w:szCs w:val="19"/>
+              </w:rPr>
+              <w:t xml:space="preserve">La mercancía queda trasladada y el kardex de ambas sedes actualizado.</w:t>
+            </w:r>
+          </w:p>
+        </w:tc>
+      </w:tr>
+      <w:tr>
+        <w:tc>
+          <w:tcPr>
+            <w:tcW w:type="dxa" w:w="2300"/>
+            <w:shd w:fill="EAF0F8" w:val="clear"/>
+            <w:tcMar>
+              <w:top w:type="dxa" w:w="40"/>
+              <w:left w:type="dxa" w:w="70"/>
+              <w:bottom w:type="dxa" w:w="40"/>
+              <w:right w:type="dxa" w:w="70"/>
+            </w:tcMar>
+          </w:tcPr>
+          <w:p>
+            <w:pPr>
+              <w:spacing w:after="18" w:line="236"/>
+            </w:pPr>
+            <w:r>
+              <w:rPr>
+                <w:rFonts w:ascii="Arial" w:cs="Arial" w:eastAsia="Arial" w:hAnsi="Arial"/>
+                <w:b/>
+                <w:bCs/>
+                <w:sz w:val="19"/>
+                <w:szCs w:val="19"/>
+              </w:rPr>
+              <w:t xml:space="preserve">Prioridad</w:t>
+            </w:r>
+          </w:p>
+        </w:tc>
+        <w:tc>
+          <w:tcPr>
+            <w:tcW w:type="dxa" w:w="7060"/>
+            <w:tcMar>
+              <w:top w:type="dxa" w:w="40"/>
+              <w:left w:type="dxa" w:w="70"/>
+              <w:bottom w:type="dxa" w:w="40"/>
+              <w:right w:type="dxa" w:w="70"/>
+            </w:tcMar>
+          </w:tcPr>
+          <w:p>
+            <w:pPr>
+              <w:spacing w:after="18" w:line="236"/>
+            </w:pPr>
+            <w:r>
+              <w:rPr>
+                <w:rFonts w:ascii="Arial" w:cs="Arial" w:eastAsia="Arial" w:hAnsi="Arial"/>
+                <w:sz w:val="19"/>
+                <w:szCs w:val="19"/>
+              </w:rPr>
+              <w:t xml:space="preserve">Media</w:t>
+            </w:r>
+          </w:p>
+        </w:tc>
+      </w:tr>
+    </w:tbl>
+    <w:p>
+      <w:pPr>
+        <w:spacing w:after="140"/>
+      </w:pPr>
+    </w:p>
     <w:sectPr>
       <w:footerReference w:type="default" r:id="rId7"/>
       <w:pgSz w:w="12240" w:h="15840" w:orient="portrait"/>

--- a/docs/diseno/INVENTRA_Analisis_Diseno_UML.docx
+++ b/docs/diseno/INVENTRA_Analisis_Diseno_UML.docx
@@ -1436,6 +1436,41 @@
       <w:r>
         <w:fldChar w:fldCharType="begin" w:dirty="true"/>
         <w:instrText xml:space="preserve">PAGEREF bm47</w:instrText>
+        <w:fldChar w:fldCharType="end"/>
+      </w:r>
+    </w:p>
+    <w:p>
+      <w:pPr>
+        <w:tabs>
+          <w:tab w:val="right" w:pos="9200" w:leader="dot"/>
+        </w:tabs>
+        <w:spacing w:after="40" w:line="252"/>
+        <w:ind w:left="360"/>
+      </w:pPr>
+      <w:hyperlink w:history="1" w:anchor="bm48">
+        <w:r>
+          <w:rPr>
+            <w:rFonts w:ascii="Arial" w:cs="Arial" w:eastAsia="Arial" w:hAnsi="Arial"/>
+            <w:b w:val="false"/>
+            <w:bCs w:val="false"/>
+            <w:color w:val="1F3864"/>
+            <w:sz w:val="20"/>
+            <w:szCs w:val="20"/>
+          </w:rPr>
+          <w:t xml:space="preserve">9.7 Módulo FAC — Facturación electrónica</w:t>
+        </w:r>
+      </w:hyperlink>
+      <w:r>
+        <w:rPr>
+          <w:rFonts w:ascii="Arial" w:cs="Arial" w:eastAsia="Arial" w:hAnsi="Arial"/>
+          <w:sz w:val="20"/>
+          <w:szCs w:val="20"/>
+        </w:rPr>
+        <w:t xml:space="preserve">	</w:t>
+      </w:r>
+      <w:r>
+        <w:fldChar w:fldCharType="begin" w:dirty="true"/>
+        <w:instrText xml:space="preserve">PAGEREF bm48</w:instrText>
         <w:fldChar w:fldCharType="end"/>
       </w:r>
     </w:p>
@@ -33658,6 +33693,2569 @@
         <w:spacing w:after="140"/>
       </w:pPr>
     </w:p>
+    <w:p>
+      <w:pPr>
+        <w:pStyle w:val="Heading2"/>
+        <w:spacing w:after="80" w:before="150"/>
+      </w:pPr>
+      <w:bookmarkStart w:name="bm48" w:id="48"/>
+      <w:r>
+        <w:rPr>
+          <w:rFonts w:ascii="Arial" w:cs="Arial" w:eastAsia="Arial" w:hAnsi="Arial"/>
+          <w:b/>
+          <w:bCs/>
+          <w:color w:val="2E5496"/>
+          <w:sz w:val="23"/>
+          <w:szCs w:val="23"/>
+        </w:rPr>
+        <w:t xml:space="preserve">9.7 Módulo FAC — Facturación electrónica</w:t>
+      </w:r>
+      <w:bookmarkEnd w:id="48"/>
+    </w:p>
+    <w:tbl>
+      <w:tblPr>
+        <w:tblW w:type="dxa" w:w="9360"/>
+        <w:tblBorders>
+          <w:top w:val="single" w:color="9CA3AF" w:sz="6"/>
+          <w:left w:val="single" w:color="9CA3AF" w:sz="6"/>
+          <w:bottom w:val="single" w:color="9CA3AF" w:sz="6"/>
+          <w:right w:val="single" w:color="9CA3AF" w:sz="6"/>
+          <w:insideH w:val="single" w:color="9CA3AF" w:sz="6"/>
+          <w:insideV w:val="single" w:color="9CA3AF" w:sz="6"/>
+        </w:tblBorders>
+        <w:tblLayout w:type="fixed"/>
+      </w:tblPr>
+      <w:tblGrid>
+        <w:gridCol w:w="2300"/>
+        <w:gridCol w:w="7060"/>
+      </w:tblGrid>
+      <w:tr>
+        <w:tc>
+          <w:tcPr>
+            <w:tcW w:type="dxa" w:w="9360"/>
+            <w:gridSpan w:val="2"/>
+            <w:shd w:fill="1F3864" w:val="clear"/>
+            <w:tcMar>
+              <w:top w:type="dxa" w:w="40"/>
+              <w:left w:type="dxa" w:w="70"/>
+              <w:bottom w:type="dxa" w:w="40"/>
+              <w:right w:type="dxa" w:w="70"/>
+            </w:tcMar>
+          </w:tcPr>
+          <w:p>
+            <w:pPr>
+              <w:spacing w:after="18" w:line="236"/>
+            </w:pPr>
+            <w:r>
+              <w:rPr>
+                <w:rFonts w:ascii="Arial" w:cs="Arial" w:eastAsia="Arial" w:hAnsi="Arial"/>
+                <w:b/>
+                <w:bCs/>
+                <w:color w:val="FFFFFF"/>
+                <w:sz w:val="19"/>
+                <w:szCs w:val="19"/>
+              </w:rPr>
+              <w:t xml:space="preserve">CU-FAC-01 — Configurar datos fiscales</w:t>
+            </w:r>
+          </w:p>
+        </w:tc>
+      </w:tr>
+      <w:tr>
+        <w:tc>
+          <w:tcPr>
+            <w:tcW w:type="dxa" w:w="2300"/>
+            <w:shd w:fill="EAF0F8" w:val="clear"/>
+            <w:tcMar>
+              <w:top w:type="dxa" w:w="40"/>
+              <w:left w:type="dxa" w:w="70"/>
+              <w:bottom w:type="dxa" w:w="40"/>
+              <w:right w:type="dxa" w:w="70"/>
+            </w:tcMar>
+          </w:tcPr>
+          <w:p>
+            <w:pPr>
+              <w:spacing w:after="18" w:line="236"/>
+            </w:pPr>
+            <w:r>
+              <w:rPr>
+                <w:rFonts w:ascii="Arial" w:cs="Arial" w:eastAsia="Arial" w:hAnsi="Arial"/>
+                <w:b/>
+                <w:bCs/>
+                <w:sz w:val="19"/>
+                <w:szCs w:val="19"/>
+              </w:rPr>
+              <w:t xml:space="preserve">Actor(es)</w:t>
+            </w:r>
+          </w:p>
+        </w:tc>
+        <w:tc>
+          <w:tcPr>
+            <w:tcW w:type="dxa" w:w="7060"/>
+            <w:tcMar>
+              <w:top w:type="dxa" w:w="40"/>
+              <w:left w:type="dxa" w:w="70"/>
+              <w:bottom w:type="dxa" w:w="40"/>
+              <w:right w:type="dxa" w:w="70"/>
+            </w:tcMar>
+          </w:tcPr>
+          <w:p>
+            <w:pPr>
+              <w:spacing w:after="18" w:line="236"/>
+            </w:pPr>
+            <w:r>
+              <w:rPr>
+                <w:rFonts w:ascii="Arial" w:cs="Arial" w:eastAsia="Arial" w:hAnsi="Arial"/>
+                <w:sz w:val="19"/>
+                <w:szCs w:val="19"/>
+              </w:rPr>
+              <w:t xml:space="preserve">Administrador</w:t>
+            </w:r>
+          </w:p>
+        </w:tc>
+      </w:tr>
+      <w:tr>
+        <w:tc>
+          <w:tcPr>
+            <w:tcW w:type="dxa" w:w="2300"/>
+            <w:shd w:fill="EAF0F8" w:val="clear"/>
+            <w:tcMar>
+              <w:top w:type="dxa" w:w="40"/>
+              <w:left w:type="dxa" w:w="70"/>
+              <w:bottom w:type="dxa" w:w="40"/>
+              <w:right w:type="dxa" w:w="70"/>
+            </w:tcMar>
+          </w:tcPr>
+          <w:p>
+            <w:pPr>
+              <w:spacing w:after="18" w:line="236"/>
+            </w:pPr>
+            <w:r>
+              <w:rPr>
+                <w:rFonts w:ascii="Arial" w:cs="Arial" w:eastAsia="Arial" w:hAnsi="Arial"/>
+                <w:b/>
+                <w:bCs/>
+                <w:sz w:val="19"/>
+                <w:szCs w:val="19"/>
+              </w:rPr>
+              <w:t xml:space="preserve">Requisito</w:t>
+            </w:r>
+          </w:p>
+        </w:tc>
+        <w:tc>
+          <w:tcPr>
+            <w:tcW w:type="dxa" w:w="7060"/>
+            <w:tcMar>
+              <w:top w:type="dxa" w:w="40"/>
+              <w:left w:type="dxa" w:w="70"/>
+              <w:bottom w:type="dxa" w:w="40"/>
+              <w:right w:type="dxa" w:w="70"/>
+            </w:tcMar>
+          </w:tcPr>
+          <w:p>
+            <w:pPr>
+              <w:spacing w:after="18" w:line="236"/>
+            </w:pPr>
+            <w:r>
+              <w:rPr>
+                <w:rFonts w:ascii="Arial" w:cs="Arial" w:eastAsia="Arial" w:hAnsi="Arial"/>
+                <w:sz w:val="19"/>
+                <w:szCs w:val="19"/>
+              </w:rPr>
+              <w:t xml:space="preserve">RF-FAC-01</w:t>
+            </w:r>
+          </w:p>
+        </w:tc>
+      </w:tr>
+      <w:tr>
+        <w:tc>
+          <w:tcPr>
+            <w:tcW w:type="dxa" w:w="2300"/>
+            <w:shd w:fill="EAF0F8" w:val="clear"/>
+            <w:tcMar>
+              <w:top w:type="dxa" w:w="40"/>
+              <w:left w:type="dxa" w:w="70"/>
+              <w:bottom w:type="dxa" w:w="40"/>
+              <w:right w:type="dxa" w:w="70"/>
+            </w:tcMar>
+          </w:tcPr>
+          <w:p>
+            <w:pPr>
+              <w:spacing w:after="18" w:line="236"/>
+            </w:pPr>
+            <w:r>
+              <w:rPr>
+                <w:rFonts w:ascii="Arial" w:cs="Arial" w:eastAsia="Arial" w:hAnsi="Arial"/>
+                <w:b/>
+                <w:bCs/>
+                <w:sz w:val="19"/>
+                <w:szCs w:val="19"/>
+              </w:rPr>
+              <w:t xml:space="preserve">Descripción</w:t>
+            </w:r>
+          </w:p>
+        </w:tc>
+        <w:tc>
+          <w:tcPr>
+            <w:tcW w:type="dxa" w:w="7060"/>
+            <w:tcMar>
+              <w:top w:type="dxa" w:w="40"/>
+              <w:left w:type="dxa" w:w="70"/>
+              <w:bottom w:type="dxa" w:w="40"/>
+              <w:right w:type="dxa" w:w="70"/>
+            </w:tcMar>
+          </w:tcPr>
+          <w:p>
+            <w:pPr>
+              <w:spacing w:after="18" w:line="236"/>
+            </w:pPr>
+            <w:r>
+              <w:rPr>
+                <w:rFonts w:ascii="Arial" w:cs="Arial" w:eastAsia="Arial" w:hAnsi="Arial"/>
+                <w:sz w:val="19"/>
+                <w:szCs w:val="19"/>
+              </w:rPr>
+              <w:t xml:space="preserve">El administrador configura los datos fiscales de la licorera necesarios para facturar.</w:t>
+            </w:r>
+          </w:p>
+        </w:tc>
+      </w:tr>
+      <w:tr>
+        <w:tc>
+          <w:tcPr>
+            <w:tcW w:type="dxa" w:w="2300"/>
+            <w:shd w:fill="EAF0F8" w:val="clear"/>
+            <w:tcMar>
+              <w:top w:type="dxa" w:w="40"/>
+              <w:left w:type="dxa" w:w="70"/>
+              <w:bottom w:type="dxa" w:w="40"/>
+              <w:right w:type="dxa" w:w="70"/>
+            </w:tcMar>
+          </w:tcPr>
+          <w:p>
+            <w:pPr>
+              <w:spacing w:after="18" w:line="236"/>
+            </w:pPr>
+            <w:r>
+              <w:rPr>
+                <w:rFonts w:ascii="Arial" w:cs="Arial" w:eastAsia="Arial" w:hAnsi="Arial"/>
+                <w:b/>
+                <w:bCs/>
+                <w:sz w:val="19"/>
+                <w:szCs w:val="19"/>
+              </w:rPr>
+              <w:t xml:space="preserve">Precondiciones</w:t>
+            </w:r>
+          </w:p>
+        </w:tc>
+        <w:tc>
+          <w:tcPr>
+            <w:tcW w:type="dxa" w:w="7060"/>
+            <w:tcMar>
+              <w:top w:type="dxa" w:w="40"/>
+              <w:left w:type="dxa" w:w="70"/>
+              <w:bottom w:type="dxa" w:w="40"/>
+              <w:right w:type="dxa" w:w="70"/>
+            </w:tcMar>
+          </w:tcPr>
+          <w:p>
+            <w:pPr>
+              <w:spacing w:after="18" w:line="236"/>
+            </w:pPr>
+            <w:r>
+              <w:rPr>
+                <w:rFonts w:ascii="Arial" w:cs="Arial" w:eastAsia="Arial" w:hAnsi="Arial"/>
+                <w:sz w:val="19"/>
+                <w:szCs w:val="19"/>
+              </w:rPr>
+              <w:t xml:space="preserve">El administrador está autenticado y la suscripción incluye facturación electrónica (plan Pro).</w:t>
+            </w:r>
+          </w:p>
+        </w:tc>
+      </w:tr>
+      <w:tr>
+        <w:tc>
+          <w:tcPr>
+            <w:tcW w:type="dxa" w:w="2300"/>
+            <w:shd w:fill="EAF0F8" w:val="clear"/>
+            <w:tcMar>
+              <w:top w:type="dxa" w:w="40"/>
+              <w:left w:type="dxa" w:w="70"/>
+              <w:bottom w:type="dxa" w:w="40"/>
+              <w:right w:type="dxa" w:w="70"/>
+            </w:tcMar>
+          </w:tcPr>
+          <w:p>
+            <w:pPr>
+              <w:spacing w:after="18" w:line="236"/>
+            </w:pPr>
+            <w:r>
+              <w:rPr>
+                <w:rFonts w:ascii="Arial" w:cs="Arial" w:eastAsia="Arial" w:hAnsi="Arial"/>
+                <w:b/>
+                <w:bCs/>
+                <w:sz w:val="19"/>
+                <w:szCs w:val="19"/>
+              </w:rPr>
+              <w:t xml:space="preserve">Flujo principal</w:t>
+            </w:r>
+          </w:p>
+        </w:tc>
+        <w:tc>
+          <w:tcPr>
+            <w:tcW w:type="dxa" w:w="7060"/>
+            <w:tcMar>
+              <w:top w:type="dxa" w:w="40"/>
+              <w:left w:type="dxa" w:w="70"/>
+              <w:bottom w:type="dxa" w:w="40"/>
+              <w:right w:type="dxa" w:w="70"/>
+            </w:tcMar>
+          </w:tcPr>
+          <w:p>
+            <w:pPr>
+              <w:spacing w:after="18" w:line="236"/>
+            </w:pPr>
+            <w:r>
+              <w:rPr>
+                <w:rFonts w:ascii="Arial" w:cs="Arial" w:eastAsia="Arial" w:hAnsi="Arial"/>
+                <w:sz w:val="19"/>
+                <w:szCs w:val="19"/>
+              </w:rPr>
+              <w:t xml:space="preserve">1. Abre la configuración de facturación electrónica.</w:t>
+            </w:r>
+          </w:p>
+          <w:p>
+            <w:pPr>
+              <w:spacing w:after="18" w:line="236"/>
+            </w:pPr>
+            <w:r>
+              <w:rPr>
+                <w:rFonts w:ascii="Arial" w:cs="Arial" w:eastAsia="Arial" w:hAnsi="Arial"/>
+                <w:sz w:val="19"/>
+                <w:szCs w:val="19"/>
+              </w:rPr>
+              <w:t xml:space="preserve">2. Ingresa los datos fiscales (identificación, régimen, resolución de la DIAN y numeración autorizada).</w:t>
+            </w:r>
+          </w:p>
+          <w:p>
+            <w:pPr>
+              <w:spacing w:after="18" w:line="236"/>
+            </w:pPr>
+            <w:r>
+              <w:rPr>
+                <w:rFonts w:ascii="Arial" w:cs="Arial" w:eastAsia="Arial" w:hAnsi="Arial"/>
+                <w:sz w:val="19"/>
+                <w:szCs w:val="19"/>
+              </w:rPr>
+              <w:t xml:space="preserve">3. El sistema valida los datos.</w:t>
+            </w:r>
+          </w:p>
+          <w:p>
+            <w:pPr>
+              <w:spacing w:after="18" w:line="236"/>
+            </w:pPr>
+            <w:r>
+              <w:rPr>
+                <w:rFonts w:ascii="Arial" w:cs="Arial" w:eastAsia="Arial" w:hAnsi="Arial"/>
+                <w:sz w:val="19"/>
+                <w:szCs w:val="19"/>
+              </w:rPr>
+              <w:t xml:space="preserve">4. El sistema guarda la configuración y la deja lista para emitir.</w:t>
+            </w:r>
+          </w:p>
+        </w:tc>
+      </w:tr>
+      <w:tr>
+        <w:tc>
+          <w:tcPr>
+            <w:tcW w:type="dxa" w:w="2300"/>
+            <w:shd w:fill="EAF0F8" w:val="clear"/>
+            <w:tcMar>
+              <w:top w:type="dxa" w:w="40"/>
+              <w:left w:type="dxa" w:w="70"/>
+              <w:bottom w:type="dxa" w:w="40"/>
+              <w:right w:type="dxa" w:w="70"/>
+            </w:tcMar>
+          </w:tcPr>
+          <w:p>
+            <w:pPr>
+              <w:spacing w:after="18" w:line="236"/>
+            </w:pPr>
+            <w:r>
+              <w:rPr>
+                <w:rFonts w:ascii="Arial" w:cs="Arial" w:eastAsia="Arial" w:hAnsi="Arial"/>
+                <w:b/>
+                <w:bCs/>
+                <w:sz w:val="19"/>
+                <w:szCs w:val="19"/>
+              </w:rPr>
+              <w:t xml:space="preserve">Flujos alternativos</w:t>
+            </w:r>
+          </w:p>
+        </w:tc>
+        <w:tc>
+          <w:tcPr>
+            <w:tcW w:type="dxa" w:w="7060"/>
+            <w:tcMar>
+              <w:top w:type="dxa" w:w="40"/>
+              <w:left w:type="dxa" w:w="70"/>
+              <w:bottom w:type="dxa" w:w="40"/>
+              <w:right w:type="dxa" w:w="70"/>
+            </w:tcMar>
+          </w:tcPr>
+          <w:p>
+            <w:pPr>
+              <w:spacing w:after="18" w:line="236"/>
+            </w:pPr>
+            <w:r>
+              <w:rPr>
+                <w:rFonts w:ascii="Arial" w:cs="Arial" w:eastAsia="Arial" w:hAnsi="Arial"/>
+                <w:sz w:val="19"/>
+                <w:szCs w:val="19"/>
+              </w:rPr>
+              <w:t xml:space="preserve">2a. Actualizar la resolución cuando cambie o se venza.</w:t>
+            </w:r>
+          </w:p>
+        </w:tc>
+      </w:tr>
+      <w:tr>
+        <w:tc>
+          <w:tcPr>
+            <w:tcW w:type="dxa" w:w="2300"/>
+            <w:shd w:fill="EAF0F8" w:val="clear"/>
+            <w:tcMar>
+              <w:top w:type="dxa" w:w="40"/>
+              <w:left w:type="dxa" w:w="70"/>
+              <w:bottom w:type="dxa" w:w="40"/>
+              <w:right w:type="dxa" w:w="70"/>
+            </w:tcMar>
+          </w:tcPr>
+          <w:p>
+            <w:pPr>
+              <w:spacing w:after="18" w:line="236"/>
+            </w:pPr>
+            <w:r>
+              <w:rPr>
+                <w:rFonts w:ascii="Arial" w:cs="Arial" w:eastAsia="Arial" w:hAnsi="Arial"/>
+                <w:b/>
+                <w:bCs/>
+                <w:sz w:val="19"/>
+                <w:szCs w:val="19"/>
+              </w:rPr>
+              <w:t xml:space="preserve">Excepciones</w:t>
+            </w:r>
+          </w:p>
+        </w:tc>
+        <w:tc>
+          <w:tcPr>
+            <w:tcW w:type="dxa" w:w="7060"/>
+            <w:tcMar>
+              <w:top w:type="dxa" w:w="40"/>
+              <w:left w:type="dxa" w:w="70"/>
+              <w:bottom w:type="dxa" w:w="40"/>
+              <w:right w:type="dxa" w:w="70"/>
+            </w:tcMar>
+          </w:tcPr>
+          <w:p>
+            <w:pPr>
+              <w:spacing w:after="18" w:line="236"/>
+            </w:pPr>
+            <w:r>
+              <w:rPr>
+                <w:rFonts w:ascii="Arial" w:cs="Arial" w:eastAsia="Arial" w:hAnsi="Arial"/>
+                <w:sz w:val="19"/>
+                <w:szCs w:val="19"/>
+              </w:rPr>
+              <w:t xml:space="preserve">3a. Datos incompletos o inválidos: el sistema informa y no guarda.</w:t>
+            </w:r>
+          </w:p>
+          <w:p>
+            <w:pPr>
+              <w:spacing w:after="18" w:line="236"/>
+            </w:pPr>
+            <w:r>
+              <w:rPr>
+                <w:rFonts w:ascii="Arial" w:cs="Arial" w:eastAsia="Arial" w:hAnsi="Arial"/>
+                <w:sz w:val="19"/>
+                <w:szCs w:val="19"/>
+              </w:rPr>
+              <w:t xml:space="preserve">*. El plan no incluye facturación electrónica: el sistema restringe la función (CU-SUS-04).</w:t>
+            </w:r>
+          </w:p>
+        </w:tc>
+      </w:tr>
+      <w:tr>
+        <w:tc>
+          <w:tcPr>
+            <w:tcW w:type="dxa" w:w="2300"/>
+            <w:shd w:fill="EAF0F8" w:val="clear"/>
+            <w:tcMar>
+              <w:top w:type="dxa" w:w="40"/>
+              <w:left w:type="dxa" w:w="70"/>
+              <w:bottom w:type="dxa" w:w="40"/>
+              <w:right w:type="dxa" w:w="70"/>
+            </w:tcMar>
+          </w:tcPr>
+          <w:p>
+            <w:pPr>
+              <w:spacing w:after="18" w:line="236"/>
+            </w:pPr>
+            <w:r>
+              <w:rPr>
+                <w:rFonts w:ascii="Arial" w:cs="Arial" w:eastAsia="Arial" w:hAnsi="Arial"/>
+                <w:b/>
+                <w:bCs/>
+                <w:sz w:val="19"/>
+                <w:szCs w:val="19"/>
+              </w:rPr>
+              <w:t xml:space="preserve">Reglas y validaciones</w:t>
+            </w:r>
+          </w:p>
+        </w:tc>
+        <w:tc>
+          <w:tcPr>
+            <w:tcW w:type="dxa" w:w="7060"/>
+            <w:tcMar>
+              <w:top w:type="dxa" w:w="40"/>
+              <w:left w:type="dxa" w:w="70"/>
+              <w:bottom w:type="dxa" w:w="40"/>
+              <w:right w:type="dxa" w:w="70"/>
+            </w:tcMar>
+          </w:tcPr>
+          <w:p>
+            <w:pPr>
+              <w:spacing w:after="18" w:line="236"/>
+            </w:pPr>
+            <w:r>
+              <w:rPr>
+                <w:rFonts w:ascii="Arial" w:cs="Arial" w:eastAsia="Arial" w:hAnsi="Arial"/>
+                <w:sz w:val="19"/>
+                <w:szCs w:val="19"/>
+              </w:rPr>
+              <w:t xml:space="preserve">La facturación electrónica pertenece al plan Pro y opera en modo de pruebas (sandbox) de la DIAN; sin datos fiscales configurados no se puede emitir.</w:t>
+            </w:r>
+          </w:p>
+        </w:tc>
+      </w:tr>
+      <w:tr>
+        <w:tc>
+          <w:tcPr>
+            <w:tcW w:type="dxa" w:w="2300"/>
+            <w:shd w:fill="EAF0F8" w:val="clear"/>
+            <w:tcMar>
+              <w:top w:type="dxa" w:w="40"/>
+              <w:left w:type="dxa" w:w="70"/>
+              <w:bottom w:type="dxa" w:w="40"/>
+              <w:right w:type="dxa" w:w="70"/>
+            </w:tcMar>
+          </w:tcPr>
+          <w:p>
+            <w:pPr>
+              <w:spacing w:after="18" w:line="236"/>
+            </w:pPr>
+            <w:r>
+              <w:rPr>
+                <w:rFonts w:ascii="Arial" w:cs="Arial" w:eastAsia="Arial" w:hAnsi="Arial"/>
+                <w:b/>
+                <w:bCs/>
+                <w:sz w:val="19"/>
+                <w:szCs w:val="19"/>
+              </w:rPr>
+              <w:t xml:space="preserve">Postcondiciones</w:t>
+            </w:r>
+          </w:p>
+        </w:tc>
+        <w:tc>
+          <w:tcPr>
+            <w:tcW w:type="dxa" w:w="7060"/>
+            <w:tcMar>
+              <w:top w:type="dxa" w:w="40"/>
+              <w:left w:type="dxa" w:w="70"/>
+              <w:bottom w:type="dxa" w:w="40"/>
+              <w:right w:type="dxa" w:w="70"/>
+            </w:tcMar>
+          </w:tcPr>
+          <w:p>
+            <w:pPr>
+              <w:spacing w:after="18" w:line="236"/>
+            </w:pPr>
+            <w:r>
+              <w:rPr>
+                <w:rFonts w:ascii="Arial" w:cs="Arial" w:eastAsia="Arial" w:hAnsi="Arial"/>
+                <w:sz w:val="19"/>
+                <w:szCs w:val="19"/>
+              </w:rPr>
+              <w:t xml:space="preserve">Los datos fiscales quedan configurados.</w:t>
+            </w:r>
+          </w:p>
+        </w:tc>
+      </w:tr>
+      <w:tr>
+        <w:tc>
+          <w:tcPr>
+            <w:tcW w:type="dxa" w:w="2300"/>
+            <w:shd w:fill="EAF0F8" w:val="clear"/>
+            <w:tcMar>
+              <w:top w:type="dxa" w:w="40"/>
+              <w:left w:type="dxa" w:w="70"/>
+              <w:bottom w:type="dxa" w:w="40"/>
+              <w:right w:type="dxa" w:w="70"/>
+            </w:tcMar>
+          </w:tcPr>
+          <w:p>
+            <w:pPr>
+              <w:spacing w:after="18" w:line="236"/>
+            </w:pPr>
+            <w:r>
+              <w:rPr>
+                <w:rFonts w:ascii="Arial" w:cs="Arial" w:eastAsia="Arial" w:hAnsi="Arial"/>
+                <w:b/>
+                <w:bCs/>
+                <w:sz w:val="19"/>
+                <w:szCs w:val="19"/>
+              </w:rPr>
+              <w:t xml:space="preserve">Prioridad</w:t>
+            </w:r>
+          </w:p>
+        </w:tc>
+        <w:tc>
+          <w:tcPr>
+            <w:tcW w:type="dxa" w:w="7060"/>
+            <w:tcMar>
+              <w:top w:type="dxa" w:w="40"/>
+              <w:left w:type="dxa" w:w="70"/>
+              <w:bottom w:type="dxa" w:w="40"/>
+              <w:right w:type="dxa" w:w="70"/>
+            </w:tcMar>
+          </w:tcPr>
+          <w:p>
+            <w:pPr>
+              <w:spacing w:after="18" w:line="236"/>
+            </w:pPr>
+            <w:r>
+              <w:rPr>
+                <w:rFonts w:ascii="Arial" w:cs="Arial" w:eastAsia="Arial" w:hAnsi="Arial"/>
+                <w:sz w:val="19"/>
+                <w:szCs w:val="19"/>
+              </w:rPr>
+              <w:t xml:space="preserve">Alta</w:t>
+            </w:r>
+          </w:p>
+        </w:tc>
+      </w:tr>
+    </w:tbl>
+    <w:p>
+      <w:pPr>
+        <w:spacing w:after="140"/>
+      </w:pPr>
+    </w:p>
+    <w:tbl>
+      <w:tblPr>
+        <w:tblW w:type="dxa" w:w="9360"/>
+        <w:tblBorders>
+          <w:top w:val="single" w:color="9CA3AF" w:sz="6"/>
+          <w:left w:val="single" w:color="9CA3AF" w:sz="6"/>
+          <w:bottom w:val="single" w:color="9CA3AF" w:sz="6"/>
+          <w:right w:val="single" w:color="9CA3AF" w:sz="6"/>
+          <w:insideH w:val="single" w:color="9CA3AF" w:sz="6"/>
+          <w:insideV w:val="single" w:color="9CA3AF" w:sz="6"/>
+        </w:tblBorders>
+        <w:tblLayout w:type="fixed"/>
+      </w:tblPr>
+      <w:tblGrid>
+        <w:gridCol w:w="2300"/>
+        <w:gridCol w:w="7060"/>
+      </w:tblGrid>
+      <w:tr>
+        <w:tc>
+          <w:tcPr>
+            <w:tcW w:type="dxa" w:w="9360"/>
+            <w:gridSpan w:val="2"/>
+            <w:shd w:fill="1F3864" w:val="clear"/>
+            <w:tcMar>
+              <w:top w:type="dxa" w:w="40"/>
+              <w:left w:type="dxa" w:w="70"/>
+              <w:bottom w:type="dxa" w:w="40"/>
+              <w:right w:type="dxa" w:w="70"/>
+            </w:tcMar>
+          </w:tcPr>
+          <w:p>
+            <w:pPr>
+              <w:spacing w:after="18" w:line="236"/>
+            </w:pPr>
+            <w:r>
+              <w:rPr>
+                <w:rFonts w:ascii="Arial" w:cs="Arial" w:eastAsia="Arial" w:hAnsi="Arial"/>
+                <w:b/>
+                <w:bCs/>
+                <w:color w:val="FFFFFF"/>
+                <w:sz w:val="19"/>
+                <w:szCs w:val="19"/>
+              </w:rPr>
+              <w:t xml:space="preserve">CU-FAC-02 — Emitir factura electrónica</w:t>
+            </w:r>
+          </w:p>
+        </w:tc>
+      </w:tr>
+      <w:tr>
+        <w:tc>
+          <w:tcPr>
+            <w:tcW w:type="dxa" w:w="2300"/>
+            <w:shd w:fill="EAF0F8" w:val="clear"/>
+            <w:tcMar>
+              <w:top w:type="dxa" w:w="40"/>
+              <w:left w:type="dxa" w:w="70"/>
+              <w:bottom w:type="dxa" w:w="40"/>
+              <w:right w:type="dxa" w:w="70"/>
+            </w:tcMar>
+          </w:tcPr>
+          <w:p>
+            <w:pPr>
+              <w:spacing w:after="18" w:line="236"/>
+            </w:pPr>
+            <w:r>
+              <w:rPr>
+                <w:rFonts w:ascii="Arial" w:cs="Arial" w:eastAsia="Arial" w:hAnsi="Arial"/>
+                <w:b/>
+                <w:bCs/>
+                <w:sz w:val="19"/>
+                <w:szCs w:val="19"/>
+              </w:rPr>
+              <w:t xml:space="preserve">Actor(es)</w:t>
+            </w:r>
+          </w:p>
+        </w:tc>
+        <w:tc>
+          <w:tcPr>
+            <w:tcW w:type="dxa" w:w="7060"/>
+            <w:tcMar>
+              <w:top w:type="dxa" w:w="40"/>
+              <w:left w:type="dxa" w:w="70"/>
+              <w:bottom w:type="dxa" w:w="40"/>
+              <w:right w:type="dxa" w:w="70"/>
+            </w:tcMar>
+          </w:tcPr>
+          <w:p>
+            <w:pPr>
+              <w:spacing w:after="18" w:line="236"/>
+            </w:pPr>
+            <w:r>
+              <w:rPr>
+                <w:rFonts w:ascii="Arial" w:cs="Arial" w:eastAsia="Arial" w:hAnsi="Arial"/>
+                <w:sz w:val="19"/>
+                <w:szCs w:val="19"/>
+              </w:rPr>
+              <w:t xml:space="preserve">Administrador; Servicio DIAN</w:t>
+            </w:r>
+          </w:p>
+        </w:tc>
+      </w:tr>
+      <w:tr>
+        <w:tc>
+          <w:tcPr>
+            <w:tcW w:type="dxa" w:w="2300"/>
+            <w:shd w:fill="EAF0F8" w:val="clear"/>
+            <w:tcMar>
+              <w:top w:type="dxa" w:w="40"/>
+              <w:left w:type="dxa" w:w="70"/>
+              <w:bottom w:type="dxa" w:w="40"/>
+              <w:right w:type="dxa" w:w="70"/>
+            </w:tcMar>
+          </w:tcPr>
+          <w:p>
+            <w:pPr>
+              <w:spacing w:after="18" w:line="236"/>
+            </w:pPr>
+            <w:r>
+              <w:rPr>
+                <w:rFonts w:ascii="Arial" w:cs="Arial" w:eastAsia="Arial" w:hAnsi="Arial"/>
+                <w:b/>
+                <w:bCs/>
+                <w:sz w:val="19"/>
+                <w:szCs w:val="19"/>
+              </w:rPr>
+              <w:t xml:space="preserve">Requisito</w:t>
+            </w:r>
+          </w:p>
+        </w:tc>
+        <w:tc>
+          <w:tcPr>
+            <w:tcW w:type="dxa" w:w="7060"/>
+            <w:tcMar>
+              <w:top w:type="dxa" w:w="40"/>
+              <w:left w:type="dxa" w:w="70"/>
+              <w:bottom w:type="dxa" w:w="40"/>
+              <w:right w:type="dxa" w:w="70"/>
+            </w:tcMar>
+          </w:tcPr>
+          <w:p>
+            <w:pPr>
+              <w:spacing w:after="18" w:line="236"/>
+            </w:pPr>
+            <w:r>
+              <w:rPr>
+                <w:rFonts w:ascii="Arial" w:cs="Arial" w:eastAsia="Arial" w:hAnsi="Arial"/>
+                <w:sz w:val="19"/>
+                <w:szCs w:val="19"/>
+              </w:rPr>
+              <w:t xml:space="preserve">RF-FAC-02</w:t>
+            </w:r>
+          </w:p>
+        </w:tc>
+      </w:tr>
+      <w:tr>
+        <w:tc>
+          <w:tcPr>
+            <w:tcW w:type="dxa" w:w="2300"/>
+            <w:shd w:fill="EAF0F8" w:val="clear"/>
+            <w:tcMar>
+              <w:top w:type="dxa" w:w="40"/>
+              <w:left w:type="dxa" w:w="70"/>
+              <w:bottom w:type="dxa" w:w="40"/>
+              <w:right w:type="dxa" w:w="70"/>
+            </w:tcMar>
+          </w:tcPr>
+          <w:p>
+            <w:pPr>
+              <w:spacing w:after="18" w:line="236"/>
+            </w:pPr>
+            <w:r>
+              <w:rPr>
+                <w:rFonts w:ascii="Arial" w:cs="Arial" w:eastAsia="Arial" w:hAnsi="Arial"/>
+                <w:b/>
+                <w:bCs/>
+                <w:sz w:val="19"/>
+                <w:szCs w:val="19"/>
+              </w:rPr>
+              <w:t xml:space="preserve">Descripción</w:t>
+            </w:r>
+          </w:p>
+        </w:tc>
+        <w:tc>
+          <w:tcPr>
+            <w:tcW w:type="dxa" w:w="7060"/>
+            <w:tcMar>
+              <w:top w:type="dxa" w:w="40"/>
+              <w:left w:type="dxa" w:w="70"/>
+              <w:bottom w:type="dxa" w:w="40"/>
+              <w:right w:type="dxa" w:w="70"/>
+            </w:tcMar>
+          </w:tcPr>
+          <w:p>
+            <w:pPr>
+              <w:spacing w:after="18" w:line="236"/>
+            </w:pPr>
+            <w:r>
+              <w:rPr>
+                <w:rFonts w:ascii="Arial" w:cs="Arial" w:eastAsia="Arial" w:hAnsi="Arial"/>
+                <w:sz w:val="19"/>
+                <w:szCs w:val="19"/>
+              </w:rPr>
+              <w:t xml:space="preserve">El sistema emite la factura electrónica de una venta y la envía a la DIAN. Se invoca desde el registro de venta.</w:t>
+            </w:r>
+          </w:p>
+        </w:tc>
+      </w:tr>
+      <w:tr>
+        <w:tc>
+          <w:tcPr>
+            <w:tcW w:type="dxa" w:w="2300"/>
+            <w:shd w:fill="EAF0F8" w:val="clear"/>
+            <w:tcMar>
+              <w:top w:type="dxa" w:w="40"/>
+              <w:left w:type="dxa" w:w="70"/>
+              <w:bottom w:type="dxa" w:w="40"/>
+              <w:right w:type="dxa" w:w="70"/>
+            </w:tcMar>
+          </w:tcPr>
+          <w:p>
+            <w:pPr>
+              <w:spacing w:after="18" w:line="236"/>
+            </w:pPr>
+            <w:r>
+              <w:rPr>
+                <w:rFonts w:ascii="Arial" w:cs="Arial" w:eastAsia="Arial" w:hAnsi="Arial"/>
+                <w:b/>
+                <w:bCs/>
+                <w:sz w:val="19"/>
+                <w:szCs w:val="19"/>
+              </w:rPr>
+              <w:t xml:space="preserve">Precondiciones</w:t>
+            </w:r>
+          </w:p>
+        </w:tc>
+        <w:tc>
+          <w:tcPr>
+            <w:tcW w:type="dxa" w:w="7060"/>
+            <w:tcMar>
+              <w:top w:type="dxa" w:w="40"/>
+              <w:left w:type="dxa" w:w="70"/>
+              <w:bottom w:type="dxa" w:w="40"/>
+              <w:right w:type="dxa" w:w="70"/>
+            </w:tcMar>
+          </w:tcPr>
+          <w:p>
+            <w:pPr>
+              <w:spacing w:after="18" w:line="236"/>
+            </w:pPr>
+            <w:r>
+              <w:rPr>
+                <w:rFonts w:ascii="Arial" w:cs="Arial" w:eastAsia="Arial" w:hAnsi="Arial"/>
+                <w:sz w:val="19"/>
+                <w:szCs w:val="19"/>
+              </w:rPr>
+              <w:t xml:space="preserve">Los datos fiscales están configurados y existe la venta.</w:t>
+            </w:r>
+          </w:p>
+        </w:tc>
+      </w:tr>
+      <w:tr>
+        <w:tc>
+          <w:tcPr>
+            <w:tcW w:type="dxa" w:w="2300"/>
+            <w:shd w:fill="EAF0F8" w:val="clear"/>
+            <w:tcMar>
+              <w:top w:type="dxa" w:w="40"/>
+              <w:left w:type="dxa" w:w="70"/>
+              <w:bottom w:type="dxa" w:w="40"/>
+              <w:right w:type="dxa" w:w="70"/>
+            </w:tcMar>
+          </w:tcPr>
+          <w:p>
+            <w:pPr>
+              <w:spacing w:after="18" w:line="236"/>
+            </w:pPr>
+            <w:r>
+              <w:rPr>
+                <w:rFonts w:ascii="Arial" w:cs="Arial" w:eastAsia="Arial" w:hAnsi="Arial"/>
+                <w:b/>
+                <w:bCs/>
+                <w:sz w:val="19"/>
+                <w:szCs w:val="19"/>
+              </w:rPr>
+              <w:t xml:space="preserve">Flujo principal</w:t>
+            </w:r>
+          </w:p>
+        </w:tc>
+        <w:tc>
+          <w:tcPr>
+            <w:tcW w:type="dxa" w:w="7060"/>
+            <w:tcMar>
+              <w:top w:type="dxa" w:w="40"/>
+              <w:left w:type="dxa" w:w="70"/>
+              <w:bottom w:type="dxa" w:w="40"/>
+              <w:right w:type="dxa" w:w="70"/>
+            </w:tcMar>
+          </w:tcPr>
+          <w:p>
+            <w:pPr>
+              <w:spacing w:after="18" w:line="236"/>
+            </w:pPr>
+            <w:r>
+              <w:rPr>
+                <w:rFonts w:ascii="Arial" w:cs="Arial" w:eastAsia="Arial" w:hAnsi="Arial"/>
+                <w:sz w:val="19"/>
+                <w:szCs w:val="19"/>
+              </w:rPr>
+              <w:t xml:space="preserve">1. El sistema toma los datos de la venta y del adquiriente.</w:t>
+            </w:r>
+          </w:p>
+          <w:p>
+            <w:pPr>
+              <w:spacing w:after="18" w:line="236"/>
+            </w:pPr>
+            <w:r>
+              <w:rPr>
+                <w:rFonts w:ascii="Arial" w:cs="Arial" w:eastAsia="Arial" w:hAnsi="Arial"/>
+                <w:sz w:val="19"/>
+                <w:szCs w:val="19"/>
+              </w:rPr>
+              <w:t xml:space="preserve">2. Valida los datos fiscales y del adquiriente.</w:t>
+            </w:r>
+          </w:p>
+          <w:p>
+            <w:pPr>
+              <w:spacing w:after="18" w:line="236"/>
+            </w:pPr>
+            <w:r>
+              <w:rPr>
+                <w:rFonts w:ascii="Arial" w:cs="Arial" w:eastAsia="Arial" w:hAnsi="Arial"/>
+                <w:sz w:val="19"/>
+                <w:szCs w:val="19"/>
+              </w:rPr>
+              <w:t xml:space="preserve">3. Construye y firma la factura (XML) y genera el CUFE.</w:t>
+            </w:r>
+          </w:p>
+          <w:p>
+            <w:pPr>
+              <w:spacing w:after="18" w:line="236"/>
+            </w:pPr>
+            <w:r>
+              <w:rPr>
+                <w:rFonts w:ascii="Arial" w:cs="Arial" w:eastAsia="Arial" w:hAnsi="Arial"/>
+                <w:sz w:val="19"/>
+                <w:szCs w:val="19"/>
+              </w:rPr>
+              <w:t xml:space="preserve">4. Envía la factura al Servicio DIAN (sandbox).</w:t>
+            </w:r>
+          </w:p>
+          <w:p>
+            <w:pPr>
+              <w:spacing w:after="18" w:line="236"/>
+            </w:pPr>
+            <w:r>
+              <w:rPr>
+                <w:rFonts w:ascii="Arial" w:cs="Arial" w:eastAsia="Arial" w:hAnsi="Arial"/>
+                <w:sz w:val="19"/>
+                <w:szCs w:val="19"/>
+              </w:rPr>
+              <w:t xml:space="preserve">5. La DIAN acepta y el sistema guarda la factura con su CUFE y entrega la representación.</w:t>
+            </w:r>
+          </w:p>
+        </w:tc>
+      </w:tr>
+      <w:tr>
+        <w:tc>
+          <w:tcPr>
+            <w:tcW w:type="dxa" w:w="2300"/>
+            <w:shd w:fill="EAF0F8" w:val="clear"/>
+            <w:tcMar>
+              <w:top w:type="dxa" w:w="40"/>
+              <w:left w:type="dxa" w:w="70"/>
+              <w:bottom w:type="dxa" w:w="40"/>
+              <w:right w:type="dxa" w:w="70"/>
+            </w:tcMar>
+          </w:tcPr>
+          <w:p>
+            <w:pPr>
+              <w:spacing w:after="18" w:line="236"/>
+            </w:pPr>
+            <w:r>
+              <w:rPr>
+                <w:rFonts w:ascii="Arial" w:cs="Arial" w:eastAsia="Arial" w:hAnsi="Arial"/>
+                <w:b/>
+                <w:bCs/>
+                <w:sz w:val="19"/>
+                <w:szCs w:val="19"/>
+              </w:rPr>
+              <w:t xml:space="preserve">Flujos alternativos</w:t>
+            </w:r>
+          </w:p>
+        </w:tc>
+        <w:tc>
+          <w:tcPr>
+            <w:tcW w:type="dxa" w:w="7060"/>
+            <w:tcMar>
+              <w:top w:type="dxa" w:w="40"/>
+              <w:left w:type="dxa" w:w="70"/>
+              <w:bottom w:type="dxa" w:w="40"/>
+              <w:right w:type="dxa" w:w="70"/>
+            </w:tcMar>
+          </w:tcPr>
+          <w:p>
+            <w:pPr>
+              <w:spacing w:after="18" w:line="236"/>
+            </w:pPr>
+            <w:r>
+              <w:rPr>
+                <w:rFonts w:ascii="Arial" w:cs="Arial" w:eastAsia="Arial" w:hAnsi="Arial"/>
+                <w:sz w:val="19"/>
+                <w:szCs w:val="19"/>
+              </w:rPr>
+              <w:t xml:space="preserve">1a. Solicitar y registrar los datos del adquiriente si la venta no los tiene.</w:t>
+            </w:r>
+          </w:p>
+        </w:tc>
+      </w:tr>
+      <w:tr>
+        <w:tc>
+          <w:tcPr>
+            <w:tcW w:type="dxa" w:w="2300"/>
+            <w:shd w:fill="EAF0F8" w:val="clear"/>
+            <w:tcMar>
+              <w:top w:type="dxa" w:w="40"/>
+              <w:left w:type="dxa" w:w="70"/>
+              <w:bottom w:type="dxa" w:w="40"/>
+              <w:right w:type="dxa" w:w="70"/>
+            </w:tcMar>
+          </w:tcPr>
+          <w:p>
+            <w:pPr>
+              <w:spacing w:after="18" w:line="236"/>
+            </w:pPr>
+            <w:r>
+              <w:rPr>
+                <w:rFonts w:ascii="Arial" w:cs="Arial" w:eastAsia="Arial" w:hAnsi="Arial"/>
+                <w:b/>
+                <w:bCs/>
+                <w:sz w:val="19"/>
+                <w:szCs w:val="19"/>
+              </w:rPr>
+              <w:t xml:space="preserve">Excepciones</w:t>
+            </w:r>
+          </w:p>
+        </w:tc>
+        <w:tc>
+          <w:tcPr>
+            <w:tcW w:type="dxa" w:w="7060"/>
+            <w:tcMar>
+              <w:top w:type="dxa" w:w="40"/>
+              <w:left w:type="dxa" w:w="70"/>
+              <w:bottom w:type="dxa" w:w="40"/>
+              <w:right w:type="dxa" w:w="70"/>
+            </w:tcMar>
+          </w:tcPr>
+          <w:p>
+            <w:pPr>
+              <w:spacing w:after="18" w:line="236"/>
+            </w:pPr>
+            <w:r>
+              <w:rPr>
+                <w:rFonts w:ascii="Arial" w:cs="Arial" w:eastAsia="Arial" w:hAnsi="Arial"/>
+                <w:sz w:val="19"/>
+                <w:szCs w:val="19"/>
+              </w:rPr>
+              <w:t xml:space="preserve">2a. Datos faltantes: el sistema informa y no emite.</w:t>
+            </w:r>
+          </w:p>
+          <w:p>
+            <w:pPr>
+              <w:spacing w:after="18" w:line="236"/>
+            </w:pPr>
+            <w:r>
+              <w:rPr>
+                <w:rFonts w:ascii="Arial" w:cs="Arial" w:eastAsia="Arial" w:hAnsi="Arial"/>
+                <w:sz w:val="19"/>
+                <w:szCs w:val="19"/>
+              </w:rPr>
+              <w:t xml:space="preserve">5a. La DIAN rechaza: el sistema registra el rechazo y su motivo, permite corregir y reintentar; si no, marca la factura como fallida.</w:t>
+            </w:r>
+          </w:p>
+        </w:tc>
+      </w:tr>
+      <w:tr>
+        <w:tc>
+          <w:tcPr>
+            <w:tcW w:type="dxa" w:w="2300"/>
+            <w:shd w:fill="EAF0F8" w:val="clear"/>
+            <w:tcMar>
+              <w:top w:type="dxa" w:w="40"/>
+              <w:left w:type="dxa" w:w="70"/>
+              <w:bottom w:type="dxa" w:w="40"/>
+              <w:right w:type="dxa" w:w="70"/>
+            </w:tcMar>
+          </w:tcPr>
+          <w:p>
+            <w:pPr>
+              <w:spacing w:after="18" w:line="236"/>
+            </w:pPr>
+            <w:r>
+              <w:rPr>
+                <w:rFonts w:ascii="Arial" w:cs="Arial" w:eastAsia="Arial" w:hAnsi="Arial"/>
+                <w:b/>
+                <w:bCs/>
+                <w:sz w:val="19"/>
+                <w:szCs w:val="19"/>
+              </w:rPr>
+              <w:t xml:space="preserve">Reglas y validaciones</w:t>
+            </w:r>
+          </w:p>
+        </w:tc>
+        <w:tc>
+          <w:tcPr>
+            <w:tcW w:type="dxa" w:w="7060"/>
+            <w:tcMar>
+              <w:top w:type="dxa" w:w="40"/>
+              <w:left w:type="dxa" w:w="70"/>
+              <w:bottom w:type="dxa" w:w="40"/>
+              <w:right w:type="dxa" w:w="70"/>
+            </w:tcMar>
+          </w:tcPr>
+          <w:p>
+            <w:pPr>
+              <w:spacing w:after="18" w:line="236"/>
+            </w:pPr>
+            <w:r>
+              <w:rPr>
+                <w:rFonts w:ascii="Arial" w:cs="Arial" w:eastAsia="Arial" w:hAnsi="Arial"/>
+                <w:sz w:val="19"/>
+                <w:szCs w:val="19"/>
+              </w:rPr>
+              <w:t xml:space="preserve">Opera en el sandbox de la DIAN; cada factura tiene su CUFE y su numeración según la resolución; es coherente con la venta (CU-VEN-01).</w:t>
+            </w:r>
+          </w:p>
+        </w:tc>
+      </w:tr>
+      <w:tr>
+        <w:tc>
+          <w:tcPr>
+            <w:tcW w:type="dxa" w:w="2300"/>
+            <w:shd w:fill="EAF0F8" w:val="clear"/>
+            <w:tcMar>
+              <w:top w:type="dxa" w:w="40"/>
+              <w:left w:type="dxa" w:w="70"/>
+              <w:bottom w:type="dxa" w:w="40"/>
+              <w:right w:type="dxa" w:w="70"/>
+            </w:tcMar>
+          </w:tcPr>
+          <w:p>
+            <w:pPr>
+              <w:spacing w:after="18" w:line="236"/>
+            </w:pPr>
+            <w:r>
+              <w:rPr>
+                <w:rFonts w:ascii="Arial" w:cs="Arial" w:eastAsia="Arial" w:hAnsi="Arial"/>
+                <w:b/>
+                <w:bCs/>
+                <w:sz w:val="19"/>
+                <w:szCs w:val="19"/>
+              </w:rPr>
+              <w:t xml:space="preserve">Postcondiciones</w:t>
+            </w:r>
+          </w:p>
+        </w:tc>
+        <w:tc>
+          <w:tcPr>
+            <w:tcW w:type="dxa" w:w="7060"/>
+            <w:tcMar>
+              <w:top w:type="dxa" w:w="40"/>
+              <w:left w:type="dxa" w:w="70"/>
+              <w:bottom w:type="dxa" w:w="40"/>
+              <w:right w:type="dxa" w:w="70"/>
+            </w:tcMar>
+          </w:tcPr>
+          <w:p>
+            <w:pPr>
+              <w:spacing w:after="18" w:line="236"/>
+            </w:pPr>
+            <w:r>
+              <w:rPr>
+                <w:rFonts w:ascii="Arial" w:cs="Arial" w:eastAsia="Arial" w:hAnsi="Arial"/>
+                <w:sz w:val="19"/>
+                <w:szCs w:val="19"/>
+              </w:rPr>
+              <w:t xml:space="preserve">La factura queda emitida y aceptada, con su CUFE.</w:t>
+            </w:r>
+          </w:p>
+        </w:tc>
+      </w:tr>
+      <w:tr>
+        <w:tc>
+          <w:tcPr>
+            <w:tcW w:type="dxa" w:w="2300"/>
+            <w:shd w:fill="EAF0F8" w:val="clear"/>
+            <w:tcMar>
+              <w:top w:type="dxa" w:w="40"/>
+              <w:left w:type="dxa" w:w="70"/>
+              <w:bottom w:type="dxa" w:w="40"/>
+              <w:right w:type="dxa" w:w="70"/>
+            </w:tcMar>
+          </w:tcPr>
+          <w:p>
+            <w:pPr>
+              <w:spacing w:after="18" w:line="236"/>
+            </w:pPr>
+            <w:r>
+              <w:rPr>
+                <w:rFonts w:ascii="Arial" w:cs="Arial" w:eastAsia="Arial" w:hAnsi="Arial"/>
+                <w:b/>
+                <w:bCs/>
+                <w:sz w:val="19"/>
+                <w:szCs w:val="19"/>
+              </w:rPr>
+              <w:t xml:space="preserve">Prioridad</w:t>
+            </w:r>
+          </w:p>
+        </w:tc>
+        <w:tc>
+          <w:tcPr>
+            <w:tcW w:type="dxa" w:w="7060"/>
+            <w:tcMar>
+              <w:top w:type="dxa" w:w="40"/>
+              <w:left w:type="dxa" w:w="70"/>
+              <w:bottom w:type="dxa" w:w="40"/>
+              <w:right w:type="dxa" w:w="70"/>
+            </w:tcMar>
+          </w:tcPr>
+          <w:p>
+            <w:pPr>
+              <w:spacing w:after="18" w:line="236"/>
+            </w:pPr>
+            <w:r>
+              <w:rPr>
+                <w:rFonts w:ascii="Arial" w:cs="Arial" w:eastAsia="Arial" w:hAnsi="Arial"/>
+                <w:sz w:val="19"/>
+                <w:szCs w:val="19"/>
+              </w:rPr>
+              <w:t xml:space="preserve">Alta</w:t>
+            </w:r>
+          </w:p>
+        </w:tc>
+      </w:tr>
+    </w:tbl>
+    <w:p>
+      <w:pPr>
+        <w:spacing w:after="140"/>
+      </w:pPr>
+    </w:p>
+    <w:tbl>
+      <w:tblPr>
+        <w:tblW w:type="dxa" w:w="9360"/>
+        <w:tblBorders>
+          <w:top w:val="single" w:color="9CA3AF" w:sz="6"/>
+          <w:left w:val="single" w:color="9CA3AF" w:sz="6"/>
+          <w:bottom w:val="single" w:color="9CA3AF" w:sz="6"/>
+          <w:right w:val="single" w:color="9CA3AF" w:sz="6"/>
+          <w:insideH w:val="single" w:color="9CA3AF" w:sz="6"/>
+          <w:insideV w:val="single" w:color="9CA3AF" w:sz="6"/>
+        </w:tblBorders>
+        <w:tblLayout w:type="fixed"/>
+      </w:tblPr>
+      <w:tblGrid>
+        <w:gridCol w:w="2300"/>
+        <w:gridCol w:w="7060"/>
+      </w:tblGrid>
+      <w:tr>
+        <w:tc>
+          <w:tcPr>
+            <w:tcW w:type="dxa" w:w="9360"/>
+            <w:gridSpan w:val="2"/>
+            <w:shd w:fill="1F3864" w:val="clear"/>
+            <w:tcMar>
+              <w:top w:type="dxa" w:w="40"/>
+              <w:left w:type="dxa" w:w="70"/>
+              <w:bottom w:type="dxa" w:w="40"/>
+              <w:right w:type="dxa" w:w="70"/>
+            </w:tcMar>
+          </w:tcPr>
+          <w:p>
+            <w:pPr>
+              <w:spacing w:after="18" w:line="236"/>
+            </w:pPr>
+            <w:r>
+              <w:rPr>
+                <w:rFonts w:ascii="Arial" w:cs="Arial" w:eastAsia="Arial" w:hAnsi="Arial"/>
+                <w:b/>
+                <w:bCs/>
+                <w:color w:val="FFFFFF"/>
+                <w:sz w:val="19"/>
+                <w:szCs w:val="19"/>
+              </w:rPr>
+              <w:t xml:space="preserve">CU-FAC-03 — Consultar y reenviar facturas</w:t>
+            </w:r>
+          </w:p>
+        </w:tc>
+      </w:tr>
+      <w:tr>
+        <w:tc>
+          <w:tcPr>
+            <w:tcW w:type="dxa" w:w="2300"/>
+            <w:shd w:fill="EAF0F8" w:val="clear"/>
+            <w:tcMar>
+              <w:top w:type="dxa" w:w="40"/>
+              <w:left w:type="dxa" w:w="70"/>
+              <w:bottom w:type="dxa" w:w="40"/>
+              <w:right w:type="dxa" w:w="70"/>
+            </w:tcMar>
+          </w:tcPr>
+          <w:p>
+            <w:pPr>
+              <w:spacing w:after="18" w:line="236"/>
+            </w:pPr>
+            <w:r>
+              <w:rPr>
+                <w:rFonts w:ascii="Arial" w:cs="Arial" w:eastAsia="Arial" w:hAnsi="Arial"/>
+                <w:b/>
+                <w:bCs/>
+                <w:sz w:val="19"/>
+                <w:szCs w:val="19"/>
+              </w:rPr>
+              <w:t xml:space="preserve">Actor(es)</w:t>
+            </w:r>
+          </w:p>
+        </w:tc>
+        <w:tc>
+          <w:tcPr>
+            <w:tcW w:type="dxa" w:w="7060"/>
+            <w:tcMar>
+              <w:top w:type="dxa" w:w="40"/>
+              <w:left w:type="dxa" w:w="70"/>
+              <w:bottom w:type="dxa" w:w="40"/>
+              <w:right w:type="dxa" w:w="70"/>
+            </w:tcMar>
+          </w:tcPr>
+          <w:p>
+            <w:pPr>
+              <w:spacing w:after="18" w:line="236"/>
+            </w:pPr>
+            <w:r>
+              <w:rPr>
+                <w:rFonts w:ascii="Arial" w:cs="Arial" w:eastAsia="Arial" w:hAnsi="Arial"/>
+                <w:sz w:val="19"/>
+                <w:szCs w:val="19"/>
+              </w:rPr>
+              <w:t xml:space="preserve">Administrador</w:t>
+            </w:r>
+          </w:p>
+        </w:tc>
+      </w:tr>
+      <w:tr>
+        <w:tc>
+          <w:tcPr>
+            <w:tcW w:type="dxa" w:w="2300"/>
+            <w:shd w:fill="EAF0F8" w:val="clear"/>
+            <w:tcMar>
+              <w:top w:type="dxa" w:w="40"/>
+              <w:left w:type="dxa" w:w="70"/>
+              <w:bottom w:type="dxa" w:w="40"/>
+              <w:right w:type="dxa" w:w="70"/>
+            </w:tcMar>
+          </w:tcPr>
+          <w:p>
+            <w:pPr>
+              <w:spacing w:after="18" w:line="236"/>
+            </w:pPr>
+            <w:r>
+              <w:rPr>
+                <w:rFonts w:ascii="Arial" w:cs="Arial" w:eastAsia="Arial" w:hAnsi="Arial"/>
+                <w:b/>
+                <w:bCs/>
+                <w:sz w:val="19"/>
+                <w:szCs w:val="19"/>
+              </w:rPr>
+              <w:t xml:space="preserve">Requisito</w:t>
+            </w:r>
+          </w:p>
+        </w:tc>
+        <w:tc>
+          <w:tcPr>
+            <w:tcW w:type="dxa" w:w="7060"/>
+            <w:tcMar>
+              <w:top w:type="dxa" w:w="40"/>
+              <w:left w:type="dxa" w:w="70"/>
+              <w:bottom w:type="dxa" w:w="40"/>
+              <w:right w:type="dxa" w:w="70"/>
+            </w:tcMar>
+          </w:tcPr>
+          <w:p>
+            <w:pPr>
+              <w:spacing w:after="18" w:line="236"/>
+            </w:pPr>
+            <w:r>
+              <w:rPr>
+                <w:rFonts w:ascii="Arial" w:cs="Arial" w:eastAsia="Arial" w:hAnsi="Arial"/>
+                <w:sz w:val="19"/>
+                <w:szCs w:val="19"/>
+              </w:rPr>
+              <w:t xml:space="preserve">RF-FAC-03</w:t>
+            </w:r>
+          </w:p>
+        </w:tc>
+      </w:tr>
+      <w:tr>
+        <w:tc>
+          <w:tcPr>
+            <w:tcW w:type="dxa" w:w="2300"/>
+            <w:shd w:fill="EAF0F8" w:val="clear"/>
+            <w:tcMar>
+              <w:top w:type="dxa" w:w="40"/>
+              <w:left w:type="dxa" w:w="70"/>
+              <w:bottom w:type="dxa" w:w="40"/>
+              <w:right w:type="dxa" w:w="70"/>
+            </w:tcMar>
+          </w:tcPr>
+          <w:p>
+            <w:pPr>
+              <w:spacing w:after="18" w:line="236"/>
+            </w:pPr>
+            <w:r>
+              <w:rPr>
+                <w:rFonts w:ascii="Arial" w:cs="Arial" w:eastAsia="Arial" w:hAnsi="Arial"/>
+                <w:b/>
+                <w:bCs/>
+                <w:sz w:val="19"/>
+                <w:szCs w:val="19"/>
+              </w:rPr>
+              <w:t xml:space="preserve">Descripción</w:t>
+            </w:r>
+          </w:p>
+        </w:tc>
+        <w:tc>
+          <w:tcPr>
+            <w:tcW w:type="dxa" w:w="7060"/>
+            <w:tcMar>
+              <w:top w:type="dxa" w:w="40"/>
+              <w:left w:type="dxa" w:w="70"/>
+              <w:bottom w:type="dxa" w:w="40"/>
+              <w:right w:type="dxa" w:w="70"/>
+            </w:tcMar>
+          </w:tcPr>
+          <w:p>
+            <w:pPr>
+              <w:spacing w:after="18" w:line="236"/>
+            </w:pPr>
+            <w:r>
+              <w:rPr>
+                <w:rFonts w:ascii="Arial" w:cs="Arial" w:eastAsia="Arial" w:hAnsi="Arial"/>
+                <w:sz w:val="19"/>
+                <w:szCs w:val="19"/>
+              </w:rPr>
+              <w:t xml:space="preserve">El administrador consulta las facturas emitidas y las reenvía al cliente o a la DIAN cuando es necesario.</w:t>
+            </w:r>
+          </w:p>
+        </w:tc>
+      </w:tr>
+      <w:tr>
+        <w:tc>
+          <w:tcPr>
+            <w:tcW w:type="dxa" w:w="2300"/>
+            <w:shd w:fill="EAF0F8" w:val="clear"/>
+            <w:tcMar>
+              <w:top w:type="dxa" w:w="40"/>
+              <w:left w:type="dxa" w:w="70"/>
+              <w:bottom w:type="dxa" w:w="40"/>
+              <w:right w:type="dxa" w:w="70"/>
+            </w:tcMar>
+          </w:tcPr>
+          <w:p>
+            <w:pPr>
+              <w:spacing w:after="18" w:line="236"/>
+            </w:pPr>
+            <w:r>
+              <w:rPr>
+                <w:rFonts w:ascii="Arial" w:cs="Arial" w:eastAsia="Arial" w:hAnsi="Arial"/>
+                <w:b/>
+                <w:bCs/>
+                <w:sz w:val="19"/>
+                <w:szCs w:val="19"/>
+              </w:rPr>
+              <w:t xml:space="preserve">Precondiciones</w:t>
+            </w:r>
+          </w:p>
+        </w:tc>
+        <w:tc>
+          <w:tcPr>
+            <w:tcW w:type="dxa" w:w="7060"/>
+            <w:tcMar>
+              <w:top w:type="dxa" w:w="40"/>
+              <w:left w:type="dxa" w:w="70"/>
+              <w:bottom w:type="dxa" w:w="40"/>
+              <w:right w:type="dxa" w:w="70"/>
+            </w:tcMar>
+          </w:tcPr>
+          <w:p>
+            <w:pPr>
+              <w:spacing w:after="18" w:line="236"/>
+            </w:pPr>
+            <w:r>
+              <w:rPr>
+                <w:rFonts w:ascii="Arial" w:cs="Arial" w:eastAsia="Arial" w:hAnsi="Arial"/>
+                <w:sz w:val="19"/>
+                <w:szCs w:val="19"/>
+              </w:rPr>
+              <w:t xml:space="preserve">Existen facturas emitidas.</w:t>
+            </w:r>
+          </w:p>
+        </w:tc>
+      </w:tr>
+      <w:tr>
+        <w:tc>
+          <w:tcPr>
+            <w:tcW w:type="dxa" w:w="2300"/>
+            <w:shd w:fill="EAF0F8" w:val="clear"/>
+            <w:tcMar>
+              <w:top w:type="dxa" w:w="40"/>
+              <w:left w:type="dxa" w:w="70"/>
+              <w:bottom w:type="dxa" w:w="40"/>
+              <w:right w:type="dxa" w:w="70"/>
+            </w:tcMar>
+          </w:tcPr>
+          <w:p>
+            <w:pPr>
+              <w:spacing w:after="18" w:line="236"/>
+            </w:pPr>
+            <w:r>
+              <w:rPr>
+                <w:rFonts w:ascii="Arial" w:cs="Arial" w:eastAsia="Arial" w:hAnsi="Arial"/>
+                <w:b/>
+                <w:bCs/>
+                <w:sz w:val="19"/>
+                <w:szCs w:val="19"/>
+              </w:rPr>
+              <w:t xml:space="preserve">Flujo principal</w:t>
+            </w:r>
+          </w:p>
+        </w:tc>
+        <w:tc>
+          <w:tcPr>
+            <w:tcW w:type="dxa" w:w="7060"/>
+            <w:tcMar>
+              <w:top w:type="dxa" w:w="40"/>
+              <w:left w:type="dxa" w:w="70"/>
+              <w:bottom w:type="dxa" w:w="40"/>
+              <w:right w:type="dxa" w:w="70"/>
+            </w:tcMar>
+          </w:tcPr>
+          <w:p>
+            <w:pPr>
+              <w:spacing w:after="18" w:line="236"/>
+            </w:pPr>
+            <w:r>
+              <w:rPr>
+                <w:rFonts w:ascii="Arial" w:cs="Arial" w:eastAsia="Arial" w:hAnsi="Arial"/>
+                <w:sz w:val="19"/>
+                <w:szCs w:val="19"/>
+              </w:rPr>
+              <w:t xml:space="preserve">1. Abre el listado de facturas.</w:t>
+            </w:r>
+          </w:p>
+          <w:p>
+            <w:pPr>
+              <w:spacing w:after="18" w:line="236"/>
+            </w:pPr>
+            <w:r>
+              <w:rPr>
+                <w:rFonts w:ascii="Arial" w:cs="Arial" w:eastAsia="Arial" w:hAnsi="Arial"/>
+                <w:sz w:val="19"/>
+                <w:szCs w:val="19"/>
+              </w:rPr>
+              <w:t xml:space="preserve">2. El sistema muestra las facturas con su estado (aceptada, rechazada o fallida) y su CUFE.</w:t>
+            </w:r>
+          </w:p>
+          <w:p>
+            <w:pPr>
+              <w:spacing w:after="18" w:line="236"/>
+            </w:pPr>
+            <w:r>
+              <w:rPr>
+                <w:rFonts w:ascii="Arial" w:cs="Arial" w:eastAsia="Arial" w:hAnsi="Arial"/>
+                <w:sz w:val="19"/>
+                <w:szCs w:val="19"/>
+              </w:rPr>
+              <w:t xml:space="preserve">3. Selecciona una factura y consulta su detalle.</w:t>
+            </w:r>
+          </w:p>
+          <w:p>
+            <w:pPr>
+              <w:spacing w:after="18" w:line="236"/>
+            </w:pPr>
+            <w:r>
+              <w:rPr>
+                <w:rFonts w:ascii="Arial" w:cs="Arial" w:eastAsia="Arial" w:hAnsi="Arial"/>
+                <w:sz w:val="19"/>
+                <w:szCs w:val="19"/>
+              </w:rPr>
+              <w:t xml:space="preserve">4. Reenvía la representación al cliente o reintenta el envío a la DIAN.</w:t>
+            </w:r>
+          </w:p>
+        </w:tc>
+      </w:tr>
+      <w:tr>
+        <w:tc>
+          <w:tcPr>
+            <w:tcW w:type="dxa" w:w="2300"/>
+            <w:shd w:fill="EAF0F8" w:val="clear"/>
+            <w:tcMar>
+              <w:top w:type="dxa" w:w="40"/>
+              <w:left w:type="dxa" w:w="70"/>
+              <w:bottom w:type="dxa" w:w="40"/>
+              <w:right w:type="dxa" w:w="70"/>
+            </w:tcMar>
+          </w:tcPr>
+          <w:p>
+            <w:pPr>
+              <w:spacing w:after="18" w:line="236"/>
+            </w:pPr>
+            <w:r>
+              <w:rPr>
+                <w:rFonts w:ascii="Arial" w:cs="Arial" w:eastAsia="Arial" w:hAnsi="Arial"/>
+                <w:b/>
+                <w:bCs/>
+                <w:sz w:val="19"/>
+                <w:szCs w:val="19"/>
+              </w:rPr>
+              <w:t xml:space="preserve">Flujos alternativos</w:t>
+            </w:r>
+          </w:p>
+        </w:tc>
+        <w:tc>
+          <w:tcPr>
+            <w:tcW w:type="dxa" w:w="7060"/>
+            <w:tcMar>
+              <w:top w:type="dxa" w:w="40"/>
+              <w:left w:type="dxa" w:w="70"/>
+              <w:bottom w:type="dxa" w:w="40"/>
+              <w:right w:type="dxa" w:w="70"/>
+            </w:tcMar>
+          </w:tcPr>
+          <w:p>
+            <w:pPr>
+              <w:spacing w:after="18" w:line="236"/>
+            </w:pPr>
+            <w:r>
+              <w:rPr>
+                <w:rFonts w:ascii="Arial" w:cs="Arial" w:eastAsia="Arial" w:hAnsi="Arial"/>
+                <w:sz w:val="19"/>
+                <w:szCs w:val="19"/>
+              </w:rPr>
+              <w:t xml:space="preserve">3a. Filtrar por fecha, estado o cliente.</w:t>
+            </w:r>
+          </w:p>
+        </w:tc>
+      </w:tr>
+      <w:tr>
+        <w:tc>
+          <w:tcPr>
+            <w:tcW w:type="dxa" w:w="2300"/>
+            <w:shd w:fill="EAF0F8" w:val="clear"/>
+            <w:tcMar>
+              <w:top w:type="dxa" w:w="40"/>
+              <w:left w:type="dxa" w:w="70"/>
+              <w:bottom w:type="dxa" w:w="40"/>
+              <w:right w:type="dxa" w:w="70"/>
+            </w:tcMar>
+          </w:tcPr>
+          <w:p>
+            <w:pPr>
+              <w:spacing w:after="18" w:line="236"/>
+            </w:pPr>
+            <w:r>
+              <w:rPr>
+                <w:rFonts w:ascii="Arial" w:cs="Arial" w:eastAsia="Arial" w:hAnsi="Arial"/>
+                <w:b/>
+                <w:bCs/>
+                <w:sz w:val="19"/>
+                <w:szCs w:val="19"/>
+              </w:rPr>
+              <w:t xml:space="preserve">Excepciones</w:t>
+            </w:r>
+          </w:p>
+        </w:tc>
+        <w:tc>
+          <w:tcPr>
+            <w:tcW w:type="dxa" w:w="7060"/>
+            <w:tcMar>
+              <w:top w:type="dxa" w:w="40"/>
+              <w:left w:type="dxa" w:w="70"/>
+              <w:bottom w:type="dxa" w:w="40"/>
+              <w:right w:type="dxa" w:w="70"/>
+            </w:tcMar>
+          </w:tcPr>
+          <w:p>
+            <w:pPr>
+              <w:spacing w:after="18" w:line="236"/>
+            </w:pPr>
+            <w:r>
+              <w:rPr>
+                <w:rFonts w:ascii="Arial" w:cs="Arial" w:eastAsia="Arial" w:hAnsi="Arial"/>
+                <w:sz w:val="19"/>
+                <w:szCs w:val="19"/>
+              </w:rPr>
+              <w:t xml:space="preserve">*. Sin facturas: el sistema muestra el listado vacío.</w:t>
+            </w:r>
+          </w:p>
+        </w:tc>
+      </w:tr>
+      <w:tr>
+        <w:tc>
+          <w:tcPr>
+            <w:tcW w:type="dxa" w:w="2300"/>
+            <w:shd w:fill="EAF0F8" w:val="clear"/>
+            <w:tcMar>
+              <w:top w:type="dxa" w:w="40"/>
+              <w:left w:type="dxa" w:w="70"/>
+              <w:bottom w:type="dxa" w:w="40"/>
+              <w:right w:type="dxa" w:w="70"/>
+            </w:tcMar>
+          </w:tcPr>
+          <w:p>
+            <w:pPr>
+              <w:spacing w:after="18" w:line="236"/>
+            </w:pPr>
+            <w:r>
+              <w:rPr>
+                <w:rFonts w:ascii="Arial" w:cs="Arial" w:eastAsia="Arial" w:hAnsi="Arial"/>
+                <w:b/>
+                <w:bCs/>
+                <w:sz w:val="19"/>
+                <w:szCs w:val="19"/>
+              </w:rPr>
+              <w:t xml:space="preserve">Reglas y validaciones</w:t>
+            </w:r>
+          </w:p>
+        </w:tc>
+        <w:tc>
+          <w:tcPr>
+            <w:tcW w:type="dxa" w:w="7060"/>
+            <w:tcMar>
+              <w:top w:type="dxa" w:w="40"/>
+              <w:left w:type="dxa" w:w="70"/>
+              <w:bottom w:type="dxa" w:w="40"/>
+              <w:right w:type="dxa" w:w="70"/>
+            </w:tcMar>
+          </w:tcPr>
+          <w:p>
+            <w:pPr>
+              <w:spacing w:after="18" w:line="236"/>
+            </w:pPr>
+            <w:r>
+              <w:rPr>
+                <w:rFonts w:ascii="Arial" w:cs="Arial" w:eastAsia="Arial" w:hAnsi="Arial"/>
+                <w:sz w:val="19"/>
+                <w:szCs w:val="19"/>
+              </w:rPr>
+              <w:t xml:space="preserve">La consulta refleja el estado real ante la DIAN; el reenvío no altera la factura ni su CUFE.</w:t>
+            </w:r>
+          </w:p>
+        </w:tc>
+      </w:tr>
+      <w:tr>
+        <w:tc>
+          <w:tcPr>
+            <w:tcW w:type="dxa" w:w="2300"/>
+            <w:shd w:fill="EAF0F8" w:val="clear"/>
+            <w:tcMar>
+              <w:top w:type="dxa" w:w="40"/>
+              <w:left w:type="dxa" w:w="70"/>
+              <w:bottom w:type="dxa" w:w="40"/>
+              <w:right w:type="dxa" w:w="70"/>
+            </w:tcMar>
+          </w:tcPr>
+          <w:p>
+            <w:pPr>
+              <w:spacing w:after="18" w:line="236"/>
+            </w:pPr>
+            <w:r>
+              <w:rPr>
+                <w:rFonts w:ascii="Arial" w:cs="Arial" w:eastAsia="Arial" w:hAnsi="Arial"/>
+                <w:b/>
+                <w:bCs/>
+                <w:sz w:val="19"/>
+                <w:szCs w:val="19"/>
+              </w:rPr>
+              <w:t xml:space="preserve">Postcondiciones</w:t>
+            </w:r>
+          </w:p>
+        </w:tc>
+        <w:tc>
+          <w:tcPr>
+            <w:tcW w:type="dxa" w:w="7060"/>
+            <w:tcMar>
+              <w:top w:type="dxa" w:w="40"/>
+              <w:left w:type="dxa" w:w="70"/>
+              <w:bottom w:type="dxa" w:w="40"/>
+              <w:right w:type="dxa" w:w="70"/>
+            </w:tcMar>
+          </w:tcPr>
+          <w:p>
+            <w:pPr>
+              <w:spacing w:after="18" w:line="236"/>
+            </w:pPr>
+            <w:r>
+              <w:rPr>
+                <w:rFonts w:ascii="Arial" w:cs="Arial" w:eastAsia="Arial" w:hAnsi="Arial"/>
+                <w:sz w:val="19"/>
+                <w:szCs w:val="19"/>
+              </w:rPr>
+              <w:t xml:space="preserve">El administrador consulta o reenvía la factura.</w:t>
+            </w:r>
+          </w:p>
+        </w:tc>
+      </w:tr>
+      <w:tr>
+        <w:tc>
+          <w:tcPr>
+            <w:tcW w:type="dxa" w:w="2300"/>
+            <w:shd w:fill="EAF0F8" w:val="clear"/>
+            <w:tcMar>
+              <w:top w:type="dxa" w:w="40"/>
+              <w:left w:type="dxa" w:w="70"/>
+              <w:bottom w:type="dxa" w:w="40"/>
+              <w:right w:type="dxa" w:w="70"/>
+            </w:tcMar>
+          </w:tcPr>
+          <w:p>
+            <w:pPr>
+              <w:spacing w:after="18" w:line="236"/>
+            </w:pPr>
+            <w:r>
+              <w:rPr>
+                <w:rFonts w:ascii="Arial" w:cs="Arial" w:eastAsia="Arial" w:hAnsi="Arial"/>
+                <w:b/>
+                <w:bCs/>
+                <w:sz w:val="19"/>
+                <w:szCs w:val="19"/>
+              </w:rPr>
+              <w:t xml:space="preserve">Prioridad</w:t>
+            </w:r>
+          </w:p>
+        </w:tc>
+        <w:tc>
+          <w:tcPr>
+            <w:tcW w:type="dxa" w:w="7060"/>
+            <w:tcMar>
+              <w:top w:type="dxa" w:w="40"/>
+              <w:left w:type="dxa" w:w="70"/>
+              <w:bottom w:type="dxa" w:w="40"/>
+              <w:right w:type="dxa" w:w="70"/>
+            </w:tcMar>
+          </w:tcPr>
+          <w:p>
+            <w:pPr>
+              <w:spacing w:after="18" w:line="236"/>
+            </w:pPr>
+            <w:r>
+              <w:rPr>
+                <w:rFonts w:ascii="Arial" w:cs="Arial" w:eastAsia="Arial" w:hAnsi="Arial"/>
+                <w:sz w:val="19"/>
+                <w:szCs w:val="19"/>
+              </w:rPr>
+              <w:t xml:space="preserve">Media</w:t>
+            </w:r>
+          </w:p>
+        </w:tc>
+      </w:tr>
+    </w:tbl>
+    <w:p>
+      <w:pPr>
+        <w:spacing w:after="140"/>
+      </w:pPr>
+    </w:p>
+    <w:tbl>
+      <w:tblPr>
+        <w:tblW w:type="dxa" w:w="9360"/>
+        <w:tblBorders>
+          <w:top w:val="single" w:color="9CA3AF" w:sz="6"/>
+          <w:left w:val="single" w:color="9CA3AF" w:sz="6"/>
+          <w:bottom w:val="single" w:color="9CA3AF" w:sz="6"/>
+          <w:right w:val="single" w:color="9CA3AF" w:sz="6"/>
+          <w:insideH w:val="single" w:color="9CA3AF" w:sz="6"/>
+          <w:insideV w:val="single" w:color="9CA3AF" w:sz="6"/>
+        </w:tblBorders>
+        <w:tblLayout w:type="fixed"/>
+      </w:tblPr>
+      <w:tblGrid>
+        <w:gridCol w:w="2300"/>
+        <w:gridCol w:w="7060"/>
+      </w:tblGrid>
+      <w:tr>
+        <w:tc>
+          <w:tcPr>
+            <w:tcW w:type="dxa" w:w="9360"/>
+            <w:gridSpan w:val="2"/>
+            <w:shd w:fill="1F3864" w:val="clear"/>
+            <w:tcMar>
+              <w:top w:type="dxa" w:w="40"/>
+              <w:left w:type="dxa" w:w="70"/>
+              <w:bottom w:type="dxa" w:w="40"/>
+              <w:right w:type="dxa" w:w="70"/>
+            </w:tcMar>
+          </w:tcPr>
+          <w:p>
+            <w:pPr>
+              <w:spacing w:after="18" w:line="236"/>
+            </w:pPr>
+            <w:r>
+              <w:rPr>
+                <w:rFonts w:ascii="Arial" w:cs="Arial" w:eastAsia="Arial" w:hAnsi="Arial"/>
+                <w:b/>
+                <w:bCs/>
+                <w:color w:val="FFFFFF"/>
+                <w:sz w:val="19"/>
+                <w:szCs w:val="19"/>
+              </w:rPr>
+              <w:t xml:space="preserve">CU-FAC-04 — Emitir nota crédito</w:t>
+            </w:r>
+          </w:p>
+        </w:tc>
+      </w:tr>
+      <w:tr>
+        <w:tc>
+          <w:tcPr>
+            <w:tcW w:type="dxa" w:w="2300"/>
+            <w:shd w:fill="EAF0F8" w:val="clear"/>
+            <w:tcMar>
+              <w:top w:type="dxa" w:w="40"/>
+              <w:left w:type="dxa" w:w="70"/>
+              <w:bottom w:type="dxa" w:w="40"/>
+              <w:right w:type="dxa" w:w="70"/>
+            </w:tcMar>
+          </w:tcPr>
+          <w:p>
+            <w:pPr>
+              <w:spacing w:after="18" w:line="236"/>
+            </w:pPr>
+            <w:r>
+              <w:rPr>
+                <w:rFonts w:ascii="Arial" w:cs="Arial" w:eastAsia="Arial" w:hAnsi="Arial"/>
+                <w:b/>
+                <w:bCs/>
+                <w:sz w:val="19"/>
+                <w:szCs w:val="19"/>
+              </w:rPr>
+              <w:t xml:space="preserve">Actor(es)</w:t>
+            </w:r>
+          </w:p>
+        </w:tc>
+        <w:tc>
+          <w:tcPr>
+            <w:tcW w:type="dxa" w:w="7060"/>
+            <w:tcMar>
+              <w:top w:type="dxa" w:w="40"/>
+              <w:left w:type="dxa" w:w="70"/>
+              <w:bottom w:type="dxa" w:w="40"/>
+              <w:right w:type="dxa" w:w="70"/>
+            </w:tcMar>
+          </w:tcPr>
+          <w:p>
+            <w:pPr>
+              <w:spacing w:after="18" w:line="236"/>
+            </w:pPr>
+            <w:r>
+              <w:rPr>
+                <w:rFonts w:ascii="Arial" w:cs="Arial" w:eastAsia="Arial" w:hAnsi="Arial"/>
+                <w:sz w:val="19"/>
+                <w:szCs w:val="19"/>
+              </w:rPr>
+              <w:t xml:space="preserve">Administrador; Servicio DIAN</w:t>
+            </w:r>
+          </w:p>
+        </w:tc>
+      </w:tr>
+      <w:tr>
+        <w:tc>
+          <w:tcPr>
+            <w:tcW w:type="dxa" w:w="2300"/>
+            <w:shd w:fill="EAF0F8" w:val="clear"/>
+            <w:tcMar>
+              <w:top w:type="dxa" w:w="40"/>
+              <w:left w:type="dxa" w:w="70"/>
+              <w:bottom w:type="dxa" w:w="40"/>
+              <w:right w:type="dxa" w:w="70"/>
+            </w:tcMar>
+          </w:tcPr>
+          <w:p>
+            <w:pPr>
+              <w:spacing w:after="18" w:line="236"/>
+            </w:pPr>
+            <w:r>
+              <w:rPr>
+                <w:rFonts w:ascii="Arial" w:cs="Arial" w:eastAsia="Arial" w:hAnsi="Arial"/>
+                <w:b/>
+                <w:bCs/>
+                <w:sz w:val="19"/>
+                <w:szCs w:val="19"/>
+              </w:rPr>
+              <w:t xml:space="preserve">Requisito</w:t>
+            </w:r>
+          </w:p>
+        </w:tc>
+        <w:tc>
+          <w:tcPr>
+            <w:tcW w:type="dxa" w:w="7060"/>
+            <w:tcMar>
+              <w:top w:type="dxa" w:w="40"/>
+              <w:left w:type="dxa" w:w="70"/>
+              <w:bottom w:type="dxa" w:w="40"/>
+              <w:right w:type="dxa" w:w="70"/>
+            </w:tcMar>
+          </w:tcPr>
+          <w:p>
+            <w:pPr>
+              <w:spacing w:after="18" w:line="236"/>
+            </w:pPr>
+            <w:r>
+              <w:rPr>
+                <w:rFonts w:ascii="Arial" w:cs="Arial" w:eastAsia="Arial" w:hAnsi="Arial"/>
+                <w:sz w:val="19"/>
+                <w:szCs w:val="19"/>
+              </w:rPr>
+              <w:t xml:space="preserve">RF-FAC-04</w:t>
+            </w:r>
+          </w:p>
+        </w:tc>
+      </w:tr>
+      <w:tr>
+        <w:tc>
+          <w:tcPr>
+            <w:tcW w:type="dxa" w:w="2300"/>
+            <w:shd w:fill="EAF0F8" w:val="clear"/>
+            <w:tcMar>
+              <w:top w:type="dxa" w:w="40"/>
+              <w:left w:type="dxa" w:w="70"/>
+              <w:bottom w:type="dxa" w:w="40"/>
+              <w:right w:type="dxa" w:w="70"/>
+            </w:tcMar>
+          </w:tcPr>
+          <w:p>
+            <w:pPr>
+              <w:spacing w:after="18" w:line="236"/>
+            </w:pPr>
+            <w:r>
+              <w:rPr>
+                <w:rFonts w:ascii="Arial" w:cs="Arial" w:eastAsia="Arial" w:hAnsi="Arial"/>
+                <w:b/>
+                <w:bCs/>
+                <w:sz w:val="19"/>
+                <w:szCs w:val="19"/>
+              </w:rPr>
+              <w:t xml:space="preserve">Descripción</w:t>
+            </w:r>
+          </w:p>
+        </w:tc>
+        <w:tc>
+          <w:tcPr>
+            <w:tcW w:type="dxa" w:w="7060"/>
+            <w:tcMar>
+              <w:top w:type="dxa" w:w="40"/>
+              <w:left w:type="dxa" w:w="70"/>
+              <w:bottom w:type="dxa" w:w="40"/>
+              <w:right w:type="dxa" w:w="70"/>
+            </w:tcMar>
+          </w:tcPr>
+          <w:p>
+            <w:pPr>
+              <w:spacing w:after="18" w:line="236"/>
+            </w:pPr>
+            <w:r>
+              <w:rPr>
+                <w:rFonts w:ascii="Arial" w:cs="Arial" w:eastAsia="Arial" w:hAnsi="Arial"/>
+                <w:sz w:val="19"/>
+                <w:szCs w:val="19"/>
+              </w:rPr>
+              <w:t xml:space="preserve">El administrador emite una nota crédito para anular o corregir una factura. Extiende a la emisión de factura.</w:t>
+            </w:r>
+          </w:p>
+        </w:tc>
+      </w:tr>
+      <w:tr>
+        <w:tc>
+          <w:tcPr>
+            <w:tcW w:type="dxa" w:w="2300"/>
+            <w:shd w:fill="EAF0F8" w:val="clear"/>
+            <w:tcMar>
+              <w:top w:type="dxa" w:w="40"/>
+              <w:left w:type="dxa" w:w="70"/>
+              <w:bottom w:type="dxa" w:w="40"/>
+              <w:right w:type="dxa" w:w="70"/>
+            </w:tcMar>
+          </w:tcPr>
+          <w:p>
+            <w:pPr>
+              <w:spacing w:after="18" w:line="236"/>
+            </w:pPr>
+            <w:r>
+              <w:rPr>
+                <w:rFonts w:ascii="Arial" w:cs="Arial" w:eastAsia="Arial" w:hAnsi="Arial"/>
+                <w:b/>
+                <w:bCs/>
+                <w:sz w:val="19"/>
+                <w:szCs w:val="19"/>
+              </w:rPr>
+              <w:t xml:space="preserve">Precondiciones</w:t>
+            </w:r>
+          </w:p>
+        </w:tc>
+        <w:tc>
+          <w:tcPr>
+            <w:tcW w:type="dxa" w:w="7060"/>
+            <w:tcMar>
+              <w:top w:type="dxa" w:w="40"/>
+              <w:left w:type="dxa" w:w="70"/>
+              <w:bottom w:type="dxa" w:w="40"/>
+              <w:right w:type="dxa" w:w="70"/>
+            </w:tcMar>
+          </w:tcPr>
+          <w:p>
+            <w:pPr>
+              <w:spacing w:after="18" w:line="236"/>
+            </w:pPr>
+            <w:r>
+              <w:rPr>
+                <w:rFonts w:ascii="Arial" w:cs="Arial" w:eastAsia="Arial" w:hAnsi="Arial"/>
+                <w:sz w:val="19"/>
+                <w:szCs w:val="19"/>
+              </w:rPr>
+              <w:t xml:space="preserve">Existe una factura aceptada.</w:t>
+            </w:r>
+          </w:p>
+        </w:tc>
+      </w:tr>
+      <w:tr>
+        <w:tc>
+          <w:tcPr>
+            <w:tcW w:type="dxa" w:w="2300"/>
+            <w:shd w:fill="EAF0F8" w:val="clear"/>
+            <w:tcMar>
+              <w:top w:type="dxa" w:w="40"/>
+              <w:left w:type="dxa" w:w="70"/>
+              <w:bottom w:type="dxa" w:w="40"/>
+              <w:right w:type="dxa" w:w="70"/>
+            </w:tcMar>
+          </w:tcPr>
+          <w:p>
+            <w:pPr>
+              <w:spacing w:after="18" w:line="236"/>
+            </w:pPr>
+            <w:r>
+              <w:rPr>
+                <w:rFonts w:ascii="Arial" w:cs="Arial" w:eastAsia="Arial" w:hAnsi="Arial"/>
+                <w:b/>
+                <w:bCs/>
+                <w:sz w:val="19"/>
+                <w:szCs w:val="19"/>
+              </w:rPr>
+              <w:t xml:space="preserve">Flujo principal</w:t>
+            </w:r>
+          </w:p>
+        </w:tc>
+        <w:tc>
+          <w:tcPr>
+            <w:tcW w:type="dxa" w:w="7060"/>
+            <w:tcMar>
+              <w:top w:type="dxa" w:w="40"/>
+              <w:left w:type="dxa" w:w="70"/>
+              <w:bottom w:type="dxa" w:w="40"/>
+              <w:right w:type="dxa" w:w="70"/>
+            </w:tcMar>
+          </w:tcPr>
+          <w:p>
+            <w:pPr>
+              <w:spacing w:after="18" w:line="236"/>
+            </w:pPr>
+            <w:r>
+              <w:rPr>
+                <w:rFonts w:ascii="Arial" w:cs="Arial" w:eastAsia="Arial" w:hAnsi="Arial"/>
+                <w:sz w:val="19"/>
+                <w:szCs w:val="19"/>
+              </w:rPr>
+              <w:t xml:space="preserve">1. Selecciona la factura y elige «Emitir nota crédito».</w:t>
+            </w:r>
+          </w:p>
+          <w:p>
+            <w:pPr>
+              <w:spacing w:after="18" w:line="236"/>
+            </w:pPr>
+            <w:r>
+              <w:rPr>
+                <w:rFonts w:ascii="Arial" w:cs="Arial" w:eastAsia="Arial" w:hAnsi="Arial"/>
+                <w:sz w:val="19"/>
+                <w:szCs w:val="19"/>
+              </w:rPr>
+              <w:t xml:space="preserve">2. Indica el motivo y los ítems o valores a acreditar.</w:t>
+            </w:r>
+          </w:p>
+          <w:p>
+            <w:pPr>
+              <w:spacing w:after="18" w:line="236"/>
+            </w:pPr>
+            <w:r>
+              <w:rPr>
+                <w:rFonts w:ascii="Arial" w:cs="Arial" w:eastAsia="Arial" w:hAnsi="Arial"/>
+                <w:sz w:val="19"/>
+                <w:szCs w:val="19"/>
+              </w:rPr>
+              <w:t xml:space="preserve">3. El sistema construye y firma la nota crédito y genera su CUFE.</w:t>
+            </w:r>
+          </w:p>
+          <w:p>
+            <w:pPr>
+              <w:spacing w:after="18" w:line="236"/>
+            </w:pPr>
+            <w:r>
+              <w:rPr>
+                <w:rFonts w:ascii="Arial" w:cs="Arial" w:eastAsia="Arial" w:hAnsi="Arial"/>
+                <w:sz w:val="19"/>
+                <w:szCs w:val="19"/>
+              </w:rPr>
+              <w:t xml:space="preserve">4. La envía al Servicio DIAN (sandbox).</w:t>
+            </w:r>
+          </w:p>
+          <w:p>
+            <w:pPr>
+              <w:spacing w:after="18" w:line="236"/>
+            </w:pPr>
+            <w:r>
+              <w:rPr>
+                <w:rFonts w:ascii="Arial" w:cs="Arial" w:eastAsia="Arial" w:hAnsi="Arial"/>
+                <w:sz w:val="19"/>
+                <w:szCs w:val="19"/>
+              </w:rPr>
+              <w:t xml:space="preserve">5. La DIAN acepta y el sistema guarda la nota crédito asociada a la factura.</w:t>
+            </w:r>
+          </w:p>
+        </w:tc>
+      </w:tr>
+      <w:tr>
+        <w:tc>
+          <w:tcPr>
+            <w:tcW w:type="dxa" w:w="2300"/>
+            <w:shd w:fill="EAF0F8" w:val="clear"/>
+            <w:tcMar>
+              <w:top w:type="dxa" w:w="40"/>
+              <w:left w:type="dxa" w:w="70"/>
+              <w:bottom w:type="dxa" w:w="40"/>
+              <w:right w:type="dxa" w:w="70"/>
+            </w:tcMar>
+          </w:tcPr>
+          <w:p>
+            <w:pPr>
+              <w:spacing w:after="18" w:line="236"/>
+            </w:pPr>
+            <w:r>
+              <w:rPr>
+                <w:rFonts w:ascii="Arial" w:cs="Arial" w:eastAsia="Arial" w:hAnsi="Arial"/>
+                <w:b/>
+                <w:bCs/>
+                <w:sz w:val="19"/>
+                <w:szCs w:val="19"/>
+              </w:rPr>
+              <w:t xml:space="preserve">Flujos alternativos</w:t>
+            </w:r>
+          </w:p>
+        </w:tc>
+        <w:tc>
+          <w:tcPr>
+            <w:tcW w:type="dxa" w:w="7060"/>
+            <w:tcMar>
+              <w:top w:type="dxa" w:w="40"/>
+              <w:left w:type="dxa" w:w="70"/>
+              <w:bottom w:type="dxa" w:w="40"/>
+              <w:right w:type="dxa" w:w="70"/>
+            </w:tcMar>
+          </w:tcPr>
+          <w:p>
+            <w:pPr>
+              <w:spacing w:after="18" w:line="236"/>
+            </w:pPr>
+            <w:r>
+              <w:rPr>
+                <w:rFonts w:ascii="Arial" w:cs="Arial" w:eastAsia="Arial" w:hAnsi="Arial"/>
+                <w:sz w:val="19"/>
+                <w:szCs w:val="19"/>
+              </w:rPr>
+              <w:t xml:space="preserve">2a. Nota crédito total (por anulación de venta, CU-VEN-04) o parcial.</w:t>
+            </w:r>
+          </w:p>
+        </w:tc>
+      </w:tr>
+      <w:tr>
+        <w:tc>
+          <w:tcPr>
+            <w:tcW w:type="dxa" w:w="2300"/>
+            <w:shd w:fill="EAF0F8" w:val="clear"/>
+            <w:tcMar>
+              <w:top w:type="dxa" w:w="40"/>
+              <w:left w:type="dxa" w:w="70"/>
+              <w:bottom w:type="dxa" w:w="40"/>
+              <w:right w:type="dxa" w:w="70"/>
+            </w:tcMar>
+          </w:tcPr>
+          <w:p>
+            <w:pPr>
+              <w:spacing w:after="18" w:line="236"/>
+            </w:pPr>
+            <w:r>
+              <w:rPr>
+                <w:rFonts w:ascii="Arial" w:cs="Arial" w:eastAsia="Arial" w:hAnsi="Arial"/>
+                <w:b/>
+                <w:bCs/>
+                <w:sz w:val="19"/>
+                <w:szCs w:val="19"/>
+              </w:rPr>
+              <w:t xml:space="preserve">Excepciones</w:t>
+            </w:r>
+          </w:p>
+        </w:tc>
+        <w:tc>
+          <w:tcPr>
+            <w:tcW w:type="dxa" w:w="7060"/>
+            <w:tcMar>
+              <w:top w:type="dxa" w:w="40"/>
+              <w:left w:type="dxa" w:w="70"/>
+              <w:bottom w:type="dxa" w:w="40"/>
+              <w:right w:type="dxa" w:w="70"/>
+            </w:tcMar>
+          </w:tcPr>
+          <w:p>
+            <w:pPr>
+              <w:spacing w:after="18" w:line="236"/>
+            </w:pPr>
+            <w:r>
+              <w:rPr>
+                <w:rFonts w:ascii="Arial" w:cs="Arial" w:eastAsia="Arial" w:hAnsi="Arial"/>
+                <w:sz w:val="19"/>
+                <w:szCs w:val="19"/>
+              </w:rPr>
+              <w:t xml:space="preserve">5a. La DIAN rechaza: el sistema registra el rechazo y permite corregir y reintentar.</w:t>
+            </w:r>
+          </w:p>
+        </w:tc>
+      </w:tr>
+      <w:tr>
+        <w:tc>
+          <w:tcPr>
+            <w:tcW w:type="dxa" w:w="2300"/>
+            <w:shd w:fill="EAF0F8" w:val="clear"/>
+            <w:tcMar>
+              <w:top w:type="dxa" w:w="40"/>
+              <w:left w:type="dxa" w:w="70"/>
+              <w:bottom w:type="dxa" w:w="40"/>
+              <w:right w:type="dxa" w:w="70"/>
+            </w:tcMar>
+          </w:tcPr>
+          <w:p>
+            <w:pPr>
+              <w:spacing w:after="18" w:line="236"/>
+            </w:pPr>
+            <w:r>
+              <w:rPr>
+                <w:rFonts w:ascii="Arial" w:cs="Arial" w:eastAsia="Arial" w:hAnsi="Arial"/>
+                <w:b/>
+                <w:bCs/>
+                <w:sz w:val="19"/>
+                <w:szCs w:val="19"/>
+              </w:rPr>
+              <w:t xml:space="preserve">Reglas y validaciones</w:t>
+            </w:r>
+          </w:p>
+        </w:tc>
+        <w:tc>
+          <w:tcPr>
+            <w:tcW w:type="dxa" w:w="7060"/>
+            <w:tcMar>
+              <w:top w:type="dxa" w:w="40"/>
+              <w:left w:type="dxa" w:w="70"/>
+              <w:bottom w:type="dxa" w:w="40"/>
+              <w:right w:type="dxa" w:w="70"/>
+            </w:tcMar>
+          </w:tcPr>
+          <w:p>
+            <w:pPr>
+              <w:spacing w:after="18" w:line="236"/>
+            </w:pPr>
+            <w:r>
+              <w:rPr>
+                <w:rFonts w:ascii="Arial" w:cs="Arial" w:eastAsia="Arial" w:hAnsi="Arial"/>
+                <w:sz w:val="19"/>
+                <w:szCs w:val="19"/>
+              </w:rPr>
+              <w:t xml:space="preserve">La nota crédito referencia la factura original; se usa al anular una venta facturada; opera en el sandbox de la DIAN.</w:t>
+            </w:r>
+          </w:p>
+        </w:tc>
+      </w:tr>
+      <w:tr>
+        <w:tc>
+          <w:tcPr>
+            <w:tcW w:type="dxa" w:w="2300"/>
+            <w:shd w:fill="EAF0F8" w:val="clear"/>
+            <w:tcMar>
+              <w:top w:type="dxa" w:w="40"/>
+              <w:left w:type="dxa" w:w="70"/>
+              <w:bottom w:type="dxa" w:w="40"/>
+              <w:right w:type="dxa" w:w="70"/>
+            </w:tcMar>
+          </w:tcPr>
+          <w:p>
+            <w:pPr>
+              <w:spacing w:after="18" w:line="236"/>
+            </w:pPr>
+            <w:r>
+              <w:rPr>
+                <w:rFonts w:ascii="Arial" w:cs="Arial" w:eastAsia="Arial" w:hAnsi="Arial"/>
+                <w:b/>
+                <w:bCs/>
+                <w:sz w:val="19"/>
+                <w:szCs w:val="19"/>
+              </w:rPr>
+              <w:t xml:space="preserve">Postcondiciones</w:t>
+            </w:r>
+          </w:p>
+        </w:tc>
+        <w:tc>
+          <w:tcPr>
+            <w:tcW w:type="dxa" w:w="7060"/>
+            <w:tcMar>
+              <w:top w:type="dxa" w:w="40"/>
+              <w:left w:type="dxa" w:w="70"/>
+              <w:bottom w:type="dxa" w:w="40"/>
+              <w:right w:type="dxa" w:w="70"/>
+            </w:tcMar>
+          </w:tcPr>
+          <w:p>
+            <w:pPr>
+              <w:spacing w:after="18" w:line="236"/>
+            </w:pPr>
+            <w:r>
+              <w:rPr>
+                <w:rFonts w:ascii="Arial" w:cs="Arial" w:eastAsia="Arial" w:hAnsi="Arial"/>
+                <w:sz w:val="19"/>
+                <w:szCs w:val="19"/>
+              </w:rPr>
+              <w:t xml:space="preserve">La nota crédito queda emitida y asociada a la factura.</w:t>
+            </w:r>
+          </w:p>
+        </w:tc>
+      </w:tr>
+      <w:tr>
+        <w:tc>
+          <w:tcPr>
+            <w:tcW w:type="dxa" w:w="2300"/>
+            <w:shd w:fill="EAF0F8" w:val="clear"/>
+            <w:tcMar>
+              <w:top w:type="dxa" w:w="40"/>
+              <w:left w:type="dxa" w:w="70"/>
+              <w:bottom w:type="dxa" w:w="40"/>
+              <w:right w:type="dxa" w:w="70"/>
+            </w:tcMar>
+          </w:tcPr>
+          <w:p>
+            <w:pPr>
+              <w:spacing w:after="18" w:line="236"/>
+            </w:pPr>
+            <w:r>
+              <w:rPr>
+                <w:rFonts w:ascii="Arial" w:cs="Arial" w:eastAsia="Arial" w:hAnsi="Arial"/>
+                <w:b/>
+                <w:bCs/>
+                <w:sz w:val="19"/>
+                <w:szCs w:val="19"/>
+              </w:rPr>
+              <w:t xml:space="preserve">Prioridad</w:t>
+            </w:r>
+          </w:p>
+        </w:tc>
+        <w:tc>
+          <w:tcPr>
+            <w:tcW w:type="dxa" w:w="7060"/>
+            <w:tcMar>
+              <w:top w:type="dxa" w:w="40"/>
+              <w:left w:type="dxa" w:w="70"/>
+              <w:bottom w:type="dxa" w:w="40"/>
+              <w:right w:type="dxa" w:w="70"/>
+            </w:tcMar>
+          </w:tcPr>
+          <w:p>
+            <w:pPr>
+              <w:spacing w:after="18" w:line="236"/>
+            </w:pPr>
+            <w:r>
+              <w:rPr>
+                <w:rFonts w:ascii="Arial" w:cs="Arial" w:eastAsia="Arial" w:hAnsi="Arial"/>
+                <w:sz w:val="19"/>
+                <w:szCs w:val="19"/>
+              </w:rPr>
+              <w:t xml:space="preserve">Media</w:t>
+            </w:r>
+          </w:p>
+        </w:tc>
+      </w:tr>
+    </w:tbl>
+    <w:p>
+      <w:pPr>
+        <w:spacing w:after="140"/>
+      </w:pPr>
+    </w:p>
     <w:sectPr>
       <w:footerReference w:type="default" r:id="rId7"/>
       <w:pgSz w:w="12240" w:h="15840" w:orient="portrait"/>

--- a/docs/diseno/INVENTRA_Analisis_Diseno_UML.docx
+++ b/docs/diseno/INVENTRA_Analisis_Diseno_UML.docx
@@ -1471,6 +1471,143 @@
       <w:r>
         <w:fldChar w:fldCharType="begin" w:dirty="true"/>
         <w:instrText xml:space="preserve">PAGEREF bm48</w:instrText>
+        <w:fldChar w:fldCharType="end"/>
+      </w:r>
+    </w:p>
+    <w:p>
+      <w:pPr>
+        <w:tabs>
+          <w:tab w:val="right" w:pos="9200" w:leader="dot"/>
+        </w:tabs>
+        <w:spacing w:after="40" w:line="252"/>
+        <w:ind w:left="360"/>
+      </w:pPr>
+      <w:hyperlink w:history="1" w:anchor="bm49">
+        <w:r>
+          <w:rPr>
+            <w:rFonts w:ascii="Arial" w:cs="Arial" w:eastAsia="Arial" w:hAnsi="Arial"/>
+            <w:b w:val="false"/>
+            <w:bCs w:val="false"/>
+            <w:color w:val="1F3864"/>
+            <w:sz w:val="20"/>
+            <w:szCs w:val="20"/>
+          </w:rPr>
+          <w:t xml:space="preserve">9.8 Módulo AUD — Auditoría y respaldo</w:t>
+        </w:r>
+      </w:hyperlink>
+      <w:r>
+        <w:rPr>
+          <w:rFonts w:ascii="Arial" w:cs="Arial" w:eastAsia="Arial" w:hAnsi="Arial"/>
+          <w:sz w:val="20"/>
+          <w:szCs w:val="20"/>
+        </w:rPr>
+        <w:t xml:space="preserve">	</w:t>
+      </w:r>
+      <w:r>
+        <w:fldChar w:fldCharType="begin" w:dirty="true"/>
+        <w:instrText xml:space="preserve">PAGEREF bm49</w:instrText>
+        <w:fldChar w:fldCharType="end"/>
+      </w:r>
+    </w:p>
+    <w:p>
+      <w:pPr>
+        <w:tabs>
+          <w:tab w:val="right" w:pos="9200" w:leader="dot"/>
+        </w:tabs>
+        <w:spacing w:after="40" w:line="252"/>
+      </w:pPr>
+      <w:hyperlink w:history="1" w:anchor="bm50">
+        <w:r>
+          <w:rPr>
+            <w:rFonts w:ascii="Arial" w:cs="Arial" w:eastAsia="Arial" w:hAnsi="Arial"/>
+            <w:b/>
+            <w:bCs/>
+            <w:color w:val="1F3864"/>
+            <w:sz w:val="21"/>
+            <w:szCs w:val="21"/>
+          </w:rPr>
+          <w:t xml:space="preserve">10. Conclusión</w:t>
+        </w:r>
+      </w:hyperlink>
+      <w:r>
+        <w:rPr>
+          <w:rFonts w:ascii="Arial" w:cs="Arial" w:eastAsia="Arial" w:hAnsi="Arial"/>
+          <w:sz w:val="20"/>
+          <w:szCs w:val="20"/>
+        </w:rPr>
+        <w:t xml:space="preserve">	</w:t>
+      </w:r>
+      <w:r>
+        <w:fldChar w:fldCharType="begin" w:dirty="true"/>
+        <w:instrText xml:space="preserve">PAGEREF bm50</w:instrText>
+        <w:fldChar w:fldCharType="end"/>
+      </w:r>
+    </w:p>
+    <w:p>
+      <w:pPr>
+        <w:tabs>
+          <w:tab w:val="right" w:pos="9200" w:leader="dot"/>
+        </w:tabs>
+        <w:spacing w:after="40" w:line="252"/>
+      </w:pPr>
+      <w:hyperlink w:history="1" w:anchor="bm51">
+        <w:r>
+          <w:rPr>
+            <w:rFonts w:ascii="Arial" w:cs="Arial" w:eastAsia="Arial" w:hAnsi="Arial"/>
+            <w:b/>
+            <w:bCs/>
+            <w:color w:val="1F3864"/>
+            <w:sz w:val="21"/>
+            <w:szCs w:val="21"/>
+          </w:rPr>
+          <w:t xml:space="preserve">11. Glosario</w:t>
+        </w:r>
+      </w:hyperlink>
+      <w:r>
+        <w:rPr>
+          <w:rFonts w:ascii="Arial" w:cs="Arial" w:eastAsia="Arial" w:hAnsi="Arial"/>
+          <w:sz w:val="20"/>
+          <w:szCs w:val="20"/>
+        </w:rPr>
+        <w:t xml:space="preserve">	</w:t>
+      </w:r>
+      <w:r>
+        <w:fldChar w:fldCharType="begin" w:dirty="true"/>
+        <w:instrText xml:space="preserve">PAGEREF bm51</w:instrText>
+        <w:fldChar w:fldCharType="end"/>
+      </w:r>
+    </w:p>
+    <w:p>
+      <w:pPr>
+        <w:tabs>
+          <w:tab w:val="right" w:pos="9200" w:leader="dot"/>
+        </w:tabs>
+        <w:spacing w:after="40" w:line="252"/>
+      </w:pPr>
+      <w:hyperlink w:history="1" w:anchor="bm52">
+        <w:r>
+          <w:rPr>
+            <w:rFonts w:ascii="Arial" w:cs="Arial" w:eastAsia="Arial" w:hAnsi="Arial"/>
+            <w:b/>
+            <w:bCs/>
+            <w:color w:val="1F3864"/>
+            <w:sz w:val="21"/>
+            <w:szCs w:val="21"/>
+          </w:rPr>
+          <w:t xml:space="preserve">12. Referencias</w:t>
+        </w:r>
+      </w:hyperlink>
+      <w:r>
+        <w:rPr>
+          <w:rFonts w:ascii="Arial" w:cs="Arial" w:eastAsia="Arial" w:hAnsi="Arial"/>
+          <w:sz w:val="20"/>
+          <w:szCs w:val="20"/>
+        </w:rPr>
+        <w:t xml:space="preserve">	</w:t>
+      </w:r>
+      <w:r>
+        <w:fldChar w:fldCharType="begin" w:dirty="true"/>
+        <w:instrText xml:space="preserve">PAGEREF bm52</w:instrText>
         <w:fldChar w:fldCharType="end"/>
       </w:r>
     </w:p>
@@ -36256,6 +36393,3664 @@
         <w:spacing w:after="140"/>
       </w:pPr>
     </w:p>
+    <w:p>
+      <w:pPr>
+        <w:pStyle w:val="Heading2"/>
+        <w:spacing w:after="80" w:before="150"/>
+      </w:pPr>
+      <w:bookmarkStart w:name="bm49" w:id="49"/>
+      <w:r>
+        <w:rPr>
+          <w:rFonts w:ascii="Arial" w:cs="Arial" w:eastAsia="Arial" w:hAnsi="Arial"/>
+          <w:b/>
+          <w:bCs/>
+          <w:color w:val="2E5496"/>
+          <w:sz w:val="23"/>
+          <w:szCs w:val="23"/>
+        </w:rPr>
+        <w:t xml:space="preserve">9.8 Módulo AUD — Auditoría y respaldo</w:t>
+      </w:r>
+      <w:bookmarkEnd w:id="49"/>
+    </w:p>
+    <w:tbl>
+      <w:tblPr>
+        <w:tblW w:type="dxa" w:w="9360"/>
+        <w:tblBorders>
+          <w:top w:val="single" w:color="9CA3AF" w:sz="6"/>
+          <w:left w:val="single" w:color="9CA3AF" w:sz="6"/>
+          <w:bottom w:val="single" w:color="9CA3AF" w:sz="6"/>
+          <w:right w:val="single" w:color="9CA3AF" w:sz="6"/>
+          <w:insideH w:val="single" w:color="9CA3AF" w:sz="6"/>
+          <w:insideV w:val="single" w:color="9CA3AF" w:sz="6"/>
+        </w:tblBorders>
+        <w:tblLayout w:type="fixed"/>
+      </w:tblPr>
+      <w:tblGrid>
+        <w:gridCol w:w="2300"/>
+        <w:gridCol w:w="7060"/>
+      </w:tblGrid>
+      <w:tr>
+        <w:tc>
+          <w:tcPr>
+            <w:tcW w:type="dxa" w:w="9360"/>
+            <w:gridSpan w:val="2"/>
+            <w:shd w:fill="1F3864" w:val="clear"/>
+            <w:tcMar>
+              <w:top w:type="dxa" w:w="40"/>
+              <w:left w:type="dxa" w:w="70"/>
+              <w:bottom w:type="dxa" w:w="40"/>
+              <w:right w:type="dxa" w:w="70"/>
+            </w:tcMar>
+          </w:tcPr>
+          <w:p>
+            <w:pPr>
+              <w:spacing w:after="18" w:line="236"/>
+            </w:pPr>
+            <w:r>
+              <w:rPr>
+                <w:rFonts w:ascii="Arial" w:cs="Arial" w:eastAsia="Arial" w:hAnsi="Arial"/>
+                <w:b/>
+                <w:bCs/>
+                <w:color w:val="FFFFFF"/>
+                <w:sz w:val="19"/>
+                <w:szCs w:val="19"/>
+              </w:rPr>
+              <w:t xml:space="preserve">CU-AUD-01 — Registrar log de acciones</w:t>
+            </w:r>
+          </w:p>
+        </w:tc>
+      </w:tr>
+      <w:tr>
+        <w:tc>
+          <w:tcPr>
+            <w:tcW w:type="dxa" w:w="2300"/>
+            <w:shd w:fill="EAF0F8" w:val="clear"/>
+            <w:tcMar>
+              <w:top w:type="dxa" w:w="40"/>
+              <w:left w:type="dxa" w:w="70"/>
+              <w:bottom w:type="dxa" w:w="40"/>
+              <w:right w:type="dxa" w:w="70"/>
+            </w:tcMar>
+          </w:tcPr>
+          <w:p>
+            <w:pPr>
+              <w:spacing w:after="18" w:line="236"/>
+            </w:pPr>
+            <w:r>
+              <w:rPr>
+                <w:rFonts w:ascii="Arial" w:cs="Arial" w:eastAsia="Arial" w:hAnsi="Arial"/>
+                <w:b/>
+                <w:bCs/>
+                <w:sz w:val="19"/>
+                <w:szCs w:val="19"/>
+              </w:rPr>
+              <w:t xml:space="preserve">Actor(es)</w:t>
+            </w:r>
+          </w:p>
+        </w:tc>
+        <w:tc>
+          <w:tcPr>
+            <w:tcW w:type="dxa" w:w="7060"/>
+            <w:tcMar>
+              <w:top w:type="dxa" w:w="40"/>
+              <w:left w:type="dxa" w:w="70"/>
+              <w:bottom w:type="dxa" w:w="40"/>
+              <w:right w:type="dxa" w:w="70"/>
+            </w:tcMar>
+          </w:tcPr>
+          <w:p>
+            <w:pPr>
+              <w:spacing w:after="18" w:line="236"/>
+            </w:pPr>
+            <w:r>
+              <w:rPr>
+                <w:rFonts w:ascii="Arial" w:cs="Arial" w:eastAsia="Arial" w:hAnsi="Arial"/>
+                <w:sz w:val="19"/>
+                <w:szCs w:val="19"/>
+              </w:rPr>
+              <w:t xml:space="preserve">Sistema</w:t>
+            </w:r>
+          </w:p>
+        </w:tc>
+      </w:tr>
+      <w:tr>
+        <w:tc>
+          <w:tcPr>
+            <w:tcW w:type="dxa" w:w="2300"/>
+            <w:shd w:fill="EAF0F8" w:val="clear"/>
+            <w:tcMar>
+              <w:top w:type="dxa" w:w="40"/>
+              <w:left w:type="dxa" w:w="70"/>
+              <w:bottom w:type="dxa" w:w="40"/>
+              <w:right w:type="dxa" w:w="70"/>
+            </w:tcMar>
+          </w:tcPr>
+          <w:p>
+            <w:pPr>
+              <w:spacing w:after="18" w:line="236"/>
+            </w:pPr>
+            <w:r>
+              <w:rPr>
+                <w:rFonts w:ascii="Arial" w:cs="Arial" w:eastAsia="Arial" w:hAnsi="Arial"/>
+                <w:b/>
+                <w:bCs/>
+                <w:sz w:val="19"/>
+                <w:szCs w:val="19"/>
+              </w:rPr>
+              <w:t xml:space="preserve">Requisito</w:t>
+            </w:r>
+          </w:p>
+        </w:tc>
+        <w:tc>
+          <w:tcPr>
+            <w:tcW w:type="dxa" w:w="7060"/>
+            <w:tcMar>
+              <w:top w:type="dxa" w:w="40"/>
+              <w:left w:type="dxa" w:w="70"/>
+              <w:bottom w:type="dxa" w:w="40"/>
+              <w:right w:type="dxa" w:w="70"/>
+            </w:tcMar>
+          </w:tcPr>
+          <w:p>
+            <w:pPr>
+              <w:spacing w:after="18" w:line="236"/>
+            </w:pPr>
+            <w:r>
+              <w:rPr>
+                <w:rFonts w:ascii="Arial" w:cs="Arial" w:eastAsia="Arial" w:hAnsi="Arial"/>
+                <w:sz w:val="19"/>
+                <w:szCs w:val="19"/>
+              </w:rPr>
+              <w:t xml:space="preserve">RF-AUD-01</w:t>
+            </w:r>
+          </w:p>
+        </w:tc>
+      </w:tr>
+      <w:tr>
+        <w:tc>
+          <w:tcPr>
+            <w:tcW w:type="dxa" w:w="2300"/>
+            <w:shd w:fill="EAF0F8" w:val="clear"/>
+            <w:tcMar>
+              <w:top w:type="dxa" w:w="40"/>
+              <w:left w:type="dxa" w:w="70"/>
+              <w:bottom w:type="dxa" w:w="40"/>
+              <w:right w:type="dxa" w:w="70"/>
+            </w:tcMar>
+          </w:tcPr>
+          <w:p>
+            <w:pPr>
+              <w:spacing w:after="18" w:line="236"/>
+            </w:pPr>
+            <w:r>
+              <w:rPr>
+                <w:rFonts w:ascii="Arial" w:cs="Arial" w:eastAsia="Arial" w:hAnsi="Arial"/>
+                <w:b/>
+                <w:bCs/>
+                <w:sz w:val="19"/>
+                <w:szCs w:val="19"/>
+              </w:rPr>
+              <w:t xml:space="preserve">Descripción</w:t>
+            </w:r>
+          </w:p>
+        </w:tc>
+        <w:tc>
+          <w:tcPr>
+            <w:tcW w:type="dxa" w:w="7060"/>
+            <w:tcMar>
+              <w:top w:type="dxa" w:w="40"/>
+              <w:left w:type="dxa" w:w="70"/>
+              <w:bottom w:type="dxa" w:w="40"/>
+              <w:right w:type="dxa" w:w="70"/>
+            </w:tcMar>
+          </w:tcPr>
+          <w:p>
+            <w:pPr>
+              <w:spacing w:after="18" w:line="236"/>
+            </w:pPr>
+            <w:r>
+              <w:rPr>
+                <w:rFonts w:ascii="Arial" w:cs="Arial" w:eastAsia="Arial" w:hAnsi="Arial"/>
+                <w:sz w:val="19"/>
+                <w:szCs w:val="19"/>
+              </w:rPr>
+              <w:t xml:space="preserve">El sistema registra automáticamente las acciones relevantes de los usuarios (quién, qué y cuándo).</w:t>
+            </w:r>
+          </w:p>
+        </w:tc>
+      </w:tr>
+      <w:tr>
+        <w:tc>
+          <w:tcPr>
+            <w:tcW w:type="dxa" w:w="2300"/>
+            <w:shd w:fill="EAF0F8" w:val="clear"/>
+            <w:tcMar>
+              <w:top w:type="dxa" w:w="40"/>
+              <w:left w:type="dxa" w:w="70"/>
+              <w:bottom w:type="dxa" w:w="40"/>
+              <w:right w:type="dxa" w:w="70"/>
+            </w:tcMar>
+          </w:tcPr>
+          <w:p>
+            <w:pPr>
+              <w:spacing w:after="18" w:line="236"/>
+            </w:pPr>
+            <w:r>
+              <w:rPr>
+                <w:rFonts w:ascii="Arial" w:cs="Arial" w:eastAsia="Arial" w:hAnsi="Arial"/>
+                <w:b/>
+                <w:bCs/>
+                <w:sz w:val="19"/>
+                <w:szCs w:val="19"/>
+              </w:rPr>
+              <w:t xml:space="preserve">Precondiciones</w:t>
+            </w:r>
+          </w:p>
+        </w:tc>
+        <w:tc>
+          <w:tcPr>
+            <w:tcW w:type="dxa" w:w="7060"/>
+            <w:tcMar>
+              <w:top w:type="dxa" w:w="40"/>
+              <w:left w:type="dxa" w:w="70"/>
+              <w:bottom w:type="dxa" w:w="40"/>
+              <w:right w:type="dxa" w:w="70"/>
+            </w:tcMar>
+          </w:tcPr>
+          <w:p>
+            <w:pPr>
+              <w:spacing w:after="18" w:line="236"/>
+            </w:pPr>
+            <w:r>
+              <w:rPr>
+                <w:rFonts w:ascii="Arial" w:cs="Arial" w:eastAsia="Arial" w:hAnsi="Arial"/>
+                <w:sz w:val="19"/>
+                <w:szCs w:val="19"/>
+              </w:rPr>
+              <w:t xml:space="preserve">Hay usuarios operando en el sistema.</w:t>
+            </w:r>
+          </w:p>
+        </w:tc>
+      </w:tr>
+      <w:tr>
+        <w:tc>
+          <w:tcPr>
+            <w:tcW w:type="dxa" w:w="2300"/>
+            <w:shd w:fill="EAF0F8" w:val="clear"/>
+            <w:tcMar>
+              <w:top w:type="dxa" w:w="40"/>
+              <w:left w:type="dxa" w:w="70"/>
+              <w:bottom w:type="dxa" w:w="40"/>
+              <w:right w:type="dxa" w:w="70"/>
+            </w:tcMar>
+          </w:tcPr>
+          <w:p>
+            <w:pPr>
+              <w:spacing w:after="18" w:line="236"/>
+            </w:pPr>
+            <w:r>
+              <w:rPr>
+                <w:rFonts w:ascii="Arial" w:cs="Arial" w:eastAsia="Arial" w:hAnsi="Arial"/>
+                <w:b/>
+                <w:bCs/>
+                <w:sz w:val="19"/>
+                <w:szCs w:val="19"/>
+              </w:rPr>
+              <w:t xml:space="preserve">Flujo principal</w:t>
+            </w:r>
+          </w:p>
+        </w:tc>
+        <w:tc>
+          <w:tcPr>
+            <w:tcW w:type="dxa" w:w="7060"/>
+            <w:tcMar>
+              <w:top w:type="dxa" w:w="40"/>
+              <w:left w:type="dxa" w:w="70"/>
+              <w:bottom w:type="dxa" w:w="40"/>
+              <w:right w:type="dxa" w:w="70"/>
+            </w:tcMar>
+          </w:tcPr>
+          <w:p>
+            <w:pPr>
+              <w:spacing w:after="18" w:line="236"/>
+            </w:pPr>
+            <w:r>
+              <w:rPr>
+                <w:rFonts w:ascii="Arial" w:cs="Arial" w:eastAsia="Arial" w:hAnsi="Arial"/>
+                <w:sz w:val="19"/>
+                <w:szCs w:val="19"/>
+              </w:rPr>
+              <w:t xml:space="preserve">1. Un usuario ejecuta una acción relevante (inicio de sesión, crear, editar o eliminar, venta, ajuste o cambio de configuración).</w:t>
+            </w:r>
+          </w:p>
+          <w:p>
+            <w:pPr>
+              <w:spacing w:after="18" w:line="236"/>
+            </w:pPr>
+            <w:r>
+              <w:rPr>
+                <w:rFonts w:ascii="Arial" w:cs="Arial" w:eastAsia="Arial" w:hAnsi="Arial"/>
+                <w:sz w:val="19"/>
+                <w:szCs w:val="19"/>
+              </w:rPr>
+              <w:t xml:space="preserve">2. El sistema registra el evento con el usuario, la acción, la fecha y hora, y el dato afectado.</w:t>
+            </w:r>
+          </w:p>
+          <w:p>
+            <w:pPr>
+              <w:spacing w:after="18" w:line="236"/>
+            </w:pPr>
+            <w:r>
+              <w:rPr>
+                <w:rFonts w:ascii="Arial" w:cs="Arial" w:eastAsia="Arial" w:hAnsi="Arial"/>
+                <w:sz w:val="19"/>
+                <w:szCs w:val="19"/>
+              </w:rPr>
+              <w:t xml:space="preserve">3. El registro queda almacenado de forma inmutable.</w:t>
+            </w:r>
+          </w:p>
+        </w:tc>
+      </w:tr>
+      <w:tr>
+        <w:tc>
+          <w:tcPr>
+            <w:tcW w:type="dxa" w:w="2300"/>
+            <w:shd w:fill="EAF0F8" w:val="clear"/>
+            <w:tcMar>
+              <w:top w:type="dxa" w:w="40"/>
+              <w:left w:type="dxa" w:w="70"/>
+              <w:bottom w:type="dxa" w:w="40"/>
+              <w:right w:type="dxa" w:w="70"/>
+            </w:tcMar>
+          </w:tcPr>
+          <w:p>
+            <w:pPr>
+              <w:spacing w:after="18" w:line="236"/>
+            </w:pPr>
+            <w:r>
+              <w:rPr>
+                <w:rFonts w:ascii="Arial" w:cs="Arial" w:eastAsia="Arial" w:hAnsi="Arial"/>
+                <w:b/>
+                <w:bCs/>
+                <w:sz w:val="19"/>
+                <w:szCs w:val="19"/>
+              </w:rPr>
+              <w:t xml:space="preserve">Flujos alternativos</w:t>
+            </w:r>
+          </w:p>
+        </w:tc>
+        <w:tc>
+          <w:tcPr>
+            <w:tcW w:type="dxa" w:w="7060"/>
+            <w:tcMar>
+              <w:top w:type="dxa" w:w="40"/>
+              <w:left w:type="dxa" w:w="70"/>
+              <w:bottom w:type="dxa" w:w="40"/>
+              <w:right w:type="dxa" w:w="70"/>
+            </w:tcMar>
+          </w:tcPr>
+          <w:p>
+            <w:pPr>
+              <w:spacing w:after="18" w:line="236"/>
+            </w:pPr>
+            <w:r>
+              <w:rPr>
+                <w:rFonts w:ascii="Arial" w:cs="Arial" w:eastAsia="Arial" w:hAnsi="Arial"/>
+                <w:sz w:val="19"/>
+                <w:szCs w:val="19"/>
+              </w:rPr>
+              <w:t xml:space="preserve">—</w:t>
+            </w:r>
+          </w:p>
+        </w:tc>
+      </w:tr>
+      <w:tr>
+        <w:tc>
+          <w:tcPr>
+            <w:tcW w:type="dxa" w:w="2300"/>
+            <w:shd w:fill="EAF0F8" w:val="clear"/>
+            <w:tcMar>
+              <w:top w:type="dxa" w:w="40"/>
+              <w:left w:type="dxa" w:w="70"/>
+              <w:bottom w:type="dxa" w:w="40"/>
+              <w:right w:type="dxa" w:w="70"/>
+            </w:tcMar>
+          </w:tcPr>
+          <w:p>
+            <w:pPr>
+              <w:spacing w:after="18" w:line="236"/>
+            </w:pPr>
+            <w:r>
+              <w:rPr>
+                <w:rFonts w:ascii="Arial" w:cs="Arial" w:eastAsia="Arial" w:hAnsi="Arial"/>
+                <w:b/>
+                <w:bCs/>
+                <w:sz w:val="19"/>
+                <w:szCs w:val="19"/>
+              </w:rPr>
+              <w:t xml:space="preserve">Excepciones</w:t>
+            </w:r>
+          </w:p>
+        </w:tc>
+        <w:tc>
+          <w:tcPr>
+            <w:tcW w:type="dxa" w:w="7060"/>
+            <w:tcMar>
+              <w:top w:type="dxa" w:w="40"/>
+              <w:left w:type="dxa" w:w="70"/>
+              <w:bottom w:type="dxa" w:w="40"/>
+              <w:right w:type="dxa" w:w="70"/>
+            </w:tcMar>
+          </w:tcPr>
+          <w:p>
+            <w:pPr>
+              <w:spacing w:after="18" w:line="236"/>
+            </w:pPr>
+            <w:r>
+              <w:rPr>
+                <w:rFonts w:ascii="Arial" w:cs="Arial" w:eastAsia="Arial" w:hAnsi="Arial"/>
+                <w:sz w:val="19"/>
+                <w:szCs w:val="19"/>
+              </w:rPr>
+              <w:t xml:space="preserve">*. Fallo al registrar: el sistema reintenta y deja constancia del error.</w:t>
+            </w:r>
+          </w:p>
+        </w:tc>
+      </w:tr>
+      <w:tr>
+        <w:tc>
+          <w:tcPr>
+            <w:tcW w:type="dxa" w:w="2300"/>
+            <w:shd w:fill="EAF0F8" w:val="clear"/>
+            <w:tcMar>
+              <w:top w:type="dxa" w:w="40"/>
+              <w:left w:type="dxa" w:w="70"/>
+              <w:bottom w:type="dxa" w:w="40"/>
+              <w:right w:type="dxa" w:w="70"/>
+            </w:tcMar>
+          </w:tcPr>
+          <w:p>
+            <w:pPr>
+              <w:spacing w:after="18" w:line="236"/>
+            </w:pPr>
+            <w:r>
+              <w:rPr>
+                <w:rFonts w:ascii="Arial" w:cs="Arial" w:eastAsia="Arial" w:hAnsi="Arial"/>
+                <w:b/>
+                <w:bCs/>
+                <w:sz w:val="19"/>
+                <w:szCs w:val="19"/>
+              </w:rPr>
+              <w:t xml:space="preserve">Reglas y validaciones</w:t>
+            </w:r>
+          </w:p>
+        </w:tc>
+        <w:tc>
+          <w:tcPr>
+            <w:tcW w:type="dxa" w:w="7060"/>
+            <w:tcMar>
+              <w:top w:type="dxa" w:w="40"/>
+              <w:left w:type="dxa" w:w="70"/>
+              <w:bottom w:type="dxa" w:w="40"/>
+              <w:right w:type="dxa" w:w="70"/>
+            </w:tcMar>
+          </w:tcPr>
+          <w:p>
+            <w:pPr>
+              <w:spacing w:after="18" w:line="236"/>
+            </w:pPr>
+            <w:r>
+              <w:rPr>
+                <w:rFonts w:ascii="Arial" w:cs="Arial" w:eastAsia="Arial" w:hAnsi="Arial"/>
+                <w:sz w:val="19"/>
+                <w:szCs w:val="19"/>
+              </w:rPr>
+              <w:t xml:space="preserve">El registro es automático (actor Sistema) e inmutable (no se edita ni se borra); incluye la licorera para aislar los datos (multitenant).</w:t>
+            </w:r>
+          </w:p>
+        </w:tc>
+      </w:tr>
+      <w:tr>
+        <w:tc>
+          <w:tcPr>
+            <w:tcW w:type="dxa" w:w="2300"/>
+            <w:shd w:fill="EAF0F8" w:val="clear"/>
+            <w:tcMar>
+              <w:top w:type="dxa" w:w="40"/>
+              <w:left w:type="dxa" w:w="70"/>
+              <w:bottom w:type="dxa" w:w="40"/>
+              <w:right w:type="dxa" w:w="70"/>
+            </w:tcMar>
+          </w:tcPr>
+          <w:p>
+            <w:pPr>
+              <w:spacing w:after="18" w:line="236"/>
+            </w:pPr>
+            <w:r>
+              <w:rPr>
+                <w:rFonts w:ascii="Arial" w:cs="Arial" w:eastAsia="Arial" w:hAnsi="Arial"/>
+                <w:b/>
+                <w:bCs/>
+                <w:sz w:val="19"/>
+                <w:szCs w:val="19"/>
+              </w:rPr>
+              <w:t xml:space="preserve">Postcondiciones</w:t>
+            </w:r>
+          </w:p>
+        </w:tc>
+        <w:tc>
+          <w:tcPr>
+            <w:tcW w:type="dxa" w:w="7060"/>
+            <w:tcMar>
+              <w:top w:type="dxa" w:w="40"/>
+              <w:left w:type="dxa" w:w="70"/>
+              <w:bottom w:type="dxa" w:w="40"/>
+              <w:right w:type="dxa" w:w="70"/>
+            </w:tcMar>
+          </w:tcPr>
+          <w:p>
+            <w:pPr>
+              <w:spacing w:after="18" w:line="236"/>
+            </w:pPr>
+            <w:r>
+              <w:rPr>
+                <w:rFonts w:ascii="Arial" w:cs="Arial" w:eastAsia="Arial" w:hAnsi="Arial"/>
+                <w:sz w:val="19"/>
+                <w:szCs w:val="19"/>
+              </w:rPr>
+              <w:t xml:space="preserve">La acción queda registrada en la bitácora de auditoría.</w:t>
+            </w:r>
+          </w:p>
+        </w:tc>
+      </w:tr>
+      <w:tr>
+        <w:tc>
+          <w:tcPr>
+            <w:tcW w:type="dxa" w:w="2300"/>
+            <w:shd w:fill="EAF0F8" w:val="clear"/>
+            <w:tcMar>
+              <w:top w:type="dxa" w:w="40"/>
+              <w:left w:type="dxa" w:w="70"/>
+              <w:bottom w:type="dxa" w:w="40"/>
+              <w:right w:type="dxa" w:w="70"/>
+            </w:tcMar>
+          </w:tcPr>
+          <w:p>
+            <w:pPr>
+              <w:spacing w:after="18" w:line="236"/>
+            </w:pPr>
+            <w:r>
+              <w:rPr>
+                <w:rFonts w:ascii="Arial" w:cs="Arial" w:eastAsia="Arial" w:hAnsi="Arial"/>
+                <w:b/>
+                <w:bCs/>
+                <w:sz w:val="19"/>
+                <w:szCs w:val="19"/>
+              </w:rPr>
+              <w:t xml:space="preserve">Prioridad</w:t>
+            </w:r>
+          </w:p>
+        </w:tc>
+        <w:tc>
+          <w:tcPr>
+            <w:tcW w:type="dxa" w:w="7060"/>
+            <w:tcMar>
+              <w:top w:type="dxa" w:w="40"/>
+              <w:left w:type="dxa" w:w="70"/>
+              <w:bottom w:type="dxa" w:w="40"/>
+              <w:right w:type="dxa" w:w="70"/>
+            </w:tcMar>
+          </w:tcPr>
+          <w:p>
+            <w:pPr>
+              <w:spacing w:after="18" w:line="236"/>
+            </w:pPr>
+            <w:r>
+              <w:rPr>
+                <w:rFonts w:ascii="Arial" w:cs="Arial" w:eastAsia="Arial" w:hAnsi="Arial"/>
+                <w:sz w:val="19"/>
+                <w:szCs w:val="19"/>
+              </w:rPr>
+              <w:t xml:space="preserve">Alta</w:t>
+            </w:r>
+          </w:p>
+        </w:tc>
+      </w:tr>
+    </w:tbl>
+    <w:p>
+      <w:pPr>
+        <w:spacing w:after="140"/>
+      </w:pPr>
+    </w:p>
+    <w:tbl>
+      <w:tblPr>
+        <w:tblW w:type="dxa" w:w="9360"/>
+        <w:tblBorders>
+          <w:top w:val="single" w:color="9CA3AF" w:sz="6"/>
+          <w:left w:val="single" w:color="9CA3AF" w:sz="6"/>
+          <w:bottom w:val="single" w:color="9CA3AF" w:sz="6"/>
+          <w:right w:val="single" w:color="9CA3AF" w:sz="6"/>
+          <w:insideH w:val="single" w:color="9CA3AF" w:sz="6"/>
+          <w:insideV w:val="single" w:color="9CA3AF" w:sz="6"/>
+        </w:tblBorders>
+        <w:tblLayout w:type="fixed"/>
+      </w:tblPr>
+      <w:tblGrid>
+        <w:gridCol w:w="2300"/>
+        <w:gridCol w:w="7060"/>
+      </w:tblGrid>
+      <w:tr>
+        <w:tc>
+          <w:tcPr>
+            <w:tcW w:type="dxa" w:w="9360"/>
+            <w:gridSpan w:val="2"/>
+            <w:shd w:fill="1F3864" w:val="clear"/>
+            <w:tcMar>
+              <w:top w:type="dxa" w:w="40"/>
+              <w:left w:type="dxa" w:w="70"/>
+              <w:bottom w:type="dxa" w:w="40"/>
+              <w:right w:type="dxa" w:w="70"/>
+            </w:tcMar>
+          </w:tcPr>
+          <w:p>
+            <w:pPr>
+              <w:spacing w:after="18" w:line="236"/>
+            </w:pPr>
+            <w:r>
+              <w:rPr>
+                <w:rFonts w:ascii="Arial" w:cs="Arial" w:eastAsia="Arial" w:hAnsi="Arial"/>
+                <w:b/>
+                <w:bCs/>
+                <w:color w:val="FFFFFF"/>
+                <w:sz w:val="19"/>
+                <w:szCs w:val="19"/>
+              </w:rPr>
+              <w:t xml:space="preserve">CU-AUD-02 — Consultar auditoría</w:t>
+            </w:r>
+          </w:p>
+        </w:tc>
+      </w:tr>
+      <w:tr>
+        <w:tc>
+          <w:tcPr>
+            <w:tcW w:type="dxa" w:w="2300"/>
+            <w:shd w:fill="EAF0F8" w:val="clear"/>
+            <w:tcMar>
+              <w:top w:type="dxa" w:w="40"/>
+              <w:left w:type="dxa" w:w="70"/>
+              <w:bottom w:type="dxa" w:w="40"/>
+              <w:right w:type="dxa" w:w="70"/>
+            </w:tcMar>
+          </w:tcPr>
+          <w:p>
+            <w:pPr>
+              <w:spacing w:after="18" w:line="236"/>
+            </w:pPr>
+            <w:r>
+              <w:rPr>
+                <w:rFonts w:ascii="Arial" w:cs="Arial" w:eastAsia="Arial" w:hAnsi="Arial"/>
+                <w:b/>
+                <w:bCs/>
+                <w:sz w:val="19"/>
+                <w:szCs w:val="19"/>
+              </w:rPr>
+              <w:t xml:space="preserve">Actor(es)</w:t>
+            </w:r>
+          </w:p>
+        </w:tc>
+        <w:tc>
+          <w:tcPr>
+            <w:tcW w:type="dxa" w:w="7060"/>
+            <w:tcMar>
+              <w:top w:type="dxa" w:w="40"/>
+              <w:left w:type="dxa" w:w="70"/>
+              <w:bottom w:type="dxa" w:w="40"/>
+              <w:right w:type="dxa" w:w="70"/>
+            </w:tcMar>
+          </w:tcPr>
+          <w:p>
+            <w:pPr>
+              <w:spacing w:after="18" w:line="236"/>
+            </w:pPr>
+            <w:r>
+              <w:rPr>
+                <w:rFonts w:ascii="Arial" w:cs="Arial" w:eastAsia="Arial" w:hAnsi="Arial"/>
+                <w:sz w:val="19"/>
+                <w:szCs w:val="19"/>
+              </w:rPr>
+              <w:t xml:space="preserve">Administrador</w:t>
+            </w:r>
+          </w:p>
+        </w:tc>
+      </w:tr>
+      <w:tr>
+        <w:tc>
+          <w:tcPr>
+            <w:tcW w:type="dxa" w:w="2300"/>
+            <w:shd w:fill="EAF0F8" w:val="clear"/>
+            <w:tcMar>
+              <w:top w:type="dxa" w:w="40"/>
+              <w:left w:type="dxa" w:w="70"/>
+              <w:bottom w:type="dxa" w:w="40"/>
+              <w:right w:type="dxa" w:w="70"/>
+            </w:tcMar>
+          </w:tcPr>
+          <w:p>
+            <w:pPr>
+              <w:spacing w:after="18" w:line="236"/>
+            </w:pPr>
+            <w:r>
+              <w:rPr>
+                <w:rFonts w:ascii="Arial" w:cs="Arial" w:eastAsia="Arial" w:hAnsi="Arial"/>
+                <w:b/>
+                <w:bCs/>
+                <w:sz w:val="19"/>
+                <w:szCs w:val="19"/>
+              </w:rPr>
+              <w:t xml:space="preserve">Requisito</w:t>
+            </w:r>
+          </w:p>
+        </w:tc>
+        <w:tc>
+          <w:tcPr>
+            <w:tcW w:type="dxa" w:w="7060"/>
+            <w:tcMar>
+              <w:top w:type="dxa" w:w="40"/>
+              <w:left w:type="dxa" w:w="70"/>
+              <w:bottom w:type="dxa" w:w="40"/>
+              <w:right w:type="dxa" w:w="70"/>
+            </w:tcMar>
+          </w:tcPr>
+          <w:p>
+            <w:pPr>
+              <w:spacing w:after="18" w:line="236"/>
+            </w:pPr>
+            <w:r>
+              <w:rPr>
+                <w:rFonts w:ascii="Arial" w:cs="Arial" w:eastAsia="Arial" w:hAnsi="Arial"/>
+                <w:sz w:val="19"/>
+                <w:szCs w:val="19"/>
+              </w:rPr>
+              <w:t xml:space="preserve">RF-AUD-02</w:t>
+            </w:r>
+          </w:p>
+        </w:tc>
+      </w:tr>
+      <w:tr>
+        <w:tc>
+          <w:tcPr>
+            <w:tcW w:type="dxa" w:w="2300"/>
+            <w:shd w:fill="EAF0F8" w:val="clear"/>
+            <w:tcMar>
+              <w:top w:type="dxa" w:w="40"/>
+              <w:left w:type="dxa" w:w="70"/>
+              <w:bottom w:type="dxa" w:w="40"/>
+              <w:right w:type="dxa" w:w="70"/>
+            </w:tcMar>
+          </w:tcPr>
+          <w:p>
+            <w:pPr>
+              <w:spacing w:after="18" w:line="236"/>
+            </w:pPr>
+            <w:r>
+              <w:rPr>
+                <w:rFonts w:ascii="Arial" w:cs="Arial" w:eastAsia="Arial" w:hAnsi="Arial"/>
+                <w:b/>
+                <w:bCs/>
+                <w:sz w:val="19"/>
+                <w:szCs w:val="19"/>
+              </w:rPr>
+              <w:t xml:space="preserve">Descripción</w:t>
+            </w:r>
+          </w:p>
+        </w:tc>
+        <w:tc>
+          <w:tcPr>
+            <w:tcW w:type="dxa" w:w="7060"/>
+            <w:tcMar>
+              <w:top w:type="dxa" w:w="40"/>
+              <w:left w:type="dxa" w:w="70"/>
+              <w:bottom w:type="dxa" w:w="40"/>
+              <w:right w:type="dxa" w:w="70"/>
+            </w:tcMar>
+          </w:tcPr>
+          <w:p>
+            <w:pPr>
+              <w:spacing w:after="18" w:line="236"/>
+            </w:pPr>
+            <w:r>
+              <w:rPr>
+                <w:rFonts w:ascii="Arial" w:cs="Arial" w:eastAsia="Arial" w:hAnsi="Arial"/>
+                <w:sz w:val="19"/>
+                <w:szCs w:val="19"/>
+              </w:rPr>
+              <w:t xml:space="preserve">El administrador consulta la bitácora de acciones para revisar la actividad del sistema.</w:t>
+            </w:r>
+          </w:p>
+        </w:tc>
+      </w:tr>
+      <w:tr>
+        <w:tc>
+          <w:tcPr>
+            <w:tcW w:type="dxa" w:w="2300"/>
+            <w:shd w:fill="EAF0F8" w:val="clear"/>
+            <w:tcMar>
+              <w:top w:type="dxa" w:w="40"/>
+              <w:left w:type="dxa" w:w="70"/>
+              <w:bottom w:type="dxa" w:w="40"/>
+              <w:right w:type="dxa" w:w="70"/>
+            </w:tcMar>
+          </w:tcPr>
+          <w:p>
+            <w:pPr>
+              <w:spacing w:after="18" w:line="236"/>
+            </w:pPr>
+            <w:r>
+              <w:rPr>
+                <w:rFonts w:ascii="Arial" w:cs="Arial" w:eastAsia="Arial" w:hAnsi="Arial"/>
+                <w:b/>
+                <w:bCs/>
+                <w:sz w:val="19"/>
+                <w:szCs w:val="19"/>
+              </w:rPr>
+              <w:t xml:space="preserve">Precondiciones</w:t>
+            </w:r>
+          </w:p>
+        </w:tc>
+        <w:tc>
+          <w:tcPr>
+            <w:tcW w:type="dxa" w:w="7060"/>
+            <w:tcMar>
+              <w:top w:type="dxa" w:w="40"/>
+              <w:left w:type="dxa" w:w="70"/>
+              <w:bottom w:type="dxa" w:w="40"/>
+              <w:right w:type="dxa" w:w="70"/>
+            </w:tcMar>
+          </w:tcPr>
+          <w:p>
+            <w:pPr>
+              <w:spacing w:after="18" w:line="236"/>
+            </w:pPr>
+            <w:r>
+              <w:rPr>
+                <w:rFonts w:ascii="Arial" w:cs="Arial" w:eastAsia="Arial" w:hAnsi="Arial"/>
+                <w:sz w:val="19"/>
+                <w:szCs w:val="19"/>
+              </w:rPr>
+              <w:t xml:space="preserve">Existen registros de auditoría y el administrador tiene permiso.</w:t>
+            </w:r>
+          </w:p>
+        </w:tc>
+      </w:tr>
+      <w:tr>
+        <w:tc>
+          <w:tcPr>
+            <w:tcW w:type="dxa" w:w="2300"/>
+            <w:shd w:fill="EAF0F8" w:val="clear"/>
+            <w:tcMar>
+              <w:top w:type="dxa" w:w="40"/>
+              <w:left w:type="dxa" w:w="70"/>
+              <w:bottom w:type="dxa" w:w="40"/>
+              <w:right w:type="dxa" w:w="70"/>
+            </w:tcMar>
+          </w:tcPr>
+          <w:p>
+            <w:pPr>
+              <w:spacing w:after="18" w:line="236"/>
+            </w:pPr>
+            <w:r>
+              <w:rPr>
+                <w:rFonts w:ascii="Arial" w:cs="Arial" w:eastAsia="Arial" w:hAnsi="Arial"/>
+                <w:b/>
+                <w:bCs/>
+                <w:sz w:val="19"/>
+                <w:szCs w:val="19"/>
+              </w:rPr>
+              <w:t xml:space="preserve">Flujo principal</w:t>
+            </w:r>
+          </w:p>
+        </w:tc>
+        <w:tc>
+          <w:tcPr>
+            <w:tcW w:type="dxa" w:w="7060"/>
+            <w:tcMar>
+              <w:top w:type="dxa" w:w="40"/>
+              <w:left w:type="dxa" w:w="70"/>
+              <w:bottom w:type="dxa" w:w="40"/>
+              <w:right w:type="dxa" w:w="70"/>
+            </w:tcMar>
+          </w:tcPr>
+          <w:p>
+            <w:pPr>
+              <w:spacing w:after="18" w:line="236"/>
+            </w:pPr>
+            <w:r>
+              <w:rPr>
+                <w:rFonts w:ascii="Arial" w:cs="Arial" w:eastAsia="Arial" w:hAnsi="Arial"/>
+                <w:sz w:val="19"/>
+                <w:szCs w:val="19"/>
+              </w:rPr>
+              <w:t xml:space="preserve">1. Abre la auditoría.</w:t>
+            </w:r>
+          </w:p>
+          <w:p>
+            <w:pPr>
+              <w:spacing w:after="18" w:line="236"/>
+            </w:pPr>
+            <w:r>
+              <w:rPr>
+                <w:rFonts w:ascii="Arial" w:cs="Arial" w:eastAsia="Arial" w:hAnsi="Arial"/>
+                <w:sz w:val="19"/>
+                <w:szCs w:val="19"/>
+              </w:rPr>
+              <w:t xml:space="preserve">2. El sistema muestra los eventos con usuario, acción, fecha y dato afectado.</w:t>
+            </w:r>
+          </w:p>
+          <w:p>
+            <w:pPr>
+              <w:spacing w:after="18" w:line="236"/>
+            </w:pPr>
+            <w:r>
+              <w:rPr>
+                <w:rFonts w:ascii="Arial" w:cs="Arial" w:eastAsia="Arial" w:hAnsi="Arial"/>
+                <w:sz w:val="19"/>
+                <w:szCs w:val="19"/>
+              </w:rPr>
+              <w:t xml:space="preserve">3. El administrador filtra por usuario, fecha, tipo de acción o módulo.</w:t>
+            </w:r>
+          </w:p>
+        </w:tc>
+      </w:tr>
+      <w:tr>
+        <w:tc>
+          <w:tcPr>
+            <w:tcW w:type="dxa" w:w="2300"/>
+            <w:shd w:fill="EAF0F8" w:val="clear"/>
+            <w:tcMar>
+              <w:top w:type="dxa" w:w="40"/>
+              <w:left w:type="dxa" w:w="70"/>
+              <w:bottom w:type="dxa" w:w="40"/>
+              <w:right w:type="dxa" w:w="70"/>
+            </w:tcMar>
+          </w:tcPr>
+          <w:p>
+            <w:pPr>
+              <w:spacing w:after="18" w:line="236"/>
+            </w:pPr>
+            <w:r>
+              <w:rPr>
+                <w:rFonts w:ascii="Arial" w:cs="Arial" w:eastAsia="Arial" w:hAnsi="Arial"/>
+                <w:b/>
+                <w:bCs/>
+                <w:sz w:val="19"/>
+                <w:szCs w:val="19"/>
+              </w:rPr>
+              <w:t xml:space="preserve">Flujos alternativos</w:t>
+            </w:r>
+          </w:p>
+        </w:tc>
+        <w:tc>
+          <w:tcPr>
+            <w:tcW w:type="dxa" w:w="7060"/>
+            <w:tcMar>
+              <w:top w:type="dxa" w:w="40"/>
+              <w:left w:type="dxa" w:w="70"/>
+              <w:bottom w:type="dxa" w:w="40"/>
+              <w:right w:type="dxa" w:w="70"/>
+            </w:tcMar>
+          </w:tcPr>
+          <w:p>
+            <w:pPr>
+              <w:spacing w:after="18" w:line="236"/>
+            </w:pPr>
+            <w:r>
+              <w:rPr>
+                <w:rFonts w:ascii="Arial" w:cs="Arial" w:eastAsia="Arial" w:hAnsi="Arial"/>
+                <w:sz w:val="19"/>
+                <w:szCs w:val="19"/>
+              </w:rPr>
+              <w:t xml:space="preserve">2a. Ver el detalle de un evento.</w:t>
+            </w:r>
+          </w:p>
+          <w:p>
+            <w:pPr>
+              <w:spacing w:after="18" w:line="236"/>
+            </w:pPr>
+            <w:r>
+              <w:rPr>
+                <w:rFonts w:ascii="Arial" w:cs="Arial" w:eastAsia="Arial" w:hAnsi="Arial"/>
+                <w:sz w:val="19"/>
+                <w:szCs w:val="19"/>
+              </w:rPr>
+              <w:t xml:space="preserve">2b. Exportar la bitácora desde el módulo de reportes.</w:t>
+            </w:r>
+          </w:p>
+        </w:tc>
+      </w:tr>
+      <w:tr>
+        <w:tc>
+          <w:tcPr>
+            <w:tcW w:type="dxa" w:w="2300"/>
+            <w:shd w:fill="EAF0F8" w:val="clear"/>
+            <w:tcMar>
+              <w:top w:type="dxa" w:w="40"/>
+              <w:left w:type="dxa" w:w="70"/>
+              <w:bottom w:type="dxa" w:w="40"/>
+              <w:right w:type="dxa" w:w="70"/>
+            </w:tcMar>
+          </w:tcPr>
+          <w:p>
+            <w:pPr>
+              <w:spacing w:after="18" w:line="236"/>
+            </w:pPr>
+            <w:r>
+              <w:rPr>
+                <w:rFonts w:ascii="Arial" w:cs="Arial" w:eastAsia="Arial" w:hAnsi="Arial"/>
+                <w:b/>
+                <w:bCs/>
+                <w:sz w:val="19"/>
+                <w:szCs w:val="19"/>
+              </w:rPr>
+              <w:t xml:space="preserve">Excepciones</w:t>
+            </w:r>
+          </w:p>
+        </w:tc>
+        <w:tc>
+          <w:tcPr>
+            <w:tcW w:type="dxa" w:w="7060"/>
+            <w:tcMar>
+              <w:top w:type="dxa" w:w="40"/>
+              <w:left w:type="dxa" w:w="70"/>
+              <w:bottom w:type="dxa" w:w="40"/>
+              <w:right w:type="dxa" w:w="70"/>
+            </w:tcMar>
+          </w:tcPr>
+          <w:p>
+            <w:pPr>
+              <w:spacing w:after="18" w:line="236"/>
+            </w:pPr>
+            <w:r>
+              <w:rPr>
+                <w:rFonts w:ascii="Arial" w:cs="Arial" w:eastAsia="Arial" w:hAnsi="Arial"/>
+                <w:sz w:val="19"/>
+                <w:szCs w:val="19"/>
+              </w:rPr>
+              <w:t xml:space="preserve">*. Sin eventos para el filtro elegido: el sistema muestra la bitácora vacía.</w:t>
+            </w:r>
+          </w:p>
+        </w:tc>
+      </w:tr>
+      <w:tr>
+        <w:tc>
+          <w:tcPr>
+            <w:tcW w:type="dxa" w:w="2300"/>
+            <w:shd w:fill="EAF0F8" w:val="clear"/>
+            <w:tcMar>
+              <w:top w:type="dxa" w:w="40"/>
+              <w:left w:type="dxa" w:w="70"/>
+              <w:bottom w:type="dxa" w:w="40"/>
+              <w:right w:type="dxa" w:w="70"/>
+            </w:tcMar>
+          </w:tcPr>
+          <w:p>
+            <w:pPr>
+              <w:spacing w:after="18" w:line="236"/>
+            </w:pPr>
+            <w:r>
+              <w:rPr>
+                <w:rFonts w:ascii="Arial" w:cs="Arial" w:eastAsia="Arial" w:hAnsi="Arial"/>
+                <w:b/>
+                <w:bCs/>
+                <w:sz w:val="19"/>
+                <w:szCs w:val="19"/>
+              </w:rPr>
+              <w:t xml:space="preserve">Reglas y validaciones</w:t>
+            </w:r>
+          </w:p>
+        </w:tc>
+        <w:tc>
+          <w:tcPr>
+            <w:tcW w:type="dxa" w:w="7060"/>
+            <w:tcMar>
+              <w:top w:type="dxa" w:w="40"/>
+              <w:left w:type="dxa" w:w="70"/>
+              <w:bottom w:type="dxa" w:w="40"/>
+              <w:right w:type="dxa" w:w="70"/>
+            </w:tcMar>
+          </w:tcPr>
+          <w:p>
+            <w:pPr>
+              <w:spacing w:after="18" w:line="236"/>
+            </w:pPr>
+            <w:r>
+              <w:rPr>
+                <w:rFonts w:ascii="Arial" w:cs="Arial" w:eastAsia="Arial" w:hAnsi="Arial"/>
+                <w:sz w:val="19"/>
+                <w:szCs w:val="19"/>
+              </w:rPr>
+              <w:t xml:space="preserve">Es solo de consulta (no se edita); el administrador ve la auditoría de su licorera; apoya la trazabilidad y el control.</w:t>
+            </w:r>
+          </w:p>
+        </w:tc>
+      </w:tr>
+      <w:tr>
+        <w:tc>
+          <w:tcPr>
+            <w:tcW w:type="dxa" w:w="2300"/>
+            <w:shd w:fill="EAF0F8" w:val="clear"/>
+            <w:tcMar>
+              <w:top w:type="dxa" w:w="40"/>
+              <w:left w:type="dxa" w:w="70"/>
+              <w:bottom w:type="dxa" w:w="40"/>
+              <w:right w:type="dxa" w:w="70"/>
+            </w:tcMar>
+          </w:tcPr>
+          <w:p>
+            <w:pPr>
+              <w:spacing w:after="18" w:line="236"/>
+            </w:pPr>
+            <w:r>
+              <w:rPr>
+                <w:rFonts w:ascii="Arial" w:cs="Arial" w:eastAsia="Arial" w:hAnsi="Arial"/>
+                <w:b/>
+                <w:bCs/>
+                <w:sz w:val="19"/>
+                <w:szCs w:val="19"/>
+              </w:rPr>
+              <w:t xml:space="preserve">Postcondiciones</w:t>
+            </w:r>
+          </w:p>
+        </w:tc>
+        <w:tc>
+          <w:tcPr>
+            <w:tcW w:type="dxa" w:w="7060"/>
+            <w:tcMar>
+              <w:top w:type="dxa" w:w="40"/>
+              <w:left w:type="dxa" w:w="70"/>
+              <w:bottom w:type="dxa" w:w="40"/>
+              <w:right w:type="dxa" w:w="70"/>
+            </w:tcMar>
+          </w:tcPr>
+          <w:p>
+            <w:pPr>
+              <w:spacing w:after="18" w:line="236"/>
+            </w:pPr>
+            <w:r>
+              <w:rPr>
+                <w:rFonts w:ascii="Arial" w:cs="Arial" w:eastAsia="Arial" w:hAnsi="Arial"/>
+                <w:sz w:val="19"/>
+                <w:szCs w:val="19"/>
+              </w:rPr>
+              <w:t xml:space="preserve">El administrador visualiza la actividad registrada.</w:t>
+            </w:r>
+          </w:p>
+        </w:tc>
+      </w:tr>
+      <w:tr>
+        <w:tc>
+          <w:tcPr>
+            <w:tcW w:type="dxa" w:w="2300"/>
+            <w:shd w:fill="EAF0F8" w:val="clear"/>
+            <w:tcMar>
+              <w:top w:type="dxa" w:w="40"/>
+              <w:left w:type="dxa" w:w="70"/>
+              <w:bottom w:type="dxa" w:w="40"/>
+              <w:right w:type="dxa" w:w="70"/>
+            </w:tcMar>
+          </w:tcPr>
+          <w:p>
+            <w:pPr>
+              <w:spacing w:after="18" w:line="236"/>
+            </w:pPr>
+            <w:r>
+              <w:rPr>
+                <w:rFonts w:ascii="Arial" w:cs="Arial" w:eastAsia="Arial" w:hAnsi="Arial"/>
+                <w:b/>
+                <w:bCs/>
+                <w:sz w:val="19"/>
+                <w:szCs w:val="19"/>
+              </w:rPr>
+              <w:t xml:space="preserve">Prioridad</w:t>
+            </w:r>
+          </w:p>
+        </w:tc>
+        <w:tc>
+          <w:tcPr>
+            <w:tcW w:type="dxa" w:w="7060"/>
+            <w:tcMar>
+              <w:top w:type="dxa" w:w="40"/>
+              <w:left w:type="dxa" w:w="70"/>
+              <w:bottom w:type="dxa" w:w="40"/>
+              <w:right w:type="dxa" w:w="70"/>
+            </w:tcMar>
+          </w:tcPr>
+          <w:p>
+            <w:pPr>
+              <w:spacing w:after="18" w:line="236"/>
+            </w:pPr>
+            <w:r>
+              <w:rPr>
+                <w:rFonts w:ascii="Arial" w:cs="Arial" w:eastAsia="Arial" w:hAnsi="Arial"/>
+                <w:sz w:val="19"/>
+                <w:szCs w:val="19"/>
+              </w:rPr>
+              <w:t xml:space="preserve">Media</w:t>
+            </w:r>
+          </w:p>
+        </w:tc>
+      </w:tr>
+    </w:tbl>
+    <w:p>
+      <w:pPr>
+        <w:spacing w:after="140"/>
+      </w:pPr>
+    </w:p>
+    <w:tbl>
+      <w:tblPr>
+        <w:tblW w:type="dxa" w:w="9360"/>
+        <w:tblBorders>
+          <w:top w:val="single" w:color="9CA3AF" w:sz="6"/>
+          <w:left w:val="single" w:color="9CA3AF" w:sz="6"/>
+          <w:bottom w:val="single" w:color="9CA3AF" w:sz="6"/>
+          <w:right w:val="single" w:color="9CA3AF" w:sz="6"/>
+          <w:insideH w:val="single" w:color="9CA3AF" w:sz="6"/>
+          <w:insideV w:val="single" w:color="9CA3AF" w:sz="6"/>
+        </w:tblBorders>
+        <w:tblLayout w:type="fixed"/>
+      </w:tblPr>
+      <w:tblGrid>
+        <w:gridCol w:w="2300"/>
+        <w:gridCol w:w="7060"/>
+      </w:tblGrid>
+      <w:tr>
+        <w:tc>
+          <w:tcPr>
+            <w:tcW w:type="dxa" w:w="9360"/>
+            <w:gridSpan w:val="2"/>
+            <w:shd w:fill="1F3864" w:val="clear"/>
+            <w:tcMar>
+              <w:top w:type="dxa" w:w="40"/>
+              <w:left w:type="dxa" w:w="70"/>
+              <w:bottom w:type="dxa" w:w="40"/>
+              <w:right w:type="dxa" w:w="70"/>
+            </w:tcMar>
+          </w:tcPr>
+          <w:p>
+            <w:pPr>
+              <w:spacing w:after="18" w:line="236"/>
+            </w:pPr>
+            <w:r>
+              <w:rPr>
+                <w:rFonts w:ascii="Arial" w:cs="Arial" w:eastAsia="Arial" w:hAnsi="Arial"/>
+                <w:b/>
+                <w:bCs/>
+                <w:color w:val="FFFFFF"/>
+                <w:sz w:val="19"/>
+                <w:szCs w:val="19"/>
+              </w:rPr>
+              <w:t xml:space="preserve">CU-AUD-03 — Generar copia de seguridad</w:t>
+            </w:r>
+          </w:p>
+        </w:tc>
+      </w:tr>
+      <w:tr>
+        <w:tc>
+          <w:tcPr>
+            <w:tcW w:type="dxa" w:w="2300"/>
+            <w:shd w:fill="EAF0F8" w:val="clear"/>
+            <w:tcMar>
+              <w:top w:type="dxa" w:w="40"/>
+              <w:left w:type="dxa" w:w="70"/>
+              <w:bottom w:type="dxa" w:w="40"/>
+              <w:right w:type="dxa" w:w="70"/>
+            </w:tcMar>
+          </w:tcPr>
+          <w:p>
+            <w:pPr>
+              <w:spacing w:after="18" w:line="236"/>
+            </w:pPr>
+            <w:r>
+              <w:rPr>
+                <w:rFonts w:ascii="Arial" w:cs="Arial" w:eastAsia="Arial" w:hAnsi="Arial"/>
+                <w:b/>
+                <w:bCs/>
+                <w:sz w:val="19"/>
+                <w:szCs w:val="19"/>
+              </w:rPr>
+              <w:t xml:space="preserve">Actor(es)</w:t>
+            </w:r>
+          </w:p>
+        </w:tc>
+        <w:tc>
+          <w:tcPr>
+            <w:tcW w:type="dxa" w:w="7060"/>
+            <w:tcMar>
+              <w:top w:type="dxa" w:w="40"/>
+              <w:left w:type="dxa" w:w="70"/>
+              <w:bottom w:type="dxa" w:w="40"/>
+              <w:right w:type="dxa" w:w="70"/>
+            </w:tcMar>
+          </w:tcPr>
+          <w:p>
+            <w:pPr>
+              <w:spacing w:after="18" w:line="236"/>
+            </w:pPr>
+            <w:r>
+              <w:rPr>
+                <w:rFonts w:ascii="Arial" w:cs="Arial" w:eastAsia="Arial" w:hAnsi="Arial"/>
+                <w:sz w:val="19"/>
+                <w:szCs w:val="19"/>
+              </w:rPr>
+              <w:t xml:space="preserve">Administrador; Sistema</w:t>
+            </w:r>
+          </w:p>
+        </w:tc>
+      </w:tr>
+      <w:tr>
+        <w:tc>
+          <w:tcPr>
+            <w:tcW w:type="dxa" w:w="2300"/>
+            <w:shd w:fill="EAF0F8" w:val="clear"/>
+            <w:tcMar>
+              <w:top w:type="dxa" w:w="40"/>
+              <w:left w:type="dxa" w:w="70"/>
+              <w:bottom w:type="dxa" w:w="40"/>
+              <w:right w:type="dxa" w:w="70"/>
+            </w:tcMar>
+          </w:tcPr>
+          <w:p>
+            <w:pPr>
+              <w:spacing w:after="18" w:line="236"/>
+            </w:pPr>
+            <w:r>
+              <w:rPr>
+                <w:rFonts w:ascii="Arial" w:cs="Arial" w:eastAsia="Arial" w:hAnsi="Arial"/>
+                <w:b/>
+                <w:bCs/>
+                <w:sz w:val="19"/>
+                <w:szCs w:val="19"/>
+              </w:rPr>
+              <w:t xml:space="preserve">Requisito</w:t>
+            </w:r>
+          </w:p>
+        </w:tc>
+        <w:tc>
+          <w:tcPr>
+            <w:tcW w:type="dxa" w:w="7060"/>
+            <w:tcMar>
+              <w:top w:type="dxa" w:w="40"/>
+              <w:left w:type="dxa" w:w="70"/>
+              <w:bottom w:type="dxa" w:w="40"/>
+              <w:right w:type="dxa" w:w="70"/>
+            </w:tcMar>
+          </w:tcPr>
+          <w:p>
+            <w:pPr>
+              <w:spacing w:after="18" w:line="236"/>
+            </w:pPr>
+            <w:r>
+              <w:rPr>
+                <w:rFonts w:ascii="Arial" w:cs="Arial" w:eastAsia="Arial" w:hAnsi="Arial"/>
+                <w:sz w:val="19"/>
+                <w:szCs w:val="19"/>
+              </w:rPr>
+              <w:t xml:space="preserve">RF-AUD-03</w:t>
+            </w:r>
+          </w:p>
+        </w:tc>
+      </w:tr>
+      <w:tr>
+        <w:tc>
+          <w:tcPr>
+            <w:tcW w:type="dxa" w:w="2300"/>
+            <w:shd w:fill="EAF0F8" w:val="clear"/>
+            <w:tcMar>
+              <w:top w:type="dxa" w:w="40"/>
+              <w:left w:type="dxa" w:w="70"/>
+              <w:bottom w:type="dxa" w:w="40"/>
+              <w:right w:type="dxa" w:w="70"/>
+            </w:tcMar>
+          </w:tcPr>
+          <w:p>
+            <w:pPr>
+              <w:spacing w:after="18" w:line="236"/>
+            </w:pPr>
+            <w:r>
+              <w:rPr>
+                <w:rFonts w:ascii="Arial" w:cs="Arial" w:eastAsia="Arial" w:hAnsi="Arial"/>
+                <w:b/>
+                <w:bCs/>
+                <w:sz w:val="19"/>
+                <w:szCs w:val="19"/>
+              </w:rPr>
+              <w:t xml:space="preserve">Descripción</w:t>
+            </w:r>
+          </w:p>
+        </w:tc>
+        <w:tc>
+          <w:tcPr>
+            <w:tcW w:type="dxa" w:w="7060"/>
+            <w:tcMar>
+              <w:top w:type="dxa" w:w="40"/>
+              <w:left w:type="dxa" w:w="70"/>
+              <w:bottom w:type="dxa" w:w="40"/>
+              <w:right w:type="dxa" w:w="70"/>
+            </w:tcMar>
+          </w:tcPr>
+          <w:p>
+            <w:pPr>
+              <w:spacing w:after="18" w:line="236"/>
+            </w:pPr>
+            <w:r>
+              <w:rPr>
+                <w:rFonts w:ascii="Arial" w:cs="Arial" w:eastAsia="Arial" w:hAnsi="Arial"/>
+                <w:sz w:val="19"/>
+                <w:szCs w:val="19"/>
+              </w:rPr>
+              <w:t xml:space="preserve">Se genera una copia de seguridad de los datos de la licorera, de forma manual o programada.</w:t>
+            </w:r>
+          </w:p>
+        </w:tc>
+      </w:tr>
+      <w:tr>
+        <w:tc>
+          <w:tcPr>
+            <w:tcW w:type="dxa" w:w="2300"/>
+            <w:shd w:fill="EAF0F8" w:val="clear"/>
+            <w:tcMar>
+              <w:top w:type="dxa" w:w="40"/>
+              <w:left w:type="dxa" w:w="70"/>
+              <w:bottom w:type="dxa" w:w="40"/>
+              <w:right w:type="dxa" w:w="70"/>
+            </w:tcMar>
+          </w:tcPr>
+          <w:p>
+            <w:pPr>
+              <w:spacing w:after="18" w:line="236"/>
+            </w:pPr>
+            <w:r>
+              <w:rPr>
+                <w:rFonts w:ascii="Arial" w:cs="Arial" w:eastAsia="Arial" w:hAnsi="Arial"/>
+                <w:b/>
+                <w:bCs/>
+                <w:sz w:val="19"/>
+                <w:szCs w:val="19"/>
+              </w:rPr>
+              <w:t xml:space="preserve">Precondiciones</w:t>
+            </w:r>
+          </w:p>
+        </w:tc>
+        <w:tc>
+          <w:tcPr>
+            <w:tcW w:type="dxa" w:w="7060"/>
+            <w:tcMar>
+              <w:top w:type="dxa" w:w="40"/>
+              <w:left w:type="dxa" w:w="70"/>
+              <w:bottom w:type="dxa" w:w="40"/>
+              <w:right w:type="dxa" w:w="70"/>
+            </w:tcMar>
+          </w:tcPr>
+          <w:p>
+            <w:pPr>
+              <w:spacing w:after="18" w:line="236"/>
+            </w:pPr>
+            <w:r>
+              <w:rPr>
+                <w:rFonts w:ascii="Arial" w:cs="Arial" w:eastAsia="Arial" w:hAnsi="Arial"/>
+                <w:sz w:val="19"/>
+                <w:szCs w:val="19"/>
+              </w:rPr>
+              <w:t xml:space="preserve">Existen datos que respaldar.</w:t>
+            </w:r>
+          </w:p>
+        </w:tc>
+      </w:tr>
+      <w:tr>
+        <w:tc>
+          <w:tcPr>
+            <w:tcW w:type="dxa" w:w="2300"/>
+            <w:shd w:fill="EAF0F8" w:val="clear"/>
+            <w:tcMar>
+              <w:top w:type="dxa" w:w="40"/>
+              <w:left w:type="dxa" w:w="70"/>
+              <w:bottom w:type="dxa" w:w="40"/>
+              <w:right w:type="dxa" w:w="70"/>
+            </w:tcMar>
+          </w:tcPr>
+          <w:p>
+            <w:pPr>
+              <w:spacing w:after="18" w:line="236"/>
+            </w:pPr>
+            <w:r>
+              <w:rPr>
+                <w:rFonts w:ascii="Arial" w:cs="Arial" w:eastAsia="Arial" w:hAnsi="Arial"/>
+                <w:b/>
+                <w:bCs/>
+                <w:sz w:val="19"/>
+                <w:szCs w:val="19"/>
+              </w:rPr>
+              <w:t xml:space="preserve">Flujo principal</w:t>
+            </w:r>
+          </w:p>
+        </w:tc>
+        <w:tc>
+          <w:tcPr>
+            <w:tcW w:type="dxa" w:w="7060"/>
+            <w:tcMar>
+              <w:top w:type="dxa" w:w="40"/>
+              <w:left w:type="dxa" w:w="70"/>
+              <w:bottom w:type="dxa" w:w="40"/>
+              <w:right w:type="dxa" w:w="70"/>
+            </w:tcMar>
+          </w:tcPr>
+          <w:p>
+            <w:pPr>
+              <w:spacing w:after="18" w:line="236"/>
+            </w:pPr>
+            <w:r>
+              <w:rPr>
+                <w:rFonts w:ascii="Arial" w:cs="Arial" w:eastAsia="Arial" w:hAnsi="Arial"/>
+                <w:sz w:val="19"/>
+                <w:szCs w:val="19"/>
+              </w:rPr>
+              <w:t xml:space="preserve">1. El administrador elige «Generar copia» o el sistema la ejecuta según la programación.</w:t>
+            </w:r>
+          </w:p>
+          <w:p>
+            <w:pPr>
+              <w:spacing w:after="18" w:line="236"/>
+            </w:pPr>
+            <w:r>
+              <w:rPr>
+                <w:rFonts w:ascii="Arial" w:cs="Arial" w:eastAsia="Arial" w:hAnsi="Arial"/>
+                <w:sz w:val="19"/>
+                <w:szCs w:val="19"/>
+              </w:rPr>
+              <w:t xml:space="preserve">2. El sistema recopila los datos y genera la copia.</w:t>
+            </w:r>
+          </w:p>
+          <w:p>
+            <w:pPr>
+              <w:spacing w:after="18" w:line="236"/>
+            </w:pPr>
+            <w:r>
+              <w:rPr>
+                <w:rFonts w:ascii="Arial" w:cs="Arial" w:eastAsia="Arial" w:hAnsi="Arial"/>
+                <w:sz w:val="19"/>
+                <w:szCs w:val="19"/>
+              </w:rPr>
+              <w:t xml:space="preserve">3. Guarda la copia con su fecha e identificación.</w:t>
+            </w:r>
+          </w:p>
+          <w:p>
+            <w:pPr>
+              <w:spacing w:after="18" w:line="236"/>
+            </w:pPr>
+            <w:r>
+              <w:rPr>
+                <w:rFonts w:ascii="Arial" w:cs="Arial" w:eastAsia="Arial" w:hAnsi="Arial"/>
+                <w:sz w:val="19"/>
+                <w:szCs w:val="19"/>
+              </w:rPr>
+              <w:t xml:space="preserve">4. Confirma el resultado.</w:t>
+            </w:r>
+          </w:p>
+        </w:tc>
+      </w:tr>
+      <w:tr>
+        <w:tc>
+          <w:tcPr>
+            <w:tcW w:type="dxa" w:w="2300"/>
+            <w:shd w:fill="EAF0F8" w:val="clear"/>
+            <w:tcMar>
+              <w:top w:type="dxa" w:w="40"/>
+              <w:left w:type="dxa" w:w="70"/>
+              <w:bottom w:type="dxa" w:w="40"/>
+              <w:right w:type="dxa" w:w="70"/>
+            </w:tcMar>
+          </w:tcPr>
+          <w:p>
+            <w:pPr>
+              <w:spacing w:after="18" w:line="236"/>
+            </w:pPr>
+            <w:r>
+              <w:rPr>
+                <w:rFonts w:ascii="Arial" w:cs="Arial" w:eastAsia="Arial" w:hAnsi="Arial"/>
+                <w:b/>
+                <w:bCs/>
+                <w:sz w:val="19"/>
+                <w:szCs w:val="19"/>
+              </w:rPr>
+              <w:t xml:space="preserve">Flujos alternativos</w:t>
+            </w:r>
+          </w:p>
+        </w:tc>
+        <w:tc>
+          <w:tcPr>
+            <w:tcW w:type="dxa" w:w="7060"/>
+            <w:tcMar>
+              <w:top w:type="dxa" w:w="40"/>
+              <w:left w:type="dxa" w:w="70"/>
+              <w:bottom w:type="dxa" w:w="40"/>
+              <w:right w:type="dxa" w:w="70"/>
+            </w:tcMar>
+          </w:tcPr>
+          <w:p>
+            <w:pPr>
+              <w:spacing w:after="18" w:line="236"/>
+            </w:pPr>
+            <w:r>
+              <w:rPr>
+                <w:rFonts w:ascii="Arial" w:cs="Arial" w:eastAsia="Arial" w:hAnsi="Arial"/>
+                <w:sz w:val="19"/>
+                <w:szCs w:val="19"/>
+              </w:rPr>
+              <w:t xml:space="preserve">1a. Programar copias automáticas periódicas, que ejecuta el actor Sistema.</w:t>
+            </w:r>
+          </w:p>
+        </w:tc>
+      </w:tr>
+      <w:tr>
+        <w:tc>
+          <w:tcPr>
+            <w:tcW w:type="dxa" w:w="2300"/>
+            <w:shd w:fill="EAF0F8" w:val="clear"/>
+            <w:tcMar>
+              <w:top w:type="dxa" w:w="40"/>
+              <w:left w:type="dxa" w:w="70"/>
+              <w:bottom w:type="dxa" w:w="40"/>
+              <w:right w:type="dxa" w:w="70"/>
+            </w:tcMar>
+          </w:tcPr>
+          <w:p>
+            <w:pPr>
+              <w:spacing w:after="18" w:line="236"/>
+            </w:pPr>
+            <w:r>
+              <w:rPr>
+                <w:rFonts w:ascii="Arial" w:cs="Arial" w:eastAsia="Arial" w:hAnsi="Arial"/>
+                <w:b/>
+                <w:bCs/>
+                <w:sz w:val="19"/>
+                <w:szCs w:val="19"/>
+              </w:rPr>
+              <w:t xml:space="preserve">Excepciones</w:t>
+            </w:r>
+          </w:p>
+        </w:tc>
+        <w:tc>
+          <w:tcPr>
+            <w:tcW w:type="dxa" w:w="7060"/>
+            <w:tcMar>
+              <w:top w:type="dxa" w:w="40"/>
+              <w:left w:type="dxa" w:w="70"/>
+              <w:bottom w:type="dxa" w:w="40"/>
+              <w:right w:type="dxa" w:w="70"/>
+            </w:tcMar>
+          </w:tcPr>
+          <w:p>
+            <w:pPr>
+              <w:spacing w:after="18" w:line="236"/>
+            </w:pPr>
+            <w:r>
+              <w:rPr>
+                <w:rFonts w:ascii="Arial" w:cs="Arial" w:eastAsia="Arial" w:hAnsi="Arial"/>
+                <w:sz w:val="19"/>
+                <w:szCs w:val="19"/>
+              </w:rPr>
+              <w:t xml:space="preserve">2a. Error durante la copia: el sistema informa, deja registro y no la marca como válida.</w:t>
+            </w:r>
+          </w:p>
+        </w:tc>
+      </w:tr>
+      <w:tr>
+        <w:tc>
+          <w:tcPr>
+            <w:tcW w:type="dxa" w:w="2300"/>
+            <w:shd w:fill="EAF0F8" w:val="clear"/>
+            <w:tcMar>
+              <w:top w:type="dxa" w:w="40"/>
+              <w:left w:type="dxa" w:w="70"/>
+              <w:bottom w:type="dxa" w:w="40"/>
+              <w:right w:type="dxa" w:w="70"/>
+            </w:tcMar>
+          </w:tcPr>
+          <w:p>
+            <w:pPr>
+              <w:spacing w:after="18" w:line="236"/>
+            </w:pPr>
+            <w:r>
+              <w:rPr>
+                <w:rFonts w:ascii="Arial" w:cs="Arial" w:eastAsia="Arial" w:hAnsi="Arial"/>
+                <w:b/>
+                <w:bCs/>
+                <w:sz w:val="19"/>
+                <w:szCs w:val="19"/>
+              </w:rPr>
+              <w:t xml:space="preserve">Reglas y validaciones</w:t>
+            </w:r>
+          </w:p>
+        </w:tc>
+        <w:tc>
+          <w:tcPr>
+            <w:tcW w:type="dxa" w:w="7060"/>
+            <w:tcMar>
+              <w:top w:type="dxa" w:w="40"/>
+              <w:left w:type="dxa" w:w="70"/>
+              <w:bottom w:type="dxa" w:w="40"/>
+              <w:right w:type="dxa" w:w="70"/>
+            </w:tcMar>
+          </w:tcPr>
+          <w:p>
+            <w:pPr>
+              <w:spacing w:after="18" w:line="236"/>
+            </w:pPr>
+            <w:r>
+              <w:rPr>
+                <w:rFonts w:ascii="Arial" w:cs="Arial" w:eastAsia="Arial" w:hAnsi="Arial"/>
+                <w:sz w:val="19"/>
+                <w:szCs w:val="19"/>
+              </w:rPr>
+              <w:t xml:space="preserve">La copia puede ser manual o automática; se conserva un historial de copias; es la base para la restauración.</w:t>
+            </w:r>
+          </w:p>
+        </w:tc>
+      </w:tr>
+      <w:tr>
+        <w:tc>
+          <w:tcPr>
+            <w:tcW w:type="dxa" w:w="2300"/>
+            <w:shd w:fill="EAF0F8" w:val="clear"/>
+            <w:tcMar>
+              <w:top w:type="dxa" w:w="40"/>
+              <w:left w:type="dxa" w:w="70"/>
+              <w:bottom w:type="dxa" w:w="40"/>
+              <w:right w:type="dxa" w:w="70"/>
+            </w:tcMar>
+          </w:tcPr>
+          <w:p>
+            <w:pPr>
+              <w:spacing w:after="18" w:line="236"/>
+            </w:pPr>
+            <w:r>
+              <w:rPr>
+                <w:rFonts w:ascii="Arial" w:cs="Arial" w:eastAsia="Arial" w:hAnsi="Arial"/>
+                <w:b/>
+                <w:bCs/>
+                <w:sz w:val="19"/>
+                <w:szCs w:val="19"/>
+              </w:rPr>
+              <w:t xml:space="preserve">Postcondiciones</w:t>
+            </w:r>
+          </w:p>
+        </w:tc>
+        <w:tc>
+          <w:tcPr>
+            <w:tcW w:type="dxa" w:w="7060"/>
+            <w:tcMar>
+              <w:top w:type="dxa" w:w="40"/>
+              <w:left w:type="dxa" w:w="70"/>
+              <w:bottom w:type="dxa" w:w="40"/>
+              <w:right w:type="dxa" w:w="70"/>
+            </w:tcMar>
+          </w:tcPr>
+          <w:p>
+            <w:pPr>
+              <w:spacing w:after="18" w:line="236"/>
+            </w:pPr>
+            <w:r>
+              <w:rPr>
+                <w:rFonts w:ascii="Arial" w:cs="Arial" w:eastAsia="Arial" w:hAnsi="Arial"/>
+                <w:sz w:val="19"/>
+                <w:szCs w:val="19"/>
+              </w:rPr>
+              <w:t xml:space="preserve">Queda disponible una copia de seguridad válida.</w:t>
+            </w:r>
+          </w:p>
+        </w:tc>
+      </w:tr>
+      <w:tr>
+        <w:tc>
+          <w:tcPr>
+            <w:tcW w:type="dxa" w:w="2300"/>
+            <w:shd w:fill="EAF0F8" w:val="clear"/>
+            <w:tcMar>
+              <w:top w:type="dxa" w:w="40"/>
+              <w:left w:type="dxa" w:w="70"/>
+              <w:bottom w:type="dxa" w:w="40"/>
+              <w:right w:type="dxa" w:w="70"/>
+            </w:tcMar>
+          </w:tcPr>
+          <w:p>
+            <w:pPr>
+              <w:spacing w:after="18" w:line="236"/>
+            </w:pPr>
+            <w:r>
+              <w:rPr>
+                <w:rFonts w:ascii="Arial" w:cs="Arial" w:eastAsia="Arial" w:hAnsi="Arial"/>
+                <w:b/>
+                <w:bCs/>
+                <w:sz w:val="19"/>
+                <w:szCs w:val="19"/>
+              </w:rPr>
+              <w:t xml:space="preserve">Prioridad</w:t>
+            </w:r>
+          </w:p>
+        </w:tc>
+        <w:tc>
+          <w:tcPr>
+            <w:tcW w:type="dxa" w:w="7060"/>
+            <w:tcMar>
+              <w:top w:type="dxa" w:w="40"/>
+              <w:left w:type="dxa" w:w="70"/>
+              <w:bottom w:type="dxa" w:w="40"/>
+              <w:right w:type="dxa" w:w="70"/>
+            </w:tcMar>
+          </w:tcPr>
+          <w:p>
+            <w:pPr>
+              <w:spacing w:after="18" w:line="236"/>
+            </w:pPr>
+            <w:r>
+              <w:rPr>
+                <w:rFonts w:ascii="Arial" w:cs="Arial" w:eastAsia="Arial" w:hAnsi="Arial"/>
+                <w:sz w:val="19"/>
+                <w:szCs w:val="19"/>
+              </w:rPr>
+              <w:t xml:space="preserve">Alta</w:t>
+            </w:r>
+          </w:p>
+        </w:tc>
+      </w:tr>
+    </w:tbl>
+    <w:p>
+      <w:pPr>
+        <w:spacing w:after="140"/>
+      </w:pPr>
+    </w:p>
+    <w:tbl>
+      <w:tblPr>
+        <w:tblW w:type="dxa" w:w="9360"/>
+        <w:tblBorders>
+          <w:top w:val="single" w:color="9CA3AF" w:sz="6"/>
+          <w:left w:val="single" w:color="9CA3AF" w:sz="6"/>
+          <w:bottom w:val="single" w:color="9CA3AF" w:sz="6"/>
+          <w:right w:val="single" w:color="9CA3AF" w:sz="6"/>
+          <w:insideH w:val="single" w:color="9CA3AF" w:sz="6"/>
+          <w:insideV w:val="single" w:color="9CA3AF" w:sz="6"/>
+        </w:tblBorders>
+        <w:tblLayout w:type="fixed"/>
+      </w:tblPr>
+      <w:tblGrid>
+        <w:gridCol w:w="2300"/>
+        <w:gridCol w:w="7060"/>
+      </w:tblGrid>
+      <w:tr>
+        <w:tc>
+          <w:tcPr>
+            <w:tcW w:type="dxa" w:w="9360"/>
+            <w:gridSpan w:val="2"/>
+            <w:shd w:fill="1F3864" w:val="clear"/>
+            <w:tcMar>
+              <w:top w:type="dxa" w:w="40"/>
+              <w:left w:type="dxa" w:w="70"/>
+              <w:bottom w:type="dxa" w:w="40"/>
+              <w:right w:type="dxa" w:w="70"/>
+            </w:tcMar>
+          </w:tcPr>
+          <w:p>
+            <w:pPr>
+              <w:spacing w:after="18" w:line="236"/>
+            </w:pPr>
+            <w:r>
+              <w:rPr>
+                <w:rFonts w:ascii="Arial" w:cs="Arial" w:eastAsia="Arial" w:hAnsi="Arial"/>
+                <w:b/>
+                <w:bCs/>
+                <w:color w:val="FFFFFF"/>
+                <w:sz w:val="19"/>
+                <w:szCs w:val="19"/>
+              </w:rPr>
+              <w:t xml:space="preserve">CU-AUD-04 — Restaurar copia de seguridad</w:t>
+            </w:r>
+          </w:p>
+        </w:tc>
+      </w:tr>
+      <w:tr>
+        <w:tc>
+          <w:tcPr>
+            <w:tcW w:type="dxa" w:w="2300"/>
+            <w:shd w:fill="EAF0F8" w:val="clear"/>
+            <w:tcMar>
+              <w:top w:type="dxa" w:w="40"/>
+              <w:left w:type="dxa" w:w="70"/>
+              <w:bottom w:type="dxa" w:w="40"/>
+              <w:right w:type="dxa" w:w="70"/>
+            </w:tcMar>
+          </w:tcPr>
+          <w:p>
+            <w:pPr>
+              <w:spacing w:after="18" w:line="236"/>
+            </w:pPr>
+            <w:r>
+              <w:rPr>
+                <w:rFonts w:ascii="Arial" w:cs="Arial" w:eastAsia="Arial" w:hAnsi="Arial"/>
+                <w:b/>
+                <w:bCs/>
+                <w:sz w:val="19"/>
+                <w:szCs w:val="19"/>
+              </w:rPr>
+              <w:t xml:space="preserve">Actor(es)</w:t>
+            </w:r>
+          </w:p>
+        </w:tc>
+        <w:tc>
+          <w:tcPr>
+            <w:tcW w:type="dxa" w:w="7060"/>
+            <w:tcMar>
+              <w:top w:type="dxa" w:w="40"/>
+              <w:left w:type="dxa" w:w="70"/>
+              <w:bottom w:type="dxa" w:w="40"/>
+              <w:right w:type="dxa" w:w="70"/>
+            </w:tcMar>
+          </w:tcPr>
+          <w:p>
+            <w:pPr>
+              <w:spacing w:after="18" w:line="236"/>
+            </w:pPr>
+            <w:r>
+              <w:rPr>
+                <w:rFonts w:ascii="Arial" w:cs="Arial" w:eastAsia="Arial" w:hAnsi="Arial"/>
+                <w:sz w:val="19"/>
+                <w:szCs w:val="19"/>
+              </w:rPr>
+              <w:t xml:space="preserve">Administrador</w:t>
+            </w:r>
+          </w:p>
+        </w:tc>
+      </w:tr>
+      <w:tr>
+        <w:tc>
+          <w:tcPr>
+            <w:tcW w:type="dxa" w:w="2300"/>
+            <w:shd w:fill="EAF0F8" w:val="clear"/>
+            <w:tcMar>
+              <w:top w:type="dxa" w:w="40"/>
+              <w:left w:type="dxa" w:w="70"/>
+              <w:bottom w:type="dxa" w:w="40"/>
+              <w:right w:type="dxa" w:w="70"/>
+            </w:tcMar>
+          </w:tcPr>
+          <w:p>
+            <w:pPr>
+              <w:spacing w:after="18" w:line="236"/>
+            </w:pPr>
+            <w:r>
+              <w:rPr>
+                <w:rFonts w:ascii="Arial" w:cs="Arial" w:eastAsia="Arial" w:hAnsi="Arial"/>
+                <w:b/>
+                <w:bCs/>
+                <w:sz w:val="19"/>
+                <w:szCs w:val="19"/>
+              </w:rPr>
+              <w:t xml:space="preserve">Requisito</w:t>
+            </w:r>
+          </w:p>
+        </w:tc>
+        <w:tc>
+          <w:tcPr>
+            <w:tcW w:type="dxa" w:w="7060"/>
+            <w:tcMar>
+              <w:top w:type="dxa" w:w="40"/>
+              <w:left w:type="dxa" w:w="70"/>
+              <w:bottom w:type="dxa" w:w="40"/>
+              <w:right w:type="dxa" w:w="70"/>
+            </w:tcMar>
+          </w:tcPr>
+          <w:p>
+            <w:pPr>
+              <w:spacing w:after="18" w:line="236"/>
+            </w:pPr>
+            <w:r>
+              <w:rPr>
+                <w:rFonts w:ascii="Arial" w:cs="Arial" w:eastAsia="Arial" w:hAnsi="Arial"/>
+                <w:sz w:val="19"/>
+                <w:szCs w:val="19"/>
+              </w:rPr>
+              <w:t xml:space="preserve">RF-AUD-04</w:t>
+            </w:r>
+          </w:p>
+        </w:tc>
+      </w:tr>
+      <w:tr>
+        <w:tc>
+          <w:tcPr>
+            <w:tcW w:type="dxa" w:w="2300"/>
+            <w:shd w:fill="EAF0F8" w:val="clear"/>
+            <w:tcMar>
+              <w:top w:type="dxa" w:w="40"/>
+              <w:left w:type="dxa" w:w="70"/>
+              <w:bottom w:type="dxa" w:w="40"/>
+              <w:right w:type="dxa" w:w="70"/>
+            </w:tcMar>
+          </w:tcPr>
+          <w:p>
+            <w:pPr>
+              <w:spacing w:after="18" w:line="236"/>
+            </w:pPr>
+            <w:r>
+              <w:rPr>
+                <w:rFonts w:ascii="Arial" w:cs="Arial" w:eastAsia="Arial" w:hAnsi="Arial"/>
+                <w:b/>
+                <w:bCs/>
+                <w:sz w:val="19"/>
+                <w:szCs w:val="19"/>
+              </w:rPr>
+              <w:t xml:space="preserve">Descripción</w:t>
+            </w:r>
+          </w:p>
+        </w:tc>
+        <w:tc>
+          <w:tcPr>
+            <w:tcW w:type="dxa" w:w="7060"/>
+            <w:tcMar>
+              <w:top w:type="dxa" w:w="40"/>
+              <w:left w:type="dxa" w:w="70"/>
+              <w:bottom w:type="dxa" w:w="40"/>
+              <w:right w:type="dxa" w:w="70"/>
+            </w:tcMar>
+          </w:tcPr>
+          <w:p>
+            <w:pPr>
+              <w:spacing w:after="18" w:line="236"/>
+            </w:pPr>
+            <w:r>
+              <w:rPr>
+                <w:rFonts w:ascii="Arial" w:cs="Arial" w:eastAsia="Arial" w:hAnsi="Arial"/>
+                <w:sz w:val="19"/>
+                <w:szCs w:val="19"/>
+              </w:rPr>
+              <w:t xml:space="preserve">El administrador restaura los datos a partir de una copia de seguridad.</w:t>
+            </w:r>
+          </w:p>
+        </w:tc>
+      </w:tr>
+      <w:tr>
+        <w:tc>
+          <w:tcPr>
+            <w:tcW w:type="dxa" w:w="2300"/>
+            <w:shd w:fill="EAF0F8" w:val="clear"/>
+            <w:tcMar>
+              <w:top w:type="dxa" w:w="40"/>
+              <w:left w:type="dxa" w:w="70"/>
+              <w:bottom w:type="dxa" w:w="40"/>
+              <w:right w:type="dxa" w:w="70"/>
+            </w:tcMar>
+          </w:tcPr>
+          <w:p>
+            <w:pPr>
+              <w:spacing w:after="18" w:line="236"/>
+            </w:pPr>
+            <w:r>
+              <w:rPr>
+                <w:rFonts w:ascii="Arial" w:cs="Arial" w:eastAsia="Arial" w:hAnsi="Arial"/>
+                <w:b/>
+                <w:bCs/>
+                <w:sz w:val="19"/>
+                <w:szCs w:val="19"/>
+              </w:rPr>
+              <w:t xml:space="preserve">Precondiciones</w:t>
+            </w:r>
+          </w:p>
+        </w:tc>
+        <w:tc>
+          <w:tcPr>
+            <w:tcW w:type="dxa" w:w="7060"/>
+            <w:tcMar>
+              <w:top w:type="dxa" w:w="40"/>
+              <w:left w:type="dxa" w:w="70"/>
+              <w:bottom w:type="dxa" w:w="40"/>
+              <w:right w:type="dxa" w:w="70"/>
+            </w:tcMar>
+          </w:tcPr>
+          <w:p>
+            <w:pPr>
+              <w:spacing w:after="18" w:line="236"/>
+            </w:pPr>
+            <w:r>
+              <w:rPr>
+                <w:rFonts w:ascii="Arial" w:cs="Arial" w:eastAsia="Arial" w:hAnsi="Arial"/>
+                <w:sz w:val="19"/>
+                <w:szCs w:val="19"/>
+              </w:rPr>
+              <w:t xml:space="preserve">Existe al menos una copia válida y el administrador tiene permiso.</w:t>
+            </w:r>
+          </w:p>
+        </w:tc>
+      </w:tr>
+      <w:tr>
+        <w:tc>
+          <w:tcPr>
+            <w:tcW w:type="dxa" w:w="2300"/>
+            <w:shd w:fill="EAF0F8" w:val="clear"/>
+            <w:tcMar>
+              <w:top w:type="dxa" w:w="40"/>
+              <w:left w:type="dxa" w:w="70"/>
+              <w:bottom w:type="dxa" w:w="40"/>
+              <w:right w:type="dxa" w:w="70"/>
+            </w:tcMar>
+          </w:tcPr>
+          <w:p>
+            <w:pPr>
+              <w:spacing w:after="18" w:line="236"/>
+            </w:pPr>
+            <w:r>
+              <w:rPr>
+                <w:rFonts w:ascii="Arial" w:cs="Arial" w:eastAsia="Arial" w:hAnsi="Arial"/>
+                <w:b/>
+                <w:bCs/>
+                <w:sz w:val="19"/>
+                <w:szCs w:val="19"/>
+              </w:rPr>
+              <w:t xml:space="preserve">Flujo principal</w:t>
+            </w:r>
+          </w:p>
+        </w:tc>
+        <w:tc>
+          <w:tcPr>
+            <w:tcW w:type="dxa" w:w="7060"/>
+            <w:tcMar>
+              <w:top w:type="dxa" w:w="40"/>
+              <w:left w:type="dxa" w:w="70"/>
+              <w:bottom w:type="dxa" w:w="40"/>
+              <w:right w:type="dxa" w:w="70"/>
+            </w:tcMar>
+          </w:tcPr>
+          <w:p>
+            <w:pPr>
+              <w:spacing w:after="18" w:line="236"/>
+            </w:pPr>
+            <w:r>
+              <w:rPr>
+                <w:rFonts w:ascii="Arial" w:cs="Arial" w:eastAsia="Arial" w:hAnsi="Arial"/>
+                <w:sz w:val="19"/>
+                <w:szCs w:val="19"/>
+              </w:rPr>
+              <w:t xml:space="preserve">1. Elige «Restaurar» y selecciona la copia.</w:t>
+            </w:r>
+          </w:p>
+          <w:p>
+            <w:pPr>
+              <w:spacing w:after="18" w:line="236"/>
+            </w:pPr>
+            <w:r>
+              <w:rPr>
+                <w:rFonts w:ascii="Arial" w:cs="Arial" w:eastAsia="Arial" w:hAnsi="Arial"/>
+                <w:sz w:val="19"/>
+                <w:szCs w:val="19"/>
+              </w:rPr>
+              <w:t xml:space="preserve">2. El sistema solicita confirmación y advierte que se reemplazan los datos actuales.</w:t>
+            </w:r>
+          </w:p>
+          <w:p>
+            <w:pPr>
+              <w:spacing w:after="18" w:line="236"/>
+            </w:pPr>
+            <w:r>
+              <w:rPr>
+                <w:rFonts w:ascii="Arial" w:cs="Arial" w:eastAsia="Arial" w:hAnsi="Arial"/>
+                <w:sz w:val="19"/>
+                <w:szCs w:val="19"/>
+              </w:rPr>
+              <w:t xml:space="preserve">3. El sistema restaura los datos desde la copia.</w:t>
+            </w:r>
+          </w:p>
+          <w:p>
+            <w:pPr>
+              <w:spacing w:after="18" w:line="236"/>
+            </w:pPr>
+            <w:r>
+              <w:rPr>
+                <w:rFonts w:ascii="Arial" w:cs="Arial" w:eastAsia="Arial" w:hAnsi="Arial"/>
+                <w:sz w:val="19"/>
+                <w:szCs w:val="19"/>
+              </w:rPr>
+              <w:t xml:space="preserve">4. Confirma el resultado y registra la restauración en la auditoría.</w:t>
+            </w:r>
+          </w:p>
+        </w:tc>
+      </w:tr>
+      <w:tr>
+        <w:tc>
+          <w:tcPr>
+            <w:tcW w:type="dxa" w:w="2300"/>
+            <w:shd w:fill="EAF0F8" w:val="clear"/>
+            <w:tcMar>
+              <w:top w:type="dxa" w:w="40"/>
+              <w:left w:type="dxa" w:w="70"/>
+              <w:bottom w:type="dxa" w:w="40"/>
+              <w:right w:type="dxa" w:w="70"/>
+            </w:tcMar>
+          </w:tcPr>
+          <w:p>
+            <w:pPr>
+              <w:spacing w:after="18" w:line="236"/>
+            </w:pPr>
+            <w:r>
+              <w:rPr>
+                <w:rFonts w:ascii="Arial" w:cs="Arial" w:eastAsia="Arial" w:hAnsi="Arial"/>
+                <w:b/>
+                <w:bCs/>
+                <w:sz w:val="19"/>
+                <w:szCs w:val="19"/>
+              </w:rPr>
+              <w:t xml:space="preserve">Flujos alternativos</w:t>
+            </w:r>
+          </w:p>
+        </w:tc>
+        <w:tc>
+          <w:tcPr>
+            <w:tcW w:type="dxa" w:w="7060"/>
+            <w:tcMar>
+              <w:top w:type="dxa" w:w="40"/>
+              <w:left w:type="dxa" w:w="70"/>
+              <w:bottom w:type="dxa" w:w="40"/>
+              <w:right w:type="dxa" w:w="70"/>
+            </w:tcMar>
+          </w:tcPr>
+          <w:p>
+            <w:pPr>
+              <w:spacing w:after="18" w:line="236"/>
+            </w:pPr>
+            <w:r>
+              <w:rPr>
+                <w:rFonts w:ascii="Arial" w:cs="Arial" w:eastAsia="Arial" w:hAnsi="Arial"/>
+                <w:sz w:val="19"/>
+                <w:szCs w:val="19"/>
+              </w:rPr>
+              <w:t xml:space="preserve">—</w:t>
+            </w:r>
+          </w:p>
+        </w:tc>
+      </w:tr>
+      <w:tr>
+        <w:tc>
+          <w:tcPr>
+            <w:tcW w:type="dxa" w:w="2300"/>
+            <w:shd w:fill="EAF0F8" w:val="clear"/>
+            <w:tcMar>
+              <w:top w:type="dxa" w:w="40"/>
+              <w:left w:type="dxa" w:w="70"/>
+              <w:bottom w:type="dxa" w:w="40"/>
+              <w:right w:type="dxa" w:w="70"/>
+            </w:tcMar>
+          </w:tcPr>
+          <w:p>
+            <w:pPr>
+              <w:spacing w:after="18" w:line="236"/>
+            </w:pPr>
+            <w:r>
+              <w:rPr>
+                <w:rFonts w:ascii="Arial" w:cs="Arial" w:eastAsia="Arial" w:hAnsi="Arial"/>
+                <w:b/>
+                <w:bCs/>
+                <w:sz w:val="19"/>
+                <w:szCs w:val="19"/>
+              </w:rPr>
+              <w:t xml:space="preserve">Excepciones</w:t>
+            </w:r>
+          </w:p>
+        </w:tc>
+        <w:tc>
+          <w:tcPr>
+            <w:tcW w:type="dxa" w:w="7060"/>
+            <w:tcMar>
+              <w:top w:type="dxa" w:w="40"/>
+              <w:left w:type="dxa" w:w="70"/>
+              <w:bottom w:type="dxa" w:w="40"/>
+              <w:right w:type="dxa" w:w="70"/>
+            </w:tcMar>
+          </w:tcPr>
+          <w:p>
+            <w:pPr>
+              <w:spacing w:after="18" w:line="236"/>
+            </w:pPr>
+            <w:r>
+              <w:rPr>
+                <w:rFonts w:ascii="Arial" w:cs="Arial" w:eastAsia="Arial" w:hAnsi="Arial"/>
+                <w:sz w:val="19"/>
+                <w:szCs w:val="19"/>
+              </w:rPr>
+              <w:t xml:space="preserve">3a. Copia dañada o incompatible: el sistema aborta y conserva los datos actuales.</w:t>
+            </w:r>
+          </w:p>
+        </w:tc>
+      </w:tr>
+      <w:tr>
+        <w:tc>
+          <w:tcPr>
+            <w:tcW w:type="dxa" w:w="2300"/>
+            <w:shd w:fill="EAF0F8" w:val="clear"/>
+            <w:tcMar>
+              <w:top w:type="dxa" w:w="40"/>
+              <w:left w:type="dxa" w:w="70"/>
+              <w:bottom w:type="dxa" w:w="40"/>
+              <w:right w:type="dxa" w:w="70"/>
+            </w:tcMar>
+          </w:tcPr>
+          <w:p>
+            <w:pPr>
+              <w:spacing w:after="18" w:line="236"/>
+            </w:pPr>
+            <w:r>
+              <w:rPr>
+                <w:rFonts w:ascii="Arial" w:cs="Arial" w:eastAsia="Arial" w:hAnsi="Arial"/>
+                <w:b/>
+                <w:bCs/>
+                <w:sz w:val="19"/>
+                <w:szCs w:val="19"/>
+              </w:rPr>
+              <w:t xml:space="preserve">Reglas y validaciones</w:t>
+            </w:r>
+          </w:p>
+        </w:tc>
+        <w:tc>
+          <w:tcPr>
+            <w:tcW w:type="dxa" w:w="7060"/>
+            <w:tcMar>
+              <w:top w:type="dxa" w:w="40"/>
+              <w:left w:type="dxa" w:w="70"/>
+              <w:bottom w:type="dxa" w:w="40"/>
+              <w:right w:type="dxa" w:w="70"/>
+            </w:tcMar>
+          </w:tcPr>
+          <w:p>
+            <w:pPr>
+              <w:spacing w:after="18" w:line="236"/>
+            </w:pPr>
+            <w:r>
+              <w:rPr>
+                <w:rFonts w:ascii="Arial" w:cs="Arial" w:eastAsia="Arial" w:hAnsi="Arial"/>
+                <w:sz w:val="19"/>
+                <w:szCs w:val="19"/>
+              </w:rPr>
+              <w:t xml:space="preserve">La restauración reemplaza los datos actuales (operación sensible que requiere confirmación); queda registrada en la auditoría y se limita a la licorera correspondiente.</w:t>
+            </w:r>
+          </w:p>
+        </w:tc>
+      </w:tr>
+      <w:tr>
+        <w:tc>
+          <w:tcPr>
+            <w:tcW w:type="dxa" w:w="2300"/>
+            <w:shd w:fill="EAF0F8" w:val="clear"/>
+            <w:tcMar>
+              <w:top w:type="dxa" w:w="40"/>
+              <w:left w:type="dxa" w:w="70"/>
+              <w:bottom w:type="dxa" w:w="40"/>
+              <w:right w:type="dxa" w:w="70"/>
+            </w:tcMar>
+          </w:tcPr>
+          <w:p>
+            <w:pPr>
+              <w:spacing w:after="18" w:line="236"/>
+            </w:pPr>
+            <w:r>
+              <w:rPr>
+                <w:rFonts w:ascii="Arial" w:cs="Arial" w:eastAsia="Arial" w:hAnsi="Arial"/>
+                <w:b/>
+                <w:bCs/>
+                <w:sz w:val="19"/>
+                <w:szCs w:val="19"/>
+              </w:rPr>
+              <w:t xml:space="preserve">Postcondiciones</w:t>
+            </w:r>
+          </w:p>
+        </w:tc>
+        <w:tc>
+          <w:tcPr>
+            <w:tcW w:type="dxa" w:w="7060"/>
+            <w:tcMar>
+              <w:top w:type="dxa" w:w="40"/>
+              <w:left w:type="dxa" w:w="70"/>
+              <w:bottom w:type="dxa" w:w="40"/>
+              <w:right w:type="dxa" w:w="70"/>
+            </w:tcMar>
+          </w:tcPr>
+          <w:p>
+            <w:pPr>
+              <w:spacing w:after="18" w:line="236"/>
+            </w:pPr>
+            <w:r>
+              <w:rPr>
+                <w:rFonts w:ascii="Arial" w:cs="Arial" w:eastAsia="Arial" w:hAnsi="Arial"/>
+                <w:sz w:val="19"/>
+                <w:szCs w:val="19"/>
+              </w:rPr>
+              <w:t xml:space="preserve">Los datos quedan restaurados al estado de la copia.</w:t>
+            </w:r>
+          </w:p>
+        </w:tc>
+      </w:tr>
+      <w:tr>
+        <w:tc>
+          <w:tcPr>
+            <w:tcW w:type="dxa" w:w="2300"/>
+            <w:shd w:fill="EAF0F8" w:val="clear"/>
+            <w:tcMar>
+              <w:top w:type="dxa" w:w="40"/>
+              <w:left w:type="dxa" w:w="70"/>
+              <w:bottom w:type="dxa" w:w="40"/>
+              <w:right w:type="dxa" w:w="70"/>
+            </w:tcMar>
+          </w:tcPr>
+          <w:p>
+            <w:pPr>
+              <w:spacing w:after="18" w:line="236"/>
+            </w:pPr>
+            <w:r>
+              <w:rPr>
+                <w:rFonts w:ascii="Arial" w:cs="Arial" w:eastAsia="Arial" w:hAnsi="Arial"/>
+                <w:b/>
+                <w:bCs/>
+                <w:sz w:val="19"/>
+                <w:szCs w:val="19"/>
+              </w:rPr>
+              <w:t xml:space="preserve">Prioridad</w:t>
+            </w:r>
+          </w:p>
+        </w:tc>
+        <w:tc>
+          <w:tcPr>
+            <w:tcW w:type="dxa" w:w="7060"/>
+            <w:tcMar>
+              <w:top w:type="dxa" w:w="40"/>
+              <w:left w:type="dxa" w:w="70"/>
+              <w:bottom w:type="dxa" w:w="40"/>
+              <w:right w:type="dxa" w:w="70"/>
+            </w:tcMar>
+          </w:tcPr>
+          <w:p>
+            <w:pPr>
+              <w:spacing w:after="18" w:line="236"/>
+            </w:pPr>
+            <w:r>
+              <w:rPr>
+                <w:rFonts w:ascii="Arial" w:cs="Arial" w:eastAsia="Arial" w:hAnsi="Arial"/>
+                <w:sz w:val="19"/>
+                <w:szCs w:val="19"/>
+              </w:rPr>
+              <w:t xml:space="preserve">Media</w:t>
+            </w:r>
+          </w:p>
+        </w:tc>
+      </w:tr>
+    </w:tbl>
+    <w:p>
+      <w:pPr>
+        <w:spacing w:after="140"/>
+      </w:pPr>
+    </w:p>
+    <w:p>
+      <w:pPr>
+        <w:pStyle w:val="Heading1"/>
+        <w:pageBreakBefore/>
+        <w:spacing w:after="110" w:before="220"/>
+      </w:pPr>
+      <w:bookmarkStart w:name="bm50" w:id="50"/>
+      <w:r>
+        <w:rPr>
+          <w:rFonts w:ascii="Arial" w:cs="Arial" w:eastAsia="Arial" w:hAnsi="Arial"/>
+          <w:b/>
+          <w:bCs/>
+          <w:color w:val="1F3864"/>
+          <w:sz w:val="27"/>
+          <w:szCs w:val="27"/>
+        </w:rPr>
+        <w:t xml:space="preserve">10. Conclusión</w:t>
+      </w:r>
+      <w:bookmarkEnd w:id="50"/>
+    </w:p>
+    <w:p>
+      <w:pPr>
+        <w:spacing w:after="110" w:line="262"/>
+        <w:jc w:val="both"/>
+      </w:pPr>
+      <w:r>
+        <w:rPr>
+          <w:rFonts w:ascii="Arial" w:cs="Arial" w:eastAsia="Arial" w:hAnsi="Arial"/>
+          <w:sz w:val="22"/>
+          <w:szCs w:val="22"/>
+        </w:rPr>
+        <w:t xml:space="preserve">Este documento consolidó el análisis y el diseño de INVENTRA en notación UML, en coherencia con la especificación de requisitos (IEEE 830) y con el diseño de la base de datos (MER y diccionario de datos). Se definieron los actores del sistema, el modelo de dominio, la arquitectura en capas —componentes y despliegue—, los flujos de los procesos con mayor lógica de decisión mediante diagramas de actividades, y la especificación de los cuarenta y ocho casos de uso de los ocho módulos, con su trazabilidad uno a uno con los requisitos funcionales. Con esta base, el proyecto queda preparado para la etapa de construcción del software.</w:t>
+      </w:r>
+    </w:p>
+    <w:p>
+      <w:pPr>
+        <w:pStyle w:val="Heading1"/>
+        <w:pageBreakBefore/>
+        <w:spacing w:after="110" w:before="220"/>
+      </w:pPr>
+      <w:bookmarkStart w:name="bm51" w:id="51"/>
+      <w:r>
+        <w:rPr>
+          <w:rFonts w:ascii="Arial" w:cs="Arial" w:eastAsia="Arial" w:hAnsi="Arial"/>
+          <w:b/>
+          <w:bCs/>
+          <w:color w:val="1F3864"/>
+          <w:sz w:val="27"/>
+          <w:szCs w:val="27"/>
+        </w:rPr>
+        <w:t xml:space="preserve">11. Glosario</w:t>
+      </w:r>
+      <w:bookmarkEnd w:id="51"/>
+    </w:p>
+    <w:p>
+      <w:pPr>
+        <w:spacing w:after="110" w:line="262"/>
+        <w:jc w:val="both"/>
+      </w:pPr>
+      <w:r>
+        <w:rPr>
+          <w:rFonts w:ascii="Arial" w:cs="Arial" w:eastAsia="Arial" w:hAnsi="Arial"/>
+          <w:sz w:val="22"/>
+          <w:szCs w:val="22"/>
+        </w:rPr>
+        <w:t xml:space="preserve">Definición de los términos técnicos y de notación empleados en este documento.</w:t>
+      </w:r>
+    </w:p>
+    <w:tbl>
+      <w:tblPr>
+        <w:tblW w:type="dxa" w:w="9360"/>
+        <w:tblBorders>
+          <w:top w:val="single" w:color="9CA3AF" w:sz="6"/>
+          <w:left w:val="single" w:color="9CA3AF" w:sz="6"/>
+          <w:bottom w:val="single" w:color="9CA3AF" w:sz="6"/>
+          <w:right w:val="single" w:color="9CA3AF" w:sz="6"/>
+          <w:insideH w:val="single" w:color="9CA3AF" w:sz="6"/>
+          <w:insideV w:val="single" w:color="9CA3AF" w:sz="6"/>
+        </w:tblBorders>
+        <w:tblLayout w:type="fixed"/>
+      </w:tblPr>
+      <w:tblGrid>
+        <w:gridCol w:w="2900"/>
+        <w:gridCol w:w="6460"/>
+      </w:tblGrid>
+      <w:tr>
+        <w:trPr>
+          <w:tblHeader/>
+        </w:trPr>
+        <w:tc>
+          <w:tcPr>
+            <w:tcW w:type="dxa" w:w="2900"/>
+            <w:shd w:fill="1F3864" w:val="clear"/>
+            <w:tcMar>
+              <w:top w:type="dxa" w:w="40"/>
+              <w:left w:type="dxa" w:w="70"/>
+              <w:bottom w:type="dxa" w:w="40"/>
+              <w:right w:type="dxa" w:w="70"/>
+            </w:tcMar>
+          </w:tcPr>
+          <w:p>
+            <w:pPr>
+              <w:spacing w:after="0" w:line="236"/>
+            </w:pPr>
+            <w:r>
+              <w:rPr>
+                <w:rFonts w:ascii="Arial" w:cs="Arial" w:eastAsia="Arial" w:hAnsi="Arial"/>
+                <w:b/>
+                <w:bCs/>
+                <w:color w:val="FFFFFF"/>
+                <w:sz w:val="19"/>
+                <w:szCs w:val="19"/>
+              </w:rPr>
+              <w:t xml:space="preserve">Término</w:t>
+            </w:r>
+          </w:p>
+        </w:tc>
+        <w:tc>
+          <w:tcPr>
+            <w:tcW w:type="dxa" w:w="6460"/>
+            <w:shd w:fill="1F3864" w:val="clear"/>
+            <w:tcMar>
+              <w:top w:type="dxa" w:w="40"/>
+              <w:left w:type="dxa" w:w="70"/>
+              <w:bottom w:type="dxa" w:w="40"/>
+              <w:right w:type="dxa" w:w="70"/>
+            </w:tcMar>
+          </w:tcPr>
+          <w:p>
+            <w:pPr>
+              <w:spacing w:after="0" w:line="236"/>
+            </w:pPr>
+            <w:r>
+              <w:rPr>
+                <w:rFonts w:ascii="Arial" w:cs="Arial" w:eastAsia="Arial" w:hAnsi="Arial"/>
+                <w:b/>
+                <w:bCs/>
+                <w:color w:val="FFFFFF"/>
+                <w:sz w:val="19"/>
+                <w:szCs w:val="19"/>
+              </w:rPr>
+              <w:t xml:space="preserve">Definición</w:t>
+            </w:r>
+          </w:p>
+        </w:tc>
+      </w:tr>
+      <w:tr>
+        <w:trPr>
+          <w:tblHeader w:val="false"/>
+        </w:trPr>
+        <w:tc>
+          <w:tcPr>
+            <w:tcW w:type="dxa" w:w="2900"/>
+            <w:shd w:fill="FFFFFF" w:val="clear"/>
+            <w:tcMar>
+              <w:top w:type="dxa" w:w="40"/>
+              <w:left w:type="dxa" w:w="70"/>
+              <w:bottom w:type="dxa" w:w="40"/>
+              <w:right w:type="dxa" w:w="70"/>
+            </w:tcMar>
+          </w:tcPr>
+          <w:p>
+            <w:pPr>
+              <w:spacing w:after="0" w:line="236"/>
+            </w:pPr>
+            <w:r>
+              <w:rPr>
+                <w:rFonts w:ascii="Arial" w:cs="Arial" w:eastAsia="Arial" w:hAnsi="Arial"/>
+                <w:sz w:val="19"/>
+                <w:szCs w:val="19"/>
+              </w:rPr>
+              <w:t xml:space="preserve">Actor</w:t>
+            </w:r>
+          </w:p>
+        </w:tc>
+        <w:tc>
+          <w:tcPr>
+            <w:tcW w:type="dxa" w:w="6460"/>
+            <w:shd w:fill="FFFFFF" w:val="clear"/>
+            <w:tcMar>
+              <w:top w:type="dxa" w:w="40"/>
+              <w:left w:type="dxa" w:w="70"/>
+              <w:bottom w:type="dxa" w:w="40"/>
+              <w:right w:type="dxa" w:w="70"/>
+            </w:tcMar>
+          </w:tcPr>
+          <w:p>
+            <w:pPr>
+              <w:spacing w:after="0" w:line="236"/>
+            </w:pPr>
+            <w:r>
+              <w:rPr>
+                <w:rFonts w:ascii="Arial" w:cs="Arial" w:eastAsia="Arial" w:hAnsi="Arial"/>
+                <w:sz w:val="19"/>
+                <w:szCs w:val="19"/>
+              </w:rPr>
+              <w:t xml:space="preserve">Entidad, persona o sistema, que interactúa con el sistema para cumplir un objetivo.</w:t>
+            </w:r>
+          </w:p>
+        </w:tc>
+      </w:tr>
+      <w:tr>
+        <w:trPr>
+          <w:tblHeader w:val="false"/>
+        </w:trPr>
+        <w:tc>
+          <w:tcPr>
+            <w:tcW w:type="dxa" w:w="2900"/>
+            <w:shd w:fill="F2F2F2" w:val="clear"/>
+            <w:tcMar>
+              <w:top w:type="dxa" w:w="40"/>
+              <w:left w:type="dxa" w:w="70"/>
+              <w:bottom w:type="dxa" w:w="40"/>
+              <w:right w:type="dxa" w:w="70"/>
+            </w:tcMar>
+          </w:tcPr>
+          <w:p>
+            <w:pPr>
+              <w:spacing w:after="0" w:line="236"/>
+            </w:pPr>
+            <w:r>
+              <w:rPr>
+                <w:rFonts w:ascii="Arial" w:cs="Arial" w:eastAsia="Arial" w:hAnsi="Arial"/>
+                <w:sz w:val="19"/>
+                <w:szCs w:val="19"/>
+              </w:rPr>
+              <w:t xml:space="preserve">Caso de uso</w:t>
+            </w:r>
+          </w:p>
+        </w:tc>
+        <w:tc>
+          <w:tcPr>
+            <w:tcW w:type="dxa" w:w="6460"/>
+            <w:shd w:fill="F2F2F2" w:val="clear"/>
+            <w:tcMar>
+              <w:top w:type="dxa" w:w="40"/>
+              <w:left w:type="dxa" w:w="70"/>
+              <w:bottom w:type="dxa" w:w="40"/>
+              <w:right w:type="dxa" w:w="70"/>
+            </w:tcMar>
+          </w:tcPr>
+          <w:p>
+            <w:pPr>
+              <w:spacing w:after="0" w:line="236"/>
+            </w:pPr>
+            <w:r>
+              <w:rPr>
+                <w:rFonts w:ascii="Arial" w:cs="Arial" w:eastAsia="Arial" w:hAnsi="Arial"/>
+                <w:sz w:val="19"/>
+                <w:szCs w:val="19"/>
+              </w:rPr>
+              <w:t xml:space="preserve">Descripción de una funcionalidad del sistema desde la perspectiva de un actor.</w:t>
+            </w:r>
+          </w:p>
+        </w:tc>
+      </w:tr>
+      <w:tr>
+        <w:trPr>
+          <w:tblHeader w:val="false"/>
+        </w:trPr>
+        <w:tc>
+          <w:tcPr>
+            <w:tcW w:type="dxa" w:w="2900"/>
+            <w:shd w:fill="FFFFFF" w:val="clear"/>
+            <w:tcMar>
+              <w:top w:type="dxa" w:w="40"/>
+              <w:left w:type="dxa" w:w="70"/>
+              <w:bottom w:type="dxa" w:w="40"/>
+              <w:right w:type="dxa" w:w="70"/>
+            </w:tcMar>
+          </w:tcPr>
+          <w:p>
+            <w:pPr>
+              <w:spacing w:after="0" w:line="236"/>
+            </w:pPr>
+            <w:r>
+              <w:rPr>
+                <w:rFonts w:ascii="Arial" w:cs="Arial" w:eastAsia="Arial" w:hAnsi="Arial"/>
+                <w:sz w:val="19"/>
+                <w:szCs w:val="19"/>
+              </w:rPr>
+              <w:t xml:space="preserve">«include»</w:t>
+            </w:r>
+          </w:p>
+        </w:tc>
+        <w:tc>
+          <w:tcPr>
+            <w:tcW w:type="dxa" w:w="6460"/>
+            <w:shd w:fill="FFFFFF" w:val="clear"/>
+            <w:tcMar>
+              <w:top w:type="dxa" w:w="40"/>
+              <w:left w:type="dxa" w:w="70"/>
+              <w:bottom w:type="dxa" w:w="40"/>
+              <w:right w:type="dxa" w:w="70"/>
+            </w:tcMar>
+          </w:tcPr>
+          <w:p>
+            <w:pPr>
+              <w:spacing w:after="0" w:line="236"/>
+            </w:pPr>
+            <w:r>
+              <w:rPr>
+                <w:rFonts w:ascii="Arial" w:cs="Arial" w:eastAsia="Arial" w:hAnsi="Arial"/>
+                <w:sz w:val="19"/>
+                <w:szCs w:val="19"/>
+              </w:rPr>
+              <w:t xml:space="preserve">Relación en la que un caso de uso incorpora siempre el comportamiento de otro.</w:t>
+            </w:r>
+          </w:p>
+        </w:tc>
+      </w:tr>
+      <w:tr>
+        <w:trPr>
+          <w:tblHeader w:val="false"/>
+        </w:trPr>
+        <w:tc>
+          <w:tcPr>
+            <w:tcW w:type="dxa" w:w="2900"/>
+            <w:shd w:fill="F2F2F2" w:val="clear"/>
+            <w:tcMar>
+              <w:top w:type="dxa" w:w="40"/>
+              <w:left w:type="dxa" w:w="70"/>
+              <w:bottom w:type="dxa" w:w="40"/>
+              <w:right w:type="dxa" w:w="70"/>
+            </w:tcMar>
+          </w:tcPr>
+          <w:p>
+            <w:pPr>
+              <w:spacing w:after="0" w:line="236"/>
+            </w:pPr>
+            <w:r>
+              <w:rPr>
+                <w:rFonts w:ascii="Arial" w:cs="Arial" w:eastAsia="Arial" w:hAnsi="Arial"/>
+                <w:sz w:val="19"/>
+                <w:szCs w:val="19"/>
+              </w:rPr>
+              <w:t xml:space="preserve">«extend»</w:t>
+            </w:r>
+          </w:p>
+        </w:tc>
+        <w:tc>
+          <w:tcPr>
+            <w:tcW w:type="dxa" w:w="6460"/>
+            <w:shd w:fill="F2F2F2" w:val="clear"/>
+            <w:tcMar>
+              <w:top w:type="dxa" w:w="40"/>
+              <w:left w:type="dxa" w:w="70"/>
+              <w:bottom w:type="dxa" w:w="40"/>
+              <w:right w:type="dxa" w:w="70"/>
+            </w:tcMar>
+          </w:tcPr>
+          <w:p>
+            <w:pPr>
+              <w:spacing w:after="0" w:line="236"/>
+            </w:pPr>
+            <w:r>
+              <w:rPr>
+                <w:rFonts w:ascii="Arial" w:cs="Arial" w:eastAsia="Arial" w:hAnsi="Arial"/>
+                <w:sz w:val="19"/>
+                <w:szCs w:val="19"/>
+              </w:rPr>
+              <w:t xml:space="preserve">Relación en la que un caso de uso añade un comportamiento opcional a otro.</w:t>
+            </w:r>
+          </w:p>
+        </w:tc>
+      </w:tr>
+      <w:tr>
+        <w:trPr>
+          <w:tblHeader w:val="false"/>
+        </w:trPr>
+        <w:tc>
+          <w:tcPr>
+            <w:tcW w:type="dxa" w:w="2900"/>
+            <w:shd w:fill="FFFFFF" w:val="clear"/>
+            <w:tcMar>
+              <w:top w:type="dxa" w:w="40"/>
+              <w:left w:type="dxa" w:w="70"/>
+              <w:bottom w:type="dxa" w:w="40"/>
+              <w:right w:type="dxa" w:w="70"/>
+            </w:tcMar>
+          </w:tcPr>
+          <w:p>
+            <w:pPr>
+              <w:spacing w:after="0" w:line="236"/>
+            </w:pPr>
+            <w:r>
+              <w:rPr>
+                <w:rFonts w:ascii="Arial" w:cs="Arial" w:eastAsia="Arial" w:hAnsi="Arial"/>
+                <w:sz w:val="19"/>
+                <w:szCs w:val="19"/>
+              </w:rPr>
+              <w:t xml:space="preserve">Generalización</w:t>
+            </w:r>
+          </w:p>
+        </w:tc>
+        <w:tc>
+          <w:tcPr>
+            <w:tcW w:type="dxa" w:w="6460"/>
+            <w:shd w:fill="FFFFFF" w:val="clear"/>
+            <w:tcMar>
+              <w:top w:type="dxa" w:w="40"/>
+              <w:left w:type="dxa" w:w="70"/>
+              <w:bottom w:type="dxa" w:w="40"/>
+              <w:right w:type="dxa" w:w="70"/>
+            </w:tcMar>
+          </w:tcPr>
+          <w:p>
+            <w:pPr>
+              <w:spacing w:after="0" w:line="236"/>
+            </w:pPr>
+            <w:r>
+              <w:rPr>
+                <w:rFonts w:ascii="Arial" w:cs="Arial" w:eastAsia="Arial" w:hAnsi="Arial"/>
+                <w:sz w:val="19"/>
+                <w:szCs w:val="19"/>
+              </w:rPr>
+              <w:t xml:space="preserve">Relación en la que un actor o un caso de uso hereda las características de otro más general.</w:t>
+            </w:r>
+          </w:p>
+        </w:tc>
+      </w:tr>
+      <w:tr>
+        <w:trPr>
+          <w:tblHeader w:val="false"/>
+        </w:trPr>
+        <w:tc>
+          <w:tcPr>
+            <w:tcW w:type="dxa" w:w="2900"/>
+            <w:shd w:fill="F2F2F2" w:val="clear"/>
+            <w:tcMar>
+              <w:top w:type="dxa" w:w="40"/>
+              <w:left w:type="dxa" w:w="70"/>
+              <w:bottom w:type="dxa" w:w="40"/>
+              <w:right w:type="dxa" w:w="70"/>
+            </w:tcMar>
+          </w:tcPr>
+          <w:p>
+            <w:pPr>
+              <w:spacing w:after="0" w:line="236"/>
+            </w:pPr>
+            <w:r>
+              <w:rPr>
+                <w:rFonts w:ascii="Arial" w:cs="Arial" w:eastAsia="Arial" w:hAnsi="Arial"/>
+                <w:sz w:val="19"/>
+                <w:szCs w:val="19"/>
+              </w:rPr>
+              <w:t xml:space="preserve">Agregado y raíz de agregado</w:t>
+            </w:r>
+          </w:p>
+        </w:tc>
+        <w:tc>
+          <w:tcPr>
+            <w:tcW w:type="dxa" w:w="6460"/>
+            <w:shd w:fill="F2F2F2" w:val="clear"/>
+            <w:tcMar>
+              <w:top w:type="dxa" w:w="40"/>
+              <w:left w:type="dxa" w:w="70"/>
+              <w:bottom w:type="dxa" w:w="40"/>
+              <w:right w:type="dxa" w:w="70"/>
+            </w:tcMar>
+          </w:tcPr>
+          <w:p>
+            <w:pPr>
+              <w:spacing w:after="0" w:line="236"/>
+            </w:pPr>
+            <w:r>
+              <w:rPr>
+                <w:rFonts w:ascii="Arial" w:cs="Arial" w:eastAsia="Arial" w:hAnsi="Arial"/>
+                <w:sz w:val="19"/>
+                <w:szCs w:val="19"/>
+              </w:rPr>
+              <w:t xml:space="preserve">Conjunto de objetos del dominio tratado como una unidad de consistencia; la raíz controla el acceso al agregado (Domain-Driven Design).</w:t>
+            </w:r>
+          </w:p>
+        </w:tc>
+      </w:tr>
+      <w:tr>
+        <w:trPr>
+          <w:tblHeader w:val="false"/>
+        </w:trPr>
+        <w:tc>
+          <w:tcPr>
+            <w:tcW w:type="dxa" w:w="2900"/>
+            <w:shd w:fill="FFFFFF" w:val="clear"/>
+            <w:tcMar>
+              <w:top w:type="dxa" w:w="40"/>
+              <w:left w:type="dxa" w:w="70"/>
+              <w:bottom w:type="dxa" w:w="40"/>
+              <w:right w:type="dxa" w:w="70"/>
+            </w:tcMar>
+          </w:tcPr>
+          <w:p>
+            <w:pPr>
+              <w:spacing w:after="0" w:line="236"/>
+            </w:pPr>
+            <w:r>
+              <w:rPr>
+                <w:rFonts w:ascii="Arial" w:cs="Arial" w:eastAsia="Arial" w:hAnsi="Arial"/>
+                <w:sz w:val="19"/>
+                <w:szCs w:val="19"/>
+              </w:rPr>
+              <w:t xml:space="preserve">Inversión de dependencias</w:t>
+            </w:r>
+          </w:p>
+        </w:tc>
+        <w:tc>
+          <w:tcPr>
+            <w:tcW w:type="dxa" w:w="6460"/>
+            <w:shd w:fill="FFFFFF" w:val="clear"/>
+            <w:tcMar>
+              <w:top w:type="dxa" w:w="40"/>
+              <w:left w:type="dxa" w:w="70"/>
+              <w:bottom w:type="dxa" w:w="40"/>
+              <w:right w:type="dxa" w:w="70"/>
+            </w:tcMar>
+          </w:tcPr>
+          <w:p>
+            <w:pPr>
+              <w:spacing w:after="0" w:line="236"/>
+            </w:pPr>
+            <w:r>
+              <w:rPr>
+                <w:rFonts w:ascii="Arial" w:cs="Arial" w:eastAsia="Arial" w:hAnsi="Arial"/>
+                <w:sz w:val="19"/>
+                <w:szCs w:val="19"/>
+              </w:rPr>
+              <w:t xml:space="preserve">Principio por el cual el dominio define interfaces (puertos) que la infraestructura implementa, de modo que las dependencias apuntan hacia el dominio.</w:t>
+            </w:r>
+          </w:p>
+        </w:tc>
+      </w:tr>
+      <w:tr>
+        <w:trPr>
+          <w:tblHeader w:val="false"/>
+        </w:trPr>
+        <w:tc>
+          <w:tcPr>
+            <w:tcW w:type="dxa" w:w="2900"/>
+            <w:shd w:fill="F2F2F2" w:val="clear"/>
+            <w:tcMar>
+              <w:top w:type="dxa" w:w="40"/>
+              <w:left w:type="dxa" w:w="70"/>
+              <w:bottom w:type="dxa" w:w="40"/>
+              <w:right w:type="dxa" w:w="70"/>
+            </w:tcMar>
+          </w:tcPr>
+          <w:p>
+            <w:pPr>
+              <w:spacing w:after="0" w:line="236"/>
+            </w:pPr>
+            <w:r>
+              <w:rPr>
+                <w:rFonts w:ascii="Arial" w:cs="Arial" w:eastAsia="Arial" w:hAnsi="Arial"/>
+                <w:sz w:val="19"/>
+                <w:szCs w:val="19"/>
+              </w:rPr>
+              <w:t xml:space="preserve">PEPS</w:t>
+            </w:r>
+          </w:p>
+        </w:tc>
+        <w:tc>
+          <w:tcPr>
+            <w:tcW w:type="dxa" w:w="6460"/>
+            <w:shd w:fill="F2F2F2" w:val="clear"/>
+            <w:tcMar>
+              <w:top w:type="dxa" w:w="40"/>
+              <w:left w:type="dxa" w:w="70"/>
+              <w:bottom w:type="dxa" w:w="40"/>
+              <w:right w:type="dxa" w:w="70"/>
+            </w:tcMar>
+          </w:tcPr>
+          <w:p>
+            <w:pPr>
+              <w:spacing w:after="0" w:line="236"/>
+            </w:pPr>
+            <w:r>
+              <w:rPr>
+                <w:rFonts w:ascii="Arial" w:cs="Arial" w:eastAsia="Arial" w:hAnsi="Arial"/>
+                <w:sz w:val="19"/>
+                <w:szCs w:val="19"/>
+              </w:rPr>
+              <w:t xml:space="preserve">Método de valoración de inventario «primeras entradas, primeras salidas»: la venta consume los lotes más antiguos y registra su costo real.</w:t>
+            </w:r>
+          </w:p>
+        </w:tc>
+      </w:tr>
+      <w:tr>
+        <w:trPr>
+          <w:tblHeader w:val="false"/>
+        </w:trPr>
+        <w:tc>
+          <w:tcPr>
+            <w:tcW w:type="dxa" w:w="2900"/>
+            <w:shd w:fill="FFFFFF" w:val="clear"/>
+            <w:tcMar>
+              <w:top w:type="dxa" w:w="40"/>
+              <w:left w:type="dxa" w:w="70"/>
+              <w:bottom w:type="dxa" w:w="40"/>
+              <w:right w:type="dxa" w:w="70"/>
+            </w:tcMar>
+          </w:tcPr>
+          <w:p>
+            <w:pPr>
+              <w:spacing w:after="0" w:line="236"/>
+            </w:pPr>
+            <w:r>
+              <w:rPr>
+                <w:rFonts w:ascii="Arial" w:cs="Arial" w:eastAsia="Arial" w:hAnsi="Arial"/>
+                <w:sz w:val="19"/>
+                <w:szCs w:val="19"/>
+              </w:rPr>
+              <w:t xml:space="preserve">Lote</w:t>
+            </w:r>
+          </w:p>
+        </w:tc>
+        <w:tc>
+          <w:tcPr>
+            <w:tcW w:type="dxa" w:w="6460"/>
+            <w:shd w:fill="FFFFFF" w:val="clear"/>
+            <w:tcMar>
+              <w:top w:type="dxa" w:w="40"/>
+              <w:left w:type="dxa" w:w="70"/>
+              <w:bottom w:type="dxa" w:w="40"/>
+              <w:right w:type="dxa" w:w="70"/>
+            </w:tcMar>
+          </w:tcPr>
+          <w:p>
+            <w:pPr>
+              <w:spacing w:after="0" w:line="236"/>
+            </w:pPr>
+            <w:r>
+              <w:rPr>
+                <w:rFonts w:ascii="Arial" w:cs="Arial" w:eastAsia="Arial" w:hAnsi="Arial"/>
+                <w:sz w:val="19"/>
+                <w:szCs w:val="19"/>
+              </w:rPr>
+              <w:t xml:space="preserve">Cantidad de mercancía ingresada en una compra, con su costo unitario y su fecha.</w:t>
+            </w:r>
+          </w:p>
+        </w:tc>
+      </w:tr>
+      <w:tr>
+        <w:trPr>
+          <w:tblHeader w:val="false"/>
+        </w:trPr>
+        <w:tc>
+          <w:tcPr>
+            <w:tcW w:type="dxa" w:w="2900"/>
+            <w:shd w:fill="F2F2F2" w:val="clear"/>
+            <w:tcMar>
+              <w:top w:type="dxa" w:w="40"/>
+              <w:left w:type="dxa" w:w="70"/>
+              <w:bottom w:type="dxa" w:w="40"/>
+              <w:right w:type="dxa" w:w="70"/>
+            </w:tcMar>
+          </w:tcPr>
+          <w:p>
+            <w:pPr>
+              <w:spacing w:after="0" w:line="236"/>
+            </w:pPr>
+            <w:r>
+              <w:rPr>
+                <w:rFonts w:ascii="Arial" w:cs="Arial" w:eastAsia="Arial" w:hAnsi="Arial"/>
+                <w:sz w:val="19"/>
+                <w:szCs w:val="19"/>
+              </w:rPr>
+              <w:t xml:space="preserve">Kardex</w:t>
+            </w:r>
+          </w:p>
+        </w:tc>
+        <w:tc>
+          <w:tcPr>
+            <w:tcW w:type="dxa" w:w="6460"/>
+            <w:shd w:fill="F2F2F2" w:val="clear"/>
+            <w:tcMar>
+              <w:top w:type="dxa" w:w="40"/>
+              <w:left w:type="dxa" w:w="70"/>
+              <w:bottom w:type="dxa" w:w="40"/>
+              <w:right w:type="dxa" w:w="70"/>
+            </w:tcMar>
+          </w:tcPr>
+          <w:p>
+            <w:pPr>
+              <w:spacing w:after="0" w:line="236"/>
+            </w:pPr>
+            <w:r>
+              <w:rPr>
+                <w:rFonts w:ascii="Arial" w:cs="Arial" w:eastAsia="Arial" w:hAnsi="Arial"/>
+                <w:sz w:val="19"/>
+                <w:szCs w:val="19"/>
+              </w:rPr>
+              <w:t xml:space="preserve">Registro histórico e inmutable de los movimientos de inventario (entradas, salidas y ajustes) de un producto.</w:t>
+            </w:r>
+          </w:p>
+        </w:tc>
+      </w:tr>
+      <w:tr>
+        <w:trPr>
+          <w:tblHeader w:val="false"/>
+        </w:trPr>
+        <w:tc>
+          <w:tcPr>
+            <w:tcW w:type="dxa" w:w="2900"/>
+            <w:shd w:fill="FFFFFF" w:val="clear"/>
+            <w:tcMar>
+              <w:top w:type="dxa" w:w="40"/>
+              <w:left w:type="dxa" w:w="70"/>
+              <w:bottom w:type="dxa" w:w="40"/>
+              <w:right w:type="dxa" w:w="70"/>
+            </w:tcMar>
+          </w:tcPr>
+          <w:p>
+            <w:pPr>
+              <w:spacing w:after="0" w:line="236"/>
+            </w:pPr>
+            <w:r>
+              <w:rPr>
+                <w:rFonts w:ascii="Arial" w:cs="Arial" w:eastAsia="Arial" w:hAnsi="Arial"/>
+                <w:sz w:val="19"/>
+                <w:szCs w:val="19"/>
+              </w:rPr>
+              <w:t xml:space="preserve">CUFE</w:t>
+            </w:r>
+          </w:p>
+        </w:tc>
+        <w:tc>
+          <w:tcPr>
+            <w:tcW w:type="dxa" w:w="6460"/>
+            <w:shd w:fill="FFFFFF" w:val="clear"/>
+            <w:tcMar>
+              <w:top w:type="dxa" w:w="40"/>
+              <w:left w:type="dxa" w:w="70"/>
+              <w:bottom w:type="dxa" w:w="40"/>
+              <w:right w:type="dxa" w:w="70"/>
+            </w:tcMar>
+          </w:tcPr>
+          <w:p>
+            <w:pPr>
+              <w:spacing w:after="0" w:line="236"/>
+            </w:pPr>
+            <w:r>
+              <w:rPr>
+                <w:rFonts w:ascii="Arial" w:cs="Arial" w:eastAsia="Arial" w:hAnsi="Arial"/>
+                <w:sz w:val="19"/>
+                <w:szCs w:val="19"/>
+              </w:rPr>
+              <w:t xml:space="preserve">Código único de factura electrónica que identifica cada factura ante la DIAN.</w:t>
+            </w:r>
+          </w:p>
+        </w:tc>
+      </w:tr>
+      <w:tr>
+        <w:trPr>
+          <w:tblHeader w:val="false"/>
+        </w:trPr>
+        <w:tc>
+          <w:tcPr>
+            <w:tcW w:type="dxa" w:w="2900"/>
+            <w:shd w:fill="F2F2F2" w:val="clear"/>
+            <w:tcMar>
+              <w:top w:type="dxa" w:w="40"/>
+              <w:left w:type="dxa" w:w="70"/>
+              <w:bottom w:type="dxa" w:w="40"/>
+              <w:right w:type="dxa" w:w="70"/>
+            </w:tcMar>
+          </w:tcPr>
+          <w:p>
+            <w:pPr>
+              <w:spacing w:after="0" w:line="236"/>
+            </w:pPr>
+            <w:r>
+              <w:rPr>
+                <w:rFonts w:ascii="Arial" w:cs="Arial" w:eastAsia="Arial" w:hAnsi="Arial"/>
+                <w:sz w:val="19"/>
+                <w:szCs w:val="19"/>
+              </w:rPr>
+              <w:t xml:space="preserve">Tenant y multitenant</w:t>
+            </w:r>
+          </w:p>
+        </w:tc>
+        <w:tc>
+          <w:tcPr>
+            <w:tcW w:type="dxa" w:w="6460"/>
+            <w:shd w:fill="F2F2F2" w:val="clear"/>
+            <w:tcMar>
+              <w:top w:type="dxa" w:w="40"/>
+              <w:left w:type="dxa" w:w="70"/>
+              <w:bottom w:type="dxa" w:w="40"/>
+              <w:right w:type="dxa" w:w="70"/>
+            </w:tcMar>
+          </w:tcPr>
+          <w:p>
+            <w:pPr>
+              <w:spacing w:after="0" w:line="236"/>
+            </w:pPr>
+            <w:r>
+              <w:rPr>
+                <w:rFonts w:ascii="Arial" w:cs="Arial" w:eastAsia="Arial" w:hAnsi="Arial"/>
+                <w:sz w:val="19"/>
+                <w:szCs w:val="19"/>
+              </w:rPr>
+              <w:t xml:space="preserve">Modelo en el que cada licorera es un inquilino con sus datos aislados dentro de la misma plataforma.</w:t>
+            </w:r>
+          </w:p>
+        </w:tc>
+      </w:tr>
+      <w:tr>
+        <w:trPr>
+          <w:tblHeader w:val="false"/>
+        </w:trPr>
+        <w:tc>
+          <w:tcPr>
+            <w:tcW w:type="dxa" w:w="2900"/>
+            <w:shd w:fill="FFFFFF" w:val="clear"/>
+            <w:tcMar>
+              <w:top w:type="dxa" w:w="40"/>
+              <w:left w:type="dxa" w:w="70"/>
+              <w:bottom w:type="dxa" w:w="40"/>
+              <w:right w:type="dxa" w:w="70"/>
+            </w:tcMar>
+          </w:tcPr>
+          <w:p>
+            <w:pPr>
+              <w:spacing w:after="0" w:line="236"/>
+            </w:pPr>
+            <w:r>
+              <w:rPr>
+                <w:rFonts w:ascii="Arial" w:cs="Arial" w:eastAsia="Arial" w:hAnsi="Arial"/>
+                <w:sz w:val="19"/>
+                <w:szCs w:val="19"/>
+              </w:rPr>
+              <w:t xml:space="preserve">Sandbox</w:t>
+            </w:r>
+          </w:p>
+        </w:tc>
+        <w:tc>
+          <w:tcPr>
+            <w:tcW w:type="dxa" w:w="6460"/>
+            <w:shd w:fill="FFFFFF" w:val="clear"/>
+            <w:tcMar>
+              <w:top w:type="dxa" w:w="40"/>
+              <w:left w:type="dxa" w:w="70"/>
+              <w:bottom w:type="dxa" w:w="40"/>
+              <w:right w:type="dxa" w:w="70"/>
+            </w:tcMar>
+          </w:tcPr>
+          <w:p>
+            <w:pPr>
+              <w:spacing w:after="0" w:line="236"/>
+            </w:pPr>
+            <w:r>
+              <w:rPr>
+                <w:rFonts w:ascii="Arial" w:cs="Arial" w:eastAsia="Arial" w:hAnsi="Arial"/>
+                <w:sz w:val="19"/>
+                <w:szCs w:val="19"/>
+              </w:rPr>
+              <w:t xml:space="preserve">Ambiente de pruebas de un servicio externo (pasarela de pagos o DIAN) que simula la operación real sin efectos productivos.</w:t>
+            </w:r>
+          </w:p>
+        </w:tc>
+      </w:tr>
+      <w:tr>
+        <w:trPr>
+          <w:tblHeader w:val="false"/>
+        </w:trPr>
+        <w:tc>
+          <w:tcPr>
+            <w:tcW w:type="dxa" w:w="2900"/>
+            <w:shd w:fill="F2F2F2" w:val="clear"/>
+            <w:tcMar>
+              <w:top w:type="dxa" w:w="40"/>
+              <w:left w:type="dxa" w:w="70"/>
+              <w:bottom w:type="dxa" w:w="40"/>
+              <w:right w:type="dxa" w:w="70"/>
+            </w:tcMar>
+          </w:tcPr>
+          <w:p>
+            <w:pPr>
+              <w:spacing w:after="0" w:line="236"/>
+            </w:pPr>
+            <w:r>
+              <w:rPr>
+                <w:rFonts w:ascii="Arial" w:cs="Arial" w:eastAsia="Arial" w:hAnsi="Arial"/>
+                <w:sz w:val="19"/>
+                <w:szCs w:val="19"/>
+              </w:rPr>
+              <w:t xml:space="preserve">JWT</w:t>
+            </w:r>
+          </w:p>
+        </w:tc>
+        <w:tc>
+          <w:tcPr>
+            <w:tcW w:type="dxa" w:w="6460"/>
+            <w:shd w:fill="F2F2F2" w:val="clear"/>
+            <w:tcMar>
+              <w:top w:type="dxa" w:w="40"/>
+              <w:left w:type="dxa" w:w="70"/>
+              <w:bottom w:type="dxa" w:w="40"/>
+              <w:right w:type="dxa" w:w="70"/>
+            </w:tcMar>
+          </w:tcPr>
+          <w:p>
+            <w:pPr>
+              <w:spacing w:after="0" w:line="236"/>
+            </w:pPr>
+            <w:r>
+              <w:rPr>
+                <w:rFonts w:ascii="Arial" w:cs="Arial" w:eastAsia="Arial" w:hAnsi="Arial"/>
+                <w:sz w:val="19"/>
+                <w:szCs w:val="19"/>
+              </w:rPr>
+              <w:t xml:space="preserve">Token de sesión que acredita la identidad del usuario autenticado.</w:t>
+            </w:r>
+          </w:p>
+        </w:tc>
+      </w:tr>
+      <w:tr>
+        <w:trPr>
+          <w:tblHeader w:val="false"/>
+        </w:trPr>
+        <w:tc>
+          <w:tcPr>
+            <w:tcW w:type="dxa" w:w="2900"/>
+            <w:shd w:fill="FFFFFF" w:val="clear"/>
+            <w:tcMar>
+              <w:top w:type="dxa" w:w="40"/>
+              <w:left w:type="dxa" w:w="70"/>
+              <w:bottom w:type="dxa" w:w="40"/>
+              <w:right w:type="dxa" w:w="70"/>
+            </w:tcMar>
+          </w:tcPr>
+          <w:p>
+            <w:pPr>
+              <w:spacing w:after="0" w:line="236"/>
+            </w:pPr>
+            <w:r>
+              <w:rPr>
+                <w:rFonts w:ascii="Arial" w:cs="Arial" w:eastAsia="Arial" w:hAnsi="Arial"/>
+                <w:sz w:val="19"/>
+                <w:szCs w:val="19"/>
+              </w:rPr>
+              <w:t xml:space="preserve">API REST</w:t>
+            </w:r>
+          </w:p>
+        </w:tc>
+        <w:tc>
+          <w:tcPr>
+            <w:tcW w:type="dxa" w:w="6460"/>
+            <w:shd w:fill="FFFFFF" w:val="clear"/>
+            <w:tcMar>
+              <w:top w:type="dxa" w:w="40"/>
+              <w:left w:type="dxa" w:w="70"/>
+              <w:bottom w:type="dxa" w:w="40"/>
+              <w:right w:type="dxa" w:w="70"/>
+            </w:tcMar>
+          </w:tcPr>
+          <w:p>
+            <w:pPr>
+              <w:spacing w:after="0" w:line="236"/>
+            </w:pPr>
+            <w:r>
+              <w:rPr>
+                <w:rFonts w:ascii="Arial" w:cs="Arial" w:eastAsia="Arial" w:hAnsi="Arial"/>
+                <w:sz w:val="19"/>
+                <w:szCs w:val="19"/>
+              </w:rPr>
+              <w:t xml:space="preserve">Estilo de interfaz que comunica el frontend y el backend mediante HTTP y formato JSON.</w:t>
+            </w:r>
+          </w:p>
+        </w:tc>
+      </w:tr>
+    </w:tbl>
+    <w:p>
+      <w:pPr>
+        <w:pStyle w:val="Heading1"/>
+        <w:pageBreakBefore/>
+        <w:spacing w:after="110" w:before="220"/>
+      </w:pPr>
+      <w:bookmarkStart w:name="bm52" w:id="52"/>
+      <w:r>
+        <w:rPr>
+          <w:rFonts w:ascii="Arial" w:cs="Arial" w:eastAsia="Arial" w:hAnsi="Arial"/>
+          <w:b/>
+          <w:bCs/>
+          <w:color w:val="1F3864"/>
+          <w:sz w:val="27"/>
+          <w:szCs w:val="27"/>
+        </w:rPr>
+        <w:t xml:space="preserve">12. Referencias</w:t>
+      </w:r>
+      <w:bookmarkEnd w:id="52"/>
+    </w:p>
+    <w:p>
+      <w:pPr>
+        <w:spacing w:after="110" w:line="262"/>
+        <w:jc w:val="both"/>
+      </w:pPr>
+      <w:r>
+        <w:rPr>
+          <w:rFonts w:ascii="Arial" w:cs="Arial" w:eastAsia="Arial" w:hAnsi="Arial"/>
+          <w:b/>
+          <w:bCs/>
+          <w:sz w:val="22"/>
+          <w:szCs w:val="22"/>
+        </w:rPr>
+        <w:t xml:space="preserve">[1] </w:t>
+      </w:r>
+      <w:r>
+        <w:rPr>
+          <w:rFonts w:ascii="Arial" w:cs="Arial" w:eastAsia="Arial" w:hAnsi="Arial"/>
+          <w:sz w:val="22"/>
+          <w:szCs w:val="22"/>
+        </w:rPr>
+        <w:t xml:space="preserve">Especificación de Requisitos de Software (IEEE 830) de INVENTRA. Documento del proyecto.</w:t>
+      </w:r>
+    </w:p>
+    <w:p>
+      <w:pPr>
+        <w:spacing w:after="110" w:line="262"/>
+        <w:jc w:val="both"/>
+      </w:pPr>
+      <w:r>
+        <w:rPr>
+          <w:rFonts w:ascii="Arial" w:cs="Arial" w:eastAsia="Arial" w:hAnsi="Arial"/>
+          <w:b/>
+          <w:bCs/>
+          <w:sz w:val="22"/>
+          <w:szCs w:val="22"/>
+        </w:rPr>
+        <w:t xml:space="preserve">[2] </w:t>
+      </w:r>
+      <w:r>
+        <w:rPr>
+          <w:rFonts w:ascii="Arial" w:cs="Arial" w:eastAsia="Arial" w:hAnsi="Arial"/>
+          <w:sz w:val="22"/>
+          <w:szCs w:val="22"/>
+        </w:rPr>
+        <w:t xml:space="preserve">Diseño de la base de datos: MER, modelo relacional y diccionario de datos de INVENTRA. Documento del proyecto.</w:t>
+      </w:r>
+    </w:p>
+    <w:p>
+      <w:pPr>
+        <w:spacing w:after="110" w:line="262"/>
+        <w:jc w:val="both"/>
+      </w:pPr>
+      <w:r>
+        <w:rPr>
+          <w:rFonts w:ascii="Arial" w:cs="Arial" w:eastAsia="Arial" w:hAnsi="Arial"/>
+          <w:b/>
+          <w:bCs/>
+          <w:sz w:val="22"/>
+          <w:szCs w:val="22"/>
+        </w:rPr>
+        <w:t xml:space="preserve">[3] </w:t>
+      </w:r>
+      <w:r>
+        <w:rPr>
+          <w:rFonts w:ascii="Arial" w:cs="Arial" w:eastAsia="Arial" w:hAnsi="Arial"/>
+          <w:sz w:val="22"/>
+          <w:szCs w:val="22"/>
+        </w:rPr>
+        <w:t xml:space="preserve">Object Management Group (OMG). Unified Modeling Language (UML), versión 2.x.</w:t>
+      </w:r>
+    </w:p>
+    <w:p>
+      <w:pPr>
+        <w:spacing w:after="110" w:line="262"/>
+        <w:jc w:val="both"/>
+      </w:pPr>
+      <w:r>
+        <w:rPr>
+          <w:rFonts w:ascii="Arial" w:cs="Arial" w:eastAsia="Arial" w:hAnsi="Arial"/>
+          <w:b/>
+          <w:bCs/>
+          <w:sz w:val="22"/>
+          <w:szCs w:val="22"/>
+        </w:rPr>
+        <w:t xml:space="preserve">[4] </w:t>
+      </w:r>
+      <w:r>
+        <w:rPr>
+          <w:rFonts w:ascii="Arial" w:cs="Arial" w:eastAsia="Arial" w:hAnsi="Arial"/>
+          <w:sz w:val="22"/>
+          <w:szCs w:val="22"/>
+        </w:rPr>
+        <w:t xml:space="preserve">IEEE. IEEE Std 830, Recommended Practice for Software Requirements Specifications.</w:t>
+      </w:r>
+    </w:p>
+    <w:p>
+      <w:pPr>
+        <w:spacing w:after="110" w:line="262"/>
+        <w:jc w:val="both"/>
+      </w:pPr>
+      <w:r>
+        <w:rPr>
+          <w:rFonts w:ascii="Arial" w:cs="Arial" w:eastAsia="Arial" w:hAnsi="Arial"/>
+          <w:b/>
+          <w:bCs/>
+          <w:sz w:val="22"/>
+          <w:szCs w:val="22"/>
+        </w:rPr>
+        <w:t xml:space="preserve">[5] </w:t>
+      </w:r>
+      <w:r>
+        <w:rPr>
+          <w:rFonts w:ascii="Arial" w:cs="Arial" w:eastAsia="Arial" w:hAnsi="Arial"/>
+          <w:sz w:val="22"/>
+          <w:szCs w:val="22"/>
+        </w:rPr>
+        <w:t xml:space="preserve">Evans, E. Domain-Driven Design: Tackling Complexity in the Heart of Software. Addison-Wesley.</w:t>
+      </w:r>
+    </w:p>
+    <w:p>
+      <w:pPr>
+        <w:spacing w:after="110" w:line="262"/>
+        <w:jc w:val="both"/>
+      </w:pPr>
+      <w:r>
+        <w:rPr>
+          <w:rFonts w:ascii="Arial" w:cs="Arial" w:eastAsia="Arial" w:hAnsi="Arial"/>
+          <w:b/>
+          <w:bCs/>
+          <w:sz w:val="22"/>
+          <w:szCs w:val="22"/>
+        </w:rPr>
+        <w:t xml:space="preserve">[6] </w:t>
+      </w:r>
+      <w:r>
+        <w:rPr>
+          <w:rFonts w:ascii="Arial" w:cs="Arial" w:eastAsia="Arial" w:hAnsi="Arial"/>
+          <w:sz w:val="22"/>
+          <w:szCs w:val="22"/>
+        </w:rPr>
+        <w:t xml:space="preserve">Martin, R. C. Clean Architecture: A Craftsman's Guide to Software Structure and Design. Prentice Hall.</w:t>
+      </w:r>
+    </w:p>
+    <w:p>
+      <w:pPr>
+        <w:spacing w:after="110" w:line="262"/>
+        <w:jc w:val="both"/>
+      </w:pPr>
+      <w:r>
+        <w:rPr>
+          <w:rFonts w:ascii="Arial" w:cs="Arial" w:eastAsia="Arial" w:hAnsi="Arial"/>
+          <w:b/>
+          <w:bCs/>
+          <w:sz w:val="22"/>
+          <w:szCs w:val="22"/>
+        </w:rPr>
+        <w:t xml:space="preserve">[7] </w:t>
+      </w:r>
+      <w:r>
+        <w:rPr>
+          <w:rFonts w:ascii="Arial" w:cs="Arial" w:eastAsia="Arial" w:hAnsi="Arial"/>
+          <w:sz w:val="22"/>
+          <w:szCs w:val="22"/>
+        </w:rPr>
+        <w:t xml:space="preserve">Dirección de Impuestos y Aduanas Nacionales (DIAN). Documentación técnica de facturación electrónica.</w:t>
+      </w:r>
+    </w:p>
     <w:sectPr>
       <w:footerReference w:type="default" r:id="rId7"/>
       <w:pgSz w:w="12240" w:h="15840" w:orient="portrait"/>

--- a/docs/diseno/INVENTRA_Analisis_Diseno_UML.docx
+++ b/docs/diseno/INVENTRA_Analisis_Diseno_UML.docx
@@ -300,7 +300,7 @@
                 <w:sz w:val="19"/>
                 <w:szCs w:val="19"/>
               </w:rPr>
-              <w:t xml:space="preserve">26/07/2026</w:t>
+              <w:t xml:space="preserve">09/09/2026</w:t>
             </w:r>
           </w:p>
         </w:tc>

--- a/docs/diseno/INVENTRA_Analisis_Diseno_UML.docx
+++ b/docs/diseno/INVENTRA_Analisis_Diseno_UML.docx
@@ -154,12 +154,6 @@
         <w:gridCol w:w="3260"/>
       </w:tblGrid>
       <w:tr>
-        <w:tblPrEx>
-          <w:tblCellMar>
-            <w:top w:w="0" w:type="dxa"/>
-            <w:bottom w:w="0" w:type="dxa"/>
-          </w:tblCellMar>
-        </w:tblPrEx>
         <w:trPr>
           <w:tblHeader/>
         </w:trPr>
@@ -273,12 +267,6 @@
         </w:tc>
       </w:tr>
       <w:tr>
-        <w:tblPrEx>
-          <w:tblCellMar>
-            <w:top w:w="0" w:type="dxa"/>
-            <w:bottom w:w="0" w:type="dxa"/>
-          </w:tblCellMar>
-        </w:tblPrEx>
         <w:tc>
           <w:tcPr>
             <w:tcW w:w="1500" w:type="dxa"/>
@@ -2754,7 +2742,10 @@
         <w:t xml:space="preserve">Arquitectura de referencia: </w:t>
       </w:r>
       <w:r>
-        <w:t>frontend en React, backend con API REST en Django y Django REST Framework, base de datos MySQL, e integraciones con la pasarela de pagos y el servicio de facturación electrónica de la DIAN.</w:t>
+        <w:t>frontend en React, backend con API REST en Django y Django REST Framework, base de datos MySQL, e integraciones con la pasarela de pagos y el servicio de facturación electrónica de la DIAN</w:t>
+      </w:r>
+      <w:r>
+        <w:t>.</w:t>
       </w:r>
     </w:p>
     <w:p>
@@ -2810,12 +2801,6 @@
         <w:gridCol w:w="4860"/>
       </w:tblGrid>
       <w:tr>
-        <w:tblPrEx>
-          <w:tblCellMar>
-            <w:top w:w="0" w:type="dxa"/>
-            <w:bottom w:w="0" w:type="dxa"/>
-          </w:tblCellMar>
-        </w:tblPrEx>
         <w:trPr>
           <w:tblHeader/>
         </w:trPr>
@@ -2902,12 +2887,6 @@
         </w:tc>
       </w:tr>
       <w:tr>
-        <w:tblPrEx>
-          <w:tblCellMar>
-            <w:top w:w="0" w:type="dxa"/>
-            <w:bottom w:w="0" w:type="dxa"/>
-          </w:tblCellMar>
-        </w:tblPrEx>
         <w:tc>
           <w:tcPr>
             <w:tcW w:w="2600" w:type="dxa"/>
@@ -2982,12 +2961,6 @@
         </w:tc>
       </w:tr>
       <w:tr>
-        <w:tblPrEx>
-          <w:tblCellMar>
-            <w:top w:w="0" w:type="dxa"/>
-            <w:bottom w:w="0" w:type="dxa"/>
-          </w:tblCellMar>
-        </w:tblPrEx>
         <w:tc>
           <w:tcPr>
             <w:tcW w:w="2600" w:type="dxa"/>
@@ -3062,12 +3035,80 @@
         </w:tc>
       </w:tr>
       <w:tr>
-        <w:tblPrEx>
-          <w:tblCellMar>
-            <w:top w:w="0" w:type="dxa"/>
-            <w:bottom w:w="0" w:type="dxa"/>
-          </w:tblCellMar>
-        </w:tblPrEx>
+        <w:tc>
+          <w:tcPr>
+            <w:tcW w:w="2600" w:type="dxa"/>
+            <w:shd w:val="clear" w:color="auto" w:fill="F2F2F2"/>
+            <w:tcMar>
+              <w:top w:w="40" w:type="dxa"/>
+              <w:left w:w="70" w:type="dxa"/>
+              <w:bottom w:w="40" w:type="dxa"/>
+              <w:right w:w="70" w:type="dxa"/>
+            </w:tcMar>
+          </w:tcPr>
+          <w:p>
+            <w:pPr>
+              <w:spacing w:line="236" w:lineRule="auto"/>
+            </w:pPr>
+            <w:r>
+              <w:rPr>
+                <w:sz w:val="19"/>
+                <w:szCs w:val="19"/>
+              </w:rPr>
+              <w:t>Visitante (negocio no registrado)</w:t>
+            </w:r>
+          </w:p>
+        </w:tc>
+        <w:tc>
+          <w:tcPr>
+            <w:tcW w:w="1900" w:type="dxa"/>
+            <w:shd w:val="clear" w:color="auto" w:fill="F2F2F2"/>
+            <w:tcMar>
+              <w:top w:w="40" w:type="dxa"/>
+              <w:left w:w="70" w:type="dxa"/>
+              <w:bottom w:w="40" w:type="dxa"/>
+              <w:right w:w="70" w:type="dxa"/>
+            </w:tcMar>
+          </w:tcPr>
+          <w:p>
+            <w:pPr>
+              <w:spacing w:line="236" w:lineRule="auto"/>
+            </w:pPr>
+            <w:r>
+              <w:rPr>
+                <w:sz w:val="19"/>
+                <w:szCs w:val="19"/>
+              </w:rPr>
+              <w:t>Principal</w:t>
+            </w:r>
+          </w:p>
+        </w:tc>
+        <w:tc>
+          <w:tcPr>
+            <w:tcW w:w="4860" w:type="dxa"/>
+            <w:shd w:val="clear" w:color="auto" w:fill="F2F2F2"/>
+            <w:tcMar>
+              <w:top w:w="40" w:type="dxa"/>
+              <w:left w:w="70" w:type="dxa"/>
+              <w:bottom w:w="40" w:type="dxa"/>
+              <w:right w:w="70" w:type="dxa"/>
+            </w:tcMar>
+          </w:tcPr>
+          <w:p>
+            <w:pPr>
+              <w:spacing w:line="236" w:lineRule="auto"/>
+            </w:pPr>
+            <w:r>
+              <w:rPr>
+                <w:sz w:val="19"/>
+                <w:szCs w:val="19"/>
+              </w:rPr>
+              <w:t>Registra su licorera desde la pantalla pública e inicia el período de prueba.</w:t>
+            </w:r>
+          </w:p>
+        </w:tc>
+      </w:tr>
+      <w:tr>
         <w:tc>
           <w:tcPr>
             <w:tcW w:w="2600" w:type="dxa"/>
@@ -3088,7 +3129,7 @@
                 <w:sz w:val="19"/>
                 <w:szCs w:val="19"/>
               </w:rPr>
-              <w:t>Superadministrador INVENTRA</w:t>
+              <w:t>Administrador INVENTRA</w:t>
             </w:r>
           </w:p>
         </w:tc>
@@ -3142,12 +3183,6 @@
         </w:tc>
       </w:tr>
       <w:tr>
-        <w:tblPrEx>
-          <w:tblCellMar>
-            <w:top w:w="0" w:type="dxa"/>
-            <w:bottom w:w="0" w:type="dxa"/>
-          </w:tblCellMar>
-        </w:tblPrEx>
         <w:tc>
           <w:tcPr>
             <w:tcW w:w="2600" w:type="dxa"/>
@@ -3222,12 +3257,6 @@
         </w:tc>
       </w:tr>
       <w:tr>
-        <w:tblPrEx>
-          <w:tblCellMar>
-            <w:top w:w="0" w:type="dxa"/>
-            <w:bottom w:w="0" w:type="dxa"/>
-          </w:tblCellMar>
-        </w:tblPrEx>
         <w:tc>
           <w:tcPr>
             <w:tcW w:w="2600" w:type="dxa"/>
@@ -3302,12 +3331,6 @@
         </w:tc>
       </w:tr>
       <w:tr>
-        <w:tblPrEx>
-          <w:tblCellMar>
-            <w:top w:w="0" w:type="dxa"/>
-            <w:bottom w:w="0" w:type="dxa"/>
-          </w:tblCellMar>
-        </w:tblPrEx>
         <w:tc>
           <w:tcPr>
             <w:tcW w:w="2600" w:type="dxa"/>
@@ -5093,12 +5116,6 @@
         <w:gridCol w:w="2300"/>
       </w:tblGrid>
       <w:tr>
-        <w:tblPrEx>
-          <w:tblCellMar>
-            <w:top w:w="0" w:type="dxa"/>
-            <w:bottom w:w="0" w:type="dxa"/>
-          </w:tblCellMar>
-        </w:tblPrEx>
         <w:trPr>
           <w:tblHeader/>
         </w:trPr>
@@ -5185,12 +5202,6 @@
         </w:tc>
       </w:tr>
       <w:tr>
-        <w:tblPrEx>
-          <w:tblCellMar>
-            <w:top w:w="0" w:type="dxa"/>
-            <w:bottom w:w="0" w:type="dxa"/>
-          </w:tblCellMar>
-        </w:tblPrEx>
         <w:tc>
           <w:tcPr>
             <w:tcW w:w="1300" w:type="dxa"/>
@@ -5267,12 +5278,6 @@
         </w:tc>
       </w:tr>
       <w:tr>
-        <w:tblPrEx>
-          <w:tblCellMar>
-            <w:top w:w="0" w:type="dxa"/>
-            <w:bottom w:w="0" w:type="dxa"/>
-          </w:tblCellMar>
-        </w:tblPrEx>
         <w:tc>
           <w:tcPr>
             <w:tcW w:w="1300" w:type="dxa"/>
@@ -5349,12 +5354,6 @@
         </w:tc>
       </w:tr>
       <w:tr>
-        <w:tblPrEx>
-          <w:tblCellMar>
-            <w:top w:w="0" w:type="dxa"/>
-            <w:bottom w:w="0" w:type="dxa"/>
-          </w:tblCellMar>
-        </w:tblPrEx>
         <w:tc>
           <w:tcPr>
             <w:tcW w:w="1300" w:type="dxa"/>
@@ -5431,12 +5430,6 @@
         </w:tc>
       </w:tr>
       <w:tr>
-        <w:tblPrEx>
-          <w:tblCellMar>
-            <w:top w:w="0" w:type="dxa"/>
-            <w:bottom w:w="0" w:type="dxa"/>
-          </w:tblCellMar>
-        </w:tblPrEx>
         <w:tc>
           <w:tcPr>
             <w:tcW w:w="1300" w:type="dxa"/>
@@ -5513,12 +5506,6 @@
         </w:tc>
       </w:tr>
       <w:tr>
-        <w:tblPrEx>
-          <w:tblCellMar>
-            <w:top w:w="0" w:type="dxa"/>
-            <w:bottom w:w="0" w:type="dxa"/>
-          </w:tblCellMar>
-        </w:tblPrEx>
         <w:tc>
           <w:tcPr>
             <w:tcW w:w="1300" w:type="dxa"/>
@@ -5595,12 +5582,6 @@
         </w:tc>
       </w:tr>
       <w:tr>
-        <w:tblPrEx>
-          <w:tblCellMar>
-            <w:top w:w="0" w:type="dxa"/>
-            <w:bottom w:w="0" w:type="dxa"/>
-          </w:tblCellMar>
-        </w:tblPrEx>
         <w:tc>
           <w:tcPr>
             <w:tcW w:w="1300" w:type="dxa"/>
@@ -5677,12 +5658,6 @@
         </w:tc>
       </w:tr>
       <w:tr>
-        <w:tblPrEx>
-          <w:tblCellMar>
-            <w:top w:w="0" w:type="dxa"/>
-            <w:bottom w:w="0" w:type="dxa"/>
-          </w:tblCellMar>
-        </w:tblPrEx>
         <w:tc>
           <w:tcPr>
             <w:tcW w:w="1300" w:type="dxa"/>
@@ -5759,12 +5734,6 @@
         </w:tc>
       </w:tr>
       <w:tr>
-        <w:tblPrEx>
-          <w:tblCellMar>
-            <w:top w:w="0" w:type="dxa"/>
-            <w:bottom w:w="0" w:type="dxa"/>
-          </w:tblCellMar>
-        </w:tblPrEx>
         <w:tc>
           <w:tcPr>
             <w:tcW w:w="1300" w:type="dxa"/>
@@ -5841,12 +5810,6 @@
         </w:tc>
       </w:tr>
       <w:tr>
-        <w:tblPrEx>
-          <w:tblCellMar>
-            <w:top w:w="0" w:type="dxa"/>
-            <w:bottom w:w="0" w:type="dxa"/>
-          </w:tblCellMar>
-        </w:tblPrEx>
         <w:tc>
           <w:tcPr>
             <w:tcW w:w="1300" w:type="dxa"/>
@@ -5923,12 +5886,6 @@
         </w:tc>
       </w:tr>
       <w:tr>
-        <w:tblPrEx>
-          <w:tblCellMar>
-            <w:top w:w="0" w:type="dxa"/>
-            <w:bottom w:w="0" w:type="dxa"/>
-          </w:tblCellMar>
-        </w:tblPrEx>
         <w:tc>
           <w:tcPr>
             <w:tcW w:w="1300" w:type="dxa"/>
@@ -6005,12 +5962,6 @@
         </w:tc>
       </w:tr>
       <w:tr>
-        <w:tblPrEx>
-          <w:tblCellMar>
-            <w:top w:w="0" w:type="dxa"/>
-            <w:bottom w:w="0" w:type="dxa"/>
-          </w:tblCellMar>
-        </w:tblPrEx>
         <w:tc>
           <w:tcPr>
             <w:tcW w:w="1300" w:type="dxa"/>
@@ -6087,12 +6038,6 @@
         </w:tc>
       </w:tr>
       <w:tr>
-        <w:tblPrEx>
-          <w:tblCellMar>
-            <w:top w:w="0" w:type="dxa"/>
-            <w:bottom w:w="0" w:type="dxa"/>
-          </w:tblCellMar>
-        </w:tblPrEx>
         <w:tc>
           <w:tcPr>
             <w:tcW w:w="1300" w:type="dxa"/>
@@ -6169,12 +6114,6 @@
         </w:tc>
       </w:tr>
       <w:tr>
-        <w:tblPrEx>
-          <w:tblCellMar>
-            <w:top w:w="0" w:type="dxa"/>
-            <w:bottom w:w="0" w:type="dxa"/>
-          </w:tblCellMar>
-        </w:tblPrEx>
         <w:tc>
           <w:tcPr>
             <w:tcW w:w="1300" w:type="dxa"/>
@@ -6251,12 +6190,6 @@
         </w:tc>
       </w:tr>
       <w:tr>
-        <w:tblPrEx>
-          <w:tblCellMar>
-            <w:top w:w="0" w:type="dxa"/>
-            <w:bottom w:w="0" w:type="dxa"/>
-          </w:tblCellMar>
-        </w:tblPrEx>
         <w:tc>
           <w:tcPr>
             <w:tcW w:w="1300" w:type="dxa"/>
@@ -6333,12 +6266,6 @@
         </w:tc>
       </w:tr>
       <w:tr>
-        <w:tblPrEx>
-          <w:tblCellMar>
-            <w:top w:w="0" w:type="dxa"/>
-            <w:bottom w:w="0" w:type="dxa"/>
-          </w:tblCellMar>
-        </w:tblPrEx>
         <w:tc>
           <w:tcPr>
             <w:tcW w:w="1300" w:type="dxa"/>
@@ -6415,12 +6342,6 @@
         </w:tc>
       </w:tr>
       <w:tr>
-        <w:tblPrEx>
-          <w:tblCellMar>
-            <w:top w:w="0" w:type="dxa"/>
-            <w:bottom w:w="0" w:type="dxa"/>
-          </w:tblCellMar>
-        </w:tblPrEx>
         <w:tc>
           <w:tcPr>
             <w:tcW w:w="1300" w:type="dxa"/>
@@ -6497,12 +6418,6 @@
         </w:tc>
       </w:tr>
       <w:tr>
-        <w:tblPrEx>
-          <w:tblCellMar>
-            <w:top w:w="0" w:type="dxa"/>
-            <w:bottom w:w="0" w:type="dxa"/>
-          </w:tblCellMar>
-        </w:tblPrEx>
         <w:tc>
           <w:tcPr>
             <w:tcW w:w="1300" w:type="dxa"/>
@@ -6579,12 +6494,6 @@
         </w:tc>
       </w:tr>
       <w:tr>
-        <w:tblPrEx>
-          <w:tblCellMar>
-            <w:top w:w="0" w:type="dxa"/>
-            <w:bottom w:w="0" w:type="dxa"/>
-          </w:tblCellMar>
-        </w:tblPrEx>
         <w:tc>
           <w:tcPr>
             <w:tcW w:w="1300" w:type="dxa"/>
@@ -6661,12 +6570,6 @@
         </w:tc>
       </w:tr>
       <w:tr>
-        <w:tblPrEx>
-          <w:tblCellMar>
-            <w:top w:w="0" w:type="dxa"/>
-            <w:bottom w:w="0" w:type="dxa"/>
-          </w:tblCellMar>
-        </w:tblPrEx>
         <w:tc>
           <w:tcPr>
             <w:tcW w:w="1300" w:type="dxa"/>
@@ -6743,12 +6646,6 @@
         </w:tc>
       </w:tr>
       <w:tr>
-        <w:tblPrEx>
-          <w:tblCellMar>
-            <w:top w:w="0" w:type="dxa"/>
-            <w:bottom w:w="0" w:type="dxa"/>
-          </w:tblCellMar>
-        </w:tblPrEx>
         <w:tc>
           <w:tcPr>
             <w:tcW w:w="1300" w:type="dxa"/>
@@ -6825,12 +6722,6 @@
         </w:tc>
       </w:tr>
       <w:tr>
-        <w:tblPrEx>
-          <w:tblCellMar>
-            <w:top w:w="0" w:type="dxa"/>
-            <w:bottom w:w="0" w:type="dxa"/>
-          </w:tblCellMar>
-        </w:tblPrEx>
         <w:tc>
           <w:tcPr>
             <w:tcW w:w="1300" w:type="dxa"/>
@@ -6907,12 +6798,6 @@
         </w:tc>
       </w:tr>
       <w:tr>
-        <w:tblPrEx>
-          <w:tblCellMar>
-            <w:top w:w="0" w:type="dxa"/>
-            <w:bottom w:w="0" w:type="dxa"/>
-          </w:tblCellMar>
-        </w:tblPrEx>
         <w:tc>
           <w:tcPr>
             <w:tcW w:w="1300" w:type="dxa"/>
@@ -6989,12 +6874,6 @@
         </w:tc>
       </w:tr>
       <w:tr>
-        <w:tblPrEx>
-          <w:tblCellMar>
-            <w:top w:w="0" w:type="dxa"/>
-            <w:bottom w:w="0" w:type="dxa"/>
-          </w:tblCellMar>
-        </w:tblPrEx>
         <w:tc>
           <w:tcPr>
             <w:tcW w:w="1300" w:type="dxa"/>
@@ -7071,12 +6950,6 @@
         </w:tc>
       </w:tr>
       <w:tr>
-        <w:tblPrEx>
-          <w:tblCellMar>
-            <w:top w:w="0" w:type="dxa"/>
-            <w:bottom w:w="0" w:type="dxa"/>
-          </w:tblCellMar>
-        </w:tblPrEx>
         <w:tc>
           <w:tcPr>
             <w:tcW w:w="1300" w:type="dxa"/>
@@ -7153,12 +7026,6 @@
         </w:tc>
       </w:tr>
       <w:tr>
-        <w:tblPrEx>
-          <w:tblCellMar>
-            <w:top w:w="0" w:type="dxa"/>
-            <w:bottom w:w="0" w:type="dxa"/>
-          </w:tblCellMar>
-        </w:tblPrEx>
         <w:tc>
           <w:tcPr>
             <w:tcW w:w="1300" w:type="dxa"/>
@@ -7235,12 +7102,6 @@
         </w:tc>
       </w:tr>
       <w:tr>
-        <w:tblPrEx>
-          <w:tblCellMar>
-            <w:top w:w="0" w:type="dxa"/>
-            <w:bottom w:w="0" w:type="dxa"/>
-          </w:tblCellMar>
-        </w:tblPrEx>
         <w:tc>
           <w:tcPr>
             <w:tcW w:w="1300" w:type="dxa"/>
@@ -7317,12 +7178,6 @@
         </w:tc>
       </w:tr>
       <w:tr>
-        <w:tblPrEx>
-          <w:tblCellMar>
-            <w:top w:w="0" w:type="dxa"/>
-            <w:bottom w:w="0" w:type="dxa"/>
-          </w:tblCellMar>
-        </w:tblPrEx>
         <w:tc>
           <w:tcPr>
             <w:tcW w:w="1300" w:type="dxa"/>
@@ -7399,12 +7254,6 @@
         </w:tc>
       </w:tr>
       <w:tr>
-        <w:tblPrEx>
-          <w:tblCellMar>
-            <w:top w:w="0" w:type="dxa"/>
-            <w:bottom w:w="0" w:type="dxa"/>
-          </w:tblCellMar>
-        </w:tblPrEx>
         <w:tc>
           <w:tcPr>
             <w:tcW w:w="1300" w:type="dxa"/>
@@ -7481,12 +7330,6 @@
         </w:tc>
       </w:tr>
       <w:tr>
-        <w:tblPrEx>
-          <w:tblCellMar>
-            <w:top w:w="0" w:type="dxa"/>
-            <w:bottom w:w="0" w:type="dxa"/>
-          </w:tblCellMar>
-        </w:tblPrEx>
         <w:tc>
           <w:tcPr>
             <w:tcW w:w="1300" w:type="dxa"/>
@@ -7563,12 +7406,6 @@
         </w:tc>
       </w:tr>
       <w:tr>
-        <w:tblPrEx>
-          <w:tblCellMar>
-            <w:top w:w="0" w:type="dxa"/>
-            <w:bottom w:w="0" w:type="dxa"/>
-          </w:tblCellMar>
-        </w:tblPrEx>
         <w:tc>
           <w:tcPr>
             <w:tcW w:w="1300" w:type="dxa"/>
@@ -7645,12 +7482,6 @@
         </w:tc>
       </w:tr>
       <w:tr>
-        <w:tblPrEx>
-          <w:tblCellMar>
-            <w:top w:w="0" w:type="dxa"/>
-            <w:bottom w:w="0" w:type="dxa"/>
-          </w:tblCellMar>
-        </w:tblPrEx>
         <w:tc>
           <w:tcPr>
             <w:tcW w:w="1300" w:type="dxa"/>
@@ -7727,12 +7558,6 @@
         </w:tc>
       </w:tr>
       <w:tr>
-        <w:tblPrEx>
-          <w:tblCellMar>
-            <w:top w:w="0" w:type="dxa"/>
-            <w:bottom w:w="0" w:type="dxa"/>
-          </w:tblCellMar>
-        </w:tblPrEx>
         <w:tc>
           <w:tcPr>
             <w:tcW w:w="1300" w:type="dxa"/>
@@ -7809,12 +7634,6 @@
         </w:tc>
       </w:tr>
       <w:tr>
-        <w:tblPrEx>
-          <w:tblCellMar>
-            <w:top w:w="0" w:type="dxa"/>
-            <w:bottom w:w="0" w:type="dxa"/>
-          </w:tblCellMar>
-        </w:tblPrEx>
         <w:tc>
           <w:tcPr>
             <w:tcW w:w="1300" w:type="dxa"/>
@@ -7891,12 +7710,6 @@
         </w:tc>
       </w:tr>
       <w:tr>
-        <w:tblPrEx>
-          <w:tblCellMar>
-            <w:top w:w="0" w:type="dxa"/>
-            <w:bottom w:w="0" w:type="dxa"/>
-          </w:tblCellMar>
-        </w:tblPrEx>
         <w:tc>
           <w:tcPr>
             <w:tcW w:w="1300" w:type="dxa"/>
@@ -7973,12 +7786,6 @@
         </w:tc>
       </w:tr>
       <w:tr>
-        <w:tblPrEx>
-          <w:tblCellMar>
-            <w:top w:w="0" w:type="dxa"/>
-            <w:bottom w:w="0" w:type="dxa"/>
-          </w:tblCellMar>
-        </w:tblPrEx>
         <w:tc>
           <w:tcPr>
             <w:tcW w:w="1300" w:type="dxa"/>
@@ -8055,12 +7862,6 @@
         </w:tc>
       </w:tr>
       <w:tr>
-        <w:tblPrEx>
-          <w:tblCellMar>
-            <w:top w:w="0" w:type="dxa"/>
-            <w:bottom w:w="0" w:type="dxa"/>
-          </w:tblCellMar>
-        </w:tblPrEx>
         <w:tc>
           <w:tcPr>
             <w:tcW w:w="1300" w:type="dxa"/>
@@ -8137,12 +7938,6 @@
         </w:tc>
       </w:tr>
       <w:tr>
-        <w:tblPrEx>
-          <w:tblCellMar>
-            <w:top w:w="0" w:type="dxa"/>
-            <w:bottom w:w="0" w:type="dxa"/>
-          </w:tblCellMar>
-        </w:tblPrEx>
         <w:tc>
           <w:tcPr>
             <w:tcW w:w="1300" w:type="dxa"/>
@@ -8219,12 +8014,6 @@
         </w:tc>
       </w:tr>
       <w:tr>
-        <w:tblPrEx>
-          <w:tblCellMar>
-            <w:top w:w="0" w:type="dxa"/>
-            <w:bottom w:w="0" w:type="dxa"/>
-          </w:tblCellMar>
-        </w:tblPrEx>
         <w:tc>
           <w:tcPr>
             <w:tcW w:w="1300" w:type="dxa"/>
@@ -8301,12 +8090,6 @@
         </w:tc>
       </w:tr>
       <w:tr>
-        <w:tblPrEx>
-          <w:tblCellMar>
-            <w:top w:w="0" w:type="dxa"/>
-            <w:bottom w:w="0" w:type="dxa"/>
-          </w:tblCellMar>
-        </w:tblPrEx>
         <w:tc>
           <w:tcPr>
             <w:tcW w:w="1300" w:type="dxa"/>
@@ -8383,12 +8166,6 @@
         </w:tc>
       </w:tr>
       <w:tr>
-        <w:tblPrEx>
-          <w:tblCellMar>
-            <w:top w:w="0" w:type="dxa"/>
-            <w:bottom w:w="0" w:type="dxa"/>
-          </w:tblCellMar>
-        </w:tblPrEx>
         <w:tc>
           <w:tcPr>
             <w:tcW w:w="1300" w:type="dxa"/>
@@ -8466,12 +8243,6 @@
         </w:tc>
       </w:tr>
       <w:tr>
-        <w:tblPrEx>
-          <w:tblCellMar>
-            <w:top w:w="0" w:type="dxa"/>
-            <w:bottom w:w="0" w:type="dxa"/>
-          </w:tblCellMar>
-        </w:tblPrEx>
         <w:tc>
           <w:tcPr>
             <w:tcW w:w="1300" w:type="dxa"/>
@@ -8548,12 +8319,6 @@
         </w:tc>
       </w:tr>
       <w:tr>
-        <w:tblPrEx>
-          <w:tblCellMar>
-            <w:top w:w="0" w:type="dxa"/>
-            <w:bottom w:w="0" w:type="dxa"/>
-          </w:tblCellMar>
-        </w:tblPrEx>
         <w:tc>
           <w:tcPr>
             <w:tcW w:w="1300" w:type="dxa"/>
@@ -8630,12 +8395,6 @@
         </w:tc>
       </w:tr>
       <w:tr>
-        <w:tblPrEx>
-          <w:tblCellMar>
-            <w:top w:w="0" w:type="dxa"/>
-            <w:bottom w:w="0" w:type="dxa"/>
-          </w:tblCellMar>
-        </w:tblPrEx>
         <w:tc>
           <w:tcPr>
             <w:tcW w:w="1300" w:type="dxa"/>
@@ -8712,12 +8471,6 @@
         </w:tc>
       </w:tr>
       <w:tr>
-        <w:tblPrEx>
-          <w:tblCellMar>
-            <w:top w:w="0" w:type="dxa"/>
-            <w:bottom w:w="0" w:type="dxa"/>
-          </w:tblCellMar>
-        </w:tblPrEx>
         <w:tc>
           <w:tcPr>
             <w:tcW w:w="1300" w:type="dxa"/>
@@ -8794,12 +8547,6 @@
         </w:tc>
       </w:tr>
       <w:tr>
-        <w:tblPrEx>
-          <w:tblCellMar>
-            <w:top w:w="0" w:type="dxa"/>
-            <w:bottom w:w="0" w:type="dxa"/>
-          </w:tblCellMar>
-        </w:tblPrEx>
         <w:tc>
           <w:tcPr>
             <w:tcW w:w="1300" w:type="dxa"/>
@@ -8876,12 +8623,6 @@
         </w:tc>
       </w:tr>
       <w:tr>
-        <w:tblPrEx>
-          <w:tblCellMar>
-            <w:top w:w="0" w:type="dxa"/>
-            <w:bottom w:w="0" w:type="dxa"/>
-          </w:tblCellMar>
-        </w:tblPrEx>
         <w:tc>
           <w:tcPr>
             <w:tcW w:w="1300" w:type="dxa"/>
@@ -8958,12 +8699,6 @@
         </w:tc>
       </w:tr>
       <w:tr>
-        <w:tblPrEx>
-          <w:tblCellMar>
-            <w:top w:w="0" w:type="dxa"/>
-            <w:bottom w:w="0" w:type="dxa"/>
-          </w:tblCellMar>
-        </w:tblPrEx>
         <w:tc>
           <w:tcPr>
             <w:tcW w:w="1300" w:type="dxa"/>
@@ -9040,12 +8775,6 @@
         </w:tc>
       </w:tr>
       <w:tr>
-        <w:tblPrEx>
-          <w:tblCellMar>
-            <w:top w:w="0" w:type="dxa"/>
-            <w:bottom w:w="0" w:type="dxa"/>
-          </w:tblCellMar>
-        </w:tblPrEx>
         <w:tc>
           <w:tcPr>
             <w:tcW w:w="1300" w:type="dxa"/>
@@ -9208,12 +8937,6 @@
         <w:gridCol w:w="7060"/>
       </w:tblGrid>
       <w:tr>
-        <w:tblPrEx>
-          <w:tblCellMar>
-            <w:top w:w="0" w:type="dxa"/>
-            <w:bottom w:w="0" w:type="dxa"/>
-          </w:tblCellMar>
-        </w:tblPrEx>
         <w:tc>
           <w:tcPr>
             <w:tcW w:w="9360" w:type="dxa"/>
@@ -9244,12 +8967,6 @@
         </w:tc>
       </w:tr>
       <w:tr>
-        <w:tblPrEx>
-          <w:tblCellMar>
-            <w:top w:w="0" w:type="dxa"/>
-            <w:bottom w:w="0" w:type="dxa"/>
-          </w:tblCellMar>
-        </w:tblPrEx>
         <w:tc>
           <w:tcPr>
             <w:tcW w:w="2300" w:type="dxa"/>
@@ -9301,12 +9018,6 @@
         </w:tc>
       </w:tr>
       <w:tr>
-        <w:tblPrEx>
-          <w:tblCellMar>
-            <w:top w:w="0" w:type="dxa"/>
-            <w:bottom w:w="0" w:type="dxa"/>
-          </w:tblCellMar>
-        </w:tblPrEx>
         <w:tc>
           <w:tcPr>
             <w:tcW w:w="2300" w:type="dxa"/>
@@ -9358,12 +9069,6 @@
         </w:tc>
       </w:tr>
       <w:tr>
-        <w:tblPrEx>
-          <w:tblCellMar>
-            <w:top w:w="0" w:type="dxa"/>
-            <w:bottom w:w="0" w:type="dxa"/>
-          </w:tblCellMar>
-        </w:tblPrEx>
         <w:tc>
           <w:tcPr>
             <w:tcW w:w="2300" w:type="dxa"/>
@@ -9415,12 +9120,6 @@
         </w:tc>
       </w:tr>
       <w:tr>
-        <w:tblPrEx>
-          <w:tblCellMar>
-            <w:top w:w="0" w:type="dxa"/>
-            <w:bottom w:w="0" w:type="dxa"/>
-          </w:tblCellMar>
-        </w:tblPrEx>
         <w:tc>
           <w:tcPr>
             <w:tcW w:w="2300" w:type="dxa"/>
@@ -9472,12 +9171,6 @@
         </w:tc>
       </w:tr>
       <w:tr>
-        <w:tblPrEx>
-          <w:tblCellMar>
-            <w:top w:w="0" w:type="dxa"/>
-            <w:bottom w:w="0" w:type="dxa"/>
-          </w:tblCellMar>
-        </w:tblPrEx>
         <w:tc>
           <w:tcPr>
             <w:tcW w:w="2300" w:type="dxa"/>
@@ -9577,12 +9270,6 @@
         </w:tc>
       </w:tr>
       <w:tr>
-        <w:tblPrEx>
-          <w:tblCellMar>
-            <w:top w:w="0" w:type="dxa"/>
-            <w:bottom w:w="0" w:type="dxa"/>
-          </w:tblCellMar>
-        </w:tblPrEx>
         <w:tc>
           <w:tcPr>
             <w:tcW w:w="2300" w:type="dxa"/>
@@ -9634,12 +9321,6 @@
         </w:tc>
       </w:tr>
       <w:tr>
-        <w:tblPrEx>
-          <w:tblCellMar>
-            <w:top w:w="0" w:type="dxa"/>
-            <w:bottom w:w="0" w:type="dxa"/>
-          </w:tblCellMar>
-        </w:tblPrEx>
         <w:tc>
           <w:tcPr>
             <w:tcW w:w="2300" w:type="dxa"/>
@@ -9691,12 +9372,6 @@
         </w:tc>
       </w:tr>
       <w:tr>
-        <w:tblPrEx>
-          <w:tblCellMar>
-            <w:top w:w="0" w:type="dxa"/>
-            <w:bottom w:w="0" w:type="dxa"/>
-          </w:tblCellMar>
-        </w:tblPrEx>
         <w:tc>
           <w:tcPr>
             <w:tcW w:w="2300" w:type="dxa"/>
@@ -9742,18 +9417,12 @@
                 <w:sz w:val="19"/>
                 <w:szCs w:val="19"/>
               </w:rPr>
-              <w:t>Correo con formato válido y único por licorera; rol dentro de los permitidos; el número de usuarios no supera el límite del plan contratado.</w:t>
-            </w:r>
-          </w:p>
-        </w:tc>
-      </w:tr>
-      <w:tr>
-        <w:tblPrEx>
-          <w:tblCellMar>
-            <w:top w:w="0" w:type="dxa"/>
-            <w:bottom w:w="0" w:type="dxa"/>
-          </w:tblCellMar>
-        </w:tblPrEx>
+              <w:t>Correo con formato válido y único en toda la plataforma; rol dentro de los permitidos; el número de usuarios no supera el límite del plan contratado.</w:t>
+            </w:r>
+          </w:p>
+        </w:tc>
+      </w:tr>
+      <w:tr>
         <w:tc>
           <w:tcPr>
             <w:tcW w:w="2300" w:type="dxa"/>
@@ -9805,12 +9474,6 @@
         </w:tc>
       </w:tr>
       <w:tr>
-        <w:tblPrEx>
-          <w:tblCellMar>
-            <w:top w:w="0" w:type="dxa"/>
-            <w:bottom w:w="0" w:type="dxa"/>
-          </w:tblCellMar>
-        </w:tblPrEx>
         <w:tc>
           <w:tcPr>
             <w:tcW w:w="2300" w:type="dxa"/>
@@ -9890,12 +9553,6 @@
         <w:gridCol w:w="7060"/>
       </w:tblGrid>
       <w:tr>
-        <w:tblPrEx>
-          <w:tblCellMar>
-            <w:top w:w="0" w:type="dxa"/>
-            <w:bottom w:w="0" w:type="dxa"/>
-          </w:tblCellMar>
-        </w:tblPrEx>
         <w:tc>
           <w:tcPr>
             <w:tcW w:w="9360" w:type="dxa"/>
@@ -9926,12 +9583,6 @@
         </w:tc>
       </w:tr>
       <w:tr>
-        <w:tblPrEx>
-          <w:tblCellMar>
-            <w:top w:w="0" w:type="dxa"/>
-            <w:bottom w:w="0" w:type="dxa"/>
-          </w:tblCellMar>
-        </w:tblPrEx>
         <w:tc>
           <w:tcPr>
             <w:tcW w:w="2300" w:type="dxa"/>
@@ -9983,12 +9634,6 @@
         </w:tc>
       </w:tr>
       <w:tr>
-        <w:tblPrEx>
-          <w:tblCellMar>
-            <w:top w:w="0" w:type="dxa"/>
-            <w:bottom w:w="0" w:type="dxa"/>
-          </w:tblCellMar>
-        </w:tblPrEx>
         <w:tc>
           <w:tcPr>
             <w:tcW w:w="2300" w:type="dxa"/>
@@ -10040,12 +9685,6 @@
         </w:tc>
       </w:tr>
       <w:tr>
-        <w:tblPrEx>
-          <w:tblCellMar>
-            <w:top w:w="0" w:type="dxa"/>
-            <w:bottom w:w="0" w:type="dxa"/>
-          </w:tblCellMar>
-        </w:tblPrEx>
         <w:tc>
           <w:tcPr>
             <w:tcW w:w="2300" w:type="dxa"/>
@@ -10097,12 +9736,6 @@
         </w:tc>
       </w:tr>
       <w:tr>
-        <w:tblPrEx>
-          <w:tblCellMar>
-            <w:top w:w="0" w:type="dxa"/>
-            <w:bottom w:w="0" w:type="dxa"/>
-          </w:tblCellMar>
-        </w:tblPrEx>
         <w:tc>
           <w:tcPr>
             <w:tcW w:w="2300" w:type="dxa"/>
@@ -10154,12 +9787,6 @@
         </w:tc>
       </w:tr>
       <w:tr>
-        <w:tblPrEx>
-          <w:tblCellMar>
-            <w:top w:w="0" w:type="dxa"/>
-            <w:bottom w:w="0" w:type="dxa"/>
-          </w:tblCellMar>
-        </w:tblPrEx>
         <w:tc>
           <w:tcPr>
             <w:tcW w:w="2300" w:type="dxa"/>
@@ -10259,12 +9886,6 @@
         </w:tc>
       </w:tr>
       <w:tr>
-        <w:tblPrEx>
-          <w:tblCellMar>
-            <w:top w:w="0" w:type="dxa"/>
-            <w:bottom w:w="0" w:type="dxa"/>
-          </w:tblCellMar>
-        </w:tblPrEx>
         <w:tc>
           <w:tcPr>
             <w:tcW w:w="2300" w:type="dxa"/>
@@ -10328,12 +9949,6 @@
         </w:tc>
       </w:tr>
       <w:tr>
-        <w:tblPrEx>
-          <w:tblCellMar>
-            <w:top w:w="0" w:type="dxa"/>
-            <w:bottom w:w="0" w:type="dxa"/>
-          </w:tblCellMar>
-        </w:tblPrEx>
         <w:tc>
           <w:tcPr>
             <w:tcW w:w="2300" w:type="dxa"/>
@@ -10397,12 +10012,6 @@
         </w:tc>
       </w:tr>
       <w:tr>
-        <w:tblPrEx>
-          <w:tblCellMar>
-            <w:top w:w="0" w:type="dxa"/>
-            <w:bottom w:w="0" w:type="dxa"/>
-          </w:tblCellMar>
-        </w:tblPrEx>
         <w:tc>
           <w:tcPr>
             <w:tcW w:w="2300" w:type="dxa"/>
@@ -10454,12 +10063,6 @@
         </w:tc>
       </w:tr>
       <w:tr>
-        <w:tblPrEx>
-          <w:tblCellMar>
-            <w:top w:w="0" w:type="dxa"/>
-            <w:bottom w:w="0" w:type="dxa"/>
-          </w:tblCellMar>
-        </w:tblPrEx>
         <w:tc>
           <w:tcPr>
             <w:tcW w:w="2300" w:type="dxa"/>
@@ -10511,12 +10114,6 @@
         </w:tc>
       </w:tr>
       <w:tr>
-        <w:tblPrEx>
-          <w:tblCellMar>
-            <w:top w:w="0" w:type="dxa"/>
-            <w:bottom w:w="0" w:type="dxa"/>
-          </w:tblCellMar>
-        </w:tblPrEx>
         <w:tc>
           <w:tcPr>
             <w:tcW w:w="2300" w:type="dxa"/>
@@ -10596,12 +10193,6 @@
         <w:gridCol w:w="7060"/>
       </w:tblGrid>
       <w:tr>
-        <w:tblPrEx>
-          <w:tblCellMar>
-            <w:top w:w="0" w:type="dxa"/>
-            <w:bottom w:w="0" w:type="dxa"/>
-          </w:tblCellMar>
-        </w:tblPrEx>
         <w:tc>
           <w:tcPr>
             <w:tcW w:w="9360" w:type="dxa"/>
@@ -10632,12 +10223,6 @@
         </w:tc>
       </w:tr>
       <w:tr>
-        <w:tblPrEx>
-          <w:tblCellMar>
-            <w:top w:w="0" w:type="dxa"/>
-            <w:bottom w:w="0" w:type="dxa"/>
-          </w:tblCellMar>
-        </w:tblPrEx>
         <w:tc>
           <w:tcPr>
             <w:tcW w:w="2300" w:type="dxa"/>
@@ -10689,12 +10274,6 @@
         </w:tc>
       </w:tr>
       <w:tr>
-        <w:tblPrEx>
-          <w:tblCellMar>
-            <w:top w:w="0" w:type="dxa"/>
-            <w:bottom w:w="0" w:type="dxa"/>
-          </w:tblCellMar>
-        </w:tblPrEx>
         <w:tc>
           <w:tcPr>
             <w:tcW w:w="2300" w:type="dxa"/>
@@ -10746,12 +10325,6 @@
         </w:tc>
       </w:tr>
       <w:tr>
-        <w:tblPrEx>
-          <w:tblCellMar>
-            <w:top w:w="0" w:type="dxa"/>
-            <w:bottom w:w="0" w:type="dxa"/>
-          </w:tblCellMar>
-        </w:tblPrEx>
         <w:tc>
           <w:tcPr>
             <w:tcW w:w="2300" w:type="dxa"/>
@@ -10803,12 +10376,6 @@
         </w:tc>
       </w:tr>
       <w:tr>
-        <w:tblPrEx>
-          <w:tblCellMar>
-            <w:top w:w="0" w:type="dxa"/>
-            <w:bottom w:w="0" w:type="dxa"/>
-          </w:tblCellMar>
-        </w:tblPrEx>
         <w:tc>
           <w:tcPr>
             <w:tcW w:w="2300" w:type="dxa"/>
@@ -10860,12 +10427,6 @@
         </w:tc>
       </w:tr>
       <w:tr>
-        <w:tblPrEx>
-          <w:tblCellMar>
-            <w:top w:w="0" w:type="dxa"/>
-            <w:bottom w:w="0" w:type="dxa"/>
-          </w:tblCellMar>
-        </w:tblPrEx>
         <w:tc>
           <w:tcPr>
             <w:tcW w:w="2300" w:type="dxa"/>
@@ -10941,12 +10502,6 @@
         </w:tc>
       </w:tr>
       <w:tr>
-        <w:tblPrEx>
-          <w:tblCellMar>
-            <w:top w:w="0" w:type="dxa"/>
-            <w:bottom w:w="0" w:type="dxa"/>
-          </w:tblCellMar>
-        </w:tblPrEx>
         <w:tc>
           <w:tcPr>
             <w:tcW w:w="2300" w:type="dxa"/>
@@ -10998,12 +10553,6 @@
         </w:tc>
       </w:tr>
       <w:tr>
-        <w:tblPrEx>
-          <w:tblCellMar>
-            <w:top w:w="0" w:type="dxa"/>
-            <w:bottom w:w="0" w:type="dxa"/>
-          </w:tblCellMar>
-        </w:tblPrEx>
         <w:tc>
           <w:tcPr>
             <w:tcW w:w="2300" w:type="dxa"/>
@@ -11055,12 +10604,6 @@
         </w:tc>
       </w:tr>
       <w:tr>
-        <w:tblPrEx>
-          <w:tblCellMar>
-            <w:top w:w="0" w:type="dxa"/>
-            <w:bottom w:w="0" w:type="dxa"/>
-          </w:tblCellMar>
-        </w:tblPrEx>
         <w:tc>
           <w:tcPr>
             <w:tcW w:w="2300" w:type="dxa"/>
@@ -11112,12 +10655,6 @@
         </w:tc>
       </w:tr>
       <w:tr>
-        <w:tblPrEx>
-          <w:tblCellMar>
-            <w:top w:w="0" w:type="dxa"/>
-            <w:bottom w:w="0" w:type="dxa"/>
-          </w:tblCellMar>
-        </w:tblPrEx>
         <w:tc>
           <w:tcPr>
             <w:tcW w:w="2300" w:type="dxa"/>
@@ -11169,12 +10706,6 @@
         </w:tc>
       </w:tr>
       <w:tr>
-        <w:tblPrEx>
-          <w:tblCellMar>
-            <w:top w:w="0" w:type="dxa"/>
-            <w:bottom w:w="0" w:type="dxa"/>
-          </w:tblCellMar>
-        </w:tblPrEx>
         <w:tc>
           <w:tcPr>
             <w:tcW w:w="2300" w:type="dxa"/>
@@ -11220,7 +10751,7 @@
                 <w:sz w:val="19"/>
                 <w:szCs w:val="19"/>
               </w:rPr>
-              <w:t>Media</w:t>
+              <w:t>Alta</w:t>
             </w:r>
           </w:p>
         </w:tc>
@@ -11254,12 +10785,6 @@
         <w:gridCol w:w="7060"/>
       </w:tblGrid>
       <w:tr>
-        <w:tblPrEx>
-          <w:tblCellMar>
-            <w:top w:w="0" w:type="dxa"/>
-            <w:bottom w:w="0" w:type="dxa"/>
-          </w:tblCellMar>
-        </w:tblPrEx>
         <w:tc>
           <w:tcPr>
             <w:tcW w:w="9360" w:type="dxa"/>
@@ -11290,12 +10815,6 @@
         </w:tc>
       </w:tr>
       <w:tr>
-        <w:tblPrEx>
-          <w:tblCellMar>
-            <w:top w:w="0" w:type="dxa"/>
-            <w:bottom w:w="0" w:type="dxa"/>
-          </w:tblCellMar>
-        </w:tblPrEx>
         <w:tc>
           <w:tcPr>
             <w:tcW w:w="2300" w:type="dxa"/>
@@ -11347,12 +10866,6 @@
         </w:tc>
       </w:tr>
       <w:tr>
-        <w:tblPrEx>
-          <w:tblCellMar>
-            <w:top w:w="0" w:type="dxa"/>
-            <w:bottom w:w="0" w:type="dxa"/>
-          </w:tblCellMar>
-        </w:tblPrEx>
         <w:tc>
           <w:tcPr>
             <w:tcW w:w="2300" w:type="dxa"/>
@@ -11404,12 +10917,6 @@
         </w:tc>
       </w:tr>
       <w:tr>
-        <w:tblPrEx>
-          <w:tblCellMar>
-            <w:top w:w="0" w:type="dxa"/>
-            <w:bottom w:w="0" w:type="dxa"/>
-          </w:tblCellMar>
-        </w:tblPrEx>
         <w:tc>
           <w:tcPr>
             <w:tcW w:w="2300" w:type="dxa"/>
@@ -11461,12 +10968,6 @@
         </w:tc>
       </w:tr>
       <w:tr>
-        <w:tblPrEx>
-          <w:tblCellMar>
-            <w:top w:w="0" w:type="dxa"/>
-            <w:bottom w:w="0" w:type="dxa"/>
-          </w:tblCellMar>
-        </w:tblPrEx>
         <w:tc>
           <w:tcPr>
             <w:tcW w:w="2300" w:type="dxa"/>
@@ -11518,12 +11019,6 @@
         </w:tc>
       </w:tr>
       <w:tr>
-        <w:tblPrEx>
-          <w:tblCellMar>
-            <w:top w:w="0" w:type="dxa"/>
-            <w:bottom w:w="0" w:type="dxa"/>
-          </w:tblCellMar>
-        </w:tblPrEx>
         <w:tc>
           <w:tcPr>
             <w:tcW w:w="2300" w:type="dxa"/>
@@ -11623,12 +11118,6 @@
         </w:tc>
       </w:tr>
       <w:tr>
-        <w:tblPrEx>
-          <w:tblCellMar>
-            <w:top w:w="0" w:type="dxa"/>
-            <w:bottom w:w="0" w:type="dxa"/>
-          </w:tblCellMar>
-        </w:tblPrEx>
         <w:tc>
           <w:tcPr>
             <w:tcW w:w="2300" w:type="dxa"/>
@@ -11680,12 +11169,6 @@
         </w:tc>
       </w:tr>
       <w:tr>
-        <w:tblPrEx>
-          <w:tblCellMar>
-            <w:top w:w="0" w:type="dxa"/>
-            <w:bottom w:w="0" w:type="dxa"/>
-          </w:tblCellMar>
-        </w:tblPrEx>
         <w:tc>
           <w:tcPr>
             <w:tcW w:w="2300" w:type="dxa"/>
@@ -11737,12 +11220,6 @@
         </w:tc>
       </w:tr>
       <w:tr>
-        <w:tblPrEx>
-          <w:tblCellMar>
-            <w:top w:w="0" w:type="dxa"/>
-            <w:bottom w:w="0" w:type="dxa"/>
-          </w:tblCellMar>
-        </w:tblPrEx>
         <w:tc>
           <w:tcPr>
             <w:tcW w:w="2300" w:type="dxa"/>
@@ -11794,12 +11271,6 @@
         </w:tc>
       </w:tr>
       <w:tr>
-        <w:tblPrEx>
-          <w:tblCellMar>
-            <w:top w:w="0" w:type="dxa"/>
-            <w:bottom w:w="0" w:type="dxa"/>
-          </w:tblCellMar>
-        </w:tblPrEx>
         <w:tc>
           <w:tcPr>
             <w:tcW w:w="2300" w:type="dxa"/>
@@ -11851,12 +11322,6 @@
         </w:tc>
       </w:tr>
       <w:tr>
-        <w:tblPrEx>
-          <w:tblCellMar>
-            <w:top w:w="0" w:type="dxa"/>
-            <w:bottom w:w="0" w:type="dxa"/>
-          </w:tblCellMar>
-        </w:tblPrEx>
         <w:tc>
           <w:tcPr>
             <w:tcW w:w="2300" w:type="dxa"/>
@@ -11902,7 +11367,7 @@
                 <w:sz w:val="19"/>
                 <w:szCs w:val="19"/>
               </w:rPr>
-              <w:t>Alta</w:t>
+              <w:t>Media</w:t>
             </w:r>
           </w:p>
         </w:tc>
@@ -11936,12 +11401,6 @@
         <w:gridCol w:w="7060"/>
       </w:tblGrid>
       <w:tr>
-        <w:tblPrEx>
-          <w:tblCellMar>
-            <w:top w:w="0" w:type="dxa"/>
-            <w:bottom w:w="0" w:type="dxa"/>
-          </w:tblCellMar>
-        </w:tblPrEx>
         <w:tc>
           <w:tcPr>
             <w:tcW w:w="9360" w:type="dxa"/>
@@ -11972,12 +11431,6 @@
         </w:tc>
       </w:tr>
       <w:tr>
-        <w:tblPrEx>
-          <w:tblCellMar>
-            <w:top w:w="0" w:type="dxa"/>
-            <w:bottom w:w="0" w:type="dxa"/>
-          </w:tblCellMar>
-        </w:tblPrEx>
         <w:tc>
           <w:tcPr>
             <w:tcW w:w="2300" w:type="dxa"/>
@@ -12029,12 +11482,6 @@
         </w:tc>
       </w:tr>
       <w:tr>
-        <w:tblPrEx>
-          <w:tblCellMar>
-            <w:top w:w="0" w:type="dxa"/>
-            <w:bottom w:w="0" w:type="dxa"/>
-          </w:tblCellMar>
-        </w:tblPrEx>
         <w:tc>
           <w:tcPr>
             <w:tcW w:w="2300" w:type="dxa"/>
@@ -12086,12 +11533,6 @@
         </w:tc>
       </w:tr>
       <w:tr>
-        <w:tblPrEx>
-          <w:tblCellMar>
-            <w:top w:w="0" w:type="dxa"/>
-            <w:bottom w:w="0" w:type="dxa"/>
-          </w:tblCellMar>
-        </w:tblPrEx>
         <w:tc>
           <w:tcPr>
             <w:tcW w:w="2300" w:type="dxa"/>
@@ -12143,12 +11584,6 @@
         </w:tc>
       </w:tr>
       <w:tr>
-        <w:tblPrEx>
-          <w:tblCellMar>
-            <w:top w:w="0" w:type="dxa"/>
-            <w:bottom w:w="0" w:type="dxa"/>
-          </w:tblCellMar>
-        </w:tblPrEx>
         <w:tc>
           <w:tcPr>
             <w:tcW w:w="2300" w:type="dxa"/>
@@ -12200,12 +11635,6 @@
         </w:tc>
       </w:tr>
       <w:tr>
-        <w:tblPrEx>
-          <w:tblCellMar>
-            <w:top w:w="0" w:type="dxa"/>
-            <w:bottom w:w="0" w:type="dxa"/>
-          </w:tblCellMar>
-        </w:tblPrEx>
         <w:tc>
           <w:tcPr>
             <w:tcW w:w="2300" w:type="dxa"/>
@@ -12306,12 +11735,6 @@
         </w:tc>
       </w:tr>
       <w:tr>
-        <w:tblPrEx>
-          <w:tblCellMar>
-            <w:top w:w="0" w:type="dxa"/>
-            <w:bottom w:w="0" w:type="dxa"/>
-          </w:tblCellMar>
-        </w:tblPrEx>
         <w:tc>
           <w:tcPr>
             <w:tcW w:w="2300" w:type="dxa"/>
@@ -12364,12 +11787,6 @@
         </w:tc>
       </w:tr>
       <w:tr>
-        <w:tblPrEx>
-          <w:tblCellMar>
-            <w:top w:w="0" w:type="dxa"/>
-            <w:bottom w:w="0" w:type="dxa"/>
-          </w:tblCellMar>
-        </w:tblPrEx>
         <w:tc>
           <w:tcPr>
             <w:tcW w:w="2300" w:type="dxa"/>
@@ -12421,12 +11838,6 @@
         </w:tc>
       </w:tr>
       <w:tr>
-        <w:tblPrEx>
-          <w:tblCellMar>
-            <w:top w:w="0" w:type="dxa"/>
-            <w:bottom w:w="0" w:type="dxa"/>
-          </w:tblCellMar>
-        </w:tblPrEx>
         <w:tc>
           <w:tcPr>
             <w:tcW w:w="2300" w:type="dxa"/>
@@ -12478,12 +11889,6 @@
         </w:tc>
       </w:tr>
       <w:tr>
-        <w:tblPrEx>
-          <w:tblCellMar>
-            <w:top w:w="0" w:type="dxa"/>
-            <w:bottom w:w="0" w:type="dxa"/>
-          </w:tblCellMar>
-        </w:tblPrEx>
         <w:tc>
           <w:tcPr>
             <w:tcW w:w="2300" w:type="dxa"/>
@@ -12535,12 +11940,6 @@
         </w:tc>
       </w:tr>
       <w:tr>
-        <w:tblPrEx>
-          <w:tblCellMar>
-            <w:top w:w="0" w:type="dxa"/>
-            <w:bottom w:w="0" w:type="dxa"/>
-          </w:tblCellMar>
-        </w:tblPrEx>
         <w:tc>
           <w:tcPr>
             <w:tcW w:w="2300" w:type="dxa"/>
@@ -12586,7 +11985,7 @@
                 <w:sz w:val="19"/>
                 <w:szCs w:val="19"/>
               </w:rPr>
-              <w:t>Media</w:t>
+              <w:t>Alta</w:t>
             </w:r>
           </w:p>
         </w:tc>
@@ -12620,12 +12019,6 @@
         <w:gridCol w:w="7060"/>
       </w:tblGrid>
       <w:tr>
-        <w:tblPrEx>
-          <w:tblCellMar>
-            <w:top w:w="0" w:type="dxa"/>
-            <w:bottom w:w="0" w:type="dxa"/>
-          </w:tblCellMar>
-        </w:tblPrEx>
         <w:tc>
           <w:tcPr>
             <w:tcW w:w="9360" w:type="dxa"/>
@@ -12656,12 +12049,6 @@
         </w:tc>
       </w:tr>
       <w:tr>
-        <w:tblPrEx>
-          <w:tblCellMar>
-            <w:top w:w="0" w:type="dxa"/>
-            <w:bottom w:w="0" w:type="dxa"/>
-          </w:tblCellMar>
-        </w:tblPrEx>
         <w:tc>
           <w:tcPr>
             <w:tcW w:w="2300" w:type="dxa"/>
@@ -12713,12 +12100,6 @@
         </w:tc>
       </w:tr>
       <w:tr>
-        <w:tblPrEx>
-          <w:tblCellMar>
-            <w:top w:w="0" w:type="dxa"/>
-            <w:bottom w:w="0" w:type="dxa"/>
-          </w:tblCellMar>
-        </w:tblPrEx>
         <w:tc>
           <w:tcPr>
             <w:tcW w:w="2300" w:type="dxa"/>
@@ -12770,12 +12151,6 @@
         </w:tc>
       </w:tr>
       <w:tr>
-        <w:tblPrEx>
-          <w:tblCellMar>
-            <w:top w:w="0" w:type="dxa"/>
-            <w:bottom w:w="0" w:type="dxa"/>
-          </w:tblCellMar>
-        </w:tblPrEx>
         <w:tc>
           <w:tcPr>
             <w:tcW w:w="2300" w:type="dxa"/>
@@ -12827,12 +12202,6 @@
         </w:tc>
       </w:tr>
       <w:tr>
-        <w:tblPrEx>
-          <w:tblCellMar>
-            <w:top w:w="0" w:type="dxa"/>
-            <w:bottom w:w="0" w:type="dxa"/>
-          </w:tblCellMar>
-        </w:tblPrEx>
         <w:tc>
           <w:tcPr>
             <w:tcW w:w="2300" w:type="dxa"/>
@@ -12884,12 +12253,6 @@
         </w:tc>
       </w:tr>
       <w:tr>
-        <w:tblPrEx>
-          <w:tblCellMar>
-            <w:top w:w="0" w:type="dxa"/>
-            <w:bottom w:w="0" w:type="dxa"/>
-          </w:tblCellMar>
-        </w:tblPrEx>
         <w:tc>
           <w:tcPr>
             <w:tcW w:w="2300" w:type="dxa"/>
@@ -12977,12 +12340,6 @@
         </w:tc>
       </w:tr>
       <w:tr>
-        <w:tblPrEx>
-          <w:tblCellMar>
-            <w:top w:w="0" w:type="dxa"/>
-            <w:bottom w:w="0" w:type="dxa"/>
-          </w:tblCellMar>
-        </w:tblPrEx>
         <w:tc>
           <w:tcPr>
             <w:tcW w:w="2300" w:type="dxa"/>
@@ -13034,12 +12391,6 @@
         </w:tc>
       </w:tr>
       <w:tr>
-        <w:tblPrEx>
-          <w:tblCellMar>
-            <w:top w:w="0" w:type="dxa"/>
-            <w:bottom w:w="0" w:type="dxa"/>
-          </w:tblCellMar>
-        </w:tblPrEx>
         <w:tc>
           <w:tcPr>
             <w:tcW w:w="2300" w:type="dxa"/>
@@ -13091,12 +12442,6 @@
         </w:tc>
       </w:tr>
       <w:tr>
-        <w:tblPrEx>
-          <w:tblCellMar>
-            <w:top w:w="0" w:type="dxa"/>
-            <w:bottom w:w="0" w:type="dxa"/>
-          </w:tblCellMar>
-        </w:tblPrEx>
         <w:tc>
           <w:tcPr>
             <w:tcW w:w="2300" w:type="dxa"/>
@@ -13142,18 +12487,12 @@
                 <w:sz w:val="19"/>
                 <w:szCs w:val="19"/>
               </w:rPr>
-              <w:t>El correo se mantiene único por licorera; la contraseña cumple la política de complejidad.</w:t>
-            </w:r>
-          </w:p>
-        </w:tc>
-      </w:tr>
-      <w:tr>
-        <w:tblPrEx>
-          <w:tblCellMar>
-            <w:top w:w="0" w:type="dxa"/>
-            <w:bottom w:w="0" w:type="dxa"/>
-          </w:tblCellMar>
-        </w:tblPrEx>
+              <w:t>El correo se mantiene único en toda la plataforma; la contraseña cumple la política de complejidad.</w:t>
+            </w:r>
+          </w:p>
+        </w:tc>
+      </w:tr>
+      <w:tr>
         <w:tc>
           <w:tcPr>
             <w:tcW w:w="2300" w:type="dxa"/>
@@ -13205,12 +12544,6 @@
         </w:tc>
       </w:tr>
       <w:tr>
-        <w:tblPrEx>
-          <w:tblCellMar>
-            <w:top w:w="0" w:type="dxa"/>
-            <w:bottom w:w="0" w:type="dxa"/>
-          </w:tblCellMar>
-        </w:tblPrEx>
         <w:tc>
           <w:tcPr>
             <w:tcW w:w="2300" w:type="dxa"/>
@@ -13290,12 +12623,6 @@
         <w:gridCol w:w="7060"/>
       </w:tblGrid>
       <w:tr>
-        <w:tblPrEx>
-          <w:tblCellMar>
-            <w:top w:w="0" w:type="dxa"/>
-            <w:bottom w:w="0" w:type="dxa"/>
-          </w:tblCellMar>
-        </w:tblPrEx>
         <w:tc>
           <w:tcPr>
             <w:tcW w:w="9360" w:type="dxa"/>
@@ -13326,12 +12653,6 @@
         </w:tc>
       </w:tr>
       <w:tr>
-        <w:tblPrEx>
-          <w:tblCellMar>
-            <w:top w:w="0" w:type="dxa"/>
-            <w:bottom w:w="0" w:type="dxa"/>
-          </w:tblCellMar>
-        </w:tblPrEx>
         <w:tc>
           <w:tcPr>
             <w:tcW w:w="2300" w:type="dxa"/>
@@ -13383,12 +12704,6 @@
         </w:tc>
       </w:tr>
       <w:tr>
-        <w:tblPrEx>
-          <w:tblCellMar>
-            <w:top w:w="0" w:type="dxa"/>
-            <w:bottom w:w="0" w:type="dxa"/>
-          </w:tblCellMar>
-        </w:tblPrEx>
         <w:tc>
           <w:tcPr>
             <w:tcW w:w="2300" w:type="dxa"/>
@@ -13440,12 +12755,6 @@
         </w:tc>
       </w:tr>
       <w:tr>
-        <w:tblPrEx>
-          <w:tblCellMar>
-            <w:top w:w="0" w:type="dxa"/>
-            <w:bottom w:w="0" w:type="dxa"/>
-          </w:tblCellMar>
-        </w:tblPrEx>
         <w:tc>
           <w:tcPr>
             <w:tcW w:w="2300" w:type="dxa"/>
@@ -13497,12 +12806,6 @@
         </w:tc>
       </w:tr>
       <w:tr>
-        <w:tblPrEx>
-          <w:tblCellMar>
-            <w:top w:w="0" w:type="dxa"/>
-            <w:bottom w:w="0" w:type="dxa"/>
-          </w:tblCellMar>
-        </w:tblPrEx>
         <w:tc>
           <w:tcPr>
             <w:tcW w:w="2300" w:type="dxa"/>
@@ -13554,12 +12857,6 @@
         </w:tc>
       </w:tr>
       <w:tr>
-        <w:tblPrEx>
-          <w:tblCellMar>
-            <w:top w:w="0" w:type="dxa"/>
-            <w:bottom w:w="0" w:type="dxa"/>
-          </w:tblCellMar>
-        </w:tblPrEx>
         <w:tc>
           <w:tcPr>
             <w:tcW w:w="2300" w:type="dxa"/>
@@ -13647,12 +12944,6 @@
         </w:tc>
       </w:tr>
       <w:tr>
-        <w:tblPrEx>
-          <w:tblCellMar>
-            <w:top w:w="0" w:type="dxa"/>
-            <w:bottom w:w="0" w:type="dxa"/>
-          </w:tblCellMar>
-        </w:tblPrEx>
         <w:tc>
           <w:tcPr>
             <w:tcW w:w="2300" w:type="dxa"/>
@@ -13704,12 +12995,6 @@
         </w:tc>
       </w:tr>
       <w:tr>
-        <w:tblPrEx>
-          <w:tblCellMar>
-            <w:top w:w="0" w:type="dxa"/>
-            <w:bottom w:w="0" w:type="dxa"/>
-          </w:tblCellMar>
-        </w:tblPrEx>
         <w:tc>
           <w:tcPr>
             <w:tcW w:w="2300" w:type="dxa"/>
@@ -13761,12 +13046,6 @@
         </w:tc>
       </w:tr>
       <w:tr>
-        <w:tblPrEx>
-          <w:tblCellMar>
-            <w:top w:w="0" w:type="dxa"/>
-            <w:bottom w:w="0" w:type="dxa"/>
-          </w:tblCellMar>
-        </w:tblPrEx>
         <w:tc>
           <w:tcPr>
             <w:tcW w:w="2300" w:type="dxa"/>
@@ -13818,12 +13097,6 @@
         </w:tc>
       </w:tr>
       <w:tr>
-        <w:tblPrEx>
-          <w:tblCellMar>
-            <w:top w:w="0" w:type="dxa"/>
-            <w:bottom w:w="0" w:type="dxa"/>
-          </w:tblCellMar>
-        </w:tblPrEx>
         <w:tc>
           <w:tcPr>
             <w:tcW w:w="2300" w:type="dxa"/>
@@ -13875,12 +13148,6 @@
         </w:tc>
       </w:tr>
       <w:tr>
-        <w:tblPrEx>
-          <w:tblCellMar>
-            <w:top w:w="0" w:type="dxa"/>
-            <w:bottom w:w="0" w:type="dxa"/>
-          </w:tblCellMar>
-        </w:tblPrEx>
         <w:tc>
           <w:tcPr>
             <w:tcW w:w="2300" w:type="dxa"/>
@@ -13979,12 +13246,6 @@
         <w:gridCol w:w="7060"/>
       </w:tblGrid>
       <w:tr>
-        <w:tblPrEx>
-          <w:tblCellMar>
-            <w:top w:w="0" w:type="dxa"/>
-            <w:bottom w:w="0" w:type="dxa"/>
-          </w:tblCellMar>
-        </w:tblPrEx>
         <w:tc>
           <w:tcPr>
             <w:tcW w:w="9360" w:type="dxa"/>
@@ -14015,12 +13276,6 @@
         </w:tc>
       </w:tr>
       <w:tr>
-        <w:tblPrEx>
-          <w:tblCellMar>
-            <w:top w:w="0" w:type="dxa"/>
-            <w:bottom w:w="0" w:type="dxa"/>
-          </w:tblCellMar>
-        </w:tblPrEx>
         <w:tc>
           <w:tcPr>
             <w:tcW w:w="2300" w:type="dxa"/>
@@ -14066,18 +13321,12 @@
                 <w:sz w:val="19"/>
                 <w:szCs w:val="19"/>
               </w:rPr>
-              <w:t>Superadministrador</w:t>
-            </w:r>
-          </w:p>
-        </w:tc>
-      </w:tr>
-      <w:tr>
-        <w:tblPrEx>
-          <w:tblCellMar>
-            <w:top w:w="0" w:type="dxa"/>
-            <w:bottom w:w="0" w:type="dxa"/>
-          </w:tblCellMar>
-        </w:tblPrEx>
+              <w:t>Administrador INVENTRA</w:t>
+            </w:r>
+          </w:p>
+        </w:tc>
+      </w:tr>
+      <w:tr>
         <w:tc>
           <w:tcPr>
             <w:tcW w:w="2300" w:type="dxa"/>
@@ -14129,12 +13378,6 @@
         </w:tc>
       </w:tr>
       <w:tr>
-        <w:tblPrEx>
-          <w:tblCellMar>
-            <w:top w:w="0" w:type="dxa"/>
-            <w:bottom w:w="0" w:type="dxa"/>
-          </w:tblCellMar>
-        </w:tblPrEx>
         <w:tc>
           <w:tcPr>
             <w:tcW w:w="2300" w:type="dxa"/>
@@ -14180,18 +13423,12 @@
                 <w:sz w:val="19"/>
                 <w:szCs w:val="19"/>
               </w:rPr>
-              <w:t>El superadministrador da de alta una nueva licorera (tenant) en la plataforma y activa su suscripción inicial.</w:t>
-            </w:r>
-          </w:p>
-        </w:tc>
-      </w:tr>
-      <w:tr>
-        <w:tblPrEx>
-          <w:tblCellMar>
-            <w:top w:w="0" w:type="dxa"/>
-            <w:bottom w:w="0" w:type="dxa"/>
-          </w:tblCellMar>
-        </w:tblPrEx>
+              <w:t>Una licorera nueva se da de alta en la plataforma por dos vías: el propio negocio se registra desde la pantalla pública e inicia un período de prueba con fecha de vencimiento, o el administrador de INVENTRA la da de alta con el plan contratado. En ambos casos la cuenta queda pendiente de verificación del correo.</w:t>
+            </w:r>
+          </w:p>
+        </w:tc>
+      </w:tr>
+      <w:tr>
         <w:tc>
           <w:tcPr>
             <w:tcW w:w="2300" w:type="dxa"/>
@@ -14237,18 +13474,12 @@
                 <w:sz w:val="19"/>
                 <w:szCs w:val="19"/>
               </w:rPr>
-              <w:t>El superadministrador está autenticado; se cuenta con los datos de la licorera y el plan contratado.</w:t>
-            </w:r>
-          </w:p>
-        </w:tc>
-      </w:tr>
-      <w:tr>
-        <w:tblPrEx>
-          <w:tblCellMar>
-            <w:top w:w="0" w:type="dxa"/>
-            <w:bottom w:w="0" w:type="dxa"/>
-          </w:tblCellMar>
-        </w:tblPrEx>
+              <w:t>Para el alta por el administrador de INVENTRA: está autenticado y cuenta con los datos de la licorera y el plan contratado. Para el registro por autoservicio no se requiere autenticación previa.</w:t>
+            </w:r>
+          </w:p>
+        </w:tc>
+      </w:tr>
+      <w:tr>
         <w:tc>
           <w:tcPr>
             <w:tcW w:w="2300" w:type="dxa"/>
@@ -14294,7 +13525,7 @@
                 <w:sz w:val="19"/>
                 <w:szCs w:val="19"/>
               </w:rPr>
-              <w:t>1. El superadministrador selecciona «Registrar licorera».</w:t>
+              <w:t>1. El administrador de INVENTRA selecciona «Registrar licorera».</w:t>
             </w:r>
           </w:p>
           <w:p>
@@ -14348,12 +13579,6 @@
         </w:tc>
       </w:tr>
       <w:tr>
-        <w:tblPrEx>
-          <w:tblCellMar>
-            <w:top w:w="0" w:type="dxa"/>
-            <w:bottom w:w="0" w:type="dxa"/>
-          </w:tblCellMar>
-        </w:tblPrEx>
         <w:tc>
           <w:tcPr>
             <w:tcW w:w="2300" w:type="dxa"/>
@@ -14399,18 +13624,12 @@
                 <w:sz w:val="19"/>
                 <w:szCs w:val="19"/>
               </w:rPr>
-              <w:t>2a. Registro con periodo de prueba: se marca la suscripción como prueba con fecha de vencimiento.</w:t>
-            </w:r>
-          </w:p>
-        </w:tc>
-      </w:tr>
-      <w:tr>
-        <w:tblPrEx>
-          <w:tblCellMar>
-            <w:top w:w="0" w:type="dxa"/>
-            <w:bottom w:w="0" w:type="dxa"/>
-          </w:tblCellMar>
-        </w:tblPrEx>
+              <w:t>2a. Registro por autoservicio: el visitante completa el formulario público; el sistema crea la licorera con una suscripción en prueba de quince días y envía a su correo el enlace de verificación.</w:t>
+            </w:r>
+          </w:p>
+        </w:tc>
+      </w:tr>
+      <w:tr>
         <w:tc>
           <w:tcPr>
             <w:tcW w:w="2300" w:type="dxa"/>
@@ -14462,12 +13681,6 @@
         </w:tc>
       </w:tr>
       <w:tr>
-        <w:tblPrEx>
-          <w:tblCellMar>
-            <w:top w:w="0" w:type="dxa"/>
-            <w:bottom w:w="0" w:type="dxa"/>
-          </w:tblCellMar>
-        </w:tblPrEx>
         <w:tc>
           <w:tcPr>
             <w:tcW w:w="2300" w:type="dxa"/>
@@ -14519,12 +13732,6 @@
         </w:tc>
       </w:tr>
       <w:tr>
-        <w:tblPrEx>
-          <w:tblCellMar>
-            <w:top w:w="0" w:type="dxa"/>
-            <w:bottom w:w="0" w:type="dxa"/>
-          </w:tblCellMar>
-        </w:tblPrEx>
         <w:tc>
           <w:tcPr>
             <w:tcW w:w="2300" w:type="dxa"/>
@@ -14570,18 +13777,12 @@
                 <w:sz w:val="19"/>
                 <w:szCs w:val="19"/>
               </w:rPr>
-              <w:t>Queda creada la licorera con su suscripción activa y su administrador inicial.</w:t>
-            </w:r>
-          </w:p>
-        </w:tc>
-      </w:tr>
-      <w:tr>
-        <w:tblPrEx>
-          <w:tblCellMar>
-            <w:top w:w="0" w:type="dxa"/>
-            <w:bottom w:w="0" w:type="dxa"/>
-          </w:tblCellMar>
-        </w:tblPrEx>
+              <w:t>Queda creada la licorera con su suscripción —en prueba o activa, según la vía— y su usuario administrador inicial, con el correo pendiente de verificar.</w:t>
+            </w:r>
+          </w:p>
+        </w:tc>
+      </w:tr>
+      <w:tr>
         <w:tc>
           <w:tcPr>
             <w:tcW w:w="2300" w:type="dxa"/>
@@ -14661,12 +13862,6 @@
         <w:gridCol w:w="7060"/>
       </w:tblGrid>
       <w:tr>
-        <w:tblPrEx>
-          <w:tblCellMar>
-            <w:top w:w="0" w:type="dxa"/>
-            <w:bottom w:w="0" w:type="dxa"/>
-          </w:tblCellMar>
-        </w:tblPrEx>
         <w:tc>
           <w:tcPr>
             <w:tcW w:w="9360" w:type="dxa"/>
@@ -14697,12 +13892,6 @@
         </w:tc>
       </w:tr>
       <w:tr>
-        <w:tblPrEx>
-          <w:tblCellMar>
-            <w:top w:w="0" w:type="dxa"/>
-            <w:bottom w:w="0" w:type="dxa"/>
-          </w:tblCellMar>
-        </w:tblPrEx>
         <w:tc>
           <w:tcPr>
             <w:tcW w:w="2300" w:type="dxa"/>
@@ -14748,18 +13937,12 @@
                 <w:sz w:val="19"/>
                 <w:szCs w:val="19"/>
               </w:rPr>
-              <w:t>Administrador (licorera) o Superadministrador</w:t>
-            </w:r>
-          </w:p>
-        </w:tc>
-      </w:tr>
-      <w:tr>
-        <w:tblPrEx>
-          <w:tblCellMar>
-            <w:top w:w="0" w:type="dxa"/>
-            <w:bottom w:w="0" w:type="dxa"/>
-          </w:tblCellMar>
-        </w:tblPrEx>
+              <w:t>Administrador (licorera) o Administrador INVENTRA</w:t>
+            </w:r>
+          </w:p>
+        </w:tc>
+      </w:tr>
+      <w:tr>
         <w:tc>
           <w:tcPr>
             <w:tcW w:w="2300" w:type="dxa"/>
@@ -14811,12 +13994,6 @@
         </w:tc>
       </w:tr>
       <w:tr>
-        <w:tblPrEx>
-          <w:tblCellMar>
-            <w:top w:w="0" w:type="dxa"/>
-            <w:bottom w:w="0" w:type="dxa"/>
-          </w:tblCellMar>
-        </w:tblPrEx>
         <w:tc>
           <w:tcPr>
             <w:tcW w:w="2300" w:type="dxa"/>
@@ -14868,12 +14045,6 @@
         </w:tc>
       </w:tr>
       <w:tr>
-        <w:tblPrEx>
-          <w:tblCellMar>
-            <w:top w:w="0" w:type="dxa"/>
-            <w:bottom w:w="0" w:type="dxa"/>
-          </w:tblCellMar>
-        </w:tblPrEx>
         <w:tc>
           <w:tcPr>
             <w:tcW w:w="2300" w:type="dxa"/>
@@ -14925,12 +14096,6 @@
         </w:tc>
       </w:tr>
       <w:tr>
-        <w:tblPrEx>
-          <w:tblCellMar>
-            <w:top w:w="0" w:type="dxa"/>
-            <w:bottom w:w="0" w:type="dxa"/>
-          </w:tblCellMar>
-        </w:tblPrEx>
         <w:tc>
           <w:tcPr>
             <w:tcW w:w="2300" w:type="dxa"/>
@@ -15030,12 +14195,6 @@
         </w:tc>
       </w:tr>
       <w:tr>
-        <w:tblPrEx>
-          <w:tblCellMar>
-            <w:top w:w="0" w:type="dxa"/>
-            <w:bottom w:w="0" w:type="dxa"/>
-          </w:tblCellMar>
-        </w:tblPrEx>
         <w:tc>
           <w:tcPr>
             <w:tcW w:w="2300" w:type="dxa"/>
@@ -15087,12 +14246,6 @@
         </w:tc>
       </w:tr>
       <w:tr>
-        <w:tblPrEx>
-          <w:tblCellMar>
-            <w:top w:w="0" w:type="dxa"/>
-            <w:bottom w:w="0" w:type="dxa"/>
-          </w:tblCellMar>
-        </w:tblPrEx>
         <w:tc>
           <w:tcPr>
             <w:tcW w:w="2300" w:type="dxa"/>
@@ -15144,12 +14297,6 @@
         </w:tc>
       </w:tr>
       <w:tr>
-        <w:tblPrEx>
-          <w:tblCellMar>
-            <w:top w:w="0" w:type="dxa"/>
-            <w:bottom w:w="0" w:type="dxa"/>
-          </w:tblCellMar>
-        </w:tblPrEx>
         <w:tc>
           <w:tcPr>
             <w:tcW w:w="2300" w:type="dxa"/>
@@ -15201,12 +14348,6 @@
         </w:tc>
       </w:tr>
       <w:tr>
-        <w:tblPrEx>
-          <w:tblCellMar>
-            <w:top w:w="0" w:type="dxa"/>
-            <w:bottom w:w="0" w:type="dxa"/>
-          </w:tblCellMar>
-        </w:tblPrEx>
         <w:tc>
           <w:tcPr>
             <w:tcW w:w="2300" w:type="dxa"/>
@@ -15258,12 +14399,6 @@
         </w:tc>
       </w:tr>
       <w:tr>
-        <w:tblPrEx>
-          <w:tblCellMar>
-            <w:top w:w="0" w:type="dxa"/>
-            <w:bottom w:w="0" w:type="dxa"/>
-          </w:tblCellMar>
-        </w:tblPrEx>
         <w:tc>
           <w:tcPr>
             <w:tcW w:w="2300" w:type="dxa"/>
@@ -15343,12 +14478,6 @@
         <w:gridCol w:w="7060"/>
       </w:tblGrid>
       <w:tr>
-        <w:tblPrEx>
-          <w:tblCellMar>
-            <w:top w:w="0" w:type="dxa"/>
-            <w:bottom w:w="0" w:type="dxa"/>
-          </w:tblCellMar>
-        </w:tblPrEx>
         <w:tc>
           <w:tcPr>
             <w:tcW w:w="9360" w:type="dxa"/>
@@ -15373,18 +14502,13 @@
                 <w:sz w:val="19"/>
                 <w:szCs w:val="19"/>
               </w:rPr>
+              <w:lastRenderedPageBreak/>
               <w:t>CU-SUS-03 — Controlar estado de la suscripción</w:t>
             </w:r>
           </w:p>
         </w:tc>
       </w:tr>
       <w:tr>
-        <w:tblPrEx>
-          <w:tblCellMar>
-            <w:top w:w="0" w:type="dxa"/>
-            <w:bottom w:w="0" w:type="dxa"/>
-          </w:tblCellMar>
-        </w:tblPrEx>
         <w:tc>
           <w:tcPr>
             <w:tcW w:w="2300" w:type="dxa"/>
@@ -15430,18 +14554,12 @@
                 <w:sz w:val="19"/>
                 <w:szCs w:val="19"/>
               </w:rPr>
-              <w:t>Superadministrador / Sistema</w:t>
-            </w:r>
-          </w:p>
-        </w:tc>
-      </w:tr>
-      <w:tr>
-        <w:tblPrEx>
-          <w:tblCellMar>
-            <w:top w:w="0" w:type="dxa"/>
-            <w:bottom w:w="0" w:type="dxa"/>
-          </w:tblCellMar>
-        </w:tblPrEx>
+              <w:t>Administrador INVENTRA / Sistema</w:t>
+            </w:r>
+          </w:p>
+        </w:tc>
+      </w:tr>
+      <w:tr>
         <w:tc>
           <w:tcPr>
             <w:tcW w:w="2300" w:type="dxa"/>
@@ -15493,35 +14611,28 @@
         </w:tc>
       </w:tr>
       <w:tr>
-        <w:tblPrEx>
-          <w:tblCellMar>
-            <w:top w:w="0" w:type="dxa"/>
-            <w:bottom w:w="0" w:type="dxa"/>
-          </w:tblCellMar>
-        </w:tblPrEx>
-        <w:tc>
-          <w:tcPr>
-            <w:tcW w:w="2300" w:type="dxa"/>
-            <w:shd w:val="clear" w:color="auto" w:fill="EAF0F8"/>
-            <w:tcMar>
-              <w:top w:w="40" w:type="dxa"/>
-              <w:left w:w="70" w:type="dxa"/>
-              <w:bottom w:w="40" w:type="dxa"/>
-              <w:right w:w="70" w:type="dxa"/>
-            </w:tcMar>
-          </w:tcPr>
-          <w:p>
-            <w:pPr>
-              <w:spacing w:after="18" w:line="236" w:lineRule="auto"/>
-            </w:pPr>
-            <w:r>
-              <w:rPr>
-                <w:b/>
-                <w:bCs/>
-                <w:sz w:val="19"/>
-                <w:szCs w:val="19"/>
-              </w:rPr>
-              <w:lastRenderedPageBreak/>
+        <w:tc>
+          <w:tcPr>
+            <w:tcW w:w="2300" w:type="dxa"/>
+            <w:shd w:val="clear" w:color="auto" w:fill="EAF0F8"/>
+            <w:tcMar>
+              <w:top w:w="40" w:type="dxa"/>
+              <w:left w:w="70" w:type="dxa"/>
+              <w:bottom w:w="40" w:type="dxa"/>
+              <w:right w:w="70" w:type="dxa"/>
+            </w:tcMar>
+          </w:tcPr>
+          <w:p>
+            <w:pPr>
+              <w:spacing w:after="18" w:line="236" w:lineRule="auto"/>
+            </w:pPr>
+            <w:r>
+              <w:rPr>
+                <w:b/>
+                <w:bCs/>
+                <w:sz w:val="19"/>
+                <w:szCs w:val="19"/>
+              </w:rPr>
               <w:t>Descripción</w:t>
             </w:r>
           </w:p>
@@ -15551,12 +14662,6 @@
         </w:tc>
       </w:tr>
       <w:tr>
-        <w:tblPrEx>
-          <w:tblCellMar>
-            <w:top w:w="0" w:type="dxa"/>
-            <w:bottom w:w="0" w:type="dxa"/>
-          </w:tblCellMar>
-        </w:tblPrEx>
         <w:tc>
           <w:tcPr>
             <w:tcW w:w="2300" w:type="dxa"/>
@@ -15608,12 +14713,6 @@
         </w:tc>
       </w:tr>
       <w:tr>
-        <w:tblPrEx>
-          <w:tblCellMar>
-            <w:top w:w="0" w:type="dxa"/>
-            <w:bottom w:w="0" w:type="dxa"/>
-          </w:tblCellMar>
-        </w:tblPrEx>
         <w:tc>
           <w:tcPr>
             <w:tcW w:w="2300" w:type="dxa"/>
@@ -15659,7 +14758,7 @@
                 <w:sz w:val="19"/>
                 <w:szCs w:val="19"/>
               </w:rPr>
-              <w:t>1. El actor consulta el estado de la suscripción (activa, en prueba, suspendida o vencida).</w:t>
+              <w:t>1. El actor consulta el estado de la suscripción (en prueba, activa, en mora, suspendida o cancelada).</w:t>
             </w:r>
           </w:p>
           <w:p>
@@ -15683,7 +14782,7 @@
                 <w:sz w:val="19"/>
                 <w:szCs w:val="19"/>
               </w:rPr>
-              <w:t>3. Al registrarse el pago, el sistema o el superadministrador reactiva la suscripción.</w:t>
+              <w:t>3. Al registrarse el pago, el sistema o el administrador de INVENTRA reactiva la suscripción.</w:t>
             </w:r>
           </w:p>
           <w:p>
@@ -15701,12 +14800,6 @@
         </w:tc>
       </w:tr>
       <w:tr>
-        <w:tblPrEx>
-          <w:tblCellMar>
-            <w:top w:w="0" w:type="dxa"/>
-            <w:bottom w:w="0" w:type="dxa"/>
-          </w:tblCellMar>
-        </w:tblPrEx>
         <w:tc>
           <w:tcPr>
             <w:tcW w:w="2300" w:type="dxa"/>
@@ -15764,18 +14857,12 @@
                 <w:sz w:val="19"/>
                 <w:szCs w:val="19"/>
               </w:rPr>
-              <w:t>3a. Reactivación manual del superadministrador tras verificar el pago.</w:t>
-            </w:r>
-          </w:p>
-        </w:tc>
-      </w:tr>
-      <w:tr>
-        <w:tblPrEx>
-          <w:tblCellMar>
-            <w:top w:w="0" w:type="dxa"/>
-            <w:bottom w:w="0" w:type="dxa"/>
-          </w:tblCellMar>
-        </w:tblPrEx>
+              <w:t>3a. Reactivación manual del administrador de INVENTRA tras verificar el pago.</w:t>
+            </w:r>
+          </w:p>
+        </w:tc>
+      </w:tr>
+      <w:tr>
         <w:tc>
           <w:tcPr>
             <w:tcW w:w="2300" w:type="dxa"/>
@@ -15827,12 +14914,6 @@
         </w:tc>
       </w:tr>
       <w:tr>
-        <w:tblPrEx>
-          <w:tblCellMar>
-            <w:top w:w="0" w:type="dxa"/>
-            <w:bottom w:w="0" w:type="dxa"/>
-          </w:tblCellMar>
-        </w:tblPrEx>
         <w:tc>
           <w:tcPr>
             <w:tcW w:w="2300" w:type="dxa"/>
@@ -15884,12 +14965,6 @@
         </w:tc>
       </w:tr>
       <w:tr>
-        <w:tblPrEx>
-          <w:tblCellMar>
-            <w:top w:w="0" w:type="dxa"/>
-            <w:bottom w:w="0" w:type="dxa"/>
-          </w:tblCellMar>
-        </w:tblPrEx>
         <w:tc>
           <w:tcPr>
             <w:tcW w:w="2300" w:type="dxa"/>
@@ -15941,12 +15016,6 @@
         </w:tc>
       </w:tr>
       <w:tr>
-        <w:tblPrEx>
-          <w:tblCellMar>
-            <w:top w:w="0" w:type="dxa"/>
-            <w:bottom w:w="0" w:type="dxa"/>
-          </w:tblCellMar>
-        </w:tblPrEx>
         <w:tc>
           <w:tcPr>
             <w:tcW w:w="2300" w:type="dxa"/>
@@ -16026,12 +15095,6 @@
         <w:gridCol w:w="7060"/>
       </w:tblGrid>
       <w:tr>
-        <w:tblPrEx>
-          <w:tblCellMar>
-            <w:top w:w="0" w:type="dxa"/>
-            <w:bottom w:w="0" w:type="dxa"/>
-          </w:tblCellMar>
-        </w:tblPrEx>
         <w:tc>
           <w:tcPr>
             <w:tcW w:w="9360" w:type="dxa"/>
@@ -16062,12 +15125,6 @@
         </w:tc>
       </w:tr>
       <w:tr>
-        <w:tblPrEx>
-          <w:tblCellMar>
-            <w:top w:w="0" w:type="dxa"/>
-            <w:bottom w:w="0" w:type="dxa"/>
-          </w:tblCellMar>
-        </w:tblPrEx>
         <w:tc>
           <w:tcPr>
             <w:tcW w:w="2300" w:type="dxa"/>
@@ -16119,12 +15176,6 @@
         </w:tc>
       </w:tr>
       <w:tr>
-        <w:tblPrEx>
-          <w:tblCellMar>
-            <w:top w:w="0" w:type="dxa"/>
-            <w:bottom w:w="0" w:type="dxa"/>
-          </w:tblCellMar>
-        </w:tblPrEx>
         <w:tc>
           <w:tcPr>
             <w:tcW w:w="2300" w:type="dxa"/>
@@ -16176,12 +15227,6 @@
         </w:tc>
       </w:tr>
       <w:tr>
-        <w:tblPrEx>
-          <w:tblCellMar>
-            <w:top w:w="0" w:type="dxa"/>
-            <w:bottom w:w="0" w:type="dxa"/>
-          </w:tblCellMar>
-        </w:tblPrEx>
         <w:tc>
           <w:tcPr>
             <w:tcW w:w="2300" w:type="dxa"/>
@@ -16233,12 +15278,6 @@
         </w:tc>
       </w:tr>
       <w:tr>
-        <w:tblPrEx>
-          <w:tblCellMar>
-            <w:top w:w="0" w:type="dxa"/>
-            <w:bottom w:w="0" w:type="dxa"/>
-          </w:tblCellMar>
-        </w:tblPrEx>
         <w:tc>
           <w:tcPr>
             <w:tcW w:w="2300" w:type="dxa"/>
@@ -16290,12 +15329,6 @@
         </w:tc>
       </w:tr>
       <w:tr>
-        <w:tblPrEx>
-          <w:tblCellMar>
-            <w:top w:w="0" w:type="dxa"/>
-            <w:bottom w:w="0" w:type="dxa"/>
-          </w:tblCellMar>
-        </w:tblPrEx>
         <w:tc>
           <w:tcPr>
             <w:tcW w:w="2300" w:type="dxa"/>
@@ -16371,12 +15404,6 @@
         </w:tc>
       </w:tr>
       <w:tr>
-        <w:tblPrEx>
-          <w:tblCellMar>
-            <w:top w:w="0" w:type="dxa"/>
-            <w:bottom w:w="0" w:type="dxa"/>
-          </w:tblCellMar>
-        </w:tblPrEx>
         <w:tc>
           <w:tcPr>
             <w:tcW w:w="2300" w:type="dxa"/>
@@ -16428,12 +15455,6 @@
         </w:tc>
       </w:tr>
       <w:tr>
-        <w:tblPrEx>
-          <w:tblCellMar>
-            <w:top w:w="0" w:type="dxa"/>
-            <w:bottom w:w="0" w:type="dxa"/>
-          </w:tblCellMar>
-        </w:tblPrEx>
         <w:tc>
           <w:tcPr>
             <w:tcW w:w="2300" w:type="dxa"/>
@@ -16485,12 +15506,6 @@
         </w:tc>
       </w:tr>
       <w:tr>
-        <w:tblPrEx>
-          <w:tblCellMar>
-            <w:top w:w="0" w:type="dxa"/>
-            <w:bottom w:w="0" w:type="dxa"/>
-          </w:tblCellMar>
-        </w:tblPrEx>
         <w:tc>
           <w:tcPr>
             <w:tcW w:w="2300" w:type="dxa"/>
@@ -16542,12 +15557,6 @@
         </w:tc>
       </w:tr>
       <w:tr>
-        <w:tblPrEx>
-          <w:tblCellMar>
-            <w:top w:w="0" w:type="dxa"/>
-            <w:bottom w:w="0" w:type="dxa"/>
-          </w:tblCellMar>
-        </w:tblPrEx>
         <w:tc>
           <w:tcPr>
             <w:tcW w:w="2300" w:type="dxa"/>
@@ -16599,12 +15608,6 @@
         </w:tc>
       </w:tr>
       <w:tr>
-        <w:tblPrEx>
-          <w:tblCellMar>
-            <w:top w:w="0" w:type="dxa"/>
-            <w:bottom w:w="0" w:type="dxa"/>
-          </w:tblCellMar>
-        </w:tblPrEx>
         <w:tc>
           <w:tcPr>
             <w:tcW w:w="2300" w:type="dxa"/>
@@ -16650,7 +15653,7 @@
                 <w:sz w:val="19"/>
                 <w:szCs w:val="19"/>
               </w:rPr>
-              <w:t>Media</w:t>
+              <w:t>Alta</w:t>
             </w:r>
           </w:p>
         </w:tc>
@@ -16684,12 +15687,6 @@
         <w:gridCol w:w="7060"/>
       </w:tblGrid>
       <w:tr>
-        <w:tblPrEx>
-          <w:tblCellMar>
-            <w:top w:w="0" w:type="dxa"/>
-            <w:bottom w:w="0" w:type="dxa"/>
-          </w:tblCellMar>
-        </w:tblPrEx>
         <w:tc>
           <w:tcPr>
             <w:tcW w:w="9360" w:type="dxa"/>
@@ -16720,12 +15717,6 @@
         </w:tc>
       </w:tr>
       <w:tr>
-        <w:tblPrEx>
-          <w:tblCellMar>
-            <w:top w:w="0" w:type="dxa"/>
-            <w:bottom w:w="0" w:type="dxa"/>
-          </w:tblCellMar>
-        </w:tblPrEx>
         <w:tc>
           <w:tcPr>
             <w:tcW w:w="2300" w:type="dxa"/>
@@ -16771,18 +15762,12 @@
                 <w:sz w:val="19"/>
                 <w:szCs w:val="19"/>
               </w:rPr>
-              <w:t>Superadministrador</w:t>
-            </w:r>
-          </w:p>
-        </w:tc>
-      </w:tr>
-      <w:tr>
-        <w:tblPrEx>
-          <w:tblCellMar>
-            <w:top w:w="0" w:type="dxa"/>
-            <w:bottom w:w="0" w:type="dxa"/>
-          </w:tblCellMar>
-        </w:tblPrEx>
+              <w:t>Administrador INVENTRA</w:t>
+            </w:r>
+          </w:p>
+        </w:tc>
+      </w:tr>
+      <w:tr>
         <w:tc>
           <w:tcPr>
             <w:tcW w:w="2300" w:type="dxa"/>
@@ -16834,34 +15819,29 @@
         </w:tc>
       </w:tr>
       <w:tr>
-        <w:tblPrEx>
-          <w:tblCellMar>
-            <w:top w:w="0" w:type="dxa"/>
-            <w:bottom w:w="0" w:type="dxa"/>
-          </w:tblCellMar>
-        </w:tblPrEx>
-        <w:tc>
-          <w:tcPr>
-            <w:tcW w:w="2300" w:type="dxa"/>
-            <w:shd w:val="clear" w:color="auto" w:fill="EAF0F8"/>
-            <w:tcMar>
-              <w:top w:w="40" w:type="dxa"/>
-              <w:left w:w="70" w:type="dxa"/>
-              <w:bottom w:w="40" w:type="dxa"/>
-              <w:right w:w="70" w:type="dxa"/>
-            </w:tcMar>
-          </w:tcPr>
-          <w:p>
-            <w:pPr>
-              <w:spacing w:after="18" w:line="236" w:lineRule="auto"/>
-            </w:pPr>
-            <w:r>
-              <w:rPr>
-                <w:b/>
-                <w:bCs/>
-                <w:sz w:val="19"/>
-                <w:szCs w:val="19"/>
-              </w:rPr>
+        <w:tc>
+          <w:tcPr>
+            <w:tcW w:w="2300" w:type="dxa"/>
+            <w:shd w:val="clear" w:color="auto" w:fill="EAF0F8"/>
+            <w:tcMar>
+              <w:top w:w="40" w:type="dxa"/>
+              <w:left w:w="70" w:type="dxa"/>
+              <w:bottom w:w="40" w:type="dxa"/>
+              <w:right w:w="70" w:type="dxa"/>
+            </w:tcMar>
+          </w:tcPr>
+          <w:p>
+            <w:pPr>
+              <w:spacing w:after="18" w:line="236" w:lineRule="auto"/>
+            </w:pPr>
+            <w:r>
+              <w:rPr>
+                <w:b/>
+                <w:bCs/>
+                <w:sz w:val="19"/>
+                <w:szCs w:val="19"/>
+              </w:rPr>
+              <w:lastRenderedPageBreak/>
               <w:t>Descripción</w:t>
             </w:r>
           </w:p>
@@ -16885,18 +15865,12 @@
                 <w:sz w:val="19"/>
                 <w:szCs w:val="19"/>
               </w:rPr>
-              <w:t>El superadministrador consulta y gestiona el conjunto de licoreras (tenants) de la plataforma.</w:t>
-            </w:r>
-          </w:p>
-        </w:tc>
-      </w:tr>
-      <w:tr>
-        <w:tblPrEx>
-          <w:tblCellMar>
-            <w:top w:w="0" w:type="dxa"/>
-            <w:bottom w:w="0" w:type="dxa"/>
-          </w:tblCellMar>
-        </w:tblPrEx>
+              <w:t>El administrador de INVENTRA consulta y gestiona el conjunto de licoreras (tenants) de la plataforma.</w:t>
+            </w:r>
+          </w:p>
+        </w:tc>
+      </w:tr>
+      <w:tr>
         <w:tc>
           <w:tcPr>
             <w:tcW w:w="2300" w:type="dxa"/>
@@ -16942,18 +15916,12 @@
                 <w:sz w:val="19"/>
                 <w:szCs w:val="19"/>
               </w:rPr>
-              <w:t>El superadministrador está autenticado.</w:t>
-            </w:r>
-          </w:p>
-        </w:tc>
-      </w:tr>
-      <w:tr>
-        <w:tblPrEx>
-          <w:tblCellMar>
-            <w:top w:w="0" w:type="dxa"/>
-            <w:bottom w:w="0" w:type="dxa"/>
-          </w:tblCellMar>
-        </w:tblPrEx>
+              <w:t>El administrador de INVENTRA está autenticado.</w:t>
+            </w:r>
+          </w:p>
+        </w:tc>
+      </w:tr>
+      <w:tr>
         <w:tc>
           <w:tcPr>
             <w:tcW w:w="2300" w:type="dxa"/>
@@ -16999,7 +15967,7 @@
                 <w:sz w:val="19"/>
                 <w:szCs w:val="19"/>
               </w:rPr>
-              <w:t>1. El superadministrador abre la administración de licoreras.</w:t>
+              <w:t>1. El administrador de INVENTRA abre la administración de licoreras.</w:t>
             </w:r>
           </w:p>
           <w:p>
@@ -17023,7 +15991,6 @@
                 <w:sz w:val="19"/>
                 <w:szCs w:val="19"/>
               </w:rPr>
-              <w:lastRenderedPageBreak/>
               <w:t>3. Selecciona una licorera para ver su detalle o ejecutar una acción (cambiar plan, suspender, reactivar).</w:t>
             </w:r>
           </w:p>
@@ -17042,35 +16009,28 @@
         </w:tc>
       </w:tr>
       <w:tr>
-        <w:tblPrEx>
-          <w:tblCellMar>
-            <w:top w:w="0" w:type="dxa"/>
-            <w:bottom w:w="0" w:type="dxa"/>
-          </w:tblCellMar>
-        </w:tblPrEx>
-        <w:tc>
-          <w:tcPr>
-            <w:tcW w:w="2300" w:type="dxa"/>
-            <w:shd w:val="clear" w:color="auto" w:fill="EAF0F8"/>
-            <w:tcMar>
-              <w:top w:w="40" w:type="dxa"/>
-              <w:left w:w="70" w:type="dxa"/>
-              <w:bottom w:w="40" w:type="dxa"/>
-              <w:right w:w="70" w:type="dxa"/>
-            </w:tcMar>
-          </w:tcPr>
-          <w:p>
-            <w:pPr>
-              <w:spacing w:after="18" w:line="236" w:lineRule="auto"/>
-            </w:pPr>
-            <w:r>
-              <w:rPr>
-                <w:b/>
-                <w:bCs/>
-                <w:sz w:val="19"/>
-                <w:szCs w:val="19"/>
-              </w:rPr>
-              <w:lastRenderedPageBreak/>
+        <w:tc>
+          <w:tcPr>
+            <w:tcW w:w="2300" w:type="dxa"/>
+            <w:shd w:val="clear" w:color="auto" w:fill="EAF0F8"/>
+            <w:tcMar>
+              <w:top w:w="40" w:type="dxa"/>
+              <w:left w:w="70" w:type="dxa"/>
+              <w:bottom w:w="40" w:type="dxa"/>
+              <w:right w:w="70" w:type="dxa"/>
+            </w:tcMar>
+          </w:tcPr>
+          <w:p>
+            <w:pPr>
+              <w:spacing w:after="18" w:line="236" w:lineRule="auto"/>
+            </w:pPr>
+            <w:r>
+              <w:rPr>
+                <w:b/>
+                <w:bCs/>
+                <w:sz w:val="19"/>
+                <w:szCs w:val="19"/>
+              </w:rPr>
               <w:t>Flujos alternativos</w:t>
             </w:r>
           </w:p>
@@ -17100,12 +16060,6 @@
         </w:tc>
       </w:tr>
       <w:tr>
-        <w:tblPrEx>
-          <w:tblCellMar>
-            <w:top w:w="0" w:type="dxa"/>
-            <w:bottom w:w="0" w:type="dxa"/>
-          </w:tblCellMar>
-        </w:tblPrEx>
         <w:tc>
           <w:tcPr>
             <w:tcW w:w="2300" w:type="dxa"/>
@@ -17157,12 +16111,6 @@
         </w:tc>
       </w:tr>
       <w:tr>
-        <w:tblPrEx>
-          <w:tblCellMar>
-            <w:top w:w="0" w:type="dxa"/>
-            <w:bottom w:w="0" w:type="dxa"/>
-          </w:tblCellMar>
-        </w:tblPrEx>
         <w:tc>
           <w:tcPr>
             <w:tcW w:w="2300" w:type="dxa"/>
@@ -17208,18 +16156,12 @@
                 <w:sz w:val="19"/>
                 <w:szCs w:val="19"/>
               </w:rPr>
-              <w:t>Solo el superadministrador accede a esta función; las acciones sobre una licorera invocan los casos de uso correspondientes (cambiar plan, controlar estado).</w:t>
-            </w:r>
-          </w:p>
-        </w:tc>
-      </w:tr>
-      <w:tr>
-        <w:tblPrEx>
-          <w:tblCellMar>
-            <w:top w:w="0" w:type="dxa"/>
-            <w:bottom w:w="0" w:type="dxa"/>
-          </w:tblCellMar>
-        </w:tblPrEx>
+              <w:t>Solo el administrador de INVENTRA accede a esta función; las acciones sobre una licorera invocan los casos de uso correspondientes (cambiar plan, controlar estado).</w:t>
+            </w:r>
+          </w:p>
+        </w:tc>
+      </w:tr>
+      <w:tr>
         <w:tc>
           <w:tcPr>
             <w:tcW w:w="2300" w:type="dxa"/>
@@ -17271,12 +16213,6 @@
         </w:tc>
       </w:tr>
       <w:tr>
-        <w:tblPrEx>
-          <w:tblCellMar>
-            <w:top w:w="0" w:type="dxa"/>
-            <w:bottom w:w="0" w:type="dxa"/>
-          </w:tblCellMar>
-        </w:tblPrEx>
         <w:tc>
           <w:tcPr>
             <w:tcW w:w="2300" w:type="dxa"/>
@@ -17374,12 +16310,6 @@
         <w:gridCol w:w="7060"/>
       </w:tblGrid>
       <w:tr>
-        <w:tblPrEx>
-          <w:tblCellMar>
-            <w:top w:w="0" w:type="dxa"/>
-            <w:bottom w:w="0" w:type="dxa"/>
-          </w:tblCellMar>
-        </w:tblPrEx>
         <w:tc>
           <w:tcPr>
             <w:tcW w:w="9360" w:type="dxa"/>
@@ -17410,12 +16340,6 @@
         </w:tc>
       </w:tr>
       <w:tr>
-        <w:tblPrEx>
-          <w:tblCellMar>
-            <w:top w:w="0" w:type="dxa"/>
-            <w:bottom w:w="0" w:type="dxa"/>
-          </w:tblCellMar>
-        </w:tblPrEx>
         <w:tc>
           <w:tcPr>
             <w:tcW w:w="2300" w:type="dxa"/>
@@ -17467,12 +16391,6 @@
         </w:tc>
       </w:tr>
       <w:tr>
-        <w:tblPrEx>
-          <w:tblCellMar>
-            <w:top w:w="0" w:type="dxa"/>
-            <w:bottom w:w="0" w:type="dxa"/>
-          </w:tblCellMar>
-        </w:tblPrEx>
         <w:tc>
           <w:tcPr>
             <w:tcW w:w="2300" w:type="dxa"/>
@@ -17524,12 +16442,6 @@
         </w:tc>
       </w:tr>
       <w:tr>
-        <w:tblPrEx>
-          <w:tblCellMar>
-            <w:top w:w="0" w:type="dxa"/>
-            <w:bottom w:w="0" w:type="dxa"/>
-          </w:tblCellMar>
-        </w:tblPrEx>
         <w:tc>
           <w:tcPr>
             <w:tcW w:w="2300" w:type="dxa"/>
@@ -17581,12 +16493,6 @@
         </w:tc>
       </w:tr>
       <w:tr>
-        <w:tblPrEx>
-          <w:tblCellMar>
-            <w:top w:w="0" w:type="dxa"/>
-            <w:bottom w:w="0" w:type="dxa"/>
-          </w:tblCellMar>
-        </w:tblPrEx>
         <w:tc>
           <w:tcPr>
             <w:tcW w:w="2300" w:type="dxa"/>
@@ -17638,12 +16544,6 @@
         </w:tc>
       </w:tr>
       <w:tr>
-        <w:tblPrEx>
-          <w:tblCellMar>
-            <w:top w:w="0" w:type="dxa"/>
-            <w:bottom w:w="0" w:type="dxa"/>
-          </w:tblCellMar>
-        </w:tblPrEx>
         <w:tc>
           <w:tcPr>
             <w:tcW w:w="2300" w:type="dxa"/>
@@ -17743,12 +16643,6 @@
         </w:tc>
       </w:tr>
       <w:tr>
-        <w:tblPrEx>
-          <w:tblCellMar>
-            <w:top w:w="0" w:type="dxa"/>
-            <w:bottom w:w="0" w:type="dxa"/>
-          </w:tblCellMar>
-        </w:tblPrEx>
         <w:tc>
           <w:tcPr>
             <w:tcW w:w="2300" w:type="dxa"/>
@@ -17800,12 +16694,6 @@
         </w:tc>
       </w:tr>
       <w:tr>
-        <w:tblPrEx>
-          <w:tblCellMar>
-            <w:top w:w="0" w:type="dxa"/>
-            <w:bottom w:w="0" w:type="dxa"/>
-          </w:tblCellMar>
-        </w:tblPrEx>
         <w:tc>
           <w:tcPr>
             <w:tcW w:w="2300" w:type="dxa"/>
@@ -17857,12 +16745,6 @@
         </w:tc>
       </w:tr>
       <w:tr>
-        <w:tblPrEx>
-          <w:tblCellMar>
-            <w:top w:w="0" w:type="dxa"/>
-            <w:bottom w:w="0" w:type="dxa"/>
-          </w:tblCellMar>
-        </w:tblPrEx>
         <w:tc>
           <w:tcPr>
             <w:tcW w:w="2300" w:type="dxa"/>
@@ -17914,12 +16796,6 @@
         </w:tc>
       </w:tr>
       <w:tr>
-        <w:tblPrEx>
-          <w:tblCellMar>
-            <w:top w:w="0" w:type="dxa"/>
-            <w:bottom w:w="0" w:type="dxa"/>
-          </w:tblCellMar>
-        </w:tblPrEx>
         <w:tc>
           <w:tcPr>
             <w:tcW w:w="2300" w:type="dxa"/>
@@ -17971,12 +16847,6 @@
         </w:tc>
       </w:tr>
       <w:tr>
-        <w:tblPrEx>
-          <w:tblCellMar>
-            <w:top w:w="0" w:type="dxa"/>
-            <w:bottom w:w="0" w:type="dxa"/>
-          </w:tblCellMar>
-        </w:tblPrEx>
         <w:tc>
           <w:tcPr>
             <w:tcW w:w="2300" w:type="dxa"/>
@@ -18056,12 +16926,6 @@
         <w:gridCol w:w="7060"/>
       </w:tblGrid>
       <w:tr>
-        <w:tblPrEx>
-          <w:tblCellMar>
-            <w:top w:w="0" w:type="dxa"/>
-            <w:bottom w:w="0" w:type="dxa"/>
-          </w:tblCellMar>
-        </w:tblPrEx>
         <w:tc>
           <w:tcPr>
             <w:tcW w:w="9360" w:type="dxa"/>
@@ -18092,12 +16956,6 @@
         </w:tc>
       </w:tr>
       <w:tr>
-        <w:tblPrEx>
-          <w:tblCellMar>
-            <w:top w:w="0" w:type="dxa"/>
-            <w:bottom w:w="0" w:type="dxa"/>
-          </w:tblCellMar>
-        </w:tblPrEx>
         <w:tc>
           <w:tcPr>
             <w:tcW w:w="2300" w:type="dxa"/>
@@ -18149,12 +17007,6 @@
         </w:tc>
       </w:tr>
       <w:tr>
-        <w:tblPrEx>
-          <w:tblCellMar>
-            <w:top w:w="0" w:type="dxa"/>
-            <w:bottom w:w="0" w:type="dxa"/>
-          </w:tblCellMar>
-        </w:tblPrEx>
         <w:tc>
           <w:tcPr>
             <w:tcW w:w="2300" w:type="dxa"/>
@@ -18206,12 +17058,6 @@
         </w:tc>
       </w:tr>
       <w:tr>
-        <w:tblPrEx>
-          <w:tblCellMar>
-            <w:top w:w="0" w:type="dxa"/>
-            <w:bottom w:w="0" w:type="dxa"/>
-          </w:tblCellMar>
-        </w:tblPrEx>
         <w:tc>
           <w:tcPr>
             <w:tcW w:w="2300" w:type="dxa"/>
@@ -18263,12 +17109,6 @@
         </w:tc>
       </w:tr>
       <w:tr>
-        <w:tblPrEx>
-          <w:tblCellMar>
-            <w:top w:w="0" w:type="dxa"/>
-            <w:bottom w:w="0" w:type="dxa"/>
-          </w:tblCellMar>
-        </w:tblPrEx>
         <w:tc>
           <w:tcPr>
             <w:tcW w:w="2300" w:type="dxa"/>
@@ -18320,12 +17160,6 @@
         </w:tc>
       </w:tr>
       <w:tr>
-        <w:tblPrEx>
-          <w:tblCellMar>
-            <w:top w:w="0" w:type="dxa"/>
-            <w:bottom w:w="0" w:type="dxa"/>
-          </w:tblCellMar>
-        </w:tblPrEx>
         <w:tc>
           <w:tcPr>
             <w:tcW w:w="2300" w:type="dxa"/>
@@ -18401,12 +17235,6 @@
         </w:tc>
       </w:tr>
       <w:tr>
-        <w:tblPrEx>
-          <w:tblCellMar>
-            <w:top w:w="0" w:type="dxa"/>
-            <w:bottom w:w="0" w:type="dxa"/>
-          </w:tblCellMar>
-        </w:tblPrEx>
         <w:tc>
           <w:tcPr>
             <w:tcW w:w="2300" w:type="dxa"/>
@@ -18458,12 +17286,6 @@
         </w:tc>
       </w:tr>
       <w:tr>
-        <w:tblPrEx>
-          <w:tblCellMar>
-            <w:top w:w="0" w:type="dxa"/>
-            <w:bottom w:w="0" w:type="dxa"/>
-          </w:tblCellMar>
-        </w:tblPrEx>
         <w:tc>
           <w:tcPr>
             <w:tcW w:w="2300" w:type="dxa"/>
@@ -18515,34 +17337,29 @@
         </w:tc>
       </w:tr>
       <w:tr>
-        <w:tblPrEx>
-          <w:tblCellMar>
-            <w:top w:w="0" w:type="dxa"/>
-            <w:bottom w:w="0" w:type="dxa"/>
-          </w:tblCellMar>
-        </w:tblPrEx>
-        <w:tc>
-          <w:tcPr>
-            <w:tcW w:w="2300" w:type="dxa"/>
-            <w:shd w:val="clear" w:color="auto" w:fill="EAF0F8"/>
-            <w:tcMar>
-              <w:top w:w="40" w:type="dxa"/>
-              <w:left w:w="70" w:type="dxa"/>
-              <w:bottom w:w="40" w:type="dxa"/>
-              <w:right w:w="70" w:type="dxa"/>
-            </w:tcMar>
-          </w:tcPr>
-          <w:p>
-            <w:pPr>
-              <w:spacing w:after="18" w:line="236" w:lineRule="auto"/>
-            </w:pPr>
-            <w:r>
-              <w:rPr>
-                <w:b/>
-                <w:bCs/>
-                <w:sz w:val="19"/>
-                <w:szCs w:val="19"/>
-              </w:rPr>
+        <w:tc>
+          <w:tcPr>
+            <w:tcW w:w="2300" w:type="dxa"/>
+            <w:shd w:val="clear" w:color="auto" w:fill="EAF0F8"/>
+            <w:tcMar>
+              <w:top w:w="40" w:type="dxa"/>
+              <w:left w:w="70" w:type="dxa"/>
+              <w:bottom w:w="40" w:type="dxa"/>
+              <w:right w:w="70" w:type="dxa"/>
+            </w:tcMar>
+          </w:tcPr>
+          <w:p>
+            <w:pPr>
+              <w:spacing w:after="18" w:line="236" w:lineRule="auto"/>
+            </w:pPr>
+            <w:r>
+              <w:rPr>
+                <w:b/>
+                <w:bCs/>
+                <w:sz w:val="19"/>
+                <w:szCs w:val="19"/>
+              </w:rPr>
+              <w:lastRenderedPageBreak/>
               <w:t>Reglas y validaciones</w:t>
             </w:r>
           </w:p>
@@ -18572,12 +17389,6 @@
         </w:tc>
       </w:tr>
       <w:tr>
-        <w:tblPrEx>
-          <w:tblCellMar>
-            <w:top w:w="0" w:type="dxa"/>
-            <w:bottom w:w="0" w:type="dxa"/>
-          </w:tblCellMar>
-        </w:tblPrEx>
         <w:tc>
           <w:tcPr>
             <w:tcW w:w="2300" w:type="dxa"/>
@@ -18629,12 +17440,6 @@
         </w:tc>
       </w:tr>
       <w:tr>
-        <w:tblPrEx>
-          <w:tblCellMar>
-            <w:top w:w="0" w:type="dxa"/>
-            <w:bottom w:w="0" w:type="dxa"/>
-          </w:tblCellMar>
-        </w:tblPrEx>
         <w:tc>
           <w:tcPr>
             <w:tcW w:w="2300" w:type="dxa"/>
@@ -18680,7 +17485,7 @@
                 <w:sz w:val="19"/>
                 <w:szCs w:val="19"/>
               </w:rPr>
-              <w:t>Media</w:t>
+              <w:t>Alta</w:t>
             </w:r>
           </w:p>
         </w:tc>
@@ -18714,12 +17519,6 @@
         <w:gridCol w:w="7060"/>
       </w:tblGrid>
       <w:tr>
-        <w:tblPrEx>
-          <w:tblCellMar>
-            <w:top w:w="0" w:type="dxa"/>
-            <w:bottom w:w="0" w:type="dxa"/>
-          </w:tblCellMar>
-        </w:tblPrEx>
         <w:tc>
           <w:tcPr>
             <w:tcW w:w="9360" w:type="dxa"/>
@@ -18744,19 +17543,12 @@
                 <w:sz w:val="19"/>
                 <w:szCs w:val="19"/>
               </w:rPr>
-              <w:lastRenderedPageBreak/>
               <w:t>CU-INV-03 — Editar producto</w:t>
             </w:r>
           </w:p>
         </w:tc>
       </w:tr>
       <w:tr>
-        <w:tblPrEx>
-          <w:tblCellMar>
-            <w:top w:w="0" w:type="dxa"/>
-            <w:bottom w:w="0" w:type="dxa"/>
-          </w:tblCellMar>
-        </w:tblPrEx>
         <w:tc>
           <w:tcPr>
             <w:tcW w:w="2300" w:type="dxa"/>
@@ -18808,12 +17600,6 @@
         </w:tc>
       </w:tr>
       <w:tr>
-        <w:tblPrEx>
-          <w:tblCellMar>
-            <w:top w:w="0" w:type="dxa"/>
-            <w:bottom w:w="0" w:type="dxa"/>
-          </w:tblCellMar>
-        </w:tblPrEx>
         <w:tc>
           <w:tcPr>
             <w:tcW w:w="2300" w:type="dxa"/>
@@ -18865,12 +17651,6 @@
         </w:tc>
       </w:tr>
       <w:tr>
-        <w:tblPrEx>
-          <w:tblCellMar>
-            <w:top w:w="0" w:type="dxa"/>
-            <w:bottom w:w="0" w:type="dxa"/>
-          </w:tblCellMar>
-        </w:tblPrEx>
         <w:tc>
           <w:tcPr>
             <w:tcW w:w="2300" w:type="dxa"/>
@@ -18922,12 +17702,6 @@
         </w:tc>
       </w:tr>
       <w:tr>
-        <w:tblPrEx>
-          <w:tblCellMar>
-            <w:top w:w="0" w:type="dxa"/>
-            <w:bottom w:w="0" w:type="dxa"/>
-          </w:tblCellMar>
-        </w:tblPrEx>
         <w:tc>
           <w:tcPr>
             <w:tcW w:w="2300" w:type="dxa"/>
@@ -18979,12 +17753,6 @@
         </w:tc>
       </w:tr>
       <w:tr>
-        <w:tblPrEx>
-          <w:tblCellMar>
-            <w:top w:w="0" w:type="dxa"/>
-            <w:bottom w:w="0" w:type="dxa"/>
-          </w:tblCellMar>
-        </w:tblPrEx>
         <w:tc>
           <w:tcPr>
             <w:tcW w:w="2300" w:type="dxa"/>
@@ -19060,12 +17828,6 @@
         </w:tc>
       </w:tr>
       <w:tr>
-        <w:tblPrEx>
-          <w:tblCellMar>
-            <w:top w:w="0" w:type="dxa"/>
-            <w:bottom w:w="0" w:type="dxa"/>
-          </w:tblCellMar>
-        </w:tblPrEx>
         <w:tc>
           <w:tcPr>
             <w:tcW w:w="2300" w:type="dxa"/>
@@ -19117,12 +17879,6 @@
         </w:tc>
       </w:tr>
       <w:tr>
-        <w:tblPrEx>
-          <w:tblCellMar>
-            <w:top w:w="0" w:type="dxa"/>
-            <w:bottom w:w="0" w:type="dxa"/>
-          </w:tblCellMar>
-        </w:tblPrEx>
         <w:tc>
           <w:tcPr>
             <w:tcW w:w="2300" w:type="dxa"/>
@@ -19174,12 +17930,6 @@
         </w:tc>
       </w:tr>
       <w:tr>
-        <w:tblPrEx>
-          <w:tblCellMar>
-            <w:top w:w="0" w:type="dxa"/>
-            <w:bottom w:w="0" w:type="dxa"/>
-          </w:tblCellMar>
-        </w:tblPrEx>
         <w:tc>
           <w:tcPr>
             <w:tcW w:w="2300" w:type="dxa"/>
@@ -19231,12 +17981,6 @@
         </w:tc>
       </w:tr>
       <w:tr>
-        <w:tblPrEx>
-          <w:tblCellMar>
-            <w:top w:w="0" w:type="dxa"/>
-            <w:bottom w:w="0" w:type="dxa"/>
-          </w:tblCellMar>
-        </w:tblPrEx>
         <w:tc>
           <w:tcPr>
             <w:tcW w:w="2300" w:type="dxa"/>
@@ -19288,12 +18032,6 @@
         </w:tc>
       </w:tr>
       <w:tr>
-        <w:tblPrEx>
-          <w:tblCellMar>
-            <w:top w:w="0" w:type="dxa"/>
-            <w:bottom w:w="0" w:type="dxa"/>
-          </w:tblCellMar>
-        </w:tblPrEx>
         <w:tc>
           <w:tcPr>
             <w:tcW w:w="2300" w:type="dxa"/>
@@ -19339,7 +18077,7 @@
                 <w:sz w:val="19"/>
                 <w:szCs w:val="19"/>
               </w:rPr>
-              <w:t>Media</w:t>
+              <w:t>Alta</w:t>
             </w:r>
           </w:p>
         </w:tc>
@@ -19373,12 +18111,6 @@
         <w:gridCol w:w="7060"/>
       </w:tblGrid>
       <w:tr>
-        <w:tblPrEx>
-          <w:tblCellMar>
-            <w:top w:w="0" w:type="dxa"/>
-            <w:bottom w:w="0" w:type="dxa"/>
-          </w:tblCellMar>
-        </w:tblPrEx>
         <w:tc>
           <w:tcPr>
             <w:tcW w:w="9360" w:type="dxa"/>
@@ -19409,12 +18141,6 @@
         </w:tc>
       </w:tr>
       <w:tr>
-        <w:tblPrEx>
-          <w:tblCellMar>
-            <w:top w:w="0" w:type="dxa"/>
-            <w:bottom w:w="0" w:type="dxa"/>
-          </w:tblCellMar>
-        </w:tblPrEx>
         <w:tc>
           <w:tcPr>
             <w:tcW w:w="2300" w:type="dxa"/>
@@ -19466,12 +18192,6 @@
         </w:tc>
       </w:tr>
       <w:tr>
-        <w:tblPrEx>
-          <w:tblCellMar>
-            <w:top w:w="0" w:type="dxa"/>
-            <w:bottom w:w="0" w:type="dxa"/>
-          </w:tblCellMar>
-        </w:tblPrEx>
         <w:tc>
           <w:tcPr>
             <w:tcW w:w="2300" w:type="dxa"/>
@@ -19523,12 +18243,6 @@
         </w:tc>
       </w:tr>
       <w:tr>
-        <w:tblPrEx>
-          <w:tblCellMar>
-            <w:top w:w="0" w:type="dxa"/>
-            <w:bottom w:w="0" w:type="dxa"/>
-          </w:tblCellMar>
-        </w:tblPrEx>
         <w:tc>
           <w:tcPr>
             <w:tcW w:w="2300" w:type="dxa"/>
@@ -19580,12 +18294,6 @@
         </w:tc>
       </w:tr>
       <w:tr>
-        <w:tblPrEx>
-          <w:tblCellMar>
-            <w:top w:w="0" w:type="dxa"/>
-            <w:bottom w:w="0" w:type="dxa"/>
-          </w:tblCellMar>
-        </w:tblPrEx>
         <w:tc>
           <w:tcPr>
             <w:tcW w:w="2300" w:type="dxa"/>
@@ -19637,12 +18345,6 @@
         </w:tc>
       </w:tr>
       <w:tr>
-        <w:tblPrEx>
-          <w:tblCellMar>
-            <w:top w:w="0" w:type="dxa"/>
-            <w:bottom w:w="0" w:type="dxa"/>
-          </w:tblCellMar>
-        </w:tblPrEx>
         <w:tc>
           <w:tcPr>
             <w:tcW w:w="2300" w:type="dxa"/>
@@ -19718,12 +18420,6 @@
         </w:tc>
       </w:tr>
       <w:tr>
-        <w:tblPrEx>
-          <w:tblCellMar>
-            <w:top w:w="0" w:type="dxa"/>
-            <w:bottom w:w="0" w:type="dxa"/>
-          </w:tblCellMar>
-        </w:tblPrEx>
         <w:tc>
           <w:tcPr>
             <w:tcW w:w="2300" w:type="dxa"/>
@@ -19775,12 +18471,6 @@
         </w:tc>
       </w:tr>
       <w:tr>
-        <w:tblPrEx>
-          <w:tblCellMar>
-            <w:top w:w="0" w:type="dxa"/>
-            <w:bottom w:w="0" w:type="dxa"/>
-          </w:tblCellMar>
-        </w:tblPrEx>
         <w:tc>
           <w:tcPr>
             <w:tcW w:w="2300" w:type="dxa"/>
@@ -19832,12 +18522,6 @@
         </w:tc>
       </w:tr>
       <w:tr>
-        <w:tblPrEx>
-          <w:tblCellMar>
-            <w:top w:w="0" w:type="dxa"/>
-            <w:bottom w:w="0" w:type="dxa"/>
-          </w:tblCellMar>
-        </w:tblPrEx>
         <w:tc>
           <w:tcPr>
             <w:tcW w:w="2300" w:type="dxa"/>
@@ -19889,12 +18573,6 @@
         </w:tc>
       </w:tr>
       <w:tr>
-        <w:tblPrEx>
-          <w:tblCellMar>
-            <w:top w:w="0" w:type="dxa"/>
-            <w:bottom w:w="0" w:type="dxa"/>
-          </w:tblCellMar>
-        </w:tblPrEx>
         <w:tc>
           <w:tcPr>
             <w:tcW w:w="2300" w:type="dxa"/>
@@ -19946,12 +18624,6 @@
         </w:tc>
       </w:tr>
       <w:tr>
-        <w:tblPrEx>
-          <w:tblCellMar>
-            <w:top w:w="0" w:type="dxa"/>
-            <w:bottom w:w="0" w:type="dxa"/>
-          </w:tblCellMar>
-        </w:tblPrEx>
         <w:tc>
           <w:tcPr>
             <w:tcW w:w="2300" w:type="dxa"/>
@@ -20031,12 +18703,6 @@
         <w:gridCol w:w="7060"/>
       </w:tblGrid>
       <w:tr>
-        <w:tblPrEx>
-          <w:tblCellMar>
-            <w:top w:w="0" w:type="dxa"/>
-            <w:bottom w:w="0" w:type="dxa"/>
-          </w:tblCellMar>
-        </w:tblPrEx>
         <w:tc>
           <w:tcPr>
             <w:tcW w:w="9360" w:type="dxa"/>
@@ -20067,12 +18733,6 @@
         </w:tc>
       </w:tr>
       <w:tr>
-        <w:tblPrEx>
-          <w:tblCellMar>
-            <w:top w:w="0" w:type="dxa"/>
-            <w:bottom w:w="0" w:type="dxa"/>
-          </w:tblCellMar>
-        </w:tblPrEx>
         <w:tc>
           <w:tcPr>
             <w:tcW w:w="2300" w:type="dxa"/>
@@ -20124,12 +18784,6 @@
         </w:tc>
       </w:tr>
       <w:tr>
-        <w:tblPrEx>
-          <w:tblCellMar>
-            <w:top w:w="0" w:type="dxa"/>
-            <w:bottom w:w="0" w:type="dxa"/>
-          </w:tblCellMar>
-        </w:tblPrEx>
         <w:tc>
           <w:tcPr>
             <w:tcW w:w="2300" w:type="dxa"/>
@@ -20181,12 +18835,6 @@
         </w:tc>
       </w:tr>
       <w:tr>
-        <w:tblPrEx>
-          <w:tblCellMar>
-            <w:top w:w="0" w:type="dxa"/>
-            <w:bottom w:w="0" w:type="dxa"/>
-          </w:tblCellMar>
-        </w:tblPrEx>
         <w:tc>
           <w:tcPr>
             <w:tcW w:w="2300" w:type="dxa"/>
@@ -20238,12 +18886,6 @@
         </w:tc>
       </w:tr>
       <w:tr>
-        <w:tblPrEx>
-          <w:tblCellMar>
-            <w:top w:w="0" w:type="dxa"/>
-            <w:bottom w:w="0" w:type="dxa"/>
-          </w:tblCellMar>
-        </w:tblPrEx>
         <w:tc>
           <w:tcPr>
             <w:tcW w:w="2300" w:type="dxa"/>
@@ -20295,34 +18937,29 @@
         </w:tc>
       </w:tr>
       <w:tr>
-        <w:tblPrEx>
-          <w:tblCellMar>
-            <w:top w:w="0" w:type="dxa"/>
-            <w:bottom w:w="0" w:type="dxa"/>
-          </w:tblCellMar>
-        </w:tblPrEx>
-        <w:tc>
-          <w:tcPr>
-            <w:tcW w:w="2300" w:type="dxa"/>
-            <w:shd w:val="clear" w:color="auto" w:fill="EAF0F8"/>
-            <w:tcMar>
-              <w:top w:w="40" w:type="dxa"/>
-              <w:left w:w="70" w:type="dxa"/>
-              <w:bottom w:w="40" w:type="dxa"/>
-              <w:right w:w="70" w:type="dxa"/>
-            </w:tcMar>
-          </w:tcPr>
-          <w:p>
-            <w:pPr>
-              <w:spacing w:after="18" w:line="236" w:lineRule="auto"/>
-            </w:pPr>
-            <w:r>
-              <w:rPr>
-                <w:b/>
-                <w:bCs/>
-                <w:sz w:val="19"/>
-                <w:szCs w:val="19"/>
-              </w:rPr>
+        <w:tc>
+          <w:tcPr>
+            <w:tcW w:w="2300" w:type="dxa"/>
+            <w:shd w:val="clear" w:color="auto" w:fill="EAF0F8"/>
+            <w:tcMar>
+              <w:top w:w="40" w:type="dxa"/>
+              <w:left w:w="70" w:type="dxa"/>
+              <w:bottom w:w="40" w:type="dxa"/>
+              <w:right w:w="70" w:type="dxa"/>
+            </w:tcMar>
+          </w:tcPr>
+          <w:p>
+            <w:pPr>
+              <w:spacing w:after="18" w:line="236" w:lineRule="auto"/>
+            </w:pPr>
+            <w:r>
+              <w:rPr>
+                <w:b/>
+                <w:bCs/>
+                <w:sz w:val="19"/>
+                <w:szCs w:val="19"/>
+              </w:rPr>
+              <w:lastRenderedPageBreak/>
               <w:t>Flujo principal</w:t>
             </w:r>
           </w:p>
@@ -20400,35 +19037,28 @@
         </w:tc>
       </w:tr>
       <w:tr>
-        <w:tblPrEx>
-          <w:tblCellMar>
-            <w:top w:w="0" w:type="dxa"/>
-            <w:bottom w:w="0" w:type="dxa"/>
-          </w:tblCellMar>
-        </w:tblPrEx>
-        <w:tc>
-          <w:tcPr>
-            <w:tcW w:w="2300" w:type="dxa"/>
-            <w:shd w:val="clear" w:color="auto" w:fill="EAF0F8"/>
-            <w:tcMar>
-              <w:top w:w="40" w:type="dxa"/>
-              <w:left w:w="70" w:type="dxa"/>
-              <w:bottom w:w="40" w:type="dxa"/>
-              <w:right w:w="70" w:type="dxa"/>
-            </w:tcMar>
-          </w:tcPr>
-          <w:p>
-            <w:pPr>
-              <w:spacing w:after="18" w:line="236" w:lineRule="auto"/>
-            </w:pPr>
-            <w:r>
-              <w:rPr>
-                <w:b/>
-                <w:bCs/>
-                <w:sz w:val="19"/>
-                <w:szCs w:val="19"/>
-              </w:rPr>
-              <w:lastRenderedPageBreak/>
+        <w:tc>
+          <w:tcPr>
+            <w:tcW w:w="2300" w:type="dxa"/>
+            <w:shd w:val="clear" w:color="auto" w:fill="EAF0F8"/>
+            <w:tcMar>
+              <w:top w:w="40" w:type="dxa"/>
+              <w:left w:w="70" w:type="dxa"/>
+              <w:bottom w:w="40" w:type="dxa"/>
+              <w:right w:w="70" w:type="dxa"/>
+            </w:tcMar>
+          </w:tcPr>
+          <w:p>
+            <w:pPr>
+              <w:spacing w:after="18" w:line="236" w:lineRule="auto"/>
+            </w:pPr>
+            <w:r>
+              <w:rPr>
+                <w:b/>
+                <w:bCs/>
+                <w:sz w:val="19"/>
+                <w:szCs w:val="19"/>
+              </w:rPr>
               <w:t>Flujos alternativos</w:t>
             </w:r>
           </w:p>
@@ -20458,12 +19088,6 @@
         </w:tc>
       </w:tr>
       <w:tr>
-        <w:tblPrEx>
-          <w:tblCellMar>
-            <w:top w:w="0" w:type="dxa"/>
-            <w:bottom w:w="0" w:type="dxa"/>
-          </w:tblCellMar>
-        </w:tblPrEx>
         <w:tc>
           <w:tcPr>
             <w:tcW w:w="2300" w:type="dxa"/>
@@ -20515,12 +19139,6 @@
         </w:tc>
       </w:tr>
       <w:tr>
-        <w:tblPrEx>
-          <w:tblCellMar>
-            <w:top w:w="0" w:type="dxa"/>
-            <w:bottom w:w="0" w:type="dxa"/>
-          </w:tblCellMar>
-        </w:tblPrEx>
         <w:tc>
           <w:tcPr>
             <w:tcW w:w="2300" w:type="dxa"/>
@@ -20572,12 +19190,6 @@
         </w:tc>
       </w:tr>
       <w:tr>
-        <w:tblPrEx>
-          <w:tblCellMar>
-            <w:top w:w="0" w:type="dxa"/>
-            <w:bottom w:w="0" w:type="dxa"/>
-          </w:tblCellMar>
-        </w:tblPrEx>
         <w:tc>
           <w:tcPr>
             <w:tcW w:w="2300" w:type="dxa"/>
@@ -20629,12 +19241,6 @@
         </w:tc>
       </w:tr>
       <w:tr>
-        <w:tblPrEx>
-          <w:tblCellMar>
-            <w:top w:w="0" w:type="dxa"/>
-            <w:bottom w:w="0" w:type="dxa"/>
-          </w:tblCellMar>
-        </w:tblPrEx>
         <w:tc>
           <w:tcPr>
             <w:tcW w:w="2300" w:type="dxa"/>
@@ -20714,12 +19320,6 @@
         <w:gridCol w:w="7060"/>
       </w:tblGrid>
       <w:tr>
-        <w:tblPrEx>
-          <w:tblCellMar>
-            <w:top w:w="0" w:type="dxa"/>
-            <w:bottom w:w="0" w:type="dxa"/>
-          </w:tblCellMar>
-        </w:tblPrEx>
         <w:tc>
           <w:tcPr>
             <w:tcW w:w="9360" w:type="dxa"/>
@@ -20750,12 +19350,6 @@
         </w:tc>
       </w:tr>
       <w:tr>
-        <w:tblPrEx>
-          <w:tblCellMar>
-            <w:top w:w="0" w:type="dxa"/>
-            <w:bottom w:w="0" w:type="dxa"/>
-          </w:tblCellMar>
-        </w:tblPrEx>
         <w:tc>
           <w:tcPr>
             <w:tcW w:w="2300" w:type="dxa"/>
@@ -20807,12 +19401,6 @@
         </w:tc>
       </w:tr>
       <w:tr>
-        <w:tblPrEx>
-          <w:tblCellMar>
-            <w:top w:w="0" w:type="dxa"/>
-            <w:bottom w:w="0" w:type="dxa"/>
-          </w:tblCellMar>
-        </w:tblPrEx>
         <w:tc>
           <w:tcPr>
             <w:tcW w:w="2300" w:type="dxa"/>
@@ -20864,12 +19452,6 @@
         </w:tc>
       </w:tr>
       <w:tr>
-        <w:tblPrEx>
-          <w:tblCellMar>
-            <w:top w:w="0" w:type="dxa"/>
-            <w:bottom w:w="0" w:type="dxa"/>
-          </w:tblCellMar>
-        </w:tblPrEx>
         <w:tc>
           <w:tcPr>
             <w:tcW w:w="2300" w:type="dxa"/>
@@ -20921,12 +19503,6 @@
         </w:tc>
       </w:tr>
       <w:tr>
-        <w:tblPrEx>
-          <w:tblCellMar>
-            <w:top w:w="0" w:type="dxa"/>
-            <w:bottom w:w="0" w:type="dxa"/>
-          </w:tblCellMar>
-        </w:tblPrEx>
         <w:tc>
           <w:tcPr>
             <w:tcW w:w="2300" w:type="dxa"/>
@@ -20978,12 +19554,6 @@
         </w:tc>
       </w:tr>
       <w:tr>
-        <w:tblPrEx>
-          <w:tblCellMar>
-            <w:top w:w="0" w:type="dxa"/>
-            <w:bottom w:w="0" w:type="dxa"/>
-          </w:tblCellMar>
-        </w:tblPrEx>
         <w:tc>
           <w:tcPr>
             <w:tcW w:w="2300" w:type="dxa"/>
@@ -21071,12 +19641,6 @@
         </w:tc>
       </w:tr>
       <w:tr>
-        <w:tblPrEx>
-          <w:tblCellMar>
-            <w:top w:w="0" w:type="dxa"/>
-            <w:bottom w:w="0" w:type="dxa"/>
-          </w:tblCellMar>
-        </w:tblPrEx>
         <w:tc>
           <w:tcPr>
             <w:tcW w:w="2300" w:type="dxa"/>
@@ -21128,12 +19692,6 @@
         </w:tc>
       </w:tr>
       <w:tr>
-        <w:tblPrEx>
-          <w:tblCellMar>
-            <w:top w:w="0" w:type="dxa"/>
-            <w:bottom w:w="0" w:type="dxa"/>
-          </w:tblCellMar>
-        </w:tblPrEx>
         <w:tc>
           <w:tcPr>
             <w:tcW w:w="2300" w:type="dxa"/>
@@ -21185,12 +19743,6 @@
         </w:tc>
       </w:tr>
       <w:tr>
-        <w:tblPrEx>
-          <w:tblCellMar>
-            <w:top w:w="0" w:type="dxa"/>
-            <w:bottom w:w="0" w:type="dxa"/>
-          </w:tblCellMar>
-        </w:tblPrEx>
         <w:tc>
           <w:tcPr>
             <w:tcW w:w="2300" w:type="dxa"/>
@@ -21242,12 +19794,6 @@
         </w:tc>
       </w:tr>
       <w:tr>
-        <w:tblPrEx>
-          <w:tblCellMar>
-            <w:top w:w="0" w:type="dxa"/>
-            <w:bottom w:w="0" w:type="dxa"/>
-          </w:tblCellMar>
-        </w:tblPrEx>
         <w:tc>
           <w:tcPr>
             <w:tcW w:w="2300" w:type="dxa"/>
@@ -21299,12 +19845,6 @@
         </w:tc>
       </w:tr>
       <w:tr>
-        <w:tblPrEx>
-          <w:tblCellMar>
-            <w:top w:w="0" w:type="dxa"/>
-            <w:bottom w:w="0" w:type="dxa"/>
-          </w:tblCellMar>
-        </w:tblPrEx>
         <w:tc>
           <w:tcPr>
             <w:tcW w:w="2300" w:type="dxa"/>
@@ -21384,12 +19924,6 @@
         <w:gridCol w:w="7060"/>
       </w:tblGrid>
       <w:tr>
-        <w:tblPrEx>
-          <w:tblCellMar>
-            <w:top w:w="0" w:type="dxa"/>
-            <w:bottom w:w="0" w:type="dxa"/>
-          </w:tblCellMar>
-        </w:tblPrEx>
         <w:tc>
           <w:tcPr>
             <w:tcW w:w="9360" w:type="dxa"/>
@@ -21420,12 +19954,6 @@
         </w:tc>
       </w:tr>
       <w:tr>
-        <w:tblPrEx>
-          <w:tblCellMar>
-            <w:top w:w="0" w:type="dxa"/>
-            <w:bottom w:w="0" w:type="dxa"/>
-          </w:tblCellMar>
-        </w:tblPrEx>
         <w:tc>
           <w:tcPr>
             <w:tcW w:w="2300" w:type="dxa"/>
@@ -21477,12 +20005,6 @@
         </w:tc>
       </w:tr>
       <w:tr>
-        <w:tblPrEx>
-          <w:tblCellMar>
-            <w:top w:w="0" w:type="dxa"/>
-            <w:bottom w:w="0" w:type="dxa"/>
-          </w:tblCellMar>
-        </w:tblPrEx>
         <w:tc>
           <w:tcPr>
             <w:tcW w:w="2300" w:type="dxa"/>
@@ -21534,12 +20056,6 @@
         </w:tc>
       </w:tr>
       <w:tr>
-        <w:tblPrEx>
-          <w:tblCellMar>
-            <w:top w:w="0" w:type="dxa"/>
-            <w:bottom w:w="0" w:type="dxa"/>
-          </w:tblCellMar>
-        </w:tblPrEx>
         <w:tc>
           <w:tcPr>
             <w:tcW w:w="2300" w:type="dxa"/>
@@ -21591,12 +20107,6 @@
         </w:tc>
       </w:tr>
       <w:tr>
-        <w:tblPrEx>
-          <w:tblCellMar>
-            <w:top w:w="0" w:type="dxa"/>
-            <w:bottom w:w="0" w:type="dxa"/>
-          </w:tblCellMar>
-        </w:tblPrEx>
         <w:tc>
           <w:tcPr>
             <w:tcW w:w="2300" w:type="dxa"/>
@@ -21648,12 +20158,6 @@
         </w:tc>
       </w:tr>
       <w:tr>
-        <w:tblPrEx>
-          <w:tblCellMar>
-            <w:top w:w="0" w:type="dxa"/>
-            <w:bottom w:w="0" w:type="dxa"/>
-          </w:tblCellMar>
-        </w:tblPrEx>
         <w:tc>
           <w:tcPr>
             <w:tcW w:w="2300" w:type="dxa"/>
@@ -21729,12 +20233,6 @@
         </w:tc>
       </w:tr>
       <w:tr>
-        <w:tblPrEx>
-          <w:tblCellMar>
-            <w:top w:w="0" w:type="dxa"/>
-            <w:bottom w:w="0" w:type="dxa"/>
-          </w:tblCellMar>
-        </w:tblPrEx>
         <w:tc>
           <w:tcPr>
             <w:tcW w:w="2300" w:type="dxa"/>
@@ -21786,12 +20284,6 @@
         </w:tc>
       </w:tr>
       <w:tr>
-        <w:tblPrEx>
-          <w:tblCellMar>
-            <w:top w:w="0" w:type="dxa"/>
-            <w:bottom w:w="0" w:type="dxa"/>
-          </w:tblCellMar>
-        </w:tblPrEx>
         <w:tc>
           <w:tcPr>
             <w:tcW w:w="2300" w:type="dxa"/>
@@ -21843,12 +20335,6 @@
         </w:tc>
       </w:tr>
       <w:tr>
-        <w:tblPrEx>
-          <w:tblCellMar>
-            <w:top w:w="0" w:type="dxa"/>
-            <w:bottom w:w="0" w:type="dxa"/>
-          </w:tblCellMar>
-        </w:tblPrEx>
         <w:tc>
           <w:tcPr>
             <w:tcW w:w="2300" w:type="dxa"/>
@@ -21900,12 +20386,6 @@
         </w:tc>
       </w:tr>
       <w:tr>
-        <w:tblPrEx>
-          <w:tblCellMar>
-            <w:top w:w="0" w:type="dxa"/>
-            <w:bottom w:w="0" w:type="dxa"/>
-          </w:tblCellMar>
-        </w:tblPrEx>
         <w:tc>
           <w:tcPr>
             <w:tcW w:w="2300" w:type="dxa"/>
@@ -21957,12 +20437,6 @@
         </w:tc>
       </w:tr>
       <w:tr>
-        <w:tblPrEx>
-          <w:tblCellMar>
-            <w:top w:w="0" w:type="dxa"/>
-            <w:bottom w:w="0" w:type="dxa"/>
-          </w:tblCellMar>
-        </w:tblPrEx>
         <w:tc>
           <w:tcPr>
             <w:tcW w:w="2300" w:type="dxa"/>
@@ -22008,7 +20482,7 @@
                 <w:sz w:val="19"/>
                 <w:szCs w:val="19"/>
               </w:rPr>
-              <w:t>Media</w:t>
+              <w:t>Alta</w:t>
             </w:r>
           </w:p>
         </w:tc>
@@ -22042,12 +20516,6 @@
         <w:gridCol w:w="7060"/>
       </w:tblGrid>
       <w:tr>
-        <w:tblPrEx>
-          <w:tblCellMar>
-            <w:top w:w="0" w:type="dxa"/>
-            <w:bottom w:w="0" w:type="dxa"/>
-          </w:tblCellMar>
-        </w:tblPrEx>
         <w:tc>
           <w:tcPr>
             <w:tcW w:w="9360" w:type="dxa"/>
@@ -22072,18 +20540,13 @@
                 <w:sz w:val="19"/>
                 <w:szCs w:val="19"/>
               </w:rPr>
+              <w:lastRenderedPageBreak/>
               <w:t>CU-INV-08 — Alertar baja rotación</w:t>
             </w:r>
           </w:p>
         </w:tc>
       </w:tr>
       <w:tr>
-        <w:tblPrEx>
-          <w:tblCellMar>
-            <w:top w:w="0" w:type="dxa"/>
-            <w:bottom w:w="0" w:type="dxa"/>
-          </w:tblCellMar>
-        </w:tblPrEx>
         <w:tc>
           <w:tcPr>
             <w:tcW w:w="2300" w:type="dxa"/>
@@ -22135,12 +20598,6 @@
         </w:tc>
       </w:tr>
       <w:tr>
-        <w:tblPrEx>
-          <w:tblCellMar>
-            <w:top w:w="0" w:type="dxa"/>
-            <w:bottom w:w="0" w:type="dxa"/>
-          </w:tblCellMar>
-        </w:tblPrEx>
         <w:tc>
           <w:tcPr>
             <w:tcW w:w="2300" w:type="dxa"/>
@@ -22192,12 +20649,6 @@
         </w:tc>
       </w:tr>
       <w:tr>
-        <w:tblPrEx>
-          <w:tblCellMar>
-            <w:top w:w="0" w:type="dxa"/>
-            <w:bottom w:w="0" w:type="dxa"/>
-          </w:tblCellMar>
-        </w:tblPrEx>
         <w:tc>
           <w:tcPr>
             <w:tcW w:w="2300" w:type="dxa"/>
@@ -22249,35 +20700,28 @@
         </w:tc>
       </w:tr>
       <w:tr>
-        <w:tblPrEx>
-          <w:tblCellMar>
-            <w:top w:w="0" w:type="dxa"/>
-            <w:bottom w:w="0" w:type="dxa"/>
-          </w:tblCellMar>
-        </w:tblPrEx>
-        <w:tc>
-          <w:tcPr>
-            <w:tcW w:w="2300" w:type="dxa"/>
-            <w:shd w:val="clear" w:color="auto" w:fill="EAF0F8"/>
-            <w:tcMar>
-              <w:top w:w="40" w:type="dxa"/>
-              <w:left w:w="70" w:type="dxa"/>
-              <w:bottom w:w="40" w:type="dxa"/>
-              <w:right w:w="70" w:type="dxa"/>
-            </w:tcMar>
-          </w:tcPr>
-          <w:p>
-            <w:pPr>
-              <w:spacing w:after="18" w:line="236" w:lineRule="auto"/>
-            </w:pPr>
-            <w:r>
-              <w:rPr>
-                <w:b/>
-                <w:bCs/>
-                <w:sz w:val="19"/>
-                <w:szCs w:val="19"/>
-              </w:rPr>
-              <w:lastRenderedPageBreak/>
+        <w:tc>
+          <w:tcPr>
+            <w:tcW w:w="2300" w:type="dxa"/>
+            <w:shd w:val="clear" w:color="auto" w:fill="EAF0F8"/>
+            <w:tcMar>
+              <w:top w:w="40" w:type="dxa"/>
+              <w:left w:w="70" w:type="dxa"/>
+              <w:bottom w:w="40" w:type="dxa"/>
+              <w:right w:w="70" w:type="dxa"/>
+            </w:tcMar>
+          </w:tcPr>
+          <w:p>
+            <w:pPr>
+              <w:spacing w:after="18" w:line="236" w:lineRule="auto"/>
+            </w:pPr>
+            <w:r>
+              <w:rPr>
+                <w:b/>
+                <w:bCs/>
+                <w:sz w:val="19"/>
+                <w:szCs w:val="19"/>
+              </w:rPr>
               <w:t>Precondiciones</w:t>
             </w:r>
           </w:p>
@@ -22307,12 +20751,6 @@
         </w:tc>
       </w:tr>
       <w:tr>
-        <w:tblPrEx>
-          <w:tblCellMar>
-            <w:top w:w="0" w:type="dxa"/>
-            <w:bottom w:w="0" w:type="dxa"/>
-          </w:tblCellMar>
-        </w:tblPrEx>
         <w:tc>
           <w:tcPr>
             <w:tcW w:w="2300" w:type="dxa"/>
@@ -22388,12 +20826,6 @@
         </w:tc>
       </w:tr>
       <w:tr>
-        <w:tblPrEx>
-          <w:tblCellMar>
-            <w:top w:w="0" w:type="dxa"/>
-            <w:bottom w:w="0" w:type="dxa"/>
-          </w:tblCellMar>
-        </w:tblPrEx>
         <w:tc>
           <w:tcPr>
             <w:tcW w:w="2300" w:type="dxa"/>
@@ -22445,12 +20877,6 @@
         </w:tc>
       </w:tr>
       <w:tr>
-        <w:tblPrEx>
-          <w:tblCellMar>
-            <w:top w:w="0" w:type="dxa"/>
-            <w:bottom w:w="0" w:type="dxa"/>
-          </w:tblCellMar>
-        </w:tblPrEx>
         <w:tc>
           <w:tcPr>
             <w:tcW w:w="2300" w:type="dxa"/>
@@ -22502,12 +20928,6 @@
         </w:tc>
       </w:tr>
       <w:tr>
-        <w:tblPrEx>
-          <w:tblCellMar>
-            <w:top w:w="0" w:type="dxa"/>
-            <w:bottom w:w="0" w:type="dxa"/>
-          </w:tblCellMar>
-        </w:tblPrEx>
         <w:tc>
           <w:tcPr>
             <w:tcW w:w="2300" w:type="dxa"/>
@@ -22559,12 +20979,6 @@
         </w:tc>
       </w:tr>
       <w:tr>
-        <w:tblPrEx>
-          <w:tblCellMar>
-            <w:top w:w="0" w:type="dxa"/>
-            <w:bottom w:w="0" w:type="dxa"/>
-          </w:tblCellMar>
-        </w:tblPrEx>
         <w:tc>
           <w:tcPr>
             <w:tcW w:w="2300" w:type="dxa"/>
@@ -22616,12 +21030,6 @@
         </w:tc>
       </w:tr>
       <w:tr>
-        <w:tblPrEx>
-          <w:tblCellMar>
-            <w:top w:w="0" w:type="dxa"/>
-            <w:bottom w:w="0" w:type="dxa"/>
-          </w:tblCellMar>
-        </w:tblPrEx>
         <w:tc>
           <w:tcPr>
             <w:tcW w:w="2300" w:type="dxa"/>
@@ -22701,12 +21109,6 @@
         <w:gridCol w:w="7060"/>
       </w:tblGrid>
       <w:tr>
-        <w:tblPrEx>
-          <w:tblCellMar>
-            <w:top w:w="0" w:type="dxa"/>
-            <w:bottom w:w="0" w:type="dxa"/>
-          </w:tblCellMar>
-        </w:tblPrEx>
         <w:tc>
           <w:tcPr>
             <w:tcW w:w="9360" w:type="dxa"/>
@@ -22737,12 +21139,6 @@
         </w:tc>
       </w:tr>
       <w:tr>
-        <w:tblPrEx>
-          <w:tblCellMar>
-            <w:top w:w="0" w:type="dxa"/>
-            <w:bottom w:w="0" w:type="dxa"/>
-          </w:tblCellMar>
-        </w:tblPrEx>
         <w:tc>
           <w:tcPr>
             <w:tcW w:w="2300" w:type="dxa"/>
@@ -22794,12 +21190,6 @@
         </w:tc>
       </w:tr>
       <w:tr>
-        <w:tblPrEx>
-          <w:tblCellMar>
-            <w:top w:w="0" w:type="dxa"/>
-            <w:bottom w:w="0" w:type="dxa"/>
-          </w:tblCellMar>
-        </w:tblPrEx>
         <w:tc>
           <w:tcPr>
             <w:tcW w:w="2300" w:type="dxa"/>
@@ -22851,12 +21241,6 @@
         </w:tc>
       </w:tr>
       <w:tr>
-        <w:tblPrEx>
-          <w:tblCellMar>
-            <w:top w:w="0" w:type="dxa"/>
-            <w:bottom w:w="0" w:type="dxa"/>
-          </w:tblCellMar>
-        </w:tblPrEx>
         <w:tc>
           <w:tcPr>
             <w:tcW w:w="2300" w:type="dxa"/>
@@ -22908,12 +21292,6 @@
         </w:tc>
       </w:tr>
       <w:tr>
-        <w:tblPrEx>
-          <w:tblCellMar>
-            <w:top w:w="0" w:type="dxa"/>
-            <w:bottom w:w="0" w:type="dxa"/>
-          </w:tblCellMar>
-        </w:tblPrEx>
         <w:tc>
           <w:tcPr>
             <w:tcW w:w="2300" w:type="dxa"/>
@@ -22965,12 +21343,6 @@
         </w:tc>
       </w:tr>
       <w:tr>
-        <w:tblPrEx>
-          <w:tblCellMar>
-            <w:top w:w="0" w:type="dxa"/>
-            <w:bottom w:w="0" w:type="dxa"/>
-          </w:tblCellMar>
-        </w:tblPrEx>
         <w:tc>
           <w:tcPr>
             <w:tcW w:w="2300" w:type="dxa"/>
@@ -23046,12 +21418,6 @@
         </w:tc>
       </w:tr>
       <w:tr>
-        <w:tblPrEx>
-          <w:tblCellMar>
-            <w:top w:w="0" w:type="dxa"/>
-            <w:bottom w:w="0" w:type="dxa"/>
-          </w:tblCellMar>
-        </w:tblPrEx>
         <w:tc>
           <w:tcPr>
             <w:tcW w:w="2300" w:type="dxa"/>
@@ -23103,12 +21469,6 @@
         </w:tc>
       </w:tr>
       <w:tr>
-        <w:tblPrEx>
-          <w:tblCellMar>
-            <w:top w:w="0" w:type="dxa"/>
-            <w:bottom w:w="0" w:type="dxa"/>
-          </w:tblCellMar>
-        </w:tblPrEx>
         <w:tc>
           <w:tcPr>
             <w:tcW w:w="2300" w:type="dxa"/>
@@ -23160,12 +21520,6 @@
         </w:tc>
       </w:tr>
       <w:tr>
-        <w:tblPrEx>
-          <w:tblCellMar>
-            <w:top w:w="0" w:type="dxa"/>
-            <w:bottom w:w="0" w:type="dxa"/>
-          </w:tblCellMar>
-        </w:tblPrEx>
         <w:tc>
           <w:tcPr>
             <w:tcW w:w="2300" w:type="dxa"/>
@@ -23217,12 +21571,6 @@
         </w:tc>
       </w:tr>
       <w:tr>
-        <w:tblPrEx>
-          <w:tblCellMar>
-            <w:top w:w="0" w:type="dxa"/>
-            <w:bottom w:w="0" w:type="dxa"/>
-          </w:tblCellMar>
-        </w:tblPrEx>
         <w:tc>
           <w:tcPr>
             <w:tcW w:w="2300" w:type="dxa"/>
@@ -23274,12 +21622,6 @@
         </w:tc>
       </w:tr>
       <w:tr>
-        <w:tblPrEx>
-          <w:tblCellMar>
-            <w:top w:w="0" w:type="dxa"/>
-            <w:bottom w:w="0" w:type="dxa"/>
-          </w:tblCellMar>
-        </w:tblPrEx>
         <w:tc>
           <w:tcPr>
             <w:tcW w:w="2300" w:type="dxa"/>
@@ -23359,12 +21701,6 @@
         <w:gridCol w:w="7060"/>
       </w:tblGrid>
       <w:tr>
-        <w:tblPrEx>
-          <w:tblCellMar>
-            <w:top w:w="0" w:type="dxa"/>
-            <w:bottom w:w="0" w:type="dxa"/>
-          </w:tblCellMar>
-        </w:tblPrEx>
         <w:tc>
           <w:tcPr>
             <w:tcW w:w="9360" w:type="dxa"/>
@@ -23395,12 +21731,6 @@
         </w:tc>
       </w:tr>
       <w:tr>
-        <w:tblPrEx>
-          <w:tblCellMar>
-            <w:top w:w="0" w:type="dxa"/>
-            <w:bottom w:w="0" w:type="dxa"/>
-          </w:tblCellMar>
-        </w:tblPrEx>
         <w:tc>
           <w:tcPr>
             <w:tcW w:w="2300" w:type="dxa"/>
@@ -23452,12 +21782,6 @@
         </w:tc>
       </w:tr>
       <w:tr>
-        <w:tblPrEx>
-          <w:tblCellMar>
-            <w:top w:w="0" w:type="dxa"/>
-            <w:bottom w:w="0" w:type="dxa"/>
-          </w:tblCellMar>
-        </w:tblPrEx>
         <w:tc>
           <w:tcPr>
             <w:tcW w:w="2300" w:type="dxa"/>
@@ -23509,12 +21833,6 @@
         </w:tc>
       </w:tr>
       <w:tr>
-        <w:tblPrEx>
-          <w:tblCellMar>
-            <w:top w:w="0" w:type="dxa"/>
-            <w:bottom w:w="0" w:type="dxa"/>
-          </w:tblCellMar>
-        </w:tblPrEx>
         <w:tc>
           <w:tcPr>
             <w:tcW w:w="2300" w:type="dxa"/>
@@ -23566,12 +21884,6 @@
         </w:tc>
       </w:tr>
       <w:tr>
-        <w:tblPrEx>
-          <w:tblCellMar>
-            <w:top w:w="0" w:type="dxa"/>
-            <w:bottom w:w="0" w:type="dxa"/>
-          </w:tblCellMar>
-        </w:tblPrEx>
         <w:tc>
           <w:tcPr>
             <w:tcW w:w="2300" w:type="dxa"/>
@@ -23623,12 +21935,6 @@
         </w:tc>
       </w:tr>
       <w:tr>
-        <w:tblPrEx>
-          <w:tblCellMar>
-            <w:top w:w="0" w:type="dxa"/>
-            <w:bottom w:w="0" w:type="dxa"/>
-          </w:tblCellMar>
-        </w:tblPrEx>
         <w:tc>
           <w:tcPr>
             <w:tcW w:w="2300" w:type="dxa"/>
@@ -23716,12 +22022,6 @@
         </w:tc>
       </w:tr>
       <w:tr>
-        <w:tblPrEx>
-          <w:tblCellMar>
-            <w:top w:w="0" w:type="dxa"/>
-            <w:bottom w:w="0" w:type="dxa"/>
-          </w:tblCellMar>
-        </w:tblPrEx>
         <w:tc>
           <w:tcPr>
             <w:tcW w:w="2300" w:type="dxa"/>
@@ -23773,12 +22073,6 @@
         </w:tc>
       </w:tr>
       <w:tr>
-        <w:tblPrEx>
-          <w:tblCellMar>
-            <w:top w:w="0" w:type="dxa"/>
-            <w:bottom w:w="0" w:type="dxa"/>
-          </w:tblCellMar>
-        </w:tblPrEx>
         <w:tc>
           <w:tcPr>
             <w:tcW w:w="2300" w:type="dxa"/>
@@ -23830,34 +22124,29 @@
         </w:tc>
       </w:tr>
       <w:tr>
-        <w:tblPrEx>
-          <w:tblCellMar>
-            <w:top w:w="0" w:type="dxa"/>
-            <w:bottom w:w="0" w:type="dxa"/>
-          </w:tblCellMar>
-        </w:tblPrEx>
-        <w:tc>
-          <w:tcPr>
-            <w:tcW w:w="2300" w:type="dxa"/>
-            <w:shd w:val="clear" w:color="auto" w:fill="EAF0F8"/>
-            <w:tcMar>
-              <w:top w:w="40" w:type="dxa"/>
-              <w:left w:w="70" w:type="dxa"/>
-              <w:bottom w:w="40" w:type="dxa"/>
-              <w:right w:w="70" w:type="dxa"/>
-            </w:tcMar>
-          </w:tcPr>
-          <w:p>
-            <w:pPr>
-              <w:spacing w:after="18" w:line="236" w:lineRule="auto"/>
-            </w:pPr>
-            <w:r>
-              <w:rPr>
-                <w:b/>
-                <w:bCs/>
-                <w:sz w:val="19"/>
-                <w:szCs w:val="19"/>
-              </w:rPr>
+        <w:tc>
+          <w:tcPr>
+            <w:tcW w:w="2300" w:type="dxa"/>
+            <w:shd w:val="clear" w:color="auto" w:fill="EAF0F8"/>
+            <w:tcMar>
+              <w:top w:w="40" w:type="dxa"/>
+              <w:left w:w="70" w:type="dxa"/>
+              <w:bottom w:w="40" w:type="dxa"/>
+              <w:right w:w="70" w:type="dxa"/>
+            </w:tcMar>
+          </w:tcPr>
+          <w:p>
+            <w:pPr>
+              <w:spacing w:after="18" w:line="236" w:lineRule="auto"/>
+            </w:pPr>
+            <w:r>
+              <w:rPr>
+                <w:b/>
+                <w:bCs/>
+                <w:sz w:val="19"/>
+                <w:szCs w:val="19"/>
+              </w:rPr>
+              <w:lastRenderedPageBreak/>
               <w:t>Reglas y validaciones</w:t>
             </w:r>
           </w:p>
@@ -23887,12 +22176,6 @@
         </w:tc>
       </w:tr>
       <w:tr>
-        <w:tblPrEx>
-          <w:tblCellMar>
-            <w:top w:w="0" w:type="dxa"/>
-            <w:bottom w:w="0" w:type="dxa"/>
-          </w:tblCellMar>
-        </w:tblPrEx>
         <w:tc>
           <w:tcPr>
             <w:tcW w:w="2300" w:type="dxa"/>
@@ -23944,12 +22227,6 @@
         </w:tc>
       </w:tr>
       <w:tr>
-        <w:tblPrEx>
-          <w:tblCellMar>
-            <w:top w:w="0" w:type="dxa"/>
-            <w:bottom w:w="0" w:type="dxa"/>
-          </w:tblCellMar>
-        </w:tblPrEx>
         <w:tc>
           <w:tcPr>
             <w:tcW w:w="2300" w:type="dxa"/>
@@ -23995,7 +22272,7 @@
                 <w:sz w:val="19"/>
                 <w:szCs w:val="19"/>
               </w:rPr>
-              <w:t>Media</w:t>
+              <w:t>Alta</w:t>
             </w:r>
           </w:p>
         </w:tc>
@@ -24029,12 +22306,6 @@
         <w:gridCol w:w="7060"/>
       </w:tblGrid>
       <w:tr>
-        <w:tblPrEx>
-          <w:tblCellMar>
-            <w:top w:w="0" w:type="dxa"/>
-            <w:bottom w:w="0" w:type="dxa"/>
-          </w:tblCellMar>
-        </w:tblPrEx>
         <w:tc>
           <w:tcPr>
             <w:tcW w:w="9360" w:type="dxa"/>
@@ -24059,19 +22330,12 @@
                 <w:sz w:val="19"/>
                 <w:szCs w:val="19"/>
               </w:rPr>
-              <w:lastRenderedPageBreak/>
               <w:t>CU-INV-11 — Sugerir precio por margen</w:t>
             </w:r>
           </w:p>
         </w:tc>
       </w:tr>
       <w:tr>
-        <w:tblPrEx>
-          <w:tblCellMar>
-            <w:top w:w="0" w:type="dxa"/>
-            <w:bottom w:w="0" w:type="dxa"/>
-          </w:tblCellMar>
-        </w:tblPrEx>
         <w:tc>
           <w:tcPr>
             <w:tcW w:w="2300" w:type="dxa"/>
@@ -24123,12 +22387,6 @@
         </w:tc>
       </w:tr>
       <w:tr>
-        <w:tblPrEx>
-          <w:tblCellMar>
-            <w:top w:w="0" w:type="dxa"/>
-            <w:bottom w:w="0" w:type="dxa"/>
-          </w:tblCellMar>
-        </w:tblPrEx>
         <w:tc>
           <w:tcPr>
             <w:tcW w:w="2300" w:type="dxa"/>
@@ -24180,12 +22438,6 @@
         </w:tc>
       </w:tr>
       <w:tr>
-        <w:tblPrEx>
-          <w:tblCellMar>
-            <w:top w:w="0" w:type="dxa"/>
-            <w:bottom w:w="0" w:type="dxa"/>
-          </w:tblCellMar>
-        </w:tblPrEx>
         <w:tc>
           <w:tcPr>
             <w:tcW w:w="2300" w:type="dxa"/>
@@ -24237,12 +22489,6 @@
         </w:tc>
       </w:tr>
       <w:tr>
-        <w:tblPrEx>
-          <w:tblCellMar>
-            <w:top w:w="0" w:type="dxa"/>
-            <w:bottom w:w="0" w:type="dxa"/>
-          </w:tblCellMar>
-        </w:tblPrEx>
         <w:tc>
           <w:tcPr>
             <w:tcW w:w="2300" w:type="dxa"/>
@@ -24294,12 +22540,6 @@
         </w:tc>
       </w:tr>
       <w:tr>
-        <w:tblPrEx>
-          <w:tblCellMar>
-            <w:top w:w="0" w:type="dxa"/>
-            <w:bottom w:w="0" w:type="dxa"/>
-          </w:tblCellMar>
-        </w:tblPrEx>
         <w:tc>
           <w:tcPr>
             <w:tcW w:w="2300" w:type="dxa"/>
@@ -24387,12 +22627,6 @@
         </w:tc>
       </w:tr>
       <w:tr>
-        <w:tblPrEx>
-          <w:tblCellMar>
-            <w:top w:w="0" w:type="dxa"/>
-            <w:bottom w:w="0" w:type="dxa"/>
-          </w:tblCellMar>
-        </w:tblPrEx>
         <w:tc>
           <w:tcPr>
             <w:tcW w:w="2300" w:type="dxa"/>
@@ -24444,12 +22678,6 @@
         </w:tc>
       </w:tr>
       <w:tr>
-        <w:tblPrEx>
-          <w:tblCellMar>
-            <w:top w:w="0" w:type="dxa"/>
-            <w:bottom w:w="0" w:type="dxa"/>
-          </w:tblCellMar>
-        </w:tblPrEx>
         <w:tc>
           <w:tcPr>
             <w:tcW w:w="2300" w:type="dxa"/>
@@ -24501,12 +22729,6 @@
         </w:tc>
       </w:tr>
       <w:tr>
-        <w:tblPrEx>
-          <w:tblCellMar>
-            <w:top w:w="0" w:type="dxa"/>
-            <w:bottom w:w="0" w:type="dxa"/>
-          </w:tblCellMar>
-        </w:tblPrEx>
         <w:tc>
           <w:tcPr>
             <w:tcW w:w="2300" w:type="dxa"/>
@@ -24558,12 +22780,6 @@
         </w:tc>
       </w:tr>
       <w:tr>
-        <w:tblPrEx>
-          <w:tblCellMar>
-            <w:top w:w="0" w:type="dxa"/>
-            <w:bottom w:w="0" w:type="dxa"/>
-          </w:tblCellMar>
-        </w:tblPrEx>
         <w:tc>
           <w:tcPr>
             <w:tcW w:w="2300" w:type="dxa"/>
@@ -24615,12 +22831,6 @@
         </w:tc>
       </w:tr>
       <w:tr>
-        <w:tblPrEx>
-          <w:tblCellMar>
-            <w:top w:w="0" w:type="dxa"/>
-            <w:bottom w:w="0" w:type="dxa"/>
-          </w:tblCellMar>
-        </w:tblPrEx>
         <w:tc>
           <w:tcPr>
             <w:tcW w:w="2300" w:type="dxa"/>
@@ -24666,7 +22876,7 @@
                 <w:sz w:val="19"/>
                 <w:szCs w:val="19"/>
               </w:rPr>
-              <w:t>Baja</w:t>
+              <w:t>Media</w:t>
             </w:r>
           </w:p>
         </w:tc>
@@ -24718,12 +22928,6 @@
         <w:gridCol w:w="7060"/>
       </w:tblGrid>
       <w:tr>
-        <w:tblPrEx>
-          <w:tblCellMar>
-            <w:top w:w="0" w:type="dxa"/>
-            <w:bottom w:w="0" w:type="dxa"/>
-          </w:tblCellMar>
-        </w:tblPrEx>
         <w:tc>
           <w:tcPr>
             <w:tcW w:w="9360" w:type="dxa"/>
@@ -24754,12 +22958,6 @@
         </w:tc>
       </w:tr>
       <w:tr>
-        <w:tblPrEx>
-          <w:tblCellMar>
-            <w:top w:w="0" w:type="dxa"/>
-            <w:bottom w:w="0" w:type="dxa"/>
-          </w:tblCellMar>
-        </w:tblPrEx>
         <w:tc>
           <w:tcPr>
             <w:tcW w:w="2300" w:type="dxa"/>
@@ -24811,12 +23009,6 @@
         </w:tc>
       </w:tr>
       <w:tr>
-        <w:tblPrEx>
-          <w:tblCellMar>
-            <w:top w:w="0" w:type="dxa"/>
-            <w:bottom w:w="0" w:type="dxa"/>
-          </w:tblCellMar>
-        </w:tblPrEx>
         <w:tc>
           <w:tcPr>
             <w:tcW w:w="2300" w:type="dxa"/>
@@ -24868,12 +23060,6 @@
         </w:tc>
       </w:tr>
       <w:tr>
-        <w:tblPrEx>
-          <w:tblCellMar>
-            <w:top w:w="0" w:type="dxa"/>
-            <w:bottom w:w="0" w:type="dxa"/>
-          </w:tblCellMar>
-        </w:tblPrEx>
         <w:tc>
           <w:tcPr>
             <w:tcW w:w="2300" w:type="dxa"/>
@@ -24925,12 +23111,6 @@
         </w:tc>
       </w:tr>
       <w:tr>
-        <w:tblPrEx>
-          <w:tblCellMar>
-            <w:top w:w="0" w:type="dxa"/>
-            <w:bottom w:w="0" w:type="dxa"/>
-          </w:tblCellMar>
-        </w:tblPrEx>
         <w:tc>
           <w:tcPr>
             <w:tcW w:w="2300" w:type="dxa"/>
@@ -24982,12 +23162,6 @@
         </w:tc>
       </w:tr>
       <w:tr>
-        <w:tblPrEx>
-          <w:tblCellMar>
-            <w:top w:w="0" w:type="dxa"/>
-            <w:bottom w:w="0" w:type="dxa"/>
-          </w:tblCellMar>
-        </w:tblPrEx>
         <w:tc>
           <w:tcPr>
             <w:tcW w:w="2300" w:type="dxa"/>
@@ -25099,12 +23273,6 @@
         </w:tc>
       </w:tr>
       <w:tr>
-        <w:tblPrEx>
-          <w:tblCellMar>
-            <w:top w:w="0" w:type="dxa"/>
-            <w:bottom w:w="0" w:type="dxa"/>
-          </w:tblCellMar>
-        </w:tblPrEx>
         <w:tc>
           <w:tcPr>
             <w:tcW w:w="2300" w:type="dxa"/>
@@ -25168,12 +23336,6 @@
         </w:tc>
       </w:tr>
       <w:tr>
-        <w:tblPrEx>
-          <w:tblCellMar>
-            <w:top w:w="0" w:type="dxa"/>
-            <w:bottom w:w="0" w:type="dxa"/>
-          </w:tblCellMar>
-        </w:tblPrEx>
         <w:tc>
           <w:tcPr>
             <w:tcW w:w="2300" w:type="dxa"/>
@@ -25237,12 +23399,6 @@
         </w:tc>
       </w:tr>
       <w:tr>
-        <w:tblPrEx>
-          <w:tblCellMar>
-            <w:top w:w="0" w:type="dxa"/>
-            <w:bottom w:w="0" w:type="dxa"/>
-          </w:tblCellMar>
-        </w:tblPrEx>
         <w:tc>
           <w:tcPr>
             <w:tcW w:w="2300" w:type="dxa"/>
@@ -25294,34 +23450,29 @@
         </w:tc>
       </w:tr>
       <w:tr>
-        <w:tblPrEx>
-          <w:tblCellMar>
-            <w:top w:w="0" w:type="dxa"/>
-            <w:bottom w:w="0" w:type="dxa"/>
-          </w:tblCellMar>
-        </w:tblPrEx>
-        <w:tc>
-          <w:tcPr>
-            <w:tcW w:w="2300" w:type="dxa"/>
-            <w:shd w:val="clear" w:color="auto" w:fill="EAF0F8"/>
-            <w:tcMar>
-              <w:top w:w="40" w:type="dxa"/>
-              <w:left w:w="70" w:type="dxa"/>
-              <w:bottom w:w="40" w:type="dxa"/>
-              <w:right w:w="70" w:type="dxa"/>
-            </w:tcMar>
-          </w:tcPr>
-          <w:p>
-            <w:pPr>
-              <w:spacing w:after="18" w:line="236" w:lineRule="auto"/>
-            </w:pPr>
-            <w:r>
-              <w:rPr>
-                <w:b/>
-                <w:bCs/>
-                <w:sz w:val="19"/>
-                <w:szCs w:val="19"/>
-              </w:rPr>
+        <w:tc>
+          <w:tcPr>
+            <w:tcW w:w="2300" w:type="dxa"/>
+            <w:shd w:val="clear" w:color="auto" w:fill="EAF0F8"/>
+            <w:tcMar>
+              <w:top w:w="40" w:type="dxa"/>
+              <w:left w:w="70" w:type="dxa"/>
+              <w:bottom w:w="40" w:type="dxa"/>
+              <w:right w:w="70" w:type="dxa"/>
+            </w:tcMar>
+          </w:tcPr>
+          <w:p>
+            <w:pPr>
+              <w:spacing w:after="18" w:line="236" w:lineRule="auto"/>
+            </w:pPr>
+            <w:r>
+              <w:rPr>
+                <w:b/>
+                <w:bCs/>
+                <w:sz w:val="19"/>
+                <w:szCs w:val="19"/>
+              </w:rPr>
+              <w:lastRenderedPageBreak/>
               <w:t>Postcondiciones</w:t>
             </w:r>
           </w:p>
@@ -25351,12 +23502,6 @@
         </w:tc>
       </w:tr>
       <w:tr>
-        <w:tblPrEx>
-          <w:tblCellMar>
-            <w:top w:w="0" w:type="dxa"/>
-            <w:bottom w:w="0" w:type="dxa"/>
-          </w:tblCellMar>
-        </w:tblPrEx>
         <w:tc>
           <w:tcPr>
             <w:tcW w:w="2300" w:type="dxa"/>
@@ -25436,12 +23581,6 @@
         <w:gridCol w:w="7060"/>
       </w:tblGrid>
       <w:tr>
-        <w:tblPrEx>
-          <w:tblCellMar>
-            <w:top w:w="0" w:type="dxa"/>
-            <w:bottom w:w="0" w:type="dxa"/>
-          </w:tblCellMar>
-        </w:tblPrEx>
         <w:tc>
           <w:tcPr>
             <w:tcW w:w="9360" w:type="dxa"/>
@@ -25472,35 +23611,28 @@
         </w:tc>
       </w:tr>
       <w:tr>
-        <w:tblPrEx>
-          <w:tblCellMar>
-            <w:top w:w="0" w:type="dxa"/>
-            <w:bottom w:w="0" w:type="dxa"/>
-          </w:tblCellMar>
-        </w:tblPrEx>
-        <w:tc>
-          <w:tcPr>
-            <w:tcW w:w="2300" w:type="dxa"/>
-            <w:shd w:val="clear" w:color="auto" w:fill="EAF0F8"/>
-            <w:tcMar>
-              <w:top w:w="40" w:type="dxa"/>
-              <w:left w:w="70" w:type="dxa"/>
-              <w:bottom w:w="40" w:type="dxa"/>
-              <w:right w:w="70" w:type="dxa"/>
-            </w:tcMar>
-          </w:tcPr>
-          <w:p>
-            <w:pPr>
-              <w:spacing w:after="18" w:line="236" w:lineRule="auto"/>
-            </w:pPr>
-            <w:r>
-              <w:rPr>
-                <w:b/>
-                <w:bCs/>
-                <w:sz w:val="19"/>
-                <w:szCs w:val="19"/>
-              </w:rPr>
-              <w:lastRenderedPageBreak/>
+        <w:tc>
+          <w:tcPr>
+            <w:tcW w:w="2300" w:type="dxa"/>
+            <w:shd w:val="clear" w:color="auto" w:fill="EAF0F8"/>
+            <w:tcMar>
+              <w:top w:w="40" w:type="dxa"/>
+              <w:left w:w="70" w:type="dxa"/>
+              <w:bottom w:w="40" w:type="dxa"/>
+              <w:right w:w="70" w:type="dxa"/>
+            </w:tcMar>
+          </w:tcPr>
+          <w:p>
+            <w:pPr>
+              <w:spacing w:after="18" w:line="236" w:lineRule="auto"/>
+            </w:pPr>
+            <w:r>
+              <w:rPr>
+                <w:b/>
+                <w:bCs/>
+                <w:sz w:val="19"/>
+                <w:szCs w:val="19"/>
+              </w:rPr>
               <w:t>Actor(es)</w:t>
             </w:r>
           </w:p>
@@ -25530,12 +23662,6 @@
         </w:tc>
       </w:tr>
       <w:tr>
-        <w:tblPrEx>
-          <w:tblCellMar>
-            <w:top w:w="0" w:type="dxa"/>
-            <w:bottom w:w="0" w:type="dxa"/>
-          </w:tblCellMar>
-        </w:tblPrEx>
         <w:tc>
           <w:tcPr>
             <w:tcW w:w="2300" w:type="dxa"/>
@@ -25587,12 +23713,6 @@
         </w:tc>
       </w:tr>
       <w:tr>
-        <w:tblPrEx>
-          <w:tblCellMar>
-            <w:top w:w="0" w:type="dxa"/>
-            <w:bottom w:w="0" w:type="dxa"/>
-          </w:tblCellMar>
-        </w:tblPrEx>
         <w:tc>
           <w:tcPr>
             <w:tcW w:w="2300" w:type="dxa"/>
@@ -25644,12 +23764,6 @@
         </w:tc>
       </w:tr>
       <w:tr>
-        <w:tblPrEx>
-          <w:tblCellMar>
-            <w:top w:w="0" w:type="dxa"/>
-            <w:bottom w:w="0" w:type="dxa"/>
-          </w:tblCellMar>
-        </w:tblPrEx>
         <w:tc>
           <w:tcPr>
             <w:tcW w:w="2300" w:type="dxa"/>
@@ -25701,12 +23815,6 @@
         </w:tc>
       </w:tr>
       <w:tr>
-        <w:tblPrEx>
-          <w:tblCellMar>
-            <w:top w:w="0" w:type="dxa"/>
-            <w:bottom w:w="0" w:type="dxa"/>
-          </w:tblCellMar>
-        </w:tblPrEx>
         <w:tc>
           <w:tcPr>
             <w:tcW w:w="2300" w:type="dxa"/>
@@ -25794,12 +23902,6 @@
         </w:tc>
       </w:tr>
       <w:tr>
-        <w:tblPrEx>
-          <w:tblCellMar>
-            <w:top w:w="0" w:type="dxa"/>
-            <w:bottom w:w="0" w:type="dxa"/>
-          </w:tblCellMar>
-        </w:tblPrEx>
         <w:tc>
           <w:tcPr>
             <w:tcW w:w="2300" w:type="dxa"/>
@@ -25851,12 +23953,6 @@
         </w:tc>
       </w:tr>
       <w:tr>
-        <w:tblPrEx>
-          <w:tblCellMar>
-            <w:top w:w="0" w:type="dxa"/>
-            <w:bottom w:w="0" w:type="dxa"/>
-          </w:tblCellMar>
-        </w:tblPrEx>
         <w:tc>
           <w:tcPr>
             <w:tcW w:w="2300" w:type="dxa"/>
@@ -25908,12 +24004,6 @@
         </w:tc>
       </w:tr>
       <w:tr>
-        <w:tblPrEx>
-          <w:tblCellMar>
-            <w:top w:w="0" w:type="dxa"/>
-            <w:bottom w:w="0" w:type="dxa"/>
-          </w:tblCellMar>
-        </w:tblPrEx>
         <w:tc>
           <w:tcPr>
             <w:tcW w:w="2300" w:type="dxa"/>
@@ -25965,12 +24055,6 @@
         </w:tc>
       </w:tr>
       <w:tr>
-        <w:tblPrEx>
-          <w:tblCellMar>
-            <w:top w:w="0" w:type="dxa"/>
-            <w:bottom w:w="0" w:type="dxa"/>
-          </w:tblCellMar>
-        </w:tblPrEx>
         <w:tc>
           <w:tcPr>
             <w:tcW w:w="2300" w:type="dxa"/>
@@ -26022,12 +24106,6 @@
         </w:tc>
       </w:tr>
       <w:tr>
-        <w:tblPrEx>
-          <w:tblCellMar>
-            <w:top w:w="0" w:type="dxa"/>
-            <w:bottom w:w="0" w:type="dxa"/>
-          </w:tblCellMar>
-        </w:tblPrEx>
         <w:tc>
           <w:tcPr>
             <w:tcW w:w="2300" w:type="dxa"/>
@@ -26107,12 +24185,6 @@
         <w:gridCol w:w="7060"/>
       </w:tblGrid>
       <w:tr>
-        <w:tblPrEx>
-          <w:tblCellMar>
-            <w:top w:w="0" w:type="dxa"/>
-            <w:bottom w:w="0" w:type="dxa"/>
-          </w:tblCellMar>
-        </w:tblPrEx>
         <w:tc>
           <w:tcPr>
             <w:tcW w:w="9360" w:type="dxa"/>
@@ -26143,12 +24215,6 @@
         </w:tc>
       </w:tr>
       <w:tr>
-        <w:tblPrEx>
-          <w:tblCellMar>
-            <w:top w:w="0" w:type="dxa"/>
-            <w:bottom w:w="0" w:type="dxa"/>
-          </w:tblCellMar>
-        </w:tblPrEx>
         <w:tc>
           <w:tcPr>
             <w:tcW w:w="2300" w:type="dxa"/>
@@ -26200,12 +24266,6 @@
         </w:tc>
       </w:tr>
       <w:tr>
-        <w:tblPrEx>
-          <w:tblCellMar>
-            <w:top w:w="0" w:type="dxa"/>
-            <w:bottom w:w="0" w:type="dxa"/>
-          </w:tblCellMar>
-        </w:tblPrEx>
         <w:tc>
           <w:tcPr>
             <w:tcW w:w="2300" w:type="dxa"/>
@@ -26257,12 +24317,6 @@
         </w:tc>
       </w:tr>
       <w:tr>
-        <w:tblPrEx>
-          <w:tblCellMar>
-            <w:top w:w="0" w:type="dxa"/>
-            <w:bottom w:w="0" w:type="dxa"/>
-          </w:tblCellMar>
-        </w:tblPrEx>
         <w:tc>
           <w:tcPr>
             <w:tcW w:w="2300" w:type="dxa"/>
@@ -26314,12 +24368,6 @@
         </w:tc>
       </w:tr>
       <w:tr>
-        <w:tblPrEx>
-          <w:tblCellMar>
-            <w:top w:w="0" w:type="dxa"/>
-            <w:bottom w:w="0" w:type="dxa"/>
-          </w:tblCellMar>
-        </w:tblPrEx>
         <w:tc>
           <w:tcPr>
             <w:tcW w:w="2300" w:type="dxa"/>
@@ -26371,12 +24419,6 @@
         </w:tc>
       </w:tr>
       <w:tr>
-        <w:tblPrEx>
-          <w:tblCellMar>
-            <w:top w:w="0" w:type="dxa"/>
-            <w:bottom w:w="0" w:type="dxa"/>
-          </w:tblCellMar>
-        </w:tblPrEx>
         <w:tc>
           <w:tcPr>
             <w:tcW w:w="2300" w:type="dxa"/>
@@ -26452,12 +24494,6 @@
         </w:tc>
       </w:tr>
       <w:tr>
-        <w:tblPrEx>
-          <w:tblCellMar>
-            <w:top w:w="0" w:type="dxa"/>
-            <w:bottom w:w="0" w:type="dxa"/>
-          </w:tblCellMar>
-        </w:tblPrEx>
         <w:tc>
           <w:tcPr>
             <w:tcW w:w="2300" w:type="dxa"/>
@@ -26509,12 +24545,6 @@
         </w:tc>
       </w:tr>
       <w:tr>
-        <w:tblPrEx>
-          <w:tblCellMar>
-            <w:top w:w="0" w:type="dxa"/>
-            <w:bottom w:w="0" w:type="dxa"/>
-          </w:tblCellMar>
-        </w:tblPrEx>
         <w:tc>
           <w:tcPr>
             <w:tcW w:w="2300" w:type="dxa"/>
@@ -26566,12 +24596,6 @@
         </w:tc>
       </w:tr>
       <w:tr>
-        <w:tblPrEx>
-          <w:tblCellMar>
-            <w:top w:w="0" w:type="dxa"/>
-            <w:bottom w:w="0" w:type="dxa"/>
-          </w:tblCellMar>
-        </w:tblPrEx>
         <w:tc>
           <w:tcPr>
             <w:tcW w:w="2300" w:type="dxa"/>
@@ -26623,12 +24647,6 @@
         </w:tc>
       </w:tr>
       <w:tr>
-        <w:tblPrEx>
-          <w:tblCellMar>
-            <w:top w:w="0" w:type="dxa"/>
-            <w:bottom w:w="0" w:type="dxa"/>
-          </w:tblCellMar>
-        </w:tblPrEx>
         <w:tc>
           <w:tcPr>
             <w:tcW w:w="2300" w:type="dxa"/>
@@ -26680,12 +24698,6 @@
         </w:tc>
       </w:tr>
       <w:tr>
-        <w:tblPrEx>
-          <w:tblCellMar>
-            <w:top w:w="0" w:type="dxa"/>
-            <w:bottom w:w="0" w:type="dxa"/>
-          </w:tblCellMar>
-        </w:tblPrEx>
         <w:tc>
           <w:tcPr>
             <w:tcW w:w="2300" w:type="dxa"/>
@@ -26765,12 +24777,6 @@
         <w:gridCol w:w="7060"/>
       </w:tblGrid>
       <w:tr>
-        <w:tblPrEx>
-          <w:tblCellMar>
-            <w:top w:w="0" w:type="dxa"/>
-            <w:bottom w:w="0" w:type="dxa"/>
-          </w:tblCellMar>
-        </w:tblPrEx>
         <w:tc>
           <w:tcPr>
             <w:tcW w:w="9360" w:type="dxa"/>
@@ -26801,12 +24807,6 @@
         </w:tc>
       </w:tr>
       <w:tr>
-        <w:tblPrEx>
-          <w:tblCellMar>
-            <w:top w:w="0" w:type="dxa"/>
-            <w:bottom w:w="0" w:type="dxa"/>
-          </w:tblCellMar>
-        </w:tblPrEx>
         <w:tc>
           <w:tcPr>
             <w:tcW w:w="2300" w:type="dxa"/>
@@ -26858,12 +24858,6 @@
         </w:tc>
       </w:tr>
       <w:tr>
-        <w:tblPrEx>
-          <w:tblCellMar>
-            <w:top w:w="0" w:type="dxa"/>
-            <w:bottom w:w="0" w:type="dxa"/>
-          </w:tblCellMar>
-        </w:tblPrEx>
         <w:tc>
           <w:tcPr>
             <w:tcW w:w="2300" w:type="dxa"/>
@@ -26915,12 +24909,6 @@
         </w:tc>
       </w:tr>
       <w:tr>
-        <w:tblPrEx>
-          <w:tblCellMar>
-            <w:top w:w="0" w:type="dxa"/>
-            <w:bottom w:w="0" w:type="dxa"/>
-          </w:tblCellMar>
-        </w:tblPrEx>
         <w:tc>
           <w:tcPr>
             <w:tcW w:w="2300" w:type="dxa"/>
@@ -26972,12 +24960,6 @@
         </w:tc>
       </w:tr>
       <w:tr>
-        <w:tblPrEx>
-          <w:tblCellMar>
-            <w:top w:w="0" w:type="dxa"/>
-            <w:bottom w:w="0" w:type="dxa"/>
-          </w:tblCellMar>
-        </w:tblPrEx>
         <w:tc>
           <w:tcPr>
             <w:tcW w:w="2300" w:type="dxa"/>
@@ -27029,34 +25011,29 @@
         </w:tc>
       </w:tr>
       <w:tr>
-        <w:tblPrEx>
-          <w:tblCellMar>
-            <w:top w:w="0" w:type="dxa"/>
-            <w:bottom w:w="0" w:type="dxa"/>
-          </w:tblCellMar>
-        </w:tblPrEx>
-        <w:tc>
-          <w:tcPr>
-            <w:tcW w:w="2300" w:type="dxa"/>
-            <w:shd w:val="clear" w:color="auto" w:fill="EAF0F8"/>
-            <w:tcMar>
-              <w:top w:w="40" w:type="dxa"/>
-              <w:left w:w="70" w:type="dxa"/>
-              <w:bottom w:w="40" w:type="dxa"/>
-              <w:right w:w="70" w:type="dxa"/>
-            </w:tcMar>
-          </w:tcPr>
-          <w:p>
-            <w:pPr>
-              <w:spacing w:after="18" w:line="236" w:lineRule="auto"/>
-            </w:pPr>
-            <w:r>
-              <w:rPr>
-                <w:b/>
-                <w:bCs/>
-                <w:sz w:val="19"/>
-                <w:szCs w:val="19"/>
-              </w:rPr>
+        <w:tc>
+          <w:tcPr>
+            <w:tcW w:w="2300" w:type="dxa"/>
+            <w:shd w:val="clear" w:color="auto" w:fill="EAF0F8"/>
+            <w:tcMar>
+              <w:top w:w="40" w:type="dxa"/>
+              <w:left w:w="70" w:type="dxa"/>
+              <w:bottom w:w="40" w:type="dxa"/>
+              <w:right w:w="70" w:type="dxa"/>
+            </w:tcMar>
+          </w:tcPr>
+          <w:p>
+            <w:pPr>
+              <w:spacing w:after="18" w:line="236" w:lineRule="auto"/>
+            </w:pPr>
+            <w:r>
+              <w:rPr>
+                <w:b/>
+                <w:bCs/>
+                <w:sz w:val="19"/>
+                <w:szCs w:val="19"/>
+              </w:rPr>
+              <w:lastRenderedPageBreak/>
               <w:t>Flujo principal</w:t>
             </w:r>
           </w:p>
@@ -27134,12 +25111,6 @@
         </w:tc>
       </w:tr>
       <w:tr>
-        <w:tblPrEx>
-          <w:tblCellMar>
-            <w:top w:w="0" w:type="dxa"/>
-            <w:bottom w:w="0" w:type="dxa"/>
-          </w:tblCellMar>
-        </w:tblPrEx>
         <w:tc>
           <w:tcPr>
             <w:tcW w:w="2300" w:type="dxa"/>
@@ -27191,35 +25162,28 @@
         </w:tc>
       </w:tr>
       <w:tr>
-        <w:tblPrEx>
-          <w:tblCellMar>
-            <w:top w:w="0" w:type="dxa"/>
-            <w:bottom w:w="0" w:type="dxa"/>
-          </w:tblCellMar>
-        </w:tblPrEx>
-        <w:tc>
-          <w:tcPr>
-            <w:tcW w:w="2300" w:type="dxa"/>
-            <w:shd w:val="clear" w:color="auto" w:fill="EAF0F8"/>
-            <w:tcMar>
-              <w:top w:w="40" w:type="dxa"/>
-              <w:left w:w="70" w:type="dxa"/>
-              <w:bottom w:w="40" w:type="dxa"/>
-              <w:right w:w="70" w:type="dxa"/>
-            </w:tcMar>
-          </w:tcPr>
-          <w:p>
-            <w:pPr>
-              <w:spacing w:after="18" w:line="236" w:lineRule="auto"/>
-            </w:pPr>
-            <w:r>
-              <w:rPr>
-                <w:b/>
-                <w:bCs/>
-                <w:sz w:val="19"/>
-                <w:szCs w:val="19"/>
-              </w:rPr>
-              <w:lastRenderedPageBreak/>
+        <w:tc>
+          <w:tcPr>
+            <w:tcW w:w="2300" w:type="dxa"/>
+            <w:shd w:val="clear" w:color="auto" w:fill="EAF0F8"/>
+            <w:tcMar>
+              <w:top w:w="40" w:type="dxa"/>
+              <w:left w:w="70" w:type="dxa"/>
+              <w:bottom w:w="40" w:type="dxa"/>
+              <w:right w:w="70" w:type="dxa"/>
+            </w:tcMar>
+          </w:tcPr>
+          <w:p>
+            <w:pPr>
+              <w:spacing w:after="18" w:line="236" w:lineRule="auto"/>
+            </w:pPr>
+            <w:r>
+              <w:rPr>
+                <w:b/>
+                <w:bCs/>
+                <w:sz w:val="19"/>
+                <w:szCs w:val="19"/>
+              </w:rPr>
               <w:t>Excepciones</w:t>
             </w:r>
           </w:p>
@@ -27249,12 +25213,6 @@
         </w:tc>
       </w:tr>
       <w:tr>
-        <w:tblPrEx>
-          <w:tblCellMar>
-            <w:top w:w="0" w:type="dxa"/>
-            <w:bottom w:w="0" w:type="dxa"/>
-          </w:tblCellMar>
-        </w:tblPrEx>
         <w:tc>
           <w:tcPr>
             <w:tcW w:w="2300" w:type="dxa"/>
@@ -27306,12 +25264,6 @@
         </w:tc>
       </w:tr>
       <w:tr>
-        <w:tblPrEx>
-          <w:tblCellMar>
-            <w:top w:w="0" w:type="dxa"/>
-            <w:bottom w:w="0" w:type="dxa"/>
-          </w:tblCellMar>
-        </w:tblPrEx>
         <w:tc>
           <w:tcPr>
             <w:tcW w:w="2300" w:type="dxa"/>
@@ -27363,12 +25315,6 @@
         </w:tc>
       </w:tr>
       <w:tr>
-        <w:tblPrEx>
-          <w:tblCellMar>
-            <w:top w:w="0" w:type="dxa"/>
-            <w:bottom w:w="0" w:type="dxa"/>
-          </w:tblCellMar>
-        </w:tblPrEx>
         <w:tc>
           <w:tcPr>
             <w:tcW w:w="2300" w:type="dxa"/>
@@ -27448,12 +25394,6 @@
         <w:gridCol w:w="7060"/>
       </w:tblGrid>
       <w:tr>
-        <w:tblPrEx>
-          <w:tblCellMar>
-            <w:top w:w="0" w:type="dxa"/>
-            <w:bottom w:w="0" w:type="dxa"/>
-          </w:tblCellMar>
-        </w:tblPrEx>
         <w:tc>
           <w:tcPr>
             <w:tcW w:w="9360" w:type="dxa"/>
@@ -27484,12 +25424,6 @@
         </w:tc>
       </w:tr>
       <w:tr>
-        <w:tblPrEx>
-          <w:tblCellMar>
-            <w:top w:w="0" w:type="dxa"/>
-            <w:bottom w:w="0" w:type="dxa"/>
-          </w:tblCellMar>
-        </w:tblPrEx>
         <w:tc>
           <w:tcPr>
             <w:tcW w:w="2300" w:type="dxa"/>
@@ -27541,12 +25475,6 @@
         </w:tc>
       </w:tr>
       <w:tr>
-        <w:tblPrEx>
-          <w:tblCellMar>
-            <w:top w:w="0" w:type="dxa"/>
-            <w:bottom w:w="0" w:type="dxa"/>
-          </w:tblCellMar>
-        </w:tblPrEx>
         <w:tc>
           <w:tcPr>
             <w:tcW w:w="2300" w:type="dxa"/>
@@ -27598,12 +25526,6 @@
         </w:tc>
       </w:tr>
       <w:tr>
-        <w:tblPrEx>
-          <w:tblCellMar>
-            <w:top w:w="0" w:type="dxa"/>
-            <w:bottom w:w="0" w:type="dxa"/>
-          </w:tblCellMar>
-        </w:tblPrEx>
         <w:tc>
           <w:tcPr>
             <w:tcW w:w="2300" w:type="dxa"/>
@@ -27655,12 +25577,6 @@
         </w:tc>
       </w:tr>
       <w:tr>
-        <w:tblPrEx>
-          <w:tblCellMar>
-            <w:top w:w="0" w:type="dxa"/>
-            <w:bottom w:w="0" w:type="dxa"/>
-          </w:tblCellMar>
-        </w:tblPrEx>
         <w:tc>
           <w:tcPr>
             <w:tcW w:w="2300" w:type="dxa"/>
@@ -27712,12 +25628,6 @@
         </w:tc>
       </w:tr>
       <w:tr>
-        <w:tblPrEx>
-          <w:tblCellMar>
-            <w:top w:w="0" w:type="dxa"/>
-            <w:bottom w:w="0" w:type="dxa"/>
-          </w:tblCellMar>
-        </w:tblPrEx>
         <w:tc>
           <w:tcPr>
             <w:tcW w:w="2300" w:type="dxa"/>
@@ -27793,12 +25703,6 @@
         </w:tc>
       </w:tr>
       <w:tr>
-        <w:tblPrEx>
-          <w:tblCellMar>
-            <w:top w:w="0" w:type="dxa"/>
-            <w:bottom w:w="0" w:type="dxa"/>
-          </w:tblCellMar>
-        </w:tblPrEx>
         <w:tc>
           <w:tcPr>
             <w:tcW w:w="2300" w:type="dxa"/>
@@ -27850,12 +25754,6 @@
         </w:tc>
       </w:tr>
       <w:tr>
-        <w:tblPrEx>
-          <w:tblCellMar>
-            <w:top w:w="0" w:type="dxa"/>
-            <w:bottom w:w="0" w:type="dxa"/>
-          </w:tblCellMar>
-        </w:tblPrEx>
         <w:tc>
           <w:tcPr>
             <w:tcW w:w="2300" w:type="dxa"/>
@@ -27907,12 +25805,6 @@
         </w:tc>
       </w:tr>
       <w:tr>
-        <w:tblPrEx>
-          <w:tblCellMar>
-            <w:top w:w="0" w:type="dxa"/>
-            <w:bottom w:w="0" w:type="dxa"/>
-          </w:tblCellMar>
-        </w:tblPrEx>
         <w:tc>
           <w:tcPr>
             <w:tcW w:w="2300" w:type="dxa"/>
@@ -27964,12 +25856,6 @@
         </w:tc>
       </w:tr>
       <w:tr>
-        <w:tblPrEx>
-          <w:tblCellMar>
-            <w:top w:w="0" w:type="dxa"/>
-            <w:bottom w:w="0" w:type="dxa"/>
-          </w:tblCellMar>
-        </w:tblPrEx>
         <w:tc>
           <w:tcPr>
             <w:tcW w:w="2300" w:type="dxa"/>
@@ -28021,12 +25907,6 @@
         </w:tc>
       </w:tr>
       <w:tr>
-        <w:tblPrEx>
-          <w:tblCellMar>
-            <w:top w:w="0" w:type="dxa"/>
-            <w:bottom w:w="0" w:type="dxa"/>
-          </w:tblCellMar>
-        </w:tblPrEx>
         <w:tc>
           <w:tcPr>
             <w:tcW w:w="2300" w:type="dxa"/>
@@ -28072,7 +25952,7 @@
                 <w:sz w:val="19"/>
                 <w:szCs w:val="19"/>
               </w:rPr>
-              <w:t>Media</w:t>
+              <w:t>Alta</w:t>
             </w:r>
           </w:p>
         </w:tc>
@@ -28106,12 +25986,6 @@
         <w:gridCol w:w="7060"/>
       </w:tblGrid>
       <w:tr>
-        <w:tblPrEx>
-          <w:tblCellMar>
-            <w:top w:w="0" w:type="dxa"/>
-            <w:bottom w:w="0" w:type="dxa"/>
-          </w:tblCellMar>
-        </w:tblPrEx>
         <w:tc>
           <w:tcPr>
             <w:tcW w:w="9360" w:type="dxa"/>
@@ -28142,12 +26016,6 @@
         </w:tc>
       </w:tr>
       <w:tr>
-        <w:tblPrEx>
-          <w:tblCellMar>
-            <w:top w:w="0" w:type="dxa"/>
-            <w:bottom w:w="0" w:type="dxa"/>
-          </w:tblCellMar>
-        </w:tblPrEx>
         <w:tc>
           <w:tcPr>
             <w:tcW w:w="2300" w:type="dxa"/>
@@ -28199,12 +26067,6 @@
         </w:tc>
       </w:tr>
       <w:tr>
-        <w:tblPrEx>
-          <w:tblCellMar>
-            <w:top w:w="0" w:type="dxa"/>
-            <w:bottom w:w="0" w:type="dxa"/>
-          </w:tblCellMar>
-        </w:tblPrEx>
         <w:tc>
           <w:tcPr>
             <w:tcW w:w="2300" w:type="dxa"/>
@@ -28256,12 +26118,6 @@
         </w:tc>
       </w:tr>
       <w:tr>
-        <w:tblPrEx>
-          <w:tblCellMar>
-            <w:top w:w="0" w:type="dxa"/>
-            <w:bottom w:w="0" w:type="dxa"/>
-          </w:tblCellMar>
-        </w:tblPrEx>
         <w:tc>
           <w:tcPr>
             <w:tcW w:w="2300" w:type="dxa"/>
@@ -28313,12 +26169,6 @@
         </w:tc>
       </w:tr>
       <w:tr>
-        <w:tblPrEx>
-          <w:tblCellMar>
-            <w:top w:w="0" w:type="dxa"/>
-            <w:bottom w:w="0" w:type="dxa"/>
-          </w:tblCellMar>
-        </w:tblPrEx>
         <w:tc>
           <w:tcPr>
             <w:tcW w:w="2300" w:type="dxa"/>
@@ -28370,12 +26220,6 @@
         </w:tc>
       </w:tr>
       <w:tr>
-        <w:tblPrEx>
-          <w:tblCellMar>
-            <w:top w:w="0" w:type="dxa"/>
-            <w:bottom w:w="0" w:type="dxa"/>
-          </w:tblCellMar>
-        </w:tblPrEx>
         <w:tc>
           <w:tcPr>
             <w:tcW w:w="2300" w:type="dxa"/>
@@ -28475,12 +26319,6 @@
         </w:tc>
       </w:tr>
       <w:tr>
-        <w:tblPrEx>
-          <w:tblCellMar>
-            <w:top w:w="0" w:type="dxa"/>
-            <w:bottom w:w="0" w:type="dxa"/>
-          </w:tblCellMar>
-        </w:tblPrEx>
         <w:tc>
           <w:tcPr>
             <w:tcW w:w="2300" w:type="dxa"/>
@@ -28532,12 +26370,6 @@
         </w:tc>
       </w:tr>
       <w:tr>
-        <w:tblPrEx>
-          <w:tblCellMar>
-            <w:top w:w="0" w:type="dxa"/>
-            <w:bottom w:w="0" w:type="dxa"/>
-          </w:tblCellMar>
-        </w:tblPrEx>
         <w:tc>
           <w:tcPr>
             <w:tcW w:w="2300" w:type="dxa"/>
@@ -28589,12 +26421,6 @@
         </w:tc>
       </w:tr>
       <w:tr>
-        <w:tblPrEx>
-          <w:tblCellMar>
-            <w:top w:w="0" w:type="dxa"/>
-            <w:bottom w:w="0" w:type="dxa"/>
-          </w:tblCellMar>
-        </w:tblPrEx>
         <w:tc>
           <w:tcPr>
             <w:tcW w:w="2300" w:type="dxa"/>
@@ -28646,12 +26472,6 @@
         </w:tc>
       </w:tr>
       <w:tr>
-        <w:tblPrEx>
-          <w:tblCellMar>
-            <w:top w:w="0" w:type="dxa"/>
-            <w:bottom w:w="0" w:type="dxa"/>
-          </w:tblCellMar>
-        </w:tblPrEx>
         <w:tc>
           <w:tcPr>
             <w:tcW w:w="2300" w:type="dxa"/>
@@ -28703,12 +26523,6 @@
         </w:tc>
       </w:tr>
       <w:tr>
-        <w:tblPrEx>
-          <w:tblCellMar>
-            <w:top w:w="0" w:type="dxa"/>
-            <w:bottom w:w="0" w:type="dxa"/>
-          </w:tblCellMar>
-        </w:tblPrEx>
         <w:tc>
           <w:tcPr>
             <w:tcW w:w="2300" w:type="dxa"/>
@@ -28806,12 +26620,6 @@
         <w:gridCol w:w="7060"/>
       </w:tblGrid>
       <w:tr>
-        <w:tblPrEx>
-          <w:tblCellMar>
-            <w:top w:w="0" w:type="dxa"/>
-            <w:bottom w:w="0" w:type="dxa"/>
-          </w:tblCellMar>
-        </w:tblPrEx>
         <w:tc>
           <w:tcPr>
             <w:tcW w:w="9360" w:type="dxa"/>
@@ -28842,12 +26650,6 @@
         </w:tc>
       </w:tr>
       <w:tr>
-        <w:tblPrEx>
-          <w:tblCellMar>
-            <w:top w:w="0" w:type="dxa"/>
-            <w:bottom w:w="0" w:type="dxa"/>
-          </w:tblCellMar>
-        </w:tblPrEx>
         <w:tc>
           <w:tcPr>
             <w:tcW w:w="2300" w:type="dxa"/>
@@ -28899,12 +26701,6 @@
         </w:tc>
       </w:tr>
       <w:tr>
-        <w:tblPrEx>
-          <w:tblCellMar>
-            <w:top w:w="0" w:type="dxa"/>
-            <w:bottom w:w="0" w:type="dxa"/>
-          </w:tblCellMar>
-        </w:tblPrEx>
         <w:tc>
           <w:tcPr>
             <w:tcW w:w="2300" w:type="dxa"/>
@@ -28956,35 +26752,28 @@
         </w:tc>
       </w:tr>
       <w:tr>
-        <w:tblPrEx>
-          <w:tblCellMar>
-            <w:top w:w="0" w:type="dxa"/>
-            <w:bottom w:w="0" w:type="dxa"/>
-          </w:tblCellMar>
-        </w:tblPrEx>
-        <w:tc>
-          <w:tcPr>
-            <w:tcW w:w="2300" w:type="dxa"/>
-            <w:shd w:val="clear" w:color="auto" w:fill="EAF0F8"/>
-            <w:tcMar>
-              <w:top w:w="40" w:type="dxa"/>
-              <w:left w:w="70" w:type="dxa"/>
-              <w:bottom w:w="40" w:type="dxa"/>
-              <w:right w:w="70" w:type="dxa"/>
-            </w:tcMar>
-          </w:tcPr>
-          <w:p>
-            <w:pPr>
-              <w:spacing w:after="18" w:line="236" w:lineRule="auto"/>
-            </w:pPr>
-            <w:r>
-              <w:rPr>
-                <w:b/>
-                <w:bCs/>
-                <w:sz w:val="19"/>
-                <w:szCs w:val="19"/>
-              </w:rPr>
-              <w:lastRenderedPageBreak/>
+        <w:tc>
+          <w:tcPr>
+            <w:tcW w:w="2300" w:type="dxa"/>
+            <w:shd w:val="clear" w:color="auto" w:fill="EAF0F8"/>
+            <w:tcMar>
+              <w:top w:w="40" w:type="dxa"/>
+              <w:left w:w="70" w:type="dxa"/>
+              <w:bottom w:w="40" w:type="dxa"/>
+              <w:right w:w="70" w:type="dxa"/>
+            </w:tcMar>
+          </w:tcPr>
+          <w:p>
+            <w:pPr>
+              <w:spacing w:after="18" w:line="236" w:lineRule="auto"/>
+            </w:pPr>
+            <w:r>
+              <w:rPr>
+                <w:b/>
+                <w:bCs/>
+                <w:sz w:val="19"/>
+                <w:szCs w:val="19"/>
+              </w:rPr>
               <w:t>Descripción</w:t>
             </w:r>
           </w:p>
@@ -29014,12 +26803,6 @@
         </w:tc>
       </w:tr>
       <w:tr>
-        <w:tblPrEx>
-          <w:tblCellMar>
-            <w:top w:w="0" w:type="dxa"/>
-            <w:bottom w:w="0" w:type="dxa"/>
-          </w:tblCellMar>
-        </w:tblPrEx>
         <w:tc>
           <w:tcPr>
             <w:tcW w:w="2300" w:type="dxa"/>
@@ -29071,12 +26854,6 @@
         </w:tc>
       </w:tr>
       <w:tr>
-        <w:tblPrEx>
-          <w:tblCellMar>
-            <w:top w:w="0" w:type="dxa"/>
-            <w:bottom w:w="0" w:type="dxa"/>
-          </w:tblCellMar>
-        </w:tblPrEx>
         <w:tc>
           <w:tcPr>
             <w:tcW w:w="2300" w:type="dxa"/>
@@ -29152,12 +26929,6 @@
         </w:tc>
       </w:tr>
       <w:tr>
-        <w:tblPrEx>
-          <w:tblCellMar>
-            <w:top w:w="0" w:type="dxa"/>
-            <w:bottom w:w="0" w:type="dxa"/>
-          </w:tblCellMar>
-        </w:tblPrEx>
         <w:tc>
           <w:tcPr>
             <w:tcW w:w="2300" w:type="dxa"/>
@@ -29209,12 +26980,6 @@
         </w:tc>
       </w:tr>
       <w:tr>
-        <w:tblPrEx>
-          <w:tblCellMar>
-            <w:top w:w="0" w:type="dxa"/>
-            <w:bottom w:w="0" w:type="dxa"/>
-          </w:tblCellMar>
-        </w:tblPrEx>
         <w:tc>
           <w:tcPr>
             <w:tcW w:w="2300" w:type="dxa"/>
@@ -29266,12 +27031,6 @@
         </w:tc>
       </w:tr>
       <w:tr>
-        <w:tblPrEx>
-          <w:tblCellMar>
-            <w:top w:w="0" w:type="dxa"/>
-            <w:bottom w:w="0" w:type="dxa"/>
-          </w:tblCellMar>
-        </w:tblPrEx>
         <w:tc>
           <w:tcPr>
             <w:tcW w:w="2300" w:type="dxa"/>
@@ -29323,12 +27082,6 @@
         </w:tc>
       </w:tr>
       <w:tr>
-        <w:tblPrEx>
-          <w:tblCellMar>
-            <w:top w:w="0" w:type="dxa"/>
-            <w:bottom w:w="0" w:type="dxa"/>
-          </w:tblCellMar>
-        </w:tblPrEx>
         <w:tc>
           <w:tcPr>
             <w:tcW w:w="2300" w:type="dxa"/>
@@ -29380,12 +27133,6 @@
         </w:tc>
       </w:tr>
       <w:tr>
-        <w:tblPrEx>
-          <w:tblCellMar>
-            <w:top w:w="0" w:type="dxa"/>
-            <w:bottom w:w="0" w:type="dxa"/>
-          </w:tblCellMar>
-        </w:tblPrEx>
         <w:tc>
           <w:tcPr>
             <w:tcW w:w="2300" w:type="dxa"/>
@@ -29465,12 +27212,6 @@
         <w:gridCol w:w="7060"/>
       </w:tblGrid>
       <w:tr>
-        <w:tblPrEx>
-          <w:tblCellMar>
-            <w:top w:w="0" w:type="dxa"/>
-            <w:bottom w:w="0" w:type="dxa"/>
-          </w:tblCellMar>
-        </w:tblPrEx>
         <w:tc>
           <w:tcPr>
             <w:tcW w:w="9360" w:type="dxa"/>
@@ -29501,12 +27242,6 @@
         </w:tc>
       </w:tr>
       <w:tr>
-        <w:tblPrEx>
-          <w:tblCellMar>
-            <w:top w:w="0" w:type="dxa"/>
-            <w:bottom w:w="0" w:type="dxa"/>
-          </w:tblCellMar>
-        </w:tblPrEx>
         <w:tc>
           <w:tcPr>
             <w:tcW w:w="2300" w:type="dxa"/>
@@ -29558,12 +27293,6 @@
         </w:tc>
       </w:tr>
       <w:tr>
-        <w:tblPrEx>
-          <w:tblCellMar>
-            <w:top w:w="0" w:type="dxa"/>
-            <w:bottom w:w="0" w:type="dxa"/>
-          </w:tblCellMar>
-        </w:tblPrEx>
         <w:tc>
           <w:tcPr>
             <w:tcW w:w="2300" w:type="dxa"/>
@@ -29615,12 +27344,6 @@
         </w:tc>
       </w:tr>
       <w:tr>
-        <w:tblPrEx>
-          <w:tblCellMar>
-            <w:top w:w="0" w:type="dxa"/>
-            <w:bottom w:w="0" w:type="dxa"/>
-          </w:tblCellMar>
-        </w:tblPrEx>
         <w:tc>
           <w:tcPr>
             <w:tcW w:w="2300" w:type="dxa"/>
@@ -29672,12 +27395,6 @@
         </w:tc>
       </w:tr>
       <w:tr>
-        <w:tblPrEx>
-          <w:tblCellMar>
-            <w:top w:w="0" w:type="dxa"/>
-            <w:bottom w:w="0" w:type="dxa"/>
-          </w:tblCellMar>
-        </w:tblPrEx>
         <w:tc>
           <w:tcPr>
             <w:tcW w:w="2300" w:type="dxa"/>
@@ -29729,12 +27446,6 @@
         </w:tc>
       </w:tr>
       <w:tr>
-        <w:tblPrEx>
-          <w:tblCellMar>
-            <w:top w:w="0" w:type="dxa"/>
-            <w:bottom w:w="0" w:type="dxa"/>
-          </w:tblCellMar>
-        </w:tblPrEx>
         <w:tc>
           <w:tcPr>
             <w:tcW w:w="2300" w:type="dxa"/>
@@ -29810,12 +27521,6 @@
         </w:tc>
       </w:tr>
       <w:tr>
-        <w:tblPrEx>
-          <w:tblCellMar>
-            <w:top w:w="0" w:type="dxa"/>
-            <w:bottom w:w="0" w:type="dxa"/>
-          </w:tblCellMar>
-        </w:tblPrEx>
         <w:tc>
           <w:tcPr>
             <w:tcW w:w="2300" w:type="dxa"/>
@@ -29867,12 +27572,6 @@
         </w:tc>
       </w:tr>
       <w:tr>
-        <w:tblPrEx>
-          <w:tblCellMar>
-            <w:top w:w="0" w:type="dxa"/>
-            <w:bottom w:w="0" w:type="dxa"/>
-          </w:tblCellMar>
-        </w:tblPrEx>
         <w:tc>
           <w:tcPr>
             <w:tcW w:w="2300" w:type="dxa"/>
@@ -29924,12 +27623,6 @@
         </w:tc>
       </w:tr>
       <w:tr>
-        <w:tblPrEx>
-          <w:tblCellMar>
-            <w:top w:w="0" w:type="dxa"/>
-            <w:bottom w:w="0" w:type="dxa"/>
-          </w:tblCellMar>
-        </w:tblPrEx>
         <w:tc>
           <w:tcPr>
             <w:tcW w:w="2300" w:type="dxa"/>
@@ -29981,12 +27674,6 @@
         </w:tc>
       </w:tr>
       <w:tr>
-        <w:tblPrEx>
-          <w:tblCellMar>
-            <w:top w:w="0" w:type="dxa"/>
-            <w:bottom w:w="0" w:type="dxa"/>
-          </w:tblCellMar>
-        </w:tblPrEx>
         <w:tc>
           <w:tcPr>
             <w:tcW w:w="2300" w:type="dxa"/>
@@ -30038,12 +27725,6 @@
         </w:tc>
       </w:tr>
       <w:tr>
-        <w:tblPrEx>
-          <w:tblCellMar>
-            <w:top w:w="0" w:type="dxa"/>
-            <w:bottom w:w="0" w:type="dxa"/>
-          </w:tblCellMar>
-        </w:tblPrEx>
         <w:tc>
           <w:tcPr>
             <w:tcW w:w="2300" w:type="dxa"/>
@@ -30089,7 +27770,7 @@
                 <w:sz w:val="19"/>
                 <w:szCs w:val="19"/>
               </w:rPr>
-              <w:t>Media</w:t>
+              <w:t>Alta</w:t>
             </w:r>
           </w:p>
         </w:tc>
@@ -30123,12 +27804,6 @@
         <w:gridCol w:w="7060"/>
       </w:tblGrid>
       <w:tr>
-        <w:tblPrEx>
-          <w:tblCellMar>
-            <w:top w:w="0" w:type="dxa"/>
-            <w:bottom w:w="0" w:type="dxa"/>
-          </w:tblCellMar>
-        </w:tblPrEx>
         <w:tc>
           <w:tcPr>
             <w:tcW w:w="9360" w:type="dxa"/>
@@ -30159,12 +27834,6 @@
         </w:tc>
       </w:tr>
       <w:tr>
-        <w:tblPrEx>
-          <w:tblCellMar>
-            <w:top w:w="0" w:type="dxa"/>
-            <w:bottom w:w="0" w:type="dxa"/>
-          </w:tblCellMar>
-        </w:tblPrEx>
         <w:tc>
           <w:tcPr>
             <w:tcW w:w="2300" w:type="dxa"/>
@@ -30216,12 +27885,6 @@
         </w:tc>
       </w:tr>
       <w:tr>
-        <w:tblPrEx>
-          <w:tblCellMar>
-            <w:top w:w="0" w:type="dxa"/>
-            <w:bottom w:w="0" w:type="dxa"/>
-          </w:tblCellMar>
-        </w:tblPrEx>
         <w:tc>
           <w:tcPr>
             <w:tcW w:w="2300" w:type="dxa"/>
@@ -30273,12 +27936,6 @@
         </w:tc>
       </w:tr>
       <w:tr>
-        <w:tblPrEx>
-          <w:tblCellMar>
-            <w:top w:w="0" w:type="dxa"/>
-            <w:bottom w:w="0" w:type="dxa"/>
-          </w:tblCellMar>
-        </w:tblPrEx>
         <w:tc>
           <w:tcPr>
             <w:tcW w:w="2300" w:type="dxa"/>
@@ -30330,12 +27987,6 @@
         </w:tc>
       </w:tr>
       <w:tr>
-        <w:tblPrEx>
-          <w:tblCellMar>
-            <w:top w:w="0" w:type="dxa"/>
-            <w:bottom w:w="0" w:type="dxa"/>
-          </w:tblCellMar>
-        </w:tblPrEx>
         <w:tc>
           <w:tcPr>
             <w:tcW w:w="2300" w:type="dxa"/>
@@ -30387,12 +28038,6 @@
         </w:tc>
       </w:tr>
       <w:tr>
-        <w:tblPrEx>
-          <w:tblCellMar>
-            <w:top w:w="0" w:type="dxa"/>
-            <w:bottom w:w="0" w:type="dxa"/>
-          </w:tblCellMar>
-        </w:tblPrEx>
         <w:tc>
           <w:tcPr>
             <w:tcW w:w="2300" w:type="dxa"/>
@@ -30468,12 +28113,6 @@
         </w:tc>
       </w:tr>
       <w:tr>
-        <w:tblPrEx>
-          <w:tblCellMar>
-            <w:top w:w="0" w:type="dxa"/>
-            <w:bottom w:w="0" w:type="dxa"/>
-          </w:tblCellMar>
-        </w:tblPrEx>
         <w:tc>
           <w:tcPr>
             <w:tcW w:w="2300" w:type="dxa"/>
@@ -30525,12 +28164,6 @@
         </w:tc>
       </w:tr>
       <w:tr>
-        <w:tblPrEx>
-          <w:tblCellMar>
-            <w:top w:w="0" w:type="dxa"/>
-            <w:bottom w:w="0" w:type="dxa"/>
-          </w:tblCellMar>
-        </w:tblPrEx>
         <w:tc>
           <w:tcPr>
             <w:tcW w:w="2300" w:type="dxa"/>
@@ -30582,34 +28215,29 @@
         </w:tc>
       </w:tr>
       <w:tr>
-        <w:tblPrEx>
-          <w:tblCellMar>
-            <w:top w:w="0" w:type="dxa"/>
-            <w:bottom w:w="0" w:type="dxa"/>
-          </w:tblCellMar>
-        </w:tblPrEx>
-        <w:tc>
-          <w:tcPr>
-            <w:tcW w:w="2300" w:type="dxa"/>
-            <w:shd w:val="clear" w:color="auto" w:fill="EAF0F8"/>
-            <w:tcMar>
-              <w:top w:w="40" w:type="dxa"/>
-              <w:left w:w="70" w:type="dxa"/>
-              <w:bottom w:w="40" w:type="dxa"/>
-              <w:right w:w="70" w:type="dxa"/>
-            </w:tcMar>
-          </w:tcPr>
-          <w:p>
-            <w:pPr>
-              <w:spacing w:after="18" w:line="236" w:lineRule="auto"/>
-            </w:pPr>
-            <w:r>
-              <w:rPr>
-                <w:b/>
-                <w:bCs/>
-                <w:sz w:val="19"/>
-                <w:szCs w:val="19"/>
-              </w:rPr>
+        <w:tc>
+          <w:tcPr>
+            <w:tcW w:w="2300" w:type="dxa"/>
+            <w:shd w:val="clear" w:color="auto" w:fill="EAF0F8"/>
+            <w:tcMar>
+              <w:top w:w="40" w:type="dxa"/>
+              <w:left w:w="70" w:type="dxa"/>
+              <w:bottom w:w="40" w:type="dxa"/>
+              <w:right w:w="70" w:type="dxa"/>
+            </w:tcMar>
+          </w:tcPr>
+          <w:p>
+            <w:pPr>
+              <w:spacing w:after="18" w:line="236" w:lineRule="auto"/>
+            </w:pPr>
+            <w:r>
+              <w:rPr>
+                <w:b/>
+                <w:bCs/>
+                <w:sz w:val="19"/>
+                <w:szCs w:val="19"/>
+              </w:rPr>
+              <w:lastRenderedPageBreak/>
               <w:t>Reglas y validaciones</w:t>
             </w:r>
           </w:p>
@@ -30639,12 +28267,6 @@
         </w:tc>
       </w:tr>
       <w:tr>
-        <w:tblPrEx>
-          <w:tblCellMar>
-            <w:top w:w="0" w:type="dxa"/>
-            <w:bottom w:w="0" w:type="dxa"/>
-          </w:tblCellMar>
-        </w:tblPrEx>
         <w:tc>
           <w:tcPr>
             <w:tcW w:w="2300" w:type="dxa"/>
@@ -30696,12 +28318,6 @@
         </w:tc>
       </w:tr>
       <w:tr>
-        <w:tblPrEx>
-          <w:tblCellMar>
-            <w:top w:w="0" w:type="dxa"/>
-            <w:bottom w:w="0" w:type="dxa"/>
-          </w:tblCellMar>
-        </w:tblPrEx>
         <w:tc>
           <w:tcPr>
             <w:tcW w:w="2300" w:type="dxa"/>
@@ -30781,12 +28397,6 @@
         <w:gridCol w:w="7060"/>
       </w:tblGrid>
       <w:tr>
-        <w:tblPrEx>
-          <w:tblCellMar>
-            <w:top w:w="0" w:type="dxa"/>
-            <w:bottom w:w="0" w:type="dxa"/>
-          </w:tblCellMar>
-        </w:tblPrEx>
         <w:tc>
           <w:tcPr>
             <w:tcW w:w="9360" w:type="dxa"/>
@@ -30817,35 +28427,28 @@
         </w:tc>
       </w:tr>
       <w:tr>
-        <w:tblPrEx>
-          <w:tblCellMar>
-            <w:top w:w="0" w:type="dxa"/>
-            <w:bottom w:w="0" w:type="dxa"/>
-          </w:tblCellMar>
-        </w:tblPrEx>
-        <w:tc>
-          <w:tcPr>
-            <w:tcW w:w="2300" w:type="dxa"/>
-            <w:shd w:val="clear" w:color="auto" w:fill="EAF0F8"/>
-            <w:tcMar>
-              <w:top w:w="40" w:type="dxa"/>
-              <w:left w:w="70" w:type="dxa"/>
-              <w:bottom w:w="40" w:type="dxa"/>
-              <w:right w:w="70" w:type="dxa"/>
-            </w:tcMar>
-          </w:tcPr>
-          <w:p>
-            <w:pPr>
-              <w:spacing w:after="18" w:line="236" w:lineRule="auto"/>
-            </w:pPr>
-            <w:r>
-              <w:rPr>
-                <w:b/>
-                <w:bCs/>
-                <w:sz w:val="19"/>
-                <w:szCs w:val="19"/>
-              </w:rPr>
-              <w:lastRenderedPageBreak/>
+        <w:tc>
+          <w:tcPr>
+            <w:tcW w:w="2300" w:type="dxa"/>
+            <w:shd w:val="clear" w:color="auto" w:fill="EAF0F8"/>
+            <w:tcMar>
+              <w:top w:w="40" w:type="dxa"/>
+              <w:left w:w="70" w:type="dxa"/>
+              <w:bottom w:w="40" w:type="dxa"/>
+              <w:right w:w="70" w:type="dxa"/>
+            </w:tcMar>
+          </w:tcPr>
+          <w:p>
+            <w:pPr>
+              <w:spacing w:after="18" w:line="236" w:lineRule="auto"/>
+            </w:pPr>
+            <w:r>
+              <w:rPr>
+                <w:b/>
+                <w:bCs/>
+                <w:sz w:val="19"/>
+                <w:szCs w:val="19"/>
+              </w:rPr>
               <w:t>Actor(es)</w:t>
             </w:r>
           </w:p>
@@ -30875,12 +28478,6 @@
         </w:tc>
       </w:tr>
       <w:tr>
-        <w:tblPrEx>
-          <w:tblCellMar>
-            <w:top w:w="0" w:type="dxa"/>
-            <w:bottom w:w="0" w:type="dxa"/>
-          </w:tblCellMar>
-        </w:tblPrEx>
         <w:tc>
           <w:tcPr>
             <w:tcW w:w="2300" w:type="dxa"/>
@@ -30932,12 +28529,6 @@
         </w:tc>
       </w:tr>
       <w:tr>
-        <w:tblPrEx>
-          <w:tblCellMar>
-            <w:top w:w="0" w:type="dxa"/>
-            <w:bottom w:w="0" w:type="dxa"/>
-          </w:tblCellMar>
-        </w:tblPrEx>
         <w:tc>
           <w:tcPr>
             <w:tcW w:w="2300" w:type="dxa"/>
@@ -30989,12 +28580,6 @@
         </w:tc>
       </w:tr>
       <w:tr>
-        <w:tblPrEx>
-          <w:tblCellMar>
-            <w:top w:w="0" w:type="dxa"/>
-            <w:bottom w:w="0" w:type="dxa"/>
-          </w:tblCellMar>
-        </w:tblPrEx>
         <w:tc>
           <w:tcPr>
             <w:tcW w:w="2300" w:type="dxa"/>
@@ -31046,12 +28631,6 @@
         </w:tc>
       </w:tr>
       <w:tr>
-        <w:tblPrEx>
-          <w:tblCellMar>
-            <w:top w:w="0" w:type="dxa"/>
-            <w:bottom w:w="0" w:type="dxa"/>
-          </w:tblCellMar>
-        </w:tblPrEx>
         <w:tc>
           <w:tcPr>
             <w:tcW w:w="2300" w:type="dxa"/>
@@ -31127,12 +28706,6 @@
         </w:tc>
       </w:tr>
       <w:tr>
-        <w:tblPrEx>
-          <w:tblCellMar>
-            <w:top w:w="0" w:type="dxa"/>
-            <w:bottom w:w="0" w:type="dxa"/>
-          </w:tblCellMar>
-        </w:tblPrEx>
         <w:tc>
           <w:tcPr>
             <w:tcW w:w="2300" w:type="dxa"/>
@@ -31184,12 +28757,6 @@
         </w:tc>
       </w:tr>
       <w:tr>
-        <w:tblPrEx>
-          <w:tblCellMar>
-            <w:top w:w="0" w:type="dxa"/>
-            <w:bottom w:w="0" w:type="dxa"/>
-          </w:tblCellMar>
-        </w:tblPrEx>
         <w:tc>
           <w:tcPr>
             <w:tcW w:w="2300" w:type="dxa"/>
@@ -31241,12 +28808,6 @@
         </w:tc>
       </w:tr>
       <w:tr>
-        <w:tblPrEx>
-          <w:tblCellMar>
-            <w:top w:w="0" w:type="dxa"/>
-            <w:bottom w:w="0" w:type="dxa"/>
-          </w:tblCellMar>
-        </w:tblPrEx>
         <w:tc>
           <w:tcPr>
             <w:tcW w:w="2300" w:type="dxa"/>
@@ -31298,12 +28859,6 @@
         </w:tc>
       </w:tr>
       <w:tr>
-        <w:tblPrEx>
-          <w:tblCellMar>
-            <w:top w:w="0" w:type="dxa"/>
-            <w:bottom w:w="0" w:type="dxa"/>
-          </w:tblCellMar>
-        </w:tblPrEx>
         <w:tc>
           <w:tcPr>
             <w:tcW w:w="2300" w:type="dxa"/>
@@ -31355,12 +28910,6 @@
         </w:tc>
       </w:tr>
       <w:tr>
-        <w:tblPrEx>
-          <w:tblCellMar>
-            <w:top w:w="0" w:type="dxa"/>
-            <w:bottom w:w="0" w:type="dxa"/>
-          </w:tblCellMar>
-        </w:tblPrEx>
         <w:tc>
           <w:tcPr>
             <w:tcW w:w="2300" w:type="dxa"/>
@@ -31406,7 +28955,7 @@
                 <w:sz w:val="19"/>
                 <w:szCs w:val="19"/>
               </w:rPr>
-              <w:t>Baja</w:t>
+              <w:t>Media</w:t>
             </w:r>
           </w:p>
         </w:tc>
@@ -31440,12 +28989,6 @@
         <w:gridCol w:w="7060"/>
       </w:tblGrid>
       <w:tr>
-        <w:tblPrEx>
-          <w:tblCellMar>
-            <w:top w:w="0" w:type="dxa"/>
-            <w:bottom w:w="0" w:type="dxa"/>
-          </w:tblCellMar>
-        </w:tblPrEx>
         <w:tc>
           <w:tcPr>
             <w:tcW w:w="9360" w:type="dxa"/>
@@ -31476,12 +29019,6 @@
         </w:tc>
       </w:tr>
       <w:tr>
-        <w:tblPrEx>
-          <w:tblCellMar>
-            <w:top w:w="0" w:type="dxa"/>
-            <w:bottom w:w="0" w:type="dxa"/>
-          </w:tblCellMar>
-        </w:tblPrEx>
         <w:tc>
           <w:tcPr>
             <w:tcW w:w="2300" w:type="dxa"/>
@@ -31533,12 +29070,6 @@
         </w:tc>
       </w:tr>
       <w:tr>
-        <w:tblPrEx>
-          <w:tblCellMar>
-            <w:top w:w="0" w:type="dxa"/>
-            <w:bottom w:w="0" w:type="dxa"/>
-          </w:tblCellMar>
-        </w:tblPrEx>
         <w:tc>
           <w:tcPr>
             <w:tcW w:w="2300" w:type="dxa"/>
@@ -31590,12 +29121,6 @@
         </w:tc>
       </w:tr>
       <w:tr>
-        <w:tblPrEx>
-          <w:tblCellMar>
-            <w:top w:w="0" w:type="dxa"/>
-            <w:bottom w:w="0" w:type="dxa"/>
-          </w:tblCellMar>
-        </w:tblPrEx>
         <w:tc>
           <w:tcPr>
             <w:tcW w:w="2300" w:type="dxa"/>
@@ -31647,12 +29172,6 @@
         </w:tc>
       </w:tr>
       <w:tr>
-        <w:tblPrEx>
-          <w:tblCellMar>
-            <w:top w:w="0" w:type="dxa"/>
-            <w:bottom w:w="0" w:type="dxa"/>
-          </w:tblCellMar>
-        </w:tblPrEx>
         <w:tc>
           <w:tcPr>
             <w:tcW w:w="2300" w:type="dxa"/>
@@ -31704,12 +29223,6 @@
         </w:tc>
       </w:tr>
       <w:tr>
-        <w:tblPrEx>
-          <w:tblCellMar>
-            <w:top w:w="0" w:type="dxa"/>
-            <w:bottom w:w="0" w:type="dxa"/>
-          </w:tblCellMar>
-        </w:tblPrEx>
         <w:tc>
           <w:tcPr>
             <w:tcW w:w="2300" w:type="dxa"/>
@@ -31797,12 +29310,6 @@
         </w:tc>
       </w:tr>
       <w:tr>
-        <w:tblPrEx>
-          <w:tblCellMar>
-            <w:top w:w="0" w:type="dxa"/>
-            <w:bottom w:w="0" w:type="dxa"/>
-          </w:tblCellMar>
-        </w:tblPrEx>
         <w:tc>
           <w:tcPr>
             <w:tcW w:w="2300" w:type="dxa"/>
@@ -31854,12 +29361,6 @@
         </w:tc>
       </w:tr>
       <w:tr>
-        <w:tblPrEx>
-          <w:tblCellMar>
-            <w:top w:w="0" w:type="dxa"/>
-            <w:bottom w:w="0" w:type="dxa"/>
-          </w:tblCellMar>
-        </w:tblPrEx>
         <w:tc>
           <w:tcPr>
             <w:tcW w:w="2300" w:type="dxa"/>
@@ -31911,12 +29412,6 @@
         </w:tc>
       </w:tr>
       <w:tr>
-        <w:tblPrEx>
-          <w:tblCellMar>
-            <w:top w:w="0" w:type="dxa"/>
-            <w:bottom w:w="0" w:type="dxa"/>
-          </w:tblCellMar>
-        </w:tblPrEx>
         <w:tc>
           <w:tcPr>
             <w:tcW w:w="2300" w:type="dxa"/>
@@ -31968,12 +29463,6 @@
         </w:tc>
       </w:tr>
       <w:tr>
-        <w:tblPrEx>
-          <w:tblCellMar>
-            <w:top w:w="0" w:type="dxa"/>
-            <w:bottom w:w="0" w:type="dxa"/>
-          </w:tblCellMar>
-        </w:tblPrEx>
         <w:tc>
           <w:tcPr>
             <w:tcW w:w="2300" w:type="dxa"/>
@@ -32025,12 +29514,6 @@
         </w:tc>
       </w:tr>
       <w:tr>
-        <w:tblPrEx>
-          <w:tblCellMar>
-            <w:top w:w="0" w:type="dxa"/>
-            <w:bottom w:w="0" w:type="dxa"/>
-          </w:tblCellMar>
-        </w:tblPrEx>
         <w:tc>
           <w:tcPr>
             <w:tcW w:w="2300" w:type="dxa"/>
@@ -32076,7 +29559,7 @@
                 <w:sz w:val="19"/>
                 <w:szCs w:val="19"/>
               </w:rPr>
-              <w:t>Media</w:t>
+              <w:t>Alta</w:t>
             </w:r>
           </w:p>
         </w:tc>
@@ -32110,12 +29593,6 @@
         <w:gridCol w:w="7060"/>
       </w:tblGrid>
       <w:tr>
-        <w:tblPrEx>
-          <w:tblCellMar>
-            <w:top w:w="0" w:type="dxa"/>
-            <w:bottom w:w="0" w:type="dxa"/>
-          </w:tblCellMar>
-        </w:tblPrEx>
         <w:tc>
           <w:tcPr>
             <w:tcW w:w="9360" w:type="dxa"/>
@@ -32146,12 +29623,6 @@
         </w:tc>
       </w:tr>
       <w:tr>
-        <w:tblPrEx>
-          <w:tblCellMar>
-            <w:top w:w="0" w:type="dxa"/>
-            <w:bottom w:w="0" w:type="dxa"/>
-          </w:tblCellMar>
-        </w:tblPrEx>
         <w:tc>
           <w:tcPr>
             <w:tcW w:w="2300" w:type="dxa"/>
@@ -32203,12 +29674,6 @@
         </w:tc>
       </w:tr>
       <w:tr>
-        <w:tblPrEx>
-          <w:tblCellMar>
-            <w:top w:w="0" w:type="dxa"/>
-            <w:bottom w:w="0" w:type="dxa"/>
-          </w:tblCellMar>
-        </w:tblPrEx>
         <w:tc>
           <w:tcPr>
             <w:tcW w:w="2300" w:type="dxa"/>
@@ -32260,12 +29725,6 @@
         </w:tc>
       </w:tr>
       <w:tr>
-        <w:tblPrEx>
-          <w:tblCellMar>
-            <w:top w:w="0" w:type="dxa"/>
-            <w:bottom w:w="0" w:type="dxa"/>
-          </w:tblCellMar>
-        </w:tblPrEx>
         <w:tc>
           <w:tcPr>
             <w:tcW w:w="2300" w:type="dxa"/>
@@ -32317,12 +29776,6 @@
         </w:tc>
       </w:tr>
       <w:tr>
-        <w:tblPrEx>
-          <w:tblCellMar>
-            <w:top w:w="0" w:type="dxa"/>
-            <w:bottom w:w="0" w:type="dxa"/>
-          </w:tblCellMar>
-        </w:tblPrEx>
         <w:tc>
           <w:tcPr>
             <w:tcW w:w="2300" w:type="dxa"/>
@@ -32374,34 +29827,29 @@
         </w:tc>
       </w:tr>
       <w:tr>
-        <w:tblPrEx>
-          <w:tblCellMar>
-            <w:top w:w="0" w:type="dxa"/>
-            <w:bottom w:w="0" w:type="dxa"/>
-          </w:tblCellMar>
-        </w:tblPrEx>
-        <w:tc>
-          <w:tcPr>
-            <w:tcW w:w="2300" w:type="dxa"/>
-            <w:shd w:val="clear" w:color="auto" w:fill="EAF0F8"/>
-            <w:tcMar>
-              <w:top w:w="40" w:type="dxa"/>
-              <w:left w:w="70" w:type="dxa"/>
-              <w:bottom w:w="40" w:type="dxa"/>
-              <w:right w:w="70" w:type="dxa"/>
-            </w:tcMar>
-          </w:tcPr>
-          <w:p>
-            <w:pPr>
-              <w:spacing w:after="18" w:line="236" w:lineRule="auto"/>
-            </w:pPr>
-            <w:r>
-              <w:rPr>
-                <w:b/>
-                <w:bCs/>
-                <w:sz w:val="19"/>
-                <w:szCs w:val="19"/>
-              </w:rPr>
+        <w:tc>
+          <w:tcPr>
+            <w:tcW w:w="2300" w:type="dxa"/>
+            <w:shd w:val="clear" w:color="auto" w:fill="EAF0F8"/>
+            <w:tcMar>
+              <w:top w:w="40" w:type="dxa"/>
+              <w:left w:w="70" w:type="dxa"/>
+              <w:bottom w:w="40" w:type="dxa"/>
+              <w:right w:w="70" w:type="dxa"/>
+            </w:tcMar>
+          </w:tcPr>
+          <w:p>
+            <w:pPr>
+              <w:spacing w:after="18" w:line="236" w:lineRule="auto"/>
+            </w:pPr>
+            <w:r>
+              <w:rPr>
+                <w:b/>
+                <w:bCs/>
+                <w:sz w:val="19"/>
+                <w:szCs w:val="19"/>
+              </w:rPr>
+              <w:lastRenderedPageBreak/>
               <w:t>Flujo principal</w:t>
             </w:r>
           </w:p>
@@ -32455,12 +29903,6 @@
         </w:tc>
       </w:tr>
       <w:tr>
-        <w:tblPrEx>
-          <w:tblCellMar>
-            <w:top w:w="0" w:type="dxa"/>
-            <w:bottom w:w="0" w:type="dxa"/>
-          </w:tblCellMar>
-        </w:tblPrEx>
         <w:tc>
           <w:tcPr>
             <w:tcW w:w="2300" w:type="dxa"/>
@@ -32512,12 +29954,6 @@
         </w:tc>
       </w:tr>
       <w:tr>
-        <w:tblPrEx>
-          <w:tblCellMar>
-            <w:top w:w="0" w:type="dxa"/>
-            <w:bottom w:w="0" w:type="dxa"/>
-          </w:tblCellMar>
-        </w:tblPrEx>
         <w:tc>
           <w:tcPr>
             <w:tcW w:w="2300" w:type="dxa"/>
@@ -32569,35 +30005,28 @@
         </w:tc>
       </w:tr>
       <w:tr>
-        <w:tblPrEx>
-          <w:tblCellMar>
-            <w:top w:w="0" w:type="dxa"/>
-            <w:bottom w:w="0" w:type="dxa"/>
-          </w:tblCellMar>
-        </w:tblPrEx>
-        <w:tc>
-          <w:tcPr>
-            <w:tcW w:w="2300" w:type="dxa"/>
-            <w:shd w:val="clear" w:color="auto" w:fill="EAF0F8"/>
-            <w:tcMar>
-              <w:top w:w="40" w:type="dxa"/>
-              <w:left w:w="70" w:type="dxa"/>
-              <w:bottom w:w="40" w:type="dxa"/>
-              <w:right w:w="70" w:type="dxa"/>
-            </w:tcMar>
-          </w:tcPr>
-          <w:p>
-            <w:pPr>
-              <w:spacing w:after="18" w:line="236" w:lineRule="auto"/>
-            </w:pPr>
-            <w:r>
-              <w:rPr>
-                <w:b/>
-                <w:bCs/>
-                <w:sz w:val="19"/>
-                <w:szCs w:val="19"/>
-              </w:rPr>
-              <w:lastRenderedPageBreak/>
+        <w:tc>
+          <w:tcPr>
+            <w:tcW w:w="2300" w:type="dxa"/>
+            <w:shd w:val="clear" w:color="auto" w:fill="EAF0F8"/>
+            <w:tcMar>
+              <w:top w:w="40" w:type="dxa"/>
+              <w:left w:w="70" w:type="dxa"/>
+              <w:bottom w:w="40" w:type="dxa"/>
+              <w:right w:w="70" w:type="dxa"/>
+            </w:tcMar>
+          </w:tcPr>
+          <w:p>
+            <w:pPr>
+              <w:spacing w:after="18" w:line="236" w:lineRule="auto"/>
+            </w:pPr>
+            <w:r>
+              <w:rPr>
+                <w:b/>
+                <w:bCs/>
+                <w:sz w:val="19"/>
+                <w:szCs w:val="19"/>
+              </w:rPr>
               <w:t>Reglas y validaciones</w:t>
             </w:r>
           </w:p>
@@ -32627,12 +30056,6 @@
         </w:tc>
       </w:tr>
       <w:tr>
-        <w:tblPrEx>
-          <w:tblCellMar>
-            <w:top w:w="0" w:type="dxa"/>
-            <w:bottom w:w="0" w:type="dxa"/>
-          </w:tblCellMar>
-        </w:tblPrEx>
         <w:tc>
           <w:tcPr>
             <w:tcW w:w="2300" w:type="dxa"/>
@@ -32684,12 +30107,6 @@
         </w:tc>
       </w:tr>
       <w:tr>
-        <w:tblPrEx>
-          <w:tblCellMar>
-            <w:top w:w="0" w:type="dxa"/>
-            <w:bottom w:w="0" w:type="dxa"/>
-          </w:tblCellMar>
-        </w:tblPrEx>
         <w:tc>
           <w:tcPr>
             <w:tcW w:w="2300" w:type="dxa"/>
@@ -32787,12 +30204,6 @@
         <w:gridCol w:w="7060"/>
       </w:tblGrid>
       <w:tr>
-        <w:tblPrEx>
-          <w:tblCellMar>
-            <w:top w:w="0" w:type="dxa"/>
-            <w:bottom w:w="0" w:type="dxa"/>
-          </w:tblCellMar>
-        </w:tblPrEx>
         <w:tc>
           <w:tcPr>
             <w:tcW w:w="9360" w:type="dxa"/>
@@ -32823,12 +30234,6 @@
         </w:tc>
       </w:tr>
       <w:tr>
-        <w:tblPrEx>
-          <w:tblCellMar>
-            <w:top w:w="0" w:type="dxa"/>
-            <w:bottom w:w="0" w:type="dxa"/>
-          </w:tblCellMar>
-        </w:tblPrEx>
         <w:tc>
           <w:tcPr>
             <w:tcW w:w="2300" w:type="dxa"/>
@@ -32880,12 +30285,6 @@
         </w:tc>
       </w:tr>
       <w:tr>
-        <w:tblPrEx>
-          <w:tblCellMar>
-            <w:top w:w="0" w:type="dxa"/>
-            <w:bottom w:w="0" w:type="dxa"/>
-          </w:tblCellMar>
-        </w:tblPrEx>
         <w:tc>
           <w:tcPr>
             <w:tcW w:w="2300" w:type="dxa"/>
@@ -32937,12 +30336,6 @@
         </w:tc>
       </w:tr>
       <w:tr>
-        <w:tblPrEx>
-          <w:tblCellMar>
-            <w:top w:w="0" w:type="dxa"/>
-            <w:bottom w:w="0" w:type="dxa"/>
-          </w:tblCellMar>
-        </w:tblPrEx>
         <w:tc>
           <w:tcPr>
             <w:tcW w:w="2300" w:type="dxa"/>
@@ -32994,12 +30387,6 @@
         </w:tc>
       </w:tr>
       <w:tr>
-        <w:tblPrEx>
-          <w:tblCellMar>
-            <w:top w:w="0" w:type="dxa"/>
-            <w:bottom w:w="0" w:type="dxa"/>
-          </w:tblCellMar>
-        </w:tblPrEx>
         <w:tc>
           <w:tcPr>
             <w:tcW w:w="2300" w:type="dxa"/>
@@ -33051,12 +30438,6 @@
         </w:tc>
       </w:tr>
       <w:tr>
-        <w:tblPrEx>
-          <w:tblCellMar>
-            <w:top w:w="0" w:type="dxa"/>
-            <w:bottom w:w="0" w:type="dxa"/>
-          </w:tblCellMar>
-        </w:tblPrEx>
         <w:tc>
           <w:tcPr>
             <w:tcW w:w="2300" w:type="dxa"/>
@@ -33156,12 +30537,6 @@
         </w:tc>
       </w:tr>
       <w:tr>
-        <w:tblPrEx>
-          <w:tblCellMar>
-            <w:top w:w="0" w:type="dxa"/>
-            <w:bottom w:w="0" w:type="dxa"/>
-          </w:tblCellMar>
-        </w:tblPrEx>
         <w:tc>
           <w:tcPr>
             <w:tcW w:w="2300" w:type="dxa"/>
@@ -33213,12 +30588,6 @@
         </w:tc>
       </w:tr>
       <w:tr>
-        <w:tblPrEx>
-          <w:tblCellMar>
-            <w:top w:w="0" w:type="dxa"/>
-            <w:bottom w:w="0" w:type="dxa"/>
-          </w:tblCellMar>
-        </w:tblPrEx>
         <w:tc>
           <w:tcPr>
             <w:tcW w:w="2300" w:type="dxa"/>
@@ -33282,12 +30651,6 @@
         </w:tc>
       </w:tr>
       <w:tr>
-        <w:tblPrEx>
-          <w:tblCellMar>
-            <w:top w:w="0" w:type="dxa"/>
-            <w:bottom w:w="0" w:type="dxa"/>
-          </w:tblCellMar>
-        </w:tblPrEx>
         <w:tc>
           <w:tcPr>
             <w:tcW w:w="2300" w:type="dxa"/>
@@ -33339,12 +30702,6 @@
         </w:tc>
       </w:tr>
       <w:tr>
-        <w:tblPrEx>
-          <w:tblCellMar>
-            <w:top w:w="0" w:type="dxa"/>
-            <w:bottom w:w="0" w:type="dxa"/>
-          </w:tblCellMar>
-        </w:tblPrEx>
         <w:tc>
           <w:tcPr>
             <w:tcW w:w="2300" w:type="dxa"/>
@@ -33396,12 +30753,6 @@
         </w:tc>
       </w:tr>
       <w:tr>
-        <w:tblPrEx>
-          <w:tblCellMar>
-            <w:top w:w="0" w:type="dxa"/>
-            <w:bottom w:w="0" w:type="dxa"/>
-          </w:tblCellMar>
-        </w:tblPrEx>
         <w:tc>
           <w:tcPr>
             <w:tcW w:w="2300" w:type="dxa"/>
@@ -33447,7 +30798,7 @@
                 <w:sz w:val="19"/>
                 <w:szCs w:val="19"/>
               </w:rPr>
-              <w:t>Alta</w:t>
+              <w:t>Media</w:t>
             </w:r>
           </w:p>
         </w:tc>
@@ -33481,12 +30832,6 @@
         <w:gridCol w:w="7060"/>
       </w:tblGrid>
       <w:tr>
-        <w:tblPrEx>
-          <w:tblCellMar>
-            <w:top w:w="0" w:type="dxa"/>
-            <w:bottom w:w="0" w:type="dxa"/>
-          </w:tblCellMar>
-        </w:tblPrEx>
         <w:tc>
           <w:tcPr>
             <w:tcW w:w="9360" w:type="dxa"/>
@@ -33517,12 +30862,6 @@
         </w:tc>
       </w:tr>
       <w:tr>
-        <w:tblPrEx>
-          <w:tblCellMar>
-            <w:top w:w="0" w:type="dxa"/>
-            <w:bottom w:w="0" w:type="dxa"/>
-          </w:tblCellMar>
-        </w:tblPrEx>
         <w:tc>
           <w:tcPr>
             <w:tcW w:w="2300" w:type="dxa"/>
@@ -33574,12 +30913,6 @@
         </w:tc>
       </w:tr>
       <w:tr>
-        <w:tblPrEx>
-          <w:tblCellMar>
-            <w:top w:w="0" w:type="dxa"/>
-            <w:bottom w:w="0" w:type="dxa"/>
-          </w:tblCellMar>
-        </w:tblPrEx>
         <w:tc>
           <w:tcPr>
             <w:tcW w:w="2300" w:type="dxa"/>
@@ -33631,12 +30964,6 @@
         </w:tc>
       </w:tr>
       <w:tr>
-        <w:tblPrEx>
-          <w:tblCellMar>
-            <w:top w:w="0" w:type="dxa"/>
-            <w:bottom w:w="0" w:type="dxa"/>
-          </w:tblCellMar>
-        </w:tblPrEx>
         <w:tc>
           <w:tcPr>
             <w:tcW w:w="2300" w:type="dxa"/>
@@ -33688,12 +31015,6 @@
         </w:tc>
       </w:tr>
       <w:tr>
-        <w:tblPrEx>
-          <w:tblCellMar>
-            <w:top w:w="0" w:type="dxa"/>
-            <w:bottom w:w="0" w:type="dxa"/>
-          </w:tblCellMar>
-        </w:tblPrEx>
         <w:tc>
           <w:tcPr>
             <w:tcW w:w="2300" w:type="dxa"/>
@@ -33745,12 +31066,6 @@
         </w:tc>
       </w:tr>
       <w:tr>
-        <w:tblPrEx>
-          <w:tblCellMar>
-            <w:top w:w="0" w:type="dxa"/>
-            <w:bottom w:w="0" w:type="dxa"/>
-          </w:tblCellMar>
-        </w:tblPrEx>
         <w:tc>
           <w:tcPr>
             <w:tcW w:w="2300" w:type="dxa"/>
@@ -33838,12 +31153,6 @@
         </w:tc>
       </w:tr>
       <w:tr>
-        <w:tblPrEx>
-          <w:tblCellMar>
-            <w:top w:w="0" w:type="dxa"/>
-            <w:bottom w:w="0" w:type="dxa"/>
-          </w:tblCellMar>
-        </w:tblPrEx>
         <w:tc>
           <w:tcPr>
             <w:tcW w:w="2300" w:type="dxa"/>
@@ -33907,12 +31216,6 @@
         </w:tc>
       </w:tr>
       <w:tr>
-        <w:tblPrEx>
-          <w:tblCellMar>
-            <w:top w:w="0" w:type="dxa"/>
-            <w:bottom w:w="0" w:type="dxa"/>
-          </w:tblCellMar>
-        </w:tblPrEx>
         <w:tc>
           <w:tcPr>
             <w:tcW w:w="2300" w:type="dxa"/>
@@ -33964,12 +31267,6 @@
         </w:tc>
       </w:tr>
       <w:tr>
-        <w:tblPrEx>
-          <w:tblCellMar>
-            <w:top w:w="0" w:type="dxa"/>
-            <w:bottom w:w="0" w:type="dxa"/>
-          </w:tblCellMar>
-        </w:tblPrEx>
         <w:tc>
           <w:tcPr>
             <w:tcW w:w="2300" w:type="dxa"/>
@@ -34021,12 +31318,6 @@
         </w:tc>
       </w:tr>
       <w:tr>
-        <w:tblPrEx>
-          <w:tblCellMar>
-            <w:top w:w="0" w:type="dxa"/>
-            <w:bottom w:w="0" w:type="dxa"/>
-          </w:tblCellMar>
-        </w:tblPrEx>
         <w:tc>
           <w:tcPr>
             <w:tcW w:w="2300" w:type="dxa"/>
@@ -34078,34 +31369,29 @@
         </w:tc>
       </w:tr>
       <w:tr>
-        <w:tblPrEx>
-          <w:tblCellMar>
-            <w:top w:w="0" w:type="dxa"/>
-            <w:bottom w:w="0" w:type="dxa"/>
-          </w:tblCellMar>
-        </w:tblPrEx>
-        <w:tc>
-          <w:tcPr>
-            <w:tcW w:w="2300" w:type="dxa"/>
-            <w:shd w:val="clear" w:color="auto" w:fill="EAF0F8"/>
-            <w:tcMar>
-              <w:top w:w="40" w:type="dxa"/>
-              <w:left w:w="70" w:type="dxa"/>
-              <w:bottom w:w="40" w:type="dxa"/>
-              <w:right w:w="70" w:type="dxa"/>
-            </w:tcMar>
-          </w:tcPr>
-          <w:p>
-            <w:pPr>
-              <w:spacing w:after="18" w:line="236" w:lineRule="auto"/>
-            </w:pPr>
-            <w:r>
-              <w:rPr>
-                <w:b/>
-                <w:bCs/>
-                <w:sz w:val="19"/>
-                <w:szCs w:val="19"/>
-              </w:rPr>
+        <w:tc>
+          <w:tcPr>
+            <w:tcW w:w="2300" w:type="dxa"/>
+            <w:shd w:val="clear" w:color="auto" w:fill="EAF0F8"/>
+            <w:tcMar>
+              <w:top w:w="40" w:type="dxa"/>
+              <w:left w:w="70" w:type="dxa"/>
+              <w:bottom w:w="40" w:type="dxa"/>
+              <w:right w:w="70" w:type="dxa"/>
+            </w:tcMar>
+          </w:tcPr>
+          <w:p>
+            <w:pPr>
+              <w:spacing w:after="18" w:line="236" w:lineRule="auto"/>
+            </w:pPr>
+            <w:r>
+              <w:rPr>
+                <w:b/>
+                <w:bCs/>
+                <w:sz w:val="19"/>
+                <w:szCs w:val="19"/>
+              </w:rPr>
+              <w:lastRenderedPageBreak/>
               <w:t>Prioridad</w:t>
             </w:r>
           </w:p>
@@ -34163,12 +31449,6 @@
         <w:gridCol w:w="7060"/>
       </w:tblGrid>
       <w:tr>
-        <w:tblPrEx>
-          <w:tblCellMar>
-            <w:top w:w="0" w:type="dxa"/>
-            <w:bottom w:w="0" w:type="dxa"/>
-          </w:tblCellMar>
-        </w:tblPrEx>
         <w:tc>
           <w:tcPr>
             <w:tcW w:w="9360" w:type="dxa"/>
@@ -34199,12 +31479,6 @@
         </w:tc>
       </w:tr>
       <w:tr>
-        <w:tblPrEx>
-          <w:tblCellMar>
-            <w:top w:w="0" w:type="dxa"/>
-            <w:bottom w:w="0" w:type="dxa"/>
-          </w:tblCellMar>
-        </w:tblPrEx>
         <w:tc>
           <w:tcPr>
             <w:tcW w:w="2300" w:type="dxa"/>
@@ -34256,35 +31530,28 @@
         </w:tc>
       </w:tr>
       <w:tr>
-        <w:tblPrEx>
-          <w:tblCellMar>
-            <w:top w:w="0" w:type="dxa"/>
-            <w:bottom w:w="0" w:type="dxa"/>
-          </w:tblCellMar>
-        </w:tblPrEx>
-        <w:tc>
-          <w:tcPr>
-            <w:tcW w:w="2300" w:type="dxa"/>
-            <w:shd w:val="clear" w:color="auto" w:fill="EAF0F8"/>
-            <w:tcMar>
-              <w:top w:w="40" w:type="dxa"/>
-              <w:left w:w="70" w:type="dxa"/>
-              <w:bottom w:w="40" w:type="dxa"/>
-              <w:right w:w="70" w:type="dxa"/>
-            </w:tcMar>
-          </w:tcPr>
-          <w:p>
-            <w:pPr>
-              <w:spacing w:after="18" w:line="236" w:lineRule="auto"/>
-            </w:pPr>
-            <w:r>
-              <w:rPr>
-                <w:b/>
-                <w:bCs/>
-                <w:sz w:val="19"/>
-                <w:szCs w:val="19"/>
-              </w:rPr>
-              <w:lastRenderedPageBreak/>
+        <w:tc>
+          <w:tcPr>
+            <w:tcW w:w="2300" w:type="dxa"/>
+            <w:shd w:val="clear" w:color="auto" w:fill="EAF0F8"/>
+            <w:tcMar>
+              <w:top w:w="40" w:type="dxa"/>
+              <w:left w:w="70" w:type="dxa"/>
+              <w:bottom w:w="40" w:type="dxa"/>
+              <w:right w:w="70" w:type="dxa"/>
+            </w:tcMar>
+          </w:tcPr>
+          <w:p>
+            <w:pPr>
+              <w:spacing w:after="18" w:line="236" w:lineRule="auto"/>
+            </w:pPr>
+            <w:r>
+              <w:rPr>
+                <w:b/>
+                <w:bCs/>
+                <w:sz w:val="19"/>
+                <w:szCs w:val="19"/>
+              </w:rPr>
               <w:t>Requisito</w:t>
             </w:r>
           </w:p>
@@ -34314,12 +31581,6 @@
         </w:tc>
       </w:tr>
       <w:tr>
-        <w:tblPrEx>
-          <w:tblCellMar>
-            <w:top w:w="0" w:type="dxa"/>
-            <w:bottom w:w="0" w:type="dxa"/>
-          </w:tblCellMar>
-        </w:tblPrEx>
         <w:tc>
           <w:tcPr>
             <w:tcW w:w="2300" w:type="dxa"/>
@@ -34371,12 +31632,6 @@
         </w:tc>
       </w:tr>
       <w:tr>
-        <w:tblPrEx>
-          <w:tblCellMar>
-            <w:top w:w="0" w:type="dxa"/>
-            <w:bottom w:w="0" w:type="dxa"/>
-          </w:tblCellMar>
-        </w:tblPrEx>
         <w:tc>
           <w:tcPr>
             <w:tcW w:w="2300" w:type="dxa"/>
@@ -34428,12 +31683,6 @@
         </w:tc>
       </w:tr>
       <w:tr>
-        <w:tblPrEx>
-          <w:tblCellMar>
-            <w:top w:w="0" w:type="dxa"/>
-            <w:bottom w:w="0" w:type="dxa"/>
-          </w:tblCellMar>
-        </w:tblPrEx>
         <w:tc>
           <w:tcPr>
             <w:tcW w:w="2300" w:type="dxa"/>
@@ -34509,12 +31758,6 @@
         </w:tc>
       </w:tr>
       <w:tr>
-        <w:tblPrEx>
-          <w:tblCellMar>
-            <w:top w:w="0" w:type="dxa"/>
-            <w:bottom w:w="0" w:type="dxa"/>
-          </w:tblCellMar>
-        </w:tblPrEx>
         <w:tc>
           <w:tcPr>
             <w:tcW w:w="2300" w:type="dxa"/>
@@ -34566,12 +31809,6 @@
         </w:tc>
       </w:tr>
       <w:tr>
-        <w:tblPrEx>
-          <w:tblCellMar>
-            <w:top w:w="0" w:type="dxa"/>
-            <w:bottom w:w="0" w:type="dxa"/>
-          </w:tblCellMar>
-        </w:tblPrEx>
         <w:tc>
           <w:tcPr>
             <w:tcW w:w="2300" w:type="dxa"/>
@@ -34623,12 +31860,6 @@
         </w:tc>
       </w:tr>
       <w:tr>
-        <w:tblPrEx>
-          <w:tblCellMar>
-            <w:top w:w="0" w:type="dxa"/>
-            <w:bottom w:w="0" w:type="dxa"/>
-          </w:tblCellMar>
-        </w:tblPrEx>
         <w:tc>
           <w:tcPr>
             <w:tcW w:w="2300" w:type="dxa"/>
@@ -34680,12 +31911,6 @@
         </w:tc>
       </w:tr>
       <w:tr>
-        <w:tblPrEx>
-          <w:tblCellMar>
-            <w:top w:w="0" w:type="dxa"/>
-            <w:bottom w:w="0" w:type="dxa"/>
-          </w:tblCellMar>
-        </w:tblPrEx>
         <w:tc>
           <w:tcPr>
             <w:tcW w:w="2300" w:type="dxa"/>
@@ -34737,12 +31962,6 @@
         </w:tc>
       </w:tr>
       <w:tr>
-        <w:tblPrEx>
-          <w:tblCellMar>
-            <w:top w:w="0" w:type="dxa"/>
-            <w:bottom w:w="0" w:type="dxa"/>
-          </w:tblCellMar>
-        </w:tblPrEx>
         <w:tc>
           <w:tcPr>
             <w:tcW w:w="2300" w:type="dxa"/>
@@ -34822,12 +32041,6 @@
         <w:gridCol w:w="7060"/>
       </w:tblGrid>
       <w:tr>
-        <w:tblPrEx>
-          <w:tblCellMar>
-            <w:top w:w="0" w:type="dxa"/>
-            <w:bottom w:w="0" w:type="dxa"/>
-          </w:tblCellMar>
-        </w:tblPrEx>
         <w:tc>
           <w:tcPr>
             <w:tcW w:w="9360" w:type="dxa"/>
@@ -34858,12 +32071,6 @@
         </w:tc>
       </w:tr>
       <w:tr>
-        <w:tblPrEx>
-          <w:tblCellMar>
-            <w:top w:w="0" w:type="dxa"/>
-            <w:bottom w:w="0" w:type="dxa"/>
-          </w:tblCellMar>
-        </w:tblPrEx>
         <w:tc>
           <w:tcPr>
             <w:tcW w:w="2300" w:type="dxa"/>
@@ -34915,12 +32122,6 @@
         </w:tc>
       </w:tr>
       <w:tr>
-        <w:tblPrEx>
-          <w:tblCellMar>
-            <w:top w:w="0" w:type="dxa"/>
-            <w:bottom w:w="0" w:type="dxa"/>
-          </w:tblCellMar>
-        </w:tblPrEx>
         <w:tc>
           <w:tcPr>
             <w:tcW w:w="2300" w:type="dxa"/>
@@ -34972,12 +32173,6 @@
         </w:tc>
       </w:tr>
       <w:tr>
-        <w:tblPrEx>
-          <w:tblCellMar>
-            <w:top w:w="0" w:type="dxa"/>
-            <w:bottom w:w="0" w:type="dxa"/>
-          </w:tblCellMar>
-        </w:tblPrEx>
         <w:tc>
           <w:tcPr>
             <w:tcW w:w="2300" w:type="dxa"/>
@@ -35029,12 +32224,6 @@
         </w:tc>
       </w:tr>
       <w:tr>
-        <w:tblPrEx>
-          <w:tblCellMar>
-            <w:top w:w="0" w:type="dxa"/>
-            <w:bottom w:w="0" w:type="dxa"/>
-          </w:tblCellMar>
-        </w:tblPrEx>
         <w:tc>
           <w:tcPr>
             <w:tcW w:w="2300" w:type="dxa"/>
@@ -35086,12 +32275,6 @@
         </w:tc>
       </w:tr>
       <w:tr>
-        <w:tblPrEx>
-          <w:tblCellMar>
-            <w:top w:w="0" w:type="dxa"/>
-            <w:bottom w:w="0" w:type="dxa"/>
-          </w:tblCellMar>
-        </w:tblPrEx>
         <w:tc>
           <w:tcPr>
             <w:tcW w:w="2300" w:type="dxa"/>
@@ -35167,12 +32350,6 @@
         </w:tc>
       </w:tr>
       <w:tr>
-        <w:tblPrEx>
-          <w:tblCellMar>
-            <w:top w:w="0" w:type="dxa"/>
-            <w:bottom w:w="0" w:type="dxa"/>
-          </w:tblCellMar>
-        </w:tblPrEx>
         <w:tc>
           <w:tcPr>
             <w:tcW w:w="2300" w:type="dxa"/>
@@ -35224,12 +32401,6 @@
         </w:tc>
       </w:tr>
       <w:tr>
-        <w:tblPrEx>
-          <w:tblCellMar>
-            <w:top w:w="0" w:type="dxa"/>
-            <w:bottom w:w="0" w:type="dxa"/>
-          </w:tblCellMar>
-        </w:tblPrEx>
         <w:tc>
           <w:tcPr>
             <w:tcW w:w="2300" w:type="dxa"/>
@@ -35281,12 +32452,6 @@
         </w:tc>
       </w:tr>
       <w:tr>
-        <w:tblPrEx>
-          <w:tblCellMar>
-            <w:top w:w="0" w:type="dxa"/>
-            <w:bottom w:w="0" w:type="dxa"/>
-          </w:tblCellMar>
-        </w:tblPrEx>
         <w:tc>
           <w:tcPr>
             <w:tcW w:w="2300" w:type="dxa"/>
@@ -35338,12 +32503,6 @@
         </w:tc>
       </w:tr>
       <w:tr>
-        <w:tblPrEx>
-          <w:tblCellMar>
-            <w:top w:w="0" w:type="dxa"/>
-            <w:bottom w:w="0" w:type="dxa"/>
-          </w:tblCellMar>
-        </w:tblPrEx>
         <w:tc>
           <w:tcPr>
             <w:tcW w:w="2300" w:type="dxa"/>
@@ -35395,12 +32554,6 @@
         </w:tc>
       </w:tr>
       <w:tr>
-        <w:tblPrEx>
-          <w:tblCellMar>
-            <w:top w:w="0" w:type="dxa"/>
-            <w:bottom w:w="0" w:type="dxa"/>
-          </w:tblCellMar>
-        </w:tblPrEx>
         <w:tc>
           <w:tcPr>
             <w:tcW w:w="2300" w:type="dxa"/>
@@ -35480,12 +32633,6 @@
         <w:gridCol w:w="7060"/>
       </w:tblGrid>
       <w:tr>
-        <w:tblPrEx>
-          <w:tblCellMar>
-            <w:top w:w="0" w:type="dxa"/>
-            <w:bottom w:w="0" w:type="dxa"/>
-          </w:tblCellMar>
-        </w:tblPrEx>
         <w:tc>
           <w:tcPr>
             <w:tcW w:w="9360" w:type="dxa"/>
@@ -35516,12 +32663,6 @@
         </w:tc>
       </w:tr>
       <w:tr>
-        <w:tblPrEx>
-          <w:tblCellMar>
-            <w:top w:w="0" w:type="dxa"/>
-            <w:bottom w:w="0" w:type="dxa"/>
-          </w:tblCellMar>
-        </w:tblPrEx>
         <w:tc>
           <w:tcPr>
             <w:tcW w:w="2300" w:type="dxa"/>
@@ -35573,12 +32714,6 @@
         </w:tc>
       </w:tr>
       <w:tr>
-        <w:tblPrEx>
-          <w:tblCellMar>
-            <w:top w:w="0" w:type="dxa"/>
-            <w:bottom w:w="0" w:type="dxa"/>
-          </w:tblCellMar>
-        </w:tblPrEx>
         <w:tc>
           <w:tcPr>
             <w:tcW w:w="2300" w:type="dxa"/>
@@ -35630,12 +32765,6 @@
         </w:tc>
       </w:tr>
       <w:tr>
-        <w:tblPrEx>
-          <w:tblCellMar>
-            <w:top w:w="0" w:type="dxa"/>
-            <w:bottom w:w="0" w:type="dxa"/>
-          </w:tblCellMar>
-        </w:tblPrEx>
         <w:tc>
           <w:tcPr>
             <w:tcW w:w="2300" w:type="dxa"/>
@@ -35687,12 +32816,6 @@
         </w:tc>
       </w:tr>
       <w:tr>
-        <w:tblPrEx>
-          <w:tblCellMar>
-            <w:top w:w="0" w:type="dxa"/>
-            <w:bottom w:w="0" w:type="dxa"/>
-          </w:tblCellMar>
-        </w:tblPrEx>
         <w:tc>
           <w:tcPr>
             <w:tcW w:w="2300" w:type="dxa"/>
@@ -35744,12 +32867,6 @@
         </w:tc>
       </w:tr>
       <w:tr>
-        <w:tblPrEx>
-          <w:tblCellMar>
-            <w:top w:w="0" w:type="dxa"/>
-            <w:bottom w:w="0" w:type="dxa"/>
-          </w:tblCellMar>
-        </w:tblPrEx>
         <w:tc>
           <w:tcPr>
             <w:tcW w:w="2300" w:type="dxa"/>
@@ -35849,12 +32966,6 @@
         </w:tc>
       </w:tr>
       <w:tr>
-        <w:tblPrEx>
-          <w:tblCellMar>
-            <w:top w:w="0" w:type="dxa"/>
-            <w:bottom w:w="0" w:type="dxa"/>
-          </w:tblCellMar>
-        </w:tblPrEx>
         <w:tc>
           <w:tcPr>
             <w:tcW w:w="2300" w:type="dxa"/>
@@ -35906,34 +33017,29 @@
         </w:tc>
       </w:tr>
       <w:tr>
-        <w:tblPrEx>
-          <w:tblCellMar>
-            <w:top w:w="0" w:type="dxa"/>
-            <w:bottom w:w="0" w:type="dxa"/>
-          </w:tblCellMar>
-        </w:tblPrEx>
-        <w:tc>
-          <w:tcPr>
-            <w:tcW w:w="2300" w:type="dxa"/>
-            <w:shd w:val="clear" w:color="auto" w:fill="EAF0F8"/>
-            <w:tcMar>
-              <w:top w:w="40" w:type="dxa"/>
-              <w:left w:w="70" w:type="dxa"/>
-              <w:bottom w:w="40" w:type="dxa"/>
-              <w:right w:w="70" w:type="dxa"/>
-            </w:tcMar>
-          </w:tcPr>
-          <w:p>
-            <w:pPr>
-              <w:spacing w:after="18" w:line="236" w:lineRule="auto"/>
-            </w:pPr>
-            <w:r>
-              <w:rPr>
-                <w:b/>
-                <w:bCs/>
-                <w:sz w:val="19"/>
-                <w:szCs w:val="19"/>
-              </w:rPr>
+        <w:tc>
+          <w:tcPr>
+            <w:tcW w:w="2300" w:type="dxa"/>
+            <w:shd w:val="clear" w:color="auto" w:fill="EAF0F8"/>
+            <w:tcMar>
+              <w:top w:w="40" w:type="dxa"/>
+              <w:left w:w="70" w:type="dxa"/>
+              <w:bottom w:w="40" w:type="dxa"/>
+              <w:right w:w="70" w:type="dxa"/>
+            </w:tcMar>
+          </w:tcPr>
+          <w:p>
+            <w:pPr>
+              <w:spacing w:after="18" w:line="236" w:lineRule="auto"/>
+            </w:pPr>
+            <w:r>
+              <w:rPr>
+                <w:b/>
+                <w:bCs/>
+                <w:sz w:val="19"/>
+                <w:szCs w:val="19"/>
+              </w:rPr>
+              <w:lastRenderedPageBreak/>
               <w:t>Excepciones</w:t>
             </w:r>
           </w:p>
@@ -35963,12 +33069,6 @@
         </w:tc>
       </w:tr>
       <w:tr>
-        <w:tblPrEx>
-          <w:tblCellMar>
-            <w:top w:w="0" w:type="dxa"/>
-            <w:bottom w:w="0" w:type="dxa"/>
-          </w:tblCellMar>
-        </w:tblPrEx>
         <w:tc>
           <w:tcPr>
             <w:tcW w:w="2300" w:type="dxa"/>
@@ -36020,12 +33120,6 @@
         </w:tc>
       </w:tr>
       <w:tr>
-        <w:tblPrEx>
-          <w:tblCellMar>
-            <w:top w:w="0" w:type="dxa"/>
-            <w:bottom w:w="0" w:type="dxa"/>
-          </w:tblCellMar>
-        </w:tblPrEx>
         <w:tc>
           <w:tcPr>
             <w:tcW w:w="2300" w:type="dxa"/>
@@ -36077,35 +33171,28 @@
         </w:tc>
       </w:tr>
       <w:tr>
-        <w:tblPrEx>
-          <w:tblCellMar>
-            <w:top w:w="0" w:type="dxa"/>
-            <w:bottom w:w="0" w:type="dxa"/>
-          </w:tblCellMar>
-        </w:tblPrEx>
-        <w:tc>
-          <w:tcPr>
-            <w:tcW w:w="2300" w:type="dxa"/>
-            <w:shd w:val="clear" w:color="auto" w:fill="EAF0F8"/>
-            <w:tcMar>
-              <w:top w:w="40" w:type="dxa"/>
-              <w:left w:w="70" w:type="dxa"/>
-              <w:bottom w:w="40" w:type="dxa"/>
-              <w:right w:w="70" w:type="dxa"/>
-            </w:tcMar>
-          </w:tcPr>
-          <w:p>
-            <w:pPr>
-              <w:spacing w:after="18" w:line="236" w:lineRule="auto"/>
-            </w:pPr>
-            <w:r>
-              <w:rPr>
-                <w:b/>
-                <w:bCs/>
-                <w:sz w:val="19"/>
-                <w:szCs w:val="19"/>
-              </w:rPr>
-              <w:lastRenderedPageBreak/>
+        <w:tc>
+          <w:tcPr>
+            <w:tcW w:w="2300" w:type="dxa"/>
+            <w:shd w:val="clear" w:color="auto" w:fill="EAF0F8"/>
+            <w:tcMar>
+              <w:top w:w="40" w:type="dxa"/>
+              <w:left w:w="70" w:type="dxa"/>
+              <w:bottom w:w="40" w:type="dxa"/>
+              <w:right w:w="70" w:type="dxa"/>
+            </w:tcMar>
+          </w:tcPr>
+          <w:p>
+            <w:pPr>
+              <w:spacing w:after="18" w:line="236" w:lineRule="auto"/>
+            </w:pPr>
+            <w:r>
+              <w:rPr>
+                <w:b/>
+                <w:bCs/>
+                <w:sz w:val="19"/>
+                <w:szCs w:val="19"/>
+              </w:rPr>
               <w:t>Prioridad</w:t>
             </w:r>
           </w:p>
@@ -36129,7 +33216,7 @@
                 <w:sz w:val="19"/>
                 <w:szCs w:val="19"/>
               </w:rPr>
-              <w:t>Media</w:t>
+              <w:t>Baja</w:t>
             </w:r>
           </w:p>
         </w:tc>
@@ -36181,12 +33268,6 @@
         <w:gridCol w:w="7060"/>
       </w:tblGrid>
       <w:tr>
-        <w:tblPrEx>
-          <w:tblCellMar>
-            <w:top w:w="0" w:type="dxa"/>
-            <w:bottom w:w="0" w:type="dxa"/>
-          </w:tblCellMar>
-        </w:tblPrEx>
         <w:tc>
           <w:tcPr>
             <w:tcW w:w="9360" w:type="dxa"/>
@@ -36217,12 +33298,6 @@
         </w:tc>
       </w:tr>
       <w:tr>
-        <w:tblPrEx>
-          <w:tblCellMar>
-            <w:top w:w="0" w:type="dxa"/>
-            <w:bottom w:w="0" w:type="dxa"/>
-          </w:tblCellMar>
-        </w:tblPrEx>
         <w:tc>
           <w:tcPr>
             <w:tcW w:w="2300" w:type="dxa"/>
@@ -36274,12 +33349,6 @@
         </w:tc>
       </w:tr>
       <w:tr>
-        <w:tblPrEx>
-          <w:tblCellMar>
-            <w:top w:w="0" w:type="dxa"/>
-            <w:bottom w:w="0" w:type="dxa"/>
-          </w:tblCellMar>
-        </w:tblPrEx>
         <w:tc>
           <w:tcPr>
             <w:tcW w:w="2300" w:type="dxa"/>
@@ -36331,12 +33400,6 @@
         </w:tc>
       </w:tr>
       <w:tr>
-        <w:tblPrEx>
-          <w:tblCellMar>
-            <w:top w:w="0" w:type="dxa"/>
-            <w:bottom w:w="0" w:type="dxa"/>
-          </w:tblCellMar>
-        </w:tblPrEx>
         <w:tc>
           <w:tcPr>
             <w:tcW w:w="2300" w:type="dxa"/>
@@ -36388,12 +33451,6 @@
         </w:tc>
       </w:tr>
       <w:tr>
-        <w:tblPrEx>
-          <w:tblCellMar>
-            <w:top w:w="0" w:type="dxa"/>
-            <w:bottom w:w="0" w:type="dxa"/>
-          </w:tblCellMar>
-        </w:tblPrEx>
         <w:tc>
           <w:tcPr>
             <w:tcW w:w="2300" w:type="dxa"/>
@@ -36445,12 +33502,6 @@
         </w:tc>
       </w:tr>
       <w:tr>
-        <w:tblPrEx>
-          <w:tblCellMar>
-            <w:top w:w="0" w:type="dxa"/>
-            <w:bottom w:w="0" w:type="dxa"/>
-          </w:tblCellMar>
-        </w:tblPrEx>
         <w:tc>
           <w:tcPr>
             <w:tcW w:w="2300" w:type="dxa"/>
@@ -36538,12 +33589,6 @@
         </w:tc>
       </w:tr>
       <w:tr>
-        <w:tblPrEx>
-          <w:tblCellMar>
-            <w:top w:w="0" w:type="dxa"/>
-            <w:bottom w:w="0" w:type="dxa"/>
-          </w:tblCellMar>
-        </w:tblPrEx>
         <w:tc>
           <w:tcPr>
             <w:tcW w:w="2300" w:type="dxa"/>
@@ -36595,12 +33640,6 @@
         </w:tc>
       </w:tr>
       <w:tr>
-        <w:tblPrEx>
-          <w:tblCellMar>
-            <w:top w:w="0" w:type="dxa"/>
-            <w:bottom w:w="0" w:type="dxa"/>
-          </w:tblCellMar>
-        </w:tblPrEx>
         <w:tc>
           <w:tcPr>
             <w:tcW w:w="2300" w:type="dxa"/>
@@ -36664,12 +33703,6 @@
         </w:tc>
       </w:tr>
       <w:tr>
-        <w:tblPrEx>
-          <w:tblCellMar>
-            <w:top w:w="0" w:type="dxa"/>
-            <w:bottom w:w="0" w:type="dxa"/>
-          </w:tblCellMar>
-        </w:tblPrEx>
         <w:tc>
           <w:tcPr>
             <w:tcW w:w="2300" w:type="dxa"/>
@@ -36721,12 +33754,6 @@
         </w:tc>
       </w:tr>
       <w:tr>
-        <w:tblPrEx>
-          <w:tblCellMar>
-            <w:top w:w="0" w:type="dxa"/>
-            <w:bottom w:w="0" w:type="dxa"/>
-          </w:tblCellMar>
-        </w:tblPrEx>
         <w:tc>
           <w:tcPr>
             <w:tcW w:w="2300" w:type="dxa"/>
@@ -36778,12 +33805,6 @@
         </w:tc>
       </w:tr>
       <w:tr>
-        <w:tblPrEx>
-          <w:tblCellMar>
-            <w:top w:w="0" w:type="dxa"/>
-            <w:bottom w:w="0" w:type="dxa"/>
-          </w:tblCellMar>
-        </w:tblPrEx>
         <w:tc>
           <w:tcPr>
             <w:tcW w:w="2300" w:type="dxa"/>
@@ -36829,7 +33850,7 @@
                 <w:sz w:val="19"/>
                 <w:szCs w:val="19"/>
               </w:rPr>
-              <w:t>Alta</w:t>
+              <w:t>Media</w:t>
             </w:r>
           </w:p>
         </w:tc>
@@ -36863,12 +33884,6 @@
         <w:gridCol w:w="7060"/>
       </w:tblGrid>
       <w:tr>
-        <w:tblPrEx>
-          <w:tblCellMar>
-            <w:top w:w="0" w:type="dxa"/>
-            <w:bottom w:w="0" w:type="dxa"/>
-          </w:tblCellMar>
-        </w:tblPrEx>
         <w:tc>
           <w:tcPr>
             <w:tcW w:w="9360" w:type="dxa"/>
@@ -36899,12 +33914,6 @@
         </w:tc>
       </w:tr>
       <w:tr>
-        <w:tblPrEx>
-          <w:tblCellMar>
-            <w:top w:w="0" w:type="dxa"/>
-            <w:bottom w:w="0" w:type="dxa"/>
-          </w:tblCellMar>
-        </w:tblPrEx>
         <w:tc>
           <w:tcPr>
             <w:tcW w:w="2300" w:type="dxa"/>
@@ -36956,12 +33965,6 @@
         </w:tc>
       </w:tr>
       <w:tr>
-        <w:tblPrEx>
-          <w:tblCellMar>
-            <w:top w:w="0" w:type="dxa"/>
-            <w:bottom w:w="0" w:type="dxa"/>
-          </w:tblCellMar>
-        </w:tblPrEx>
         <w:tc>
           <w:tcPr>
             <w:tcW w:w="2300" w:type="dxa"/>
@@ -37013,12 +34016,6 @@
         </w:tc>
       </w:tr>
       <w:tr>
-        <w:tblPrEx>
-          <w:tblCellMar>
-            <w:top w:w="0" w:type="dxa"/>
-            <w:bottom w:w="0" w:type="dxa"/>
-          </w:tblCellMar>
-        </w:tblPrEx>
         <w:tc>
           <w:tcPr>
             <w:tcW w:w="2300" w:type="dxa"/>
@@ -37070,12 +34067,6 @@
         </w:tc>
       </w:tr>
       <w:tr>
-        <w:tblPrEx>
-          <w:tblCellMar>
-            <w:top w:w="0" w:type="dxa"/>
-            <w:bottom w:w="0" w:type="dxa"/>
-          </w:tblCellMar>
-        </w:tblPrEx>
         <w:tc>
           <w:tcPr>
             <w:tcW w:w="2300" w:type="dxa"/>
@@ -37127,12 +34118,6 @@
         </w:tc>
       </w:tr>
       <w:tr>
-        <w:tblPrEx>
-          <w:tblCellMar>
-            <w:top w:w="0" w:type="dxa"/>
-            <w:bottom w:w="0" w:type="dxa"/>
-          </w:tblCellMar>
-        </w:tblPrEx>
         <w:tc>
           <w:tcPr>
             <w:tcW w:w="2300" w:type="dxa"/>
@@ -37232,12 +34217,6 @@
         </w:tc>
       </w:tr>
       <w:tr>
-        <w:tblPrEx>
-          <w:tblCellMar>
-            <w:top w:w="0" w:type="dxa"/>
-            <w:bottom w:w="0" w:type="dxa"/>
-          </w:tblCellMar>
-        </w:tblPrEx>
         <w:tc>
           <w:tcPr>
             <w:tcW w:w="2300" w:type="dxa"/>
@@ -37289,12 +34268,6 @@
         </w:tc>
       </w:tr>
       <w:tr>
-        <w:tblPrEx>
-          <w:tblCellMar>
-            <w:top w:w="0" w:type="dxa"/>
-            <w:bottom w:w="0" w:type="dxa"/>
-          </w:tblCellMar>
-        </w:tblPrEx>
         <w:tc>
           <w:tcPr>
             <w:tcW w:w="2300" w:type="dxa"/>
@@ -37358,12 +34331,6 @@
         </w:tc>
       </w:tr>
       <w:tr>
-        <w:tblPrEx>
-          <w:tblCellMar>
-            <w:top w:w="0" w:type="dxa"/>
-            <w:bottom w:w="0" w:type="dxa"/>
-          </w:tblCellMar>
-        </w:tblPrEx>
         <w:tc>
           <w:tcPr>
             <w:tcW w:w="2300" w:type="dxa"/>
@@ -37415,12 +34382,6 @@
         </w:tc>
       </w:tr>
       <w:tr>
-        <w:tblPrEx>
-          <w:tblCellMar>
-            <w:top w:w="0" w:type="dxa"/>
-            <w:bottom w:w="0" w:type="dxa"/>
-          </w:tblCellMar>
-        </w:tblPrEx>
         <w:tc>
           <w:tcPr>
             <w:tcW w:w="2300" w:type="dxa"/>
@@ -37472,34 +34433,29 @@
         </w:tc>
       </w:tr>
       <w:tr>
-        <w:tblPrEx>
-          <w:tblCellMar>
-            <w:top w:w="0" w:type="dxa"/>
-            <w:bottom w:w="0" w:type="dxa"/>
-          </w:tblCellMar>
-        </w:tblPrEx>
-        <w:tc>
-          <w:tcPr>
-            <w:tcW w:w="2300" w:type="dxa"/>
-            <w:shd w:val="clear" w:color="auto" w:fill="EAF0F8"/>
-            <w:tcMar>
-              <w:top w:w="40" w:type="dxa"/>
-              <w:left w:w="70" w:type="dxa"/>
-              <w:bottom w:w="40" w:type="dxa"/>
-              <w:right w:w="70" w:type="dxa"/>
-            </w:tcMar>
-          </w:tcPr>
-          <w:p>
-            <w:pPr>
-              <w:spacing w:after="18" w:line="236" w:lineRule="auto"/>
-            </w:pPr>
-            <w:r>
-              <w:rPr>
-                <w:b/>
-                <w:bCs/>
-                <w:sz w:val="19"/>
-                <w:szCs w:val="19"/>
-              </w:rPr>
+        <w:tc>
+          <w:tcPr>
+            <w:tcW w:w="2300" w:type="dxa"/>
+            <w:shd w:val="clear" w:color="auto" w:fill="EAF0F8"/>
+            <w:tcMar>
+              <w:top w:w="40" w:type="dxa"/>
+              <w:left w:w="70" w:type="dxa"/>
+              <w:bottom w:w="40" w:type="dxa"/>
+              <w:right w:w="70" w:type="dxa"/>
+            </w:tcMar>
+          </w:tcPr>
+          <w:p>
+            <w:pPr>
+              <w:spacing w:after="18" w:line="236" w:lineRule="auto"/>
+            </w:pPr>
+            <w:r>
+              <w:rPr>
+                <w:b/>
+                <w:bCs/>
+                <w:sz w:val="19"/>
+                <w:szCs w:val="19"/>
+              </w:rPr>
+              <w:lastRenderedPageBreak/>
               <w:t>Prioridad</w:t>
             </w:r>
           </w:p>
@@ -37523,7 +34479,7 @@
                 <w:sz w:val="19"/>
                 <w:szCs w:val="19"/>
               </w:rPr>
-              <w:t>Alta</w:t>
+              <w:t>Media</w:t>
             </w:r>
           </w:p>
         </w:tc>
@@ -37557,12 +34513,6 @@
         <w:gridCol w:w="7060"/>
       </w:tblGrid>
       <w:tr>
-        <w:tblPrEx>
-          <w:tblCellMar>
-            <w:top w:w="0" w:type="dxa"/>
-            <w:bottom w:w="0" w:type="dxa"/>
-          </w:tblCellMar>
-        </w:tblPrEx>
         <w:tc>
           <w:tcPr>
             <w:tcW w:w="9360" w:type="dxa"/>
@@ -37593,35 +34543,28 @@
         </w:tc>
       </w:tr>
       <w:tr>
-        <w:tblPrEx>
-          <w:tblCellMar>
-            <w:top w:w="0" w:type="dxa"/>
-            <w:bottom w:w="0" w:type="dxa"/>
-          </w:tblCellMar>
-        </w:tblPrEx>
-        <w:tc>
-          <w:tcPr>
-            <w:tcW w:w="2300" w:type="dxa"/>
-            <w:shd w:val="clear" w:color="auto" w:fill="EAF0F8"/>
-            <w:tcMar>
-              <w:top w:w="40" w:type="dxa"/>
-              <w:left w:w="70" w:type="dxa"/>
-              <w:bottom w:w="40" w:type="dxa"/>
-              <w:right w:w="70" w:type="dxa"/>
-            </w:tcMar>
-          </w:tcPr>
-          <w:p>
-            <w:pPr>
-              <w:spacing w:after="18" w:line="236" w:lineRule="auto"/>
-            </w:pPr>
-            <w:r>
-              <w:rPr>
-                <w:b/>
-                <w:bCs/>
-                <w:sz w:val="19"/>
-                <w:szCs w:val="19"/>
-              </w:rPr>
-              <w:lastRenderedPageBreak/>
+        <w:tc>
+          <w:tcPr>
+            <w:tcW w:w="2300" w:type="dxa"/>
+            <w:shd w:val="clear" w:color="auto" w:fill="EAF0F8"/>
+            <w:tcMar>
+              <w:top w:w="40" w:type="dxa"/>
+              <w:left w:w="70" w:type="dxa"/>
+              <w:bottom w:w="40" w:type="dxa"/>
+              <w:right w:w="70" w:type="dxa"/>
+            </w:tcMar>
+          </w:tcPr>
+          <w:p>
+            <w:pPr>
+              <w:spacing w:after="18" w:line="236" w:lineRule="auto"/>
+            </w:pPr>
+            <w:r>
+              <w:rPr>
+                <w:b/>
+                <w:bCs/>
+                <w:sz w:val="19"/>
+                <w:szCs w:val="19"/>
+              </w:rPr>
               <w:t>Actor(es)</w:t>
             </w:r>
           </w:p>
@@ -37651,12 +34594,6 @@
         </w:tc>
       </w:tr>
       <w:tr>
-        <w:tblPrEx>
-          <w:tblCellMar>
-            <w:top w:w="0" w:type="dxa"/>
-            <w:bottom w:w="0" w:type="dxa"/>
-          </w:tblCellMar>
-        </w:tblPrEx>
         <w:tc>
           <w:tcPr>
             <w:tcW w:w="2300" w:type="dxa"/>
@@ -37708,12 +34645,6 @@
         </w:tc>
       </w:tr>
       <w:tr>
-        <w:tblPrEx>
-          <w:tblCellMar>
-            <w:top w:w="0" w:type="dxa"/>
-            <w:bottom w:w="0" w:type="dxa"/>
-          </w:tblCellMar>
-        </w:tblPrEx>
         <w:tc>
           <w:tcPr>
             <w:tcW w:w="2300" w:type="dxa"/>
@@ -37765,12 +34696,6 @@
         </w:tc>
       </w:tr>
       <w:tr>
-        <w:tblPrEx>
-          <w:tblCellMar>
-            <w:top w:w="0" w:type="dxa"/>
-            <w:bottom w:w="0" w:type="dxa"/>
-          </w:tblCellMar>
-        </w:tblPrEx>
         <w:tc>
           <w:tcPr>
             <w:tcW w:w="2300" w:type="dxa"/>
@@ -37822,12 +34747,6 @@
         </w:tc>
       </w:tr>
       <w:tr>
-        <w:tblPrEx>
-          <w:tblCellMar>
-            <w:top w:w="0" w:type="dxa"/>
-            <w:bottom w:w="0" w:type="dxa"/>
-          </w:tblCellMar>
-        </w:tblPrEx>
         <w:tc>
           <w:tcPr>
             <w:tcW w:w="2300" w:type="dxa"/>
@@ -37915,12 +34834,6 @@
         </w:tc>
       </w:tr>
       <w:tr>
-        <w:tblPrEx>
-          <w:tblCellMar>
-            <w:top w:w="0" w:type="dxa"/>
-            <w:bottom w:w="0" w:type="dxa"/>
-          </w:tblCellMar>
-        </w:tblPrEx>
         <w:tc>
           <w:tcPr>
             <w:tcW w:w="2300" w:type="dxa"/>
@@ -37972,12 +34885,6 @@
         </w:tc>
       </w:tr>
       <w:tr>
-        <w:tblPrEx>
-          <w:tblCellMar>
-            <w:top w:w="0" w:type="dxa"/>
-            <w:bottom w:w="0" w:type="dxa"/>
-          </w:tblCellMar>
-        </w:tblPrEx>
         <w:tc>
           <w:tcPr>
             <w:tcW w:w="2300" w:type="dxa"/>
@@ -38029,12 +34936,6 @@
         </w:tc>
       </w:tr>
       <w:tr>
-        <w:tblPrEx>
-          <w:tblCellMar>
-            <w:top w:w="0" w:type="dxa"/>
-            <w:bottom w:w="0" w:type="dxa"/>
-          </w:tblCellMar>
-        </w:tblPrEx>
         <w:tc>
           <w:tcPr>
             <w:tcW w:w="2300" w:type="dxa"/>
@@ -38086,12 +34987,6 @@
         </w:tc>
       </w:tr>
       <w:tr>
-        <w:tblPrEx>
-          <w:tblCellMar>
-            <w:top w:w="0" w:type="dxa"/>
-            <w:bottom w:w="0" w:type="dxa"/>
-          </w:tblCellMar>
-        </w:tblPrEx>
         <w:tc>
           <w:tcPr>
             <w:tcW w:w="2300" w:type="dxa"/>
@@ -38143,12 +35038,6 @@
         </w:tc>
       </w:tr>
       <w:tr>
-        <w:tblPrEx>
-          <w:tblCellMar>
-            <w:top w:w="0" w:type="dxa"/>
-            <w:bottom w:w="0" w:type="dxa"/>
-          </w:tblCellMar>
-        </w:tblPrEx>
         <w:tc>
           <w:tcPr>
             <w:tcW w:w="2300" w:type="dxa"/>
@@ -38228,12 +35117,6 @@
         <w:gridCol w:w="7060"/>
       </w:tblGrid>
       <w:tr>
-        <w:tblPrEx>
-          <w:tblCellMar>
-            <w:top w:w="0" w:type="dxa"/>
-            <w:bottom w:w="0" w:type="dxa"/>
-          </w:tblCellMar>
-        </w:tblPrEx>
         <w:tc>
           <w:tcPr>
             <w:tcW w:w="9360" w:type="dxa"/>
@@ -38264,12 +35147,6 @@
         </w:tc>
       </w:tr>
       <w:tr>
-        <w:tblPrEx>
-          <w:tblCellMar>
-            <w:top w:w="0" w:type="dxa"/>
-            <w:bottom w:w="0" w:type="dxa"/>
-          </w:tblCellMar>
-        </w:tblPrEx>
         <w:tc>
           <w:tcPr>
             <w:tcW w:w="2300" w:type="dxa"/>
@@ -38321,12 +35198,6 @@
         </w:tc>
       </w:tr>
       <w:tr>
-        <w:tblPrEx>
-          <w:tblCellMar>
-            <w:top w:w="0" w:type="dxa"/>
-            <w:bottom w:w="0" w:type="dxa"/>
-          </w:tblCellMar>
-        </w:tblPrEx>
         <w:tc>
           <w:tcPr>
             <w:tcW w:w="2300" w:type="dxa"/>
@@ -38378,12 +35249,6 @@
         </w:tc>
       </w:tr>
       <w:tr>
-        <w:tblPrEx>
-          <w:tblCellMar>
-            <w:top w:w="0" w:type="dxa"/>
-            <w:bottom w:w="0" w:type="dxa"/>
-          </w:tblCellMar>
-        </w:tblPrEx>
         <w:tc>
           <w:tcPr>
             <w:tcW w:w="2300" w:type="dxa"/>
@@ -38435,12 +35300,6 @@
         </w:tc>
       </w:tr>
       <w:tr>
-        <w:tblPrEx>
-          <w:tblCellMar>
-            <w:top w:w="0" w:type="dxa"/>
-            <w:bottom w:w="0" w:type="dxa"/>
-          </w:tblCellMar>
-        </w:tblPrEx>
         <w:tc>
           <w:tcPr>
             <w:tcW w:w="2300" w:type="dxa"/>
@@ -38492,12 +35351,6 @@
         </w:tc>
       </w:tr>
       <w:tr>
-        <w:tblPrEx>
-          <w:tblCellMar>
-            <w:top w:w="0" w:type="dxa"/>
-            <w:bottom w:w="0" w:type="dxa"/>
-          </w:tblCellMar>
-        </w:tblPrEx>
         <w:tc>
           <w:tcPr>
             <w:tcW w:w="2300" w:type="dxa"/>
@@ -38597,12 +35450,6 @@
         </w:tc>
       </w:tr>
       <w:tr>
-        <w:tblPrEx>
-          <w:tblCellMar>
-            <w:top w:w="0" w:type="dxa"/>
-            <w:bottom w:w="0" w:type="dxa"/>
-          </w:tblCellMar>
-        </w:tblPrEx>
         <w:tc>
           <w:tcPr>
             <w:tcW w:w="2300" w:type="dxa"/>
@@ -38654,12 +35501,6 @@
         </w:tc>
       </w:tr>
       <w:tr>
-        <w:tblPrEx>
-          <w:tblCellMar>
-            <w:top w:w="0" w:type="dxa"/>
-            <w:bottom w:w="0" w:type="dxa"/>
-          </w:tblCellMar>
-        </w:tblPrEx>
         <w:tc>
           <w:tcPr>
             <w:tcW w:w="2300" w:type="dxa"/>
@@ -38711,12 +35552,6 @@
         </w:tc>
       </w:tr>
       <w:tr>
-        <w:tblPrEx>
-          <w:tblCellMar>
-            <w:top w:w="0" w:type="dxa"/>
-            <w:bottom w:w="0" w:type="dxa"/>
-          </w:tblCellMar>
-        </w:tblPrEx>
         <w:tc>
           <w:tcPr>
             <w:tcW w:w="2300" w:type="dxa"/>
@@ -38768,12 +35603,6 @@
         </w:tc>
       </w:tr>
       <w:tr>
-        <w:tblPrEx>
-          <w:tblCellMar>
-            <w:top w:w="0" w:type="dxa"/>
-            <w:bottom w:w="0" w:type="dxa"/>
-          </w:tblCellMar>
-        </w:tblPrEx>
         <w:tc>
           <w:tcPr>
             <w:tcW w:w="2300" w:type="dxa"/>
@@ -38825,12 +35654,6 @@
         </w:tc>
       </w:tr>
       <w:tr>
-        <w:tblPrEx>
-          <w:tblCellMar>
-            <w:top w:w="0" w:type="dxa"/>
-            <w:bottom w:w="0" w:type="dxa"/>
-          </w:tblCellMar>
-        </w:tblPrEx>
         <w:tc>
           <w:tcPr>
             <w:tcW w:w="2300" w:type="dxa"/>
@@ -38876,7 +35699,7 @@
                 <w:sz w:val="19"/>
                 <w:szCs w:val="19"/>
               </w:rPr>
-              <w:t>Media</w:t>
+              <w:t>Baja</w:t>
             </w:r>
           </w:p>
         </w:tc>
@@ -38928,12 +35751,6 @@
         <w:gridCol w:w="7060"/>
       </w:tblGrid>
       <w:tr>
-        <w:tblPrEx>
-          <w:tblCellMar>
-            <w:top w:w="0" w:type="dxa"/>
-            <w:bottom w:w="0" w:type="dxa"/>
-          </w:tblCellMar>
-        </w:tblPrEx>
         <w:tc>
           <w:tcPr>
             <w:tcW w:w="9360" w:type="dxa"/>
@@ -38964,12 +35781,6 @@
         </w:tc>
       </w:tr>
       <w:tr>
-        <w:tblPrEx>
-          <w:tblCellMar>
-            <w:top w:w="0" w:type="dxa"/>
-            <w:bottom w:w="0" w:type="dxa"/>
-          </w:tblCellMar>
-        </w:tblPrEx>
         <w:tc>
           <w:tcPr>
             <w:tcW w:w="2300" w:type="dxa"/>
@@ -39021,12 +35832,6 @@
         </w:tc>
       </w:tr>
       <w:tr>
-        <w:tblPrEx>
-          <w:tblCellMar>
-            <w:top w:w="0" w:type="dxa"/>
-            <w:bottom w:w="0" w:type="dxa"/>
-          </w:tblCellMar>
-        </w:tblPrEx>
         <w:tc>
           <w:tcPr>
             <w:tcW w:w="2300" w:type="dxa"/>
@@ -39078,12 +35883,6 @@
         </w:tc>
       </w:tr>
       <w:tr>
-        <w:tblPrEx>
-          <w:tblCellMar>
-            <w:top w:w="0" w:type="dxa"/>
-            <w:bottom w:w="0" w:type="dxa"/>
-          </w:tblCellMar>
-        </w:tblPrEx>
         <w:tc>
           <w:tcPr>
             <w:tcW w:w="2300" w:type="dxa"/>
@@ -39135,34 +35934,29 @@
         </w:tc>
       </w:tr>
       <w:tr>
-        <w:tblPrEx>
-          <w:tblCellMar>
-            <w:top w:w="0" w:type="dxa"/>
-            <w:bottom w:w="0" w:type="dxa"/>
-          </w:tblCellMar>
-        </w:tblPrEx>
-        <w:tc>
-          <w:tcPr>
-            <w:tcW w:w="2300" w:type="dxa"/>
-            <w:shd w:val="clear" w:color="auto" w:fill="EAF0F8"/>
-            <w:tcMar>
-              <w:top w:w="40" w:type="dxa"/>
-              <w:left w:w="70" w:type="dxa"/>
-              <w:bottom w:w="40" w:type="dxa"/>
-              <w:right w:w="70" w:type="dxa"/>
-            </w:tcMar>
-          </w:tcPr>
-          <w:p>
-            <w:pPr>
-              <w:spacing w:after="18" w:line="236" w:lineRule="auto"/>
-            </w:pPr>
-            <w:r>
-              <w:rPr>
-                <w:b/>
-                <w:bCs/>
-                <w:sz w:val="19"/>
-                <w:szCs w:val="19"/>
-              </w:rPr>
+        <w:tc>
+          <w:tcPr>
+            <w:tcW w:w="2300" w:type="dxa"/>
+            <w:shd w:val="clear" w:color="auto" w:fill="EAF0F8"/>
+            <w:tcMar>
+              <w:top w:w="40" w:type="dxa"/>
+              <w:left w:w="70" w:type="dxa"/>
+              <w:bottom w:w="40" w:type="dxa"/>
+              <w:right w:w="70" w:type="dxa"/>
+            </w:tcMar>
+          </w:tcPr>
+          <w:p>
+            <w:pPr>
+              <w:spacing w:after="18" w:line="236" w:lineRule="auto"/>
+            </w:pPr>
+            <w:r>
+              <w:rPr>
+                <w:b/>
+                <w:bCs/>
+                <w:sz w:val="19"/>
+                <w:szCs w:val="19"/>
+              </w:rPr>
+              <w:lastRenderedPageBreak/>
               <w:t>Precondiciones</w:t>
             </w:r>
           </w:p>
@@ -39192,12 +35986,6 @@
         </w:tc>
       </w:tr>
       <w:tr>
-        <w:tblPrEx>
-          <w:tblCellMar>
-            <w:top w:w="0" w:type="dxa"/>
-            <w:bottom w:w="0" w:type="dxa"/>
-          </w:tblCellMar>
-        </w:tblPrEx>
         <w:tc>
           <w:tcPr>
             <w:tcW w:w="2300" w:type="dxa"/>
@@ -39255,7 +36043,6 @@
                 <w:sz w:val="19"/>
                 <w:szCs w:val="19"/>
               </w:rPr>
-              <w:lastRenderedPageBreak/>
               <w:t>2. El sistema registra el evento con el usuario, la acción, la fecha y hora, y el dato afectado.</w:t>
             </w:r>
           </w:p>
@@ -39274,35 +36061,28 @@
         </w:tc>
       </w:tr>
       <w:tr>
-        <w:tblPrEx>
-          <w:tblCellMar>
-            <w:top w:w="0" w:type="dxa"/>
-            <w:bottom w:w="0" w:type="dxa"/>
-          </w:tblCellMar>
-        </w:tblPrEx>
-        <w:tc>
-          <w:tcPr>
-            <w:tcW w:w="2300" w:type="dxa"/>
-            <w:shd w:val="clear" w:color="auto" w:fill="EAF0F8"/>
-            <w:tcMar>
-              <w:top w:w="40" w:type="dxa"/>
-              <w:left w:w="70" w:type="dxa"/>
-              <w:bottom w:w="40" w:type="dxa"/>
-              <w:right w:w="70" w:type="dxa"/>
-            </w:tcMar>
-          </w:tcPr>
-          <w:p>
-            <w:pPr>
-              <w:spacing w:after="18" w:line="236" w:lineRule="auto"/>
-            </w:pPr>
-            <w:r>
-              <w:rPr>
-                <w:b/>
-                <w:bCs/>
-                <w:sz w:val="19"/>
-                <w:szCs w:val="19"/>
-              </w:rPr>
-              <w:lastRenderedPageBreak/>
+        <w:tc>
+          <w:tcPr>
+            <w:tcW w:w="2300" w:type="dxa"/>
+            <w:shd w:val="clear" w:color="auto" w:fill="EAF0F8"/>
+            <w:tcMar>
+              <w:top w:w="40" w:type="dxa"/>
+              <w:left w:w="70" w:type="dxa"/>
+              <w:bottom w:w="40" w:type="dxa"/>
+              <w:right w:w="70" w:type="dxa"/>
+            </w:tcMar>
+          </w:tcPr>
+          <w:p>
+            <w:pPr>
+              <w:spacing w:after="18" w:line="236" w:lineRule="auto"/>
+            </w:pPr>
+            <w:r>
+              <w:rPr>
+                <w:b/>
+                <w:bCs/>
+                <w:sz w:val="19"/>
+                <w:szCs w:val="19"/>
+              </w:rPr>
               <w:t>Flujos alternativos</w:t>
             </w:r>
           </w:p>
@@ -39332,12 +36112,6 @@
         </w:tc>
       </w:tr>
       <w:tr>
-        <w:tblPrEx>
-          <w:tblCellMar>
-            <w:top w:w="0" w:type="dxa"/>
-            <w:bottom w:w="0" w:type="dxa"/>
-          </w:tblCellMar>
-        </w:tblPrEx>
         <w:tc>
           <w:tcPr>
             <w:tcW w:w="2300" w:type="dxa"/>
@@ -39389,12 +36163,6 @@
         </w:tc>
       </w:tr>
       <w:tr>
-        <w:tblPrEx>
-          <w:tblCellMar>
-            <w:top w:w="0" w:type="dxa"/>
-            <w:bottom w:w="0" w:type="dxa"/>
-          </w:tblCellMar>
-        </w:tblPrEx>
         <w:tc>
           <w:tcPr>
             <w:tcW w:w="2300" w:type="dxa"/>
@@ -39446,12 +36214,6 @@
         </w:tc>
       </w:tr>
       <w:tr>
-        <w:tblPrEx>
-          <w:tblCellMar>
-            <w:top w:w="0" w:type="dxa"/>
-            <w:bottom w:w="0" w:type="dxa"/>
-          </w:tblCellMar>
-        </w:tblPrEx>
         <w:tc>
           <w:tcPr>
             <w:tcW w:w="2300" w:type="dxa"/>
@@ -39503,12 +36265,6 @@
         </w:tc>
       </w:tr>
       <w:tr>
-        <w:tblPrEx>
-          <w:tblCellMar>
-            <w:top w:w="0" w:type="dxa"/>
-            <w:bottom w:w="0" w:type="dxa"/>
-          </w:tblCellMar>
-        </w:tblPrEx>
         <w:tc>
           <w:tcPr>
             <w:tcW w:w="2300" w:type="dxa"/>
@@ -39554,7 +36310,7 @@
                 <w:sz w:val="19"/>
                 <w:szCs w:val="19"/>
               </w:rPr>
-              <w:t>Alta</w:t>
+              <w:t>Media</w:t>
             </w:r>
           </w:p>
         </w:tc>
@@ -39588,12 +36344,6 @@
         <w:gridCol w:w="7060"/>
       </w:tblGrid>
       <w:tr>
-        <w:tblPrEx>
-          <w:tblCellMar>
-            <w:top w:w="0" w:type="dxa"/>
-            <w:bottom w:w="0" w:type="dxa"/>
-          </w:tblCellMar>
-        </w:tblPrEx>
         <w:tc>
           <w:tcPr>
             <w:tcW w:w="9360" w:type="dxa"/>
@@ -39624,12 +36374,6 @@
         </w:tc>
       </w:tr>
       <w:tr>
-        <w:tblPrEx>
-          <w:tblCellMar>
-            <w:top w:w="0" w:type="dxa"/>
-            <w:bottom w:w="0" w:type="dxa"/>
-          </w:tblCellMar>
-        </w:tblPrEx>
         <w:tc>
           <w:tcPr>
             <w:tcW w:w="2300" w:type="dxa"/>
@@ -39681,12 +36425,6 @@
         </w:tc>
       </w:tr>
       <w:tr>
-        <w:tblPrEx>
-          <w:tblCellMar>
-            <w:top w:w="0" w:type="dxa"/>
-            <w:bottom w:w="0" w:type="dxa"/>
-          </w:tblCellMar>
-        </w:tblPrEx>
         <w:tc>
           <w:tcPr>
             <w:tcW w:w="2300" w:type="dxa"/>
@@ -39738,12 +36476,6 @@
         </w:tc>
       </w:tr>
       <w:tr>
-        <w:tblPrEx>
-          <w:tblCellMar>
-            <w:top w:w="0" w:type="dxa"/>
-            <w:bottom w:w="0" w:type="dxa"/>
-          </w:tblCellMar>
-        </w:tblPrEx>
         <w:tc>
           <w:tcPr>
             <w:tcW w:w="2300" w:type="dxa"/>
@@ -39795,12 +36527,6 @@
         </w:tc>
       </w:tr>
       <w:tr>
-        <w:tblPrEx>
-          <w:tblCellMar>
-            <w:top w:w="0" w:type="dxa"/>
-            <w:bottom w:w="0" w:type="dxa"/>
-          </w:tblCellMar>
-        </w:tblPrEx>
         <w:tc>
           <w:tcPr>
             <w:tcW w:w="2300" w:type="dxa"/>
@@ -39852,12 +36578,6 @@
         </w:tc>
       </w:tr>
       <w:tr>
-        <w:tblPrEx>
-          <w:tblCellMar>
-            <w:top w:w="0" w:type="dxa"/>
-            <w:bottom w:w="0" w:type="dxa"/>
-          </w:tblCellMar>
-        </w:tblPrEx>
         <w:tc>
           <w:tcPr>
             <w:tcW w:w="2300" w:type="dxa"/>
@@ -39933,12 +36653,6 @@
         </w:tc>
       </w:tr>
       <w:tr>
-        <w:tblPrEx>
-          <w:tblCellMar>
-            <w:top w:w="0" w:type="dxa"/>
-            <w:bottom w:w="0" w:type="dxa"/>
-          </w:tblCellMar>
-        </w:tblPrEx>
         <w:tc>
           <w:tcPr>
             <w:tcW w:w="2300" w:type="dxa"/>
@@ -40002,12 +36716,6 @@
         </w:tc>
       </w:tr>
       <w:tr>
-        <w:tblPrEx>
-          <w:tblCellMar>
-            <w:top w:w="0" w:type="dxa"/>
-            <w:bottom w:w="0" w:type="dxa"/>
-          </w:tblCellMar>
-        </w:tblPrEx>
         <w:tc>
           <w:tcPr>
             <w:tcW w:w="2300" w:type="dxa"/>
@@ -40059,12 +36767,6 @@
         </w:tc>
       </w:tr>
       <w:tr>
-        <w:tblPrEx>
-          <w:tblCellMar>
-            <w:top w:w="0" w:type="dxa"/>
-            <w:bottom w:w="0" w:type="dxa"/>
-          </w:tblCellMar>
-        </w:tblPrEx>
         <w:tc>
           <w:tcPr>
             <w:tcW w:w="2300" w:type="dxa"/>
@@ -40116,12 +36818,6 @@
         </w:tc>
       </w:tr>
       <w:tr>
-        <w:tblPrEx>
-          <w:tblCellMar>
-            <w:top w:w="0" w:type="dxa"/>
-            <w:bottom w:w="0" w:type="dxa"/>
-          </w:tblCellMar>
-        </w:tblPrEx>
         <w:tc>
           <w:tcPr>
             <w:tcW w:w="2300" w:type="dxa"/>
@@ -40173,12 +36869,6 @@
         </w:tc>
       </w:tr>
       <w:tr>
-        <w:tblPrEx>
-          <w:tblCellMar>
-            <w:top w:w="0" w:type="dxa"/>
-            <w:bottom w:w="0" w:type="dxa"/>
-          </w:tblCellMar>
-        </w:tblPrEx>
         <w:tc>
           <w:tcPr>
             <w:tcW w:w="2300" w:type="dxa"/>
@@ -40258,12 +36948,6 @@
         <w:gridCol w:w="7060"/>
       </w:tblGrid>
       <w:tr>
-        <w:tblPrEx>
-          <w:tblCellMar>
-            <w:top w:w="0" w:type="dxa"/>
-            <w:bottom w:w="0" w:type="dxa"/>
-          </w:tblCellMar>
-        </w:tblPrEx>
         <w:tc>
           <w:tcPr>
             <w:tcW w:w="9360" w:type="dxa"/>
@@ -40294,12 +36978,6 @@
         </w:tc>
       </w:tr>
       <w:tr>
-        <w:tblPrEx>
-          <w:tblCellMar>
-            <w:top w:w="0" w:type="dxa"/>
-            <w:bottom w:w="0" w:type="dxa"/>
-          </w:tblCellMar>
-        </w:tblPrEx>
         <w:tc>
           <w:tcPr>
             <w:tcW w:w="2300" w:type="dxa"/>
@@ -40351,12 +37029,6 @@
         </w:tc>
       </w:tr>
       <w:tr>
-        <w:tblPrEx>
-          <w:tblCellMar>
-            <w:top w:w="0" w:type="dxa"/>
-            <w:bottom w:w="0" w:type="dxa"/>
-          </w:tblCellMar>
-        </w:tblPrEx>
         <w:tc>
           <w:tcPr>
             <w:tcW w:w="2300" w:type="dxa"/>
@@ -40408,12 +37080,6 @@
         </w:tc>
       </w:tr>
       <w:tr>
-        <w:tblPrEx>
-          <w:tblCellMar>
-            <w:top w:w="0" w:type="dxa"/>
-            <w:bottom w:w="0" w:type="dxa"/>
-          </w:tblCellMar>
-        </w:tblPrEx>
         <w:tc>
           <w:tcPr>
             <w:tcW w:w="2300" w:type="dxa"/>
@@ -40465,12 +37131,6 @@
         </w:tc>
       </w:tr>
       <w:tr>
-        <w:tblPrEx>
-          <w:tblCellMar>
-            <w:top w:w="0" w:type="dxa"/>
-            <w:bottom w:w="0" w:type="dxa"/>
-          </w:tblCellMar>
-        </w:tblPrEx>
         <w:tc>
           <w:tcPr>
             <w:tcW w:w="2300" w:type="dxa"/>
@@ -40522,12 +37182,6 @@
         </w:tc>
       </w:tr>
       <w:tr>
-        <w:tblPrEx>
-          <w:tblCellMar>
-            <w:top w:w="0" w:type="dxa"/>
-            <w:bottom w:w="0" w:type="dxa"/>
-          </w:tblCellMar>
-        </w:tblPrEx>
         <w:tc>
           <w:tcPr>
             <w:tcW w:w="2300" w:type="dxa"/>
@@ -40615,12 +37269,6 @@
         </w:tc>
       </w:tr>
       <w:tr>
-        <w:tblPrEx>
-          <w:tblCellMar>
-            <w:top w:w="0" w:type="dxa"/>
-            <w:bottom w:w="0" w:type="dxa"/>
-          </w:tblCellMar>
-        </w:tblPrEx>
         <w:tc>
           <w:tcPr>
             <w:tcW w:w="2300" w:type="dxa"/>
@@ -40672,12 +37320,6 @@
         </w:tc>
       </w:tr>
       <w:tr>
-        <w:tblPrEx>
-          <w:tblCellMar>
-            <w:top w:w="0" w:type="dxa"/>
-            <w:bottom w:w="0" w:type="dxa"/>
-          </w:tblCellMar>
-        </w:tblPrEx>
         <w:tc>
           <w:tcPr>
             <w:tcW w:w="2300" w:type="dxa"/>
@@ -40729,12 +37371,6 @@
         </w:tc>
       </w:tr>
       <w:tr>
-        <w:tblPrEx>
-          <w:tblCellMar>
-            <w:top w:w="0" w:type="dxa"/>
-            <w:bottom w:w="0" w:type="dxa"/>
-          </w:tblCellMar>
-        </w:tblPrEx>
         <w:tc>
           <w:tcPr>
             <w:tcW w:w="2300" w:type="dxa"/>
@@ -40786,34 +37422,29 @@
         </w:tc>
       </w:tr>
       <w:tr>
-        <w:tblPrEx>
-          <w:tblCellMar>
-            <w:top w:w="0" w:type="dxa"/>
-            <w:bottom w:w="0" w:type="dxa"/>
-          </w:tblCellMar>
-        </w:tblPrEx>
-        <w:tc>
-          <w:tcPr>
-            <w:tcW w:w="2300" w:type="dxa"/>
-            <w:shd w:val="clear" w:color="auto" w:fill="EAF0F8"/>
-            <w:tcMar>
-              <w:top w:w="40" w:type="dxa"/>
-              <w:left w:w="70" w:type="dxa"/>
-              <w:bottom w:w="40" w:type="dxa"/>
-              <w:right w:w="70" w:type="dxa"/>
-            </w:tcMar>
-          </w:tcPr>
-          <w:p>
-            <w:pPr>
-              <w:spacing w:after="18" w:line="236" w:lineRule="auto"/>
-            </w:pPr>
-            <w:r>
-              <w:rPr>
-                <w:b/>
-                <w:bCs/>
-                <w:sz w:val="19"/>
-                <w:szCs w:val="19"/>
-              </w:rPr>
+        <w:tc>
+          <w:tcPr>
+            <w:tcW w:w="2300" w:type="dxa"/>
+            <w:shd w:val="clear" w:color="auto" w:fill="EAF0F8"/>
+            <w:tcMar>
+              <w:top w:w="40" w:type="dxa"/>
+              <w:left w:w="70" w:type="dxa"/>
+              <w:bottom w:w="40" w:type="dxa"/>
+              <w:right w:w="70" w:type="dxa"/>
+            </w:tcMar>
+          </w:tcPr>
+          <w:p>
+            <w:pPr>
+              <w:spacing w:after="18" w:line="236" w:lineRule="auto"/>
+            </w:pPr>
+            <w:r>
+              <w:rPr>
+                <w:b/>
+                <w:bCs/>
+                <w:sz w:val="19"/>
+                <w:szCs w:val="19"/>
+              </w:rPr>
+              <w:lastRenderedPageBreak/>
               <w:t>Postcondiciones</w:t>
             </w:r>
           </w:p>
@@ -40843,12 +37474,6 @@
         </w:tc>
       </w:tr>
       <w:tr>
-        <w:tblPrEx>
-          <w:tblCellMar>
-            <w:top w:w="0" w:type="dxa"/>
-            <w:bottom w:w="0" w:type="dxa"/>
-          </w:tblCellMar>
-        </w:tblPrEx>
         <w:tc>
           <w:tcPr>
             <w:tcW w:w="2300" w:type="dxa"/>
@@ -40928,12 +37553,6 @@
         <w:gridCol w:w="7060"/>
       </w:tblGrid>
       <w:tr>
-        <w:tblPrEx>
-          <w:tblCellMar>
-            <w:top w:w="0" w:type="dxa"/>
-            <w:bottom w:w="0" w:type="dxa"/>
-          </w:tblCellMar>
-        </w:tblPrEx>
         <w:tc>
           <w:tcPr>
             <w:tcW w:w="9360" w:type="dxa"/>
@@ -40958,19 +37577,12 @@
                 <w:sz w:val="19"/>
                 <w:szCs w:val="19"/>
               </w:rPr>
-              <w:lastRenderedPageBreak/>
               <w:t>CU-AUD-04 — Restaurar copia de seguridad</w:t>
             </w:r>
           </w:p>
         </w:tc>
       </w:tr>
       <w:tr>
-        <w:tblPrEx>
-          <w:tblCellMar>
-            <w:top w:w="0" w:type="dxa"/>
-            <w:bottom w:w="0" w:type="dxa"/>
-          </w:tblCellMar>
-        </w:tblPrEx>
         <w:tc>
           <w:tcPr>
             <w:tcW w:w="2300" w:type="dxa"/>
@@ -41022,12 +37634,6 @@
         </w:tc>
       </w:tr>
       <w:tr>
-        <w:tblPrEx>
-          <w:tblCellMar>
-            <w:top w:w="0" w:type="dxa"/>
-            <w:bottom w:w="0" w:type="dxa"/>
-          </w:tblCellMar>
-        </w:tblPrEx>
         <w:tc>
           <w:tcPr>
             <w:tcW w:w="2300" w:type="dxa"/>
@@ -41079,12 +37685,6 @@
         </w:tc>
       </w:tr>
       <w:tr>
-        <w:tblPrEx>
-          <w:tblCellMar>
-            <w:top w:w="0" w:type="dxa"/>
-            <w:bottom w:w="0" w:type="dxa"/>
-          </w:tblCellMar>
-        </w:tblPrEx>
         <w:tc>
           <w:tcPr>
             <w:tcW w:w="2300" w:type="dxa"/>
@@ -41136,12 +37736,6 @@
         </w:tc>
       </w:tr>
       <w:tr>
-        <w:tblPrEx>
-          <w:tblCellMar>
-            <w:top w:w="0" w:type="dxa"/>
-            <w:bottom w:w="0" w:type="dxa"/>
-          </w:tblCellMar>
-        </w:tblPrEx>
         <w:tc>
           <w:tcPr>
             <w:tcW w:w="2300" w:type="dxa"/>
@@ -41193,12 +37787,6 @@
         </w:tc>
       </w:tr>
       <w:tr>
-        <w:tblPrEx>
-          <w:tblCellMar>
-            <w:top w:w="0" w:type="dxa"/>
-            <w:bottom w:w="0" w:type="dxa"/>
-          </w:tblCellMar>
-        </w:tblPrEx>
         <w:tc>
           <w:tcPr>
             <w:tcW w:w="2300" w:type="dxa"/>
@@ -41286,12 +37874,6 @@
         </w:tc>
       </w:tr>
       <w:tr>
-        <w:tblPrEx>
-          <w:tblCellMar>
-            <w:top w:w="0" w:type="dxa"/>
-            <w:bottom w:w="0" w:type="dxa"/>
-          </w:tblCellMar>
-        </w:tblPrEx>
         <w:tc>
           <w:tcPr>
             <w:tcW w:w="2300" w:type="dxa"/>
@@ -41343,12 +37925,6 @@
         </w:tc>
       </w:tr>
       <w:tr>
-        <w:tblPrEx>
-          <w:tblCellMar>
-            <w:top w:w="0" w:type="dxa"/>
-            <w:bottom w:w="0" w:type="dxa"/>
-          </w:tblCellMar>
-        </w:tblPrEx>
         <w:tc>
           <w:tcPr>
             <w:tcW w:w="2300" w:type="dxa"/>
@@ -41400,12 +37976,6 @@
         </w:tc>
       </w:tr>
       <w:tr>
-        <w:tblPrEx>
-          <w:tblCellMar>
-            <w:top w:w="0" w:type="dxa"/>
-            <w:bottom w:w="0" w:type="dxa"/>
-          </w:tblCellMar>
-        </w:tblPrEx>
         <w:tc>
           <w:tcPr>
             <w:tcW w:w="2300" w:type="dxa"/>
@@ -41457,12 +38027,6 @@
         </w:tc>
       </w:tr>
       <w:tr>
-        <w:tblPrEx>
-          <w:tblCellMar>
-            <w:top w:w="0" w:type="dxa"/>
-            <w:bottom w:w="0" w:type="dxa"/>
-          </w:tblCellMar>
-        </w:tblPrEx>
         <w:tc>
           <w:tcPr>
             <w:tcW w:w="2300" w:type="dxa"/>
@@ -41514,12 +38078,6 @@
         </w:tc>
       </w:tr>
       <w:tr>
-        <w:tblPrEx>
-          <w:tblCellMar>
-            <w:top w:w="0" w:type="dxa"/>
-            <w:bottom w:w="0" w:type="dxa"/>
-          </w:tblCellMar>
-        </w:tblPrEx>
         <w:tc>
           <w:tcPr>
             <w:tcW w:w="2300" w:type="dxa"/>
@@ -41657,12 +38215,6 @@
         <w:gridCol w:w="6460"/>
       </w:tblGrid>
       <w:tr>
-        <w:tblPrEx>
-          <w:tblCellMar>
-            <w:top w:w="0" w:type="dxa"/>
-            <w:bottom w:w="0" w:type="dxa"/>
-          </w:tblCellMar>
-        </w:tblPrEx>
         <w:trPr>
           <w:tblHeader/>
         </w:trPr>
@@ -41722,12 +38274,6 @@
         </w:tc>
       </w:tr>
       <w:tr>
-        <w:tblPrEx>
-          <w:tblCellMar>
-            <w:top w:w="0" w:type="dxa"/>
-            <w:bottom w:w="0" w:type="dxa"/>
-          </w:tblCellMar>
-        </w:tblPrEx>
         <w:tc>
           <w:tcPr>
             <w:tcW w:w="2900" w:type="dxa"/>
@@ -41778,12 +38324,6 @@
         </w:tc>
       </w:tr>
       <w:tr>
-        <w:tblPrEx>
-          <w:tblCellMar>
-            <w:top w:w="0" w:type="dxa"/>
-            <w:bottom w:w="0" w:type="dxa"/>
-          </w:tblCellMar>
-        </w:tblPrEx>
         <w:tc>
           <w:tcPr>
             <w:tcW w:w="2900" w:type="dxa"/>
@@ -41834,12 +38374,6 @@
         </w:tc>
       </w:tr>
       <w:tr>
-        <w:tblPrEx>
-          <w:tblCellMar>
-            <w:top w:w="0" w:type="dxa"/>
-            <w:bottom w:w="0" w:type="dxa"/>
-          </w:tblCellMar>
-        </w:tblPrEx>
         <w:tc>
           <w:tcPr>
             <w:tcW w:w="2900" w:type="dxa"/>
@@ -41890,12 +38424,6 @@
         </w:tc>
       </w:tr>
       <w:tr>
-        <w:tblPrEx>
-          <w:tblCellMar>
-            <w:top w:w="0" w:type="dxa"/>
-            <w:bottom w:w="0" w:type="dxa"/>
-          </w:tblCellMar>
-        </w:tblPrEx>
         <w:tc>
           <w:tcPr>
             <w:tcW w:w="2900" w:type="dxa"/>
@@ -41946,12 +38474,6 @@
         </w:tc>
       </w:tr>
       <w:tr>
-        <w:tblPrEx>
-          <w:tblCellMar>
-            <w:top w:w="0" w:type="dxa"/>
-            <w:bottom w:w="0" w:type="dxa"/>
-          </w:tblCellMar>
-        </w:tblPrEx>
         <w:tc>
           <w:tcPr>
             <w:tcW w:w="2900" w:type="dxa"/>
@@ -42002,12 +38524,6 @@
         </w:tc>
       </w:tr>
       <w:tr>
-        <w:tblPrEx>
-          <w:tblCellMar>
-            <w:top w:w="0" w:type="dxa"/>
-            <w:bottom w:w="0" w:type="dxa"/>
-          </w:tblCellMar>
-        </w:tblPrEx>
         <w:tc>
           <w:tcPr>
             <w:tcW w:w="2900" w:type="dxa"/>
@@ -42058,12 +38574,6 @@
         </w:tc>
       </w:tr>
       <w:tr>
-        <w:tblPrEx>
-          <w:tblCellMar>
-            <w:top w:w="0" w:type="dxa"/>
-            <w:bottom w:w="0" w:type="dxa"/>
-          </w:tblCellMar>
-        </w:tblPrEx>
         <w:tc>
           <w:tcPr>
             <w:tcW w:w="2900" w:type="dxa"/>
@@ -42114,12 +38624,6 @@
         </w:tc>
       </w:tr>
       <w:tr>
-        <w:tblPrEx>
-          <w:tblCellMar>
-            <w:top w:w="0" w:type="dxa"/>
-            <w:bottom w:w="0" w:type="dxa"/>
-          </w:tblCellMar>
-        </w:tblPrEx>
         <w:tc>
           <w:tcPr>
             <w:tcW w:w="2900" w:type="dxa"/>
@@ -42170,12 +38674,6 @@
         </w:tc>
       </w:tr>
       <w:tr>
-        <w:tblPrEx>
-          <w:tblCellMar>
-            <w:top w:w="0" w:type="dxa"/>
-            <w:bottom w:w="0" w:type="dxa"/>
-          </w:tblCellMar>
-        </w:tblPrEx>
         <w:tc>
           <w:tcPr>
             <w:tcW w:w="2900" w:type="dxa"/>
@@ -42226,12 +38724,6 @@
         </w:tc>
       </w:tr>
       <w:tr>
-        <w:tblPrEx>
-          <w:tblCellMar>
-            <w:top w:w="0" w:type="dxa"/>
-            <w:bottom w:w="0" w:type="dxa"/>
-          </w:tblCellMar>
-        </w:tblPrEx>
         <w:tc>
           <w:tcPr>
             <w:tcW w:w="2900" w:type="dxa"/>
@@ -42282,12 +38774,6 @@
         </w:tc>
       </w:tr>
       <w:tr>
-        <w:tblPrEx>
-          <w:tblCellMar>
-            <w:top w:w="0" w:type="dxa"/>
-            <w:bottom w:w="0" w:type="dxa"/>
-          </w:tblCellMar>
-        </w:tblPrEx>
         <w:tc>
           <w:tcPr>
             <w:tcW w:w="2900" w:type="dxa"/>
@@ -42338,12 +38824,6 @@
         </w:tc>
       </w:tr>
       <w:tr>
-        <w:tblPrEx>
-          <w:tblCellMar>
-            <w:top w:w="0" w:type="dxa"/>
-            <w:bottom w:w="0" w:type="dxa"/>
-          </w:tblCellMar>
-        </w:tblPrEx>
         <w:tc>
           <w:tcPr>
             <w:tcW w:w="2900" w:type="dxa"/>
@@ -42394,12 +38874,6 @@
         </w:tc>
       </w:tr>
       <w:tr>
-        <w:tblPrEx>
-          <w:tblCellMar>
-            <w:top w:w="0" w:type="dxa"/>
-            <w:bottom w:w="0" w:type="dxa"/>
-          </w:tblCellMar>
-        </w:tblPrEx>
         <w:tc>
           <w:tcPr>
             <w:tcW w:w="2900" w:type="dxa"/>
@@ -42450,12 +38924,6 @@
         </w:tc>
       </w:tr>
       <w:tr>
-        <w:tblPrEx>
-          <w:tblCellMar>
-            <w:top w:w="0" w:type="dxa"/>
-            <w:bottom w:w="0" w:type="dxa"/>
-          </w:tblCellMar>
-        </w:tblPrEx>
         <w:tc>
           <w:tcPr>
             <w:tcW w:w="2900" w:type="dxa"/>
@@ -42506,12 +38974,6 @@
         </w:tc>
       </w:tr>
       <w:tr>
-        <w:tblPrEx>
-          <w:tblCellMar>
-            <w:top w:w="0" w:type="dxa"/>
-            <w:bottom w:w="0" w:type="dxa"/>
-          </w:tblCellMar>
-        </w:tblPrEx>
         <w:tc>
           <w:tcPr>
             <w:tcW w:w="2900" w:type="dxa"/>

--- a/docs/diseno/INVENTRA_Analisis_Diseno_UML.docx
+++ b/docs/diseno/INVENTRA_Analisis_Diseno_UML.docx
@@ -2739,13 +2739,7 @@
           <w:b/>
           <w:bCs/>
         </w:rPr>
-        <w:t xml:space="preserve">Arquitectura de referencia: </w:t>
-      </w:r>
-      <w:r>
-        <w:t>frontend en React, backend con API REST en Django y Django REST Framework, base de datos MySQL, e integraciones con la pasarela de pagos y el servicio de facturación electrónica de la DIAN</w:t>
-      </w:r>
-      <w:r>
-        <w:t>.</w:t>
+        <w:t>Arquitectura de referencia: frontend en React, backend con API REST en Django y Django REST Framework, base de datos MySQL, e integración con el servicio de facturación electrónica de la DIAN.</w:t>
       </w:r>
     </w:p>
     <w:p>
@@ -3178,80 +3172,6 @@
                 <w:szCs w:val="19"/>
               </w:rPr>
               <w:t>Administra la plataforma: licoreras (tenants), planes y suscripciones.</w:t>
-            </w:r>
-          </w:p>
-        </w:tc>
-      </w:tr>
-      <w:tr>
-        <w:tc>
-          <w:tcPr>
-            <w:tcW w:w="2600" w:type="dxa"/>
-            <w:shd w:val="clear" w:color="auto" w:fill="F2F2F2"/>
-            <w:tcMar>
-              <w:top w:w="40" w:type="dxa"/>
-              <w:left w:w="70" w:type="dxa"/>
-              <w:bottom w:w="40" w:type="dxa"/>
-              <w:right w:w="70" w:type="dxa"/>
-            </w:tcMar>
-          </w:tcPr>
-          <w:p>
-            <w:pPr>
-              <w:spacing w:line="236" w:lineRule="auto"/>
-            </w:pPr>
-            <w:r>
-              <w:rPr>
-                <w:sz w:val="19"/>
-                <w:szCs w:val="19"/>
-              </w:rPr>
-              <w:t>Pasarela de pagos</w:t>
-            </w:r>
-          </w:p>
-        </w:tc>
-        <w:tc>
-          <w:tcPr>
-            <w:tcW w:w="1900" w:type="dxa"/>
-            <w:shd w:val="clear" w:color="auto" w:fill="F2F2F2"/>
-            <w:tcMar>
-              <w:top w:w="40" w:type="dxa"/>
-              <w:left w:w="70" w:type="dxa"/>
-              <w:bottom w:w="40" w:type="dxa"/>
-              <w:right w:w="70" w:type="dxa"/>
-            </w:tcMar>
-          </w:tcPr>
-          <w:p>
-            <w:pPr>
-              <w:spacing w:line="236" w:lineRule="auto"/>
-            </w:pPr>
-            <w:r>
-              <w:rPr>
-                <w:sz w:val="19"/>
-                <w:szCs w:val="19"/>
-              </w:rPr>
-              <w:t>Secundario (externo)</w:t>
-            </w:r>
-          </w:p>
-        </w:tc>
-        <w:tc>
-          <w:tcPr>
-            <w:tcW w:w="4860" w:type="dxa"/>
-            <w:shd w:val="clear" w:color="auto" w:fill="F2F2F2"/>
-            <w:tcMar>
-              <w:top w:w="40" w:type="dxa"/>
-              <w:left w:w="70" w:type="dxa"/>
-              <w:bottom w:w="40" w:type="dxa"/>
-              <w:right w:w="70" w:type="dxa"/>
-            </w:tcMar>
-          </w:tcPr>
-          <w:p>
-            <w:pPr>
-              <w:spacing w:line="236" w:lineRule="auto"/>
-            </w:pPr>
-            <w:r>
-              <w:rPr>
-                <w:sz w:val="19"/>
-                <w:szCs w:val="19"/>
-              </w:rPr>
-              <w:t>Procesa los pagos con tarjeta en el punto de venta.</w:t>
             </w:r>
           </w:p>
         </w:tc>
@@ -3556,10 +3476,7 @@
           <w:b/>
           <w:bCs/>
         </w:rPr>
-        <w:t xml:space="preserve">Dependencias e interfaces. </w:t>
-      </w:r>
-      <w:r>
-        <w:t>Las dependencias apuntan hacia el dominio: Presentación usa Aplicación y Aplicación usa Dominio. El Dominio define un puerto «Repositorio» que la capa de Infraestructura implementa (inversión de dependencias), de modo que la persistencia y las integraciones externas dependen del dominio. Los sistemas externos —MySQL (SQL/ORM), la pasarela de pagos y el servicio de la DIAN (HTTPS/REST)— se conectan a través de la capa de Infraestructura.</w:t>
+        <w:t>Dependencias e interfaces. Las dependencias apuntan hacia el dominio: Presentación usa Aplicación y Aplicación usa Dominio. El Dominio define un puerto «Repositorio» que la capa de Infraestructura implementa (inversión de dependencias), de modo que la persistencia y las integraciones externas dependen del dominio. Los sistemas externos —MySQL (SQL/ORM) y el servicio de la DIAN (HTTPS/REST)— se conectan a través de la capa de Infraestructura.</w:t>
       </w:r>
     </w:p>
     <w:p>
@@ -3655,7 +3572,7 @@
         <w:jc w:val="both"/>
       </w:pPr>
       <w:r>
-        <w:t>Muestra la distribución física de la solución y las tecnologías desplegadas en cada nodo. El dispositivo del usuario ejecuta el cliente (navegador con la SPA de React, o la aplicación móvil) y se comunica con el servidor de aplicación mediante «HTTPS» (REST/JSON). El servidor de aplicación en la nube aloja Nginx (proxy inverso/TLS), Gunicorn (servidor WSGI) y Django + DRF (INVENTRA), y está preparado para escalar horizontalmente con varias instancias tras Nginx. Ese nodo se conecta con el servidor de base de datos (MySQL 8) por «TCP/IP» con el protocolo SQL de MySQL, y con los sistemas externos —pasarela de pagos y servicio de la DIAN, en modo sandbox— por «HTTPS» (REST).</w:t>
+        <w:t>Muestra la distribución física de la solución y las tecnologías desplegadas en cada nodo. El dispositivo del usuario ejecuta el cliente (navegador con la SPA de React, o la aplicación móvil) y se comunica con el servidor de aplicación mediante «HTTPS» (REST/JSON). El servidor de aplicación en la nube aloja Nginx (proxy inverso/TLS), Gunicorn (servidor WSGI) y Django + DRF (INVENTRA), y está preparado para escalar horizontalmente con varias instancias tras Nginx. Ese nodo se conecta con el servidor de base de datos (MySQL 8) por «TCP/IP» con el protocolo SQL de MySQL, y con el servicio de la DIAN, en modo sandbox, por «HTTPS» (REST).</w:t>
       </w:r>
     </w:p>
     <w:p>
@@ -3778,7 +3695,7 @@
         <w:jc w:val="both"/>
       </w:pPr>
       <w:r>
-        <w:t>Los actores relacionados comparten comportamiento mediante generalización (Administrador y Vendedor son especializaciones de Usuario). La relación «include» agrupa las operaciones de un caso de uso principal, como «Administrar productos». La relación «extend» representa comportamiento opcional, como aplicar un descuento, emitir factura electrónica o exportar un reporte. Los servicios externos (pasarela de pagos y servicio de la DIAN) y las acciones automáticas del sistema se representan con actores de tipo «sistema».</w:t>
+        <w:t>Los actores relacionados comparten comportamiento mediante generalización (Administrador y Vendedor son especializaciones de Usuario). La relación «include» agrupa las operaciones de un caso de uso principal, como «Administrar productos». La relación «extend» representa comportamiento opcional, como emitir factura electrónica o exportar un reporte. El servicio externo de la DIAN y las acciones automáticas del sistema se representan con actores de tipo «sistema».</w:t>
       </w:r>
     </w:p>
     <w:p>
@@ -11578,7 +11495,7 @@
                 <w:sz w:val="19"/>
                 <w:szCs w:val="19"/>
               </w:rPr>
-              <w:t>El administrador define los roles y los permisos que determinan el acceso a las funciones.</w:t>
+              <w:t>El administrador consulta los roles disponibles y asigna a cada usuario el que le corresponde.</w:t>
             </w:r>
           </w:p>
         </w:tc>
@@ -11629,7 +11546,7 @@
                 <w:sz w:val="19"/>
                 <w:szCs w:val="19"/>
               </w:rPr>
-              <w:t>El administrador está autenticado y tiene permiso de configuración de seguridad.</w:t>
+              <w:t>El administrador está autenticado y el usuario pertenece a su licorera.</w:t>
             </w:r>
           </w:p>
         </w:tc>
@@ -11680,31 +11597,19 @@
                 <w:sz w:val="19"/>
                 <w:szCs w:val="19"/>
               </w:rPr>
-              <w:t>1. El administrador abre la configuración de roles y permisos.</w:t>
-            </w:r>
-          </w:p>
-          <w:p>
-            <w:pPr>
-              <w:spacing w:after="18" w:line="236" w:lineRule="auto"/>
-            </w:pPr>
-            <w:r>
-              <w:rPr>
-                <w:sz w:val="19"/>
-                <w:szCs w:val="19"/>
-              </w:rPr>
-              <w:t>2. Crea o selecciona un rol.</w:t>
-            </w:r>
-          </w:p>
-          <w:p>
-            <w:pPr>
-              <w:spacing w:after="18" w:line="236" w:lineRule="auto"/>
-            </w:pPr>
-            <w:r>
-              <w:rPr>
-                <w:sz w:val="19"/>
-                <w:szCs w:val="19"/>
-              </w:rPr>
-              <w:t>3. Marca los permisos asociados al rol.</w:t>
+              <w:t>1. El administrador abre la gestión de usuarios.</w:t>
+            </w:r>
+          </w:p>
+          <w:p>
+            <w:pPr>
+              <w:spacing w:after="18" w:line="236" w:lineRule="auto"/>
+            </w:pPr>
+            <w:r>
+              <w:rPr>
+                <w:sz w:val="19"/>
+                <w:szCs w:val="19"/>
+              </w:rPr>
+              <w:t>2. Selecciona el usuario que va a modificar.</w:t>
             </w:r>
           </w:p>
           <w:p>
@@ -11717,19 +11622,31 @@
                 <w:szCs w:val="19"/>
               </w:rPr>
               <w:lastRenderedPageBreak/>
-              <w:t>4. El sistema valida la configuración y la guarda.</w:t>
-            </w:r>
-          </w:p>
-          <w:p>
-            <w:pPr>
-              <w:spacing w:after="18" w:line="236" w:lineRule="auto"/>
-            </w:pPr>
-            <w:r>
-              <w:rPr>
-                <w:sz w:val="19"/>
-                <w:szCs w:val="19"/>
-              </w:rPr>
-              <w:t>5. Los cambios se aplican a los usuarios que tienen ese rol.</w:t>
+              <w:t>3. Elige su rol entre los definidos por el sistema: administrador de licorera o vendedor.</w:t>
+            </w:r>
+          </w:p>
+          <w:p>
+            <w:pPr>
+              <w:spacing w:after="18" w:line="236" w:lineRule="auto"/>
+            </w:pPr>
+            <w:r>
+              <w:rPr>
+                <w:sz w:val="19"/>
+                <w:szCs w:val="19"/>
+              </w:rPr>
+              <w:t>4. El sistema valida el cambio y lo guarda.</w:t>
+            </w:r>
+          </w:p>
+          <w:p>
+            <w:pPr>
+              <w:spacing w:after="18" w:line="236" w:lineRule="auto"/>
+            </w:pPr>
+            <w:r>
+              <w:rPr>
+                <w:sz w:val="19"/>
+                <w:szCs w:val="19"/>
+              </w:rPr>
+              <w:t>5. El nuevo rol rige desde la siguiente petición del usuario.</w:t>
             </w:r>
           </w:p>
         </w:tc>
@@ -11781,7 +11698,7 @@
                 <w:sz w:val="19"/>
                 <w:szCs w:val="19"/>
               </w:rPr>
-              <w:t>2a. Editar un rol existente: el administrador ajusta sus permisos.</w:t>
+              <w:t>2a. El usuario es el propio administrador: el sistema impide que se cambie su rol.</w:t>
             </w:r>
           </w:p>
         </w:tc>
@@ -11883,7 +11800,7 @@
                 <w:sz w:val="19"/>
                 <w:szCs w:val="19"/>
               </w:rPr>
-              <w:t>Debe existir al menos un rol de administrador con permisos plenos; ningún usuario puede quedar sin rol.</w:t>
+              <w:t>Los roles son fijos y los define el sistema: no se crean ni se editan. Ningún usuario puede quedar sin rol, y debe quedar al menos un administrador activo en la licorera.</w:t>
             </w:r>
           </w:p>
         </w:tc>
@@ -11934,7 +11851,7 @@
                 <w:sz w:val="19"/>
                 <w:szCs w:val="19"/>
               </w:rPr>
-              <w:t>Los roles y permisos quedan actualizados y rigen el acceso a las funciones.</w:t>
+              <w:t>El usuario queda con su nuevo rol, que rige su acceso a las funciones.</w:t>
             </w:r>
           </w:p>
         </w:tc>
@@ -13170,6 +13087,7 @@
                 <w:sz w:val="19"/>
                 <w:szCs w:val="19"/>
               </w:rPr>
+              <w:lastRenderedPageBreak/>
               <w:t>Prioridad</w:t>
             </w:r>
           </w:p>
@@ -13218,7 +13136,6 @@
           <w:sz w:val="23"/>
           <w:szCs w:val="23"/>
         </w:rPr>
-        <w:lastRenderedPageBreak/>
         <w:t>9.2 Módulo SUS — Suscripciones y planes</w:t>
       </w:r>
       <w:bookmarkEnd w:id="42"/>
@@ -14421,6 +14338,7 @@
                 <w:sz w:val="19"/>
                 <w:szCs w:val="19"/>
               </w:rPr>
+              <w:lastRenderedPageBreak/>
               <w:t>Prioridad</w:t>
             </w:r>
           </w:p>
@@ -14502,7 +14420,6 @@
                 <w:sz w:val="19"/>
                 <w:szCs w:val="19"/>
               </w:rPr>
-              <w:lastRenderedPageBreak/>
               <w:t>CU-SUS-03 — Controlar estado de la suscripción</w:t>
             </w:r>
           </w:p>
@@ -15790,6 +15707,7 @@
                 <w:sz w:val="19"/>
                 <w:szCs w:val="19"/>
               </w:rPr>
+              <w:lastRenderedPageBreak/>
               <w:t>Requisito</w:t>
             </w:r>
           </w:p>
@@ -15841,7 +15759,6 @@
                 <w:sz w:val="19"/>
                 <w:szCs w:val="19"/>
               </w:rPr>
-              <w:lastRenderedPageBreak/>
               <w:t>Descripción</w:t>
             </w:r>
           </w:p>
@@ -17308,6 +17225,7 @@
                 <w:sz w:val="19"/>
                 <w:szCs w:val="19"/>
               </w:rPr>
+              <w:lastRenderedPageBreak/>
               <w:t>Excepciones</w:t>
             </w:r>
           </w:p>
@@ -17359,7 +17277,6 @@
                 <w:sz w:val="19"/>
                 <w:szCs w:val="19"/>
               </w:rPr>
-              <w:lastRenderedPageBreak/>
               <w:t>Reglas y validaciones</w:t>
             </w:r>
           </w:p>
@@ -18908,6 +18825,7 @@
                 <w:sz w:val="19"/>
                 <w:szCs w:val="19"/>
               </w:rPr>
+              <w:lastRenderedPageBreak/>
               <w:t>Precondiciones</w:t>
             </w:r>
           </w:p>
@@ -18959,7 +18877,6 @@
                 <w:sz w:val="19"/>
                 <w:szCs w:val="19"/>
               </w:rPr>
-              <w:lastRenderedPageBreak/>
               <w:t>Flujo principal</w:t>
             </w:r>
           </w:p>
@@ -20459,6 +20376,7 @@
                 <w:sz w:val="19"/>
                 <w:szCs w:val="19"/>
               </w:rPr>
+              <w:lastRenderedPageBreak/>
               <w:t>Prioridad</w:t>
             </w:r>
           </w:p>
@@ -20540,7 +20458,6 @@
                 <w:sz w:val="19"/>
                 <w:szCs w:val="19"/>
               </w:rPr>
-              <w:lastRenderedPageBreak/>
               <w:t>CU-INV-08 — Alertar baja rotación</w:t>
             </w:r>
           </w:p>
@@ -22044,6 +21961,7 @@
                 <w:sz w:val="19"/>
                 <w:szCs w:val="19"/>
               </w:rPr>
+              <w:lastRenderedPageBreak/>
               <w:t>Flujos alternativos</w:t>
             </w:r>
           </w:p>
@@ -22146,7 +22064,6 @@
                 <w:sz w:val="19"/>
                 <w:szCs w:val="19"/>
               </w:rPr>
-              <w:lastRenderedPageBreak/>
               <w:t>Reglas y validaciones</w:t>
             </w:r>
           </w:p>
@@ -23156,7 +23073,7 @@
                 <w:sz w:val="19"/>
                 <w:szCs w:val="19"/>
               </w:rPr>
-              <w:t>El vendedor está autenticado con la caja abierta y existen productos con existencias.</w:t>
+              <w:t>El vendedor está autenticado y existen productos con existencias.</w:t>
             </w:r>
           </w:p>
         </w:tc>
@@ -23318,7 +23235,7 @@
                 <w:sz w:val="19"/>
                 <w:szCs w:val="19"/>
               </w:rPr>
-              <w:t>2a. Aplicar un descuento a la venta (opcional).</w:t>
+              <w:t>2a. Retirar un producto de la venta antes de confirmar.</w:t>
             </w:r>
           </w:p>
           <w:p>
@@ -23393,7 +23310,7 @@
                 <w:sz w:val="19"/>
                 <w:szCs w:val="19"/>
               </w:rPr>
-              <w:t>3a. Pago con tarjeta rechazado por la pasarela: el sistema informa y solicita otro medio.</w:t>
+              <w:t>3a. El pago externo no se completa: el vendedor selecciona otro medio.</w:t>
             </w:r>
           </w:p>
         </w:tc>
@@ -23656,7 +23573,7 @@
                 <w:sz w:val="19"/>
                 <w:szCs w:val="19"/>
               </w:rPr>
-              <w:t>Vendedor; Pasarela de pagos</w:t>
+              <w:t>Vendedor</w:t>
             </w:r>
           </w:p>
         </w:tc>
@@ -23758,7 +23675,7 @@
                 <w:sz w:val="19"/>
                 <w:szCs w:val="19"/>
               </w:rPr>
-              <w:t>El vendedor elige cómo se paga la venta (efectivo, tarjeta u otro).</w:t>
+              <w:t>El vendedor elige cómo se paga la venta: efectivo, transferencia o tarjeta.</w:t>
             </w:r>
           </w:p>
         </w:tc>
@@ -23884,7 +23801,7 @@
                 <w:sz w:val="19"/>
                 <w:szCs w:val="19"/>
               </w:rPr>
-              <w:t>3. Si es tarjeta, el sistema envía el cobro a la pasarela de pagos y espera la respuesta.</w:t>
+              <w:t>3. Si es transferencia o tarjeta, el vendedor confirma que el pago fue recibido por el medio externo correspondiente.</w:t>
             </w:r>
           </w:p>
           <w:p>
@@ -23947,7 +23864,7 @@
                 <w:sz w:val="19"/>
                 <w:szCs w:val="19"/>
               </w:rPr>
-              <w:t>1a. Pago mixto (una parte en efectivo y otra con tarjeta), si aplica.</w:t>
+              <w:t>1a. El cliente cambia de medio de pago antes de confirmar: el vendedor lo sustituye.</w:t>
             </w:r>
           </w:p>
         </w:tc>
@@ -24049,7 +23966,7 @@
                 <w:sz w:val="19"/>
                 <w:szCs w:val="19"/>
               </w:rPr>
-              <w:t>La pasarela opera en modo de pruebas (sandbox); el medio de pago queda asociado a la venta.</w:t>
+              <w:t>El pago con tarjeta o transferencia se confirma fuera del sistema, en el datáfono o en la aplicación del banco; INVENTRA registra el medio, no procesa el cobro. El medio de pago queda asociado a la venta.</w:t>
             </w:r>
           </w:p>
         </w:tc>
@@ -24982,6 +24899,7 @@
                 <w:sz w:val="19"/>
                 <w:szCs w:val="19"/>
               </w:rPr>
+              <w:lastRenderedPageBreak/>
               <w:t>Precondiciones</w:t>
             </w:r>
           </w:p>
@@ -25033,7 +24951,6 @@
                 <w:sz w:val="19"/>
                 <w:szCs w:val="19"/>
               </w:rPr>
-              <w:lastRenderedPageBreak/>
               <w:t>Flujo principal</w:t>
             </w:r>
           </w:p>
@@ -26163,7 +26080,7 @@
                 <w:sz w:val="19"/>
                 <w:szCs w:val="19"/>
               </w:rPr>
-              <w:t>El vendedor cierra la caja del turno cuadrando el efectivo con las ventas.</w:t>
+              <w:t>Al terminar la jornada se cuadra el efectivo de la sede con las ventas del día.</w:t>
             </w:r>
           </w:p>
         </w:tc>
@@ -26214,7 +26131,7 @@
                 <w:sz w:val="19"/>
                 <w:szCs w:val="19"/>
               </w:rPr>
-              <w:t>Existe una caja abierta con ventas del turno.</w:t>
+              <w:t>Existen ventas registradas en la sede durante el día y no se ha hecho su cierre.</w:t>
             </w:r>
           </w:p>
         </w:tc>
@@ -26277,7 +26194,7 @@
                 <w:sz w:val="19"/>
                 <w:szCs w:val="19"/>
               </w:rPr>
-              <w:t>2. El sistema muestra el total esperado (ventas en efectivo del turno).</w:t>
+              <w:t>2. El sistema muestra el total esperado (ventas en efectivo del día en esa sede).</w:t>
             </w:r>
           </w:p>
           <w:p>
@@ -26466,34 +26383,35 @@
                 <w:sz w:val="19"/>
                 <w:szCs w:val="19"/>
               </w:rPr>
-              <w:t>El cierre deja constancia del efectivo esperado, el contado y la diferencia; una vez cerrada, la caja requiere una nueva apertura para seguir vendiendo.</w:t>
-            </w:r>
-          </w:p>
-        </w:tc>
-      </w:tr>
-      <w:tr>
-        <w:tc>
-          <w:tcPr>
-            <w:tcW w:w="2300" w:type="dxa"/>
-            <w:shd w:val="clear" w:color="auto" w:fill="EAF0F8"/>
-            <w:tcMar>
-              <w:top w:w="40" w:type="dxa"/>
-              <w:left w:w="70" w:type="dxa"/>
-              <w:bottom w:w="40" w:type="dxa"/>
-              <w:right w:w="70" w:type="dxa"/>
-            </w:tcMar>
-          </w:tcPr>
-          <w:p>
-            <w:pPr>
-              <w:spacing w:after="18" w:line="236" w:lineRule="auto"/>
-            </w:pPr>
-            <w:r>
-              <w:rPr>
-                <w:b/>
-                <w:bCs/>
-                <w:sz w:val="19"/>
-                <w:szCs w:val="19"/>
-              </w:rPr>
+              <w:t>El cierre deja constancia del efectivo esperado, el contado y la diferencia. Es diario y por sede: el dinero pertenece a la sede y varios vendedores cobran contra el mismo cierre. Solo puede haber un cierre por sede y día.</w:t>
+            </w:r>
+          </w:p>
+        </w:tc>
+      </w:tr>
+      <w:tr>
+        <w:tc>
+          <w:tcPr>
+            <w:tcW w:w="2300" w:type="dxa"/>
+            <w:shd w:val="clear" w:color="auto" w:fill="EAF0F8"/>
+            <w:tcMar>
+              <w:top w:w="40" w:type="dxa"/>
+              <w:left w:w="70" w:type="dxa"/>
+              <w:bottom w:w="40" w:type="dxa"/>
+              <w:right w:w="70" w:type="dxa"/>
+            </w:tcMar>
+          </w:tcPr>
+          <w:p>
+            <w:pPr>
+              <w:spacing w:after="18" w:line="236" w:lineRule="auto"/>
+            </w:pPr>
+            <w:r>
+              <w:rPr>
+                <w:b/>
+                <w:bCs/>
+                <w:sz w:val="19"/>
+                <w:szCs w:val="19"/>
+              </w:rPr>
+              <w:lastRenderedPageBreak/>
               <w:t>Postcondiciones</w:t>
             </w:r>
           </w:p>
@@ -27981,7 +27899,7 @@
                 <w:sz w:val="19"/>
                 <w:szCs w:val="19"/>
               </w:rPr>
-              <w:t>El administrador consulta los productos más vendidos en un período.</w:t>
+              <w:t>El administrador consulta las referencias más vendidas en un período, segmentadas por franja horaria (mañana, tarde, noche y madrugada).</w:t>
             </w:r>
           </w:p>
         </w:tc>
@@ -28107,6 +28025,7 @@
                 <w:sz w:val="19"/>
                 <w:szCs w:val="19"/>
               </w:rPr>
+              <w:lastRenderedPageBreak/>
               <w:t>3. Muestra los productos ordenados según el criterio.</w:t>
             </w:r>
           </w:p>
@@ -28135,6 +28054,7 @@
                 <w:sz w:val="19"/>
                 <w:szCs w:val="19"/>
               </w:rPr>
+              <w:lastRenderedPageBreak/>
               <w:t>Flujos alternativos</w:t>
             </w:r>
           </w:p>
@@ -28237,7 +28157,6 @@
                 <w:sz w:val="19"/>
                 <w:szCs w:val="19"/>
               </w:rPr>
-              <w:lastRenderedPageBreak/>
               <w:t>Reglas y validaciones</w:t>
             </w:r>
           </w:p>
@@ -29747,6 +29666,7 @@
                 <w:sz w:val="19"/>
                 <w:szCs w:val="19"/>
               </w:rPr>
+              <w:lastRenderedPageBreak/>
               <w:t>Descripción</w:t>
             </w:r>
           </w:p>
@@ -29849,7 +29769,6 @@
                 <w:sz w:val="19"/>
                 <w:szCs w:val="19"/>
               </w:rPr>
-              <w:lastRenderedPageBreak/>
               <w:t>Flujo principal</w:t>
             </w:r>
           </w:p>
@@ -31289,6 +31208,7 @@
                 <w:sz w:val="19"/>
                 <w:szCs w:val="19"/>
               </w:rPr>
+              <w:lastRenderedPageBreak/>
               <w:t>Reglas y validaciones</w:t>
             </w:r>
           </w:p>
@@ -31391,7 +31311,6 @@
                 <w:sz w:val="19"/>
                 <w:szCs w:val="19"/>
               </w:rPr>
-              <w:lastRenderedPageBreak/>
               <w:t>Prioridad</w:t>
             </w:r>
           </w:p>
@@ -32948,6 +32867,7 @@
                 <w:sz w:val="19"/>
                 <w:szCs w:val="19"/>
               </w:rPr>
+              <w:lastRenderedPageBreak/>
               <w:t>4. El sistema descuenta de la sede de origen y aumenta en la de destino, conservando el costo de los lotes (PEPS).</w:t>
             </w:r>
           </w:p>
@@ -32988,6 +32908,7 @@
                 <w:sz w:val="19"/>
                 <w:szCs w:val="19"/>
               </w:rPr>
+              <w:lastRenderedPageBreak/>
               <w:t>Flujos alternativos</w:t>
             </w:r>
           </w:p>
@@ -33039,7 +32960,6 @@
                 <w:sz w:val="19"/>
                 <w:szCs w:val="19"/>
               </w:rPr>
-              <w:lastRenderedPageBreak/>
               <w:t>Excepciones</w:t>
             </w:r>
           </w:p>
@@ -34325,34 +34245,36 @@
                 <w:sz w:val="19"/>
                 <w:szCs w:val="19"/>
               </w:rPr>
-              <w:t>5a. La DIAN rechaza: el sistema registra el rechazo y su motivo, permite corregir y reintentar; si no, marca la factura como fallida.</w:t>
-            </w:r>
-          </w:p>
-        </w:tc>
-      </w:tr>
-      <w:tr>
-        <w:tc>
-          <w:tcPr>
-            <w:tcW w:w="2300" w:type="dxa"/>
-            <w:shd w:val="clear" w:color="auto" w:fill="EAF0F8"/>
-            <w:tcMar>
-              <w:top w:w="40" w:type="dxa"/>
-              <w:left w:w="70" w:type="dxa"/>
-              <w:bottom w:w="40" w:type="dxa"/>
-              <w:right w:w="70" w:type="dxa"/>
-            </w:tcMar>
-          </w:tcPr>
-          <w:p>
-            <w:pPr>
-              <w:spacing w:after="18" w:line="236" w:lineRule="auto"/>
-            </w:pPr>
-            <w:r>
-              <w:rPr>
-                <w:b/>
-                <w:bCs/>
-                <w:sz w:val="19"/>
-                <w:szCs w:val="19"/>
-              </w:rPr>
+              <w:lastRenderedPageBreak/>
+              <w:t>5a. La DIAN rechaza: el sistema registra el rechazo y su motivo, permite corregir y reintentar; si no, la factura permanece rechazada con su motivo registrado.</w:t>
+            </w:r>
+          </w:p>
+        </w:tc>
+      </w:tr>
+      <w:tr>
+        <w:tc>
+          <w:tcPr>
+            <w:tcW w:w="2300" w:type="dxa"/>
+            <w:shd w:val="clear" w:color="auto" w:fill="EAF0F8"/>
+            <w:tcMar>
+              <w:top w:w="40" w:type="dxa"/>
+              <w:left w:w="70" w:type="dxa"/>
+              <w:bottom w:w="40" w:type="dxa"/>
+              <w:right w:w="70" w:type="dxa"/>
+            </w:tcMar>
+          </w:tcPr>
+          <w:p>
+            <w:pPr>
+              <w:spacing w:after="18" w:line="236" w:lineRule="auto"/>
+            </w:pPr>
+            <w:r>
+              <w:rPr>
+                <w:b/>
+                <w:bCs/>
+                <w:sz w:val="19"/>
+                <w:szCs w:val="19"/>
+              </w:rPr>
+              <w:lastRenderedPageBreak/>
               <w:t>Reglas y validaciones</w:t>
             </w:r>
           </w:p>
@@ -34455,7 +34377,6 @@
                 <w:sz w:val="19"/>
                 <w:szCs w:val="19"/>
               </w:rPr>
-              <w:lastRenderedPageBreak/>
               <w:t>Prioridad</w:t>
             </w:r>
           </w:p>
@@ -34804,7 +34725,7 @@
                 <w:sz w:val="19"/>
                 <w:szCs w:val="19"/>
               </w:rPr>
-              <w:t>2. El sistema muestra las facturas con su estado (aceptada, rechazada o fallida) y su CUFE.</w:t>
+              <w:t>2. El sistema muestra las facturas con su estado (pendiente, aceptada o rechazada) y su CUFE.</w:t>
             </w:r>
           </w:p>
           <w:p>
@@ -35775,6 +35696,7 @@
                 <w:sz w:val="19"/>
                 <w:szCs w:val="19"/>
               </w:rPr>
+              <w:lastRenderedPageBreak/>
               <w:t>CU-AUD-01 — Registrar log de acciones</w:t>
             </w:r>
           </w:p>
@@ -35956,7 +35878,6 @@
                 <w:sz w:val="19"/>
                 <w:szCs w:val="19"/>
               </w:rPr>
-              <w:lastRenderedPageBreak/>
               <w:t>Precondiciones</w:t>
             </w:r>
           </w:p>
@@ -37125,7 +37046,7 @@
                 <w:sz w:val="19"/>
                 <w:szCs w:val="19"/>
               </w:rPr>
-              <w:t>Se genera una copia de seguridad de los datos de la licorera, de forma manual o programada.</w:t>
+              <w:t>El Administrador INVENTRA genera una copia de seguridad de la base de datos de la plataforma, de forma manual o programada.</w:t>
             </w:r>
           </w:p>
         </w:tc>
@@ -37291,6 +37212,7 @@
                 <w:sz w:val="19"/>
                 <w:szCs w:val="19"/>
               </w:rPr>
+              <w:lastRenderedPageBreak/>
               <w:t>Flujos alternativos</w:t>
             </w:r>
           </w:p>
@@ -37444,7 +37366,6 @@
                 <w:sz w:val="19"/>
                 <w:szCs w:val="19"/>
               </w:rPr>
-              <w:lastRenderedPageBreak/>
               <w:t>Postcondiciones</w:t>
             </w:r>
           </w:p>
@@ -38021,7 +37942,7 @@
                 <w:sz w:val="19"/>
                 <w:szCs w:val="19"/>
               </w:rPr>
-              <w:t>La restauración reemplaza los datos actuales (operación sensible que requiere confirmación); queda registrada en la auditoría y se limita a la licorera correspondiente.</w:t>
+              <w:t>La restauración reemplaza los datos actuales (operación sensible que requiere confirmación); queda registrada en la auditoría y la ejecuta el Administrador INVENTRA sobre la base de datos de la plataforma.</w:t>
             </w:r>
           </w:p>
         </w:tc>
@@ -38918,7 +38839,7 @@
                 <w:sz w:val="19"/>
                 <w:szCs w:val="19"/>
               </w:rPr>
-              <w:t>Ambiente de pruebas de un servicio externo (pasarela de pagos o DIAN) que simula la operación real sin efectos productivos.</w:t>
+              <w:t>Ambiente de pruebas del servicio de facturación electrónica de la DIAN, que simula la operación real sin efectos productivos.</w:t>
             </w:r>
           </w:p>
         </w:tc>

--- a/docs/diseno/INVENTRA_Analisis_Diseno_UML.docx
+++ b/docs/diseno/INVENTRA_Analisis_Diseno_UML.docx
@@ -2739,7 +2739,14 @@
           <w:b/>
           <w:bCs/>
         </w:rPr>
-        <w:t>Arquitectura de referencia: frontend en React, backend con API REST en Django y Django REST Framework, base de datos MySQL, e integración con el servicio de facturación electrónica de la DIAN.</w:t>
+        <w:t>Arquitectura de referencia: frontend en React, backend con API REST en Django y Django REST Framework, base de datos MySQL, e integración con el servicio de facturación electrónica de la DIAN</w:t>
+      </w:r>
+      <w:r>
+        <w:rPr>
+          <w:b/>
+          <w:bCs/>
+        </w:rPr>
+        <w:t>.</w:t>
       </w:r>
     </w:p>
     <w:p>
@@ -3319,7 +3326,7 @@
                 <w:sz w:val="19"/>
                 <w:szCs w:val="19"/>
               </w:rPr>
-              <w:t>Ejecuta acciones automáticas: alertas de stock, registro de auditoría y copias de seguridad.</w:t>
+              <w:t>Ejecuta acciones automáticas: alertas de existencias, registro de auditoría y copias de seguridad.</w:t>
             </w:r>
           </w:p>
         </w:tc>
@@ -4625,7 +4632,7 @@
         <w:jc w:val="both"/>
       </w:pPr>
       <w:r>
-        <w:t>Registra una compra como lote (cantidad, costo y fecha), actualiza las existencias y el kardex, y desactiva la alerta de stock cuando corresponde.</w:t>
+        <w:t>Registra una compra como lote (cantidad, costo y fecha), actualiza las existencias y el kardex, y desactiva la alerta de existencias cuando corresponde.</w:t>
       </w:r>
     </w:p>
     <w:p>
@@ -6532,7 +6539,7 @@
                 <w:sz w:val="19"/>
                 <w:szCs w:val="19"/>
               </w:rPr>
-              <w:t>Alertar stock bajo</w:t>
+              <w:t>Alertar existencias bajas</w:t>
             </w:r>
           </w:p>
         </w:tc>
@@ -16518,7 +16525,7 @@
                 <w:sz w:val="19"/>
                 <w:szCs w:val="19"/>
               </w:rPr>
-              <w:t>2. Ingresa nombre, categoría, precio de venta y stock mínimo.</w:t>
+              <w:t>2. Ingresa nombre, categoría, precio de venta y mínimo de existencias.</w:t>
             </w:r>
           </w:p>
           <w:p>
@@ -17727,7 +17734,7 @@
                 <w:sz w:val="19"/>
                 <w:szCs w:val="19"/>
               </w:rPr>
-              <w:t>2. Modifica los datos (nombre, categoría, precio de venta, stock mínimo).</w:t>
+              <w:t>2. Modifica los datos (nombre, categoría, precio de venta, mínimo de existencias).</w:t>
             </w:r>
           </w:p>
           <w:p>
@@ -18948,7 +18955,7 @@
                 <w:sz w:val="19"/>
                 <w:szCs w:val="19"/>
               </w:rPr>
-              <w:t>5. Si el producto tenía alerta de stock bajo y el nuevo saldo supera el mínimo, la desactiva.</w:t>
+              <w:t>5. Si el producto tenía alerta de existencias bajas y el nuevo saldo supera el mínimo, la desactiva.</w:t>
             </w:r>
           </w:p>
         </w:tc>
@@ -19865,7 +19872,7 @@
                 <w:sz w:val="19"/>
                 <w:szCs w:val="19"/>
               </w:rPr>
-              <w:t>CU-INV-07 — Alertar stock bajo</w:t>
+              <w:t>CU-INV-07 — Alertar existencias bajas</w:t>
             </w:r>
           </w:p>
         </w:tc>
@@ -20018,7 +20025,7 @@
                 <w:sz w:val="19"/>
                 <w:szCs w:val="19"/>
               </w:rPr>
-              <w:t>El sistema avisa cuando la existencia de un producto baja de su stock mínimo.</w:t>
+              <w:t>El sistema avisa cuando la existencia de un producto baja de su mínimo de existencias.</w:t>
             </w:r>
           </w:p>
         </w:tc>
@@ -20069,7 +20076,7 @@
                 <w:sz w:val="19"/>
                 <w:szCs w:val="19"/>
               </w:rPr>
-              <w:t>El producto tiene definido un stock mínimo.</w:t>
+              <w:t>El producto tiene definido un mínimo de existencias.</w:t>
             </w:r>
           </w:p>
         </w:tc>
@@ -20120,7 +20127,7 @@
                 <w:sz w:val="19"/>
                 <w:szCs w:val="19"/>
               </w:rPr>
-              <w:t>1. Tras cada movimiento (venta o ajuste), el sistema compara la existencia con el stock mínimo.</w:t>
+              <w:t>1. Tras cada movimiento (venta o ajuste), el sistema compara la existencia con el mínimo de existencias.</w:t>
             </w:r>
           </w:p>
           <w:p>
@@ -38985,6 +38992,9 @@
       <w:pPr>
         <w:spacing w:after="110" w:line="262" w:lineRule="auto"/>
         <w:jc w:val="both"/>
+        <w:rPr>
+          <w:lang w:val="en-US"/>
+        </w:rPr>
       </w:pPr>
       <w:r>
         <w:rPr>
@@ -38994,7 +39004,82 @@
         <w:t xml:space="preserve">[2] </w:t>
       </w:r>
       <w:r>
-        <w:t>Diseño de la base de datos: MER, modelo relacional y diccionario de datos de INVENTRA. Documento del proyecto.</w:t>
+        <w:t xml:space="preserve">Diseño de la base de datos: MER, modelo relacional y diccionario de datos de INVENTRA. </w:t>
+      </w:r>
+      <w:r>
+        <w:rPr>
+          <w:lang w:val="en-US"/>
+        </w:rPr>
+        <w:t>Documento del proyecto.</w:t>
+      </w:r>
+    </w:p>
+    <w:p>
+      <w:pPr>
+        <w:spacing w:after="110" w:line="262" w:lineRule="auto"/>
+        <w:jc w:val="both"/>
+        <w:rPr>
+          <w:lang w:val="en-US"/>
+        </w:rPr>
+      </w:pPr>
+      <w:r>
+        <w:rPr>
+          <w:b/>
+          <w:bCs/>
+          <w:lang w:val="en-US"/>
+        </w:rPr>
+        <w:t xml:space="preserve">[3] </w:t>
+      </w:r>
+      <w:r>
+        <w:rPr>
+          <w:lang w:val="en-US"/>
+        </w:rPr>
+        <w:t>Object Management Group (OMG). Unified Modeling Language (UML), versión 2.x.</w:t>
+      </w:r>
+    </w:p>
+    <w:p>
+      <w:pPr>
+        <w:spacing w:after="110" w:line="262" w:lineRule="auto"/>
+        <w:jc w:val="both"/>
+        <w:rPr>
+          <w:lang w:val="en-US"/>
+        </w:rPr>
+      </w:pPr>
+      <w:r>
+        <w:rPr>
+          <w:b/>
+          <w:bCs/>
+          <w:lang w:val="en-US"/>
+        </w:rPr>
+        <w:t xml:space="preserve">[4] </w:t>
+      </w:r>
+      <w:r>
+        <w:rPr>
+          <w:lang w:val="en-US"/>
+        </w:rPr>
+        <w:t>IEEE. IEEE Std 830, Recommended Practice for Software Requirements Specifications.</w:t>
+      </w:r>
+    </w:p>
+    <w:p>
+      <w:pPr>
+        <w:spacing w:after="110" w:line="262" w:lineRule="auto"/>
+        <w:jc w:val="both"/>
+        <w:rPr>
+          <w:lang w:val="en-US"/>
+        </w:rPr>
+      </w:pPr>
+      <w:r>
+        <w:rPr>
+          <w:b/>
+          <w:bCs/>
+          <w:lang w:val="en-US"/>
+        </w:rPr>
+        <w:t xml:space="preserve">[5] </w:t>
+      </w:r>
+      <w:r>
+        <w:rPr>
+          <w:lang w:val="en-US"/>
+        </w:rPr>
+        <w:t>Evans, E. Domain-Driven Design: Tackling Complexity in the Heart of Software. Addison-Wesley.</w:t>
       </w:r>
     </w:p>
     <w:p>
@@ -39006,59 +39091,18 @@
         <w:rPr>
           <w:b/>
           <w:bCs/>
-        </w:rPr>
-        <w:t xml:space="preserve">[3] </w:t>
-      </w:r>
-      <w:r>
-        <w:t>Object Management Group (OMG). Unified Modeling Language (UML), versión 2.x.</w:t>
-      </w:r>
-    </w:p>
-    <w:p>
-      <w:pPr>
-        <w:spacing w:after="110" w:line="262" w:lineRule="auto"/>
-        <w:jc w:val="both"/>
-      </w:pPr>
-      <w:r>
-        <w:rPr>
-          <w:b/>
-          <w:bCs/>
-        </w:rPr>
-        <w:t xml:space="preserve">[4] </w:t>
-      </w:r>
-      <w:r>
-        <w:t>IEEE. IEEE Std 830, Recommended Practice for Software Requirements Specifications.</w:t>
-      </w:r>
-    </w:p>
-    <w:p>
-      <w:pPr>
-        <w:spacing w:after="110" w:line="262" w:lineRule="auto"/>
-        <w:jc w:val="both"/>
-      </w:pPr>
-      <w:r>
-        <w:rPr>
-          <w:b/>
-          <w:bCs/>
-        </w:rPr>
-        <w:t xml:space="preserve">[5] </w:t>
-      </w:r>
-      <w:r>
-        <w:t>Evans, E. Domain-Driven Design: Tackling Complexity in the Heart of Software. Addison-Wesley.</w:t>
-      </w:r>
-    </w:p>
-    <w:p>
-      <w:pPr>
-        <w:spacing w:after="110" w:line="262" w:lineRule="auto"/>
-        <w:jc w:val="both"/>
-      </w:pPr>
-      <w:r>
-        <w:rPr>
-          <w:b/>
-          <w:bCs/>
+          <w:lang w:val="en-US"/>
         </w:rPr>
         <w:t xml:space="preserve">[6] </w:t>
       </w:r>
       <w:r>
-        <w:t>Martin, R. C. Clean Architecture: A Craftsman's Guide to Software Structure and Design. Prentice Hall.</w:t>
+        <w:rPr>
+          <w:lang w:val="en-US"/>
+        </w:rPr>
+        <w:t xml:space="preserve">Martin, R. C. Clean Architecture: A Craftsman's Guide to Software Structure and Design. </w:t>
+      </w:r>
+      <w:r>
+        <w:t>Prentice Hall.</w:t>
       </w:r>
     </w:p>
     <w:p>
